--- a/20_项目/02_光与朽项目/03_开发计划/开发计划-任务和BUG计划.docx
+++ b/20_项目/02_光与朽项目/03_开发计划/开发计划-任务和BUG计划.docx
@@ -11877,6 +11877,8 @@
         </w:rPr>
         <w:t xml:space="preserve">完善体力值恢复功能。 </w:t>
       </w:r>
+      <w:bookmarkStart w:id="0" w:name="_GoBack"/>
+      <w:bookmarkEnd w:id="0"/>
     </w:p>
     <w:p>
       <w:pPr>
@@ -11908,15 +11910,31 @@
           <w:caps w:val="0"/>
           <w:color w:val="auto"/>
           <w:spacing w:val="0"/>
-          <w:sz w:val="19"/>
-          <w:szCs w:val="19"/>
-          <w:highlight w:val="red"/>
-          <w:shd w:val="clear" w:color="auto" w:fill="auto"/>
-          <w:lang w:val="en-US" w:eastAsia="zh-CN"/>
-        </w:rPr>
-      </w:pPr>
-      <w:bookmarkStart w:id="0" w:name="_GoBack"/>
-      <w:bookmarkEnd w:id="0"/>
+          <w:kern w:val="0"/>
+          <w:sz w:val="19"/>
+          <w:szCs w:val="19"/>
+          <w:highlight w:val="red"/>
+          <w:shd w:val="clear" w:color="auto" w:fill="auto"/>
+          <w:lang w:val="en-US" w:eastAsia="zh-CN" w:bidi="ar"/>
+        </w:rPr>
+      </w:pPr>
+      <w:r>
+        <w:rPr>
+          <w:rFonts w:hint="eastAsia" w:ascii="sans-serif" w:hAnsi="sans-serif" w:eastAsia="sans-serif" w:cs="sans-serif"/>
+          <w:i w:val="0"/>
+          <w:iCs w:val="0"/>
+          <w:caps w:val="0"/>
+          <w:color w:val="auto"/>
+          <w:spacing w:val="0"/>
+          <w:kern w:val="0"/>
+          <w:sz w:val="19"/>
+          <w:szCs w:val="19"/>
+          <w:highlight w:val="red"/>
+          <w:shd w:val="clear" w:color="auto" w:fill="auto"/>
+          <w:lang w:val="en-US" w:eastAsia="zh-CN" w:bidi="ar"/>
+        </w:rPr>
+        <w:t>添加全局log日志系统，可以手动开启或关闭log日志。</w:t>
+      </w:r>
     </w:p>
     <w:p>
       <w:pPr>
@@ -11950,43 +11968,11 @@
           <w:spacing w:val="0"/>
           <w:sz w:val="19"/>
           <w:szCs w:val="19"/>
-          <w:highlight w:val="none"/>
-          <w:shd w:val="clear" w:color="auto" w:fill="auto"/>
-          <w:lang w:val="en-US" w:eastAsia="zh-CN"/>
-        </w:rPr>
-      </w:pPr>
-      <w:r>
-        <w:rPr>
-          <w:rFonts w:hint="eastAsia" w:ascii="sans-serif" w:hAnsi="sans-serif" w:eastAsia="sans-serif" w:cs="sans-serif"/>
-          <w:i w:val="0"/>
-          <w:iCs w:val="0"/>
-          <w:caps w:val="0"/>
-          <w:color w:val="auto"/>
-          <w:spacing w:val="0"/>
-          <w:sz w:val="19"/>
-          <w:szCs w:val="19"/>
-          <w:highlight w:val="yellow"/>
-          <w:shd w:val="clear" w:color="auto" w:fill="auto"/>
-          <w:lang w:val="en-US" w:eastAsia="zh-CN"/>
-        </w:rPr>
-        <w:t>制作boss冲击特效</w:t>
-      </w:r>
-      <w:r>
-        <w:rPr>
-          <w:rFonts w:hint="eastAsia" w:ascii="sans-serif" w:hAnsi="sans-serif" w:eastAsia="sans-serif" w:cs="sans-serif"/>
-          <w:i w:val="0"/>
-          <w:iCs w:val="0"/>
-          <w:caps w:val="0"/>
-          <w:color w:val="auto"/>
-          <w:spacing w:val="0"/>
-          <w:sz w:val="19"/>
-          <w:szCs w:val="19"/>
-          <w:highlight w:val="none"/>
-          <w:shd w:val="clear" w:color="auto" w:fill="auto"/>
-          <w:lang w:val="en-US" w:eastAsia="zh-CN"/>
-        </w:rPr>
-        <w:t>和角力铁花特效。</w:t>
-      </w:r>
+          <w:highlight w:val="red"/>
+          <w:shd w:val="clear" w:color="auto" w:fill="auto"/>
+          <w:lang w:val="en-US" w:eastAsia="zh-CN"/>
+        </w:rPr>
+      </w:pPr>
     </w:p>
     <w:p>
       <w:pPr>
@@ -12020,26 +12006,42 @@
           <w:spacing w:val="0"/>
           <w:sz w:val="19"/>
           <w:szCs w:val="19"/>
+          <w:highlight w:val="none"/>
+          <w:shd w:val="clear" w:color="auto" w:fill="auto"/>
+          <w:lang w:val="en-US" w:eastAsia="zh-CN"/>
+        </w:rPr>
+      </w:pPr>
+      <w:r>
+        <w:rPr>
+          <w:rFonts w:hint="eastAsia" w:ascii="sans-serif" w:hAnsi="sans-serif" w:eastAsia="sans-serif" w:cs="sans-serif"/>
+          <w:i w:val="0"/>
+          <w:iCs w:val="0"/>
+          <w:caps w:val="0"/>
+          <w:color w:val="auto"/>
+          <w:spacing w:val="0"/>
+          <w:sz w:val="19"/>
+          <w:szCs w:val="19"/>
           <w:highlight w:val="yellow"/>
           <w:shd w:val="clear" w:color="auto" w:fill="auto"/>
           <w:lang w:val="en-US" w:eastAsia="zh-CN"/>
         </w:rPr>
-      </w:pPr>
-      <w:r>
-        <w:rPr>
-          <w:rFonts w:hint="eastAsia" w:ascii="sans-serif" w:hAnsi="sans-serif" w:eastAsia="sans-serif" w:cs="sans-serif"/>
-          <w:i w:val="0"/>
-          <w:iCs w:val="0"/>
-          <w:caps w:val="0"/>
-          <w:color w:val="auto"/>
-          <w:spacing w:val="0"/>
-          <w:sz w:val="19"/>
-          <w:szCs w:val="19"/>
-          <w:highlight w:val="yellow"/>
-          <w:shd w:val="clear" w:color="auto" w:fill="auto"/>
-          <w:lang w:val="en-US" w:eastAsia="zh-CN"/>
-        </w:rPr>
-        <w:t>当boss进入僵直状态，外壳（body02）身体会变透明，导致全身变红的问题。修改这个效果改为眼睛缩小，然后body03在亮红盒暗中之间闪烁。</w:t>
+        <w:t>制作boss冲击特效</w:t>
+      </w:r>
+      <w:r>
+        <w:rPr>
+          <w:rFonts w:hint="eastAsia" w:ascii="sans-serif" w:hAnsi="sans-serif" w:eastAsia="sans-serif" w:cs="sans-serif"/>
+          <w:i w:val="0"/>
+          <w:iCs w:val="0"/>
+          <w:caps w:val="0"/>
+          <w:color w:val="auto"/>
+          <w:spacing w:val="0"/>
+          <w:sz w:val="19"/>
+          <w:szCs w:val="19"/>
+          <w:highlight w:val="none"/>
+          <w:shd w:val="clear" w:color="auto" w:fill="auto"/>
+          <w:lang w:val="en-US" w:eastAsia="zh-CN"/>
+        </w:rPr>
+        <w:t>和角力铁花特效。</w:t>
       </w:r>
     </w:p>
     <w:p>
@@ -12074,26 +12076,26 @@
           <w:spacing w:val="0"/>
           <w:sz w:val="19"/>
           <w:szCs w:val="19"/>
-          <w:highlight w:val="magenta"/>
-          <w:shd w:val="clear" w:color="auto" w:fill="auto"/>
-          <w:lang w:val="en-US" w:eastAsia="zh-CN"/>
-        </w:rPr>
-      </w:pPr>
-      <w:r>
-        <w:rPr>
-          <w:rFonts w:hint="eastAsia" w:ascii="sans-serif" w:hAnsi="sans-serif" w:eastAsia="sans-serif" w:cs="sans-serif"/>
-          <w:i w:val="0"/>
-          <w:iCs w:val="0"/>
-          <w:caps w:val="0"/>
-          <w:color w:val="auto"/>
-          <w:spacing w:val="0"/>
-          <w:sz w:val="19"/>
-          <w:szCs w:val="19"/>
-          <w:highlight w:val="magenta"/>
-          <w:shd w:val="clear" w:color="auto" w:fill="auto"/>
-          <w:lang w:val="en-US" w:eastAsia="zh-CN"/>
-        </w:rPr>
-        <w:t>检查所有相关特效的接入。</w:t>
+          <w:highlight w:val="yellow"/>
+          <w:shd w:val="clear" w:color="auto" w:fill="auto"/>
+          <w:lang w:val="en-US" w:eastAsia="zh-CN"/>
+        </w:rPr>
+      </w:pPr>
+      <w:r>
+        <w:rPr>
+          <w:rFonts w:hint="eastAsia" w:ascii="sans-serif" w:hAnsi="sans-serif" w:eastAsia="sans-serif" w:cs="sans-serif"/>
+          <w:i w:val="0"/>
+          <w:iCs w:val="0"/>
+          <w:caps w:val="0"/>
+          <w:color w:val="auto"/>
+          <w:spacing w:val="0"/>
+          <w:sz w:val="19"/>
+          <w:szCs w:val="19"/>
+          <w:highlight w:val="yellow"/>
+          <w:shd w:val="clear" w:color="auto" w:fill="auto"/>
+          <w:lang w:val="en-US" w:eastAsia="zh-CN"/>
+        </w:rPr>
+        <w:t>当boss进入僵直状态，外壳（body02）身体会变透明，导致全身变红的问题。修改这个效果改为眼睛缩小，然后body03在亮红盒暗中之间闪烁。</w:t>
       </w:r>
     </w:p>
     <w:p>
@@ -12128,26 +12130,26 @@
           <w:spacing w:val="0"/>
           <w:sz w:val="19"/>
           <w:szCs w:val="19"/>
-          <w:highlight w:val="red"/>
-          <w:shd w:val="clear" w:color="auto" w:fill="auto"/>
-          <w:lang w:val="en-US" w:eastAsia="zh-CN"/>
-        </w:rPr>
-      </w:pPr>
-      <w:r>
-        <w:rPr>
-          <w:rFonts w:hint="eastAsia" w:ascii="sans-serif" w:hAnsi="sans-serif" w:eastAsia="sans-serif" w:cs="sans-serif"/>
-          <w:i w:val="0"/>
-          <w:iCs w:val="0"/>
-          <w:caps w:val="0"/>
-          <w:color w:val="auto"/>
-          <w:spacing w:val="0"/>
-          <w:sz w:val="19"/>
-          <w:szCs w:val="19"/>
-          <w:highlight w:val="none"/>
-          <w:shd w:val="clear" w:color="auto" w:fill="auto"/>
-          <w:lang w:val="en-US" w:eastAsia="zh-CN"/>
-        </w:rPr>
-        <w:t>优化护盾受击特效的受击点位置产生特效和播放特效。</w:t>
+          <w:highlight w:val="magenta"/>
+          <w:shd w:val="clear" w:color="auto" w:fill="auto"/>
+          <w:lang w:val="en-US" w:eastAsia="zh-CN"/>
+        </w:rPr>
+      </w:pPr>
+      <w:r>
+        <w:rPr>
+          <w:rFonts w:hint="eastAsia" w:ascii="sans-serif" w:hAnsi="sans-serif" w:eastAsia="sans-serif" w:cs="sans-serif"/>
+          <w:i w:val="0"/>
+          <w:iCs w:val="0"/>
+          <w:caps w:val="0"/>
+          <w:color w:val="auto"/>
+          <w:spacing w:val="0"/>
+          <w:sz w:val="19"/>
+          <w:szCs w:val="19"/>
+          <w:highlight w:val="magenta"/>
+          <w:shd w:val="clear" w:color="auto" w:fill="auto"/>
+          <w:lang w:val="en-US" w:eastAsia="zh-CN"/>
+        </w:rPr>
+        <w:t>检查所有相关特效的接入。</w:t>
       </w:r>
     </w:p>
     <w:p>
@@ -12182,26 +12184,26 @@
           <w:spacing w:val="0"/>
           <w:sz w:val="19"/>
           <w:szCs w:val="19"/>
-          <w:highlight w:val="yellow"/>
-          <w:shd w:val="clear" w:color="auto" w:fill="auto"/>
-          <w:lang w:val="en-US" w:eastAsia="zh-CN"/>
-        </w:rPr>
-      </w:pPr>
-      <w:r>
-        <w:rPr>
-          <w:rFonts w:hint="eastAsia" w:ascii="sans-serif" w:hAnsi="sans-serif" w:eastAsia="sans-serif" w:cs="sans-serif"/>
-          <w:i w:val="0"/>
-          <w:iCs w:val="0"/>
-          <w:caps w:val="0"/>
-          <w:color w:val="auto"/>
-          <w:spacing w:val="0"/>
-          <w:sz w:val="19"/>
-          <w:szCs w:val="19"/>
-          <w:highlight w:val="yellow"/>
-          <w:shd w:val="clear" w:color="auto" w:fill="auto"/>
-          <w:lang w:val="en-US" w:eastAsia="zh-CN"/>
-        </w:rPr>
-        <w:t>战斗内杀死怪物，爆金币效果制作。</w:t>
+          <w:highlight w:val="red"/>
+          <w:shd w:val="clear" w:color="auto" w:fill="auto"/>
+          <w:lang w:val="en-US" w:eastAsia="zh-CN"/>
+        </w:rPr>
+      </w:pPr>
+      <w:r>
+        <w:rPr>
+          <w:rFonts w:hint="eastAsia" w:ascii="sans-serif" w:hAnsi="sans-serif" w:eastAsia="sans-serif" w:cs="sans-serif"/>
+          <w:i w:val="0"/>
+          <w:iCs w:val="0"/>
+          <w:caps w:val="0"/>
+          <w:color w:val="auto"/>
+          <w:spacing w:val="0"/>
+          <w:sz w:val="19"/>
+          <w:szCs w:val="19"/>
+          <w:highlight w:val="none"/>
+          <w:shd w:val="clear" w:color="auto" w:fill="auto"/>
+          <w:lang w:val="en-US" w:eastAsia="zh-CN"/>
+        </w:rPr>
+        <w:t>优化护盾受击特效的受击点位置产生特效和播放特效。</w:t>
       </w:r>
     </w:p>
     <w:p>
@@ -12236,26 +12238,26 @@
           <w:spacing w:val="0"/>
           <w:sz w:val="19"/>
           <w:szCs w:val="19"/>
-          <w:highlight w:val="lightGray"/>
-          <w:shd w:val="clear" w:color="auto" w:fill="auto"/>
-          <w:lang w:val="en-US" w:eastAsia="zh-CN"/>
-        </w:rPr>
-      </w:pPr>
-      <w:r>
-        <w:rPr>
-          <w:rFonts w:hint="eastAsia" w:ascii="sans-serif" w:hAnsi="sans-serif" w:eastAsia="sans-serif" w:cs="sans-serif"/>
-          <w:i w:val="0"/>
-          <w:iCs w:val="0"/>
-          <w:caps w:val="0"/>
-          <w:color w:val="auto"/>
-          <w:spacing w:val="0"/>
-          <w:sz w:val="19"/>
-          <w:szCs w:val="19"/>
-          <w:highlight w:val="lightGray"/>
-          <w:shd w:val="clear" w:color="auto" w:fill="auto"/>
-          <w:lang w:val="en-US" w:eastAsia="zh-CN"/>
-        </w:rPr>
-        <w:t>宝箱怪制作和配置设置。怪物类型里看怎么添加宝箱怪，需要屏幕内随机出现。</w:t>
+          <w:highlight w:val="yellow"/>
+          <w:shd w:val="clear" w:color="auto" w:fill="auto"/>
+          <w:lang w:val="en-US" w:eastAsia="zh-CN"/>
+        </w:rPr>
+      </w:pPr>
+      <w:r>
+        <w:rPr>
+          <w:rFonts w:hint="eastAsia" w:ascii="sans-serif" w:hAnsi="sans-serif" w:eastAsia="sans-serif" w:cs="sans-serif"/>
+          <w:i w:val="0"/>
+          <w:iCs w:val="0"/>
+          <w:caps w:val="0"/>
+          <w:color w:val="auto"/>
+          <w:spacing w:val="0"/>
+          <w:sz w:val="19"/>
+          <w:szCs w:val="19"/>
+          <w:highlight w:val="yellow"/>
+          <w:shd w:val="clear" w:color="auto" w:fill="auto"/>
+          <w:lang w:val="en-US" w:eastAsia="zh-CN"/>
+        </w:rPr>
+        <w:t>战斗内杀死怪物，爆金币效果制作。</w:t>
       </w:r>
     </w:p>
     <w:p>
@@ -12290,26 +12292,26 @@
           <w:spacing w:val="0"/>
           <w:sz w:val="19"/>
           <w:szCs w:val="19"/>
-          <w:highlight w:val="none"/>
-          <w:shd w:val="clear" w:color="auto" w:fill="auto"/>
-          <w:lang w:val="en-US" w:eastAsia="zh-CN"/>
-        </w:rPr>
-      </w:pPr>
-      <w:r>
-        <w:rPr>
-          <w:rFonts w:hint="eastAsia" w:ascii="sans-serif" w:hAnsi="sans-serif" w:eastAsia="sans-serif" w:cs="sans-serif"/>
-          <w:i w:val="0"/>
-          <w:iCs w:val="0"/>
-          <w:caps w:val="0"/>
-          <w:color w:val="auto"/>
-          <w:spacing w:val="0"/>
-          <w:sz w:val="19"/>
-          <w:szCs w:val="19"/>
-          <w:highlight w:val="none"/>
-          <w:shd w:val="clear" w:color="auto" w:fill="auto"/>
-          <w:lang w:val="en-US" w:eastAsia="zh-CN"/>
-        </w:rPr>
-        <w:t>底座和水晶制作闪白shader，并赋予材质球。</w:t>
+          <w:highlight w:val="lightGray"/>
+          <w:shd w:val="clear" w:color="auto" w:fill="auto"/>
+          <w:lang w:val="en-US" w:eastAsia="zh-CN"/>
+        </w:rPr>
+      </w:pPr>
+      <w:r>
+        <w:rPr>
+          <w:rFonts w:hint="eastAsia" w:ascii="sans-serif" w:hAnsi="sans-serif" w:eastAsia="sans-serif" w:cs="sans-serif"/>
+          <w:i w:val="0"/>
+          <w:iCs w:val="0"/>
+          <w:caps w:val="0"/>
+          <w:color w:val="auto"/>
+          <w:spacing w:val="0"/>
+          <w:sz w:val="19"/>
+          <w:szCs w:val="19"/>
+          <w:highlight w:val="lightGray"/>
+          <w:shd w:val="clear" w:color="auto" w:fill="auto"/>
+          <w:lang w:val="en-US" w:eastAsia="zh-CN"/>
+        </w:rPr>
+        <w:t>宝箱怪制作和配置设置。怪物类型里看怎么添加宝箱怪，需要屏幕内随机出现。</w:t>
       </w:r>
     </w:p>
     <w:p>
@@ -12344,26 +12346,26 @@
           <w:spacing w:val="0"/>
           <w:sz w:val="19"/>
           <w:szCs w:val="19"/>
-          <w:highlight w:val="lightGray"/>
-          <w:shd w:val="clear" w:color="auto" w:fill="auto"/>
-          <w:lang w:val="en-US" w:eastAsia="zh-CN"/>
-        </w:rPr>
-      </w:pPr>
-      <w:r>
-        <w:rPr>
-          <w:rFonts w:hint="eastAsia" w:ascii="sans-serif" w:hAnsi="sans-serif" w:eastAsia="sans-serif" w:cs="sans-serif"/>
-          <w:i w:val="0"/>
-          <w:iCs w:val="0"/>
-          <w:caps w:val="0"/>
-          <w:color w:val="auto"/>
-          <w:spacing w:val="0"/>
-          <w:sz w:val="19"/>
-          <w:szCs w:val="19"/>
-          <w:highlight w:val="lightGray"/>
-          <w:shd w:val="clear" w:color="auto" w:fill="auto"/>
-          <w:lang w:val="en-US" w:eastAsia="zh-CN"/>
-        </w:rPr>
-        <w:t>新增或者修改一个怪物为远程怪</w:t>
+          <w:highlight w:val="none"/>
+          <w:shd w:val="clear" w:color="auto" w:fill="auto"/>
+          <w:lang w:val="en-US" w:eastAsia="zh-CN"/>
+        </w:rPr>
+      </w:pPr>
+      <w:r>
+        <w:rPr>
+          <w:rFonts w:hint="eastAsia" w:ascii="sans-serif" w:hAnsi="sans-serif" w:eastAsia="sans-serif" w:cs="sans-serif"/>
+          <w:i w:val="0"/>
+          <w:iCs w:val="0"/>
+          <w:caps w:val="0"/>
+          <w:color w:val="auto"/>
+          <w:spacing w:val="0"/>
+          <w:sz w:val="19"/>
+          <w:szCs w:val="19"/>
+          <w:highlight w:val="none"/>
+          <w:shd w:val="clear" w:color="auto" w:fill="auto"/>
+          <w:lang w:val="en-US" w:eastAsia="zh-CN"/>
+        </w:rPr>
+        <w:t>底座和水晶制作闪白shader，并赋予材质球。</w:t>
       </w:r>
     </w:p>
     <w:p>
@@ -12417,7 +12419,7 @@
           <w:shd w:val="clear" w:color="auto" w:fill="auto"/>
           <w:lang w:val="en-US" w:eastAsia="zh-CN"/>
         </w:rPr>
-        <w:t>修改红激光满级有50%概率引发范围爆炸。</w:t>
+        <w:t>新增或者修改一个怪物为远程怪</w:t>
       </w:r>
     </w:p>
     <w:p>
@@ -12452,42 +12454,26 @@
           <w:spacing w:val="0"/>
           <w:sz w:val="19"/>
           <w:szCs w:val="19"/>
-          <w:highlight w:val="yellow"/>
-          <w:shd w:val="clear" w:color="auto" w:fill="auto"/>
-          <w:lang w:val="en-US" w:eastAsia="zh-CN"/>
-        </w:rPr>
-      </w:pPr>
-      <w:r>
-        <w:rPr>
-          <w:rFonts w:hint="eastAsia" w:ascii="sans-serif" w:hAnsi="sans-serif" w:eastAsia="sans-serif" w:cs="sans-serif"/>
-          <w:i w:val="0"/>
-          <w:iCs w:val="0"/>
-          <w:caps w:val="0"/>
-          <w:color w:val="auto"/>
-          <w:spacing w:val="0"/>
-          <w:sz w:val="19"/>
-          <w:szCs w:val="19"/>
-          <w:highlight w:val="red"/>
-          <w:shd w:val="clear" w:color="auto" w:fill="auto"/>
-          <w:lang w:val="en-US" w:eastAsia="zh-CN"/>
-        </w:rPr>
-        <w:t>怪物被冰冻技能射击LV1-LV4只是微微变蓝色，LV5才会被冰冻，</w:t>
-      </w:r>
-      <w:r>
-        <w:rPr>
-          <w:rFonts w:hint="eastAsia" w:ascii="sans-serif" w:hAnsi="sans-serif" w:eastAsia="sans-serif" w:cs="sans-serif"/>
-          <w:i w:val="0"/>
-          <w:iCs w:val="0"/>
-          <w:caps w:val="0"/>
-          <w:color w:val="auto"/>
-          <w:spacing w:val="0"/>
-          <w:sz w:val="19"/>
-          <w:szCs w:val="19"/>
-          <w:highlight w:val="yellow"/>
-          <w:shd w:val="clear" w:color="auto" w:fill="auto"/>
-          <w:lang w:val="en-US" w:eastAsia="zh-CN"/>
-        </w:rPr>
-        <w:t>冰冻接入冰冻音效</w:t>
+          <w:highlight w:val="lightGray"/>
+          <w:shd w:val="clear" w:color="auto" w:fill="auto"/>
+          <w:lang w:val="en-US" w:eastAsia="zh-CN"/>
+        </w:rPr>
+      </w:pPr>
+      <w:r>
+        <w:rPr>
+          <w:rFonts w:hint="eastAsia" w:ascii="sans-serif" w:hAnsi="sans-serif" w:eastAsia="sans-serif" w:cs="sans-serif"/>
+          <w:i w:val="0"/>
+          <w:iCs w:val="0"/>
+          <w:caps w:val="0"/>
+          <w:color w:val="auto"/>
+          <w:spacing w:val="0"/>
+          <w:sz w:val="19"/>
+          <w:szCs w:val="19"/>
+          <w:highlight w:val="lightGray"/>
+          <w:shd w:val="clear" w:color="auto" w:fill="auto"/>
+          <w:lang w:val="en-US" w:eastAsia="zh-CN"/>
+        </w:rPr>
+        <w:t>修改红激光满级有50%概率引发范围爆炸。</w:t>
       </w:r>
     </w:p>
     <w:p>
@@ -12520,30 +12506,44 @@
           <w:caps w:val="0"/>
           <w:color w:val="auto"/>
           <w:spacing w:val="0"/>
-          <w:kern w:val="0"/>
-          <w:sz w:val="19"/>
-          <w:szCs w:val="19"/>
-          <w:highlight w:val="red"/>
-          <w:shd w:val="clear" w:color="auto" w:fill="auto"/>
-          <w:lang w:val="en-US" w:eastAsia="zh-CN" w:bidi="ar"/>
-        </w:rPr>
-      </w:pPr>
-      <w:r>
-        <w:rPr>
-          <w:rFonts w:hint="eastAsia" w:ascii="sans-serif" w:hAnsi="sans-serif" w:eastAsia="sans-serif" w:cs="sans-serif"/>
-          <w:i w:val="0"/>
-          <w:iCs w:val="0"/>
-          <w:caps w:val="0"/>
-          <w:color w:val="auto"/>
-          <w:spacing w:val="0"/>
-          <w:kern w:val="0"/>
-          <w:sz w:val="19"/>
-          <w:szCs w:val="19"/>
-          <w:highlight w:val="red"/>
-          <w:shd w:val="clear" w:color="auto" w:fill="auto"/>
-          <w:lang w:val="en-US" w:eastAsia="zh-CN" w:bidi="ar"/>
-        </w:rPr>
-        <w:t>安卓打包测试。</w:t>
+          <w:sz w:val="19"/>
+          <w:szCs w:val="19"/>
+          <w:highlight w:val="yellow"/>
+          <w:shd w:val="clear" w:color="auto" w:fill="auto"/>
+          <w:lang w:val="en-US" w:eastAsia="zh-CN"/>
+        </w:rPr>
+      </w:pPr>
+      <w:r>
+        <w:rPr>
+          <w:rFonts w:hint="eastAsia" w:ascii="sans-serif" w:hAnsi="sans-serif" w:eastAsia="sans-serif" w:cs="sans-serif"/>
+          <w:i w:val="0"/>
+          <w:iCs w:val="0"/>
+          <w:caps w:val="0"/>
+          <w:color w:val="auto"/>
+          <w:spacing w:val="0"/>
+          <w:sz w:val="19"/>
+          <w:szCs w:val="19"/>
+          <w:highlight w:val="red"/>
+          <w:shd w:val="clear" w:color="auto" w:fill="auto"/>
+          <w:lang w:val="en-US" w:eastAsia="zh-CN"/>
+        </w:rPr>
+        <w:t>怪物被冰冻技能射击LV1-LV4只是微微变蓝色，LV5才会被冰冻，</w:t>
+      </w:r>
+      <w:r>
+        <w:rPr>
+          <w:rFonts w:hint="eastAsia" w:ascii="sans-serif" w:hAnsi="sans-serif" w:eastAsia="sans-serif" w:cs="sans-serif"/>
+          <w:i w:val="0"/>
+          <w:iCs w:val="0"/>
+          <w:caps w:val="0"/>
+          <w:color w:val="auto"/>
+          <w:spacing w:val="0"/>
+          <w:sz w:val="19"/>
+          <w:szCs w:val="19"/>
+          <w:highlight w:val="yellow"/>
+          <w:shd w:val="clear" w:color="auto" w:fill="auto"/>
+          <w:lang w:val="en-US" w:eastAsia="zh-CN"/>
+        </w:rPr>
+        <w:t>冰冻接入冰冻音效</w:t>
       </w:r>
     </w:p>
     <w:p>
@@ -12579,7 +12579,7 @@
           <w:kern w:val="0"/>
           <w:sz w:val="19"/>
           <w:szCs w:val="19"/>
-          <w:highlight w:val="none"/>
+          <w:highlight w:val="red"/>
           <w:shd w:val="clear" w:color="auto" w:fill="auto"/>
           <w:lang w:val="en-US" w:eastAsia="zh-CN" w:bidi="ar"/>
         </w:rPr>
@@ -12595,11 +12595,11 @@
           <w:kern w:val="0"/>
           <w:sz w:val="19"/>
           <w:szCs w:val="19"/>
-          <w:highlight w:val="none"/>
+          <w:highlight w:val="red"/>
           <w:shd w:val="clear" w:color="auto" w:fill="auto"/>
           <w:lang w:val="en-US" w:eastAsia="zh-CN" w:bidi="ar"/>
         </w:rPr>
-        <w:t>查看升级特效是否添加</w:t>
+        <w:t>安卓打包测试。</w:t>
       </w:r>
     </w:p>
     <w:p>
@@ -12635,7 +12635,7 @@
           <w:kern w:val="0"/>
           <w:sz w:val="19"/>
           <w:szCs w:val="19"/>
-          <w:highlight w:val="lightGray"/>
+          <w:highlight w:val="none"/>
           <w:shd w:val="clear" w:color="auto" w:fill="auto"/>
           <w:lang w:val="en-US" w:eastAsia="zh-CN" w:bidi="ar"/>
         </w:rPr>
@@ -12651,11 +12651,11 @@
           <w:kern w:val="0"/>
           <w:sz w:val="19"/>
           <w:szCs w:val="19"/>
-          <w:highlight w:val="lightGray"/>
+          <w:highlight w:val="none"/>
           <w:shd w:val="clear" w:color="auto" w:fill="auto"/>
           <w:lang w:val="en-US" w:eastAsia="zh-CN" w:bidi="ar"/>
         </w:rPr>
-        <w:t>现在的boss除了砸，也就是野蛮冲撞能给玩家带来伤害，其它的技能都不能伤害到玩家，是否需要修复或者平衡这个问题？</w:t>
+        <w:t>查看升级特效是否添加</w:t>
       </w:r>
     </w:p>
     <w:p>
@@ -12691,7 +12691,7 @@
           <w:kern w:val="0"/>
           <w:sz w:val="19"/>
           <w:szCs w:val="19"/>
-          <w:highlight w:val="none"/>
+          <w:highlight w:val="lightGray"/>
           <w:shd w:val="clear" w:color="auto" w:fill="auto"/>
           <w:lang w:val="en-US" w:eastAsia="zh-CN" w:bidi="ar"/>
         </w:rPr>
@@ -12707,11 +12707,11 @@
           <w:kern w:val="0"/>
           <w:sz w:val="19"/>
           <w:szCs w:val="19"/>
-          <w:highlight w:val="none"/>
+          <w:highlight w:val="lightGray"/>
           <w:shd w:val="clear" w:color="auto" w:fill="auto"/>
           <w:lang w:val="en-US" w:eastAsia="zh-CN" w:bidi="ar"/>
         </w:rPr>
-        <w:t>添加log日志系统，可以手动开启或关闭log日志。</w:t>
+        <w:t>现在的boss除了砸，也就是野蛮冲撞能给玩家带来伤害，其它的技能都不能伤害到玩家，是否需要修复或者平衡这个问题？</w:t>
       </w:r>
     </w:p>
     <w:p>

--- a/20_项目/02_光与朽项目/03_开发计划/开发计划-任务和BUG计划.docx
+++ b/20_项目/02_光与朽项目/03_开发计划/开发计划-任务和BUG计划.docx
@@ -11877,8 +11877,6 @@
         </w:rPr>
         <w:t xml:space="preserve">完善体力值恢复功能。 </w:t>
       </w:r>
-      <w:bookmarkStart w:id="0" w:name="_GoBack"/>
-      <w:bookmarkEnd w:id="0"/>
     </w:p>
     <w:p>
       <w:pPr>
@@ -13664,6 +13662,193 @@
           <w:lang w:val="en-US" w:eastAsia="zh-CN" w:bidi="ar"/>
         </w:rPr>
         <w:t>广域透镜，激光加宽不明显问题</w:t>
+      </w:r>
+    </w:p>
+    <w:p>
+      <w:pPr>
+        <w:pStyle w:val="6"/>
+        <w:keepNext w:val="0"/>
+        <w:keepLines w:val="0"/>
+        <w:pageBreakBefore w:val="0"/>
+        <w:widowControl/>
+        <w:numPr>
+          <w:ilvl w:val="0"/>
+          <w:numId w:val="2"/>
+        </w:numPr>
+        <w:suppressLineNumbers w:val="0"/>
+        <w:kinsoku/>
+        <w:wordWrap/>
+        <w:overflowPunct/>
+        <w:topLinePunct w:val="0"/>
+        <w:autoSpaceDE/>
+        <w:autoSpaceDN/>
+        <w:bidi w:val="0"/>
+        <w:adjustRightInd/>
+        <w:snapToGrid/>
+        <w:spacing w:beforeAutospacing="0" w:afterAutospacing="0" w:line="360" w:lineRule="exact"/>
+        <w:textAlignment w:val="auto"/>
+        <w:rPr>
+          <w:rFonts w:hint="eastAsia" w:ascii="sans-serif" w:hAnsi="sans-serif" w:eastAsia="sans-serif" w:cs="sans-serif"/>
+          <w:i w:val="0"/>
+          <w:iCs w:val="0"/>
+          <w:caps w:val="0"/>
+          <w:color w:val="auto"/>
+          <w:spacing w:val="0"/>
+          <w:kern w:val="0"/>
+          <w:sz w:val="19"/>
+          <w:szCs w:val="19"/>
+          <w:highlight w:val="yellow"/>
+          <w:shd w:val="clear" w:color="auto" w:fill="auto"/>
+          <w:lang w:val="en-US" w:eastAsia="zh-CN" w:bidi="ar"/>
+        </w:rPr>
+      </w:pPr>
+      <w:r>
+        <w:rPr>
+          <w:rFonts w:hint="eastAsia" w:ascii="sans-serif" w:hAnsi="sans-serif" w:eastAsia="sans-serif" w:cs="sans-serif"/>
+          <w:i w:val="0"/>
+          <w:iCs w:val="0"/>
+          <w:caps w:val="0"/>
+          <w:color w:val="auto"/>
+          <w:spacing w:val="0"/>
+          <w:kern w:val="0"/>
+          <w:sz w:val="19"/>
+          <w:szCs w:val="19"/>
+          <w:highlight w:val="yellow"/>
+          <w:shd w:val="clear" w:color="auto" w:fill="auto"/>
+          <w:lang w:val="en-US" w:eastAsia="zh-CN" w:bidi="ar"/>
+        </w:rPr>
+        <w:t>添加折射技能</w:t>
+      </w:r>
+    </w:p>
+    <w:p>
+      <w:pPr>
+        <w:pStyle w:val="6"/>
+        <w:keepNext w:val="0"/>
+        <w:keepLines w:val="0"/>
+        <w:pageBreakBefore w:val="0"/>
+        <w:widowControl/>
+        <w:numPr>
+          <w:ilvl w:val="0"/>
+          <w:numId w:val="2"/>
+        </w:numPr>
+        <w:suppressLineNumbers w:val="0"/>
+        <w:kinsoku/>
+        <w:wordWrap/>
+        <w:overflowPunct/>
+        <w:topLinePunct w:val="0"/>
+        <w:autoSpaceDE/>
+        <w:autoSpaceDN/>
+        <w:bidi w:val="0"/>
+        <w:adjustRightInd/>
+        <w:snapToGrid/>
+        <w:spacing w:beforeAutospacing="0" w:afterAutospacing="0" w:line="360" w:lineRule="exact"/>
+        <w:textAlignment w:val="auto"/>
+        <w:rPr>
+          <w:rFonts w:hint="eastAsia" w:ascii="sans-serif" w:hAnsi="sans-serif" w:eastAsia="sans-serif" w:cs="sans-serif"/>
+          <w:i w:val="0"/>
+          <w:iCs w:val="0"/>
+          <w:caps w:val="0"/>
+          <w:color w:val="auto"/>
+          <w:spacing w:val="0"/>
+          <w:kern w:val="0"/>
+          <w:sz w:val="19"/>
+          <w:szCs w:val="19"/>
+          <w:highlight w:val="yellow"/>
+          <w:shd w:val="clear" w:color="auto" w:fill="auto"/>
+          <w:lang w:val="en-US" w:eastAsia="zh-CN" w:bidi="ar"/>
+        </w:rPr>
+      </w:pPr>
+      <w:r>
+        <w:rPr>
+          <w:rFonts w:hint="eastAsia" w:ascii="sans-serif" w:hAnsi="sans-serif" w:eastAsia="sans-serif" w:cs="sans-serif"/>
+          <w:i w:val="0"/>
+          <w:iCs w:val="0"/>
+          <w:caps w:val="0"/>
+          <w:color w:val="auto"/>
+          <w:spacing w:val="0"/>
+          <w:kern w:val="0"/>
+          <w:sz w:val="19"/>
+          <w:szCs w:val="19"/>
+          <w:highlight w:val="yellow"/>
+          <w:shd w:val="clear" w:color="auto" w:fill="auto"/>
+          <w:lang w:val="en-US" w:eastAsia="zh-CN" w:bidi="ar"/>
+        </w:rPr>
+        <w:t>优化第一章节怪物的出场和波次的数量等。（先出基础粘液怪，再出坦克怪，再出速度怪，再出机制弹球怪，再出精英坦克怪，再出精英弹球怪，再出boss）</w:t>
+      </w:r>
+    </w:p>
+    <w:p>
+      <w:pPr>
+        <w:pStyle w:val="6"/>
+        <w:keepNext w:val="0"/>
+        <w:keepLines w:val="0"/>
+        <w:pageBreakBefore w:val="0"/>
+        <w:widowControl/>
+        <w:numPr>
+          <w:ilvl w:val="0"/>
+          <w:numId w:val="2"/>
+        </w:numPr>
+        <w:suppressLineNumbers w:val="0"/>
+        <w:kinsoku/>
+        <w:wordWrap/>
+        <w:overflowPunct/>
+        <w:topLinePunct w:val="0"/>
+        <w:autoSpaceDE/>
+        <w:autoSpaceDN/>
+        <w:bidi w:val="0"/>
+        <w:adjustRightInd/>
+        <w:snapToGrid/>
+        <w:spacing w:beforeAutospacing="0" w:afterAutospacing="0" w:line="360" w:lineRule="exact"/>
+        <w:textAlignment w:val="auto"/>
+        <w:rPr>
+          <w:rFonts w:hint="eastAsia" w:ascii="sans-serif" w:hAnsi="sans-serif" w:eastAsia="sans-serif" w:cs="sans-serif"/>
+          <w:i w:val="0"/>
+          <w:iCs w:val="0"/>
+          <w:caps w:val="0"/>
+          <w:color w:val="auto"/>
+          <w:spacing w:val="0"/>
+          <w:kern w:val="0"/>
+          <w:sz w:val="19"/>
+          <w:szCs w:val="19"/>
+          <w:highlight w:val="yellow"/>
+          <w:shd w:val="clear" w:color="auto" w:fill="auto"/>
+          <w:lang w:val="en-US" w:eastAsia="zh-CN" w:bidi="ar"/>
+        </w:rPr>
+      </w:pPr>
+      <w:r>
+        <w:rPr>
+          <w:rFonts w:hint="eastAsia" w:ascii="sans-serif" w:hAnsi="sans-serif" w:eastAsia="sans-serif" w:cs="sans-serif"/>
+          <w:i w:val="0"/>
+          <w:iCs w:val="0"/>
+          <w:caps w:val="0"/>
+          <w:color w:val="auto"/>
+          <w:spacing w:val="0"/>
+          <w:kern w:val="0"/>
+          <w:sz w:val="19"/>
+          <w:szCs w:val="19"/>
+          <w:highlight w:val="yellow"/>
+          <w:shd w:val="clear" w:color="auto" w:fill="auto"/>
+          <w:lang w:val="en-US" w:eastAsia="zh-CN" w:bidi="ar"/>
+        </w:rPr>
+        <w:t>看广告复活界面和功能</w:t>
+      </w:r>
+      <w:bookmarkStart w:id="0" w:name="_GoBack"/>
+      <w:bookmarkEnd w:id="0"/>
+      <w:r>
+        <w:rPr>
+          <w:rFonts w:hint="eastAsia" w:ascii="sans-serif" w:hAnsi="sans-serif" w:eastAsia="sans-serif" w:cs="sans-serif"/>
+          <w:i w:val="0"/>
+          <w:iCs w:val="0"/>
+          <w:caps w:val="0"/>
+          <w:color w:val="auto"/>
+          <w:spacing w:val="0"/>
+          <w:kern w:val="0"/>
+          <w:sz w:val="19"/>
+          <w:szCs w:val="19"/>
+          <w:highlight w:val="yellow"/>
+          <w:shd w:val="clear" w:color="auto" w:fill="auto"/>
+          <w:lang w:val="en-US" w:eastAsia="zh-CN" w:bidi="ar"/>
+        </w:rPr>
+        <w:t>。</w:t>
       </w:r>
     </w:p>
     <w:p>

--- a/20_项目/02_光与朽项目/03_开发计划/开发计划-任务和BUG计划.docx
+++ b/20_项目/02_光与朽项目/03_开发计划/开发计划-任务和BUG计划.docx
@@ -11931,7 +11931,26 @@
           <w:shd w:val="clear" w:color="auto" w:fill="auto"/>
           <w:lang w:val="en-US" w:eastAsia="zh-CN" w:bidi="ar"/>
         </w:rPr>
-        <w:t>添加全局log日志系统，可以手动开启或关闭log日志。</w:t>
+        <w:t>添加全局log日志系统，可以手动开启或关闭log日</w:t>
+      </w:r>
+      <w:bookmarkStart w:id="0" w:name="_GoBack"/>
+      <w:bookmarkEnd w:id="0"/>
+      <w:r>
+        <w:rPr>
+          <w:rFonts w:hint="eastAsia" w:ascii="sans-serif" w:hAnsi="sans-serif" w:eastAsia="sans-serif" w:cs="sans-serif"/>
+          <w:i w:val="0"/>
+          <w:iCs w:val="0"/>
+          <w:caps w:val="0"/>
+          <w:color w:val="auto"/>
+          <w:spacing w:val="0"/>
+          <w:kern w:val="0"/>
+          <w:sz w:val="19"/>
+          <w:szCs w:val="19"/>
+          <w:highlight w:val="red"/>
+          <w:shd w:val="clear" w:color="auto" w:fill="auto"/>
+          <w:lang w:val="en-US" w:eastAsia="zh-CN" w:bidi="ar"/>
+        </w:rPr>
+        <w:t>志。</w:t>
       </w:r>
     </w:p>
     <w:p>
@@ -11958,19 +11977,37 @@
         <w:spacing w:beforeAutospacing="0" w:afterAutospacing="0" w:line="360" w:lineRule="exact"/>
         <w:textAlignment w:val="auto"/>
         <w:rPr>
-          <w:rFonts w:hint="default" w:ascii="sans-serif" w:hAnsi="sans-serif" w:eastAsia="sans-serif" w:cs="sans-serif"/>
-          <w:i w:val="0"/>
-          <w:iCs w:val="0"/>
-          <w:caps w:val="0"/>
-          <w:color w:val="auto"/>
-          <w:spacing w:val="0"/>
-          <w:sz w:val="19"/>
-          <w:szCs w:val="19"/>
-          <w:highlight w:val="red"/>
-          <w:shd w:val="clear" w:color="auto" w:fill="auto"/>
-          <w:lang w:val="en-US" w:eastAsia="zh-CN"/>
-        </w:rPr>
-      </w:pPr>
+          <w:rFonts w:hint="eastAsia" w:ascii="sans-serif" w:hAnsi="sans-serif" w:eastAsia="sans-serif" w:cs="sans-serif"/>
+          <w:i w:val="0"/>
+          <w:iCs w:val="0"/>
+          <w:caps w:val="0"/>
+          <w:color w:val="auto"/>
+          <w:spacing w:val="0"/>
+          <w:kern w:val="0"/>
+          <w:sz w:val="19"/>
+          <w:szCs w:val="19"/>
+          <w:highlight w:val="red"/>
+          <w:shd w:val="clear" w:color="auto" w:fill="auto"/>
+          <w:lang w:val="en-US" w:eastAsia="zh-CN" w:bidi="ar"/>
+        </w:rPr>
+      </w:pPr>
+      <w:r>
+        <w:rPr>
+          <w:rFonts w:hint="eastAsia" w:ascii="sans-serif" w:hAnsi="sans-serif" w:eastAsia="sans-serif" w:cs="sans-serif"/>
+          <w:i w:val="0"/>
+          <w:iCs w:val="0"/>
+          <w:caps w:val="0"/>
+          <w:color w:val="auto"/>
+          <w:spacing w:val="0"/>
+          <w:kern w:val="0"/>
+          <w:sz w:val="19"/>
+          <w:szCs w:val="19"/>
+          <w:highlight w:val="red"/>
+          <w:shd w:val="clear" w:color="auto" w:fill="auto"/>
+          <w:lang w:val="en-US" w:eastAsia="zh-CN" w:bidi="ar"/>
+        </w:rPr>
+        <w:t>又添加回反射技能</w:t>
+      </w:r>
     </w:p>
     <w:p>
       <w:pPr>
@@ -12004,43 +12041,11 @@
           <w:spacing w:val="0"/>
           <w:sz w:val="19"/>
           <w:szCs w:val="19"/>
-          <w:highlight w:val="none"/>
-          <w:shd w:val="clear" w:color="auto" w:fill="auto"/>
-          <w:lang w:val="en-US" w:eastAsia="zh-CN"/>
-        </w:rPr>
-      </w:pPr>
-      <w:r>
-        <w:rPr>
-          <w:rFonts w:hint="eastAsia" w:ascii="sans-serif" w:hAnsi="sans-serif" w:eastAsia="sans-serif" w:cs="sans-serif"/>
-          <w:i w:val="0"/>
-          <w:iCs w:val="0"/>
-          <w:caps w:val="0"/>
-          <w:color w:val="auto"/>
-          <w:spacing w:val="0"/>
-          <w:sz w:val="19"/>
-          <w:szCs w:val="19"/>
-          <w:highlight w:val="yellow"/>
-          <w:shd w:val="clear" w:color="auto" w:fill="auto"/>
-          <w:lang w:val="en-US" w:eastAsia="zh-CN"/>
-        </w:rPr>
-        <w:t>制作boss冲击特效</w:t>
-      </w:r>
-      <w:r>
-        <w:rPr>
-          <w:rFonts w:hint="eastAsia" w:ascii="sans-serif" w:hAnsi="sans-serif" w:eastAsia="sans-serif" w:cs="sans-serif"/>
-          <w:i w:val="0"/>
-          <w:iCs w:val="0"/>
-          <w:caps w:val="0"/>
-          <w:color w:val="auto"/>
-          <w:spacing w:val="0"/>
-          <w:sz w:val="19"/>
-          <w:szCs w:val="19"/>
-          <w:highlight w:val="none"/>
-          <w:shd w:val="clear" w:color="auto" w:fill="auto"/>
-          <w:lang w:val="en-US" w:eastAsia="zh-CN"/>
-        </w:rPr>
-        <w:t>和角力铁花特效。</w:t>
-      </w:r>
+          <w:highlight w:val="red"/>
+          <w:shd w:val="clear" w:color="auto" w:fill="auto"/>
+          <w:lang w:val="en-US" w:eastAsia="zh-CN"/>
+        </w:rPr>
+      </w:pPr>
     </w:p>
     <w:p>
       <w:pPr>
@@ -12074,26 +12079,42 @@
           <w:spacing w:val="0"/>
           <w:sz w:val="19"/>
           <w:szCs w:val="19"/>
+          <w:highlight w:val="none"/>
+          <w:shd w:val="clear" w:color="auto" w:fill="auto"/>
+          <w:lang w:val="en-US" w:eastAsia="zh-CN"/>
+        </w:rPr>
+      </w:pPr>
+      <w:r>
+        <w:rPr>
+          <w:rFonts w:hint="eastAsia" w:ascii="sans-serif" w:hAnsi="sans-serif" w:eastAsia="sans-serif" w:cs="sans-serif"/>
+          <w:i w:val="0"/>
+          <w:iCs w:val="0"/>
+          <w:caps w:val="0"/>
+          <w:color w:val="auto"/>
+          <w:spacing w:val="0"/>
+          <w:sz w:val="19"/>
+          <w:szCs w:val="19"/>
           <w:highlight w:val="yellow"/>
           <w:shd w:val="clear" w:color="auto" w:fill="auto"/>
           <w:lang w:val="en-US" w:eastAsia="zh-CN"/>
         </w:rPr>
-      </w:pPr>
-      <w:r>
-        <w:rPr>
-          <w:rFonts w:hint="eastAsia" w:ascii="sans-serif" w:hAnsi="sans-serif" w:eastAsia="sans-serif" w:cs="sans-serif"/>
-          <w:i w:val="0"/>
-          <w:iCs w:val="0"/>
-          <w:caps w:val="0"/>
-          <w:color w:val="auto"/>
-          <w:spacing w:val="0"/>
-          <w:sz w:val="19"/>
-          <w:szCs w:val="19"/>
-          <w:highlight w:val="yellow"/>
-          <w:shd w:val="clear" w:color="auto" w:fill="auto"/>
-          <w:lang w:val="en-US" w:eastAsia="zh-CN"/>
-        </w:rPr>
-        <w:t>当boss进入僵直状态，外壳（body02）身体会变透明，导致全身变红的问题。修改这个效果改为眼睛缩小，然后body03在亮红盒暗中之间闪烁。</w:t>
+        <w:t>制作boss冲击特效</w:t>
+      </w:r>
+      <w:r>
+        <w:rPr>
+          <w:rFonts w:hint="eastAsia" w:ascii="sans-serif" w:hAnsi="sans-serif" w:eastAsia="sans-serif" w:cs="sans-serif"/>
+          <w:i w:val="0"/>
+          <w:iCs w:val="0"/>
+          <w:caps w:val="0"/>
+          <w:color w:val="auto"/>
+          <w:spacing w:val="0"/>
+          <w:sz w:val="19"/>
+          <w:szCs w:val="19"/>
+          <w:highlight w:val="none"/>
+          <w:shd w:val="clear" w:color="auto" w:fill="auto"/>
+          <w:lang w:val="en-US" w:eastAsia="zh-CN"/>
+        </w:rPr>
+        <w:t>和角力铁花特效。</w:t>
       </w:r>
     </w:p>
     <w:p>
@@ -12128,26 +12149,26 @@
           <w:spacing w:val="0"/>
           <w:sz w:val="19"/>
           <w:szCs w:val="19"/>
-          <w:highlight w:val="magenta"/>
-          <w:shd w:val="clear" w:color="auto" w:fill="auto"/>
-          <w:lang w:val="en-US" w:eastAsia="zh-CN"/>
-        </w:rPr>
-      </w:pPr>
-      <w:r>
-        <w:rPr>
-          <w:rFonts w:hint="eastAsia" w:ascii="sans-serif" w:hAnsi="sans-serif" w:eastAsia="sans-serif" w:cs="sans-serif"/>
-          <w:i w:val="0"/>
-          <w:iCs w:val="0"/>
-          <w:caps w:val="0"/>
-          <w:color w:val="auto"/>
-          <w:spacing w:val="0"/>
-          <w:sz w:val="19"/>
-          <w:szCs w:val="19"/>
-          <w:highlight w:val="magenta"/>
-          <w:shd w:val="clear" w:color="auto" w:fill="auto"/>
-          <w:lang w:val="en-US" w:eastAsia="zh-CN"/>
-        </w:rPr>
-        <w:t>检查所有相关特效的接入。</w:t>
+          <w:highlight w:val="yellow"/>
+          <w:shd w:val="clear" w:color="auto" w:fill="auto"/>
+          <w:lang w:val="en-US" w:eastAsia="zh-CN"/>
+        </w:rPr>
+      </w:pPr>
+      <w:r>
+        <w:rPr>
+          <w:rFonts w:hint="eastAsia" w:ascii="sans-serif" w:hAnsi="sans-serif" w:eastAsia="sans-serif" w:cs="sans-serif"/>
+          <w:i w:val="0"/>
+          <w:iCs w:val="0"/>
+          <w:caps w:val="0"/>
+          <w:color w:val="auto"/>
+          <w:spacing w:val="0"/>
+          <w:sz w:val="19"/>
+          <w:szCs w:val="19"/>
+          <w:highlight w:val="yellow"/>
+          <w:shd w:val="clear" w:color="auto" w:fill="auto"/>
+          <w:lang w:val="en-US" w:eastAsia="zh-CN"/>
+        </w:rPr>
+        <w:t>当boss进入僵直状态，外壳（body02）身体会变透明，导致全身变红的问题。修改这个效果改为眼睛缩小，然后body03在亮红盒暗中之间闪烁。</w:t>
       </w:r>
     </w:p>
     <w:p>
@@ -12182,26 +12203,26 @@
           <w:spacing w:val="0"/>
           <w:sz w:val="19"/>
           <w:szCs w:val="19"/>
-          <w:highlight w:val="red"/>
-          <w:shd w:val="clear" w:color="auto" w:fill="auto"/>
-          <w:lang w:val="en-US" w:eastAsia="zh-CN"/>
-        </w:rPr>
-      </w:pPr>
-      <w:r>
-        <w:rPr>
-          <w:rFonts w:hint="eastAsia" w:ascii="sans-serif" w:hAnsi="sans-serif" w:eastAsia="sans-serif" w:cs="sans-serif"/>
-          <w:i w:val="0"/>
-          <w:iCs w:val="0"/>
-          <w:caps w:val="0"/>
-          <w:color w:val="auto"/>
-          <w:spacing w:val="0"/>
-          <w:sz w:val="19"/>
-          <w:szCs w:val="19"/>
-          <w:highlight w:val="none"/>
-          <w:shd w:val="clear" w:color="auto" w:fill="auto"/>
-          <w:lang w:val="en-US" w:eastAsia="zh-CN"/>
-        </w:rPr>
-        <w:t>优化护盾受击特效的受击点位置产生特效和播放特效。</w:t>
+          <w:highlight w:val="magenta"/>
+          <w:shd w:val="clear" w:color="auto" w:fill="auto"/>
+          <w:lang w:val="en-US" w:eastAsia="zh-CN"/>
+        </w:rPr>
+      </w:pPr>
+      <w:r>
+        <w:rPr>
+          <w:rFonts w:hint="eastAsia" w:ascii="sans-serif" w:hAnsi="sans-serif" w:eastAsia="sans-serif" w:cs="sans-serif"/>
+          <w:i w:val="0"/>
+          <w:iCs w:val="0"/>
+          <w:caps w:val="0"/>
+          <w:color w:val="auto"/>
+          <w:spacing w:val="0"/>
+          <w:sz w:val="19"/>
+          <w:szCs w:val="19"/>
+          <w:highlight w:val="magenta"/>
+          <w:shd w:val="clear" w:color="auto" w:fill="auto"/>
+          <w:lang w:val="en-US" w:eastAsia="zh-CN"/>
+        </w:rPr>
+        <w:t>检查所有相关特效的接入。</w:t>
       </w:r>
     </w:p>
     <w:p>
@@ -12236,26 +12257,26 @@
           <w:spacing w:val="0"/>
           <w:sz w:val="19"/>
           <w:szCs w:val="19"/>
-          <w:highlight w:val="yellow"/>
-          <w:shd w:val="clear" w:color="auto" w:fill="auto"/>
-          <w:lang w:val="en-US" w:eastAsia="zh-CN"/>
-        </w:rPr>
-      </w:pPr>
-      <w:r>
-        <w:rPr>
-          <w:rFonts w:hint="eastAsia" w:ascii="sans-serif" w:hAnsi="sans-serif" w:eastAsia="sans-serif" w:cs="sans-serif"/>
-          <w:i w:val="0"/>
-          <w:iCs w:val="0"/>
-          <w:caps w:val="0"/>
-          <w:color w:val="auto"/>
-          <w:spacing w:val="0"/>
-          <w:sz w:val="19"/>
-          <w:szCs w:val="19"/>
-          <w:highlight w:val="yellow"/>
-          <w:shd w:val="clear" w:color="auto" w:fill="auto"/>
-          <w:lang w:val="en-US" w:eastAsia="zh-CN"/>
-        </w:rPr>
-        <w:t>战斗内杀死怪物，爆金币效果制作。</w:t>
+          <w:highlight w:val="red"/>
+          <w:shd w:val="clear" w:color="auto" w:fill="auto"/>
+          <w:lang w:val="en-US" w:eastAsia="zh-CN"/>
+        </w:rPr>
+      </w:pPr>
+      <w:r>
+        <w:rPr>
+          <w:rFonts w:hint="eastAsia" w:ascii="sans-serif" w:hAnsi="sans-serif" w:eastAsia="sans-serif" w:cs="sans-serif"/>
+          <w:i w:val="0"/>
+          <w:iCs w:val="0"/>
+          <w:caps w:val="0"/>
+          <w:color w:val="auto"/>
+          <w:spacing w:val="0"/>
+          <w:sz w:val="19"/>
+          <w:szCs w:val="19"/>
+          <w:highlight w:val="none"/>
+          <w:shd w:val="clear" w:color="auto" w:fill="auto"/>
+          <w:lang w:val="en-US" w:eastAsia="zh-CN"/>
+        </w:rPr>
+        <w:t>优化护盾受击特效的受击点位置产生特效和播放特效。</w:t>
       </w:r>
     </w:p>
     <w:p>
@@ -12290,26 +12311,26 @@
           <w:spacing w:val="0"/>
           <w:sz w:val="19"/>
           <w:szCs w:val="19"/>
-          <w:highlight w:val="lightGray"/>
-          <w:shd w:val="clear" w:color="auto" w:fill="auto"/>
-          <w:lang w:val="en-US" w:eastAsia="zh-CN"/>
-        </w:rPr>
-      </w:pPr>
-      <w:r>
-        <w:rPr>
-          <w:rFonts w:hint="eastAsia" w:ascii="sans-serif" w:hAnsi="sans-serif" w:eastAsia="sans-serif" w:cs="sans-serif"/>
-          <w:i w:val="0"/>
-          <w:iCs w:val="0"/>
-          <w:caps w:val="0"/>
-          <w:color w:val="auto"/>
-          <w:spacing w:val="0"/>
-          <w:sz w:val="19"/>
-          <w:szCs w:val="19"/>
-          <w:highlight w:val="lightGray"/>
-          <w:shd w:val="clear" w:color="auto" w:fill="auto"/>
-          <w:lang w:val="en-US" w:eastAsia="zh-CN"/>
-        </w:rPr>
-        <w:t>宝箱怪制作和配置设置。怪物类型里看怎么添加宝箱怪，需要屏幕内随机出现。</w:t>
+          <w:highlight w:val="yellow"/>
+          <w:shd w:val="clear" w:color="auto" w:fill="auto"/>
+          <w:lang w:val="en-US" w:eastAsia="zh-CN"/>
+        </w:rPr>
+      </w:pPr>
+      <w:r>
+        <w:rPr>
+          <w:rFonts w:hint="eastAsia" w:ascii="sans-serif" w:hAnsi="sans-serif" w:eastAsia="sans-serif" w:cs="sans-serif"/>
+          <w:i w:val="0"/>
+          <w:iCs w:val="0"/>
+          <w:caps w:val="0"/>
+          <w:color w:val="auto"/>
+          <w:spacing w:val="0"/>
+          <w:sz w:val="19"/>
+          <w:szCs w:val="19"/>
+          <w:highlight w:val="yellow"/>
+          <w:shd w:val="clear" w:color="auto" w:fill="auto"/>
+          <w:lang w:val="en-US" w:eastAsia="zh-CN"/>
+        </w:rPr>
+        <w:t>战斗内杀死怪物，爆金币效果制作。</w:t>
       </w:r>
     </w:p>
     <w:p>
@@ -12344,26 +12365,26 @@
           <w:spacing w:val="0"/>
           <w:sz w:val="19"/>
           <w:szCs w:val="19"/>
-          <w:highlight w:val="none"/>
-          <w:shd w:val="clear" w:color="auto" w:fill="auto"/>
-          <w:lang w:val="en-US" w:eastAsia="zh-CN"/>
-        </w:rPr>
-      </w:pPr>
-      <w:r>
-        <w:rPr>
-          <w:rFonts w:hint="eastAsia" w:ascii="sans-serif" w:hAnsi="sans-serif" w:eastAsia="sans-serif" w:cs="sans-serif"/>
-          <w:i w:val="0"/>
-          <w:iCs w:val="0"/>
-          <w:caps w:val="0"/>
-          <w:color w:val="auto"/>
-          <w:spacing w:val="0"/>
-          <w:sz w:val="19"/>
-          <w:szCs w:val="19"/>
-          <w:highlight w:val="none"/>
-          <w:shd w:val="clear" w:color="auto" w:fill="auto"/>
-          <w:lang w:val="en-US" w:eastAsia="zh-CN"/>
-        </w:rPr>
-        <w:t>底座和水晶制作闪白shader，并赋予材质球。</w:t>
+          <w:highlight w:val="lightGray"/>
+          <w:shd w:val="clear" w:color="auto" w:fill="auto"/>
+          <w:lang w:val="en-US" w:eastAsia="zh-CN"/>
+        </w:rPr>
+      </w:pPr>
+      <w:r>
+        <w:rPr>
+          <w:rFonts w:hint="eastAsia" w:ascii="sans-serif" w:hAnsi="sans-serif" w:eastAsia="sans-serif" w:cs="sans-serif"/>
+          <w:i w:val="0"/>
+          <w:iCs w:val="0"/>
+          <w:caps w:val="0"/>
+          <w:color w:val="auto"/>
+          <w:spacing w:val="0"/>
+          <w:sz w:val="19"/>
+          <w:szCs w:val="19"/>
+          <w:highlight w:val="lightGray"/>
+          <w:shd w:val="clear" w:color="auto" w:fill="auto"/>
+          <w:lang w:val="en-US" w:eastAsia="zh-CN"/>
+        </w:rPr>
+        <w:t>宝箱怪制作和配置设置。怪物类型里看怎么添加宝箱怪，需要屏幕内随机出现。</w:t>
       </w:r>
     </w:p>
     <w:p>
@@ -12398,26 +12419,26 @@
           <w:spacing w:val="0"/>
           <w:sz w:val="19"/>
           <w:szCs w:val="19"/>
-          <w:highlight w:val="lightGray"/>
-          <w:shd w:val="clear" w:color="auto" w:fill="auto"/>
-          <w:lang w:val="en-US" w:eastAsia="zh-CN"/>
-        </w:rPr>
-      </w:pPr>
-      <w:r>
-        <w:rPr>
-          <w:rFonts w:hint="eastAsia" w:ascii="sans-serif" w:hAnsi="sans-serif" w:eastAsia="sans-serif" w:cs="sans-serif"/>
-          <w:i w:val="0"/>
-          <w:iCs w:val="0"/>
-          <w:caps w:val="0"/>
-          <w:color w:val="auto"/>
-          <w:spacing w:val="0"/>
-          <w:sz w:val="19"/>
-          <w:szCs w:val="19"/>
-          <w:highlight w:val="lightGray"/>
-          <w:shd w:val="clear" w:color="auto" w:fill="auto"/>
-          <w:lang w:val="en-US" w:eastAsia="zh-CN"/>
-        </w:rPr>
-        <w:t>新增或者修改一个怪物为远程怪</w:t>
+          <w:highlight w:val="none"/>
+          <w:shd w:val="clear" w:color="auto" w:fill="auto"/>
+          <w:lang w:val="en-US" w:eastAsia="zh-CN"/>
+        </w:rPr>
+      </w:pPr>
+      <w:r>
+        <w:rPr>
+          <w:rFonts w:hint="eastAsia" w:ascii="sans-serif" w:hAnsi="sans-serif" w:eastAsia="sans-serif" w:cs="sans-serif"/>
+          <w:i w:val="0"/>
+          <w:iCs w:val="0"/>
+          <w:caps w:val="0"/>
+          <w:color w:val="auto"/>
+          <w:spacing w:val="0"/>
+          <w:sz w:val="19"/>
+          <w:szCs w:val="19"/>
+          <w:highlight w:val="none"/>
+          <w:shd w:val="clear" w:color="auto" w:fill="auto"/>
+          <w:lang w:val="en-US" w:eastAsia="zh-CN"/>
+        </w:rPr>
+        <w:t>底座和水晶制作闪白shader，并赋予材质球。</w:t>
       </w:r>
     </w:p>
     <w:p>
@@ -12471,7 +12492,7 @@
           <w:shd w:val="clear" w:color="auto" w:fill="auto"/>
           <w:lang w:val="en-US" w:eastAsia="zh-CN"/>
         </w:rPr>
-        <w:t>修改红激光满级有50%概率引发范围爆炸。</w:t>
+        <w:t>新增或者修改一个怪物为远程怪</w:t>
       </w:r>
     </w:p>
     <w:p>
@@ -12506,42 +12527,26 @@
           <w:spacing w:val="0"/>
           <w:sz w:val="19"/>
           <w:szCs w:val="19"/>
-          <w:highlight w:val="yellow"/>
-          <w:shd w:val="clear" w:color="auto" w:fill="auto"/>
-          <w:lang w:val="en-US" w:eastAsia="zh-CN"/>
-        </w:rPr>
-      </w:pPr>
-      <w:r>
-        <w:rPr>
-          <w:rFonts w:hint="eastAsia" w:ascii="sans-serif" w:hAnsi="sans-serif" w:eastAsia="sans-serif" w:cs="sans-serif"/>
-          <w:i w:val="0"/>
-          <w:iCs w:val="0"/>
-          <w:caps w:val="0"/>
-          <w:color w:val="auto"/>
-          <w:spacing w:val="0"/>
-          <w:sz w:val="19"/>
-          <w:szCs w:val="19"/>
-          <w:highlight w:val="red"/>
-          <w:shd w:val="clear" w:color="auto" w:fill="auto"/>
-          <w:lang w:val="en-US" w:eastAsia="zh-CN"/>
-        </w:rPr>
-        <w:t>怪物被冰冻技能射击LV1-LV4只是微微变蓝色，LV5才会被冰冻，</w:t>
-      </w:r>
-      <w:r>
-        <w:rPr>
-          <w:rFonts w:hint="eastAsia" w:ascii="sans-serif" w:hAnsi="sans-serif" w:eastAsia="sans-serif" w:cs="sans-serif"/>
-          <w:i w:val="0"/>
-          <w:iCs w:val="0"/>
-          <w:caps w:val="0"/>
-          <w:color w:val="auto"/>
-          <w:spacing w:val="0"/>
-          <w:sz w:val="19"/>
-          <w:szCs w:val="19"/>
-          <w:highlight w:val="yellow"/>
-          <w:shd w:val="clear" w:color="auto" w:fill="auto"/>
-          <w:lang w:val="en-US" w:eastAsia="zh-CN"/>
-        </w:rPr>
-        <w:t>冰冻接入冰冻音效</w:t>
+          <w:highlight w:val="lightGray"/>
+          <w:shd w:val="clear" w:color="auto" w:fill="auto"/>
+          <w:lang w:val="en-US" w:eastAsia="zh-CN"/>
+        </w:rPr>
+      </w:pPr>
+      <w:r>
+        <w:rPr>
+          <w:rFonts w:hint="eastAsia" w:ascii="sans-serif" w:hAnsi="sans-serif" w:eastAsia="sans-serif" w:cs="sans-serif"/>
+          <w:i w:val="0"/>
+          <w:iCs w:val="0"/>
+          <w:caps w:val="0"/>
+          <w:color w:val="auto"/>
+          <w:spacing w:val="0"/>
+          <w:sz w:val="19"/>
+          <w:szCs w:val="19"/>
+          <w:highlight w:val="lightGray"/>
+          <w:shd w:val="clear" w:color="auto" w:fill="auto"/>
+          <w:lang w:val="en-US" w:eastAsia="zh-CN"/>
+        </w:rPr>
+        <w:t>修改红激光满级有50%概率引发范围爆炸。</w:t>
       </w:r>
     </w:p>
     <w:p>
@@ -12574,30 +12579,44 @@
           <w:caps w:val="0"/>
           <w:color w:val="auto"/>
           <w:spacing w:val="0"/>
-          <w:kern w:val="0"/>
-          <w:sz w:val="19"/>
-          <w:szCs w:val="19"/>
-          <w:highlight w:val="red"/>
-          <w:shd w:val="clear" w:color="auto" w:fill="auto"/>
-          <w:lang w:val="en-US" w:eastAsia="zh-CN" w:bidi="ar"/>
-        </w:rPr>
-      </w:pPr>
-      <w:r>
-        <w:rPr>
-          <w:rFonts w:hint="eastAsia" w:ascii="sans-serif" w:hAnsi="sans-serif" w:eastAsia="sans-serif" w:cs="sans-serif"/>
-          <w:i w:val="0"/>
-          <w:iCs w:val="0"/>
-          <w:caps w:val="0"/>
-          <w:color w:val="auto"/>
-          <w:spacing w:val="0"/>
-          <w:kern w:val="0"/>
-          <w:sz w:val="19"/>
-          <w:szCs w:val="19"/>
-          <w:highlight w:val="red"/>
-          <w:shd w:val="clear" w:color="auto" w:fill="auto"/>
-          <w:lang w:val="en-US" w:eastAsia="zh-CN" w:bidi="ar"/>
-        </w:rPr>
-        <w:t>安卓打包测试。</w:t>
+          <w:sz w:val="19"/>
+          <w:szCs w:val="19"/>
+          <w:highlight w:val="yellow"/>
+          <w:shd w:val="clear" w:color="auto" w:fill="auto"/>
+          <w:lang w:val="en-US" w:eastAsia="zh-CN"/>
+        </w:rPr>
+      </w:pPr>
+      <w:r>
+        <w:rPr>
+          <w:rFonts w:hint="eastAsia" w:ascii="sans-serif" w:hAnsi="sans-serif" w:eastAsia="sans-serif" w:cs="sans-serif"/>
+          <w:i w:val="0"/>
+          <w:iCs w:val="0"/>
+          <w:caps w:val="0"/>
+          <w:color w:val="auto"/>
+          <w:spacing w:val="0"/>
+          <w:sz w:val="19"/>
+          <w:szCs w:val="19"/>
+          <w:highlight w:val="red"/>
+          <w:shd w:val="clear" w:color="auto" w:fill="auto"/>
+          <w:lang w:val="en-US" w:eastAsia="zh-CN"/>
+        </w:rPr>
+        <w:t>怪物被冰冻技能射击LV1-LV4只是微微变蓝色，LV5才会被冰冻，</w:t>
+      </w:r>
+      <w:r>
+        <w:rPr>
+          <w:rFonts w:hint="eastAsia" w:ascii="sans-serif" w:hAnsi="sans-serif" w:eastAsia="sans-serif" w:cs="sans-serif"/>
+          <w:i w:val="0"/>
+          <w:iCs w:val="0"/>
+          <w:caps w:val="0"/>
+          <w:color w:val="auto"/>
+          <w:spacing w:val="0"/>
+          <w:sz w:val="19"/>
+          <w:szCs w:val="19"/>
+          <w:highlight w:val="yellow"/>
+          <w:shd w:val="clear" w:color="auto" w:fill="auto"/>
+          <w:lang w:val="en-US" w:eastAsia="zh-CN"/>
+        </w:rPr>
+        <w:t>冰冻接入冰冻音效</w:t>
       </w:r>
     </w:p>
     <w:p>
@@ -12633,7 +12652,7 @@
           <w:kern w:val="0"/>
           <w:sz w:val="19"/>
           <w:szCs w:val="19"/>
-          <w:highlight w:val="none"/>
+          <w:highlight w:val="red"/>
           <w:shd w:val="clear" w:color="auto" w:fill="auto"/>
           <w:lang w:val="en-US" w:eastAsia="zh-CN" w:bidi="ar"/>
         </w:rPr>
@@ -12649,11 +12668,11 @@
           <w:kern w:val="0"/>
           <w:sz w:val="19"/>
           <w:szCs w:val="19"/>
-          <w:highlight w:val="none"/>
+          <w:highlight w:val="red"/>
           <w:shd w:val="clear" w:color="auto" w:fill="auto"/>
           <w:lang w:val="en-US" w:eastAsia="zh-CN" w:bidi="ar"/>
         </w:rPr>
-        <w:t>查看升级特效是否添加</w:t>
+        <w:t>安卓打包测试。</w:t>
       </w:r>
     </w:p>
     <w:p>
@@ -12689,7 +12708,7 @@
           <w:kern w:val="0"/>
           <w:sz w:val="19"/>
           <w:szCs w:val="19"/>
-          <w:highlight w:val="lightGray"/>
+          <w:highlight w:val="none"/>
           <w:shd w:val="clear" w:color="auto" w:fill="auto"/>
           <w:lang w:val="en-US" w:eastAsia="zh-CN" w:bidi="ar"/>
         </w:rPr>
@@ -12705,11 +12724,11 @@
           <w:kern w:val="0"/>
           <w:sz w:val="19"/>
           <w:szCs w:val="19"/>
-          <w:highlight w:val="lightGray"/>
+          <w:highlight w:val="none"/>
           <w:shd w:val="clear" w:color="auto" w:fill="auto"/>
           <w:lang w:val="en-US" w:eastAsia="zh-CN" w:bidi="ar"/>
         </w:rPr>
-        <w:t>现在的boss除了砸，也就是野蛮冲撞能给玩家带来伤害，其它的技能都不能伤害到玩家，是否需要修复或者平衡这个问题？</w:t>
+        <w:t>查看升级特效是否添加</w:t>
       </w:r>
     </w:p>
     <w:p>
@@ -12745,7 +12764,7 @@
           <w:kern w:val="0"/>
           <w:sz w:val="19"/>
           <w:szCs w:val="19"/>
-          <w:highlight w:val="none"/>
+          <w:highlight w:val="lightGray"/>
           <w:shd w:val="clear" w:color="auto" w:fill="auto"/>
           <w:lang w:val="en-US" w:eastAsia="zh-CN" w:bidi="ar"/>
         </w:rPr>
@@ -12761,11 +12780,11 @@
           <w:kern w:val="0"/>
           <w:sz w:val="19"/>
           <w:szCs w:val="19"/>
-          <w:highlight w:val="none"/>
+          <w:highlight w:val="lightGray"/>
           <w:shd w:val="clear" w:color="auto" w:fill="auto"/>
           <w:lang w:val="en-US" w:eastAsia="zh-CN" w:bidi="ar"/>
         </w:rPr>
-        <w:t>制作启动游戏背景图。</w:t>
+        <w:t>现在的boss除了砸，也就是野蛮冲撞能给玩家带来伤害，其它的技能都不能伤害到玩家，是否需要修复或者平衡这个问题？</w:t>
       </w:r>
     </w:p>
     <w:p>
@@ -12821,7 +12840,7 @@
           <w:shd w:val="clear" w:color="auto" w:fill="auto"/>
           <w:lang w:val="en-US" w:eastAsia="zh-CN" w:bidi="ar"/>
         </w:rPr>
-        <w:t>增加手机内相关震动效果。</w:t>
+        <w:t>制作启动游戏背景图。</w:t>
       </w:r>
     </w:p>
     <w:p>
@@ -12877,7 +12896,7 @@
           <w:shd w:val="clear" w:color="auto" w:fill="auto"/>
           <w:lang w:val="en-US" w:eastAsia="zh-CN" w:bidi="ar"/>
         </w:rPr>
-        <w:t>增加一个虚拟摇杆</w:t>
+        <w:t>增加手机内相关震动效果。</w:t>
       </w:r>
     </w:p>
     <w:p>
@@ -12904,7 +12923,7 @@
         <w:spacing w:beforeAutospacing="0" w:afterAutospacing="0" w:line="360" w:lineRule="exact"/>
         <w:textAlignment w:val="auto"/>
         <w:rPr>
-          <w:rFonts w:hint="eastAsia" w:ascii="sans-serif" w:hAnsi="sans-serif" w:eastAsia="sans-serif" w:cs="sans-serif"/>
+          <w:rFonts w:hint="default" w:ascii="sans-serif" w:hAnsi="sans-serif" w:eastAsia="sans-serif" w:cs="sans-serif"/>
           <w:i w:val="0"/>
           <w:iCs w:val="0"/>
           <w:caps w:val="0"/>
@@ -12933,7 +12952,7 @@
           <w:shd w:val="clear" w:color="auto" w:fill="auto"/>
           <w:lang w:val="en-US" w:eastAsia="zh-CN" w:bidi="ar"/>
         </w:rPr>
-        <w:t>击破boss子弹，子弹爆炸无音效。</w:t>
+        <w:t>增加一个虚拟摇杆</w:t>
       </w:r>
     </w:p>
     <w:p>
@@ -12989,7 +13008,7 @@
           <w:shd w:val="clear" w:color="auto" w:fill="auto"/>
           <w:lang w:val="en-US" w:eastAsia="zh-CN" w:bidi="ar"/>
         </w:rPr>
-        <w:t>boss音效加速太快了。</w:t>
+        <w:t>击破boss子弹，子弹爆炸无音效。</w:t>
       </w:r>
     </w:p>
     <w:p>
@@ -13045,7 +13064,7 @@
           <w:shd w:val="clear" w:color="auto" w:fill="auto"/>
           <w:lang w:val="en-US" w:eastAsia="zh-CN" w:bidi="ar"/>
         </w:rPr>
-        <w:t>修改Drifter（漂移者）怪物机制，现在玩家有点激光打不到，而且还会强力撞击到玩家的护盾。</w:t>
+        <w:t>boss音效加速太快了。</w:t>
       </w:r>
     </w:p>
     <w:p>
@@ -13081,7 +13100,7 @@
           <w:kern w:val="0"/>
           <w:sz w:val="19"/>
           <w:szCs w:val="19"/>
-          <w:highlight w:val="yellow"/>
+          <w:highlight w:val="none"/>
           <w:shd w:val="clear" w:color="auto" w:fill="auto"/>
           <w:lang w:val="en-US" w:eastAsia="zh-CN" w:bidi="ar"/>
         </w:rPr>
@@ -13097,11 +13116,11 @@
           <w:kern w:val="0"/>
           <w:sz w:val="19"/>
           <w:szCs w:val="19"/>
-          <w:highlight w:val="yellow"/>
+          <w:highlight w:val="none"/>
           <w:shd w:val="clear" w:color="auto" w:fill="auto"/>
           <w:lang w:val="en-US" w:eastAsia="zh-CN" w:bidi="ar"/>
         </w:rPr>
-        <w:t>战斗数值优化和持续迭代。</w:t>
+        <w:t>修改Drifter（漂移者）怪物机制，现在玩家有点激光打不到，而且还会强力撞击到玩家的护盾。</w:t>
       </w:r>
     </w:p>
     <w:p>
@@ -13157,7 +13176,7 @@
           <w:shd w:val="clear" w:color="auto" w:fill="auto"/>
           <w:lang w:val="en-US" w:eastAsia="zh-CN" w:bidi="ar"/>
         </w:rPr>
-        <w:t>新增熔岩和极寒关卡的场景美术，怪物等，阻挡激光的岩浆怪和带护盾的冰甲怪做完。</w:t>
+        <w:t>战斗数值优化和持续迭代。</w:t>
       </w:r>
     </w:p>
     <w:p>
@@ -13213,7 +13232,7 @@
           <w:shd w:val="clear" w:color="auto" w:fill="auto"/>
           <w:lang w:val="en-US" w:eastAsia="zh-CN" w:bidi="ar"/>
         </w:rPr>
-        <w:t>玩的不爽的点，选择击退模块技能，没有体现出效果。（没有击退小怪的感觉）。弹球怪被激光射击后飘来飘去，打不到。</w:t>
+        <w:t>新增熔岩和极寒关卡的场景美术，怪物等，阻挡激光的岩浆怪和带护盾的冰甲怪做完。</w:t>
       </w:r>
     </w:p>
     <w:p>
@@ -13269,7 +13288,7 @@
           <w:shd w:val="clear" w:color="auto" w:fill="auto"/>
           <w:lang w:val="en-US" w:eastAsia="zh-CN" w:bidi="ar"/>
         </w:rPr>
-        <w:t>大招激光长度增加3</w:t>
+        <w:t>玩的不爽的点，选择击退模块技能，没有体现出效果。（没有击退小怪的感觉）。弹球怪被激光射击后飘来飘去，打不到。</w:t>
       </w:r>
     </w:p>
     <w:p>
@@ -13305,7 +13324,7 @@
           <w:kern w:val="0"/>
           <w:sz w:val="19"/>
           <w:szCs w:val="19"/>
-          <w:highlight w:val="none"/>
+          <w:highlight w:val="yellow"/>
           <w:shd w:val="clear" w:color="auto" w:fill="auto"/>
           <w:lang w:val="en-US" w:eastAsia="zh-CN" w:bidi="ar"/>
         </w:rPr>
@@ -13321,11 +13340,11 @@
           <w:kern w:val="0"/>
           <w:sz w:val="19"/>
           <w:szCs w:val="19"/>
-          <w:highlight w:val="none"/>
+          <w:highlight w:val="yellow"/>
           <w:shd w:val="clear" w:color="auto" w:fill="auto"/>
           <w:lang w:val="en-US" w:eastAsia="zh-CN" w:bidi="ar"/>
         </w:rPr>
-        <w:t>BUG，偶尔打boss会出现没有飘字显示。</w:t>
+        <w:t>大招激光长度增加3</w:t>
       </w:r>
     </w:p>
     <w:p>
@@ -13381,7 +13400,7 @@
           <w:shd w:val="clear" w:color="auto" w:fill="auto"/>
           <w:lang w:val="en-US" w:eastAsia="zh-CN" w:bidi="ar"/>
         </w:rPr>
-        <w:t>制作新手引导系统，1-3波的渐进式教学、三色箱子教程和操作引导。</w:t>
+        <w:t>BUG，偶尔打boss会出现没有飘字显示。</w:t>
       </w:r>
     </w:p>
     <w:p>
@@ -13437,7 +13456,7 @@
           <w:shd w:val="clear" w:color="auto" w:fill="auto"/>
           <w:lang w:val="en-US" w:eastAsia="zh-CN" w:bidi="ar"/>
         </w:rPr>
-        <w:t>制作数据埋点。</w:t>
+        <w:t>制作新手引导系统，1-3波的渐进式教学、三色箱子教程和操作引导。</w:t>
       </w:r>
     </w:p>
     <w:p>
@@ -13493,7 +13512,7 @@
           <w:shd w:val="clear" w:color="auto" w:fill="auto"/>
           <w:lang w:val="en-US" w:eastAsia="zh-CN" w:bidi="ar"/>
         </w:rPr>
-        <w:t>添加IAA广告系统，把复活和技能Reroll的激励视频坑位接上。</w:t>
+        <w:t>制作数据埋点。</w:t>
       </w:r>
     </w:p>
     <w:p>
@@ -13529,7 +13548,7 @@
           <w:kern w:val="0"/>
           <w:sz w:val="19"/>
           <w:szCs w:val="19"/>
-          <w:highlight w:val="yellow"/>
+          <w:highlight w:val="none"/>
           <w:shd w:val="clear" w:color="auto" w:fill="auto"/>
           <w:lang w:val="en-US" w:eastAsia="zh-CN" w:bidi="ar"/>
         </w:rPr>
@@ -13545,11 +13564,11 @@
           <w:kern w:val="0"/>
           <w:sz w:val="19"/>
           <w:szCs w:val="19"/>
-          <w:highlight w:val="yellow"/>
+          <w:highlight w:val="none"/>
           <w:shd w:val="clear" w:color="auto" w:fill="auto"/>
           <w:lang w:val="en-US" w:eastAsia="zh-CN" w:bidi="ar"/>
         </w:rPr>
-        <w:t>大招好像无法锁定boss的bug.</w:t>
+        <w:t>添加IAA广告系统，把复活和技能Reroll的激励视频坑位接上。</w:t>
       </w:r>
     </w:p>
     <w:p>
@@ -13605,7 +13624,7 @@
           <w:shd w:val="clear" w:color="auto" w:fill="auto"/>
           <w:lang w:val="en-US" w:eastAsia="zh-CN" w:bidi="ar"/>
         </w:rPr>
-        <w:t>传导技能需修改激光的效果</w:t>
+        <w:t>大招好像无法锁定boss的bug.</w:t>
       </w:r>
     </w:p>
     <w:p>
@@ -13661,7 +13680,7 @@
           <w:shd w:val="clear" w:color="auto" w:fill="auto"/>
           <w:lang w:val="en-US" w:eastAsia="zh-CN" w:bidi="ar"/>
         </w:rPr>
-        <w:t>广域透镜，激光加宽不明显问题</w:t>
+        <w:t>传导技能需修改激光的效果</w:t>
       </w:r>
     </w:p>
     <w:p>
@@ -13717,7 +13736,7 @@
           <w:shd w:val="clear" w:color="auto" w:fill="auto"/>
           <w:lang w:val="en-US" w:eastAsia="zh-CN" w:bidi="ar"/>
         </w:rPr>
-        <w:t>添加折射技能</w:t>
+        <w:t>广域透镜，激光加宽不明显问题</w:t>
       </w:r>
     </w:p>
     <w:p>
@@ -13829,26 +13848,7 @@
           <w:shd w:val="clear" w:color="auto" w:fill="auto"/>
           <w:lang w:val="en-US" w:eastAsia="zh-CN" w:bidi="ar"/>
         </w:rPr>
-        <w:t>看广告复活界面和功能</w:t>
-      </w:r>
-      <w:bookmarkStart w:id="0" w:name="_GoBack"/>
-      <w:bookmarkEnd w:id="0"/>
-      <w:r>
-        <w:rPr>
-          <w:rFonts w:hint="eastAsia" w:ascii="sans-serif" w:hAnsi="sans-serif" w:eastAsia="sans-serif" w:cs="sans-serif"/>
-          <w:i w:val="0"/>
-          <w:iCs w:val="0"/>
-          <w:caps w:val="0"/>
-          <w:color w:val="auto"/>
-          <w:spacing w:val="0"/>
-          <w:kern w:val="0"/>
-          <w:sz w:val="19"/>
-          <w:szCs w:val="19"/>
-          <w:highlight w:val="yellow"/>
-          <w:shd w:val="clear" w:color="auto" w:fill="auto"/>
-          <w:lang w:val="en-US" w:eastAsia="zh-CN" w:bidi="ar"/>
-        </w:rPr>
-        <w:t>。</w:t>
+        <w:t>看广告复活界面和功能。</w:t>
       </w:r>
     </w:p>
     <w:p>

--- a/20_项目/02_光与朽项目/03_开发计划/开发计划-任务和BUG计划.docx
+++ b/20_项目/02_光与朽项目/03_开发计划/开发计划-任务和BUG计划.docx
@@ -11931,10 +11931,998 @@
           <w:shd w:val="clear" w:color="auto" w:fill="auto"/>
           <w:lang w:val="en-US" w:eastAsia="zh-CN" w:bidi="ar"/>
         </w:rPr>
-        <w:t>添加全局log日志系统，可以手动开启或关闭log日</w:t>
-      </w:r>
+        <w:t>添加全局log日志系统，可以手动开启或关闭log日志。</w:t>
+      </w:r>
+    </w:p>
+    <w:p>
+      <w:pPr>
+        <w:pStyle w:val="6"/>
+        <w:keepNext w:val="0"/>
+        <w:keepLines w:val="0"/>
+        <w:pageBreakBefore w:val="0"/>
+        <w:widowControl/>
+        <w:numPr>
+          <w:ilvl w:val="0"/>
+          <w:numId w:val="2"/>
+        </w:numPr>
+        <w:suppressLineNumbers w:val="0"/>
+        <w:kinsoku/>
+        <w:wordWrap/>
+        <w:overflowPunct/>
+        <w:topLinePunct w:val="0"/>
+        <w:autoSpaceDE/>
+        <w:autoSpaceDN/>
+        <w:bidi w:val="0"/>
+        <w:adjustRightInd/>
+        <w:snapToGrid/>
+        <w:spacing w:beforeAutospacing="0" w:afterAutospacing="0" w:line="360" w:lineRule="exact"/>
+        <w:textAlignment w:val="auto"/>
+        <w:rPr>
+          <w:rFonts w:hint="eastAsia" w:ascii="sans-serif" w:hAnsi="sans-serif" w:eastAsia="sans-serif" w:cs="sans-serif"/>
+          <w:i w:val="0"/>
+          <w:iCs w:val="0"/>
+          <w:caps w:val="0"/>
+          <w:color w:val="auto"/>
+          <w:spacing w:val="0"/>
+          <w:kern w:val="0"/>
+          <w:sz w:val="19"/>
+          <w:szCs w:val="19"/>
+          <w:highlight w:val="red"/>
+          <w:shd w:val="clear" w:color="auto" w:fill="auto"/>
+          <w:lang w:val="en-US" w:eastAsia="zh-CN" w:bidi="ar"/>
+        </w:rPr>
+      </w:pPr>
+      <w:r>
+        <w:rPr>
+          <w:rFonts w:hint="eastAsia" w:ascii="sans-serif" w:hAnsi="sans-serif" w:eastAsia="sans-serif" w:cs="sans-serif"/>
+          <w:i w:val="0"/>
+          <w:iCs w:val="0"/>
+          <w:caps w:val="0"/>
+          <w:color w:val="auto"/>
+          <w:spacing w:val="0"/>
+          <w:kern w:val="0"/>
+          <w:sz w:val="19"/>
+          <w:szCs w:val="19"/>
+          <w:highlight w:val="red"/>
+          <w:shd w:val="clear" w:color="auto" w:fill="auto"/>
+          <w:lang w:val="en-US" w:eastAsia="zh-CN" w:bidi="ar"/>
+        </w:rPr>
+        <w:t>又添加回反射技能</w:t>
+      </w:r>
+    </w:p>
+    <w:p>
+      <w:pPr>
+        <w:pStyle w:val="6"/>
+        <w:keepNext w:val="0"/>
+        <w:keepLines w:val="0"/>
+        <w:pageBreakBefore w:val="0"/>
+        <w:widowControl/>
+        <w:numPr>
+          <w:ilvl w:val="0"/>
+          <w:numId w:val="2"/>
+        </w:numPr>
+        <w:suppressLineNumbers w:val="0"/>
+        <w:kinsoku/>
+        <w:wordWrap/>
+        <w:overflowPunct/>
+        <w:topLinePunct w:val="0"/>
+        <w:autoSpaceDE/>
+        <w:autoSpaceDN/>
+        <w:bidi w:val="0"/>
+        <w:adjustRightInd/>
+        <w:snapToGrid/>
+        <w:spacing w:beforeAutospacing="0" w:afterAutospacing="0" w:line="360" w:lineRule="exact"/>
+        <w:textAlignment w:val="auto"/>
+        <w:rPr>
+          <w:rFonts w:hint="eastAsia" w:ascii="sans-serif" w:hAnsi="sans-serif" w:eastAsia="sans-serif" w:cs="sans-serif"/>
+          <w:i w:val="0"/>
+          <w:iCs w:val="0"/>
+          <w:caps w:val="0"/>
+          <w:color w:val="auto"/>
+          <w:spacing w:val="0"/>
+          <w:kern w:val="0"/>
+          <w:sz w:val="19"/>
+          <w:szCs w:val="19"/>
+          <w:highlight w:val="red"/>
+          <w:shd w:val="clear" w:color="auto" w:fill="auto"/>
+          <w:lang w:val="en-US" w:eastAsia="zh-CN" w:bidi="ar"/>
+        </w:rPr>
+      </w:pPr>
+      <w:r>
+        <w:rPr>
+          <w:rFonts w:hint="eastAsia" w:ascii="sans-serif" w:hAnsi="sans-serif" w:eastAsia="sans-serif" w:cs="sans-serif"/>
+          <w:i w:val="0"/>
+          <w:iCs w:val="0"/>
+          <w:caps w:val="0"/>
+          <w:color w:val="auto"/>
+          <w:spacing w:val="0"/>
+          <w:kern w:val="0"/>
+          <w:sz w:val="19"/>
+          <w:szCs w:val="19"/>
+          <w:highlight w:val="red"/>
+          <w:shd w:val="clear" w:color="auto" w:fill="auto"/>
+          <w:lang w:val="en-US" w:eastAsia="zh-CN" w:bidi="ar"/>
+        </w:rPr>
+        <w:t>重构BOSS系统，让第二章和第三章BOSS可以继承某些系统和功能。</w:t>
+      </w:r>
+    </w:p>
+    <w:p>
+      <w:pPr>
+        <w:pStyle w:val="6"/>
+        <w:keepNext w:val="0"/>
+        <w:keepLines w:val="0"/>
+        <w:pageBreakBefore w:val="0"/>
+        <w:widowControl/>
+        <w:numPr>
+          <w:ilvl w:val="0"/>
+          <w:numId w:val="2"/>
+        </w:numPr>
+        <w:suppressLineNumbers w:val="0"/>
+        <w:kinsoku/>
+        <w:wordWrap/>
+        <w:overflowPunct/>
+        <w:topLinePunct w:val="0"/>
+        <w:autoSpaceDE/>
+        <w:autoSpaceDN/>
+        <w:bidi w:val="0"/>
+        <w:adjustRightInd/>
+        <w:snapToGrid/>
+        <w:spacing w:beforeAutospacing="0" w:afterAutospacing="0" w:line="360" w:lineRule="exact"/>
+        <w:textAlignment w:val="auto"/>
+        <w:rPr>
+          <w:rFonts w:hint="default" w:ascii="sans-serif" w:hAnsi="sans-serif" w:eastAsia="sans-serif" w:cs="sans-serif"/>
+          <w:i w:val="0"/>
+          <w:iCs w:val="0"/>
+          <w:caps w:val="0"/>
+          <w:color w:val="auto"/>
+          <w:spacing w:val="0"/>
+          <w:sz w:val="19"/>
+          <w:szCs w:val="19"/>
+          <w:highlight w:val="red"/>
+          <w:shd w:val="clear" w:color="auto" w:fill="auto"/>
+          <w:lang w:val="en-US" w:eastAsia="zh-CN"/>
+        </w:rPr>
+      </w:pPr>
+      <w:r>
+        <w:rPr>
+          <w:rFonts w:hint="eastAsia" w:ascii="sans-serif" w:hAnsi="sans-serif" w:eastAsia="sans-serif" w:cs="sans-serif"/>
+          <w:i w:val="0"/>
+          <w:iCs w:val="0"/>
+          <w:caps w:val="0"/>
+          <w:color w:val="auto"/>
+          <w:spacing w:val="0"/>
+          <w:sz w:val="19"/>
+          <w:szCs w:val="19"/>
+          <w:highlight w:val="red"/>
+          <w:shd w:val="clear" w:color="auto" w:fill="auto"/>
+          <w:lang w:val="en-US" w:eastAsia="zh-CN"/>
+        </w:rPr>
+        <w:t>当boss进入僵直状态，外壳（body02）身体会变透明，导致全身变红的问题。修改这个效果改为眼睛缩小，然后body03在亮红盒暗中之间闪烁。</w:t>
+      </w:r>
+    </w:p>
+    <w:p>
+      <w:pPr>
+        <w:pStyle w:val="6"/>
+        <w:keepNext w:val="0"/>
+        <w:keepLines w:val="0"/>
+        <w:pageBreakBefore w:val="0"/>
+        <w:widowControl/>
+        <w:numPr>
+          <w:ilvl w:val="0"/>
+          <w:numId w:val="2"/>
+        </w:numPr>
+        <w:suppressLineNumbers w:val="0"/>
+        <w:kinsoku/>
+        <w:wordWrap/>
+        <w:overflowPunct/>
+        <w:topLinePunct w:val="0"/>
+        <w:autoSpaceDE/>
+        <w:autoSpaceDN/>
+        <w:bidi w:val="0"/>
+        <w:adjustRightInd/>
+        <w:snapToGrid/>
+        <w:spacing w:beforeAutospacing="0" w:afterAutospacing="0" w:line="360" w:lineRule="exact"/>
+        <w:textAlignment w:val="auto"/>
+        <w:rPr>
+          <w:rFonts w:hint="default" w:ascii="sans-serif" w:hAnsi="sans-serif" w:eastAsia="sans-serif" w:cs="sans-serif"/>
+          <w:i w:val="0"/>
+          <w:iCs w:val="0"/>
+          <w:caps w:val="0"/>
+          <w:color w:val="auto"/>
+          <w:spacing w:val="0"/>
+          <w:kern w:val="0"/>
+          <w:sz w:val="19"/>
+          <w:szCs w:val="19"/>
+          <w:highlight w:val="red"/>
+          <w:shd w:val="clear" w:color="auto" w:fill="auto"/>
+          <w:lang w:val="en-US" w:eastAsia="zh-CN" w:bidi="ar"/>
+        </w:rPr>
+      </w:pPr>
+      <w:r>
+        <w:rPr>
+          <w:rFonts w:hint="eastAsia" w:ascii="sans-serif" w:hAnsi="sans-serif" w:eastAsia="sans-serif" w:cs="sans-serif"/>
+          <w:i w:val="0"/>
+          <w:iCs w:val="0"/>
+          <w:caps w:val="0"/>
+          <w:color w:val="auto"/>
+          <w:spacing w:val="0"/>
+          <w:kern w:val="0"/>
+          <w:sz w:val="19"/>
+          <w:szCs w:val="19"/>
+          <w:highlight w:val="red"/>
+          <w:shd w:val="clear" w:color="auto" w:fill="auto"/>
+          <w:lang w:val="en-US" w:eastAsia="zh-CN" w:bidi="ar"/>
+        </w:rPr>
+        <w:t>安卓打包测试。</w:t>
+      </w:r>
+    </w:p>
+    <w:p>
+      <w:pPr>
+        <w:pStyle w:val="6"/>
+        <w:keepNext w:val="0"/>
+        <w:keepLines w:val="0"/>
+        <w:pageBreakBefore w:val="0"/>
+        <w:widowControl/>
+        <w:numPr>
+          <w:ilvl w:val="0"/>
+          <w:numId w:val="2"/>
+        </w:numPr>
+        <w:suppressLineNumbers w:val="0"/>
+        <w:kinsoku/>
+        <w:wordWrap/>
+        <w:overflowPunct/>
+        <w:topLinePunct w:val="0"/>
+        <w:autoSpaceDE/>
+        <w:autoSpaceDN/>
+        <w:bidi w:val="0"/>
+        <w:adjustRightInd/>
+        <w:snapToGrid/>
+        <w:spacing w:beforeAutospacing="0" w:afterAutospacing="0" w:line="360" w:lineRule="exact"/>
+        <w:textAlignment w:val="auto"/>
+        <w:rPr>
+          <w:rFonts w:hint="eastAsia" w:ascii="sans-serif" w:hAnsi="sans-serif" w:eastAsia="sans-serif" w:cs="sans-serif"/>
+          <w:i w:val="0"/>
+          <w:iCs w:val="0"/>
+          <w:caps w:val="0"/>
+          <w:color w:val="auto"/>
+          <w:spacing w:val="0"/>
+          <w:kern w:val="0"/>
+          <w:sz w:val="19"/>
+          <w:szCs w:val="19"/>
+          <w:highlight w:val="red"/>
+          <w:shd w:val="clear" w:color="auto" w:fill="auto"/>
+          <w:lang w:val="en-US" w:eastAsia="zh-CN" w:bidi="ar"/>
+        </w:rPr>
+      </w:pPr>
+      <w:r>
+        <w:rPr>
+          <w:rFonts w:hint="eastAsia" w:ascii="sans-serif" w:hAnsi="sans-serif" w:eastAsia="sans-serif" w:cs="sans-serif"/>
+          <w:i w:val="0"/>
+          <w:iCs w:val="0"/>
+          <w:caps w:val="0"/>
+          <w:color w:val="auto"/>
+          <w:spacing w:val="0"/>
+          <w:kern w:val="0"/>
+          <w:sz w:val="19"/>
+          <w:szCs w:val="19"/>
+          <w:highlight w:val="red"/>
+          <w:shd w:val="clear" w:color="auto" w:fill="auto"/>
+          <w:lang w:val="en-US" w:eastAsia="zh-CN" w:bidi="ar"/>
+        </w:rPr>
+        <w:t>新增熔岩和极寒关卡的场景美术，怪物等相关美术。</w:t>
+      </w:r>
+    </w:p>
+    <w:p>
+      <w:pPr>
+        <w:pStyle w:val="6"/>
+        <w:keepNext w:val="0"/>
+        <w:keepLines w:val="0"/>
+        <w:pageBreakBefore w:val="0"/>
+        <w:widowControl/>
+        <w:numPr>
+          <w:ilvl w:val="0"/>
+          <w:numId w:val="2"/>
+        </w:numPr>
+        <w:suppressLineNumbers w:val="0"/>
+        <w:kinsoku/>
+        <w:wordWrap/>
+        <w:overflowPunct/>
+        <w:topLinePunct w:val="0"/>
+        <w:autoSpaceDE/>
+        <w:autoSpaceDN/>
+        <w:bidi w:val="0"/>
+        <w:adjustRightInd/>
+        <w:snapToGrid/>
+        <w:spacing w:beforeAutospacing="0" w:afterAutospacing="0" w:line="360" w:lineRule="exact"/>
+        <w:textAlignment w:val="auto"/>
+        <w:rPr>
+          <w:rFonts w:hint="eastAsia" w:ascii="sans-serif" w:hAnsi="sans-serif" w:eastAsia="sans-serif" w:cs="sans-serif"/>
+          <w:i w:val="0"/>
+          <w:iCs w:val="0"/>
+          <w:caps w:val="0"/>
+          <w:color w:val="auto"/>
+          <w:spacing w:val="0"/>
+          <w:kern w:val="0"/>
+          <w:sz w:val="19"/>
+          <w:szCs w:val="19"/>
+          <w:highlight w:val="red"/>
+          <w:shd w:val="clear" w:color="auto" w:fill="auto"/>
+          <w:lang w:val="en-US" w:eastAsia="zh-CN" w:bidi="ar"/>
+        </w:rPr>
+      </w:pPr>
+      <w:r>
+        <w:rPr>
+          <w:rFonts w:hint="eastAsia" w:ascii="sans-serif" w:hAnsi="sans-serif" w:eastAsia="sans-serif" w:cs="sans-serif"/>
+          <w:i w:val="0"/>
+          <w:iCs w:val="0"/>
+          <w:caps w:val="0"/>
+          <w:color w:val="auto"/>
+          <w:spacing w:val="0"/>
+          <w:kern w:val="0"/>
+          <w:sz w:val="19"/>
+          <w:szCs w:val="19"/>
+          <w:highlight w:val="red"/>
+          <w:shd w:val="clear" w:color="auto" w:fill="auto"/>
+          <w:lang w:val="en-US" w:eastAsia="zh-CN" w:bidi="ar"/>
+        </w:rPr>
+        <w:t>制作第二章阻挡激光的岩浆怪，分裂怪，远程炮手怪和BOSS等功能实现。</w:t>
+      </w:r>
+    </w:p>
+    <w:p>
+      <w:pPr>
+        <w:pStyle w:val="6"/>
+        <w:keepNext w:val="0"/>
+        <w:keepLines w:val="0"/>
+        <w:pageBreakBefore w:val="0"/>
+        <w:widowControl/>
+        <w:numPr>
+          <w:ilvl w:val="0"/>
+          <w:numId w:val="2"/>
+        </w:numPr>
+        <w:suppressLineNumbers w:val="0"/>
+        <w:kinsoku/>
+        <w:wordWrap/>
+        <w:overflowPunct/>
+        <w:topLinePunct w:val="0"/>
+        <w:autoSpaceDE/>
+        <w:autoSpaceDN/>
+        <w:bidi w:val="0"/>
+        <w:adjustRightInd/>
+        <w:snapToGrid/>
+        <w:spacing w:beforeAutospacing="0" w:afterAutospacing="0" w:line="360" w:lineRule="exact"/>
+        <w:textAlignment w:val="auto"/>
+        <w:rPr>
+          <w:rFonts w:hint="default" w:ascii="sans-serif" w:hAnsi="sans-serif" w:eastAsia="sans-serif" w:cs="sans-serif"/>
+          <w:i w:val="0"/>
+          <w:iCs w:val="0"/>
+          <w:caps w:val="0"/>
+          <w:color w:val="auto"/>
+          <w:spacing w:val="0"/>
+          <w:sz w:val="19"/>
+          <w:szCs w:val="19"/>
+          <w:highlight w:val="red"/>
+          <w:shd w:val="clear" w:color="auto" w:fill="auto"/>
+          <w:lang w:val="en-US" w:eastAsia="zh-CN"/>
+        </w:rPr>
+      </w:pPr>
+    </w:p>
+    <w:p>
+      <w:pPr>
+        <w:pStyle w:val="6"/>
+        <w:keepNext w:val="0"/>
+        <w:keepLines w:val="0"/>
+        <w:pageBreakBefore w:val="0"/>
+        <w:widowControl/>
+        <w:numPr>
+          <w:ilvl w:val="0"/>
+          <w:numId w:val="2"/>
+        </w:numPr>
+        <w:suppressLineNumbers w:val="0"/>
+        <w:kinsoku/>
+        <w:wordWrap/>
+        <w:overflowPunct/>
+        <w:topLinePunct w:val="0"/>
+        <w:autoSpaceDE/>
+        <w:autoSpaceDN/>
+        <w:bidi w:val="0"/>
+        <w:adjustRightInd/>
+        <w:snapToGrid/>
+        <w:spacing w:beforeAutospacing="0" w:afterAutospacing="0" w:line="360" w:lineRule="exact"/>
+        <w:textAlignment w:val="auto"/>
+        <w:rPr>
+          <w:rFonts w:hint="default" w:ascii="sans-serif" w:hAnsi="sans-serif" w:eastAsia="sans-serif" w:cs="sans-serif"/>
+          <w:i w:val="0"/>
+          <w:iCs w:val="0"/>
+          <w:caps w:val="0"/>
+          <w:color w:val="auto"/>
+          <w:spacing w:val="0"/>
+          <w:sz w:val="19"/>
+          <w:szCs w:val="19"/>
+          <w:highlight w:val="none"/>
+          <w:shd w:val="clear" w:color="auto" w:fill="auto"/>
+          <w:lang w:val="en-US" w:eastAsia="zh-CN"/>
+        </w:rPr>
+      </w:pPr>
+      <w:r>
+        <w:rPr>
+          <w:rFonts w:hint="eastAsia" w:ascii="sans-serif" w:hAnsi="sans-serif" w:eastAsia="sans-serif" w:cs="sans-serif"/>
+          <w:i w:val="0"/>
+          <w:iCs w:val="0"/>
+          <w:caps w:val="0"/>
+          <w:color w:val="auto"/>
+          <w:spacing w:val="0"/>
+          <w:sz w:val="19"/>
+          <w:szCs w:val="19"/>
+          <w:highlight w:val="yellow"/>
+          <w:shd w:val="clear" w:color="auto" w:fill="auto"/>
+          <w:lang w:val="en-US" w:eastAsia="zh-CN"/>
+        </w:rPr>
+        <w:t>制作boss冲击特效</w:t>
+      </w:r>
+      <w:r>
+        <w:rPr>
+          <w:rFonts w:hint="eastAsia" w:ascii="sans-serif" w:hAnsi="sans-serif" w:eastAsia="sans-serif" w:cs="sans-serif"/>
+          <w:i w:val="0"/>
+          <w:iCs w:val="0"/>
+          <w:caps w:val="0"/>
+          <w:color w:val="auto"/>
+          <w:spacing w:val="0"/>
+          <w:sz w:val="19"/>
+          <w:szCs w:val="19"/>
+          <w:highlight w:val="none"/>
+          <w:shd w:val="clear" w:color="auto" w:fill="auto"/>
+          <w:lang w:val="en-US" w:eastAsia="zh-CN"/>
+        </w:rPr>
+        <w:t>和角力铁花特效。</w:t>
+      </w:r>
+    </w:p>
+    <w:p>
+      <w:pPr>
+        <w:pStyle w:val="6"/>
+        <w:keepNext w:val="0"/>
+        <w:keepLines w:val="0"/>
+        <w:pageBreakBefore w:val="0"/>
+        <w:widowControl/>
+        <w:numPr>
+          <w:ilvl w:val="0"/>
+          <w:numId w:val="2"/>
+        </w:numPr>
+        <w:suppressLineNumbers w:val="0"/>
+        <w:kinsoku/>
+        <w:wordWrap/>
+        <w:overflowPunct/>
+        <w:topLinePunct w:val="0"/>
+        <w:autoSpaceDE/>
+        <w:autoSpaceDN/>
+        <w:bidi w:val="0"/>
+        <w:adjustRightInd/>
+        <w:snapToGrid/>
+        <w:spacing w:beforeAutospacing="0" w:afterAutospacing="0" w:line="360" w:lineRule="exact"/>
+        <w:textAlignment w:val="auto"/>
+        <w:rPr>
+          <w:rFonts w:hint="default" w:ascii="sans-serif" w:hAnsi="sans-serif" w:eastAsia="sans-serif" w:cs="sans-serif"/>
+          <w:i w:val="0"/>
+          <w:iCs w:val="0"/>
+          <w:caps w:val="0"/>
+          <w:color w:val="auto"/>
+          <w:spacing w:val="0"/>
+          <w:sz w:val="19"/>
+          <w:szCs w:val="19"/>
+          <w:highlight w:val="yellow"/>
+          <w:shd w:val="clear" w:color="auto" w:fill="auto"/>
+          <w:lang w:val="en-US" w:eastAsia="zh-CN"/>
+        </w:rPr>
+      </w:pPr>
+      <w:r>
+        <w:rPr>
+          <w:rFonts w:hint="eastAsia" w:ascii="sans-serif" w:hAnsi="sans-serif" w:eastAsia="sans-serif" w:cs="sans-serif"/>
+          <w:i w:val="0"/>
+          <w:iCs w:val="0"/>
+          <w:caps w:val="0"/>
+          <w:color w:val="auto"/>
+          <w:spacing w:val="0"/>
+          <w:sz w:val="19"/>
+          <w:szCs w:val="19"/>
+          <w:highlight w:val="yellow"/>
+          <w:shd w:val="clear" w:color="auto" w:fill="auto"/>
+          <w:lang w:val="en-US" w:eastAsia="zh-CN"/>
+        </w:rPr>
+        <w:t>检查所有相关特效的接入。</w:t>
+      </w:r>
+    </w:p>
+    <w:p>
+      <w:pPr>
+        <w:pStyle w:val="6"/>
+        <w:keepNext w:val="0"/>
+        <w:keepLines w:val="0"/>
+        <w:pageBreakBefore w:val="0"/>
+        <w:widowControl/>
+        <w:numPr>
+          <w:ilvl w:val="0"/>
+          <w:numId w:val="2"/>
+        </w:numPr>
+        <w:suppressLineNumbers w:val="0"/>
+        <w:kinsoku/>
+        <w:wordWrap/>
+        <w:overflowPunct/>
+        <w:topLinePunct w:val="0"/>
+        <w:autoSpaceDE/>
+        <w:autoSpaceDN/>
+        <w:bidi w:val="0"/>
+        <w:adjustRightInd/>
+        <w:snapToGrid/>
+        <w:spacing w:beforeAutospacing="0" w:afterAutospacing="0" w:line="360" w:lineRule="exact"/>
+        <w:textAlignment w:val="auto"/>
+        <w:rPr>
+          <w:rFonts w:hint="default" w:ascii="sans-serif" w:hAnsi="sans-serif" w:eastAsia="sans-serif" w:cs="sans-serif"/>
+          <w:i w:val="0"/>
+          <w:iCs w:val="0"/>
+          <w:caps w:val="0"/>
+          <w:color w:val="auto"/>
+          <w:spacing w:val="0"/>
+          <w:sz w:val="19"/>
+          <w:szCs w:val="19"/>
+          <w:highlight w:val="red"/>
+          <w:shd w:val="clear" w:color="auto" w:fill="auto"/>
+          <w:lang w:val="en-US" w:eastAsia="zh-CN"/>
+        </w:rPr>
+      </w:pPr>
+      <w:r>
+        <w:rPr>
+          <w:rFonts w:hint="eastAsia" w:ascii="sans-serif" w:hAnsi="sans-serif" w:eastAsia="sans-serif" w:cs="sans-serif"/>
+          <w:i w:val="0"/>
+          <w:iCs w:val="0"/>
+          <w:caps w:val="0"/>
+          <w:color w:val="auto"/>
+          <w:spacing w:val="0"/>
+          <w:sz w:val="19"/>
+          <w:szCs w:val="19"/>
+          <w:highlight w:val="none"/>
+          <w:shd w:val="clear" w:color="auto" w:fill="auto"/>
+          <w:lang w:val="en-US" w:eastAsia="zh-CN"/>
+        </w:rPr>
+        <w:t>优化护盾受击特效的受击点位置产生特效和播放特效。</w:t>
+      </w:r>
+    </w:p>
+    <w:p>
+      <w:pPr>
+        <w:pStyle w:val="6"/>
+        <w:keepNext w:val="0"/>
+        <w:keepLines w:val="0"/>
+        <w:pageBreakBefore w:val="0"/>
+        <w:widowControl/>
+        <w:numPr>
+          <w:ilvl w:val="0"/>
+          <w:numId w:val="2"/>
+        </w:numPr>
+        <w:suppressLineNumbers w:val="0"/>
+        <w:kinsoku/>
+        <w:wordWrap/>
+        <w:overflowPunct/>
+        <w:topLinePunct w:val="0"/>
+        <w:autoSpaceDE/>
+        <w:autoSpaceDN/>
+        <w:bidi w:val="0"/>
+        <w:adjustRightInd/>
+        <w:snapToGrid/>
+        <w:spacing w:beforeAutospacing="0" w:afterAutospacing="0" w:line="360" w:lineRule="exact"/>
+        <w:textAlignment w:val="auto"/>
+        <w:rPr>
+          <w:rFonts w:hint="default" w:ascii="sans-serif" w:hAnsi="sans-serif" w:eastAsia="sans-serif" w:cs="sans-serif"/>
+          <w:i w:val="0"/>
+          <w:iCs w:val="0"/>
+          <w:caps w:val="0"/>
+          <w:color w:val="auto"/>
+          <w:spacing w:val="0"/>
+          <w:sz w:val="19"/>
+          <w:szCs w:val="19"/>
+          <w:highlight w:val="yellow"/>
+          <w:shd w:val="clear" w:color="auto" w:fill="auto"/>
+          <w:lang w:val="en-US" w:eastAsia="zh-CN"/>
+        </w:rPr>
+      </w:pPr>
+      <w:r>
+        <w:rPr>
+          <w:rFonts w:hint="eastAsia" w:ascii="sans-serif" w:hAnsi="sans-serif" w:eastAsia="sans-serif" w:cs="sans-serif"/>
+          <w:i w:val="0"/>
+          <w:iCs w:val="0"/>
+          <w:caps w:val="0"/>
+          <w:color w:val="auto"/>
+          <w:spacing w:val="0"/>
+          <w:sz w:val="19"/>
+          <w:szCs w:val="19"/>
+          <w:highlight w:val="yellow"/>
+          <w:shd w:val="clear" w:color="auto" w:fill="auto"/>
+          <w:lang w:val="en-US" w:eastAsia="zh-CN"/>
+        </w:rPr>
+        <w:t>战斗内杀死怪物，爆金币效果制作。</w:t>
+      </w:r>
+    </w:p>
+    <w:p>
+      <w:pPr>
+        <w:pStyle w:val="6"/>
+        <w:keepNext w:val="0"/>
+        <w:keepLines w:val="0"/>
+        <w:pageBreakBefore w:val="0"/>
+        <w:widowControl/>
+        <w:numPr>
+          <w:ilvl w:val="0"/>
+          <w:numId w:val="2"/>
+        </w:numPr>
+        <w:suppressLineNumbers w:val="0"/>
+        <w:kinsoku/>
+        <w:wordWrap/>
+        <w:overflowPunct/>
+        <w:topLinePunct w:val="0"/>
+        <w:autoSpaceDE/>
+        <w:autoSpaceDN/>
+        <w:bidi w:val="0"/>
+        <w:adjustRightInd/>
+        <w:snapToGrid/>
+        <w:spacing w:beforeAutospacing="0" w:afterAutospacing="0" w:line="360" w:lineRule="exact"/>
+        <w:textAlignment w:val="auto"/>
+        <w:rPr>
+          <w:rFonts w:hint="default" w:ascii="sans-serif" w:hAnsi="sans-serif" w:eastAsia="sans-serif" w:cs="sans-serif"/>
+          <w:i w:val="0"/>
+          <w:iCs w:val="0"/>
+          <w:caps w:val="0"/>
+          <w:color w:val="auto"/>
+          <w:spacing w:val="0"/>
+          <w:sz w:val="19"/>
+          <w:szCs w:val="19"/>
+          <w:highlight w:val="lightGray"/>
+          <w:shd w:val="clear" w:color="auto" w:fill="auto"/>
+          <w:lang w:val="en-US" w:eastAsia="zh-CN"/>
+        </w:rPr>
+      </w:pPr>
+      <w:r>
+        <w:rPr>
+          <w:rFonts w:hint="eastAsia" w:ascii="sans-serif" w:hAnsi="sans-serif" w:eastAsia="sans-serif" w:cs="sans-serif"/>
+          <w:i w:val="0"/>
+          <w:iCs w:val="0"/>
+          <w:caps w:val="0"/>
+          <w:color w:val="auto"/>
+          <w:spacing w:val="0"/>
+          <w:sz w:val="19"/>
+          <w:szCs w:val="19"/>
+          <w:highlight w:val="lightGray"/>
+          <w:shd w:val="clear" w:color="auto" w:fill="auto"/>
+          <w:lang w:val="en-US" w:eastAsia="zh-CN"/>
+        </w:rPr>
+        <w:t>宝箱怪制作和配置设置。怪物类型里看怎么添加宝箱怪，需要屏幕内随机出现。</w:t>
+      </w:r>
+    </w:p>
+    <w:p>
+      <w:pPr>
+        <w:pStyle w:val="6"/>
+        <w:keepNext w:val="0"/>
+        <w:keepLines w:val="0"/>
+        <w:pageBreakBefore w:val="0"/>
+        <w:widowControl/>
+        <w:numPr>
+          <w:ilvl w:val="0"/>
+          <w:numId w:val="2"/>
+        </w:numPr>
+        <w:suppressLineNumbers w:val="0"/>
+        <w:kinsoku/>
+        <w:wordWrap/>
+        <w:overflowPunct/>
+        <w:topLinePunct w:val="0"/>
+        <w:autoSpaceDE/>
+        <w:autoSpaceDN/>
+        <w:bidi w:val="0"/>
+        <w:adjustRightInd/>
+        <w:snapToGrid/>
+        <w:spacing w:beforeAutospacing="0" w:afterAutospacing="0" w:line="360" w:lineRule="exact"/>
+        <w:textAlignment w:val="auto"/>
+        <w:rPr>
+          <w:rFonts w:hint="default" w:ascii="sans-serif" w:hAnsi="sans-serif" w:eastAsia="sans-serif" w:cs="sans-serif"/>
+          <w:i w:val="0"/>
+          <w:iCs w:val="0"/>
+          <w:caps w:val="0"/>
+          <w:color w:val="auto"/>
+          <w:spacing w:val="0"/>
+          <w:sz w:val="19"/>
+          <w:szCs w:val="19"/>
+          <w:highlight w:val="none"/>
+          <w:shd w:val="clear" w:color="auto" w:fill="auto"/>
+          <w:lang w:val="en-US" w:eastAsia="zh-CN"/>
+        </w:rPr>
+      </w:pPr>
+      <w:r>
+        <w:rPr>
+          <w:rFonts w:hint="eastAsia" w:ascii="sans-serif" w:hAnsi="sans-serif" w:eastAsia="sans-serif" w:cs="sans-serif"/>
+          <w:i w:val="0"/>
+          <w:iCs w:val="0"/>
+          <w:caps w:val="0"/>
+          <w:color w:val="auto"/>
+          <w:spacing w:val="0"/>
+          <w:sz w:val="19"/>
+          <w:szCs w:val="19"/>
+          <w:highlight w:val="none"/>
+          <w:shd w:val="clear" w:color="auto" w:fill="auto"/>
+          <w:lang w:val="en-US" w:eastAsia="zh-CN"/>
+        </w:rPr>
+        <w:t>底座和水晶制作闪白shader，并赋予材质球。</w:t>
+      </w:r>
+    </w:p>
+    <w:p>
+      <w:pPr>
+        <w:pStyle w:val="6"/>
+        <w:keepNext w:val="0"/>
+        <w:keepLines w:val="0"/>
+        <w:pageBreakBefore w:val="0"/>
+        <w:widowControl/>
+        <w:numPr>
+          <w:ilvl w:val="0"/>
+          <w:numId w:val="2"/>
+        </w:numPr>
+        <w:suppressLineNumbers w:val="0"/>
+        <w:kinsoku/>
+        <w:wordWrap/>
+        <w:overflowPunct/>
+        <w:topLinePunct w:val="0"/>
+        <w:autoSpaceDE/>
+        <w:autoSpaceDN/>
+        <w:bidi w:val="0"/>
+        <w:adjustRightInd/>
+        <w:snapToGrid/>
+        <w:spacing w:beforeAutospacing="0" w:afterAutospacing="0" w:line="360" w:lineRule="exact"/>
+        <w:textAlignment w:val="auto"/>
+        <w:rPr>
+          <w:rFonts w:hint="default" w:ascii="sans-serif" w:hAnsi="sans-serif" w:eastAsia="sans-serif" w:cs="sans-serif"/>
+          <w:i w:val="0"/>
+          <w:iCs w:val="0"/>
+          <w:caps w:val="0"/>
+          <w:color w:val="auto"/>
+          <w:spacing w:val="0"/>
+          <w:sz w:val="19"/>
+          <w:szCs w:val="19"/>
+          <w:highlight w:val="yellow"/>
+          <w:shd w:val="clear" w:color="auto" w:fill="auto"/>
+          <w:lang w:val="en-US" w:eastAsia="zh-CN"/>
+        </w:rPr>
+      </w:pPr>
+      <w:r>
+        <w:rPr>
+          <w:rFonts w:hint="eastAsia" w:ascii="sans-serif" w:hAnsi="sans-serif" w:eastAsia="sans-serif" w:cs="sans-serif"/>
+          <w:i w:val="0"/>
+          <w:iCs w:val="0"/>
+          <w:caps w:val="0"/>
+          <w:color w:val="auto"/>
+          <w:spacing w:val="0"/>
+          <w:sz w:val="19"/>
+          <w:szCs w:val="19"/>
+          <w:highlight w:val="red"/>
+          <w:shd w:val="clear" w:color="auto" w:fill="auto"/>
+          <w:lang w:val="en-US" w:eastAsia="zh-CN"/>
+        </w:rPr>
+        <w:t>怪物被冰冻技能射击LV1-LV4只是微微变蓝色，LV5才会被冰冻，</w:t>
+      </w:r>
+      <w:r>
+        <w:rPr>
+          <w:rFonts w:hint="eastAsia" w:ascii="sans-serif" w:hAnsi="sans-serif" w:eastAsia="sans-serif" w:cs="sans-serif"/>
+          <w:i w:val="0"/>
+          <w:iCs w:val="0"/>
+          <w:caps w:val="0"/>
+          <w:color w:val="auto"/>
+          <w:spacing w:val="0"/>
+          <w:sz w:val="19"/>
+          <w:szCs w:val="19"/>
+          <w:highlight w:val="yellow"/>
+          <w:shd w:val="clear" w:color="auto" w:fill="auto"/>
+          <w:lang w:val="en-US" w:eastAsia="zh-CN"/>
+        </w:rPr>
+        <w:t>冰冻接入冰冻音效</w:t>
+      </w:r>
+    </w:p>
+    <w:p>
+      <w:pPr>
+        <w:pStyle w:val="6"/>
+        <w:keepNext w:val="0"/>
+        <w:keepLines w:val="0"/>
+        <w:pageBreakBefore w:val="0"/>
+        <w:widowControl/>
+        <w:numPr>
+          <w:ilvl w:val="0"/>
+          <w:numId w:val="2"/>
+        </w:numPr>
+        <w:suppressLineNumbers w:val="0"/>
+        <w:kinsoku/>
+        <w:wordWrap/>
+        <w:overflowPunct/>
+        <w:topLinePunct w:val="0"/>
+        <w:autoSpaceDE/>
+        <w:autoSpaceDN/>
+        <w:bidi w:val="0"/>
+        <w:adjustRightInd/>
+        <w:snapToGrid/>
+        <w:spacing w:beforeAutospacing="0" w:afterAutospacing="0" w:line="360" w:lineRule="exact"/>
+        <w:textAlignment w:val="auto"/>
+        <w:rPr>
+          <w:rFonts w:hint="default" w:ascii="sans-serif" w:hAnsi="sans-serif" w:eastAsia="sans-serif" w:cs="sans-serif"/>
+          <w:i w:val="0"/>
+          <w:iCs w:val="0"/>
+          <w:caps w:val="0"/>
+          <w:color w:val="auto"/>
+          <w:spacing w:val="0"/>
+          <w:kern w:val="0"/>
+          <w:sz w:val="19"/>
+          <w:szCs w:val="19"/>
+          <w:highlight w:val="none"/>
+          <w:shd w:val="clear" w:color="auto" w:fill="auto"/>
+          <w:lang w:val="en-US" w:eastAsia="zh-CN" w:bidi="ar"/>
+        </w:rPr>
+      </w:pPr>
+      <w:r>
+        <w:rPr>
+          <w:rFonts w:hint="eastAsia" w:ascii="sans-serif" w:hAnsi="sans-serif" w:eastAsia="sans-serif" w:cs="sans-serif"/>
+          <w:i w:val="0"/>
+          <w:iCs w:val="0"/>
+          <w:caps w:val="0"/>
+          <w:color w:val="auto"/>
+          <w:spacing w:val="0"/>
+          <w:kern w:val="0"/>
+          <w:sz w:val="19"/>
+          <w:szCs w:val="19"/>
+          <w:highlight w:val="none"/>
+          <w:shd w:val="clear" w:color="auto" w:fill="auto"/>
+          <w:lang w:val="en-US" w:eastAsia="zh-CN" w:bidi="ar"/>
+        </w:rPr>
+        <w:t>查看升级特效是否添加</w:t>
+      </w:r>
+    </w:p>
+    <w:p>
+      <w:pPr>
+        <w:pStyle w:val="6"/>
+        <w:keepNext w:val="0"/>
+        <w:keepLines w:val="0"/>
+        <w:pageBreakBefore w:val="0"/>
+        <w:widowControl/>
+        <w:numPr>
+          <w:ilvl w:val="0"/>
+          <w:numId w:val="2"/>
+        </w:numPr>
+        <w:suppressLineNumbers w:val="0"/>
+        <w:kinsoku/>
+        <w:wordWrap/>
+        <w:overflowPunct/>
+        <w:topLinePunct w:val="0"/>
+        <w:autoSpaceDE/>
+        <w:autoSpaceDN/>
+        <w:bidi w:val="0"/>
+        <w:adjustRightInd/>
+        <w:snapToGrid/>
+        <w:spacing w:beforeAutospacing="0" w:afterAutospacing="0" w:line="360" w:lineRule="exact"/>
+        <w:textAlignment w:val="auto"/>
+        <w:rPr>
+          <w:rFonts w:hint="default" w:ascii="sans-serif" w:hAnsi="sans-serif" w:eastAsia="sans-serif" w:cs="sans-serif"/>
+          <w:i w:val="0"/>
+          <w:iCs w:val="0"/>
+          <w:caps w:val="0"/>
+          <w:color w:val="auto"/>
+          <w:spacing w:val="0"/>
+          <w:kern w:val="0"/>
+          <w:sz w:val="19"/>
+          <w:szCs w:val="19"/>
+          <w:highlight w:val="none"/>
+          <w:shd w:val="clear" w:color="auto" w:fill="auto"/>
+          <w:lang w:val="en-US" w:eastAsia="zh-CN" w:bidi="ar"/>
+        </w:rPr>
+      </w:pPr>
+      <w:r>
+        <w:rPr>
+          <w:rFonts w:hint="eastAsia" w:ascii="sans-serif" w:hAnsi="sans-serif" w:eastAsia="sans-serif" w:cs="sans-serif"/>
+          <w:i w:val="0"/>
+          <w:iCs w:val="0"/>
+          <w:caps w:val="0"/>
+          <w:color w:val="auto"/>
+          <w:spacing w:val="0"/>
+          <w:kern w:val="0"/>
+          <w:sz w:val="19"/>
+          <w:szCs w:val="19"/>
+          <w:highlight w:val="none"/>
+          <w:shd w:val="clear" w:color="auto" w:fill="auto"/>
+          <w:lang w:val="en-US" w:eastAsia="zh-CN" w:bidi="ar"/>
+        </w:rPr>
+        <w:t>制作启动游戏背景图。</w:t>
+      </w:r>
+    </w:p>
+    <w:p>
+      <w:pPr>
+        <w:pStyle w:val="6"/>
+        <w:keepNext w:val="0"/>
+        <w:keepLines w:val="0"/>
+        <w:pageBreakBefore w:val="0"/>
+        <w:widowControl/>
+        <w:numPr>
+          <w:ilvl w:val="0"/>
+          <w:numId w:val="2"/>
+        </w:numPr>
+        <w:suppressLineNumbers w:val="0"/>
+        <w:kinsoku/>
+        <w:wordWrap/>
+        <w:overflowPunct/>
+        <w:topLinePunct w:val="0"/>
+        <w:autoSpaceDE/>
+        <w:autoSpaceDN/>
+        <w:bidi w:val="0"/>
+        <w:adjustRightInd/>
+        <w:snapToGrid/>
+        <w:spacing w:beforeAutospacing="0" w:afterAutospacing="0" w:line="360" w:lineRule="exact"/>
+        <w:textAlignment w:val="auto"/>
+        <w:rPr>
+          <w:rFonts w:hint="default" w:ascii="sans-serif" w:hAnsi="sans-serif" w:eastAsia="sans-serif" w:cs="sans-serif"/>
+          <w:i w:val="0"/>
+          <w:iCs w:val="0"/>
+          <w:caps w:val="0"/>
+          <w:color w:val="auto"/>
+          <w:spacing w:val="0"/>
+          <w:kern w:val="0"/>
+          <w:sz w:val="19"/>
+          <w:szCs w:val="19"/>
+          <w:highlight w:val="none"/>
+          <w:shd w:val="clear" w:color="auto" w:fill="auto"/>
+          <w:lang w:val="en-US" w:eastAsia="zh-CN" w:bidi="ar"/>
+        </w:rPr>
+      </w:pPr>
+      <w:r>
+        <w:rPr>
+          <w:rFonts w:hint="eastAsia" w:ascii="sans-serif" w:hAnsi="sans-serif" w:eastAsia="sans-serif" w:cs="sans-serif"/>
+          <w:i w:val="0"/>
+          <w:iCs w:val="0"/>
+          <w:caps w:val="0"/>
+          <w:color w:val="auto"/>
+          <w:spacing w:val="0"/>
+          <w:kern w:val="0"/>
+          <w:sz w:val="19"/>
+          <w:szCs w:val="19"/>
+          <w:highlight w:val="none"/>
+          <w:shd w:val="clear" w:color="auto" w:fill="auto"/>
+          <w:lang w:val="en-US" w:eastAsia="zh-CN" w:bidi="ar"/>
+        </w:rPr>
+        <w:t>增加手机内相关震动效果。</w:t>
+      </w:r>
+    </w:p>
+    <w:p>
+      <w:pPr>
+        <w:pStyle w:val="6"/>
+        <w:keepNext w:val="0"/>
+        <w:keepLines w:val="0"/>
+        <w:pageBreakBefore w:val="0"/>
+        <w:widowControl/>
+        <w:numPr>
+          <w:ilvl w:val="0"/>
+          <w:numId w:val="2"/>
+        </w:numPr>
+        <w:suppressLineNumbers w:val="0"/>
+        <w:kinsoku/>
+        <w:wordWrap/>
+        <w:overflowPunct/>
+        <w:topLinePunct w:val="0"/>
+        <w:autoSpaceDE/>
+        <w:autoSpaceDN/>
+        <w:bidi w:val="0"/>
+        <w:adjustRightInd/>
+        <w:snapToGrid/>
+        <w:spacing w:beforeAutospacing="0" w:afterAutospacing="0" w:line="360" w:lineRule="exact"/>
+        <w:textAlignment w:val="auto"/>
+        <w:rPr>
+          <w:rFonts w:hint="default" w:ascii="sans-serif" w:hAnsi="sans-serif" w:eastAsia="sans-serif" w:cs="sans-serif"/>
+          <w:i w:val="0"/>
+          <w:iCs w:val="0"/>
+          <w:caps w:val="0"/>
+          <w:color w:val="auto"/>
+          <w:spacing w:val="0"/>
+          <w:kern w:val="0"/>
+          <w:sz w:val="19"/>
+          <w:szCs w:val="19"/>
+          <w:highlight w:val="none"/>
+          <w:shd w:val="clear" w:color="auto" w:fill="auto"/>
+          <w:lang w:val="en-US" w:eastAsia="zh-CN" w:bidi="ar"/>
+        </w:rPr>
+      </w:pPr>
       <w:bookmarkStart w:id="0" w:name="_GoBack"/>
-      <w:bookmarkEnd w:id="0"/>
       <w:r>
         <w:rPr>
           <w:rFonts w:hint="eastAsia" w:ascii="sans-serif" w:hAnsi="sans-serif" w:eastAsia="sans-serif" w:cs="sans-serif"/>
@@ -11946,13 +12934,14 @@
           <w:kern w:val="0"/>
           <w:sz w:val="19"/>
           <w:szCs w:val="19"/>
-          <w:highlight w:val="red"/>
+          <w:highlight w:val="none"/>
           <w:shd w:val="clear" w:color="auto" w:fill="auto"/>
           <w:lang w:val="en-US" w:eastAsia="zh-CN" w:bidi="ar"/>
         </w:rPr>
-        <w:t>志。</w:t>
-      </w:r>
-    </w:p>
+        <w:t>增加一个虚拟摇杆</w:t>
+      </w:r>
+    </w:p>
+    <w:bookmarkEnd w:id="0"/>
     <w:p>
       <w:pPr>
         <w:pStyle w:val="6"/>
@@ -11986,7 +12975,7 @@
           <w:kern w:val="0"/>
           <w:sz w:val="19"/>
           <w:szCs w:val="19"/>
-          <w:highlight w:val="red"/>
+          <w:highlight w:val="none"/>
           <w:shd w:val="clear" w:color="auto" w:fill="auto"/>
           <w:lang w:val="en-US" w:eastAsia="zh-CN" w:bidi="ar"/>
         </w:rPr>
@@ -12002,11 +12991,11 @@
           <w:kern w:val="0"/>
           <w:sz w:val="19"/>
           <w:szCs w:val="19"/>
-          <w:highlight w:val="red"/>
+          <w:highlight w:val="none"/>
           <w:shd w:val="clear" w:color="auto" w:fill="auto"/>
           <w:lang w:val="en-US" w:eastAsia="zh-CN" w:bidi="ar"/>
         </w:rPr>
-        <w:t>又添加回反射技能</w:t>
+        <w:t>击破boss子弹，子弹爆炸无音效。</w:t>
       </w:r>
     </w:p>
     <w:p>
@@ -12033,19 +13022,37 @@
         <w:spacing w:beforeAutospacing="0" w:afterAutospacing="0" w:line="360" w:lineRule="exact"/>
         <w:textAlignment w:val="auto"/>
         <w:rPr>
-          <w:rFonts w:hint="default" w:ascii="sans-serif" w:hAnsi="sans-serif" w:eastAsia="sans-serif" w:cs="sans-serif"/>
-          <w:i w:val="0"/>
-          <w:iCs w:val="0"/>
-          <w:caps w:val="0"/>
-          <w:color w:val="auto"/>
-          <w:spacing w:val="0"/>
-          <w:sz w:val="19"/>
-          <w:szCs w:val="19"/>
-          <w:highlight w:val="red"/>
-          <w:shd w:val="clear" w:color="auto" w:fill="auto"/>
-          <w:lang w:val="en-US" w:eastAsia="zh-CN"/>
-        </w:rPr>
-      </w:pPr>
+          <w:rFonts w:hint="eastAsia" w:ascii="sans-serif" w:hAnsi="sans-serif" w:eastAsia="sans-serif" w:cs="sans-serif"/>
+          <w:i w:val="0"/>
+          <w:iCs w:val="0"/>
+          <w:caps w:val="0"/>
+          <w:color w:val="auto"/>
+          <w:spacing w:val="0"/>
+          <w:kern w:val="0"/>
+          <w:sz w:val="19"/>
+          <w:szCs w:val="19"/>
+          <w:highlight w:val="none"/>
+          <w:shd w:val="clear" w:color="auto" w:fill="auto"/>
+          <w:lang w:val="en-US" w:eastAsia="zh-CN" w:bidi="ar"/>
+        </w:rPr>
+      </w:pPr>
+      <w:r>
+        <w:rPr>
+          <w:rFonts w:hint="eastAsia" w:ascii="sans-serif" w:hAnsi="sans-serif" w:eastAsia="sans-serif" w:cs="sans-serif"/>
+          <w:i w:val="0"/>
+          <w:iCs w:val="0"/>
+          <w:caps w:val="0"/>
+          <w:color w:val="auto"/>
+          <w:spacing w:val="0"/>
+          <w:kern w:val="0"/>
+          <w:sz w:val="19"/>
+          <w:szCs w:val="19"/>
+          <w:highlight w:val="none"/>
+          <w:shd w:val="clear" w:color="auto" w:fill="auto"/>
+          <w:lang w:val="en-US" w:eastAsia="zh-CN" w:bidi="ar"/>
+        </w:rPr>
+        <w:t>boss音效加速太快了。</w:t>
+      </w:r>
     </w:p>
     <w:p>
       <w:pPr>
@@ -12071,50 +13078,484 @@
         <w:spacing w:beforeAutospacing="0" w:afterAutospacing="0" w:line="360" w:lineRule="exact"/>
         <w:textAlignment w:val="auto"/>
         <w:rPr>
-          <w:rFonts w:hint="default" w:ascii="sans-serif" w:hAnsi="sans-serif" w:eastAsia="sans-serif" w:cs="sans-serif"/>
-          <w:i w:val="0"/>
-          <w:iCs w:val="0"/>
-          <w:caps w:val="0"/>
-          <w:color w:val="auto"/>
-          <w:spacing w:val="0"/>
+          <w:rFonts w:hint="eastAsia" w:ascii="sans-serif" w:hAnsi="sans-serif" w:eastAsia="sans-serif" w:cs="sans-serif"/>
+          <w:i w:val="0"/>
+          <w:iCs w:val="0"/>
+          <w:caps w:val="0"/>
+          <w:color w:val="auto"/>
+          <w:spacing w:val="0"/>
+          <w:kern w:val="0"/>
+          <w:sz w:val="19"/>
+          <w:szCs w:val="19"/>
+          <w:highlight w:val="lightGray"/>
+          <w:shd w:val="clear" w:color="auto" w:fill="auto"/>
+          <w:lang w:val="en-US" w:eastAsia="zh-CN" w:bidi="ar"/>
+        </w:rPr>
+      </w:pPr>
+      <w:r>
+        <w:rPr>
+          <w:rFonts w:hint="eastAsia" w:ascii="sans-serif" w:hAnsi="sans-serif" w:eastAsia="sans-serif" w:cs="sans-serif"/>
+          <w:i w:val="0"/>
+          <w:iCs w:val="0"/>
+          <w:caps w:val="0"/>
+          <w:color w:val="auto"/>
+          <w:spacing w:val="0"/>
+          <w:kern w:val="0"/>
+          <w:sz w:val="19"/>
+          <w:szCs w:val="19"/>
+          <w:highlight w:val="lightGray"/>
+          <w:shd w:val="clear" w:color="auto" w:fill="auto"/>
+          <w:lang w:val="en-US" w:eastAsia="zh-CN" w:bidi="ar"/>
+        </w:rPr>
+        <w:t>修改Drifter（漂移者）怪物机制，现在玩家有点激光打不到，而且还会强力撞击到玩家的护盾。</w:t>
+      </w:r>
+    </w:p>
+    <w:p>
+      <w:pPr>
+        <w:pStyle w:val="6"/>
+        <w:keepNext w:val="0"/>
+        <w:keepLines w:val="0"/>
+        <w:pageBreakBefore w:val="0"/>
+        <w:widowControl/>
+        <w:numPr>
+          <w:ilvl w:val="0"/>
+          <w:numId w:val="2"/>
+        </w:numPr>
+        <w:suppressLineNumbers w:val="0"/>
+        <w:kinsoku/>
+        <w:wordWrap/>
+        <w:overflowPunct/>
+        <w:topLinePunct w:val="0"/>
+        <w:autoSpaceDE/>
+        <w:autoSpaceDN/>
+        <w:bidi w:val="0"/>
+        <w:adjustRightInd/>
+        <w:snapToGrid/>
+        <w:spacing w:beforeAutospacing="0" w:afterAutospacing="0" w:line="360" w:lineRule="exact"/>
+        <w:textAlignment w:val="auto"/>
+        <w:rPr>
+          <w:rFonts w:hint="eastAsia" w:ascii="sans-serif" w:hAnsi="sans-serif" w:eastAsia="sans-serif" w:cs="sans-serif"/>
+          <w:i w:val="0"/>
+          <w:iCs w:val="0"/>
+          <w:caps w:val="0"/>
+          <w:color w:val="auto"/>
+          <w:spacing w:val="0"/>
+          <w:kern w:val="0"/>
+          <w:sz w:val="19"/>
+          <w:szCs w:val="19"/>
+          <w:highlight w:val="yellow"/>
+          <w:shd w:val="clear" w:color="auto" w:fill="auto"/>
+          <w:lang w:val="en-US" w:eastAsia="zh-CN" w:bidi="ar"/>
+        </w:rPr>
+      </w:pPr>
+      <w:r>
+        <w:rPr>
+          <w:rFonts w:hint="eastAsia" w:ascii="sans-serif" w:hAnsi="sans-serif" w:eastAsia="sans-serif" w:cs="sans-serif"/>
+          <w:i w:val="0"/>
+          <w:iCs w:val="0"/>
+          <w:caps w:val="0"/>
+          <w:color w:val="auto"/>
+          <w:spacing w:val="0"/>
+          <w:kern w:val="0"/>
+          <w:sz w:val="19"/>
+          <w:szCs w:val="19"/>
+          <w:highlight w:val="yellow"/>
+          <w:shd w:val="clear" w:color="auto" w:fill="auto"/>
+          <w:lang w:val="en-US" w:eastAsia="zh-CN" w:bidi="ar"/>
+        </w:rPr>
+        <w:t>制作第三章带护盾的冰甲怪做完。</w:t>
+      </w:r>
+    </w:p>
+    <w:p>
+      <w:pPr>
+        <w:pStyle w:val="6"/>
+        <w:keepNext w:val="0"/>
+        <w:keepLines w:val="0"/>
+        <w:pageBreakBefore w:val="0"/>
+        <w:widowControl/>
+        <w:numPr>
+          <w:ilvl w:val="0"/>
+          <w:numId w:val="2"/>
+        </w:numPr>
+        <w:suppressLineNumbers w:val="0"/>
+        <w:kinsoku/>
+        <w:wordWrap/>
+        <w:overflowPunct/>
+        <w:topLinePunct w:val="0"/>
+        <w:autoSpaceDE/>
+        <w:autoSpaceDN/>
+        <w:bidi w:val="0"/>
+        <w:adjustRightInd/>
+        <w:snapToGrid/>
+        <w:spacing w:beforeAutospacing="0" w:afterAutospacing="0" w:line="360" w:lineRule="exact"/>
+        <w:textAlignment w:val="auto"/>
+        <w:rPr>
+          <w:rFonts w:hint="eastAsia" w:ascii="sans-serif" w:hAnsi="sans-serif" w:eastAsia="sans-serif" w:cs="sans-serif"/>
+          <w:i w:val="0"/>
+          <w:iCs w:val="0"/>
+          <w:caps w:val="0"/>
+          <w:color w:val="auto"/>
+          <w:spacing w:val="0"/>
+          <w:kern w:val="0"/>
+          <w:sz w:val="19"/>
+          <w:szCs w:val="19"/>
+          <w:highlight w:val="yellow"/>
+          <w:shd w:val="clear" w:color="auto" w:fill="auto"/>
+          <w:lang w:val="en-US" w:eastAsia="zh-CN" w:bidi="ar"/>
+        </w:rPr>
+      </w:pPr>
+      <w:r>
+        <w:rPr>
+          <w:rFonts w:hint="eastAsia" w:ascii="sans-serif" w:hAnsi="sans-serif" w:eastAsia="sans-serif" w:cs="sans-serif"/>
+          <w:i w:val="0"/>
+          <w:iCs w:val="0"/>
+          <w:caps w:val="0"/>
+          <w:color w:val="auto"/>
+          <w:spacing w:val="0"/>
+          <w:kern w:val="0"/>
+          <w:sz w:val="19"/>
+          <w:szCs w:val="19"/>
+          <w:highlight w:val="yellow"/>
+          <w:shd w:val="clear" w:color="auto" w:fill="auto"/>
+          <w:lang w:val="en-US" w:eastAsia="zh-CN" w:bidi="ar"/>
+        </w:rPr>
+        <w:t>玩的不爽的点，选择击退模块技能，没有体现出效果。（没有击退小怪的感觉）。弹球怪被激光射击后飘来飘去，打不到。</w:t>
+      </w:r>
+    </w:p>
+    <w:p>
+      <w:pPr>
+        <w:pStyle w:val="6"/>
+        <w:keepNext w:val="0"/>
+        <w:keepLines w:val="0"/>
+        <w:pageBreakBefore w:val="0"/>
+        <w:widowControl/>
+        <w:numPr>
+          <w:ilvl w:val="0"/>
+          <w:numId w:val="2"/>
+        </w:numPr>
+        <w:suppressLineNumbers w:val="0"/>
+        <w:kinsoku/>
+        <w:wordWrap/>
+        <w:overflowPunct/>
+        <w:topLinePunct w:val="0"/>
+        <w:autoSpaceDE/>
+        <w:autoSpaceDN/>
+        <w:bidi w:val="0"/>
+        <w:adjustRightInd/>
+        <w:snapToGrid/>
+        <w:spacing w:beforeAutospacing="0" w:afterAutospacing="0" w:line="360" w:lineRule="exact"/>
+        <w:textAlignment w:val="auto"/>
+        <w:rPr>
+          <w:rFonts w:hint="eastAsia" w:ascii="sans-serif" w:hAnsi="sans-serif" w:eastAsia="sans-serif" w:cs="sans-serif"/>
+          <w:i w:val="0"/>
+          <w:iCs w:val="0"/>
+          <w:caps w:val="0"/>
+          <w:color w:val="auto"/>
+          <w:spacing w:val="0"/>
+          <w:kern w:val="0"/>
+          <w:sz w:val="19"/>
+          <w:szCs w:val="19"/>
+          <w:highlight w:val="yellow"/>
+          <w:shd w:val="clear" w:color="auto" w:fill="auto"/>
+          <w:lang w:val="en-US" w:eastAsia="zh-CN" w:bidi="ar"/>
+        </w:rPr>
+      </w:pPr>
+      <w:r>
+        <w:rPr>
+          <w:rFonts w:hint="eastAsia" w:ascii="sans-serif" w:hAnsi="sans-serif" w:eastAsia="sans-serif" w:cs="sans-serif"/>
+          <w:i w:val="0"/>
+          <w:iCs w:val="0"/>
+          <w:caps w:val="0"/>
+          <w:color w:val="auto"/>
+          <w:spacing w:val="0"/>
+          <w:kern w:val="0"/>
+          <w:sz w:val="19"/>
+          <w:szCs w:val="19"/>
+          <w:highlight w:val="yellow"/>
+          <w:shd w:val="clear" w:color="auto" w:fill="auto"/>
+          <w:lang w:val="en-US" w:eastAsia="zh-CN" w:bidi="ar"/>
+        </w:rPr>
+        <w:t>大招激光长度增加3</w:t>
+      </w:r>
+    </w:p>
+    <w:p>
+      <w:pPr>
+        <w:pStyle w:val="6"/>
+        <w:keepNext w:val="0"/>
+        <w:keepLines w:val="0"/>
+        <w:pageBreakBefore w:val="0"/>
+        <w:widowControl/>
+        <w:numPr>
+          <w:ilvl w:val="0"/>
+          <w:numId w:val="2"/>
+        </w:numPr>
+        <w:suppressLineNumbers w:val="0"/>
+        <w:kinsoku/>
+        <w:wordWrap/>
+        <w:overflowPunct/>
+        <w:topLinePunct w:val="0"/>
+        <w:autoSpaceDE/>
+        <w:autoSpaceDN/>
+        <w:bidi w:val="0"/>
+        <w:adjustRightInd/>
+        <w:snapToGrid/>
+        <w:spacing w:beforeAutospacing="0" w:afterAutospacing="0" w:line="360" w:lineRule="exact"/>
+        <w:textAlignment w:val="auto"/>
+        <w:rPr>
+          <w:rFonts w:hint="eastAsia" w:ascii="sans-serif" w:hAnsi="sans-serif" w:eastAsia="sans-serif" w:cs="sans-serif"/>
+          <w:i w:val="0"/>
+          <w:iCs w:val="0"/>
+          <w:caps w:val="0"/>
+          <w:color w:val="auto"/>
+          <w:spacing w:val="0"/>
+          <w:kern w:val="0"/>
           <w:sz w:val="19"/>
           <w:szCs w:val="19"/>
           <w:highlight w:val="none"/>
           <w:shd w:val="clear" w:color="auto" w:fill="auto"/>
-          <w:lang w:val="en-US" w:eastAsia="zh-CN"/>
-        </w:rPr>
-      </w:pPr>
-      <w:r>
-        <w:rPr>
-          <w:rFonts w:hint="eastAsia" w:ascii="sans-serif" w:hAnsi="sans-serif" w:eastAsia="sans-serif" w:cs="sans-serif"/>
-          <w:i w:val="0"/>
-          <w:iCs w:val="0"/>
-          <w:caps w:val="0"/>
-          <w:color w:val="auto"/>
-          <w:spacing w:val="0"/>
+          <w:lang w:val="en-US" w:eastAsia="zh-CN" w:bidi="ar"/>
+        </w:rPr>
+      </w:pPr>
+      <w:r>
+        <w:rPr>
+          <w:rFonts w:hint="eastAsia" w:ascii="sans-serif" w:hAnsi="sans-serif" w:eastAsia="sans-serif" w:cs="sans-serif"/>
+          <w:i w:val="0"/>
+          <w:iCs w:val="0"/>
+          <w:caps w:val="0"/>
+          <w:color w:val="auto"/>
+          <w:spacing w:val="0"/>
+          <w:kern w:val="0"/>
+          <w:sz w:val="19"/>
+          <w:szCs w:val="19"/>
+          <w:highlight w:val="none"/>
+          <w:shd w:val="clear" w:color="auto" w:fill="auto"/>
+          <w:lang w:val="en-US" w:eastAsia="zh-CN" w:bidi="ar"/>
+        </w:rPr>
+        <w:t>BUG，偶尔打boss会出现没有飘字显示。</w:t>
+      </w:r>
+    </w:p>
+    <w:p>
+      <w:pPr>
+        <w:pStyle w:val="6"/>
+        <w:keepNext w:val="0"/>
+        <w:keepLines w:val="0"/>
+        <w:pageBreakBefore w:val="0"/>
+        <w:widowControl/>
+        <w:numPr>
+          <w:ilvl w:val="0"/>
+          <w:numId w:val="2"/>
+        </w:numPr>
+        <w:suppressLineNumbers w:val="0"/>
+        <w:kinsoku/>
+        <w:wordWrap/>
+        <w:overflowPunct/>
+        <w:topLinePunct w:val="0"/>
+        <w:autoSpaceDE/>
+        <w:autoSpaceDN/>
+        <w:bidi w:val="0"/>
+        <w:adjustRightInd/>
+        <w:snapToGrid/>
+        <w:spacing w:beforeAutospacing="0" w:afterAutospacing="0" w:line="360" w:lineRule="exact"/>
+        <w:textAlignment w:val="auto"/>
+        <w:rPr>
+          <w:rFonts w:hint="eastAsia" w:ascii="sans-serif" w:hAnsi="sans-serif" w:eastAsia="sans-serif" w:cs="sans-serif"/>
+          <w:i w:val="0"/>
+          <w:iCs w:val="0"/>
+          <w:caps w:val="0"/>
+          <w:color w:val="auto"/>
+          <w:spacing w:val="0"/>
+          <w:kern w:val="0"/>
+          <w:sz w:val="19"/>
+          <w:szCs w:val="19"/>
+          <w:highlight w:val="none"/>
+          <w:shd w:val="clear" w:color="auto" w:fill="auto"/>
+          <w:lang w:val="en-US" w:eastAsia="zh-CN" w:bidi="ar"/>
+        </w:rPr>
+      </w:pPr>
+      <w:r>
+        <w:rPr>
+          <w:rFonts w:hint="eastAsia" w:ascii="sans-serif" w:hAnsi="sans-serif" w:eastAsia="sans-serif" w:cs="sans-serif"/>
+          <w:i w:val="0"/>
+          <w:iCs w:val="0"/>
+          <w:caps w:val="0"/>
+          <w:color w:val="auto"/>
+          <w:spacing w:val="0"/>
+          <w:kern w:val="0"/>
+          <w:sz w:val="19"/>
+          <w:szCs w:val="19"/>
+          <w:highlight w:val="none"/>
+          <w:shd w:val="clear" w:color="auto" w:fill="auto"/>
+          <w:lang w:val="en-US" w:eastAsia="zh-CN" w:bidi="ar"/>
+        </w:rPr>
+        <w:t>制作新手引导系统，1-3波的渐进式教学、三色箱子教程和操作引导。</w:t>
+      </w:r>
+    </w:p>
+    <w:p>
+      <w:pPr>
+        <w:pStyle w:val="6"/>
+        <w:keepNext w:val="0"/>
+        <w:keepLines w:val="0"/>
+        <w:pageBreakBefore w:val="0"/>
+        <w:widowControl/>
+        <w:numPr>
+          <w:ilvl w:val="0"/>
+          <w:numId w:val="2"/>
+        </w:numPr>
+        <w:suppressLineNumbers w:val="0"/>
+        <w:kinsoku/>
+        <w:wordWrap/>
+        <w:overflowPunct/>
+        <w:topLinePunct w:val="0"/>
+        <w:autoSpaceDE/>
+        <w:autoSpaceDN/>
+        <w:bidi w:val="0"/>
+        <w:adjustRightInd/>
+        <w:snapToGrid/>
+        <w:spacing w:beforeAutospacing="0" w:afterAutospacing="0" w:line="360" w:lineRule="exact"/>
+        <w:textAlignment w:val="auto"/>
+        <w:rPr>
+          <w:rFonts w:hint="eastAsia" w:ascii="sans-serif" w:hAnsi="sans-serif" w:eastAsia="sans-serif" w:cs="sans-serif"/>
+          <w:i w:val="0"/>
+          <w:iCs w:val="0"/>
+          <w:caps w:val="0"/>
+          <w:color w:val="auto"/>
+          <w:spacing w:val="0"/>
+          <w:kern w:val="0"/>
+          <w:sz w:val="19"/>
+          <w:szCs w:val="19"/>
+          <w:highlight w:val="none"/>
+          <w:shd w:val="clear" w:color="auto" w:fill="auto"/>
+          <w:lang w:val="en-US" w:eastAsia="zh-CN" w:bidi="ar"/>
+        </w:rPr>
+      </w:pPr>
+      <w:r>
+        <w:rPr>
+          <w:rFonts w:hint="eastAsia" w:ascii="sans-serif" w:hAnsi="sans-serif" w:eastAsia="sans-serif" w:cs="sans-serif"/>
+          <w:i w:val="0"/>
+          <w:iCs w:val="0"/>
+          <w:caps w:val="0"/>
+          <w:color w:val="auto"/>
+          <w:spacing w:val="0"/>
+          <w:kern w:val="0"/>
+          <w:sz w:val="19"/>
+          <w:szCs w:val="19"/>
+          <w:highlight w:val="none"/>
+          <w:shd w:val="clear" w:color="auto" w:fill="auto"/>
+          <w:lang w:val="en-US" w:eastAsia="zh-CN" w:bidi="ar"/>
+        </w:rPr>
+        <w:t>制作数据埋点。</w:t>
+      </w:r>
+    </w:p>
+    <w:p>
+      <w:pPr>
+        <w:pStyle w:val="6"/>
+        <w:keepNext w:val="0"/>
+        <w:keepLines w:val="0"/>
+        <w:pageBreakBefore w:val="0"/>
+        <w:widowControl/>
+        <w:numPr>
+          <w:ilvl w:val="0"/>
+          <w:numId w:val="2"/>
+        </w:numPr>
+        <w:suppressLineNumbers w:val="0"/>
+        <w:kinsoku/>
+        <w:wordWrap/>
+        <w:overflowPunct/>
+        <w:topLinePunct w:val="0"/>
+        <w:autoSpaceDE/>
+        <w:autoSpaceDN/>
+        <w:bidi w:val="0"/>
+        <w:adjustRightInd/>
+        <w:snapToGrid/>
+        <w:spacing w:beforeAutospacing="0" w:afterAutospacing="0" w:line="360" w:lineRule="exact"/>
+        <w:textAlignment w:val="auto"/>
+        <w:rPr>
+          <w:rFonts w:hint="eastAsia" w:ascii="sans-serif" w:hAnsi="sans-serif" w:eastAsia="sans-serif" w:cs="sans-serif"/>
+          <w:i w:val="0"/>
+          <w:iCs w:val="0"/>
+          <w:caps w:val="0"/>
+          <w:color w:val="auto"/>
+          <w:spacing w:val="0"/>
+          <w:kern w:val="0"/>
+          <w:sz w:val="19"/>
+          <w:szCs w:val="19"/>
+          <w:highlight w:val="none"/>
+          <w:shd w:val="clear" w:color="auto" w:fill="auto"/>
+          <w:lang w:val="en-US" w:eastAsia="zh-CN" w:bidi="ar"/>
+        </w:rPr>
+      </w:pPr>
+      <w:r>
+        <w:rPr>
+          <w:rFonts w:hint="eastAsia" w:ascii="sans-serif" w:hAnsi="sans-serif" w:eastAsia="sans-serif" w:cs="sans-serif"/>
+          <w:i w:val="0"/>
+          <w:iCs w:val="0"/>
+          <w:caps w:val="0"/>
+          <w:color w:val="auto"/>
+          <w:spacing w:val="0"/>
+          <w:kern w:val="0"/>
+          <w:sz w:val="19"/>
+          <w:szCs w:val="19"/>
+          <w:highlight w:val="none"/>
+          <w:shd w:val="clear" w:color="auto" w:fill="auto"/>
+          <w:lang w:val="en-US" w:eastAsia="zh-CN" w:bidi="ar"/>
+        </w:rPr>
+        <w:t>添加IAA广告系统，把复活和技能Reroll的激励视频坑位接上。</w:t>
+      </w:r>
+    </w:p>
+    <w:p>
+      <w:pPr>
+        <w:pStyle w:val="6"/>
+        <w:keepNext w:val="0"/>
+        <w:keepLines w:val="0"/>
+        <w:pageBreakBefore w:val="0"/>
+        <w:widowControl/>
+        <w:numPr>
+          <w:ilvl w:val="0"/>
+          <w:numId w:val="2"/>
+        </w:numPr>
+        <w:suppressLineNumbers w:val="0"/>
+        <w:kinsoku/>
+        <w:wordWrap/>
+        <w:overflowPunct/>
+        <w:topLinePunct w:val="0"/>
+        <w:autoSpaceDE/>
+        <w:autoSpaceDN/>
+        <w:bidi w:val="0"/>
+        <w:adjustRightInd/>
+        <w:snapToGrid/>
+        <w:spacing w:beforeAutospacing="0" w:afterAutospacing="0" w:line="360" w:lineRule="exact"/>
+        <w:textAlignment w:val="auto"/>
+        <w:rPr>
+          <w:rFonts w:hint="eastAsia" w:ascii="sans-serif" w:hAnsi="sans-serif" w:eastAsia="sans-serif" w:cs="sans-serif"/>
+          <w:i w:val="0"/>
+          <w:iCs w:val="0"/>
+          <w:caps w:val="0"/>
+          <w:color w:val="auto"/>
+          <w:spacing w:val="0"/>
+          <w:kern w:val="0"/>
           <w:sz w:val="19"/>
           <w:szCs w:val="19"/>
           <w:highlight w:val="yellow"/>
           <w:shd w:val="clear" w:color="auto" w:fill="auto"/>
-          <w:lang w:val="en-US" w:eastAsia="zh-CN"/>
-        </w:rPr>
-        <w:t>制作boss冲击特效</w:t>
-      </w:r>
-      <w:r>
-        <w:rPr>
-          <w:rFonts w:hint="eastAsia" w:ascii="sans-serif" w:hAnsi="sans-serif" w:eastAsia="sans-serif" w:cs="sans-serif"/>
-          <w:i w:val="0"/>
-          <w:iCs w:val="0"/>
-          <w:caps w:val="0"/>
-          <w:color w:val="auto"/>
-          <w:spacing w:val="0"/>
-          <w:sz w:val="19"/>
-          <w:szCs w:val="19"/>
-          <w:highlight w:val="none"/>
-          <w:shd w:val="clear" w:color="auto" w:fill="auto"/>
-          <w:lang w:val="en-US" w:eastAsia="zh-CN"/>
-        </w:rPr>
-        <w:t>和角力铁花特效。</w:t>
+          <w:lang w:val="en-US" w:eastAsia="zh-CN" w:bidi="ar"/>
+        </w:rPr>
+      </w:pPr>
+      <w:r>
+        <w:rPr>
+          <w:rFonts w:hint="eastAsia" w:ascii="sans-serif" w:hAnsi="sans-serif" w:eastAsia="sans-serif" w:cs="sans-serif"/>
+          <w:i w:val="0"/>
+          <w:iCs w:val="0"/>
+          <w:caps w:val="0"/>
+          <w:color w:val="auto"/>
+          <w:spacing w:val="0"/>
+          <w:kern w:val="0"/>
+          <w:sz w:val="19"/>
+          <w:szCs w:val="19"/>
+          <w:highlight w:val="yellow"/>
+          <w:shd w:val="clear" w:color="auto" w:fill="auto"/>
+          <w:lang w:val="en-US" w:eastAsia="zh-CN" w:bidi="ar"/>
+        </w:rPr>
+        <w:t>大招好像无法锁定boss的bug.</w:t>
       </w:r>
     </w:p>
     <w:p>
@@ -12141,34 +13582,36 @@
         <w:spacing w:beforeAutospacing="0" w:afterAutospacing="0" w:line="360" w:lineRule="exact"/>
         <w:textAlignment w:val="auto"/>
         <w:rPr>
-          <w:rFonts w:hint="default" w:ascii="sans-serif" w:hAnsi="sans-serif" w:eastAsia="sans-serif" w:cs="sans-serif"/>
-          <w:i w:val="0"/>
-          <w:iCs w:val="0"/>
-          <w:caps w:val="0"/>
-          <w:color w:val="auto"/>
-          <w:spacing w:val="0"/>
+          <w:rFonts w:hint="eastAsia" w:ascii="sans-serif" w:hAnsi="sans-serif" w:eastAsia="sans-serif" w:cs="sans-serif"/>
+          <w:i w:val="0"/>
+          <w:iCs w:val="0"/>
+          <w:caps w:val="0"/>
+          <w:color w:val="auto"/>
+          <w:spacing w:val="0"/>
+          <w:kern w:val="0"/>
           <w:sz w:val="19"/>
           <w:szCs w:val="19"/>
           <w:highlight w:val="yellow"/>
           <w:shd w:val="clear" w:color="auto" w:fill="auto"/>
-          <w:lang w:val="en-US" w:eastAsia="zh-CN"/>
-        </w:rPr>
-      </w:pPr>
-      <w:r>
-        <w:rPr>
-          <w:rFonts w:hint="eastAsia" w:ascii="sans-serif" w:hAnsi="sans-serif" w:eastAsia="sans-serif" w:cs="sans-serif"/>
-          <w:i w:val="0"/>
-          <w:iCs w:val="0"/>
-          <w:caps w:val="0"/>
-          <w:color w:val="auto"/>
-          <w:spacing w:val="0"/>
+          <w:lang w:val="en-US" w:eastAsia="zh-CN" w:bidi="ar"/>
+        </w:rPr>
+      </w:pPr>
+      <w:r>
+        <w:rPr>
+          <w:rFonts w:hint="eastAsia" w:ascii="sans-serif" w:hAnsi="sans-serif" w:eastAsia="sans-serif" w:cs="sans-serif"/>
+          <w:i w:val="0"/>
+          <w:iCs w:val="0"/>
+          <w:caps w:val="0"/>
+          <w:color w:val="auto"/>
+          <w:spacing w:val="0"/>
+          <w:kern w:val="0"/>
           <w:sz w:val="19"/>
           <w:szCs w:val="19"/>
           <w:highlight w:val="yellow"/>
           <w:shd w:val="clear" w:color="auto" w:fill="auto"/>
-          <w:lang w:val="en-US" w:eastAsia="zh-CN"/>
-        </w:rPr>
-        <w:t>当boss进入僵直状态，外壳（body02）身体会变透明，导致全身变红的问题。修改这个效果改为眼睛缩小，然后body03在亮红盒暗中之间闪烁。</w:t>
+          <w:lang w:val="en-US" w:eastAsia="zh-CN" w:bidi="ar"/>
+        </w:rPr>
+        <w:t>传导技能需修改激光的效果</w:t>
       </w:r>
     </w:p>
     <w:p>
@@ -12195,34 +13638,36 @@
         <w:spacing w:beforeAutospacing="0" w:afterAutospacing="0" w:line="360" w:lineRule="exact"/>
         <w:textAlignment w:val="auto"/>
         <w:rPr>
-          <w:rFonts w:hint="default" w:ascii="sans-serif" w:hAnsi="sans-serif" w:eastAsia="sans-serif" w:cs="sans-serif"/>
-          <w:i w:val="0"/>
-          <w:iCs w:val="0"/>
-          <w:caps w:val="0"/>
-          <w:color w:val="auto"/>
-          <w:spacing w:val="0"/>
-          <w:sz w:val="19"/>
-          <w:szCs w:val="19"/>
-          <w:highlight w:val="magenta"/>
-          <w:shd w:val="clear" w:color="auto" w:fill="auto"/>
-          <w:lang w:val="en-US" w:eastAsia="zh-CN"/>
-        </w:rPr>
-      </w:pPr>
-      <w:r>
-        <w:rPr>
-          <w:rFonts w:hint="eastAsia" w:ascii="sans-serif" w:hAnsi="sans-serif" w:eastAsia="sans-serif" w:cs="sans-serif"/>
-          <w:i w:val="0"/>
-          <w:iCs w:val="0"/>
-          <w:caps w:val="0"/>
-          <w:color w:val="auto"/>
-          <w:spacing w:val="0"/>
-          <w:sz w:val="19"/>
-          <w:szCs w:val="19"/>
-          <w:highlight w:val="magenta"/>
-          <w:shd w:val="clear" w:color="auto" w:fill="auto"/>
-          <w:lang w:val="en-US" w:eastAsia="zh-CN"/>
-        </w:rPr>
-        <w:t>检查所有相关特效的接入。</w:t>
+          <w:rFonts w:hint="eastAsia" w:ascii="sans-serif" w:hAnsi="sans-serif" w:eastAsia="sans-serif" w:cs="sans-serif"/>
+          <w:i w:val="0"/>
+          <w:iCs w:val="0"/>
+          <w:caps w:val="0"/>
+          <w:color w:val="auto"/>
+          <w:spacing w:val="0"/>
+          <w:kern w:val="0"/>
+          <w:sz w:val="19"/>
+          <w:szCs w:val="19"/>
+          <w:highlight w:val="yellow"/>
+          <w:shd w:val="clear" w:color="auto" w:fill="auto"/>
+          <w:lang w:val="en-US" w:eastAsia="zh-CN" w:bidi="ar"/>
+        </w:rPr>
+      </w:pPr>
+      <w:r>
+        <w:rPr>
+          <w:rFonts w:hint="eastAsia" w:ascii="sans-serif" w:hAnsi="sans-serif" w:eastAsia="sans-serif" w:cs="sans-serif"/>
+          <w:i w:val="0"/>
+          <w:iCs w:val="0"/>
+          <w:caps w:val="0"/>
+          <w:color w:val="auto"/>
+          <w:spacing w:val="0"/>
+          <w:kern w:val="0"/>
+          <w:sz w:val="19"/>
+          <w:szCs w:val="19"/>
+          <w:highlight w:val="yellow"/>
+          <w:shd w:val="clear" w:color="auto" w:fill="auto"/>
+          <w:lang w:val="en-US" w:eastAsia="zh-CN" w:bidi="ar"/>
+        </w:rPr>
+        <w:t>广域透镜，激光加宽不明显问题</w:t>
       </w:r>
     </w:p>
     <w:p>
@@ -12249,34 +13694,36 @@
         <w:spacing w:beforeAutospacing="0" w:afterAutospacing="0" w:line="360" w:lineRule="exact"/>
         <w:textAlignment w:val="auto"/>
         <w:rPr>
-          <w:rFonts w:hint="default" w:ascii="sans-serif" w:hAnsi="sans-serif" w:eastAsia="sans-serif" w:cs="sans-serif"/>
-          <w:i w:val="0"/>
-          <w:iCs w:val="0"/>
-          <w:caps w:val="0"/>
-          <w:color w:val="auto"/>
-          <w:spacing w:val="0"/>
-          <w:sz w:val="19"/>
-          <w:szCs w:val="19"/>
-          <w:highlight w:val="red"/>
-          <w:shd w:val="clear" w:color="auto" w:fill="auto"/>
-          <w:lang w:val="en-US" w:eastAsia="zh-CN"/>
-        </w:rPr>
-      </w:pPr>
-      <w:r>
-        <w:rPr>
-          <w:rFonts w:hint="eastAsia" w:ascii="sans-serif" w:hAnsi="sans-serif" w:eastAsia="sans-serif" w:cs="sans-serif"/>
-          <w:i w:val="0"/>
-          <w:iCs w:val="0"/>
-          <w:caps w:val="0"/>
-          <w:color w:val="auto"/>
-          <w:spacing w:val="0"/>
-          <w:sz w:val="19"/>
-          <w:szCs w:val="19"/>
-          <w:highlight w:val="none"/>
-          <w:shd w:val="clear" w:color="auto" w:fill="auto"/>
-          <w:lang w:val="en-US" w:eastAsia="zh-CN"/>
-        </w:rPr>
-        <w:t>优化护盾受击特效的受击点位置产生特效和播放特效。</w:t>
+          <w:rFonts w:hint="eastAsia" w:ascii="sans-serif" w:hAnsi="sans-serif" w:eastAsia="sans-serif" w:cs="sans-serif"/>
+          <w:i w:val="0"/>
+          <w:iCs w:val="0"/>
+          <w:caps w:val="0"/>
+          <w:color w:val="auto"/>
+          <w:spacing w:val="0"/>
+          <w:kern w:val="0"/>
+          <w:sz w:val="19"/>
+          <w:szCs w:val="19"/>
+          <w:highlight w:val="red"/>
+          <w:shd w:val="clear" w:color="auto" w:fill="auto"/>
+          <w:lang w:val="en-US" w:eastAsia="zh-CN" w:bidi="ar"/>
+        </w:rPr>
+      </w:pPr>
+      <w:r>
+        <w:rPr>
+          <w:rFonts w:hint="eastAsia" w:ascii="sans-serif" w:hAnsi="sans-serif" w:eastAsia="sans-serif" w:cs="sans-serif"/>
+          <w:i w:val="0"/>
+          <w:iCs w:val="0"/>
+          <w:caps w:val="0"/>
+          <w:color w:val="auto"/>
+          <w:spacing w:val="0"/>
+          <w:kern w:val="0"/>
+          <w:sz w:val="19"/>
+          <w:szCs w:val="19"/>
+          <w:highlight w:val="red"/>
+          <w:shd w:val="clear" w:color="auto" w:fill="auto"/>
+          <w:lang w:val="en-US" w:eastAsia="zh-CN" w:bidi="ar"/>
+        </w:rPr>
+        <w:t>优化第一章节怪物的出场和波次的数量等。（先出基础粘液怪，再出坦克怪，再出速度怪，再出机制弹球怪，再出精英坦克怪，再出精英弹球怪，再出boss）</w:t>
       </w:r>
     </w:p>
     <w:p>
@@ -12303,34 +13750,36 @@
         <w:spacing w:beforeAutospacing="0" w:afterAutospacing="0" w:line="360" w:lineRule="exact"/>
         <w:textAlignment w:val="auto"/>
         <w:rPr>
-          <w:rFonts w:hint="default" w:ascii="sans-serif" w:hAnsi="sans-serif" w:eastAsia="sans-serif" w:cs="sans-serif"/>
-          <w:i w:val="0"/>
-          <w:iCs w:val="0"/>
-          <w:caps w:val="0"/>
-          <w:color w:val="auto"/>
-          <w:spacing w:val="0"/>
+          <w:rFonts w:hint="eastAsia" w:ascii="sans-serif" w:hAnsi="sans-serif" w:eastAsia="sans-serif" w:cs="sans-serif"/>
+          <w:i w:val="0"/>
+          <w:iCs w:val="0"/>
+          <w:caps w:val="0"/>
+          <w:color w:val="auto"/>
+          <w:spacing w:val="0"/>
+          <w:kern w:val="0"/>
           <w:sz w:val="19"/>
           <w:szCs w:val="19"/>
           <w:highlight w:val="yellow"/>
           <w:shd w:val="clear" w:color="auto" w:fill="auto"/>
-          <w:lang w:val="en-US" w:eastAsia="zh-CN"/>
-        </w:rPr>
-      </w:pPr>
-      <w:r>
-        <w:rPr>
-          <w:rFonts w:hint="eastAsia" w:ascii="sans-serif" w:hAnsi="sans-serif" w:eastAsia="sans-serif" w:cs="sans-serif"/>
-          <w:i w:val="0"/>
-          <w:iCs w:val="0"/>
-          <w:caps w:val="0"/>
-          <w:color w:val="auto"/>
-          <w:spacing w:val="0"/>
+          <w:lang w:val="en-US" w:eastAsia="zh-CN" w:bidi="ar"/>
+        </w:rPr>
+      </w:pPr>
+      <w:r>
+        <w:rPr>
+          <w:rFonts w:hint="eastAsia" w:ascii="sans-serif" w:hAnsi="sans-serif" w:eastAsia="sans-serif" w:cs="sans-serif"/>
+          <w:i w:val="0"/>
+          <w:iCs w:val="0"/>
+          <w:caps w:val="0"/>
+          <w:color w:val="auto"/>
+          <w:spacing w:val="0"/>
+          <w:kern w:val="0"/>
           <w:sz w:val="19"/>
           <w:szCs w:val="19"/>
           <w:highlight w:val="yellow"/>
           <w:shd w:val="clear" w:color="auto" w:fill="auto"/>
-          <w:lang w:val="en-US" w:eastAsia="zh-CN"/>
-        </w:rPr>
-        <w:t>战斗内杀死怪物，爆金币效果制作。</w:t>
+          <w:lang w:val="en-US" w:eastAsia="zh-CN" w:bidi="ar"/>
+        </w:rPr>
+        <w:t>看广告复活界面和功能。</w:t>
       </w:r>
     </w:p>
     <w:p>
@@ -12357,34 +13806,36 @@
         <w:spacing w:beforeAutospacing="0" w:afterAutospacing="0" w:line="360" w:lineRule="exact"/>
         <w:textAlignment w:val="auto"/>
         <w:rPr>
-          <w:rFonts w:hint="default" w:ascii="sans-serif" w:hAnsi="sans-serif" w:eastAsia="sans-serif" w:cs="sans-serif"/>
-          <w:i w:val="0"/>
-          <w:iCs w:val="0"/>
-          <w:caps w:val="0"/>
-          <w:color w:val="auto"/>
-          <w:spacing w:val="0"/>
-          <w:sz w:val="19"/>
-          <w:szCs w:val="19"/>
-          <w:highlight w:val="lightGray"/>
-          <w:shd w:val="clear" w:color="auto" w:fill="auto"/>
-          <w:lang w:val="en-US" w:eastAsia="zh-CN"/>
-        </w:rPr>
-      </w:pPr>
-      <w:r>
-        <w:rPr>
-          <w:rFonts w:hint="eastAsia" w:ascii="sans-serif" w:hAnsi="sans-serif" w:eastAsia="sans-serif" w:cs="sans-serif"/>
-          <w:i w:val="0"/>
-          <w:iCs w:val="0"/>
-          <w:caps w:val="0"/>
-          <w:color w:val="auto"/>
-          <w:spacing w:val="0"/>
-          <w:sz w:val="19"/>
-          <w:szCs w:val="19"/>
-          <w:highlight w:val="lightGray"/>
-          <w:shd w:val="clear" w:color="auto" w:fill="auto"/>
-          <w:lang w:val="en-US" w:eastAsia="zh-CN"/>
-        </w:rPr>
-        <w:t>宝箱怪制作和配置设置。怪物类型里看怎么添加宝箱怪，需要屏幕内随机出现。</w:t>
+          <w:rFonts w:hint="eastAsia" w:ascii="sans-serif" w:hAnsi="sans-serif" w:eastAsia="sans-serif" w:cs="sans-serif"/>
+          <w:i w:val="0"/>
+          <w:iCs w:val="0"/>
+          <w:caps w:val="0"/>
+          <w:color w:val="auto"/>
+          <w:spacing w:val="0"/>
+          <w:kern w:val="0"/>
+          <w:sz w:val="19"/>
+          <w:szCs w:val="19"/>
+          <w:highlight w:val="yellow"/>
+          <w:shd w:val="clear" w:color="auto" w:fill="auto"/>
+          <w:lang w:val="en-US" w:eastAsia="zh-CN" w:bidi="ar"/>
+        </w:rPr>
+      </w:pPr>
+      <w:r>
+        <w:rPr>
+          <w:rFonts w:hint="eastAsia" w:ascii="sans-serif" w:hAnsi="sans-serif" w:eastAsia="sans-serif" w:cs="sans-serif"/>
+          <w:i w:val="0"/>
+          <w:iCs w:val="0"/>
+          <w:caps w:val="0"/>
+          <w:color w:val="auto"/>
+          <w:spacing w:val="0"/>
+          <w:kern w:val="0"/>
+          <w:sz w:val="19"/>
+          <w:szCs w:val="19"/>
+          <w:highlight w:val="yellow"/>
+          <w:shd w:val="clear" w:color="auto" w:fill="auto"/>
+          <w:lang w:val="en-US" w:eastAsia="zh-CN" w:bidi="ar"/>
+        </w:rPr>
+        <w:t>大招激光射击音效，大招充能满了音效</w:t>
       </w:r>
     </w:p>
     <w:p>
@@ -12411,34 +13862,36 @@
         <w:spacing w:beforeAutospacing="0" w:afterAutospacing="0" w:line="360" w:lineRule="exact"/>
         <w:textAlignment w:val="auto"/>
         <w:rPr>
-          <w:rFonts w:hint="default" w:ascii="sans-serif" w:hAnsi="sans-serif" w:eastAsia="sans-serif" w:cs="sans-serif"/>
-          <w:i w:val="0"/>
-          <w:iCs w:val="0"/>
-          <w:caps w:val="0"/>
-          <w:color w:val="auto"/>
-          <w:spacing w:val="0"/>
-          <w:sz w:val="19"/>
-          <w:szCs w:val="19"/>
-          <w:highlight w:val="none"/>
-          <w:shd w:val="clear" w:color="auto" w:fill="auto"/>
-          <w:lang w:val="en-US" w:eastAsia="zh-CN"/>
-        </w:rPr>
-      </w:pPr>
-      <w:r>
-        <w:rPr>
-          <w:rFonts w:hint="eastAsia" w:ascii="sans-serif" w:hAnsi="sans-serif" w:eastAsia="sans-serif" w:cs="sans-serif"/>
-          <w:i w:val="0"/>
-          <w:iCs w:val="0"/>
-          <w:caps w:val="0"/>
-          <w:color w:val="auto"/>
-          <w:spacing w:val="0"/>
-          <w:sz w:val="19"/>
-          <w:szCs w:val="19"/>
-          <w:highlight w:val="none"/>
-          <w:shd w:val="clear" w:color="auto" w:fill="auto"/>
-          <w:lang w:val="en-US" w:eastAsia="zh-CN"/>
-        </w:rPr>
-        <w:t>底座和水晶制作闪白shader，并赋予材质球。</w:t>
+          <w:rFonts w:hint="eastAsia" w:ascii="sans-serif" w:hAnsi="sans-serif" w:eastAsia="sans-serif" w:cs="sans-serif"/>
+          <w:i w:val="0"/>
+          <w:iCs w:val="0"/>
+          <w:caps w:val="0"/>
+          <w:color w:val="auto"/>
+          <w:spacing w:val="0"/>
+          <w:kern w:val="0"/>
+          <w:sz w:val="19"/>
+          <w:szCs w:val="19"/>
+          <w:highlight w:val="yellow"/>
+          <w:shd w:val="clear" w:color="auto" w:fill="auto"/>
+          <w:lang w:val="en-US" w:eastAsia="zh-CN" w:bidi="ar"/>
+        </w:rPr>
+      </w:pPr>
+      <w:r>
+        <w:rPr>
+          <w:rFonts w:hint="eastAsia" w:ascii="sans-serif" w:hAnsi="sans-serif" w:eastAsia="sans-serif" w:cs="sans-serif"/>
+          <w:i w:val="0"/>
+          <w:iCs w:val="0"/>
+          <w:caps w:val="0"/>
+          <w:color w:val="auto"/>
+          <w:spacing w:val="0"/>
+          <w:kern w:val="0"/>
+          <w:sz w:val="19"/>
+          <w:szCs w:val="19"/>
+          <w:highlight w:val="yellow"/>
+          <w:shd w:val="clear" w:color="auto" w:fill="auto"/>
+          <w:lang w:val="en-US" w:eastAsia="zh-CN" w:bidi="ar"/>
+        </w:rPr>
+        <w:t>是否选择了极寒光束，技能池就去掉聚能透镜技能，选择了聚能透镜技能就去掉极寒光束技能？</w:t>
       </w:r>
     </w:p>
     <w:p>
@@ -12465,34 +13918,36 @@
         <w:spacing w:beforeAutospacing="0" w:afterAutospacing="0" w:line="360" w:lineRule="exact"/>
         <w:textAlignment w:val="auto"/>
         <w:rPr>
-          <w:rFonts w:hint="default" w:ascii="sans-serif" w:hAnsi="sans-serif" w:eastAsia="sans-serif" w:cs="sans-serif"/>
-          <w:i w:val="0"/>
-          <w:iCs w:val="0"/>
-          <w:caps w:val="0"/>
-          <w:color w:val="auto"/>
-          <w:spacing w:val="0"/>
-          <w:sz w:val="19"/>
-          <w:szCs w:val="19"/>
-          <w:highlight w:val="lightGray"/>
-          <w:shd w:val="clear" w:color="auto" w:fill="auto"/>
-          <w:lang w:val="en-US" w:eastAsia="zh-CN"/>
-        </w:rPr>
-      </w:pPr>
-      <w:r>
-        <w:rPr>
-          <w:rFonts w:hint="eastAsia" w:ascii="sans-serif" w:hAnsi="sans-serif" w:eastAsia="sans-serif" w:cs="sans-serif"/>
-          <w:i w:val="0"/>
-          <w:iCs w:val="0"/>
-          <w:caps w:val="0"/>
-          <w:color w:val="auto"/>
-          <w:spacing w:val="0"/>
-          <w:sz w:val="19"/>
-          <w:szCs w:val="19"/>
-          <w:highlight w:val="lightGray"/>
-          <w:shd w:val="clear" w:color="auto" w:fill="auto"/>
-          <w:lang w:val="en-US" w:eastAsia="zh-CN"/>
-        </w:rPr>
-        <w:t>新增或者修改一个怪物为远程怪</w:t>
+          <w:rFonts w:hint="eastAsia" w:ascii="sans-serif" w:hAnsi="sans-serif" w:eastAsia="sans-serif" w:cs="sans-serif"/>
+          <w:i w:val="0"/>
+          <w:iCs w:val="0"/>
+          <w:caps w:val="0"/>
+          <w:color w:val="auto"/>
+          <w:spacing w:val="0"/>
+          <w:kern w:val="0"/>
+          <w:sz w:val="19"/>
+          <w:szCs w:val="19"/>
+          <w:highlight w:val="yellow"/>
+          <w:shd w:val="clear" w:color="auto" w:fill="auto"/>
+          <w:lang w:val="en-US" w:eastAsia="zh-CN" w:bidi="ar"/>
+        </w:rPr>
+      </w:pPr>
+      <w:r>
+        <w:rPr>
+          <w:rFonts w:hint="eastAsia" w:ascii="sans-serif" w:hAnsi="sans-serif" w:eastAsia="sans-serif" w:cs="sans-serif"/>
+          <w:i w:val="0"/>
+          <w:iCs w:val="0"/>
+          <w:caps w:val="0"/>
+          <w:color w:val="auto"/>
+          <w:spacing w:val="0"/>
+          <w:kern w:val="0"/>
+          <w:sz w:val="19"/>
+          <w:szCs w:val="19"/>
+          <w:highlight w:val="yellow"/>
+          <w:shd w:val="clear" w:color="auto" w:fill="auto"/>
+          <w:lang w:val="en-US" w:eastAsia="zh-CN" w:bidi="ar"/>
+        </w:rPr>
+        <w:t>修复选择反射透镜技能增加的激光长度，最后都超出屏幕。然后再叠加选择无人机三选一里随机选择增加激光长度，导致激光长度太长。所以需要设定一个激光长度的最大值。达到这个值后，不会增加长度，只会增加激光的伤害。（激光达到一定长度后，需要把无人机里增加激光长度的选项从选项池里去除）。主激光的最大长度是29，副激光的最大长度是26.根据这个激光的最大长度，需要重新设计一下技能里包含增加激光长度的参数，还有无人机选项里增加激光长度的参数。</w:t>
       </w:r>
     </w:p>
     <w:p>
@@ -12519,34 +13974,36 @@
         <w:spacing w:beforeAutospacing="0" w:afterAutospacing="0" w:line="360" w:lineRule="exact"/>
         <w:textAlignment w:val="auto"/>
         <w:rPr>
-          <w:rFonts w:hint="default" w:ascii="sans-serif" w:hAnsi="sans-serif" w:eastAsia="sans-serif" w:cs="sans-serif"/>
-          <w:i w:val="0"/>
-          <w:iCs w:val="0"/>
-          <w:caps w:val="0"/>
-          <w:color w:val="auto"/>
-          <w:spacing w:val="0"/>
-          <w:sz w:val="19"/>
-          <w:szCs w:val="19"/>
-          <w:highlight w:val="lightGray"/>
-          <w:shd w:val="clear" w:color="auto" w:fill="auto"/>
-          <w:lang w:val="en-US" w:eastAsia="zh-CN"/>
-        </w:rPr>
-      </w:pPr>
-      <w:r>
-        <w:rPr>
-          <w:rFonts w:hint="eastAsia" w:ascii="sans-serif" w:hAnsi="sans-serif" w:eastAsia="sans-serif" w:cs="sans-serif"/>
-          <w:i w:val="0"/>
-          <w:iCs w:val="0"/>
-          <w:caps w:val="0"/>
-          <w:color w:val="auto"/>
-          <w:spacing w:val="0"/>
-          <w:sz w:val="19"/>
-          <w:szCs w:val="19"/>
-          <w:highlight w:val="lightGray"/>
-          <w:shd w:val="clear" w:color="auto" w:fill="auto"/>
-          <w:lang w:val="en-US" w:eastAsia="zh-CN"/>
-        </w:rPr>
-        <w:t>修改红激光满级有50%概率引发范围爆炸。</w:t>
+          <w:rFonts w:hint="eastAsia" w:ascii="sans-serif" w:hAnsi="sans-serif" w:eastAsia="sans-serif" w:cs="sans-serif"/>
+          <w:i w:val="0"/>
+          <w:iCs w:val="0"/>
+          <w:caps w:val="0"/>
+          <w:color w:val="auto"/>
+          <w:spacing w:val="0"/>
+          <w:kern w:val="0"/>
+          <w:sz w:val="19"/>
+          <w:szCs w:val="19"/>
+          <w:highlight w:val="yellow"/>
+          <w:shd w:val="clear" w:color="auto" w:fill="auto"/>
+          <w:lang w:val="en-US" w:eastAsia="zh-CN" w:bidi="ar"/>
+        </w:rPr>
+      </w:pPr>
+      <w:r>
+        <w:rPr>
+          <w:rFonts w:hint="eastAsia" w:ascii="sans-serif" w:hAnsi="sans-serif" w:eastAsia="sans-serif" w:cs="sans-serif"/>
+          <w:i w:val="0"/>
+          <w:iCs w:val="0"/>
+          <w:caps w:val="0"/>
+          <w:color w:val="auto"/>
+          <w:spacing w:val="0"/>
+          <w:kern w:val="0"/>
+          <w:sz w:val="19"/>
+          <w:szCs w:val="19"/>
+          <w:highlight w:val="yellow"/>
+          <w:shd w:val="clear" w:color="auto" w:fill="auto"/>
+          <w:lang w:val="en-US" w:eastAsia="zh-CN" w:bidi="ar"/>
+        </w:rPr>
+        <w:t>查找因增加激光宽度，导致释放大招时候激光爆亮的显示问题。</w:t>
       </w:r>
     </w:p>
     <w:p>
@@ -12573,50 +14030,36 @@
         <w:spacing w:beforeAutospacing="0" w:afterAutospacing="0" w:line="360" w:lineRule="exact"/>
         <w:textAlignment w:val="auto"/>
         <w:rPr>
-          <w:rFonts w:hint="default" w:ascii="sans-serif" w:hAnsi="sans-serif" w:eastAsia="sans-serif" w:cs="sans-serif"/>
-          <w:i w:val="0"/>
-          <w:iCs w:val="0"/>
-          <w:caps w:val="0"/>
-          <w:color w:val="auto"/>
-          <w:spacing w:val="0"/>
+          <w:rFonts w:hint="eastAsia" w:ascii="sans-serif" w:hAnsi="sans-serif" w:eastAsia="sans-serif" w:cs="sans-serif"/>
+          <w:i w:val="0"/>
+          <w:iCs w:val="0"/>
+          <w:caps w:val="0"/>
+          <w:color w:val="auto"/>
+          <w:spacing w:val="0"/>
+          <w:kern w:val="0"/>
           <w:sz w:val="19"/>
           <w:szCs w:val="19"/>
           <w:highlight w:val="yellow"/>
           <w:shd w:val="clear" w:color="auto" w:fill="auto"/>
-          <w:lang w:val="en-US" w:eastAsia="zh-CN"/>
-        </w:rPr>
-      </w:pPr>
-      <w:r>
-        <w:rPr>
-          <w:rFonts w:hint="eastAsia" w:ascii="sans-serif" w:hAnsi="sans-serif" w:eastAsia="sans-serif" w:cs="sans-serif"/>
-          <w:i w:val="0"/>
-          <w:iCs w:val="0"/>
-          <w:caps w:val="0"/>
-          <w:color w:val="auto"/>
-          <w:spacing w:val="0"/>
-          <w:sz w:val="19"/>
-          <w:szCs w:val="19"/>
-          <w:highlight w:val="red"/>
-          <w:shd w:val="clear" w:color="auto" w:fill="auto"/>
-          <w:lang w:val="en-US" w:eastAsia="zh-CN"/>
-        </w:rPr>
-        <w:t>怪物被冰冻技能射击LV1-LV4只是微微变蓝色，LV5才会被冰冻，</w:t>
-      </w:r>
-      <w:r>
-        <w:rPr>
-          <w:rFonts w:hint="eastAsia" w:ascii="sans-serif" w:hAnsi="sans-serif" w:eastAsia="sans-serif" w:cs="sans-serif"/>
-          <w:i w:val="0"/>
-          <w:iCs w:val="0"/>
-          <w:caps w:val="0"/>
-          <w:color w:val="auto"/>
-          <w:spacing w:val="0"/>
+          <w:lang w:val="en-US" w:eastAsia="zh-CN" w:bidi="ar"/>
+        </w:rPr>
+      </w:pPr>
+      <w:r>
+        <w:rPr>
+          <w:rFonts w:hint="eastAsia" w:ascii="sans-serif" w:hAnsi="sans-serif" w:eastAsia="sans-serif" w:cs="sans-serif"/>
+          <w:i w:val="0"/>
+          <w:iCs w:val="0"/>
+          <w:caps w:val="0"/>
+          <w:color w:val="auto"/>
+          <w:spacing w:val="0"/>
+          <w:kern w:val="0"/>
           <w:sz w:val="19"/>
           <w:szCs w:val="19"/>
           <w:highlight w:val="yellow"/>
           <w:shd w:val="clear" w:color="auto" w:fill="auto"/>
-          <w:lang w:val="en-US" w:eastAsia="zh-CN"/>
-        </w:rPr>
-        <w:t>冰冻接入冰冻音效</w:t>
+          <w:lang w:val="en-US" w:eastAsia="zh-CN" w:bidi="ar"/>
+        </w:rPr>
+        <w:t>冰冻技能打第一章污染之核boss时，因为没有击退力，所以再和boss进行角力的时候，很容易就被贴近，并且持续掉血。这个碰撞塔的音效也会连续播放（比较刺耳）</w:t>
       </w:r>
     </w:p>
     <w:p>
@@ -12643,7 +14086,7 @@
         <w:spacing w:beforeAutospacing="0" w:afterAutospacing="0" w:line="360" w:lineRule="exact"/>
         <w:textAlignment w:val="auto"/>
         <w:rPr>
-          <w:rFonts w:hint="default" w:ascii="sans-serif" w:hAnsi="sans-serif" w:eastAsia="sans-serif" w:cs="sans-serif"/>
+          <w:rFonts w:hint="eastAsia" w:ascii="sans-serif" w:hAnsi="sans-serif" w:eastAsia="sans-serif" w:cs="sans-serif"/>
           <w:i w:val="0"/>
           <w:iCs w:val="0"/>
           <w:caps w:val="0"/>
@@ -12652,7 +14095,7 @@
           <w:kern w:val="0"/>
           <w:sz w:val="19"/>
           <w:szCs w:val="19"/>
-          <w:highlight w:val="red"/>
+          <w:highlight w:val="yellow"/>
           <w:shd w:val="clear" w:color="auto" w:fill="auto"/>
           <w:lang w:val="en-US" w:eastAsia="zh-CN" w:bidi="ar"/>
         </w:rPr>
@@ -12668,11 +14111,11 @@
           <w:kern w:val="0"/>
           <w:sz w:val="19"/>
           <w:szCs w:val="19"/>
-          <w:highlight w:val="red"/>
+          <w:highlight w:val="yellow"/>
           <w:shd w:val="clear" w:color="auto" w:fill="auto"/>
           <w:lang w:val="en-US" w:eastAsia="zh-CN" w:bidi="ar"/>
         </w:rPr>
-        <w:t>安卓打包测试。</w:t>
+        <w:t>游戏结束后，点击返回按钮，还有游戏音效。（应该去掉怪物和激光等音效，只保留UI音效）</w:t>
       </w:r>
     </w:p>
     <w:p>
@@ -12699,7 +14142,7 @@
         <w:spacing w:beforeAutospacing="0" w:afterAutospacing="0" w:line="360" w:lineRule="exact"/>
         <w:textAlignment w:val="auto"/>
         <w:rPr>
-          <w:rFonts w:hint="default" w:ascii="sans-serif" w:hAnsi="sans-serif" w:eastAsia="sans-serif" w:cs="sans-serif"/>
+          <w:rFonts w:hint="eastAsia" w:ascii="sans-serif" w:hAnsi="sans-serif" w:eastAsia="sans-serif" w:cs="sans-serif"/>
           <w:i w:val="0"/>
           <w:iCs w:val="0"/>
           <w:caps w:val="0"/>
@@ -12708,7 +14151,7 @@
           <w:kern w:val="0"/>
           <w:sz w:val="19"/>
           <w:szCs w:val="19"/>
-          <w:highlight w:val="none"/>
+          <w:highlight w:val="yellow"/>
           <w:shd w:val="clear" w:color="auto" w:fill="auto"/>
           <w:lang w:val="en-US" w:eastAsia="zh-CN" w:bidi="ar"/>
         </w:rPr>
@@ -12724,11 +14167,11 @@
           <w:kern w:val="0"/>
           <w:sz w:val="19"/>
           <w:szCs w:val="19"/>
-          <w:highlight w:val="none"/>
+          <w:highlight w:val="yellow"/>
           <w:shd w:val="clear" w:color="auto" w:fill="auto"/>
           <w:lang w:val="en-US" w:eastAsia="zh-CN" w:bidi="ar"/>
         </w:rPr>
-        <w:t>查看升级特效是否添加</w:t>
+        <w:t>解决当玩家有护盾的时候，没有选择击退技能，和boss进行角力，boss无法对玩家造成伤害的问题。好像boss只对塔造成伤害。</w:t>
       </w:r>
     </w:p>
     <w:p>
@@ -12755,7 +14198,7 @@
         <w:spacing w:beforeAutospacing="0" w:afterAutospacing="0" w:line="360" w:lineRule="exact"/>
         <w:textAlignment w:val="auto"/>
         <w:rPr>
-          <w:rFonts w:hint="default" w:ascii="sans-serif" w:hAnsi="sans-serif" w:eastAsia="sans-serif" w:cs="sans-serif"/>
+          <w:rFonts w:hint="eastAsia" w:ascii="sans-serif" w:hAnsi="sans-serif" w:eastAsia="sans-serif" w:cs="sans-serif"/>
           <w:i w:val="0"/>
           <w:iCs w:val="0"/>
           <w:caps w:val="0"/>
@@ -12764,7 +14207,7 @@
           <w:kern w:val="0"/>
           <w:sz w:val="19"/>
           <w:szCs w:val="19"/>
-          <w:highlight w:val="lightGray"/>
+          <w:highlight w:val="yellow"/>
           <w:shd w:val="clear" w:color="auto" w:fill="auto"/>
           <w:lang w:val="en-US" w:eastAsia="zh-CN" w:bidi="ar"/>
         </w:rPr>
@@ -12780,11 +14223,11 @@
           <w:kern w:val="0"/>
           <w:sz w:val="19"/>
           <w:szCs w:val="19"/>
-          <w:highlight w:val="lightGray"/>
+          <w:highlight w:val="yellow"/>
           <w:shd w:val="clear" w:color="auto" w:fill="auto"/>
           <w:lang w:val="en-US" w:eastAsia="zh-CN" w:bidi="ar"/>
         </w:rPr>
-        <w:t>现在的boss除了砸，也就是野蛮冲撞能给玩家带来伤害，其它的技能都不能伤害到玩家，是否需要修复或者平衡这个问题？</w:t>
+        <w:t>需要查找并解决游戏战斗中出现的卡顿问题。</w:t>
       </w:r>
     </w:p>
     <w:p>
@@ -12811,7 +14254,7 @@
         <w:spacing w:beforeAutospacing="0" w:afterAutospacing="0" w:line="360" w:lineRule="exact"/>
         <w:textAlignment w:val="auto"/>
         <w:rPr>
-          <w:rFonts w:hint="default" w:ascii="sans-serif" w:hAnsi="sans-serif" w:eastAsia="sans-serif" w:cs="sans-serif"/>
+          <w:rFonts w:hint="eastAsia" w:ascii="sans-serif" w:hAnsi="sans-serif" w:eastAsia="sans-serif" w:cs="sans-serif"/>
           <w:i w:val="0"/>
           <w:iCs w:val="0"/>
           <w:caps w:val="0"/>
@@ -12820,7 +14263,7 @@
           <w:kern w:val="0"/>
           <w:sz w:val="19"/>
           <w:szCs w:val="19"/>
-          <w:highlight w:val="none"/>
+          <w:highlight w:val="yellow"/>
           <w:shd w:val="clear" w:color="auto" w:fill="auto"/>
           <w:lang w:val="en-US" w:eastAsia="zh-CN" w:bidi="ar"/>
         </w:rPr>
@@ -12836,11 +14279,28 @@
           <w:kern w:val="0"/>
           <w:sz w:val="19"/>
           <w:szCs w:val="19"/>
-          <w:highlight w:val="none"/>
+          <w:highlight w:val="red"/>
           <w:shd w:val="clear" w:color="auto" w:fill="auto"/>
           <w:lang w:val="en-US" w:eastAsia="zh-CN" w:bidi="ar"/>
         </w:rPr>
-        <w:t>制作启动游戏背景图。</w:t>
+        <w:t>继续优化战斗数值，完成数值模型搭建。</w:t>
+      </w:r>
+      <w:r>
+        <w:rPr>
+          <w:rFonts w:hint="eastAsia" w:ascii="sans-serif" w:hAnsi="sans-serif" w:eastAsia="sans-serif" w:cs="sans-serif"/>
+          <w:i w:val="0"/>
+          <w:iCs w:val="0"/>
+          <w:caps w:val="0"/>
+          <w:color w:val="auto"/>
+          <w:spacing w:val="0"/>
+          <w:kern w:val="0"/>
+          <w:sz w:val="19"/>
+          <w:szCs w:val="19"/>
+          <w:highlight w:val="yellow"/>
+          <w:shd w:val="clear" w:color="auto" w:fill="auto"/>
+          <w:lang w:val="en-US" w:eastAsia="zh-CN" w:bidi="ar"/>
+        </w:rPr>
+        <w:t>把第一章节的5个难度都做好。</w:t>
       </w:r>
     </w:p>
     <w:p>
@@ -12867,7 +14327,7 @@
         <w:spacing w:beforeAutospacing="0" w:afterAutospacing="0" w:line="360" w:lineRule="exact"/>
         <w:textAlignment w:val="auto"/>
         <w:rPr>
-          <w:rFonts w:hint="default" w:ascii="sans-serif" w:hAnsi="sans-serif" w:eastAsia="sans-serif" w:cs="sans-serif"/>
+          <w:rFonts w:hint="eastAsia" w:ascii="sans-serif" w:hAnsi="sans-serif" w:eastAsia="sans-serif" w:cs="sans-serif"/>
           <w:i w:val="0"/>
           <w:iCs w:val="0"/>
           <w:caps w:val="0"/>
@@ -12876,7 +14336,7 @@
           <w:kern w:val="0"/>
           <w:sz w:val="19"/>
           <w:szCs w:val="19"/>
-          <w:highlight w:val="none"/>
+          <w:highlight w:val="yellow"/>
           <w:shd w:val="clear" w:color="auto" w:fill="auto"/>
           <w:lang w:val="en-US" w:eastAsia="zh-CN" w:bidi="ar"/>
         </w:rPr>
@@ -12892,11 +14352,11 @@
           <w:kern w:val="0"/>
           <w:sz w:val="19"/>
           <w:szCs w:val="19"/>
-          <w:highlight w:val="none"/>
+          <w:highlight w:val="yellow"/>
           <w:shd w:val="clear" w:color="auto" w:fill="auto"/>
           <w:lang w:val="en-US" w:eastAsia="zh-CN" w:bidi="ar"/>
         </w:rPr>
-        <w:t>增加手机内相关震动效果。</w:t>
+        <w:t>修改光与朽的软著。</w:t>
       </w:r>
     </w:p>
     <w:p>
@@ -12923,7 +14383,7 @@
         <w:spacing w:beforeAutospacing="0" w:afterAutospacing="0" w:line="360" w:lineRule="exact"/>
         <w:textAlignment w:val="auto"/>
         <w:rPr>
-          <w:rFonts w:hint="default" w:ascii="sans-serif" w:hAnsi="sans-serif" w:eastAsia="sans-serif" w:cs="sans-serif"/>
+          <w:rFonts w:hint="eastAsia" w:ascii="sans-serif" w:hAnsi="sans-serif" w:eastAsia="sans-serif" w:cs="sans-serif"/>
           <w:i w:val="0"/>
           <w:iCs w:val="0"/>
           <w:caps w:val="0"/>
@@ -12932,7 +14392,7 @@
           <w:kern w:val="0"/>
           <w:sz w:val="19"/>
           <w:szCs w:val="19"/>
-          <w:highlight w:val="none"/>
+          <w:highlight w:val="yellow"/>
           <w:shd w:val="clear" w:color="auto" w:fill="auto"/>
           <w:lang w:val="en-US" w:eastAsia="zh-CN" w:bidi="ar"/>
         </w:rPr>
@@ -12948,11 +14408,11 @@
           <w:kern w:val="0"/>
           <w:sz w:val="19"/>
           <w:szCs w:val="19"/>
-          <w:highlight w:val="none"/>
+          <w:highlight w:val="yellow"/>
           <w:shd w:val="clear" w:color="auto" w:fill="auto"/>
           <w:lang w:val="en-US" w:eastAsia="zh-CN" w:bidi="ar"/>
         </w:rPr>
-        <w:t>增加一个虚拟摇杆</w:t>
+        <w:t>网上继续找一些unity特效资源，制作第二章和第三章的怪物和boss的特效和音效。</w:t>
       </w:r>
     </w:p>
     <w:p>
@@ -12988,7 +14448,7 @@
           <w:kern w:val="0"/>
           <w:sz w:val="19"/>
           <w:szCs w:val="19"/>
-          <w:highlight w:val="none"/>
+          <w:highlight w:val="yellow"/>
           <w:shd w:val="clear" w:color="auto" w:fill="auto"/>
           <w:lang w:val="en-US" w:eastAsia="zh-CN" w:bidi="ar"/>
         </w:rPr>
@@ -13004,11 +14464,11 @@
           <w:kern w:val="0"/>
           <w:sz w:val="19"/>
           <w:szCs w:val="19"/>
-          <w:highlight w:val="none"/>
+          <w:highlight w:val="yellow"/>
           <w:shd w:val="clear" w:color="auto" w:fill="auto"/>
           <w:lang w:val="en-US" w:eastAsia="zh-CN" w:bidi="ar"/>
         </w:rPr>
-        <w:t>击破boss子弹，子弹爆炸无音效。</w:t>
+        <w:t>无人机三选一左侧医疗，先判断玩家的血量和护盾值，如果满血，护盾值不满，则随机池里只会出现加护盾值。如果护盾值满，血量不满，则只会出现加血。如果满血，满护盾值，则随机池会随机护盾值+0或血量值+0.如果护盾值是0，则随机池会出现护盾重启的选项，概率是20%。</w:t>
       </w:r>
     </w:p>
     <w:p>
@@ -13044,7 +14504,7 @@
           <w:kern w:val="0"/>
           <w:sz w:val="19"/>
           <w:szCs w:val="19"/>
-          <w:highlight w:val="none"/>
+          <w:highlight w:val="yellow"/>
           <w:shd w:val="clear" w:color="auto" w:fill="auto"/>
           <w:lang w:val="en-US" w:eastAsia="zh-CN" w:bidi="ar"/>
         </w:rPr>
@@ -13060,795 +14520,11 @@
           <w:kern w:val="0"/>
           <w:sz w:val="19"/>
           <w:szCs w:val="19"/>
-          <w:highlight w:val="none"/>
+          <w:highlight w:val="yellow"/>
           <w:shd w:val="clear" w:color="auto" w:fill="auto"/>
           <w:lang w:val="en-US" w:eastAsia="zh-CN" w:bidi="ar"/>
         </w:rPr>
-        <w:t>boss音效加速太快了。</w:t>
-      </w:r>
-    </w:p>
-    <w:p>
-      <w:pPr>
-        <w:pStyle w:val="6"/>
-        <w:keepNext w:val="0"/>
-        <w:keepLines w:val="0"/>
-        <w:pageBreakBefore w:val="0"/>
-        <w:widowControl/>
-        <w:numPr>
-          <w:ilvl w:val="0"/>
-          <w:numId w:val="2"/>
-        </w:numPr>
-        <w:suppressLineNumbers w:val="0"/>
-        <w:kinsoku/>
-        <w:wordWrap/>
-        <w:overflowPunct/>
-        <w:topLinePunct w:val="0"/>
-        <w:autoSpaceDE/>
-        <w:autoSpaceDN/>
-        <w:bidi w:val="0"/>
-        <w:adjustRightInd/>
-        <w:snapToGrid/>
-        <w:spacing w:beforeAutospacing="0" w:afterAutospacing="0" w:line="360" w:lineRule="exact"/>
-        <w:textAlignment w:val="auto"/>
-        <w:rPr>
-          <w:rFonts w:hint="eastAsia" w:ascii="sans-serif" w:hAnsi="sans-serif" w:eastAsia="sans-serif" w:cs="sans-serif"/>
-          <w:i w:val="0"/>
-          <w:iCs w:val="0"/>
-          <w:caps w:val="0"/>
-          <w:color w:val="auto"/>
-          <w:spacing w:val="0"/>
-          <w:kern w:val="0"/>
-          <w:sz w:val="19"/>
-          <w:szCs w:val="19"/>
-          <w:highlight w:val="none"/>
-          <w:shd w:val="clear" w:color="auto" w:fill="auto"/>
-          <w:lang w:val="en-US" w:eastAsia="zh-CN" w:bidi="ar"/>
-        </w:rPr>
-      </w:pPr>
-      <w:r>
-        <w:rPr>
-          <w:rFonts w:hint="eastAsia" w:ascii="sans-serif" w:hAnsi="sans-serif" w:eastAsia="sans-serif" w:cs="sans-serif"/>
-          <w:i w:val="0"/>
-          <w:iCs w:val="0"/>
-          <w:caps w:val="0"/>
-          <w:color w:val="auto"/>
-          <w:spacing w:val="0"/>
-          <w:kern w:val="0"/>
-          <w:sz w:val="19"/>
-          <w:szCs w:val="19"/>
-          <w:highlight w:val="none"/>
-          <w:shd w:val="clear" w:color="auto" w:fill="auto"/>
-          <w:lang w:val="en-US" w:eastAsia="zh-CN" w:bidi="ar"/>
-        </w:rPr>
-        <w:t>修改Drifter（漂移者）怪物机制，现在玩家有点激光打不到，而且还会强力撞击到玩家的护盾。</w:t>
-      </w:r>
-    </w:p>
-    <w:p>
-      <w:pPr>
-        <w:pStyle w:val="6"/>
-        <w:keepNext w:val="0"/>
-        <w:keepLines w:val="0"/>
-        <w:pageBreakBefore w:val="0"/>
-        <w:widowControl/>
-        <w:numPr>
-          <w:ilvl w:val="0"/>
-          <w:numId w:val="2"/>
-        </w:numPr>
-        <w:suppressLineNumbers w:val="0"/>
-        <w:kinsoku/>
-        <w:wordWrap/>
-        <w:overflowPunct/>
-        <w:topLinePunct w:val="0"/>
-        <w:autoSpaceDE/>
-        <w:autoSpaceDN/>
-        <w:bidi w:val="0"/>
-        <w:adjustRightInd/>
-        <w:snapToGrid/>
-        <w:spacing w:beforeAutospacing="0" w:afterAutospacing="0" w:line="360" w:lineRule="exact"/>
-        <w:textAlignment w:val="auto"/>
-        <w:rPr>
-          <w:rFonts w:hint="eastAsia" w:ascii="sans-serif" w:hAnsi="sans-serif" w:eastAsia="sans-serif" w:cs="sans-serif"/>
-          <w:i w:val="0"/>
-          <w:iCs w:val="0"/>
-          <w:caps w:val="0"/>
-          <w:color w:val="auto"/>
-          <w:spacing w:val="0"/>
-          <w:kern w:val="0"/>
-          <w:sz w:val="19"/>
-          <w:szCs w:val="19"/>
-          <w:highlight w:val="yellow"/>
-          <w:shd w:val="clear" w:color="auto" w:fill="auto"/>
-          <w:lang w:val="en-US" w:eastAsia="zh-CN" w:bidi="ar"/>
-        </w:rPr>
-      </w:pPr>
-      <w:r>
-        <w:rPr>
-          <w:rFonts w:hint="eastAsia" w:ascii="sans-serif" w:hAnsi="sans-serif" w:eastAsia="sans-serif" w:cs="sans-serif"/>
-          <w:i w:val="0"/>
-          <w:iCs w:val="0"/>
-          <w:caps w:val="0"/>
-          <w:color w:val="auto"/>
-          <w:spacing w:val="0"/>
-          <w:kern w:val="0"/>
-          <w:sz w:val="19"/>
-          <w:szCs w:val="19"/>
-          <w:highlight w:val="yellow"/>
-          <w:shd w:val="clear" w:color="auto" w:fill="auto"/>
-          <w:lang w:val="en-US" w:eastAsia="zh-CN" w:bidi="ar"/>
-        </w:rPr>
-        <w:t>战斗数值优化和持续迭代。</w:t>
-      </w:r>
-    </w:p>
-    <w:p>
-      <w:pPr>
-        <w:pStyle w:val="6"/>
-        <w:keepNext w:val="0"/>
-        <w:keepLines w:val="0"/>
-        <w:pageBreakBefore w:val="0"/>
-        <w:widowControl/>
-        <w:numPr>
-          <w:ilvl w:val="0"/>
-          <w:numId w:val="2"/>
-        </w:numPr>
-        <w:suppressLineNumbers w:val="0"/>
-        <w:kinsoku/>
-        <w:wordWrap/>
-        <w:overflowPunct/>
-        <w:topLinePunct w:val="0"/>
-        <w:autoSpaceDE/>
-        <w:autoSpaceDN/>
-        <w:bidi w:val="0"/>
-        <w:adjustRightInd/>
-        <w:snapToGrid/>
-        <w:spacing w:beforeAutospacing="0" w:afterAutospacing="0" w:line="360" w:lineRule="exact"/>
-        <w:textAlignment w:val="auto"/>
-        <w:rPr>
-          <w:rFonts w:hint="eastAsia" w:ascii="sans-serif" w:hAnsi="sans-serif" w:eastAsia="sans-serif" w:cs="sans-serif"/>
-          <w:i w:val="0"/>
-          <w:iCs w:val="0"/>
-          <w:caps w:val="0"/>
-          <w:color w:val="auto"/>
-          <w:spacing w:val="0"/>
-          <w:kern w:val="0"/>
-          <w:sz w:val="19"/>
-          <w:szCs w:val="19"/>
-          <w:highlight w:val="yellow"/>
-          <w:shd w:val="clear" w:color="auto" w:fill="auto"/>
-          <w:lang w:val="en-US" w:eastAsia="zh-CN" w:bidi="ar"/>
-        </w:rPr>
-      </w:pPr>
-      <w:r>
-        <w:rPr>
-          <w:rFonts w:hint="eastAsia" w:ascii="sans-serif" w:hAnsi="sans-serif" w:eastAsia="sans-serif" w:cs="sans-serif"/>
-          <w:i w:val="0"/>
-          <w:iCs w:val="0"/>
-          <w:caps w:val="0"/>
-          <w:color w:val="auto"/>
-          <w:spacing w:val="0"/>
-          <w:kern w:val="0"/>
-          <w:sz w:val="19"/>
-          <w:szCs w:val="19"/>
-          <w:highlight w:val="yellow"/>
-          <w:shd w:val="clear" w:color="auto" w:fill="auto"/>
-          <w:lang w:val="en-US" w:eastAsia="zh-CN" w:bidi="ar"/>
-        </w:rPr>
-        <w:t>新增熔岩和极寒关卡的场景美术，怪物等，阻挡激光的岩浆怪和带护盾的冰甲怪做完。</w:t>
-      </w:r>
-    </w:p>
-    <w:p>
-      <w:pPr>
-        <w:pStyle w:val="6"/>
-        <w:keepNext w:val="0"/>
-        <w:keepLines w:val="0"/>
-        <w:pageBreakBefore w:val="0"/>
-        <w:widowControl/>
-        <w:numPr>
-          <w:ilvl w:val="0"/>
-          <w:numId w:val="2"/>
-        </w:numPr>
-        <w:suppressLineNumbers w:val="0"/>
-        <w:kinsoku/>
-        <w:wordWrap/>
-        <w:overflowPunct/>
-        <w:topLinePunct w:val="0"/>
-        <w:autoSpaceDE/>
-        <w:autoSpaceDN/>
-        <w:bidi w:val="0"/>
-        <w:adjustRightInd/>
-        <w:snapToGrid/>
-        <w:spacing w:beforeAutospacing="0" w:afterAutospacing="0" w:line="360" w:lineRule="exact"/>
-        <w:textAlignment w:val="auto"/>
-        <w:rPr>
-          <w:rFonts w:hint="eastAsia" w:ascii="sans-serif" w:hAnsi="sans-serif" w:eastAsia="sans-serif" w:cs="sans-serif"/>
-          <w:i w:val="0"/>
-          <w:iCs w:val="0"/>
-          <w:caps w:val="0"/>
-          <w:color w:val="auto"/>
-          <w:spacing w:val="0"/>
-          <w:kern w:val="0"/>
-          <w:sz w:val="19"/>
-          <w:szCs w:val="19"/>
-          <w:highlight w:val="yellow"/>
-          <w:shd w:val="clear" w:color="auto" w:fill="auto"/>
-          <w:lang w:val="en-US" w:eastAsia="zh-CN" w:bidi="ar"/>
-        </w:rPr>
-      </w:pPr>
-      <w:r>
-        <w:rPr>
-          <w:rFonts w:hint="eastAsia" w:ascii="sans-serif" w:hAnsi="sans-serif" w:eastAsia="sans-serif" w:cs="sans-serif"/>
-          <w:i w:val="0"/>
-          <w:iCs w:val="0"/>
-          <w:caps w:val="0"/>
-          <w:color w:val="auto"/>
-          <w:spacing w:val="0"/>
-          <w:kern w:val="0"/>
-          <w:sz w:val="19"/>
-          <w:szCs w:val="19"/>
-          <w:highlight w:val="yellow"/>
-          <w:shd w:val="clear" w:color="auto" w:fill="auto"/>
-          <w:lang w:val="en-US" w:eastAsia="zh-CN" w:bidi="ar"/>
-        </w:rPr>
-        <w:t>玩的不爽的点，选择击退模块技能，没有体现出效果。（没有击退小怪的感觉）。弹球怪被激光射击后飘来飘去，打不到。</w:t>
-      </w:r>
-    </w:p>
-    <w:p>
-      <w:pPr>
-        <w:pStyle w:val="6"/>
-        <w:keepNext w:val="0"/>
-        <w:keepLines w:val="0"/>
-        <w:pageBreakBefore w:val="0"/>
-        <w:widowControl/>
-        <w:numPr>
-          <w:ilvl w:val="0"/>
-          <w:numId w:val="2"/>
-        </w:numPr>
-        <w:suppressLineNumbers w:val="0"/>
-        <w:kinsoku/>
-        <w:wordWrap/>
-        <w:overflowPunct/>
-        <w:topLinePunct w:val="0"/>
-        <w:autoSpaceDE/>
-        <w:autoSpaceDN/>
-        <w:bidi w:val="0"/>
-        <w:adjustRightInd/>
-        <w:snapToGrid/>
-        <w:spacing w:beforeAutospacing="0" w:afterAutospacing="0" w:line="360" w:lineRule="exact"/>
-        <w:textAlignment w:val="auto"/>
-        <w:rPr>
-          <w:rFonts w:hint="eastAsia" w:ascii="sans-serif" w:hAnsi="sans-serif" w:eastAsia="sans-serif" w:cs="sans-serif"/>
-          <w:i w:val="0"/>
-          <w:iCs w:val="0"/>
-          <w:caps w:val="0"/>
-          <w:color w:val="auto"/>
-          <w:spacing w:val="0"/>
-          <w:kern w:val="0"/>
-          <w:sz w:val="19"/>
-          <w:szCs w:val="19"/>
-          <w:highlight w:val="yellow"/>
-          <w:shd w:val="clear" w:color="auto" w:fill="auto"/>
-          <w:lang w:val="en-US" w:eastAsia="zh-CN" w:bidi="ar"/>
-        </w:rPr>
-      </w:pPr>
-      <w:r>
-        <w:rPr>
-          <w:rFonts w:hint="eastAsia" w:ascii="sans-serif" w:hAnsi="sans-serif" w:eastAsia="sans-serif" w:cs="sans-serif"/>
-          <w:i w:val="0"/>
-          <w:iCs w:val="0"/>
-          <w:caps w:val="0"/>
-          <w:color w:val="auto"/>
-          <w:spacing w:val="0"/>
-          <w:kern w:val="0"/>
-          <w:sz w:val="19"/>
-          <w:szCs w:val="19"/>
-          <w:highlight w:val="yellow"/>
-          <w:shd w:val="clear" w:color="auto" w:fill="auto"/>
-          <w:lang w:val="en-US" w:eastAsia="zh-CN" w:bidi="ar"/>
-        </w:rPr>
-        <w:t>大招激光长度增加3</w:t>
-      </w:r>
-    </w:p>
-    <w:p>
-      <w:pPr>
-        <w:pStyle w:val="6"/>
-        <w:keepNext w:val="0"/>
-        <w:keepLines w:val="0"/>
-        <w:pageBreakBefore w:val="0"/>
-        <w:widowControl/>
-        <w:numPr>
-          <w:ilvl w:val="0"/>
-          <w:numId w:val="2"/>
-        </w:numPr>
-        <w:suppressLineNumbers w:val="0"/>
-        <w:kinsoku/>
-        <w:wordWrap/>
-        <w:overflowPunct/>
-        <w:topLinePunct w:val="0"/>
-        <w:autoSpaceDE/>
-        <w:autoSpaceDN/>
-        <w:bidi w:val="0"/>
-        <w:adjustRightInd/>
-        <w:snapToGrid/>
-        <w:spacing w:beforeAutospacing="0" w:afterAutospacing="0" w:line="360" w:lineRule="exact"/>
-        <w:textAlignment w:val="auto"/>
-        <w:rPr>
-          <w:rFonts w:hint="eastAsia" w:ascii="sans-serif" w:hAnsi="sans-serif" w:eastAsia="sans-serif" w:cs="sans-serif"/>
-          <w:i w:val="0"/>
-          <w:iCs w:val="0"/>
-          <w:caps w:val="0"/>
-          <w:color w:val="auto"/>
-          <w:spacing w:val="0"/>
-          <w:kern w:val="0"/>
-          <w:sz w:val="19"/>
-          <w:szCs w:val="19"/>
-          <w:highlight w:val="none"/>
-          <w:shd w:val="clear" w:color="auto" w:fill="auto"/>
-          <w:lang w:val="en-US" w:eastAsia="zh-CN" w:bidi="ar"/>
-        </w:rPr>
-      </w:pPr>
-      <w:r>
-        <w:rPr>
-          <w:rFonts w:hint="eastAsia" w:ascii="sans-serif" w:hAnsi="sans-serif" w:eastAsia="sans-serif" w:cs="sans-serif"/>
-          <w:i w:val="0"/>
-          <w:iCs w:val="0"/>
-          <w:caps w:val="0"/>
-          <w:color w:val="auto"/>
-          <w:spacing w:val="0"/>
-          <w:kern w:val="0"/>
-          <w:sz w:val="19"/>
-          <w:szCs w:val="19"/>
-          <w:highlight w:val="none"/>
-          <w:shd w:val="clear" w:color="auto" w:fill="auto"/>
-          <w:lang w:val="en-US" w:eastAsia="zh-CN" w:bidi="ar"/>
-        </w:rPr>
-        <w:t>BUG，偶尔打boss会出现没有飘字显示。</w:t>
-      </w:r>
-    </w:p>
-    <w:p>
-      <w:pPr>
-        <w:pStyle w:val="6"/>
-        <w:keepNext w:val="0"/>
-        <w:keepLines w:val="0"/>
-        <w:pageBreakBefore w:val="0"/>
-        <w:widowControl/>
-        <w:numPr>
-          <w:ilvl w:val="0"/>
-          <w:numId w:val="2"/>
-        </w:numPr>
-        <w:suppressLineNumbers w:val="0"/>
-        <w:kinsoku/>
-        <w:wordWrap/>
-        <w:overflowPunct/>
-        <w:topLinePunct w:val="0"/>
-        <w:autoSpaceDE/>
-        <w:autoSpaceDN/>
-        <w:bidi w:val="0"/>
-        <w:adjustRightInd/>
-        <w:snapToGrid/>
-        <w:spacing w:beforeAutospacing="0" w:afterAutospacing="0" w:line="360" w:lineRule="exact"/>
-        <w:textAlignment w:val="auto"/>
-        <w:rPr>
-          <w:rFonts w:hint="eastAsia" w:ascii="sans-serif" w:hAnsi="sans-serif" w:eastAsia="sans-serif" w:cs="sans-serif"/>
-          <w:i w:val="0"/>
-          <w:iCs w:val="0"/>
-          <w:caps w:val="0"/>
-          <w:color w:val="auto"/>
-          <w:spacing w:val="0"/>
-          <w:kern w:val="0"/>
-          <w:sz w:val="19"/>
-          <w:szCs w:val="19"/>
-          <w:highlight w:val="none"/>
-          <w:shd w:val="clear" w:color="auto" w:fill="auto"/>
-          <w:lang w:val="en-US" w:eastAsia="zh-CN" w:bidi="ar"/>
-        </w:rPr>
-      </w:pPr>
-      <w:r>
-        <w:rPr>
-          <w:rFonts w:hint="eastAsia" w:ascii="sans-serif" w:hAnsi="sans-serif" w:eastAsia="sans-serif" w:cs="sans-serif"/>
-          <w:i w:val="0"/>
-          <w:iCs w:val="0"/>
-          <w:caps w:val="0"/>
-          <w:color w:val="auto"/>
-          <w:spacing w:val="0"/>
-          <w:kern w:val="0"/>
-          <w:sz w:val="19"/>
-          <w:szCs w:val="19"/>
-          <w:highlight w:val="none"/>
-          <w:shd w:val="clear" w:color="auto" w:fill="auto"/>
-          <w:lang w:val="en-US" w:eastAsia="zh-CN" w:bidi="ar"/>
-        </w:rPr>
-        <w:t>制作新手引导系统，1-3波的渐进式教学、三色箱子教程和操作引导。</w:t>
-      </w:r>
-    </w:p>
-    <w:p>
-      <w:pPr>
-        <w:pStyle w:val="6"/>
-        <w:keepNext w:val="0"/>
-        <w:keepLines w:val="0"/>
-        <w:pageBreakBefore w:val="0"/>
-        <w:widowControl/>
-        <w:numPr>
-          <w:ilvl w:val="0"/>
-          <w:numId w:val="2"/>
-        </w:numPr>
-        <w:suppressLineNumbers w:val="0"/>
-        <w:kinsoku/>
-        <w:wordWrap/>
-        <w:overflowPunct/>
-        <w:topLinePunct w:val="0"/>
-        <w:autoSpaceDE/>
-        <w:autoSpaceDN/>
-        <w:bidi w:val="0"/>
-        <w:adjustRightInd/>
-        <w:snapToGrid/>
-        <w:spacing w:beforeAutospacing="0" w:afterAutospacing="0" w:line="360" w:lineRule="exact"/>
-        <w:textAlignment w:val="auto"/>
-        <w:rPr>
-          <w:rFonts w:hint="eastAsia" w:ascii="sans-serif" w:hAnsi="sans-serif" w:eastAsia="sans-serif" w:cs="sans-serif"/>
-          <w:i w:val="0"/>
-          <w:iCs w:val="0"/>
-          <w:caps w:val="0"/>
-          <w:color w:val="auto"/>
-          <w:spacing w:val="0"/>
-          <w:kern w:val="0"/>
-          <w:sz w:val="19"/>
-          <w:szCs w:val="19"/>
-          <w:highlight w:val="none"/>
-          <w:shd w:val="clear" w:color="auto" w:fill="auto"/>
-          <w:lang w:val="en-US" w:eastAsia="zh-CN" w:bidi="ar"/>
-        </w:rPr>
-      </w:pPr>
-      <w:r>
-        <w:rPr>
-          <w:rFonts w:hint="eastAsia" w:ascii="sans-serif" w:hAnsi="sans-serif" w:eastAsia="sans-serif" w:cs="sans-serif"/>
-          <w:i w:val="0"/>
-          <w:iCs w:val="0"/>
-          <w:caps w:val="0"/>
-          <w:color w:val="auto"/>
-          <w:spacing w:val="0"/>
-          <w:kern w:val="0"/>
-          <w:sz w:val="19"/>
-          <w:szCs w:val="19"/>
-          <w:highlight w:val="none"/>
-          <w:shd w:val="clear" w:color="auto" w:fill="auto"/>
-          <w:lang w:val="en-US" w:eastAsia="zh-CN" w:bidi="ar"/>
-        </w:rPr>
-        <w:t>制作数据埋点。</w:t>
-      </w:r>
-    </w:p>
-    <w:p>
-      <w:pPr>
-        <w:pStyle w:val="6"/>
-        <w:keepNext w:val="0"/>
-        <w:keepLines w:val="0"/>
-        <w:pageBreakBefore w:val="0"/>
-        <w:widowControl/>
-        <w:numPr>
-          <w:ilvl w:val="0"/>
-          <w:numId w:val="2"/>
-        </w:numPr>
-        <w:suppressLineNumbers w:val="0"/>
-        <w:kinsoku/>
-        <w:wordWrap/>
-        <w:overflowPunct/>
-        <w:topLinePunct w:val="0"/>
-        <w:autoSpaceDE/>
-        <w:autoSpaceDN/>
-        <w:bidi w:val="0"/>
-        <w:adjustRightInd/>
-        <w:snapToGrid/>
-        <w:spacing w:beforeAutospacing="0" w:afterAutospacing="0" w:line="360" w:lineRule="exact"/>
-        <w:textAlignment w:val="auto"/>
-        <w:rPr>
-          <w:rFonts w:hint="eastAsia" w:ascii="sans-serif" w:hAnsi="sans-serif" w:eastAsia="sans-serif" w:cs="sans-serif"/>
-          <w:i w:val="0"/>
-          <w:iCs w:val="0"/>
-          <w:caps w:val="0"/>
-          <w:color w:val="auto"/>
-          <w:spacing w:val="0"/>
-          <w:kern w:val="0"/>
-          <w:sz w:val="19"/>
-          <w:szCs w:val="19"/>
-          <w:highlight w:val="none"/>
-          <w:shd w:val="clear" w:color="auto" w:fill="auto"/>
-          <w:lang w:val="en-US" w:eastAsia="zh-CN" w:bidi="ar"/>
-        </w:rPr>
-      </w:pPr>
-      <w:r>
-        <w:rPr>
-          <w:rFonts w:hint="eastAsia" w:ascii="sans-serif" w:hAnsi="sans-serif" w:eastAsia="sans-serif" w:cs="sans-serif"/>
-          <w:i w:val="0"/>
-          <w:iCs w:val="0"/>
-          <w:caps w:val="0"/>
-          <w:color w:val="auto"/>
-          <w:spacing w:val="0"/>
-          <w:kern w:val="0"/>
-          <w:sz w:val="19"/>
-          <w:szCs w:val="19"/>
-          <w:highlight w:val="none"/>
-          <w:shd w:val="clear" w:color="auto" w:fill="auto"/>
-          <w:lang w:val="en-US" w:eastAsia="zh-CN" w:bidi="ar"/>
-        </w:rPr>
-        <w:t>添加IAA广告系统，把复活和技能Reroll的激励视频坑位接上。</w:t>
-      </w:r>
-    </w:p>
-    <w:p>
-      <w:pPr>
-        <w:pStyle w:val="6"/>
-        <w:keepNext w:val="0"/>
-        <w:keepLines w:val="0"/>
-        <w:pageBreakBefore w:val="0"/>
-        <w:widowControl/>
-        <w:numPr>
-          <w:ilvl w:val="0"/>
-          <w:numId w:val="2"/>
-        </w:numPr>
-        <w:suppressLineNumbers w:val="0"/>
-        <w:kinsoku/>
-        <w:wordWrap/>
-        <w:overflowPunct/>
-        <w:topLinePunct w:val="0"/>
-        <w:autoSpaceDE/>
-        <w:autoSpaceDN/>
-        <w:bidi w:val="0"/>
-        <w:adjustRightInd/>
-        <w:snapToGrid/>
-        <w:spacing w:beforeAutospacing="0" w:afterAutospacing="0" w:line="360" w:lineRule="exact"/>
-        <w:textAlignment w:val="auto"/>
-        <w:rPr>
-          <w:rFonts w:hint="eastAsia" w:ascii="sans-serif" w:hAnsi="sans-serif" w:eastAsia="sans-serif" w:cs="sans-serif"/>
-          <w:i w:val="0"/>
-          <w:iCs w:val="0"/>
-          <w:caps w:val="0"/>
-          <w:color w:val="auto"/>
-          <w:spacing w:val="0"/>
-          <w:kern w:val="0"/>
-          <w:sz w:val="19"/>
-          <w:szCs w:val="19"/>
-          <w:highlight w:val="yellow"/>
-          <w:shd w:val="clear" w:color="auto" w:fill="auto"/>
-          <w:lang w:val="en-US" w:eastAsia="zh-CN" w:bidi="ar"/>
-        </w:rPr>
-      </w:pPr>
-      <w:r>
-        <w:rPr>
-          <w:rFonts w:hint="eastAsia" w:ascii="sans-serif" w:hAnsi="sans-serif" w:eastAsia="sans-serif" w:cs="sans-serif"/>
-          <w:i w:val="0"/>
-          <w:iCs w:val="0"/>
-          <w:caps w:val="0"/>
-          <w:color w:val="auto"/>
-          <w:spacing w:val="0"/>
-          <w:kern w:val="0"/>
-          <w:sz w:val="19"/>
-          <w:szCs w:val="19"/>
-          <w:highlight w:val="yellow"/>
-          <w:shd w:val="clear" w:color="auto" w:fill="auto"/>
-          <w:lang w:val="en-US" w:eastAsia="zh-CN" w:bidi="ar"/>
-        </w:rPr>
-        <w:t>大招好像无法锁定boss的bug.</w:t>
-      </w:r>
-    </w:p>
-    <w:p>
-      <w:pPr>
-        <w:pStyle w:val="6"/>
-        <w:keepNext w:val="0"/>
-        <w:keepLines w:val="0"/>
-        <w:pageBreakBefore w:val="0"/>
-        <w:widowControl/>
-        <w:numPr>
-          <w:ilvl w:val="0"/>
-          <w:numId w:val="2"/>
-        </w:numPr>
-        <w:suppressLineNumbers w:val="0"/>
-        <w:kinsoku/>
-        <w:wordWrap/>
-        <w:overflowPunct/>
-        <w:topLinePunct w:val="0"/>
-        <w:autoSpaceDE/>
-        <w:autoSpaceDN/>
-        <w:bidi w:val="0"/>
-        <w:adjustRightInd/>
-        <w:snapToGrid/>
-        <w:spacing w:beforeAutospacing="0" w:afterAutospacing="0" w:line="360" w:lineRule="exact"/>
-        <w:textAlignment w:val="auto"/>
-        <w:rPr>
-          <w:rFonts w:hint="eastAsia" w:ascii="sans-serif" w:hAnsi="sans-serif" w:eastAsia="sans-serif" w:cs="sans-serif"/>
-          <w:i w:val="0"/>
-          <w:iCs w:val="0"/>
-          <w:caps w:val="0"/>
-          <w:color w:val="auto"/>
-          <w:spacing w:val="0"/>
-          <w:kern w:val="0"/>
-          <w:sz w:val="19"/>
-          <w:szCs w:val="19"/>
-          <w:highlight w:val="yellow"/>
-          <w:shd w:val="clear" w:color="auto" w:fill="auto"/>
-          <w:lang w:val="en-US" w:eastAsia="zh-CN" w:bidi="ar"/>
-        </w:rPr>
-      </w:pPr>
-      <w:r>
-        <w:rPr>
-          <w:rFonts w:hint="eastAsia" w:ascii="sans-serif" w:hAnsi="sans-serif" w:eastAsia="sans-serif" w:cs="sans-serif"/>
-          <w:i w:val="0"/>
-          <w:iCs w:val="0"/>
-          <w:caps w:val="0"/>
-          <w:color w:val="auto"/>
-          <w:spacing w:val="0"/>
-          <w:kern w:val="0"/>
-          <w:sz w:val="19"/>
-          <w:szCs w:val="19"/>
-          <w:highlight w:val="yellow"/>
-          <w:shd w:val="clear" w:color="auto" w:fill="auto"/>
-          <w:lang w:val="en-US" w:eastAsia="zh-CN" w:bidi="ar"/>
-        </w:rPr>
-        <w:t>传导技能需修改激光的效果</w:t>
-      </w:r>
-    </w:p>
-    <w:p>
-      <w:pPr>
-        <w:pStyle w:val="6"/>
-        <w:keepNext w:val="0"/>
-        <w:keepLines w:val="0"/>
-        <w:pageBreakBefore w:val="0"/>
-        <w:widowControl/>
-        <w:numPr>
-          <w:ilvl w:val="0"/>
-          <w:numId w:val="2"/>
-        </w:numPr>
-        <w:suppressLineNumbers w:val="0"/>
-        <w:kinsoku/>
-        <w:wordWrap/>
-        <w:overflowPunct/>
-        <w:topLinePunct w:val="0"/>
-        <w:autoSpaceDE/>
-        <w:autoSpaceDN/>
-        <w:bidi w:val="0"/>
-        <w:adjustRightInd/>
-        <w:snapToGrid/>
-        <w:spacing w:beforeAutospacing="0" w:afterAutospacing="0" w:line="360" w:lineRule="exact"/>
-        <w:textAlignment w:val="auto"/>
-        <w:rPr>
-          <w:rFonts w:hint="eastAsia" w:ascii="sans-serif" w:hAnsi="sans-serif" w:eastAsia="sans-serif" w:cs="sans-serif"/>
-          <w:i w:val="0"/>
-          <w:iCs w:val="0"/>
-          <w:caps w:val="0"/>
-          <w:color w:val="auto"/>
-          <w:spacing w:val="0"/>
-          <w:kern w:val="0"/>
-          <w:sz w:val="19"/>
-          <w:szCs w:val="19"/>
-          <w:highlight w:val="yellow"/>
-          <w:shd w:val="clear" w:color="auto" w:fill="auto"/>
-          <w:lang w:val="en-US" w:eastAsia="zh-CN" w:bidi="ar"/>
-        </w:rPr>
-      </w:pPr>
-      <w:r>
-        <w:rPr>
-          <w:rFonts w:hint="eastAsia" w:ascii="sans-serif" w:hAnsi="sans-serif" w:eastAsia="sans-serif" w:cs="sans-serif"/>
-          <w:i w:val="0"/>
-          <w:iCs w:val="0"/>
-          <w:caps w:val="0"/>
-          <w:color w:val="auto"/>
-          <w:spacing w:val="0"/>
-          <w:kern w:val="0"/>
-          <w:sz w:val="19"/>
-          <w:szCs w:val="19"/>
-          <w:highlight w:val="yellow"/>
-          <w:shd w:val="clear" w:color="auto" w:fill="auto"/>
-          <w:lang w:val="en-US" w:eastAsia="zh-CN" w:bidi="ar"/>
-        </w:rPr>
-        <w:t>广域透镜，激光加宽不明显问题</w:t>
-      </w:r>
-    </w:p>
-    <w:p>
-      <w:pPr>
-        <w:pStyle w:val="6"/>
-        <w:keepNext w:val="0"/>
-        <w:keepLines w:val="0"/>
-        <w:pageBreakBefore w:val="0"/>
-        <w:widowControl/>
-        <w:numPr>
-          <w:ilvl w:val="0"/>
-          <w:numId w:val="2"/>
-        </w:numPr>
-        <w:suppressLineNumbers w:val="0"/>
-        <w:kinsoku/>
-        <w:wordWrap/>
-        <w:overflowPunct/>
-        <w:topLinePunct w:val="0"/>
-        <w:autoSpaceDE/>
-        <w:autoSpaceDN/>
-        <w:bidi w:val="0"/>
-        <w:adjustRightInd/>
-        <w:snapToGrid/>
-        <w:spacing w:beforeAutospacing="0" w:afterAutospacing="0" w:line="360" w:lineRule="exact"/>
-        <w:textAlignment w:val="auto"/>
-        <w:rPr>
-          <w:rFonts w:hint="eastAsia" w:ascii="sans-serif" w:hAnsi="sans-serif" w:eastAsia="sans-serif" w:cs="sans-serif"/>
-          <w:i w:val="0"/>
-          <w:iCs w:val="0"/>
-          <w:caps w:val="0"/>
-          <w:color w:val="auto"/>
-          <w:spacing w:val="0"/>
-          <w:kern w:val="0"/>
-          <w:sz w:val="19"/>
-          <w:szCs w:val="19"/>
-          <w:highlight w:val="yellow"/>
-          <w:shd w:val="clear" w:color="auto" w:fill="auto"/>
-          <w:lang w:val="en-US" w:eastAsia="zh-CN" w:bidi="ar"/>
-        </w:rPr>
-      </w:pPr>
-      <w:r>
-        <w:rPr>
-          <w:rFonts w:hint="eastAsia" w:ascii="sans-serif" w:hAnsi="sans-serif" w:eastAsia="sans-serif" w:cs="sans-serif"/>
-          <w:i w:val="0"/>
-          <w:iCs w:val="0"/>
-          <w:caps w:val="0"/>
-          <w:color w:val="auto"/>
-          <w:spacing w:val="0"/>
-          <w:kern w:val="0"/>
-          <w:sz w:val="19"/>
-          <w:szCs w:val="19"/>
-          <w:highlight w:val="yellow"/>
-          <w:shd w:val="clear" w:color="auto" w:fill="auto"/>
-          <w:lang w:val="en-US" w:eastAsia="zh-CN" w:bidi="ar"/>
-        </w:rPr>
-        <w:t>优化第一章节怪物的出场和波次的数量等。（先出基础粘液怪，再出坦克怪，再出速度怪，再出机制弹球怪，再出精英坦克怪，再出精英弹球怪，再出boss）</w:t>
-      </w:r>
-    </w:p>
-    <w:p>
-      <w:pPr>
-        <w:pStyle w:val="6"/>
-        <w:keepNext w:val="0"/>
-        <w:keepLines w:val="0"/>
-        <w:pageBreakBefore w:val="0"/>
-        <w:widowControl/>
-        <w:numPr>
-          <w:ilvl w:val="0"/>
-          <w:numId w:val="2"/>
-        </w:numPr>
-        <w:suppressLineNumbers w:val="0"/>
-        <w:kinsoku/>
-        <w:wordWrap/>
-        <w:overflowPunct/>
-        <w:topLinePunct w:val="0"/>
-        <w:autoSpaceDE/>
-        <w:autoSpaceDN/>
-        <w:bidi w:val="0"/>
-        <w:adjustRightInd/>
-        <w:snapToGrid/>
-        <w:spacing w:beforeAutospacing="0" w:afterAutospacing="0" w:line="360" w:lineRule="exact"/>
-        <w:textAlignment w:val="auto"/>
-        <w:rPr>
-          <w:rFonts w:hint="eastAsia" w:ascii="sans-serif" w:hAnsi="sans-serif" w:eastAsia="sans-serif" w:cs="sans-serif"/>
-          <w:i w:val="0"/>
-          <w:iCs w:val="0"/>
-          <w:caps w:val="0"/>
-          <w:color w:val="auto"/>
-          <w:spacing w:val="0"/>
-          <w:kern w:val="0"/>
-          <w:sz w:val="19"/>
-          <w:szCs w:val="19"/>
-          <w:highlight w:val="yellow"/>
-          <w:shd w:val="clear" w:color="auto" w:fill="auto"/>
-          <w:lang w:val="en-US" w:eastAsia="zh-CN" w:bidi="ar"/>
-        </w:rPr>
-      </w:pPr>
-      <w:r>
-        <w:rPr>
-          <w:rFonts w:hint="eastAsia" w:ascii="sans-serif" w:hAnsi="sans-serif" w:eastAsia="sans-serif" w:cs="sans-serif"/>
-          <w:i w:val="0"/>
-          <w:iCs w:val="0"/>
-          <w:caps w:val="0"/>
-          <w:color w:val="auto"/>
-          <w:spacing w:val="0"/>
-          <w:kern w:val="0"/>
-          <w:sz w:val="19"/>
-          <w:szCs w:val="19"/>
-          <w:highlight w:val="yellow"/>
-          <w:shd w:val="clear" w:color="auto" w:fill="auto"/>
-          <w:lang w:val="en-US" w:eastAsia="zh-CN" w:bidi="ar"/>
-        </w:rPr>
-        <w:t>看广告复活界面和功能。</w:t>
+        <w:t>第二章和第三章所有怪物和boss的预制体制作。</w:t>
       </w:r>
     </w:p>
     <w:p>
@@ -13940,6 +14616,306 @@
         <w:suppressLineNumbers w:val="0"/>
       </w:pPr>
     </w:p>
+    <w:p/>
+    <w:p/>
+    <w:p/>
+    <w:p/>
+    <w:p>
+      <w:pPr>
+        <w:rPr>
+          <w:rFonts w:hint="eastAsia"/>
+        </w:rPr>
+      </w:pPr>
+      <w:r>
+        <w:rPr>
+          <w:rFonts w:hint="eastAsia"/>
+        </w:rPr>
+        <w:t xml:space="preserve">  明确接下来的制作步骤</w:t>
+      </w:r>
+    </w:p>
+    <w:p>
+      <w:pPr>
+        <w:rPr>
+          <w:rFonts w:hint="eastAsia"/>
+        </w:rPr>
+      </w:pPr>
+    </w:p>
+    <w:p>
+      <w:pPr>
+        <w:rPr>
+          <w:rFonts w:hint="eastAsia"/>
+        </w:rPr>
+      </w:pPr>
+      <w:r>
+        <w:rPr>
+          <w:rFonts w:hint="eastAsia"/>
+        </w:rPr>
+        <w:t xml:space="preserve">  你确认完上述问题，同时把第三章描述告诉我后，我们按以下顺序执行：</w:t>
+      </w:r>
+    </w:p>
+    <w:p>
+      <w:pPr>
+        <w:rPr>
+          <w:rFonts w:hint="eastAsia"/>
+        </w:rPr>
+      </w:pPr>
+    </w:p>
+    <w:p>
+      <w:pPr>
+        <w:rPr>
+          <w:rFonts w:hint="eastAsia"/>
+        </w:rPr>
+      </w:pPr>
+      <w:r>
+        <w:rPr>
+          <w:rFonts w:hint="eastAsia"/>
+        </w:rPr>
+        <w:t xml:space="preserve">  阶段0（设计）：用TTK模型计算第二/三章HP锚点 + 波次配置方案</w:t>
+      </w:r>
+    </w:p>
+    <w:p>
+      <w:pPr>
+        <w:rPr>
+          <w:rFonts w:hint="eastAsia"/>
+        </w:rPr>
+      </w:pPr>
+      <w:r>
+        <w:rPr>
+          <w:rFonts w:hint="eastAsia"/>
+        </w:rPr>
+        <w:t xml:space="preserve">        ↓</w:t>
+      </w:r>
+    </w:p>
+    <w:p>
+      <w:pPr>
+        <w:rPr>
+          <w:rFonts w:hint="eastAsia"/>
+        </w:rPr>
+      </w:pPr>
+      <w:r>
+        <w:rPr>
+          <w:rFonts w:hint="eastAsia"/>
+        </w:rPr>
+        <w:t xml:space="preserve">  阶段1（数据层）：创建第二章6种怪物的ScriptableObject配置文件</w:t>
+      </w:r>
+    </w:p>
+    <w:p>
+      <w:pPr>
+        <w:rPr>
+          <w:rFonts w:hint="eastAsia"/>
+        </w:rPr>
+      </w:pPr>
+      <w:r>
+        <w:rPr>
+          <w:rFonts w:hint="eastAsia"/>
+        </w:rPr>
+        <w:t xml:space="preserve">        ↓</w:t>
+      </w:r>
+    </w:p>
+    <w:p>
+      <w:pPr>
+        <w:rPr>
+          <w:rFonts w:hint="eastAsia"/>
+        </w:rPr>
+      </w:pPr>
+      <w:r>
+        <w:rPr>
+          <w:rFonts w:hint="eastAsia"/>
+        </w:rPr>
+        <w:t xml:space="preserve">  阶段2（核心新系统）：</w:t>
+      </w:r>
+    </w:p>
+    <w:p>
+      <w:pPr>
+        <w:rPr>
+          <w:rFonts w:hint="eastAsia"/>
+        </w:rPr>
+      </w:pPr>
+      <w:r>
+        <w:rPr>
+          <w:rFonts w:hint="eastAsia"/>
+        </w:rPr>
+        <w:t xml:space="preserve">     2A. 岩浆斑系统（最高技术复杂度）</w:t>
+      </w:r>
+    </w:p>
+    <w:p>
+      <w:pPr>
+        <w:rPr>
+          <w:rFonts w:hint="eastAsia"/>
+        </w:rPr>
+      </w:pPr>
+      <w:r>
+        <w:rPr>
+          <w:rFonts w:hint="eastAsia"/>
+        </w:rPr>
+        <w:t xml:space="preserve">         - LavalPuddle物体 + 激光碰撞检测修改</w:t>
+      </w:r>
+    </w:p>
+    <w:p>
+      <w:pPr>
+        <w:rPr>
+          <w:rFonts w:hint="eastAsia"/>
+        </w:rPr>
+      </w:pPr>
+      <w:r>
+        <w:rPr>
+          <w:rFonts w:hint="eastAsia"/>
+        </w:rPr>
+        <w:t xml:space="preserve">     2B. 远程怪行为（熔岩炮手）</w:t>
+      </w:r>
+    </w:p>
+    <w:p>
+      <w:pPr>
+        <w:rPr>
+          <w:rFonts w:hint="eastAsia"/>
+        </w:rPr>
+      </w:pPr>
+      <w:r>
+        <w:rPr>
+          <w:rFonts w:hint="eastAsia"/>
+        </w:rPr>
+        <w:t xml:space="preserve">         - 新Enemy AI状态：移动→停止→远程攻击</w:t>
+      </w:r>
+    </w:p>
+    <w:p>
+      <w:pPr>
+        <w:rPr>
+          <w:rFonts w:hint="eastAsia"/>
+        </w:rPr>
+      </w:pPr>
+      <w:r>
+        <w:rPr>
+          <w:rFonts w:hint="eastAsia"/>
+        </w:rPr>
+        <w:t xml:space="preserve">     2C. 分裂行为（在EnemyBlob死亡时触发）</w:t>
+      </w:r>
+    </w:p>
+    <w:p>
+      <w:pPr>
+        <w:rPr>
+          <w:rFonts w:hint="eastAsia"/>
+        </w:rPr>
+      </w:pPr>
+      <w:r>
+        <w:rPr>
+          <w:rFonts w:hint="eastAsia"/>
+        </w:rPr>
+        <w:t xml:space="preserve">        ↓</w:t>
+      </w:r>
+    </w:p>
+    <w:p>
+      <w:pPr>
+        <w:rPr>
+          <w:rFonts w:hint="eastAsia"/>
+        </w:rPr>
+      </w:pPr>
+      <w:r>
+        <w:rPr>
+          <w:rFonts w:hint="eastAsia"/>
+        </w:rPr>
+        <w:t xml:space="preserve">  阶段3（Boss）：熔岩火山Boss实现</w:t>
+      </w:r>
+    </w:p>
+    <w:p>
+      <w:pPr>
+        <w:rPr>
+          <w:rFonts w:hint="eastAsia"/>
+        </w:rPr>
+      </w:pPr>
+      <w:r>
+        <w:rPr>
+          <w:rFonts w:hint="eastAsia"/>
+        </w:rPr>
+        <w:t xml:space="preserve">     - 4个技能逐一实现</w:t>
+      </w:r>
+    </w:p>
+    <w:p>
+      <w:pPr>
+        <w:rPr>
+          <w:rFonts w:hint="eastAsia"/>
+        </w:rPr>
+      </w:pPr>
+      <w:r>
+        <w:rPr>
+          <w:rFonts w:hint="eastAsia"/>
+        </w:rPr>
+        <w:t xml:space="preserve">     - 汲取融合（最复杂，需要召唤+追踪+吸收）</w:t>
+      </w:r>
+    </w:p>
+    <w:p>
+      <w:pPr>
+        <w:rPr>
+          <w:rFonts w:hint="eastAsia"/>
+        </w:rPr>
+      </w:pPr>
+      <w:r>
+        <w:rPr>
+          <w:rFonts w:hint="eastAsia"/>
+        </w:rPr>
+        <w:t xml:space="preserve">        ↓</w:t>
+      </w:r>
+    </w:p>
+    <w:p>
+      <w:pPr>
+        <w:rPr>
+          <w:rFonts w:hint="eastAsia"/>
+        </w:rPr>
+      </w:pPr>
+      <w:r>
+        <w:rPr>
+          <w:rFonts w:hint="eastAsia"/>
+        </w:rPr>
+        <w:t xml:space="preserve">  阶段4（波次配置）：创建Chapter02波次配置资源</w:t>
+      </w:r>
+    </w:p>
+    <w:p>
+      <w:pPr>
+        <w:rPr>
+          <w:rFonts w:hint="eastAsia"/>
+        </w:rPr>
+      </w:pPr>
+      <w:r>
+        <w:rPr>
+          <w:rFonts w:hint="eastAsia"/>
+        </w:rPr>
+        <w:t xml:space="preserve">        ↓</w:t>
+      </w:r>
+    </w:p>
+    <w:p>
+      <w:pPr>
+        <w:rPr>
+          <w:rFonts w:hint="eastAsia"/>
+        </w:rPr>
+      </w:pPr>
+      <w:r>
+        <w:rPr>
+          <w:rFonts w:hint="eastAsia"/>
+        </w:rPr>
+        <w:t xml:space="preserve">  阶段5（测试与平衡）：跑10局数据，验证HP锚点是否正确</w:t>
+      </w:r>
+    </w:p>
+    <w:p>
+      <w:pPr>
+        <w:rPr>
+          <w:rFonts w:hint="eastAsia"/>
+        </w:rPr>
+      </w:pPr>
+      <w:r>
+        <w:rPr>
+          <w:rFonts w:hint="eastAsia"/>
+        </w:rPr>
+        <w:t xml:space="preserve">        ↓</w:t>
+      </w:r>
+    </w:p>
+    <w:p>
+      <w:r>
+        <w:rPr>
+          <w:rFonts w:hint="eastAsia"/>
+        </w:rPr>
+        <w:t xml:space="preserve">  阶段6（文档）：生成最终策划案</w:t>
+      </w:r>
+    </w:p>
+    <w:p/>
     <w:p/>
     <w:p/>
     <w:p>

--- a/20_项目/02_光与朽项目/03_开发计划/开发计划-任务和BUG计划.docx
+++ b/20_项目/02_光与朽项目/03_开发计划/开发计划-任务和BUG计划.docx
@@ -12292,6 +12292,510 @@
         <w:spacing w:beforeAutospacing="0" w:afterAutospacing="0" w:line="360" w:lineRule="exact"/>
         <w:textAlignment w:val="auto"/>
         <w:rPr>
+          <w:rFonts w:hint="eastAsia" w:ascii="sans-serif" w:hAnsi="sans-serif" w:eastAsia="sans-serif" w:cs="sans-serif"/>
+          <w:i w:val="0"/>
+          <w:iCs w:val="0"/>
+          <w:caps w:val="0"/>
+          <w:color w:val="auto"/>
+          <w:spacing w:val="0"/>
+          <w:kern w:val="0"/>
+          <w:sz w:val="19"/>
+          <w:szCs w:val="19"/>
+          <w:highlight w:val="red"/>
+          <w:shd w:val="clear" w:color="auto" w:fill="auto"/>
+          <w:lang w:val="en-US" w:eastAsia="zh-CN" w:bidi="ar"/>
+        </w:rPr>
+      </w:pPr>
+      <w:r>
+        <w:rPr>
+          <w:rFonts w:hint="eastAsia" w:ascii="sans-serif" w:hAnsi="sans-serif" w:eastAsia="sans-serif" w:cs="sans-serif"/>
+          <w:i w:val="0"/>
+          <w:iCs w:val="0"/>
+          <w:caps w:val="0"/>
+          <w:color w:val="auto"/>
+          <w:spacing w:val="0"/>
+          <w:kern w:val="0"/>
+          <w:sz w:val="19"/>
+          <w:szCs w:val="19"/>
+          <w:highlight w:val="red"/>
+          <w:shd w:val="clear" w:color="auto" w:fill="auto"/>
+          <w:lang w:val="en-US" w:eastAsia="zh-CN" w:bidi="ar"/>
+        </w:rPr>
+        <w:t>修复选择反射透镜技能增加的激光长度，最后都超出屏幕。然后再叠加选择无人机三选一里随机选择增加激光长度，导致激光长度太长。所以需要设定一个激光长度的最大值。达到这个值后，不会增加长度，只会增加激光的伤害。（激光达到一定长度后，需要把无人机里增加激光长度的选项从选项池里去除）。主激光的最大长度是29，副激光的最大长度是26.根据这个激光的最大长度，需要重新设计一下技能里包含增加激光长度的参数，还有无人机选项里增加激光长度的参数。现在游戏中激光长度已经达到40多了</w:t>
+      </w:r>
+    </w:p>
+    <w:p>
+      <w:pPr>
+        <w:pStyle w:val="6"/>
+        <w:keepNext w:val="0"/>
+        <w:keepLines w:val="0"/>
+        <w:pageBreakBefore w:val="0"/>
+        <w:widowControl/>
+        <w:numPr>
+          <w:ilvl w:val="0"/>
+          <w:numId w:val="2"/>
+        </w:numPr>
+        <w:suppressLineNumbers w:val="0"/>
+        <w:kinsoku/>
+        <w:wordWrap/>
+        <w:overflowPunct/>
+        <w:topLinePunct w:val="0"/>
+        <w:autoSpaceDE/>
+        <w:autoSpaceDN/>
+        <w:bidi w:val="0"/>
+        <w:adjustRightInd/>
+        <w:snapToGrid/>
+        <w:spacing w:beforeAutospacing="0" w:afterAutospacing="0" w:line="360" w:lineRule="exact"/>
+        <w:textAlignment w:val="auto"/>
+        <w:rPr>
+          <w:rFonts w:hint="eastAsia" w:ascii="sans-serif" w:hAnsi="sans-serif" w:eastAsia="sans-serif" w:cs="sans-serif"/>
+          <w:i w:val="0"/>
+          <w:iCs w:val="0"/>
+          <w:caps w:val="0"/>
+          <w:color w:val="auto"/>
+          <w:spacing w:val="0"/>
+          <w:kern w:val="0"/>
+          <w:sz w:val="19"/>
+          <w:szCs w:val="19"/>
+          <w:highlight w:val="red"/>
+          <w:shd w:val="clear" w:color="auto" w:fill="auto"/>
+          <w:lang w:val="en-US" w:eastAsia="zh-CN" w:bidi="ar"/>
+        </w:rPr>
+      </w:pPr>
+      <w:r>
+        <w:rPr>
+          <w:rFonts w:hint="eastAsia" w:ascii="sans-serif" w:hAnsi="sans-serif" w:eastAsia="sans-serif" w:cs="sans-serif"/>
+          <w:i w:val="0"/>
+          <w:iCs w:val="0"/>
+          <w:caps w:val="0"/>
+          <w:color w:val="auto"/>
+          <w:spacing w:val="0"/>
+          <w:kern w:val="0"/>
+          <w:sz w:val="19"/>
+          <w:szCs w:val="19"/>
+          <w:highlight w:val="red"/>
+          <w:shd w:val="clear" w:color="auto" w:fill="auto"/>
+          <w:lang w:val="en-US" w:eastAsia="zh-CN" w:bidi="ar"/>
+        </w:rPr>
+        <w:t>优化第一章节怪物的出场和波次的数量等。（先出基础粘液怪，再出坦克怪，再出速度怪，再出机制弹球怪，再出精英坦克怪，再出精英弹球怪，再出boss）</w:t>
+      </w:r>
+    </w:p>
+    <w:p>
+      <w:pPr>
+        <w:pStyle w:val="6"/>
+        <w:keepNext w:val="0"/>
+        <w:keepLines w:val="0"/>
+        <w:pageBreakBefore w:val="0"/>
+        <w:widowControl/>
+        <w:numPr>
+          <w:ilvl w:val="0"/>
+          <w:numId w:val="2"/>
+        </w:numPr>
+        <w:suppressLineNumbers w:val="0"/>
+        <w:kinsoku/>
+        <w:wordWrap/>
+        <w:overflowPunct/>
+        <w:topLinePunct w:val="0"/>
+        <w:autoSpaceDE/>
+        <w:autoSpaceDN/>
+        <w:bidi w:val="0"/>
+        <w:adjustRightInd/>
+        <w:snapToGrid/>
+        <w:spacing w:beforeAutospacing="0" w:afterAutospacing="0" w:line="360" w:lineRule="exact"/>
+        <w:textAlignment w:val="auto"/>
+        <w:rPr>
+          <w:rFonts w:hint="eastAsia" w:ascii="sans-serif" w:hAnsi="sans-serif" w:eastAsia="sans-serif" w:cs="sans-serif"/>
+          <w:i w:val="0"/>
+          <w:iCs w:val="0"/>
+          <w:caps w:val="0"/>
+          <w:color w:val="auto"/>
+          <w:spacing w:val="0"/>
+          <w:kern w:val="0"/>
+          <w:sz w:val="19"/>
+          <w:szCs w:val="19"/>
+          <w:highlight w:val="red"/>
+          <w:shd w:val="clear" w:color="auto" w:fill="auto"/>
+          <w:lang w:val="en-US" w:eastAsia="zh-CN" w:bidi="ar"/>
+        </w:rPr>
+      </w:pPr>
+      <w:r>
+        <w:rPr>
+          <w:rFonts w:hint="eastAsia" w:ascii="sans-serif" w:hAnsi="sans-serif" w:eastAsia="sans-serif" w:cs="sans-serif"/>
+          <w:i w:val="0"/>
+          <w:iCs w:val="0"/>
+          <w:caps w:val="0"/>
+          <w:color w:val="auto"/>
+          <w:spacing w:val="0"/>
+          <w:kern w:val="0"/>
+          <w:sz w:val="19"/>
+          <w:szCs w:val="19"/>
+          <w:highlight w:val="red"/>
+          <w:shd w:val="clear" w:color="auto" w:fill="auto"/>
+          <w:lang w:val="en-US" w:eastAsia="zh-CN" w:bidi="ar"/>
+        </w:rPr>
+        <w:t>激光射击岩浆液还是会抖动的问题，然后激光射击岩浆液还是会缩小消失，并且还有经验球到进度条上。解决怪物无法穿过岩浆液问题。</w:t>
+      </w:r>
+    </w:p>
+    <w:p>
+      <w:pPr>
+        <w:pStyle w:val="6"/>
+        <w:keepNext w:val="0"/>
+        <w:keepLines w:val="0"/>
+        <w:pageBreakBefore w:val="0"/>
+        <w:widowControl/>
+        <w:numPr>
+          <w:ilvl w:val="0"/>
+          <w:numId w:val="2"/>
+        </w:numPr>
+        <w:suppressLineNumbers w:val="0"/>
+        <w:kinsoku/>
+        <w:wordWrap/>
+        <w:overflowPunct/>
+        <w:topLinePunct w:val="0"/>
+        <w:autoSpaceDE/>
+        <w:autoSpaceDN/>
+        <w:bidi w:val="0"/>
+        <w:adjustRightInd/>
+        <w:snapToGrid/>
+        <w:spacing w:beforeAutospacing="0" w:afterAutospacing="0" w:line="360" w:lineRule="exact"/>
+        <w:textAlignment w:val="auto"/>
+        <w:rPr>
+          <w:rFonts w:hint="eastAsia" w:ascii="sans-serif" w:hAnsi="sans-serif" w:eastAsia="sans-serif" w:cs="sans-serif"/>
+          <w:i w:val="0"/>
+          <w:iCs w:val="0"/>
+          <w:caps w:val="0"/>
+          <w:color w:val="auto"/>
+          <w:spacing w:val="0"/>
+          <w:kern w:val="0"/>
+          <w:sz w:val="19"/>
+          <w:szCs w:val="19"/>
+          <w:highlight w:val="red"/>
+          <w:shd w:val="clear" w:color="auto" w:fill="auto"/>
+          <w:lang w:val="en-US" w:eastAsia="zh-CN" w:bidi="ar"/>
+        </w:rPr>
+      </w:pPr>
+      <w:r>
+        <w:rPr>
+          <w:rFonts w:hint="eastAsia" w:ascii="sans-serif" w:hAnsi="sans-serif" w:eastAsia="sans-serif" w:cs="sans-serif"/>
+          <w:i w:val="0"/>
+          <w:iCs w:val="0"/>
+          <w:caps w:val="0"/>
+          <w:color w:val="auto"/>
+          <w:spacing w:val="0"/>
+          <w:kern w:val="0"/>
+          <w:sz w:val="19"/>
+          <w:szCs w:val="19"/>
+          <w:highlight w:val="red"/>
+          <w:shd w:val="clear" w:color="auto" w:fill="auto"/>
+          <w:lang w:val="en-US" w:eastAsia="zh-CN" w:bidi="ar"/>
+        </w:rPr>
+        <w:t>修改第二章BOSS闭眼颜色。</w:t>
+      </w:r>
+    </w:p>
+    <w:p>
+      <w:pPr>
+        <w:pStyle w:val="6"/>
+        <w:keepNext w:val="0"/>
+        <w:keepLines w:val="0"/>
+        <w:pageBreakBefore w:val="0"/>
+        <w:widowControl/>
+        <w:numPr>
+          <w:ilvl w:val="0"/>
+          <w:numId w:val="2"/>
+        </w:numPr>
+        <w:suppressLineNumbers w:val="0"/>
+        <w:kinsoku/>
+        <w:wordWrap/>
+        <w:overflowPunct/>
+        <w:topLinePunct w:val="0"/>
+        <w:autoSpaceDE/>
+        <w:autoSpaceDN/>
+        <w:bidi w:val="0"/>
+        <w:adjustRightInd/>
+        <w:snapToGrid/>
+        <w:spacing w:beforeAutospacing="0" w:afterAutospacing="0" w:line="360" w:lineRule="exact"/>
+        <w:textAlignment w:val="auto"/>
+        <w:rPr>
+          <w:rFonts w:hint="eastAsia" w:ascii="sans-serif" w:hAnsi="sans-serif" w:eastAsia="sans-serif" w:cs="sans-serif"/>
+          <w:i w:val="0"/>
+          <w:iCs w:val="0"/>
+          <w:caps w:val="0"/>
+          <w:color w:val="auto"/>
+          <w:spacing w:val="0"/>
+          <w:kern w:val="0"/>
+          <w:sz w:val="19"/>
+          <w:szCs w:val="19"/>
+          <w:highlight w:val="red"/>
+          <w:shd w:val="clear" w:color="auto" w:fill="auto"/>
+          <w:lang w:val="en-US" w:eastAsia="zh-CN" w:bidi="ar"/>
+        </w:rPr>
+      </w:pPr>
+      <w:r>
+        <w:rPr>
+          <w:rFonts w:hint="eastAsia" w:ascii="sans-serif" w:hAnsi="sans-serif" w:eastAsia="sans-serif" w:cs="sans-serif"/>
+          <w:i w:val="0"/>
+          <w:iCs w:val="0"/>
+          <w:caps w:val="0"/>
+          <w:color w:val="auto"/>
+          <w:spacing w:val="0"/>
+          <w:kern w:val="0"/>
+          <w:sz w:val="19"/>
+          <w:szCs w:val="19"/>
+          <w:highlight w:val="red"/>
+          <w:shd w:val="clear" w:color="auto" w:fill="auto"/>
+          <w:lang w:val="en-US" w:eastAsia="zh-CN" w:bidi="ar"/>
+        </w:rPr>
+        <w:t>修改第三章背景太亮</w:t>
+      </w:r>
+    </w:p>
+    <w:p>
+      <w:pPr>
+        <w:pStyle w:val="6"/>
+        <w:keepNext w:val="0"/>
+        <w:keepLines w:val="0"/>
+        <w:pageBreakBefore w:val="0"/>
+        <w:widowControl/>
+        <w:numPr>
+          <w:ilvl w:val="0"/>
+          <w:numId w:val="2"/>
+        </w:numPr>
+        <w:suppressLineNumbers w:val="0"/>
+        <w:kinsoku/>
+        <w:wordWrap/>
+        <w:overflowPunct/>
+        <w:topLinePunct w:val="0"/>
+        <w:autoSpaceDE/>
+        <w:autoSpaceDN/>
+        <w:bidi w:val="0"/>
+        <w:adjustRightInd/>
+        <w:snapToGrid/>
+        <w:spacing w:beforeAutospacing="0" w:afterAutospacing="0" w:line="360" w:lineRule="exact"/>
+        <w:textAlignment w:val="auto"/>
+        <w:rPr>
+          <w:rFonts w:hint="eastAsia" w:ascii="sans-serif" w:hAnsi="sans-serif" w:eastAsia="sans-serif" w:cs="sans-serif"/>
+          <w:i w:val="0"/>
+          <w:iCs w:val="0"/>
+          <w:caps w:val="0"/>
+          <w:color w:val="auto"/>
+          <w:spacing w:val="0"/>
+          <w:kern w:val="0"/>
+          <w:sz w:val="19"/>
+          <w:szCs w:val="19"/>
+          <w:highlight w:val="red"/>
+          <w:shd w:val="clear" w:color="auto" w:fill="auto"/>
+          <w:lang w:val="en-US" w:eastAsia="zh-CN" w:bidi="ar"/>
+        </w:rPr>
+      </w:pPr>
+      <w:r>
+        <w:rPr>
+          <w:rFonts w:hint="eastAsia" w:ascii="sans-serif" w:hAnsi="sans-serif" w:eastAsia="sans-serif" w:cs="sans-serif"/>
+          <w:i w:val="0"/>
+          <w:iCs w:val="0"/>
+          <w:caps w:val="0"/>
+          <w:color w:val="auto"/>
+          <w:spacing w:val="0"/>
+          <w:kern w:val="0"/>
+          <w:sz w:val="19"/>
+          <w:szCs w:val="19"/>
+          <w:highlight w:val="red"/>
+          <w:shd w:val="clear" w:color="auto" w:fill="auto"/>
+          <w:lang w:val="en-US" w:eastAsia="zh-CN" w:bidi="ar"/>
+        </w:rPr>
+        <w:t>查找并解决极寒催化者无法移动问题</w:t>
+      </w:r>
+    </w:p>
+    <w:p>
+      <w:pPr>
+        <w:pStyle w:val="6"/>
+        <w:keepNext w:val="0"/>
+        <w:keepLines w:val="0"/>
+        <w:pageBreakBefore w:val="0"/>
+        <w:widowControl/>
+        <w:numPr>
+          <w:ilvl w:val="0"/>
+          <w:numId w:val="2"/>
+        </w:numPr>
+        <w:suppressLineNumbers w:val="0"/>
+        <w:kinsoku/>
+        <w:wordWrap/>
+        <w:overflowPunct/>
+        <w:topLinePunct w:val="0"/>
+        <w:autoSpaceDE/>
+        <w:autoSpaceDN/>
+        <w:bidi w:val="0"/>
+        <w:adjustRightInd/>
+        <w:snapToGrid/>
+        <w:spacing w:beforeAutospacing="0" w:afterAutospacing="0" w:line="360" w:lineRule="exact"/>
+        <w:textAlignment w:val="auto"/>
+        <w:rPr>
+          <w:rFonts w:hint="eastAsia" w:ascii="sans-serif" w:hAnsi="sans-serif" w:eastAsia="sans-serif" w:cs="sans-serif"/>
+          <w:i w:val="0"/>
+          <w:iCs w:val="0"/>
+          <w:caps w:val="0"/>
+          <w:color w:val="auto"/>
+          <w:spacing w:val="0"/>
+          <w:kern w:val="0"/>
+          <w:sz w:val="19"/>
+          <w:szCs w:val="19"/>
+          <w:highlight w:val="red"/>
+          <w:shd w:val="clear" w:color="auto" w:fill="auto"/>
+          <w:lang w:val="en-US" w:eastAsia="zh-CN" w:bidi="ar"/>
+        </w:rPr>
+      </w:pPr>
+      <w:r>
+        <w:rPr>
+          <w:rFonts w:hint="eastAsia" w:ascii="sans-serif" w:hAnsi="sans-serif" w:eastAsia="sans-serif" w:cs="sans-serif"/>
+          <w:i w:val="0"/>
+          <w:iCs w:val="0"/>
+          <w:caps w:val="0"/>
+          <w:color w:val="auto"/>
+          <w:spacing w:val="0"/>
+          <w:kern w:val="0"/>
+          <w:sz w:val="19"/>
+          <w:szCs w:val="19"/>
+          <w:highlight w:val="red"/>
+          <w:shd w:val="clear" w:color="auto" w:fill="auto"/>
+          <w:lang w:val="en-US" w:eastAsia="zh-CN" w:bidi="ar"/>
+        </w:rPr>
+        <w:t>制作第三章带护盾的冰甲怪做完。</w:t>
+      </w:r>
+    </w:p>
+    <w:p>
+      <w:pPr>
+        <w:pStyle w:val="6"/>
+        <w:keepNext w:val="0"/>
+        <w:keepLines w:val="0"/>
+        <w:pageBreakBefore w:val="0"/>
+        <w:widowControl/>
+        <w:numPr>
+          <w:ilvl w:val="0"/>
+          <w:numId w:val="2"/>
+        </w:numPr>
+        <w:suppressLineNumbers w:val="0"/>
+        <w:kinsoku/>
+        <w:wordWrap/>
+        <w:overflowPunct/>
+        <w:topLinePunct w:val="0"/>
+        <w:autoSpaceDE/>
+        <w:autoSpaceDN/>
+        <w:bidi w:val="0"/>
+        <w:adjustRightInd/>
+        <w:snapToGrid/>
+        <w:spacing w:beforeAutospacing="0" w:afterAutospacing="0" w:line="360" w:lineRule="exact"/>
+        <w:textAlignment w:val="auto"/>
+        <w:rPr>
+          <w:rFonts w:hint="eastAsia" w:ascii="sans-serif" w:hAnsi="sans-serif" w:eastAsia="sans-serif" w:cs="sans-serif"/>
+          <w:i w:val="0"/>
+          <w:iCs w:val="0"/>
+          <w:caps w:val="0"/>
+          <w:color w:val="auto"/>
+          <w:spacing w:val="0"/>
+          <w:kern w:val="0"/>
+          <w:sz w:val="19"/>
+          <w:szCs w:val="19"/>
+          <w:highlight w:val="red"/>
+          <w:shd w:val="clear" w:color="auto" w:fill="auto"/>
+          <w:lang w:val="en-US" w:eastAsia="zh-CN" w:bidi="ar"/>
+        </w:rPr>
+      </w:pPr>
+      <w:r>
+        <w:rPr>
+          <w:rFonts w:hint="eastAsia" w:ascii="sans-serif" w:hAnsi="sans-serif" w:eastAsia="sans-serif" w:cs="sans-serif"/>
+          <w:i w:val="0"/>
+          <w:iCs w:val="0"/>
+          <w:caps w:val="0"/>
+          <w:color w:val="auto"/>
+          <w:spacing w:val="0"/>
+          <w:kern w:val="0"/>
+          <w:sz w:val="19"/>
+          <w:szCs w:val="19"/>
+          <w:highlight w:val="red"/>
+          <w:shd w:val="clear" w:color="auto" w:fill="auto"/>
+          <w:lang w:val="en-US" w:eastAsia="zh-CN" w:bidi="ar"/>
+        </w:rPr>
+        <w:t>BUG，偶尔打boss会出现没有飘字显示。</w:t>
+      </w:r>
+    </w:p>
+    <w:p>
+      <w:pPr>
+        <w:pStyle w:val="6"/>
+        <w:keepNext w:val="0"/>
+        <w:keepLines w:val="0"/>
+        <w:pageBreakBefore w:val="0"/>
+        <w:widowControl/>
+        <w:numPr>
+          <w:ilvl w:val="0"/>
+          <w:numId w:val="2"/>
+        </w:numPr>
+        <w:suppressLineNumbers w:val="0"/>
+        <w:kinsoku/>
+        <w:wordWrap/>
+        <w:overflowPunct/>
+        <w:topLinePunct w:val="0"/>
+        <w:autoSpaceDE/>
+        <w:autoSpaceDN/>
+        <w:bidi w:val="0"/>
+        <w:adjustRightInd/>
+        <w:snapToGrid/>
+        <w:spacing w:beforeAutospacing="0" w:afterAutospacing="0" w:line="360" w:lineRule="exact"/>
+        <w:textAlignment w:val="auto"/>
+        <w:rPr>
+          <w:rFonts w:hint="eastAsia" w:ascii="sans-serif" w:hAnsi="sans-serif" w:eastAsia="sans-serif" w:cs="sans-serif"/>
+          <w:i w:val="0"/>
+          <w:iCs w:val="0"/>
+          <w:caps w:val="0"/>
+          <w:color w:val="auto"/>
+          <w:spacing w:val="0"/>
+          <w:kern w:val="0"/>
+          <w:sz w:val="19"/>
+          <w:szCs w:val="19"/>
+          <w:highlight w:val="red"/>
+          <w:shd w:val="clear" w:color="auto" w:fill="auto"/>
+          <w:lang w:val="en-US" w:eastAsia="zh-CN" w:bidi="ar"/>
+        </w:rPr>
+      </w:pPr>
+      <w:r>
+        <w:rPr>
+          <w:rFonts w:hint="eastAsia" w:ascii="sans-serif" w:hAnsi="sans-serif" w:eastAsia="sans-serif" w:cs="sans-serif"/>
+          <w:i w:val="0"/>
+          <w:iCs w:val="0"/>
+          <w:caps w:val="0"/>
+          <w:color w:val="auto"/>
+          <w:spacing w:val="0"/>
+          <w:kern w:val="0"/>
+          <w:sz w:val="19"/>
+          <w:szCs w:val="19"/>
+          <w:highlight w:val="red"/>
+          <w:shd w:val="clear" w:color="auto" w:fill="auto"/>
+          <w:lang w:val="en-US" w:eastAsia="zh-CN" w:bidi="ar"/>
+        </w:rPr>
+        <w:t>第二章所有怪物和boss的预制体制作和相关功能测试。</w:t>
+      </w:r>
+    </w:p>
+    <w:p>
+      <w:pPr>
+        <w:pStyle w:val="6"/>
+        <w:keepNext w:val="0"/>
+        <w:keepLines w:val="0"/>
+        <w:pageBreakBefore w:val="0"/>
+        <w:widowControl/>
+        <w:numPr>
+          <w:ilvl w:val="0"/>
+          <w:numId w:val="2"/>
+        </w:numPr>
+        <w:suppressLineNumbers w:val="0"/>
+        <w:kinsoku/>
+        <w:wordWrap/>
+        <w:overflowPunct/>
+        <w:topLinePunct w:val="0"/>
+        <w:autoSpaceDE/>
+        <w:autoSpaceDN/>
+        <w:bidi w:val="0"/>
+        <w:adjustRightInd/>
+        <w:snapToGrid/>
+        <w:spacing w:beforeAutospacing="0" w:afterAutospacing="0" w:line="360" w:lineRule="exact"/>
+        <w:textAlignment w:val="auto"/>
+        <w:rPr>
           <w:rFonts w:hint="default" w:ascii="sans-serif" w:hAnsi="sans-serif" w:eastAsia="sans-serif" w:cs="sans-serif"/>
           <w:i w:val="0"/>
           <w:iCs w:val="0"/>
@@ -12305,6 +12809,23 @@
           <w:lang w:val="en-US" w:eastAsia="zh-CN"/>
         </w:rPr>
       </w:pPr>
+      <w:r>
+        <w:rPr>
+          <w:rFonts w:hint="eastAsia" w:ascii="sans-serif" w:hAnsi="sans-serif" w:eastAsia="sans-serif" w:cs="sans-serif"/>
+          <w:i w:val="0"/>
+          <w:iCs w:val="0"/>
+          <w:caps w:val="0"/>
+          <w:color w:val="auto"/>
+          <w:spacing w:val="0"/>
+          <w:kern w:val="0"/>
+          <w:sz w:val="19"/>
+          <w:szCs w:val="19"/>
+          <w:highlight w:val="red"/>
+          <w:shd w:val="clear" w:color="auto" w:fill="auto"/>
+          <w:lang w:val="en-US" w:eastAsia="zh-CN" w:bidi="ar"/>
+        </w:rPr>
+        <w:t>第三章所有怪物和boss的预制体制作和相关功能测试。</w:t>
+      </w:r>
     </w:p>
     <w:p>
       <w:pPr>
@@ -12338,42 +12859,1147 @@
           <w:spacing w:val="0"/>
           <w:sz w:val="19"/>
           <w:szCs w:val="19"/>
+          <w:highlight w:val="red"/>
+          <w:shd w:val="clear" w:color="auto" w:fill="auto"/>
+          <w:lang w:val="en-US" w:eastAsia="zh-CN"/>
+        </w:rPr>
+      </w:pPr>
+      <w:r>
+        <w:rPr>
+          <w:rFonts w:hint="eastAsia" w:ascii="sans-serif" w:hAnsi="sans-serif" w:eastAsia="sans-serif" w:cs="sans-serif"/>
+          <w:i w:val="0"/>
+          <w:iCs w:val="0"/>
+          <w:caps w:val="0"/>
+          <w:color w:val="auto"/>
+          <w:spacing w:val="0"/>
+          <w:sz w:val="19"/>
+          <w:szCs w:val="19"/>
+          <w:highlight w:val="red"/>
+          <w:shd w:val="clear" w:color="auto" w:fill="auto"/>
+          <w:lang w:val="en-US" w:eastAsia="zh-CN"/>
+        </w:rPr>
+        <w:t>怪物被冰冻技能射击LV1-LV4只是微微变蓝色，LV5才会被冰冻，冰冻接入冰冻音效</w:t>
+      </w:r>
+    </w:p>
+    <w:p>
+      <w:pPr>
+        <w:pStyle w:val="6"/>
+        <w:keepNext w:val="0"/>
+        <w:keepLines w:val="0"/>
+        <w:pageBreakBefore w:val="0"/>
+        <w:widowControl/>
+        <w:numPr>
+          <w:ilvl w:val="0"/>
+          <w:numId w:val="2"/>
+        </w:numPr>
+        <w:suppressLineNumbers w:val="0"/>
+        <w:kinsoku/>
+        <w:wordWrap/>
+        <w:overflowPunct/>
+        <w:topLinePunct w:val="0"/>
+        <w:autoSpaceDE/>
+        <w:autoSpaceDN/>
+        <w:bidi w:val="0"/>
+        <w:adjustRightInd/>
+        <w:snapToGrid/>
+        <w:spacing w:beforeAutospacing="0" w:afterAutospacing="0" w:line="360" w:lineRule="exact"/>
+        <w:textAlignment w:val="auto"/>
+        <w:rPr>
+          <w:rFonts w:hint="eastAsia" w:ascii="sans-serif" w:hAnsi="sans-serif" w:eastAsia="sans-serif" w:cs="sans-serif"/>
+          <w:i w:val="0"/>
+          <w:iCs w:val="0"/>
+          <w:caps w:val="0"/>
+          <w:color w:val="auto"/>
+          <w:spacing w:val="0"/>
+          <w:kern w:val="0"/>
+          <w:sz w:val="19"/>
+          <w:szCs w:val="19"/>
+          <w:highlight w:val="red"/>
+          <w:shd w:val="clear" w:color="auto" w:fill="auto"/>
+          <w:lang w:val="en-US" w:eastAsia="zh-CN" w:bidi="ar"/>
+        </w:rPr>
+      </w:pPr>
+      <w:r>
+        <w:rPr>
+          <w:rFonts w:hint="eastAsia" w:ascii="sans-serif" w:hAnsi="sans-serif" w:eastAsia="sans-serif" w:cs="sans-serif"/>
+          <w:i w:val="0"/>
+          <w:iCs w:val="0"/>
+          <w:caps w:val="0"/>
+          <w:color w:val="auto"/>
+          <w:spacing w:val="0"/>
+          <w:kern w:val="0"/>
+          <w:sz w:val="19"/>
+          <w:szCs w:val="19"/>
+          <w:highlight w:val="red"/>
+          <w:shd w:val="clear" w:color="auto" w:fill="auto"/>
+          <w:lang w:val="en-US" w:eastAsia="zh-CN" w:bidi="ar"/>
+        </w:rPr>
+        <w:t>传导技能需修改激光的效果</w:t>
+      </w:r>
+    </w:p>
+    <w:p>
+      <w:pPr>
+        <w:pStyle w:val="6"/>
+        <w:keepNext w:val="0"/>
+        <w:keepLines w:val="0"/>
+        <w:pageBreakBefore w:val="0"/>
+        <w:widowControl/>
+        <w:numPr>
+          <w:ilvl w:val="0"/>
+          <w:numId w:val="2"/>
+        </w:numPr>
+        <w:suppressLineNumbers w:val="0"/>
+        <w:kinsoku/>
+        <w:wordWrap/>
+        <w:overflowPunct/>
+        <w:topLinePunct w:val="0"/>
+        <w:autoSpaceDE/>
+        <w:autoSpaceDN/>
+        <w:bidi w:val="0"/>
+        <w:adjustRightInd/>
+        <w:snapToGrid/>
+        <w:spacing w:beforeAutospacing="0" w:afterAutospacing="0" w:line="360" w:lineRule="exact"/>
+        <w:textAlignment w:val="auto"/>
+        <w:rPr>
+          <w:rFonts w:hint="eastAsia" w:ascii="sans-serif" w:hAnsi="sans-serif" w:eastAsia="sans-serif" w:cs="sans-serif"/>
+          <w:i w:val="0"/>
+          <w:iCs w:val="0"/>
+          <w:caps w:val="0"/>
+          <w:color w:val="auto"/>
+          <w:spacing w:val="0"/>
+          <w:kern w:val="0"/>
+          <w:sz w:val="19"/>
+          <w:szCs w:val="19"/>
+          <w:highlight w:val="red"/>
+          <w:shd w:val="clear" w:color="auto" w:fill="auto"/>
+          <w:lang w:val="en-US" w:eastAsia="zh-CN" w:bidi="ar"/>
+        </w:rPr>
+      </w:pPr>
+      <w:r>
+        <w:rPr>
+          <w:rFonts w:hint="eastAsia" w:ascii="sans-serif" w:hAnsi="sans-serif" w:eastAsia="sans-serif" w:cs="sans-serif"/>
+          <w:i w:val="0"/>
+          <w:iCs w:val="0"/>
+          <w:caps w:val="0"/>
+          <w:color w:val="auto"/>
+          <w:spacing w:val="0"/>
+          <w:kern w:val="0"/>
+          <w:sz w:val="19"/>
+          <w:szCs w:val="19"/>
+          <w:highlight w:val="red"/>
+          <w:shd w:val="clear" w:color="auto" w:fill="auto"/>
+          <w:lang w:val="en-US" w:eastAsia="zh-CN" w:bidi="ar"/>
+        </w:rPr>
+        <w:t>制作第二章和第三章的怪物和boss的特效和音效。</w:t>
+      </w:r>
+    </w:p>
+    <w:p>
+      <w:pPr>
+        <w:pStyle w:val="6"/>
+        <w:keepNext w:val="0"/>
+        <w:keepLines w:val="0"/>
+        <w:pageBreakBefore w:val="0"/>
+        <w:widowControl/>
+        <w:numPr>
+          <w:ilvl w:val="0"/>
+          <w:numId w:val="2"/>
+        </w:numPr>
+        <w:suppressLineNumbers w:val="0"/>
+        <w:kinsoku/>
+        <w:wordWrap/>
+        <w:overflowPunct/>
+        <w:topLinePunct w:val="0"/>
+        <w:autoSpaceDE/>
+        <w:autoSpaceDN/>
+        <w:bidi w:val="0"/>
+        <w:adjustRightInd/>
+        <w:snapToGrid/>
+        <w:spacing w:beforeAutospacing="0" w:afterAutospacing="0" w:line="360" w:lineRule="exact"/>
+        <w:textAlignment w:val="auto"/>
+        <w:rPr>
+          <w:rFonts w:hint="default" w:ascii="sans-serif" w:hAnsi="sans-serif" w:eastAsia="sans-serif" w:cs="sans-serif"/>
+          <w:i w:val="0"/>
+          <w:iCs w:val="0"/>
+          <w:caps w:val="0"/>
+          <w:color w:val="auto"/>
+          <w:spacing w:val="0"/>
+          <w:sz w:val="19"/>
+          <w:szCs w:val="19"/>
+          <w:highlight w:val="red"/>
+          <w:shd w:val="clear" w:color="auto" w:fill="auto"/>
+          <w:lang w:val="en-US" w:eastAsia="zh-CN"/>
+        </w:rPr>
+      </w:pPr>
+    </w:p>
+    <w:p>
+      <w:pPr>
+        <w:pStyle w:val="6"/>
+        <w:keepNext w:val="0"/>
+        <w:keepLines w:val="0"/>
+        <w:pageBreakBefore w:val="0"/>
+        <w:widowControl/>
+        <w:numPr>
+          <w:ilvl w:val="0"/>
+          <w:numId w:val="2"/>
+        </w:numPr>
+        <w:suppressLineNumbers w:val="0"/>
+        <w:kinsoku/>
+        <w:wordWrap/>
+        <w:overflowPunct/>
+        <w:topLinePunct w:val="0"/>
+        <w:autoSpaceDE/>
+        <w:autoSpaceDN/>
+        <w:bidi w:val="0"/>
+        <w:adjustRightInd/>
+        <w:snapToGrid/>
+        <w:spacing w:beforeAutospacing="0" w:afterAutospacing="0" w:line="360" w:lineRule="exact"/>
+        <w:textAlignment w:val="auto"/>
+        <w:rPr>
+          <w:rFonts w:hint="default" w:ascii="sans-serif" w:hAnsi="sans-serif" w:eastAsia="sans-serif" w:cs="sans-serif"/>
+          <w:i w:val="0"/>
+          <w:iCs w:val="0"/>
+          <w:caps w:val="0"/>
+          <w:color w:val="auto"/>
+          <w:spacing w:val="0"/>
+          <w:kern w:val="0"/>
+          <w:sz w:val="19"/>
+          <w:szCs w:val="19"/>
           <w:highlight w:val="none"/>
           <w:shd w:val="clear" w:color="auto" w:fill="auto"/>
-          <w:lang w:val="en-US" w:eastAsia="zh-CN"/>
-        </w:rPr>
-      </w:pPr>
-      <w:r>
-        <w:rPr>
-          <w:rFonts w:hint="eastAsia" w:ascii="sans-serif" w:hAnsi="sans-serif" w:eastAsia="sans-serif" w:cs="sans-serif"/>
-          <w:i w:val="0"/>
-          <w:iCs w:val="0"/>
-          <w:caps w:val="0"/>
-          <w:color w:val="auto"/>
-          <w:spacing w:val="0"/>
+          <w:lang w:val="en-US" w:eastAsia="zh-CN" w:bidi="ar"/>
+        </w:rPr>
+      </w:pPr>
+      <w:r>
+        <w:rPr>
+          <w:rFonts w:hint="eastAsia" w:ascii="sans-serif" w:hAnsi="sans-serif" w:eastAsia="sans-serif" w:cs="sans-serif"/>
+          <w:i w:val="0"/>
+          <w:iCs w:val="0"/>
+          <w:caps w:val="0"/>
+          <w:color w:val="auto"/>
+          <w:spacing w:val="0"/>
+          <w:kern w:val="0"/>
+          <w:sz w:val="19"/>
+          <w:szCs w:val="19"/>
+          <w:highlight w:val="none"/>
+          <w:shd w:val="clear" w:color="auto" w:fill="auto"/>
+          <w:lang w:val="en-US" w:eastAsia="zh-CN" w:bidi="ar"/>
+        </w:rPr>
+        <w:t>增加手机内相关震动效果。</w:t>
+      </w:r>
+    </w:p>
+    <w:p>
+      <w:pPr>
+        <w:pStyle w:val="6"/>
+        <w:keepNext w:val="0"/>
+        <w:keepLines w:val="0"/>
+        <w:pageBreakBefore w:val="0"/>
+        <w:widowControl/>
+        <w:numPr>
+          <w:ilvl w:val="0"/>
+          <w:numId w:val="2"/>
+        </w:numPr>
+        <w:suppressLineNumbers w:val="0"/>
+        <w:kinsoku/>
+        <w:wordWrap/>
+        <w:overflowPunct/>
+        <w:topLinePunct w:val="0"/>
+        <w:autoSpaceDE/>
+        <w:autoSpaceDN/>
+        <w:bidi w:val="0"/>
+        <w:adjustRightInd/>
+        <w:snapToGrid/>
+        <w:spacing w:beforeAutospacing="0" w:afterAutospacing="0" w:line="360" w:lineRule="exact"/>
+        <w:textAlignment w:val="auto"/>
+        <w:rPr>
+          <w:rFonts w:hint="eastAsia" w:ascii="sans-serif" w:hAnsi="sans-serif" w:eastAsia="sans-serif" w:cs="sans-serif"/>
+          <w:i w:val="0"/>
+          <w:iCs w:val="0"/>
+          <w:caps w:val="0"/>
+          <w:color w:val="auto"/>
+          <w:spacing w:val="0"/>
+          <w:kern w:val="0"/>
+          <w:sz w:val="19"/>
+          <w:szCs w:val="19"/>
+          <w:highlight w:val="lightGray"/>
+          <w:shd w:val="clear" w:color="auto" w:fill="auto"/>
+          <w:lang w:val="en-US" w:eastAsia="zh-CN" w:bidi="ar"/>
+        </w:rPr>
+      </w:pPr>
+      <w:r>
+        <w:rPr>
+          <w:rFonts w:hint="eastAsia" w:ascii="sans-serif" w:hAnsi="sans-serif" w:eastAsia="sans-serif" w:cs="sans-serif"/>
+          <w:i w:val="0"/>
+          <w:iCs w:val="0"/>
+          <w:caps w:val="0"/>
+          <w:color w:val="auto"/>
+          <w:spacing w:val="0"/>
+          <w:kern w:val="0"/>
+          <w:sz w:val="19"/>
+          <w:szCs w:val="19"/>
+          <w:highlight w:val="lightGray"/>
+          <w:shd w:val="clear" w:color="auto" w:fill="auto"/>
+          <w:lang w:val="en-US" w:eastAsia="zh-CN" w:bidi="ar"/>
+        </w:rPr>
+        <w:t>boss音效加速太快了。</w:t>
+      </w:r>
+    </w:p>
+    <w:p>
+      <w:pPr>
+        <w:pStyle w:val="6"/>
+        <w:keepNext w:val="0"/>
+        <w:keepLines w:val="0"/>
+        <w:pageBreakBefore w:val="0"/>
+        <w:widowControl/>
+        <w:numPr>
+          <w:ilvl w:val="0"/>
+          <w:numId w:val="2"/>
+        </w:numPr>
+        <w:suppressLineNumbers w:val="0"/>
+        <w:kinsoku/>
+        <w:wordWrap/>
+        <w:overflowPunct/>
+        <w:topLinePunct w:val="0"/>
+        <w:autoSpaceDE/>
+        <w:autoSpaceDN/>
+        <w:bidi w:val="0"/>
+        <w:adjustRightInd/>
+        <w:snapToGrid/>
+        <w:spacing w:beforeAutospacing="0" w:afterAutospacing="0" w:line="360" w:lineRule="exact"/>
+        <w:textAlignment w:val="auto"/>
+        <w:rPr>
+          <w:rFonts w:hint="eastAsia" w:ascii="sans-serif" w:hAnsi="sans-serif" w:eastAsia="sans-serif" w:cs="sans-serif"/>
+          <w:i w:val="0"/>
+          <w:iCs w:val="0"/>
+          <w:caps w:val="0"/>
+          <w:color w:val="auto"/>
+          <w:spacing w:val="0"/>
+          <w:kern w:val="0"/>
+          <w:sz w:val="19"/>
+          <w:szCs w:val="19"/>
+          <w:highlight w:val="none"/>
+          <w:shd w:val="clear" w:color="auto" w:fill="auto"/>
+          <w:lang w:val="en-US" w:eastAsia="zh-CN" w:bidi="ar"/>
+        </w:rPr>
+      </w:pPr>
+      <w:r>
+        <w:rPr>
+          <w:rFonts w:hint="eastAsia" w:ascii="sans-serif" w:hAnsi="sans-serif" w:eastAsia="sans-serif" w:cs="sans-serif"/>
+          <w:i w:val="0"/>
+          <w:iCs w:val="0"/>
+          <w:caps w:val="0"/>
+          <w:color w:val="auto"/>
+          <w:spacing w:val="0"/>
+          <w:kern w:val="0"/>
+          <w:sz w:val="19"/>
+          <w:szCs w:val="19"/>
+          <w:highlight w:val="none"/>
+          <w:shd w:val="clear" w:color="auto" w:fill="auto"/>
+          <w:lang w:val="en-US" w:eastAsia="zh-CN" w:bidi="ar"/>
+        </w:rPr>
+        <w:t>优化所有怪物的击退效果。</w:t>
+      </w:r>
+    </w:p>
+    <w:p>
+      <w:pPr>
+        <w:pStyle w:val="6"/>
+        <w:keepNext w:val="0"/>
+        <w:keepLines w:val="0"/>
+        <w:pageBreakBefore w:val="0"/>
+        <w:widowControl/>
+        <w:numPr>
+          <w:ilvl w:val="0"/>
+          <w:numId w:val="2"/>
+        </w:numPr>
+        <w:suppressLineNumbers w:val="0"/>
+        <w:kinsoku/>
+        <w:wordWrap/>
+        <w:overflowPunct/>
+        <w:topLinePunct w:val="0"/>
+        <w:autoSpaceDE/>
+        <w:autoSpaceDN/>
+        <w:bidi w:val="0"/>
+        <w:adjustRightInd/>
+        <w:snapToGrid/>
+        <w:spacing w:beforeAutospacing="0" w:afterAutospacing="0" w:line="360" w:lineRule="exact"/>
+        <w:textAlignment w:val="auto"/>
+        <w:rPr>
+          <w:rFonts w:hint="eastAsia" w:ascii="sans-serif" w:hAnsi="sans-serif" w:eastAsia="sans-serif" w:cs="sans-serif"/>
+          <w:i w:val="0"/>
+          <w:iCs w:val="0"/>
+          <w:caps w:val="0"/>
+          <w:color w:val="auto"/>
+          <w:spacing w:val="0"/>
+          <w:kern w:val="0"/>
+          <w:sz w:val="19"/>
+          <w:szCs w:val="19"/>
+          <w:highlight w:val="none"/>
+          <w:shd w:val="clear" w:color="auto" w:fill="auto"/>
+          <w:lang w:val="en-US" w:eastAsia="zh-CN" w:bidi="ar"/>
+        </w:rPr>
+      </w:pPr>
+      <w:r>
+        <w:rPr>
+          <w:rFonts w:hint="eastAsia" w:ascii="sans-serif" w:hAnsi="sans-serif" w:eastAsia="sans-serif" w:cs="sans-serif"/>
+          <w:i w:val="0"/>
+          <w:iCs w:val="0"/>
+          <w:caps w:val="0"/>
+          <w:color w:val="auto"/>
+          <w:spacing w:val="0"/>
+          <w:kern w:val="0"/>
+          <w:sz w:val="19"/>
+          <w:szCs w:val="19"/>
+          <w:highlight w:val="none"/>
+          <w:shd w:val="clear" w:color="auto" w:fill="auto"/>
+          <w:lang w:val="en-US" w:eastAsia="zh-CN" w:bidi="ar"/>
+        </w:rPr>
+        <w:t>大招激光长度增加3</w:t>
+      </w:r>
+      <w:bookmarkStart w:id="0" w:name="_GoBack"/>
+      <w:bookmarkEnd w:id="0"/>
+    </w:p>
+    <w:p>
+      <w:pPr>
+        <w:pStyle w:val="6"/>
+        <w:keepNext w:val="0"/>
+        <w:keepLines w:val="0"/>
+        <w:pageBreakBefore w:val="0"/>
+        <w:widowControl/>
+        <w:numPr>
+          <w:ilvl w:val="0"/>
+          <w:numId w:val="2"/>
+        </w:numPr>
+        <w:suppressLineNumbers w:val="0"/>
+        <w:kinsoku/>
+        <w:wordWrap/>
+        <w:overflowPunct/>
+        <w:topLinePunct w:val="0"/>
+        <w:autoSpaceDE/>
+        <w:autoSpaceDN/>
+        <w:bidi w:val="0"/>
+        <w:adjustRightInd/>
+        <w:snapToGrid/>
+        <w:spacing w:beforeAutospacing="0" w:afterAutospacing="0" w:line="360" w:lineRule="exact"/>
+        <w:textAlignment w:val="auto"/>
+        <w:rPr>
+          <w:rFonts w:hint="eastAsia" w:ascii="sans-serif" w:hAnsi="sans-serif" w:eastAsia="sans-serif" w:cs="sans-serif"/>
+          <w:i w:val="0"/>
+          <w:iCs w:val="0"/>
+          <w:caps w:val="0"/>
+          <w:color w:val="auto"/>
+          <w:spacing w:val="0"/>
+          <w:kern w:val="0"/>
+          <w:sz w:val="19"/>
+          <w:szCs w:val="19"/>
+          <w:highlight w:val="none"/>
+          <w:shd w:val="clear" w:color="auto" w:fill="auto"/>
+          <w:lang w:val="en-US" w:eastAsia="zh-CN" w:bidi="ar"/>
+        </w:rPr>
+      </w:pPr>
+      <w:r>
+        <w:rPr>
+          <w:rFonts w:hint="eastAsia" w:ascii="sans-serif" w:hAnsi="sans-serif" w:eastAsia="sans-serif" w:cs="sans-serif"/>
+          <w:i w:val="0"/>
+          <w:iCs w:val="0"/>
+          <w:caps w:val="0"/>
+          <w:color w:val="auto"/>
+          <w:spacing w:val="0"/>
+          <w:kern w:val="0"/>
+          <w:sz w:val="19"/>
+          <w:szCs w:val="19"/>
+          <w:highlight w:val="none"/>
+          <w:shd w:val="clear" w:color="auto" w:fill="auto"/>
+          <w:lang w:val="en-US" w:eastAsia="zh-CN" w:bidi="ar"/>
+        </w:rPr>
+        <w:t>制作新手引导系统，1-3波的渐进式教学、三色无人机教程和操作引导。</w:t>
+      </w:r>
+    </w:p>
+    <w:p>
+      <w:pPr>
+        <w:pStyle w:val="6"/>
+        <w:keepNext w:val="0"/>
+        <w:keepLines w:val="0"/>
+        <w:pageBreakBefore w:val="0"/>
+        <w:widowControl/>
+        <w:numPr>
+          <w:ilvl w:val="0"/>
+          <w:numId w:val="2"/>
+        </w:numPr>
+        <w:suppressLineNumbers w:val="0"/>
+        <w:kinsoku/>
+        <w:wordWrap/>
+        <w:overflowPunct/>
+        <w:topLinePunct w:val="0"/>
+        <w:autoSpaceDE/>
+        <w:autoSpaceDN/>
+        <w:bidi w:val="0"/>
+        <w:adjustRightInd/>
+        <w:snapToGrid/>
+        <w:spacing w:beforeAutospacing="0" w:afterAutospacing="0" w:line="360" w:lineRule="exact"/>
+        <w:textAlignment w:val="auto"/>
+        <w:rPr>
+          <w:rFonts w:hint="eastAsia" w:ascii="sans-serif" w:hAnsi="sans-serif" w:eastAsia="sans-serif" w:cs="sans-serif"/>
+          <w:i w:val="0"/>
+          <w:iCs w:val="0"/>
+          <w:caps w:val="0"/>
+          <w:color w:val="auto"/>
+          <w:spacing w:val="0"/>
+          <w:kern w:val="0"/>
+          <w:sz w:val="19"/>
+          <w:szCs w:val="19"/>
+          <w:highlight w:val="none"/>
+          <w:shd w:val="clear" w:color="auto" w:fill="auto"/>
+          <w:lang w:val="en-US" w:eastAsia="zh-CN" w:bidi="ar"/>
+        </w:rPr>
+      </w:pPr>
+      <w:r>
+        <w:rPr>
+          <w:rFonts w:hint="eastAsia" w:ascii="sans-serif" w:hAnsi="sans-serif" w:eastAsia="sans-serif" w:cs="sans-serif"/>
+          <w:i w:val="0"/>
+          <w:iCs w:val="0"/>
+          <w:caps w:val="0"/>
+          <w:color w:val="auto"/>
+          <w:spacing w:val="0"/>
+          <w:kern w:val="0"/>
+          <w:sz w:val="19"/>
+          <w:szCs w:val="19"/>
+          <w:highlight w:val="none"/>
+          <w:shd w:val="clear" w:color="auto" w:fill="auto"/>
+          <w:lang w:val="en-US" w:eastAsia="zh-CN" w:bidi="ar"/>
+        </w:rPr>
+        <w:t>制作数据埋点。</w:t>
+      </w:r>
+    </w:p>
+    <w:p>
+      <w:pPr>
+        <w:pStyle w:val="6"/>
+        <w:keepNext w:val="0"/>
+        <w:keepLines w:val="0"/>
+        <w:pageBreakBefore w:val="0"/>
+        <w:widowControl/>
+        <w:numPr>
+          <w:ilvl w:val="0"/>
+          <w:numId w:val="2"/>
+        </w:numPr>
+        <w:suppressLineNumbers w:val="0"/>
+        <w:kinsoku/>
+        <w:wordWrap/>
+        <w:overflowPunct/>
+        <w:topLinePunct w:val="0"/>
+        <w:autoSpaceDE/>
+        <w:autoSpaceDN/>
+        <w:bidi w:val="0"/>
+        <w:adjustRightInd/>
+        <w:snapToGrid/>
+        <w:spacing w:beforeAutospacing="0" w:afterAutospacing="0" w:line="360" w:lineRule="exact"/>
+        <w:textAlignment w:val="auto"/>
+        <w:rPr>
+          <w:rFonts w:hint="eastAsia" w:ascii="sans-serif" w:hAnsi="sans-serif" w:eastAsia="sans-serif" w:cs="sans-serif"/>
+          <w:i w:val="0"/>
+          <w:iCs w:val="0"/>
+          <w:caps w:val="0"/>
+          <w:color w:val="auto"/>
+          <w:spacing w:val="0"/>
+          <w:kern w:val="0"/>
+          <w:sz w:val="19"/>
+          <w:szCs w:val="19"/>
+          <w:highlight w:val="none"/>
+          <w:shd w:val="clear" w:color="auto" w:fill="auto"/>
+          <w:lang w:val="en-US" w:eastAsia="zh-CN" w:bidi="ar"/>
+        </w:rPr>
+      </w:pPr>
+      <w:r>
+        <w:rPr>
+          <w:rFonts w:hint="eastAsia" w:ascii="sans-serif" w:hAnsi="sans-serif" w:eastAsia="sans-serif" w:cs="sans-serif"/>
+          <w:i w:val="0"/>
+          <w:iCs w:val="0"/>
+          <w:caps w:val="0"/>
+          <w:color w:val="auto"/>
+          <w:spacing w:val="0"/>
+          <w:kern w:val="0"/>
+          <w:sz w:val="19"/>
+          <w:szCs w:val="19"/>
+          <w:highlight w:val="none"/>
+          <w:shd w:val="clear" w:color="auto" w:fill="auto"/>
+          <w:lang w:val="en-US" w:eastAsia="zh-CN" w:bidi="ar"/>
+        </w:rPr>
+        <w:t>添加IAA广告系统，把复活和技能Reroll的激励视频坑位接上。</w:t>
+      </w:r>
+    </w:p>
+    <w:p>
+      <w:pPr>
+        <w:pStyle w:val="6"/>
+        <w:keepNext w:val="0"/>
+        <w:keepLines w:val="0"/>
+        <w:pageBreakBefore w:val="0"/>
+        <w:widowControl/>
+        <w:numPr>
+          <w:ilvl w:val="0"/>
+          <w:numId w:val="2"/>
+        </w:numPr>
+        <w:suppressLineNumbers w:val="0"/>
+        <w:kinsoku/>
+        <w:wordWrap/>
+        <w:overflowPunct/>
+        <w:topLinePunct w:val="0"/>
+        <w:autoSpaceDE/>
+        <w:autoSpaceDN/>
+        <w:bidi w:val="0"/>
+        <w:adjustRightInd/>
+        <w:snapToGrid/>
+        <w:spacing w:beforeAutospacing="0" w:afterAutospacing="0" w:line="360" w:lineRule="exact"/>
+        <w:textAlignment w:val="auto"/>
+        <w:rPr>
+          <w:rFonts w:hint="eastAsia" w:ascii="sans-serif" w:hAnsi="sans-serif" w:eastAsia="sans-serif" w:cs="sans-serif"/>
+          <w:i w:val="0"/>
+          <w:iCs w:val="0"/>
+          <w:caps w:val="0"/>
+          <w:color w:val="auto"/>
+          <w:spacing w:val="0"/>
+          <w:kern w:val="0"/>
+          <w:sz w:val="19"/>
+          <w:szCs w:val="19"/>
+          <w:highlight w:val="none"/>
+          <w:shd w:val="clear" w:color="auto" w:fill="auto"/>
+          <w:lang w:val="en-US" w:eastAsia="zh-CN" w:bidi="ar"/>
+        </w:rPr>
+      </w:pPr>
+      <w:r>
+        <w:rPr>
+          <w:rFonts w:hint="eastAsia" w:ascii="sans-serif" w:hAnsi="sans-serif" w:eastAsia="sans-serif" w:cs="sans-serif"/>
+          <w:i w:val="0"/>
+          <w:iCs w:val="0"/>
+          <w:caps w:val="0"/>
+          <w:color w:val="auto"/>
+          <w:spacing w:val="0"/>
+          <w:kern w:val="0"/>
+          <w:sz w:val="19"/>
+          <w:szCs w:val="19"/>
+          <w:highlight w:val="none"/>
+          <w:shd w:val="clear" w:color="auto" w:fill="auto"/>
+          <w:lang w:val="en-US" w:eastAsia="zh-CN" w:bidi="ar"/>
+        </w:rPr>
+        <w:t>大招无法锁定boss的bug.</w:t>
+      </w:r>
+    </w:p>
+    <w:p>
+      <w:pPr>
+        <w:pStyle w:val="6"/>
+        <w:keepNext w:val="0"/>
+        <w:keepLines w:val="0"/>
+        <w:pageBreakBefore w:val="0"/>
+        <w:widowControl/>
+        <w:numPr>
+          <w:ilvl w:val="0"/>
+          <w:numId w:val="2"/>
+        </w:numPr>
+        <w:suppressLineNumbers w:val="0"/>
+        <w:kinsoku/>
+        <w:wordWrap/>
+        <w:overflowPunct/>
+        <w:topLinePunct w:val="0"/>
+        <w:autoSpaceDE/>
+        <w:autoSpaceDN/>
+        <w:bidi w:val="0"/>
+        <w:adjustRightInd/>
+        <w:snapToGrid/>
+        <w:spacing w:beforeAutospacing="0" w:afterAutospacing="0" w:line="360" w:lineRule="exact"/>
+        <w:textAlignment w:val="auto"/>
+        <w:rPr>
+          <w:rFonts w:hint="eastAsia" w:ascii="sans-serif" w:hAnsi="sans-serif" w:eastAsia="sans-serif" w:cs="sans-serif"/>
+          <w:i w:val="0"/>
+          <w:iCs w:val="0"/>
+          <w:caps w:val="0"/>
+          <w:color w:val="auto"/>
+          <w:spacing w:val="0"/>
+          <w:kern w:val="0"/>
+          <w:sz w:val="19"/>
+          <w:szCs w:val="19"/>
+          <w:highlight w:val="none"/>
+          <w:shd w:val="clear" w:color="auto" w:fill="auto"/>
+          <w:lang w:val="en-US" w:eastAsia="zh-CN" w:bidi="ar"/>
+        </w:rPr>
+      </w:pPr>
+      <w:r>
+        <w:rPr>
+          <w:rFonts w:hint="eastAsia" w:ascii="sans-serif" w:hAnsi="sans-serif" w:eastAsia="sans-serif" w:cs="sans-serif"/>
+          <w:i w:val="0"/>
+          <w:iCs w:val="0"/>
+          <w:caps w:val="0"/>
+          <w:color w:val="auto"/>
+          <w:spacing w:val="0"/>
+          <w:kern w:val="0"/>
+          <w:sz w:val="19"/>
+          <w:szCs w:val="19"/>
+          <w:highlight w:val="none"/>
+          <w:shd w:val="clear" w:color="auto" w:fill="auto"/>
+          <w:lang w:val="en-US" w:eastAsia="zh-CN" w:bidi="ar"/>
+        </w:rPr>
+        <w:t>广域透镜，激光加宽不明显问题</w:t>
+      </w:r>
+    </w:p>
+    <w:p>
+      <w:pPr>
+        <w:pStyle w:val="6"/>
+        <w:keepNext w:val="0"/>
+        <w:keepLines w:val="0"/>
+        <w:pageBreakBefore w:val="0"/>
+        <w:widowControl/>
+        <w:numPr>
+          <w:ilvl w:val="0"/>
+          <w:numId w:val="2"/>
+        </w:numPr>
+        <w:suppressLineNumbers w:val="0"/>
+        <w:kinsoku/>
+        <w:wordWrap/>
+        <w:overflowPunct/>
+        <w:topLinePunct w:val="0"/>
+        <w:autoSpaceDE/>
+        <w:autoSpaceDN/>
+        <w:bidi w:val="0"/>
+        <w:adjustRightInd/>
+        <w:snapToGrid/>
+        <w:spacing w:beforeAutospacing="0" w:afterAutospacing="0" w:line="360" w:lineRule="exact"/>
+        <w:textAlignment w:val="auto"/>
+        <w:rPr>
+          <w:rFonts w:hint="eastAsia" w:ascii="sans-serif" w:hAnsi="sans-serif" w:eastAsia="sans-serif" w:cs="sans-serif"/>
+          <w:i w:val="0"/>
+          <w:iCs w:val="0"/>
+          <w:caps w:val="0"/>
+          <w:color w:val="auto"/>
+          <w:spacing w:val="0"/>
+          <w:kern w:val="0"/>
+          <w:sz w:val="19"/>
+          <w:szCs w:val="19"/>
+          <w:highlight w:val="none"/>
+          <w:shd w:val="clear" w:color="auto" w:fill="auto"/>
+          <w:lang w:val="en-US" w:eastAsia="zh-CN" w:bidi="ar"/>
+        </w:rPr>
+      </w:pPr>
+      <w:r>
+        <w:rPr>
+          <w:rFonts w:hint="eastAsia" w:ascii="sans-serif" w:hAnsi="sans-serif" w:eastAsia="sans-serif" w:cs="sans-serif"/>
+          <w:i w:val="0"/>
+          <w:iCs w:val="0"/>
+          <w:caps w:val="0"/>
+          <w:color w:val="auto"/>
+          <w:spacing w:val="0"/>
+          <w:kern w:val="0"/>
+          <w:sz w:val="19"/>
+          <w:szCs w:val="19"/>
+          <w:highlight w:val="none"/>
+          <w:shd w:val="clear" w:color="auto" w:fill="auto"/>
+          <w:lang w:val="en-US" w:eastAsia="zh-CN" w:bidi="ar"/>
+        </w:rPr>
+        <w:t>是否选择了极寒光束，技能池就去掉聚能透镜技能，选择了聚能透镜技能就去掉极寒光束技能？</w:t>
+      </w:r>
+    </w:p>
+    <w:p>
+      <w:pPr>
+        <w:pStyle w:val="6"/>
+        <w:keepNext w:val="0"/>
+        <w:keepLines w:val="0"/>
+        <w:pageBreakBefore w:val="0"/>
+        <w:widowControl/>
+        <w:numPr>
+          <w:ilvl w:val="0"/>
+          <w:numId w:val="2"/>
+        </w:numPr>
+        <w:suppressLineNumbers w:val="0"/>
+        <w:kinsoku/>
+        <w:wordWrap/>
+        <w:overflowPunct/>
+        <w:topLinePunct w:val="0"/>
+        <w:autoSpaceDE/>
+        <w:autoSpaceDN/>
+        <w:bidi w:val="0"/>
+        <w:adjustRightInd/>
+        <w:snapToGrid/>
+        <w:spacing w:beforeAutospacing="0" w:afterAutospacing="0" w:line="360" w:lineRule="exact"/>
+        <w:textAlignment w:val="auto"/>
+        <w:rPr>
+          <w:rFonts w:hint="eastAsia" w:ascii="sans-serif" w:hAnsi="sans-serif" w:eastAsia="sans-serif" w:cs="sans-serif"/>
+          <w:i w:val="0"/>
+          <w:iCs w:val="0"/>
+          <w:caps w:val="0"/>
+          <w:color w:val="auto"/>
+          <w:spacing w:val="0"/>
+          <w:kern w:val="0"/>
+          <w:sz w:val="19"/>
+          <w:szCs w:val="19"/>
+          <w:highlight w:val="none"/>
+          <w:shd w:val="clear" w:color="auto" w:fill="auto"/>
+          <w:lang w:val="en-US" w:eastAsia="zh-CN" w:bidi="ar"/>
+        </w:rPr>
+      </w:pPr>
+      <w:r>
+        <w:rPr>
+          <w:rFonts w:hint="eastAsia" w:ascii="sans-serif" w:hAnsi="sans-serif" w:eastAsia="sans-serif" w:cs="sans-serif"/>
+          <w:i w:val="0"/>
+          <w:iCs w:val="0"/>
+          <w:caps w:val="0"/>
+          <w:color w:val="auto"/>
+          <w:spacing w:val="0"/>
+          <w:kern w:val="0"/>
+          <w:sz w:val="19"/>
+          <w:szCs w:val="19"/>
+          <w:highlight w:val="none"/>
+          <w:shd w:val="clear" w:color="auto" w:fill="auto"/>
+          <w:lang w:val="en-US" w:eastAsia="zh-CN" w:bidi="ar"/>
+        </w:rPr>
+        <w:t>查找因增加激光宽度，导致释放大招时候激光爆亮的显示问题。</w:t>
+      </w:r>
+    </w:p>
+    <w:p>
+      <w:pPr>
+        <w:pStyle w:val="6"/>
+        <w:keepNext w:val="0"/>
+        <w:keepLines w:val="0"/>
+        <w:pageBreakBefore w:val="0"/>
+        <w:widowControl/>
+        <w:numPr>
+          <w:ilvl w:val="0"/>
+          <w:numId w:val="2"/>
+        </w:numPr>
+        <w:suppressLineNumbers w:val="0"/>
+        <w:kinsoku/>
+        <w:wordWrap/>
+        <w:overflowPunct/>
+        <w:topLinePunct w:val="0"/>
+        <w:autoSpaceDE/>
+        <w:autoSpaceDN/>
+        <w:bidi w:val="0"/>
+        <w:adjustRightInd/>
+        <w:snapToGrid/>
+        <w:spacing w:beforeAutospacing="0" w:afterAutospacing="0" w:line="360" w:lineRule="exact"/>
+        <w:textAlignment w:val="auto"/>
+        <w:rPr>
+          <w:rFonts w:hint="eastAsia" w:ascii="sans-serif" w:hAnsi="sans-serif" w:eastAsia="sans-serif" w:cs="sans-serif"/>
+          <w:i w:val="0"/>
+          <w:iCs w:val="0"/>
+          <w:caps w:val="0"/>
+          <w:color w:val="auto"/>
+          <w:spacing w:val="0"/>
+          <w:kern w:val="0"/>
+          <w:sz w:val="19"/>
+          <w:szCs w:val="19"/>
+          <w:highlight w:val="none"/>
+          <w:shd w:val="clear" w:color="auto" w:fill="auto"/>
+          <w:lang w:val="en-US" w:eastAsia="zh-CN" w:bidi="ar"/>
+        </w:rPr>
+      </w:pPr>
+      <w:r>
+        <w:rPr>
+          <w:rFonts w:hint="eastAsia" w:ascii="sans-serif" w:hAnsi="sans-serif" w:eastAsia="sans-serif" w:cs="sans-serif"/>
+          <w:i w:val="0"/>
+          <w:iCs w:val="0"/>
+          <w:caps w:val="0"/>
+          <w:color w:val="auto"/>
+          <w:spacing w:val="0"/>
+          <w:kern w:val="0"/>
+          <w:sz w:val="19"/>
+          <w:szCs w:val="19"/>
+          <w:highlight w:val="none"/>
+          <w:shd w:val="clear" w:color="auto" w:fill="auto"/>
+          <w:lang w:val="en-US" w:eastAsia="zh-CN" w:bidi="ar"/>
+        </w:rPr>
+        <w:t>冰冻技能打第一章污染之核boss时，因为没有击退力，所以再和boss进行角力的时候，很容易就被贴近，并且持续掉血。这个碰撞塔的音效也会连续播放（比较刺耳）</w:t>
+      </w:r>
+    </w:p>
+    <w:p>
+      <w:pPr>
+        <w:pStyle w:val="6"/>
+        <w:keepNext w:val="0"/>
+        <w:keepLines w:val="0"/>
+        <w:pageBreakBefore w:val="0"/>
+        <w:widowControl/>
+        <w:numPr>
+          <w:ilvl w:val="0"/>
+          <w:numId w:val="2"/>
+        </w:numPr>
+        <w:suppressLineNumbers w:val="0"/>
+        <w:kinsoku/>
+        <w:wordWrap/>
+        <w:overflowPunct/>
+        <w:topLinePunct w:val="0"/>
+        <w:autoSpaceDE/>
+        <w:autoSpaceDN/>
+        <w:bidi w:val="0"/>
+        <w:adjustRightInd/>
+        <w:snapToGrid/>
+        <w:spacing w:beforeAutospacing="0" w:afterAutospacing="0" w:line="360" w:lineRule="exact"/>
+        <w:textAlignment w:val="auto"/>
+        <w:rPr>
+          <w:rFonts w:hint="eastAsia" w:ascii="sans-serif" w:hAnsi="sans-serif" w:eastAsia="sans-serif" w:cs="sans-serif"/>
+          <w:i w:val="0"/>
+          <w:iCs w:val="0"/>
+          <w:caps w:val="0"/>
+          <w:color w:val="auto"/>
+          <w:spacing w:val="0"/>
+          <w:kern w:val="0"/>
+          <w:sz w:val="19"/>
+          <w:szCs w:val="19"/>
+          <w:highlight w:val="none"/>
+          <w:shd w:val="clear" w:color="auto" w:fill="auto"/>
+          <w:lang w:val="en-US" w:eastAsia="zh-CN" w:bidi="ar"/>
+        </w:rPr>
+      </w:pPr>
+      <w:r>
+        <w:rPr>
+          <w:rFonts w:hint="eastAsia" w:ascii="sans-serif" w:hAnsi="sans-serif" w:eastAsia="sans-serif" w:cs="sans-serif"/>
+          <w:i w:val="0"/>
+          <w:iCs w:val="0"/>
+          <w:caps w:val="0"/>
+          <w:color w:val="auto"/>
+          <w:spacing w:val="0"/>
+          <w:kern w:val="0"/>
+          <w:sz w:val="19"/>
+          <w:szCs w:val="19"/>
+          <w:highlight w:val="none"/>
+          <w:shd w:val="clear" w:color="auto" w:fill="auto"/>
+          <w:lang w:val="en-US" w:eastAsia="zh-CN" w:bidi="ar"/>
+        </w:rPr>
+        <w:t>游戏结束后，点击返回按钮，还有游戏音效。（应该去掉怪物和激光等音效，只保留UI音效）</w:t>
+      </w:r>
+    </w:p>
+    <w:p>
+      <w:pPr>
+        <w:pStyle w:val="6"/>
+        <w:keepNext w:val="0"/>
+        <w:keepLines w:val="0"/>
+        <w:pageBreakBefore w:val="0"/>
+        <w:widowControl/>
+        <w:numPr>
+          <w:ilvl w:val="0"/>
+          <w:numId w:val="2"/>
+        </w:numPr>
+        <w:suppressLineNumbers w:val="0"/>
+        <w:kinsoku/>
+        <w:wordWrap/>
+        <w:overflowPunct/>
+        <w:topLinePunct w:val="0"/>
+        <w:autoSpaceDE/>
+        <w:autoSpaceDN/>
+        <w:bidi w:val="0"/>
+        <w:adjustRightInd/>
+        <w:snapToGrid/>
+        <w:spacing w:beforeAutospacing="0" w:afterAutospacing="0" w:line="360" w:lineRule="exact"/>
+        <w:textAlignment w:val="auto"/>
+        <w:rPr>
+          <w:rFonts w:hint="eastAsia" w:ascii="sans-serif" w:hAnsi="sans-serif" w:eastAsia="sans-serif" w:cs="sans-serif"/>
+          <w:i w:val="0"/>
+          <w:iCs w:val="0"/>
+          <w:caps w:val="0"/>
+          <w:color w:val="auto"/>
+          <w:spacing w:val="0"/>
+          <w:kern w:val="0"/>
+          <w:sz w:val="19"/>
+          <w:szCs w:val="19"/>
+          <w:highlight w:val="none"/>
+          <w:shd w:val="clear" w:color="auto" w:fill="auto"/>
+          <w:lang w:val="en-US" w:eastAsia="zh-CN" w:bidi="ar"/>
+        </w:rPr>
+      </w:pPr>
+      <w:r>
+        <w:rPr>
+          <w:rFonts w:hint="eastAsia" w:ascii="sans-serif" w:hAnsi="sans-serif" w:eastAsia="sans-serif" w:cs="sans-serif"/>
+          <w:i w:val="0"/>
+          <w:iCs w:val="0"/>
+          <w:caps w:val="0"/>
+          <w:color w:val="auto"/>
+          <w:spacing w:val="0"/>
+          <w:kern w:val="0"/>
+          <w:sz w:val="19"/>
+          <w:szCs w:val="19"/>
+          <w:highlight w:val="none"/>
+          <w:shd w:val="clear" w:color="auto" w:fill="auto"/>
+          <w:lang w:val="en-US" w:eastAsia="zh-CN" w:bidi="ar"/>
+        </w:rPr>
+        <w:t>解决当玩家有护盾的时候，没有选择击退技能，和boss进行角力，boss无法对玩家造成伤害的问题。好像boss只对塔造成伤害。</w:t>
+      </w:r>
+    </w:p>
+    <w:p>
+      <w:pPr>
+        <w:pStyle w:val="6"/>
+        <w:keepNext w:val="0"/>
+        <w:keepLines w:val="0"/>
+        <w:pageBreakBefore w:val="0"/>
+        <w:widowControl/>
+        <w:numPr>
+          <w:ilvl w:val="0"/>
+          <w:numId w:val="2"/>
+        </w:numPr>
+        <w:suppressLineNumbers w:val="0"/>
+        <w:kinsoku/>
+        <w:wordWrap/>
+        <w:overflowPunct/>
+        <w:topLinePunct w:val="0"/>
+        <w:autoSpaceDE/>
+        <w:autoSpaceDN/>
+        <w:bidi w:val="0"/>
+        <w:adjustRightInd/>
+        <w:snapToGrid/>
+        <w:spacing w:beforeAutospacing="0" w:afterAutospacing="0" w:line="360" w:lineRule="exact"/>
+        <w:textAlignment w:val="auto"/>
+        <w:rPr>
+          <w:rFonts w:hint="eastAsia" w:ascii="sans-serif" w:hAnsi="sans-serif" w:eastAsia="sans-serif" w:cs="sans-serif"/>
+          <w:i w:val="0"/>
+          <w:iCs w:val="0"/>
+          <w:caps w:val="0"/>
+          <w:color w:val="auto"/>
+          <w:spacing w:val="0"/>
+          <w:kern w:val="0"/>
           <w:sz w:val="19"/>
           <w:szCs w:val="19"/>
           <w:highlight w:val="yellow"/>
           <w:shd w:val="clear" w:color="auto" w:fill="auto"/>
-          <w:lang w:val="en-US" w:eastAsia="zh-CN"/>
-        </w:rPr>
-        <w:t>制作boss冲击特效</w:t>
-      </w:r>
-      <w:r>
-        <w:rPr>
-          <w:rFonts w:hint="eastAsia" w:ascii="sans-serif" w:hAnsi="sans-serif" w:eastAsia="sans-serif" w:cs="sans-serif"/>
-          <w:i w:val="0"/>
-          <w:iCs w:val="0"/>
-          <w:caps w:val="0"/>
-          <w:color w:val="auto"/>
-          <w:spacing w:val="0"/>
+          <w:lang w:val="en-US" w:eastAsia="zh-CN" w:bidi="ar"/>
+        </w:rPr>
+      </w:pPr>
+      <w:r>
+        <w:rPr>
+          <w:rFonts w:hint="eastAsia" w:ascii="sans-serif" w:hAnsi="sans-serif" w:eastAsia="sans-serif" w:cs="sans-serif"/>
+          <w:i w:val="0"/>
+          <w:iCs w:val="0"/>
+          <w:caps w:val="0"/>
+          <w:color w:val="auto"/>
+          <w:spacing w:val="0"/>
+          <w:kern w:val="0"/>
+          <w:sz w:val="19"/>
+          <w:szCs w:val="19"/>
+          <w:highlight w:val="yellow"/>
+          <w:shd w:val="clear" w:color="auto" w:fill="auto"/>
+          <w:lang w:val="en-US" w:eastAsia="zh-CN" w:bidi="ar"/>
+        </w:rPr>
+        <w:t>需要查找并解决游戏战斗中出现的卡顿问题。</w:t>
+      </w:r>
+    </w:p>
+    <w:p>
+      <w:pPr>
+        <w:pStyle w:val="6"/>
+        <w:keepNext w:val="0"/>
+        <w:keepLines w:val="0"/>
+        <w:pageBreakBefore w:val="0"/>
+        <w:widowControl/>
+        <w:numPr>
+          <w:ilvl w:val="0"/>
+          <w:numId w:val="2"/>
+        </w:numPr>
+        <w:suppressLineNumbers w:val="0"/>
+        <w:kinsoku/>
+        <w:wordWrap/>
+        <w:overflowPunct/>
+        <w:topLinePunct w:val="0"/>
+        <w:autoSpaceDE/>
+        <w:autoSpaceDN/>
+        <w:bidi w:val="0"/>
+        <w:adjustRightInd/>
+        <w:snapToGrid/>
+        <w:spacing w:beforeAutospacing="0" w:afterAutospacing="0" w:line="360" w:lineRule="exact"/>
+        <w:textAlignment w:val="auto"/>
+        <w:rPr>
+          <w:rFonts w:hint="eastAsia" w:ascii="sans-serif" w:hAnsi="sans-serif" w:eastAsia="sans-serif" w:cs="sans-serif"/>
+          <w:i w:val="0"/>
+          <w:iCs w:val="0"/>
+          <w:caps w:val="0"/>
+          <w:color w:val="auto"/>
+          <w:spacing w:val="0"/>
+          <w:kern w:val="0"/>
+          <w:sz w:val="19"/>
+          <w:szCs w:val="19"/>
+          <w:highlight w:val="yellow"/>
+          <w:shd w:val="clear" w:color="auto" w:fill="auto"/>
+          <w:lang w:val="en-US" w:eastAsia="zh-CN" w:bidi="ar"/>
+        </w:rPr>
+      </w:pPr>
+      <w:r>
+        <w:rPr>
+          <w:rFonts w:hint="eastAsia" w:ascii="sans-serif" w:hAnsi="sans-serif" w:eastAsia="sans-serif" w:cs="sans-serif"/>
+          <w:i w:val="0"/>
+          <w:iCs w:val="0"/>
+          <w:caps w:val="0"/>
+          <w:color w:val="auto"/>
+          <w:spacing w:val="0"/>
+          <w:kern w:val="0"/>
+          <w:sz w:val="19"/>
+          <w:szCs w:val="19"/>
+          <w:highlight w:val="red"/>
+          <w:shd w:val="clear" w:color="auto" w:fill="auto"/>
+          <w:lang w:val="en-US" w:eastAsia="zh-CN" w:bidi="ar"/>
+        </w:rPr>
+        <w:t>继续优化战斗数值，完成数值模型搭建。</w:t>
+      </w:r>
+      <w:r>
+        <w:rPr>
+          <w:rFonts w:hint="eastAsia" w:ascii="sans-serif" w:hAnsi="sans-serif" w:eastAsia="sans-serif" w:cs="sans-serif"/>
+          <w:i w:val="0"/>
+          <w:iCs w:val="0"/>
+          <w:caps w:val="0"/>
+          <w:color w:val="auto"/>
+          <w:spacing w:val="0"/>
+          <w:kern w:val="0"/>
+          <w:sz w:val="19"/>
+          <w:szCs w:val="19"/>
+          <w:highlight w:val="yellow"/>
+          <w:shd w:val="clear" w:color="auto" w:fill="auto"/>
+          <w:lang w:val="en-US" w:eastAsia="zh-CN" w:bidi="ar"/>
+        </w:rPr>
+        <w:t>把第一章节的5个难度都做好。</w:t>
+      </w:r>
+    </w:p>
+    <w:p>
+      <w:pPr>
+        <w:pStyle w:val="6"/>
+        <w:keepNext w:val="0"/>
+        <w:keepLines w:val="0"/>
+        <w:pageBreakBefore w:val="0"/>
+        <w:widowControl/>
+        <w:numPr>
+          <w:ilvl w:val="0"/>
+          <w:numId w:val="2"/>
+        </w:numPr>
+        <w:suppressLineNumbers w:val="0"/>
+        <w:kinsoku/>
+        <w:wordWrap/>
+        <w:overflowPunct/>
+        <w:topLinePunct w:val="0"/>
+        <w:autoSpaceDE/>
+        <w:autoSpaceDN/>
+        <w:bidi w:val="0"/>
+        <w:adjustRightInd/>
+        <w:snapToGrid/>
+        <w:spacing w:beforeAutospacing="0" w:afterAutospacing="0" w:line="360" w:lineRule="exact"/>
+        <w:textAlignment w:val="auto"/>
+        <w:rPr>
+          <w:rFonts w:hint="eastAsia" w:ascii="sans-serif" w:hAnsi="sans-serif" w:eastAsia="sans-serif" w:cs="sans-serif"/>
+          <w:i w:val="0"/>
+          <w:iCs w:val="0"/>
+          <w:caps w:val="0"/>
+          <w:color w:val="auto"/>
+          <w:spacing w:val="0"/>
+          <w:kern w:val="0"/>
           <w:sz w:val="19"/>
           <w:szCs w:val="19"/>
           <w:highlight w:val="none"/>
           <w:shd w:val="clear" w:color="auto" w:fill="auto"/>
-          <w:lang w:val="en-US" w:eastAsia="zh-CN"/>
-        </w:rPr>
-        <w:t>和角力铁花特效。</w:t>
+          <w:lang w:val="en-US" w:eastAsia="zh-CN" w:bidi="ar"/>
+        </w:rPr>
+      </w:pPr>
+      <w:r>
+        <w:rPr>
+          <w:rFonts w:hint="eastAsia" w:ascii="sans-serif" w:hAnsi="sans-serif" w:eastAsia="sans-serif" w:cs="sans-serif"/>
+          <w:i w:val="0"/>
+          <w:iCs w:val="0"/>
+          <w:caps w:val="0"/>
+          <w:color w:val="auto"/>
+          <w:spacing w:val="0"/>
+          <w:kern w:val="0"/>
+          <w:sz w:val="19"/>
+          <w:szCs w:val="19"/>
+          <w:highlight w:val="none"/>
+          <w:shd w:val="clear" w:color="auto" w:fill="auto"/>
+          <w:lang w:val="en-US" w:eastAsia="zh-CN" w:bidi="ar"/>
+        </w:rPr>
+        <w:t>修改光与朽的软著。</w:t>
       </w:r>
     </w:p>
     <w:p>
@@ -12400,6 +14026,118 @@
         <w:spacing w:beforeAutospacing="0" w:afterAutospacing="0" w:line="360" w:lineRule="exact"/>
         <w:textAlignment w:val="auto"/>
         <w:rPr>
+          <w:rFonts w:hint="eastAsia" w:ascii="sans-serif" w:hAnsi="sans-serif" w:eastAsia="sans-serif" w:cs="sans-serif"/>
+          <w:i w:val="0"/>
+          <w:iCs w:val="0"/>
+          <w:caps w:val="0"/>
+          <w:color w:val="auto"/>
+          <w:spacing w:val="0"/>
+          <w:kern w:val="0"/>
+          <w:sz w:val="19"/>
+          <w:szCs w:val="19"/>
+          <w:highlight w:val="none"/>
+          <w:shd w:val="clear" w:color="auto" w:fill="auto"/>
+          <w:lang w:val="en-US" w:eastAsia="zh-CN" w:bidi="ar"/>
+        </w:rPr>
+      </w:pPr>
+      <w:r>
+        <w:rPr>
+          <w:rFonts w:hint="eastAsia" w:ascii="sans-serif" w:hAnsi="sans-serif" w:eastAsia="sans-serif" w:cs="sans-serif"/>
+          <w:i w:val="0"/>
+          <w:iCs w:val="0"/>
+          <w:caps w:val="0"/>
+          <w:color w:val="auto"/>
+          <w:spacing w:val="0"/>
+          <w:kern w:val="0"/>
+          <w:sz w:val="19"/>
+          <w:szCs w:val="19"/>
+          <w:highlight w:val="none"/>
+          <w:shd w:val="clear" w:color="auto" w:fill="auto"/>
+          <w:lang w:val="en-US" w:eastAsia="zh-CN" w:bidi="ar"/>
+        </w:rPr>
+        <w:t>无人机三选一左侧医疗，先判断玩家的血量和护盾值，如果满血，护盾值不满，则随机池里只会出现加护盾值。如果护盾值满，血量不满，则只会出现加血。如果满血，满护盾值，则随机池会随机护盾值+0或血量值+0.如果护盾值是0，则随机池会出现护盾重启的选项，概率是20%。</w:t>
+      </w:r>
+    </w:p>
+    <w:p>
+      <w:pPr>
+        <w:pStyle w:val="6"/>
+        <w:keepNext w:val="0"/>
+        <w:keepLines w:val="0"/>
+        <w:pageBreakBefore w:val="0"/>
+        <w:widowControl/>
+        <w:numPr>
+          <w:ilvl w:val="0"/>
+          <w:numId w:val="2"/>
+        </w:numPr>
+        <w:suppressLineNumbers w:val="0"/>
+        <w:kinsoku/>
+        <w:wordWrap/>
+        <w:overflowPunct/>
+        <w:topLinePunct w:val="0"/>
+        <w:autoSpaceDE/>
+        <w:autoSpaceDN/>
+        <w:bidi w:val="0"/>
+        <w:adjustRightInd/>
+        <w:snapToGrid/>
+        <w:spacing w:beforeAutospacing="0" w:afterAutospacing="0" w:line="360" w:lineRule="exact"/>
+        <w:textAlignment w:val="auto"/>
+        <w:rPr>
+          <w:rFonts w:hint="eastAsia" w:ascii="sans-serif" w:hAnsi="sans-serif" w:eastAsia="sans-serif" w:cs="sans-serif"/>
+          <w:i w:val="0"/>
+          <w:iCs w:val="0"/>
+          <w:caps w:val="0"/>
+          <w:color w:val="auto"/>
+          <w:spacing w:val="0"/>
+          <w:kern w:val="0"/>
+          <w:sz w:val="19"/>
+          <w:szCs w:val="19"/>
+          <w:highlight w:val="none"/>
+          <w:shd w:val="clear" w:color="auto" w:fill="auto"/>
+          <w:lang w:val="en-US" w:eastAsia="zh-CN" w:bidi="ar"/>
+        </w:rPr>
+      </w:pPr>
+      <w:r>
+        <w:rPr>
+          <w:rFonts w:hint="eastAsia" w:ascii="sans-serif" w:hAnsi="sans-serif" w:eastAsia="sans-serif" w:cs="sans-serif"/>
+          <w:i w:val="0"/>
+          <w:iCs w:val="0"/>
+          <w:caps w:val="0"/>
+          <w:color w:val="auto"/>
+          <w:spacing w:val="0"/>
+          <w:kern w:val="0"/>
+          <w:sz w:val="19"/>
+          <w:szCs w:val="19"/>
+          <w:highlight w:val="yellow"/>
+          <w:shd w:val="clear" w:color="auto" w:fill="auto"/>
+          <w:lang w:val="en-US" w:eastAsia="zh-CN" w:bidi="ar"/>
+        </w:rPr>
+        <w:t>第二章跑15局战斗，保存战斗数据，并做第二章怪物的数据建模</w:t>
+      </w:r>
+    </w:p>
+    <w:p>
+      <w:pPr>
+        <w:pStyle w:val="6"/>
+        <w:keepNext w:val="0"/>
+        <w:keepLines w:val="0"/>
+        <w:pageBreakBefore w:val="0"/>
+        <w:widowControl/>
+        <w:numPr>
+          <w:ilvl w:val="0"/>
+          <w:numId w:val="2"/>
+        </w:numPr>
+        <w:suppressLineNumbers w:val="0"/>
+        <w:kinsoku/>
+        <w:wordWrap/>
+        <w:overflowPunct/>
+        <w:topLinePunct w:val="0"/>
+        <w:autoSpaceDE/>
+        <w:autoSpaceDN/>
+        <w:bidi w:val="0"/>
+        <w:adjustRightInd/>
+        <w:snapToGrid/>
+        <w:spacing w:beforeAutospacing="0" w:afterAutospacing="0" w:line="360" w:lineRule="exact"/>
+        <w:textAlignment w:val="auto"/>
+        <w:rPr>
           <w:rFonts w:hint="default" w:ascii="sans-serif" w:hAnsi="sans-serif" w:eastAsia="sans-serif" w:cs="sans-serif"/>
           <w:i w:val="0"/>
           <w:iCs w:val="0"/>
@@ -12408,26 +14146,522 @@
           <w:spacing w:val="0"/>
           <w:sz w:val="19"/>
           <w:szCs w:val="19"/>
+          <w:highlight w:val="magenta"/>
+          <w:shd w:val="clear" w:color="auto" w:fill="auto"/>
+          <w:lang w:val="en-US" w:eastAsia="zh-CN"/>
+        </w:rPr>
+      </w:pPr>
+      <w:r>
+        <w:rPr>
+          <w:rFonts w:hint="eastAsia" w:ascii="sans-serif" w:hAnsi="sans-serif" w:eastAsia="sans-serif" w:cs="sans-serif"/>
+          <w:i w:val="0"/>
+          <w:iCs w:val="0"/>
+          <w:caps w:val="0"/>
+          <w:color w:val="auto"/>
+          <w:spacing w:val="0"/>
+          <w:sz w:val="19"/>
+          <w:szCs w:val="19"/>
+          <w:highlight w:val="magenta"/>
+          <w:shd w:val="clear" w:color="auto" w:fill="auto"/>
+          <w:lang w:val="en-US" w:eastAsia="zh-CN"/>
+        </w:rPr>
+        <w:t>检查所有相关特效的接入。</w:t>
+      </w:r>
+    </w:p>
+    <w:p>
+      <w:pPr>
+        <w:pStyle w:val="6"/>
+        <w:keepNext w:val="0"/>
+        <w:keepLines w:val="0"/>
+        <w:pageBreakBefore w:val="0"/>
+        <w:widowControl/>
+        <w:numPr>
+          <w:ilvl w:val="0"/>
+          <w:numId w:val="2"/>
+        </w:numPr>
+        <w:suppressLineNumbers w:val="0"/>
+        <w:kinsoku/>
+        <w:wordWrap/>
+        <w:overflowPunct/>
+        <w:topLinePunct w:val="0"/>
+        <w:autoSpaceDE/>
+        <w:autoSpaceDN/>
+        <w:bidi w:val="0"/>
+        <w:adjustRightInd/>
+        <w:snapToGrid/>
+        <w:spacing w:beforeAutospacing="0" w:afterAutospacing="0" w:line="360" w:lineRule="exact"/>
+        <w:textAlignment w:val="auto"/>
+        <w:rPr>
+          <w:rFonts w:hint="default" w:ascii="sans-serif" w:hAnsi="sans-serif" w:eastAsia="sans-serif" w:cs="sans-serif"/>
+          <w:i w:val="0"/>
+          <w:iCs w:val="0"/>
+          <w:caps w:val="0"/>
+          <w:color w:val="auto"/>
+          <w:spacing w:val="0"/>
+          <w:sz w:val="19"/>
+          <w:szCs w:val="19"/>
+          <w:highlight w:val="magenta"/>
+          <w:shd w:val="clear" w:color="auto" w:fill="auto"/>
+          <w:lang w:val="en-US" w:eastAsia="zh-CN"/>
+        </w:rPr>
+      </w:pPr>
+      <w:r>
+        <w:rPr>
+          <w:rFonts w:hint="eastAsia" w:ascii="sans-serif" w:hAnsi="sans-serif" w:eastAsia="sans-serif" w:cs="sans-serif"/>
+          <w:i w:val="0"/>
+          <w:iCs w:val="0"/>
+          <w:caps w:val="0"/>
+          <w:color w:val="auto"/>
+          <w:spacing w:val="0"/>
+          <w:sz w:val="19"/>
+          <w:szCs w:val="19"/>
+          <w:highlight w:val="magenta"/>
+          <w:shd w:val="clear" w:color="auto" w:fill="auto"/>
+          <w:lang w:val="en-US" w:eastAsia="zh-CN"/>
+        </w:rPr>
+        <w:t>制作第一章深暗boss的冲击特效和角力铁花特效。</w:t>
+      </w:r>
+    </w:p>
+    <w:p>
+      <w:pPr>
+        <w:pStyle w:val="6"/>
+        <w:keepNext w:val="0"/>
+        <w:keepLines w:val="0"/>
+        <w:pageBreakBefore w:val="0"/>
+        <w:widowControl/>
+        <w:numPr>
+          <w:ilvl w:val="0"/>
+          <w:numId w:val="2"/>
+        </w:numPr>
+        <w:suppressLineNumbers w:val="0"/>
+        <w:kinsoku/>
+        <w:wordWrap/>
+        <w:overflowPunct/>
+        <w:topLinePunct w:val="0"/>
+        <w:autoSpaceDE/>
+        <w:autoSpaceDN/>
+        <w:bidi w:val="0"/>
+        <w:adjustRightInd/>
+        <w:snapToGrid/>
+        <w:spacing w:beforeAutospacing="0" w:afterAutospacing="0" w:line="360" w:lineRule="exact"/>
+        <w:textAlignment w:val="auto"/>
+        <w:rPr>
+          <w:rFonts w:hint="default" w:ascii="sans-serif" w:hAnsi="sans-serif" w:eastAsia="sans-serif" w:cs="sans-serif"/>
+          <w:i w:val="0"/>
+          <w:iCs w:val="0"/>
+          <w:caps w:val="0"/>
+          <w:color w:val="auto"/>
+          <w:spacing w:val="0"/>
+          <w:sz w:val="19"/>
+          <w:szCs w:val="19"/>
+          <w:highlight w:val="magenta"/>
+          <w:shd w:val="clear" w:color="auto" w:fill="auto"/>
+          <w:lang w:val="en-US" w:eastAsia="zh-CN"/>
+        </w:rPr>
+      </w:pPr>
+      <w:r>
+        <w:rPr>
+          <w:rFonts w:hint="eastAsia" w:ascii="sans-serif" w:hAnsi="sans-serif" w:eastAsia="sans-serif" w:cs="sans-serif"/>
+          <w:i w:val="0"/>
+          <w:iCs w:val="0"/>
+          <w:caps w:val="0"/>
+          <w:color w:val="auto"/>
+          <w:spacing w:val="0"/>
+          <w:sz w:val="19"/>
+          <w:szCs w:val="19"/>
+          <w:highlight w:val="magenta"/>
+          <w:shd w:val="clear" w:color="auto" w:fill="auto"/>
+          <w:lang w:val="en-US" w:eastAsia="zh-CN"/>
+        </w:rPr>
+        <w:t>优化护盾受击特效的受击点位置产生特效和播放特效。</w:t>
+      </w:r>
+    </w:p>
+    <w:p>
+      <w:pPr>
+        <w:pStyle w:val="6"/>
+        <w:keepNext w:val="0"/>
+        <w:keepLines w:val="0"/>
+        <w:pageBreakBefore w:val="0"/>
+        <w:widowControl/>
+        <w:numPr>
+          <w:ilvl w:val="0"/>
+          <w:numId w:val="2"/>
+        </w:numPr>
+        <w:suppressLineNumbers w:val="0"/>
+        <w:kinsoku/>
+        <w:wordWrap/>
+        <w:overflowPunct/>
+        <w:topLinePunct w:val="0"/>
+        <w:autoSpaceDE/>
+        <w:autoSpaceDN/>
+        <w:bidi w:val="0"/>
+        <w:adjustRightInd/>
+        <w:snapToGrid/>
+        <w:spacing w:beforeAutospacing="0" w:afterAutospacing="0" w:line="360" w:lineRule="exact"/>
+        <w:textAlignment w:val="auto"/>
+        <w:rPr>
+          <w:rFonts w:hint="default" w:ascii="sans-serif" w:hAnsi="sans-serif" w:eastAsia="sans-serif" w:cs="sans-serif"/>
+          <w:i w:val="0"/>
+          <w:iCs w:val="0"/>
+          <w:caps w:val="0"/>
+          <w:color w:val="auto"/>
+          <w:spacing w:val="0"/>
+          <w:sz w:val="19"/>
+          <w:szCs w:val="19"/>
+          <w:highlight w:val="magenta"/>
+          <w:shd w:val="clear" w:color="auto" w:fill="auto"/>
+          <w:lang w:val="en-US" w:eastAsia="zh-CN"/>
+        </w:rPr>
+      </w:pPr>
+      <w:r>
+        <w:rPr>
+          <w:rFonts w:hint="eastAsia" w:ascii="sans-serif" w:hAnsi="sans-serif" w:eastAsia="sans-serif" w:cs="sans-serif"/>
+          <w:i w:val="0"/>
+          <w:iCs w:val="0"/>
+          <w:caps w:val="0"/>
+          <w:color w:val="auto"/>
+          <w:spacing w:val="0"/>
+          <w:sz w:val="19"/>
+          <w:szCs w:val="19"/>
+          <w:highlight w:val="magenta"/>
+          <w:shd w:val="clear" w:color="auto" w:fill="auto"/>
+          <w:lang w:val="en-US" w:eastAsia="zh-CN"/>
+        </w:rPr>
+        <w:t>战斗内杀死怪物，爆金币效果制作。</w:t>
+      </w:r>
+    </w:p>
+    <w:p>
+      <w:pPr>
+        <w:pStyle w:val="6"/>
+        <w:keepNext w:val="0"/>
+        <w:keepLines w:val="0"/>
+        <w:pageBreakBefore w:val="0"/>
+        <w:widowControl/>
+        <w:numPr>
+          <w:ilvl w:val="0"/>
+          <w:numId w:val="2"/>
+        </w:numPr>
+        <w:suppressLineNumbers w:val="0"/>
+        <w:kinsoku/>
+        <w:wordWrap/>
+        <w:overflowPunct/>
+        <w:topLinePunct w:val="0"/>
+        <w:autoSpaceDE/>
+        <w:autoSpaceDN/>
+        <w:bidi w:val="0"/>
+        <w:adjustRightInd/>
+        <w:snapToGrid/>
+        <w:spacing w:beforeAutospacing="0" w:afterAutospacing="0" w:line="360" w:lineRule="exact"/>
+        <w:textAlignment w:val="auto"/>
+        <w:rPr>
+          <w:rFonts w:hint="default" w:ascii="sans-serif" w:hAnsi="sans-serif" w:eastAsia="sans-serif" w:cs="sans-serif"/>
+          <w:i w:val="0"/>
+          <w:iCs w:val="0"/>
+          <w:caps w:val="0"/>
+          <w:color w:val="auto"/>
+          <w:spacing w:val="0"/>
+          <w:sz w:val="19"/>
+          <w:szCs w:val="19"/>
+          <w:highlight w:val="magenta"/>
+          <w:shd w:val="clear" w:color="auto" w:fill="auto"/>
+          <w:lang w:val="en-US" w:eastAsia="zh-CN"/>
+        </w:rPr>
+      </w:pPr>
+      <w:r>
+        <w:rPr>
+          <w:rFonts w:hint="eastAsia" w:ascii="sans-serif" w:hAnsi="sans-serif" w:eastAsia="sans-serif" w:cs="sans-serif"/>
+          <w:i w:val="0"/>
+          <w:iCs w:val="0"/>
+          <w:caps w:val="0"/>
+          <w:color w:val="auto"/>
+          <w:spacing w:val="0"/>
+          <w:sz w:val="19"/>
+          <w:szCs w:val="19"/>
+          <w:highlight w:val="magenta"/>
+          <w:shd w:val="clear" w:color="auto" w:fill="auto"/>
+          <w:lang w:val="en-US" w:eastAsia="zh-CN"/>
+        </w:rPr>
+        <w:t>底座和水晶制作闪白shader，并赋予材质球。</w:t>
+      </w:r>
+    </w:p>
+    <w:p>
+      <w:pPr>
+        <w:pStyle w:val="6"/>
+        <w:keepNext w:val="0"/>
+        <w:keepLines w:val="0"/>
+        <w:pageBreakBefore w:val="0"/>
+        <w:widowControl/>
+        <w:numPr>
+          <w:ilvl w:val="0"/>
+          <w:numId w:val="2"/>
+        </w:numPr>
+        <w:suppressLineNumbers w:val="0"/>
+        <w:kinsoku/>
+        <w:wordWrap/>
+        <w:overflowPunct/>
+        <w:topLinePunct w:val="0"/>
+        <w:autoSpaceDE/>
+        <w:autoSpaceDN/>
+        <w:bidi w:val="0"/>
+        <w:adjustRightInd/>
+        <w:snapToGrid/>
+        <w:spacing w:beforeAutospacing="0" w:afterAutospacing="0" w:line="360" w:lineRule="exact"/>
+        <w:textAlignment w:val="auto"/>
+        <w:rPr>
+          <w:rFonts w:hint="default" w:ascii="sans-serif" w:hAnsi="sans-serif" w:eastAsia="sans-serif" w:cs="sans-serif"/>
+          <w:i w:val="0"/>
+          <w:iCs w:val="0"/>
+          <w:caps w:val="0"/>
+          <w:color w:val="auto"/>
+          <w:spacing w:val="0"/>
+          <w:kern w:val="0"/>
+          <w:sz w:val="19"/>
+          <w:szCs w:val="19"/>
+          <w:highlight w:val="lightGray"/>
+          <w:shd w:val="clear" w:color="auto" w:fill="auto"/>
+          <w:lang w:val="en-US" w:eastAsia="zh-CN" w:bidi="ar"/>
+        </w:rPr>
+      </w:pPr>
+      <w:r>
+        <w:rPr>
+          <w:rFonts w:hint="eastAsia" w:ascii="sans-serif" w:hAnsi="sans-serif" w:eastAsia="sans-serif" w:cs="sans-serif"/>
+          <w:i w:val="0"/>
+          <w:iCs w:val="0"/>
+          <w:caps w:val="0"/>
+          <w:color w:val="auto"/>
+          <w:spacing w:val="0"/>
+          <w:kern w:val="0"/>
+          <w:sz w:val="19"/>
+          <w:szCs w:val="19"/>
+          <w:highlight w:val="lightGray"/>
+          <w:shd w:val="clear" w:color="auto" w:fill="auto"/>
+          <w:lang w:val="en-US" w:eastAsia="zh-CN" w:bidi="ar"/>
+        </w:rPr>
+        <w:t>查看升级特效是否添加</w:t>
+      </w:r>
+    </w:p>
+    <w:p>
+      <w:pPr>
+        <w:pStyle w:val="6"/>
+        <w:keepNext w:val="0"/>
+        <w:keepLines w:val="0"/>
+        <w:pageBreakBefore w:val="0"/>
+        <w:widowControl/>
+        <w:numPr>
+          <w:ilvl w:val="0"/>
+          <w:numId w:val="2"/>
+        </w:numPr>
+        <w:suppressLineNumbers w:val="0"/>
+        <w:kinsoku/>
+        <w:wordWrap/>
+        <w:overflowPunct/>
+        <w:topLinePunct w:val="0"/>
+        <w:autoSpaceDE/>
+        <w:autoSpaceDN/>
+        <w:bidi w:val="0"/>
+        <w:adjustRightInd/>
+        <w:snapToGrid/>
+        <w:spacing w:beforeAutospacing="0" w:afterAutospacing="0" w:line="360" w:lineRule="exact"/>
+        <w:textAlignment w:val="auto"/>
+        <w:rPr>
+          <w:rFonts w:hint="default" w:ascii="sans-serif" w:hAnsi="sans-serif" w:eastAsia="sans-serif" w:cs="sans-serif"/>
+          <w:i w:val="0"/>
+          <w:iCs w:val="0"/>
+          <w:caps w:val="0"/>
+          <w:color w:val="auto"/>
+          <w:spacing w:val="0"/>
+          <w:kern w:val="0"/>
+          <w:sz w:val="19"/>
+          <w:szCs w:val="19"/>
+          <w:highlight w:val="magenta"/>
+          <w:shd w:val="clear" w:color="auto" w:fill="auto"/>
+          <w:lang w:val="en-US" w:eastAsia="zh-CN" w:bidi="ar"/>
+        </w:rPr>
+      </w:pPr>
+      <w:r>
+        <w:rPr>
+          <w:rFonts w:hint="eastAsia" w:ascii="sans-serif" w:hAnsi="sans-serif" w:eastAsia="sans-serif" w:cs="sans-serif"/>
+          <w:i w:val="0"/>
+          <w:iCs w:val="0"/>
+          <w:caps w:val="0"/>
+          <w:color w:val="auto"/>
+          <w:spacing w:val="0"/>
+          <w:kern w:val="0"/>
+          <w:sz w:val="19"/>
+          <w:szCs w:val="19"/>
+          <w:highlight w:val="magenta"/>
+          <w:shd w:val="clear" w:color="auto" w:fill="auto"/>
+          <w:lang w:val="en-US" w:eastAsia="zh-CN" w:bidi="ar"/>
+        </w:rPr>
+        <w:t>制作启动游戏背景图。</w:t>
+      </w:r>
+    </w:p>
+    <w:p>
+      <w:pPr>
+        <w:pStyle w:val="6"/>
+        <w:keepNext w:val="0"/>
+        <w:keepLines w:val="0"/>
+        <w:pageBreakBefore w:val="0"/>
+        <w:widowControl/>
+        <w:numPr>
+          <w:ilvl w:val="0"/>
+          <w:numId w:val="2"/>
+        </w:numPr>
+        <w:suppressLineNumbers w:val="0"/>
+        <w:kinsoku/>
+        <w:wordWrap/>
+        <w:overflowPunct/>
+        <w:topLinePunct w:val="0"/>
+        <w:autoSpaceDE/>
+        <w:autoSpaceDN/>
+        <w:bidi w:val="0"/>
+        <w:adjustRightInd/>
+        <w:snapToGrid/>
+        <w:spacing w:beforeAutospacing="0" w:afterAutospacing="0" w:line="360" w:lineRule="exact"/>
+        <w:textAlignment w:val="auto"/>
+        <w:rPr>
+          <w:rFonts w:hint="default" w:ascii="sans-serif" w:hAnsi="sans-serif" w:eastAsia="sans-serif" w:cs="sans-serif"/>
+          <w:i w:val="0"/>
+          <w:iCs w:val="0"/>
+          <w:caps w:val="0"/>
+          <w:color w:val="auto"/>
+          <w:spacing w:val="0"/>
+          <w:kern w:val="0"/>
+          <w:sz w:val="19"/>
+          <w:szCs w:val="19"/>
+          <w:highlight w:val="magenta"/>
+          <w:shd w:val="clear" w:color="auto" w:fill="auto"/>
+          <w:lang w:val="en-US" w:eastAsia="zh-CN" w:bidi="ar"/>
+        </w:rPr>
+      </w:pPr>
+      <w:r>
+        <w:rPr>
+          <w:rFonts w:hint="eastAsia" w:ascii="sans-serif" w:hAnsi="sans-serif" w:eastAsia="sans-serif" w:cs="sans-serif"/>
+          <w:i w:val="0"/>
+          <w:iCs w:val="0"/>
+          <w:caps w:val="0"/>
+          <w:color w:val="auto"/>
+          <w:spacing w:val="0"/>
+          <w:kern w:val="0"/>
+          <w:sz w:val="19"/>
+          <w:szCs w:val="19"/>
+          <w:highlight w:val="magenta"/>
+          <w:shd w:val="clear" w:color="auto" w:fill="auto"/>
+          <w:lang w:val="en-US" w:eastAsia="zh-CN" w:bidi="ar"/>
+        </w:rPr>
+        <w:t>增加一个虚拟摇杆</w:t>
+      </w:r>
+    </w:p>
+    <w:p>
+      <w:pPr>
+        <w:pStyle w:val="6"/>
+        <w:keepNext w:val="0"/>
+        <w:keepLines w:val="0"/>
+        <w:pageBreakBefore w:val="0"/>
+        <w:widowControl/>
+        <w:numPr>
+          <w:ilvl w:val="0"/>
+          <w:numId w:val="2"/>
+        </w:numPr>
+        <w:suppressLineNumbers w:val="0"/>
+        <w:kinsoku/>
+        <w:wordWrap/>
+        <w:overflowPunct/>
+        <w:topLinePunct w:val="0"/>
+        <w:autoSpaceDE/>
+        <w:autoSpaceDN/>
+        <w:bidi w:val="0"/>
+        <w:adjustRightInd/>
+        <w:snapToGrid/>
+        <w:spacing w:beforeAutospacing="0" w:afterAutospacing="0" w:line="360" w:lineRule="exact"/>
+        <w:textAlignment w:val="auto"/>
+        <w:rPr>
+          <w:rFonts w:hint="eastAsia" w:ascii="sans-serif" w:hAnsi="sans-serif" w:eastAsia="sans-serif" w:cs="sans-serif"/>
+          <w:i w:val="0"/>
+          <w:iCs w:val="0"/>
+          <w:caps w:val="0"/>
+          <w:color w:val="auto"/>
+          <w:spacing w:val="0"/>
+          <w:kern w:val="0"/>
+          <w:sz w:val="19"/>
+          <w:szCs w:val="19"/>
+          <w:highlight w:val="lightGray"/>
+          <w:shd w:val="clear" w:color="auto" w:fill="auto"/>
+          <w:lang w:val="en-US" w:eastAsia="zh-CN" w:bidi="ar"/>
+        </w:rPr>
+      </w:pPr>
+      <w:r>
+        <w:rPr>
+          <w:rFonts w:hint="eastAsia" w:ascii="sans-serif" w:hAnsi="sans-serif" w:eastAsia="sans-serif" w:cs="sans-serif"/>
+          <w:i w:val="0"/>
+          <w:iCs w:val="0"/>
+          <w:caps w:val="0"/>
+          <w:color w:val="auto"/>
+          <w:spacing w:val="0"/>
+          <w:kern w:val="0"/>
+          <w:sz w:val="19"/>
+          <w:szCs w:val="19"/>
+          <w:highlight w:val="lightGray"/>
+          <w:shd w:val="clear" w:color="auto" w:fill="auto"/>
+          <w:lang w:val="en-US" w:eastAsia="zh-CN" w:bidi="ar"/>
+        </w:rPr>
+        <w:t>大招激光射击音效，大招充能满了音效</w:t>
+      </w:r>
+    </w:p>
+    <w:p>
+      <w:pPr>
+        <w:pStyle w:val="6"/>
+        <w:keepNext w:val="0"/>
+        <w:keepLines w:val="0"/>
+        <w:pageBreakBefore w:val="0"/>
+        <w:widowControl/>
+        <w:numPr>
+          <w:ilvl w:val="0"/>
+          <w:numId w:val="2"/>
+        </w:numPr>
+        <w:suppressLineNumbers w:val="0"/>
+        <w:kinsoku/>
+        <w:wordWrap/>
+        <w:overflowPunct/>
+        <w:topLinePunct w:val="0"/>
+        <w:autoSpaceDE/>
+        <w:autoSpaceDN/>
+        <w:bidi w:val="0"/>
+        <w:adjustRightInd/>
+        <w:snapToGrid/>
+        <w:spacing w:beforeAutospacing="0" w:afterAutospacing="0" w:line="360" w:lineRule="exact"/>
+        <w:textAlignment w:val="auto"/>
+        <w:rPr>
+          <w:rFonts w:hint="eastAsia" w:ascii="sans-serif" w:hAnsi="sans-serif" w:eastAsia="sans-serif" w:cs="sans-serif"/>
+          <w:i w:val="0"/>
+          <w:iCs w:val="0"/>
+          <w:caps w:val="0"/>
+          <w:color w:val="auto"/>
+          <w:spacing w:val="0"/>
+          <w:kern w:val="0"/>
+          <w:sz w:val="19"/>
+          <w:szCs w:val="19"/>
           <w:highlight w:val="yellow"/>
           <w:shd w:val="clear" w:color="auto" w:fill="auto"/>
-          <w:lang w:val="en-US" w:eastAsia="zh-CN"/>
-        </w:rPr>
-      </w:pPr>
-      <w:r>
-        <w:rPr>
-          <w:rFonts w:hint="eastAsia" w:ascii="sans-serif" w:hAnsi="sans-serif" w:eastAsia="sans-serif" w:cs="sans-serif"/>
-          <w:i w:val="0"/>
-          <w:iCs w:val="0"/>
-          <w:caps w:val="0"/>
-          <w:color w:val="auto"/>
-          <w:spacing w:val="0"/>
+          <w:lang w:val="en-US" w:eastAsia="zh-CN" w:bidi="ar"/>
+        </w:rPr>
+      </w:pPr>
+      <w:r>
+        <w:rPr>
+          <w:rFonts w:hint="eastAsia" w:ascii="sans-serif" w:hAnsi="sans-serif" w:eastAsia="sans-serif" w:cs="sans-serif"/>
+          <w:i w:val="0"/>
+          <w:iCs w:val="0"/>
+          <w:caps w:val="0"/>
+          <w:color w:val="auto"/>
+          <w:spacing w:val="0"/>
+          <w:kern w:val="0"/>
           <w:sz w:val="19"/>
           <w:szCs w:val="19"/>
           <w:highlight w:val="yellow"/>
           <w:shd w:val="clear" w:color="auto" w:fill="auto"/>
-          <w:lang w:val="en-US" w:eastAsia="zh-CN"/>
-        </w:rPr>
-        <w:t>检查所有相关特效的接入。</w:t>
+          <w:lang w:val="en-US" w:eastAsia="zh-CN" w:bidi="ar"/>
+        </w:rPr>
+        <w:t>接入第二章炸普通弹怪Lava_Exploder和精英炸弹怪Lava_EliteSplitter的死亡爆炸特效（VFX_GrenadeExplosionFire）,第二章火山BOSS Lava_Boss回血特效（VFX_HealStream3）,第二章一滩岩浆Lava_Puddle增加岩浆气泡特效（VFX_LavaBoiling）,第二章炮手和boss喷吐的火球特效（VFX_FireBall），第三章极寒催化者Frost_Catalyst接入死亡爆炸特效（VFX_NovaFrost），第三章精英坦克Frost_EliteTank的盾牌破碎特效（Frost_EliteTank）。召唤冰墙特效（VFX_Winter_Impact）,分裂怪死亡播放特效（VFX_EnergyExplosionBlue）。</w:t>
       </w:r>
     </w:p>
     <w:p>
@@ -12454,2171 +14688,524 @@
         <w:spacing w:beforeAutospacing="0" w:afterAutospacing="0" w:line="360" w:lineRule="exact"/>
         <w:textAlignment w:val="auto"/>
         <w:rPr>
+          <w:rFonts w:hint="eastAsia" w:ascii="sans-serif" w:hAnsi="sans-serif" w:eastAsia="sans-serif" w:cs="sans-serif"/>
+          <w:i w:val="0"/>
+          <w:iCs w:val="0"/>
+          <w:caps w:val="0"/>
+          <w:color w:val="auto"/>
+          <w:spacing w:val="0"/>
+          <w:kern w:val="0"/>
+          <w:sz w:val="19"/>
+          <w:szCs w:val="19"/>
+          <w:highlight w:val="yellow"/>
+          <w:shd w:val="clear" w:color="auto" w:fill="auto"/>
+          <w:lang w:val="en-US" w:eastAsia="zh-CN" w:bidi="ar"/>
+        </w:rPr>
+      </w:pPr>
+      <w:r>
+        <w:rPr>
+          <w:rFonts w:hint="eastAsia" w:ascii="sans-serif" w:hAnsi="sans-serif" w:eastAsia="sans-serif" w:cs="sans-serif"/>
+          <w:i w:val="0"/>
+          <w:iCs w:val="0"/>
+          <w:caps w:val="0"/>
+          <w:color w:val="auto"/>
+          <w:spacing w:val="0"/>
+          <w:kern w:val="0"/>
+          <w:sz w:val="19"/>
+          <w:szCs w:val="19"/>
+          <w:highlight w:val="yellow"/>
+          <w:shd w:val="clear" w:color="auto" w:fill="auto"/>
+          <w:lang w:val="en-US" w:eastAsia="zh-CN" w:bidi="ar"/>
+        </w:rPr>
+        <w:t>接入怪物和光棱塔被冰冻的音效，分裂怪死亡音效，熔浆液生成音效，熔岩炮手喷吐音效和火球飞行音效，熔岩BOSS的吸收融合音效，极寒催化者死亡后播放冷气释放特效的音效，冰墙生成音效，冰盾破裂音效，光棱塔解冻音效。BOSS来袭警告声音。</w:t>
+      </w:r>
+    </w:p>
+    <w:p>
+      <w:pPr>
+        <w:pStyle w:val="6"/>
+        <w:keepNext w:val="0"/>
+        <w:keepLines w:val="0"/>
+        <w:pageBreakBefore w:val="0"/>
+        <w:widowControl/>
+        <w:numPr>
+          <w:ilvl w:val="0"/>
+          <w:numId w:val="2"/>
+        </w:numPr>
+        <w:suppressLineNumbers w:val="0"/>
+        <w:kinsoku/>
+        <w:wordWrap/>
+        <w:overflowPunct/>
+        <w:topLinePunct w:val="0"/>
+        <w:autoSpaceDE/>
+        <w:autoSpaceDN/>
+        <w:bidi w:val="0"/>
+        <w:adjustRightInd/>
+        <w:snapToGrid/>
+        <w:spacing w:beforeAutospacing="0" w:afterAutospacing="0" w:line="360" w:lineRule="exact"/>
+        <w:textAlignment w:val="auto"/>
+        <w:rPr>
+          <w:rFonts w:hint="eastAsia" w:ascii="sans-serif" w:hAnsi="sans-serif" w:eastAsia="sans-serif" w:cs="sans-serif"/>
+          <w:i w:val="0"/>
+          <w:iCs w:val="0"/>
+          <w:caps w:val="0"/>
+          <w:color w:val="auto"/>
+          <w:spacing w:val="0"/>
+          <w:kern w:val="0"/>
+          <w:sz w:val="19"/>
+          <w:szCs w:val="19"/>
+          <w:highlight w:val="yellow"/>
+          <w:shd w:val="clear" w:color="auto" w:fill="auto"/>
+          <w:lang w:val="en-US" w:eastAsia="zh-CN" w:bidi="ar"/>
+        </w:rPr>
+      </w:pPr>
+      <w:r>
+        <w:rPr>
+          <w:rFonts w:hint="eastAsia" w:ascii="sans-serif" w:hAnsi="sans-serif" w:eastAsia="sans-serif" w:cs="sans-serif"/>
+          <w:i w:val="0"/>
+          <w:iCs w:val="0"/>
+          <w:caps w:val="0"/>
+          <w:color w:val="auto"/>
+          <w:spacing w:val="0"/>
+          <w:kern w:val="0"/>
+          <w:sz w:val="19"/>
+          <w:szCs w:val="19"/>
+          <w:highlight w:val="yellow"/>
+          <w:shd w:val="clear" w:color="auto" w:fill="auto"/>
+          <w:lang w:val="en-US" w:eastAsia="zh-CN" w:bidi="ar"/>
+        </w:rPr>
+        <w:t>BOSS来袭 全屏UI 提示</w:t>
+      </w:r>
+    </w:p>
+    <w:p>
+      <w:pPr>
+        <w:pStyle w:val="6"/>
+        <w:keepNext w:val="0"/>
+        <w:keepLines w:val="0"/>
+        <w:pageBreakBefore w:val="0"/>
+        <w:widowControl/>
+        <w:numPr>
+          <w:ilvl w:val="0"/>
+          <w:numId w:val="2"/>
+        </w:numPr>
+        <w:suppressLineNumbers w:val="0"/>
+        <w:kinsoku/>
+        <w:wordWrap/>
+        <w:overflowPunct/>
+        <w:topLinePunct w:val="0"/>
+        <w:autoSpaceDE/>
+        <w:autoSpaceDN/>
+        <w:bidi w:val="0"/>
+        <w:adjustRightInd/>
+        <w:snapToGrid/>
+        <w:spacing w:beforeAutospacing="0" w:afterAutospacing="0" w:line="360" w:lineRule="exact"/>
+        <w:textAlignment w:val="auto"/>
+        <w:rPr>
+          <w:rFonts w:hint="eastAsia" w:ascii="sans-serif" w:hAnsi="sans-serif" w:eastAsia="sans-serif" w:cs="sans-serif"/>
+          <w:i w:val="0"/>
+          <w:iCs w:val="0"/>
+          <w:caps w:val="0"/>
+          <w:color w:val="auto"/>
+          <w:spacing w:val="0"/>
+          <w:kern w:val="0"/>
+          <w:sz w:val="19"/>
+          <w:szCs w:val="19"/>
+          <w:highlight w:val="yellow"/>
+          <w:shd w:val="clear" w:color="auto" w:fill="auto"/>
+          <w:lang w:val="en-US" w:eastAsia="zh-CN" w:bidi="ar"/>
+        </w:rPr>
+      </w:pPr>
+      <w:r>
+        <w:rPr>
+          <w:rFonts w:hint="eastAsia" w:ascii="sans-serif" w:hAnsi="sans-serif" w:eastAsia="sans-serif" w:cs="sans-serif"/>
+          <w:i w:val="0"/>
+          <w:iCs w:val="0"/>
+          <w:caps w:val="0"/>
+          <w:color w:val="auto"/>
+          <w:spacing w:val="0"/>
+          <w:kern w:val="0"/>
+          <w:sz w:val="19"/>
+          <w:szCs w:val="19"/>
+          <w:highlight w:val="yellow"/>
+          <w:shd w:val="clear" w:color="auto" w:fill="auto"/>
+          <w:lang w:val="en-US" w:eastAsia="zh-CN" w:bidi="ar"/>
+        </w:rPr>
+        <w:t>看广告复活界面UI。</w:t>
+      </w:r>
+    </w:p>
+    <w:p>
+      <w:pPr>
+        <w:pStyle w:val="6"/>
+        <w:keepNext w:val="0"/>
+        <w:keepLines w:val="0"/>
+        <w:pageBreakBefore w:val="0"/>
+        <w:widowControl/>
+        <w:numPr>
+          <w:ilvl w:val="0"/>
+          <w:numId w:val="2"/>
+        </w:numPr>
+        <w:suppressLineNumbers w:val="0"/>
+        <w:kinsoku/>
+        <w:wordWrap/>
+        <w:overflowPunct/>
+        <w:topLinePunct w:val="0"/>
+        <w:autoSpaceDE/>
+        <w:autoSpaceDN/>
+        <w:bidi w:val="0"/>
+        <w:adjustRightInd/>
+        <w:snapToGrid/>
+        <w:spacing w:beforeAutospacing="0" w:afterAutospacing="0" w:line="360" w:lineRule="exact"/>
+        <w:textAlignment w:val="auto"/>
+        <w:rPr>
+          <w:rFonts w:hint="eastAsia" w:ascii="sans-serif" w:hAnsi="sans-serif" w:eastAsia="sans-serif" w:cs="sans-serif"/>
+          <w:i w:val="0"/>
+          <w:iCs w:val="0"/>
+          <w:caps w:val="0"/>
+          <w:color w:val="auto"/>
+          <w:spacing w:val="0"/>
+          <w:kern w:val="0"/>
+          <w:sz w:val="19"/>
+          <w:szCs w:val="19"/>
+          <w:highlight w:val="none"/>
+          <w:shd w:val="clear" w:color="auto" w:fill="auto"/>
+          <w:lang w:val="en-US" w:eastAsia="zh-CN" w:bidi="ar"/>
+        </w:rPr>
+      </w:pPr>
+      <w:r>
+        <w:rPr>
+          <w:rFonts w:hint="eastAsia" w:ascii="sans-serif" w:hAnsi="sans-serif" w:eastAsia="sans-serif" w:cs="sans-serif"/>
+          <w:i w:val="0"/>
+          <w:iCs w:val="0"/>
+          <w:caps w:val="0"/>
+          <w:color w:val="auto"/>
+          <w:spacing w:val="0"/>
+          <w:kern w:val="0"/>
+          <w:sz w:val="19"/>
+          <w:szCs w:val="19"/>
+          <w:highlight w:val="none"/>
+          <w:shd w:val="clear" w:color="auto" w:fill="auto"/>
+          <w:lang w:val="en-US" w:eastAsia="zh-CN" w:bidi="ar"/>
+        </w:rPr>
+        <w:t>击破boss子弹和熔岩子弹，子弹爆炸需要相应的爆炸音效和爆炸特效。</w:t>
+      </w:r>
+    </w:p>
+    <w:p>
+      <w:pPr>
+        <w:pStyle w:val="6"/>
+        <w:keepNext w:val="0"/>
+        <w:keepLines w:val="0"/>
+        <w:pageBreakBefore w:val="0"/>
+        <w:widowControl/>
+        <w:numPr>
+          <w:ilvl w:val="0"/>
+          <w:numId w:val="2"/>
+        </w:numPr>
+        <w:suppressLineNumbers w:val="0"/>
+        <w:kinsoku/>
+        <w:wordWrap/>
+        <w:overflowPunct/>
+        <w:topLinePunct w:val="0"/>
+        <w:autoSpaceDE/>
+        <w:autoSpaceDN/>
+        <w:bidi w:val="0"/>
+        <w:adjustRightInd/>
+        <w:snapToGrid/>
+        <w:spacing w:beforeAutospacing="0" w:afterAutospacing="0" w:line="360" w:lineRule="exact"/>
+        <w:textAlignment w:val="auto"/>
+        <w:rPr>
+          <w:rFonts w:hint="eastAsia" w:ascii="sans-serif" w:hAnsi="sans-serif" w:eastAsia="sans-serif" w:cs="sans-serif"/>
+          <w:i w:val="0"/>
+          <w:iCs w:val="0"/>
+          <w:caps w:val="0"/>
+          <w:color w:val="auto"/>
+          <w:spacing w:val="0"/>
+          <w:kern w:val="0"/>
+          <w:sz w:val="19"/>
+          <w:szCs w:val="19"/>
+          <w:highlight w:val="yellow"/>
+          <w:shd w:val="clear" w:color="auto" w:fill="auto"/>
+          <w:lang w:val="en-US" w:eastAsia="zh-CN" w:bidi="ar"/>
+        </w:rPr>
+      </w:pPr>
+    </w:p>
+    <w:p>
+      <w:pPr>
+        <w:pStyle w:val="6"/>
+        <w:keepNext w:val="0"/>
+        <w:keepLines w:val="0"/>
+        <w:pageBreakBefore w:val="0"/>
+        <w:widowControl/>
+        <w:numPr>
+          <w:ilvl w:val="0"/>
+          <w:numId w:val="0"/>
+        </w:numPr>
+        <w:suppressLineNumbers w:val="0"/>
+        <w:kinsoku/>
+        <w:wordWrap/>
+        <w:overflowPunct/>
+        <w:topLinePunct w:val="0"/>
+        <w:autoSpaceDE/>
+        <w:autoSpaceDN/>
+        <w:bidi w:val="0"/>
+        <w:adjustRightInd/>
+        <w:snapToGrid/>
+        <w:spacing w:beforeAutospacing="0" w:afterAutospacing="0" w:line="360" w:lineRule="exact"/>
+        <w:ind w:right="0" w:rightChars="0"/>
+        <w:textAlignment w:val="auto"/>
+        <w:rPr>
+          <w:rFonts w:hint="eastAsia" w:ascii="sans-serif" w:hAnsi="sans-serif" w:eastAsia="sans-serif" w:cs="sans-serif"/>
+          <w:i w:val="0"/>
+          <w:iCs w:val="0"/>
+          <w:caps w:val="0"/>
+          <w:color w:val="auto"/>
+          <w:spacing w:val="0"/>
+          <w:kern w:val="0"/>
+          <w:sz w:val="19"/>
+          <w:szCs w:val="19"/>
+          <w:highlight w:val="yellow"/>
+          <w:shd w:val="clear" w:color="auto" w:fill="auto"/>
+          <w:lang w:val="en-US" w:eastAsia="zh-CN" w:bidi="ar"/>
+        </w:rPr>
+      </w:pPr>
+    </w:p>
+    <w:p>
+      <w:pPr>
+        <w:pStyle w:val="6"/>
+        <w:keepNext w:val="0"/>
+        <w:keepLines w:val="0"/>
+        <w:pageBreakBefore w:val="0"/>
+        <w:widowControl/>
+        <w:numPr>
+          <w:ilvl w:val="0"/>
+          <w:numId w:val="0"/>
+        </w:numPr>
+        <w:suppressLineNumbers w:val="0"/>
+        <w:kinsoku/>
+        <w:wordWrap/>
+        <w:overflowPunct/>
+        <w:topLinePunct w:val="0"/>
+        <w:autoSpaceDE/>
+        <w:autoSpaceDN/>
+        <w:bidi w:val="0"/>
+        <w:adjustRightInd/>
+        <w:snapToGrid/>
+        <w:spacing w:beforeAutospacing="0" w:afterAutospacing="0" w:line="360" w:lineRule="exact"/>
+        <w:ind w:right="0" w:rightChars="0"/>
+        <w:textAlignment w:val="auto"/>
+        <w:rPr>
+          <w:rFonts w:hint="eastAsia" w:ascii="sans-serif" w:hAnsi="sans-serif" w:eastAsia="sans-serif" w:cs="sans-serif"/>
+          <w:i w:val="0"/>
+          <w:iCs w:val="0"/>
+          <w:caps w:val="0"/>
+          <w:color w:val="auto"/>
+          <w:spacing w:val="0"/>
+          <w:kern w:val="0"/>
+          <w:sz w:val="19"/>
+          <w:szCs w:val="19"/>
+          <w:highlight w:val="yellow"/>
+          <w:shd w:val="clear" w:color="auto" w:fill="auto"/>
+          <w:lang w:val="en-US" w:eastAsia="zh-CN" w:bidi="ar"/>
+        </w:rPr>
+      </w:pPr>
+    </w:p>
+    <w:p>
+      <w:pPr>
+        <w:pStyle w:val="6"/>
+        <w:keepNext w:val="0"/>
+        <w:keepLines w:val="0"/>
+        <w:pageBreakBefore w:val="0"/>
+        <w:widowControl/>
+        <w:numPr>
+          <w:ilvl w:val="0"/>
+          <w:numId w:val="0"/>
+        </w:numPr>
+        <w:suppressLineNumbers w:val="0"/>
+        <w:kinsoku/>
+        <w:wordWrap/>
+        <w:overflowPunct/>
+        <w:topLinePunct w:val="0"/>
+        <w:autoSpaceDE/>
+        <w:autoSpaceDN/>
+        <w:bidi w:val="0"/>
+        <w:adjustRightInd/>
+        <w:snapToGrid/>
+        <w:spacing w:beforeAutospacing="0" w:afterAutospacing="0" w:line="360" w:lineRule="exact"/>
+        <w:ind w:right="0" w:rightChars="0"/>
+        <w:textAlignment w:val="auto"/>
+        <w:rPr>
           <w:rFonts w:hint="default" w:ascii="sans-serif" w:hAnsi="sans-serif" w:eastAsia="sans-serif" w:cs="sans-serif"/>
           <w:i w:val="0"/>
           <w:iCs w:val="0"/>
           <w:caps w:val="0"/>
           <w:color w:val="auto"/>
           <w:spacing w:val="0"/>
-          <w:sz w:val="19"/>
-          <w:szCs w:val="19"/>
-          <w:highlight w:val="red"/>
-          <w:shd w:val="clear" w:color="auto" w:fill="auto"/>
-          <w:lang w:val="en-US" w:eastAsia="zh-CN"/>
-        </w:rPr>
-      </w:pPr>
-      <w:r>
-        <w:rPr>
-          <w:rFonts w:hint="eastAsia" w:ascii="sans-serif" w:hAnsi="sans-serif" w:eastAsia="sans-serif" w:cs="sans-serif"/>
-          <w:i w:val="0"/>
-          <w:iCs w:val="0"/>
-          <w:caps w:val="0"/>
-          <w:color w:val="auto"/>
-          <w:spacing w:val="0"/>
-          <w:sz w:val="19"/>
-          <w:szCs w:val="19"/>
-          <w:highlight w:val="none"/>
-          <w:shd w:val="clear" w:color="auto" w:fill="auto"/>
-          <w:lang w:val="en-US" w:eastAsia="zh-CN"/>
-        </w:rPr>
-        <w:t>优化护盾受击特效的受击点位置产生特效和播放特效。</w:t>
-      </w:r>
-    </w:p>
-    <w:p>
-      <w:pPr>
-        <w:pStyle w:val="6"/>
-        <w:keepNext w:val="0"/>
-        <w:keepLines w:val="0"/>
-        <w:pageBreakBefore w:val="0"/>
-        <w:widowControl/>
-        <w:numPr>
-          <w:ilvl w:val="0"/>
-          <w:numId w:val="2"/>
-        </w:numPr>
-        <w:suppressLineNumbers w:val="0"/>
-        <w:kinsoku/>
-        <w:wordWrap/>
-        <w:overflowPunct/>
-        <w:topLinePunct w:val="0"/>
-        <w:autoSpaceDE/>
-        <w:autoSpaceDN/>
-        <w:bidi w:val="0"/>
-        <w:adjustRightInd/>
-        <w:snapToGrid/>
-        <w:spacing w:beforeAutospacing="0" w:afterAutospacing="0" w:line="360" w:lineRule="exact"/>
-        <w:textAlignment w:val="auto"/>
-        <w:rPr>
-          <w:rFonts w:hint="default" w:ascii="sans-serif" w:hAnsi="sans-serif" w:eastAsia="sans-serif" w:cs="sans-serif"/>
-          <w:i w:val="0"/>
-          <w:iCs w:val="0"/>
-          <w:caps w:val="0"/>
-          <w:color w:val="auto"/>
-          <w:spacing w:val="0"/>
+          <w:kern w:val="0"/>
           <w:sz w:val="19"/>
           <w:szCs w:val="19"/>
           <w:highlight w:val="yellow"/>
           <w:shd w:val="clear" w:color="auto" w:fill="auto"/>
-          <w:lang w:val="en-US" w:eastAsia="zh-CN"/>
-        </w:rPr>
-      </w:pPr>
-      <w:r>
-        <w:rPr>
-          <w:rFonts w:hint="eastAsia" w:ascii="sans-serif" w:hAnsi="sans-serif" w:eastAsia="sans-serif" w:cs="sans-serif"/>
-          <w:i w:val="0"/>
-          <w:iCs w:val="0"/>
-          <w:caps w:val="0"/>
-          <w:color w:val="auto"/>
-          <w:spacing w:val="0"/>
-          <w:sz w:val="19"/>
-          <w:szCs w:val="19"/>
-          <w:highlight w:val="yellow"/>
-          <w:shd w:val="clear" w:color="auto" w:fill="auto"/>
-          <w:lang w:val="en-US" w:eastAsia="zh-CN"/>
-        </w:rPr>
-        <w:t>战斗内杀死怪物，爆金币效果制作。</w:t>
-      </w:r>
-    </w:p>
-    <w:p>
-      <w:pPr>
-        <w:pStyle w:val="6"/>
-        <w:keepNext w:val="0"/>
-        <w:keepLines w:val="0"/>
-        <w:pageBreakBefore w:val="0"/>
-        <w:widowControl/>
-        <w:numPr>
-          <w:ilvl w:val="0"/>
-          <w:numId w:val="2"/>
-        </w:numPr>
-        <w:suppressLineNumbers w:val="0"/>
-        <w:kinsoku/>
-        <w:wordWrap/>
-        <w:overflowPunct/>
-        <w:topLinePunct w:val="0"/>
-        <w:autoSpaceDE/>
-        <w:autoSpaceDN/>
-        <w:bidi w:val="0"/>
-        <w:adjustRightInd/>
-        <w:snapToGrid/>
-        <w:spacing w:beforeAutospacing="0" w:afterAutospacing="0" w:line="360" w:lineRule="exact"/>
-        <w:textAlignment w:val="auto"/>
-        <w:rPr>
-          <w:rFonts w:hint="default" w:ascii="sans-serif" w:hAnsi="sans-serif" w:eastAsia="sans-serif" w:cs="sans-serif"/>
-          <w:i w:val="0"/>
-          <w:iCs w:val="0"/>
-          <w:caps w:val="0"/>
-          <w:color w:val="auto"/>
-          <w:spacing w:val="0"/>
-          <w:sz w:val="19"/>
-          <w:szCs w:val="19"/>
-          <w:highlight w:val="lightGray"/>
-          <w:shd w:val="clear" w:color="auto" w:fill="auto"/>
-          <w:lang w:val="en-US" w:eastAsia="zh-CN"/>
-        </w:rPr>
-      </w:pPr>
-      <w:r>
-        <w:rPr>
-          <w:rFonts w:hint="eastAsia" w:ascii="sans-serif" w:hAnsi="sans-serif" w:eastAsia="sans-serif" w:cs="sans-serif"/>
-          <w:i w:val="0"/>
-          <w:iCs w:val="0"/>
-          <w:caps w:val="0"/>
-          <w:color w:val="auto"/>
-          <w:spacing w:val="0"/>
-          <w:sz w:val="19"/>
-          <w:szCs w:val="19"/>
-          <w:highlight w:val="lightGray"/>
-          <w:shd w:val="clear" w:color="auto" w:fill="auto"/>
-          <w:lang w:val="en-US" w:eastAsia="zh-CN"/>
-        </w:rPr>
-        <w:t>宝箱怪制作和配置设置。怪物类型里看怎么添加宝箱怪，需要屏幕内随机出现。</w:t>
-      </w:r>
-    </w:p>
-    <w:p>
-      <w:pPr>
-        <w:pStyle w:val="6"/>
-        <w:keepNext w:val="0"/>
-        <w:keepLines w:val="0"/>
-        <w:pageBreakBefore w:val="0"/>
-        <w:widowControl/>
-        <w:numPr>
-          <w:ilvl w:val="0"/>
-          <w:numId w:val="2"/>
-        </w:numPr>
-        <w:suppressLineNumbers w:val="0"/>
-        <w:kinsoku/>
-        <w:wordWrap/>
-        <w:overflowPunct/>
-        <w:topLinePunct w:val="0"/>
-        <w:autoSpaceDE/>
-        <w:autoSpaceDN/>
-        <w:bidi w:val="0"/>
-        <w:adjustRightInd/>
-        <w:snapToGrid/>
-        <w:spacing w:beforeAutospacing="0" w:afterAutospacing="0" w:line="360" w:lineRule="exact"/>
-        <w:textAlignment w:val="auto"/>
-        <w:rPr>
-          <w:rFonts w:hint="default" w:ascii="sans-serif" w:hAnsi="sans-serif" w:eastAsia="sans-serif" w:cs="sans-serif"/>
-          <w:i w:val="0"/>
-          <w:iCs w:val="0"/>
-          <w:caps w:val="0"/>
-          <w:color w:val="auto"/>
-          <w:spacing w:val="0"/>
-          <w:sz w:val="19"/>
-          <w:szCs w:val="19"/>
-          <w:highlight w:val="none"/>
-          <w:shd w:val="clear" w:color="auto" w:fill="auto"/>
-          <w:lang w:val="en-US" w:eastAsia="zh-CN"/>
-        </w:rPr>
-      </w:pPr>
-      <w:r>
-        <w:rPr>
-          <w:rFonts w:hint="eastAsia" w:ascii="sans-serif" w:hAnsi="sans-serif" w:eastAsia="sans-serif" w:cs="sans-serif"/>
-          <w:i w:val="0"/>
-          <w:iCs w:val="0"/>
-          <w:caps w:val="0"/>
-          <w:color w:val="auto"/>
-          <w:spacing w:val="0"/>
-          <w:sz w:val="19"/>
-          <w:szCs w:val="19"/>
-          <w:highlight w:val="none"/>
-          <w:shd w:val="clear" w:color="auto" w:fill="auto"/>
-          <w:lang w:val="en-US" w:eastAsia="zh-CN"/>
-        </w:rPr>
-        <w:t>底座和水晶制作闪白shader，并赋予材质球。</w:t>
-      </w:r>
-    </w:p>
-    <w:p>
-      <w:pPr>
-        <w:pStyle w:val="6"/>
-        <w:keepNext w:val="0"/>
-        <w:keepLines w:val="0"/>
-        <w:pageBreakBefore w:val="0"/>
-        <w:widowControl/>
-        <w:numPr>
-          <w:ilvl w:val="0"/>
-          <w:numId w:val="2"/>
-        </w:numPr>
-        <w:suppressLineNumbers w:val="0"/>
-        <w:kinsoku/>
-        <w:wordWrap/>
-        <w:overflowPunct/>
-        <w:topLinePunct w:val="0"/>
-        <w:autoSpaceDE/>
-        <w:autoSpaceDN/>
-        <w:bidi w:val="0"/>
-        <w:adjustRightInd/>
-        <w:snapToGrid/>
-        <w:spacing w:beforeAutospacing="0" w:afterAutospacing="0" w:line="360" w:lineRule="exact"/>
-        <w:textAlignment w:val="auto"/>
-        <w:rPr>
-          <w:rFonts w:hint="default" w:ascii="sans-serif" w:hAnsi="sans-serif" w:eastAsia="sans-serif" w:cs="sans-serif"/>
-          <w:i w:val="0"/>
-          <w:iCs w:val="0"/>
-          <w:caps w:val="0"/>
-          <w:color w:val="auto"/>
-          <w:spacing w:val="0"/>
-          <w:sz w:val="19"/>
-          <w:szCs w:val="19"/>
-          <w:highlight w:val="yellow"/>
-          <w:shd w:val="clear" w:color="auto" w:fill="auto"/>
-          <w:lang w:val="en-US" w:eastAsia="zh-CN"/>
-        </w:rPr>
-      </w:pPr>
-      <w:r>
-        <w:rPr>
-          <w:rFonts w:hint="eastAsia" w:ascii="sans-serif" w:hAnsi="sans-serif" w:eastAsia="sans-serif" w:cs="sans-serif"/>
-          <w:i w:val="0"/>
-          <w:iCs w:val="0"/>
-          <w:caps w:val="0"/>
-          <w:color w:val="auto"/>
-          <w:spacing w:val="0"/>
-          <w:sz w:val="19"/>
-          <w:szCs w:val="19"/>
-          <w:highlight w:val="red"/>
-          <w:shd w:val="clear" w:color="auto" w:fill="auto"/>
-          <w:lang w:val="en-US" w:eastAsia="zh-CN"/>
-        </w:rPr>
-        <w:t>怪物被冰冻技能射击LV1-LV4只是微微变蓝色，LV5才会被冰冻，</w:t>
-      </w:r>
-      <w:r>
-        <w:rPr>
-          <w:rFonts w:hint="eastAsia" w:ascii="sans-serif" w:hAnsi="sans-serif" w:eastAsia="sans-serif" w:cs="sans-serif"/>
-          <w:i w:val="0"/>
-          <w:iCs w:val="0"/>
-          <w:caps w:val="0"/>
-          <w:color w:val="auto"/>
-          <w:spacing w:val="0"/>
-          <w:sz w:val="19"/>
-          <w:szCs w:val="19"/>
-          <w:highlight w:val="yellow"/>
-          <w:shd w:val="clear" w:color="auto" w:fill="auto"/>
-          <w:lang w:val="en-US" w:eastAsia="zh-CN"/>
-        </w:rPr>
-        <w:t>冰冻接入冰冻音效</w:t>
-      </w:r>
-    </w:p>
-    <w:p>
-      <w:pPr>
-        <w:pStyle w:val="6"/>
-        <w:keepNext w:val="0"/>
-        <w:keepLines w:val="0"/>
-        <w:pageBreakBefore w:val="0"/>
-        <w:widowControl/>
-        <w:numPr>
-          <w:ilvl w:val="0"/>
-          <w:numId w:val="2"/>
-        </w:numPr>
-        <w:suppressLineNumbers w:val="0"/>
-        <w:kinsoku/>
-        <w:wordWrap/>
-        <w:overflowPunct/>
-        <w:topLinePunct w:val="0"/>
-        <w:autoSpaceDE/>
-        <w:autoSpaceDN/>
-        <w:bidi w:val="0"/>
-        <w:adjustRightInd/>
-        <w:snapToGrid/>
-        <w:spacing w:beforeAutospacing="0" w:afterAutospacing="0" w:line="360" w:lineRule="exact"/>
-        <w:textAlignment w:val="auto"/>
-        <w:rPr>
-          <w:rFonts w:hint="default" w:ascii="sans-serif" w:hAnsi="sans-serif" w:eastAsia="sans-serif" w:cs="sans-serif"/>
-          <w:i w:val="0"/>
-          <w:iCs w:val="0"/>
-          <w:caps w:val="0"/>
-          <w:color w:val="auto"/>
-          <w:spacing w:val="0"/>
-          <w:kern w:val="0"/>
-          <w:sz w:val="19"/>
-          <w:szCs w:val="19"/>
-          <w:highlight w:val="none"/>
-          <w:shd w:val="clear" w:color="auto" w:fill="auto"/>
-          <w:lang w:val="en-US" w:eastAsia="zh-CN" w:bidi="ar"/>
-        </w:rPr>
-      </w:pPr>
-      <w:r>
-        <w:rPr>
-          <w:rFonts w:hint="eastAsia" w:ascii="sans-serif" w:hAnsi="sans-serif" w:eastAsia="sans-serif" w:cs="sans-serif"/>
-          <w:i w:val="0"/>
-          <w:iCs w:val="0"/>
-          <w:caps w:val="0"/>
-          <w:color w:val="auto"/>
-          <w:spacing w:val="0"/>
-          <w:kern w:val="0"/>
-          <w:sz w:val="19"/>
-          <w:szCs w:val="19"/>
-          <w:highlight w:val="none"/>
-          <w:shd w:val="clear" w:color="auto" w:fill="auto"/>
-          <w:lang w:val="en-US" w:eastAsia="zh-CN" w:bidi="ar"/>
-        </w:rPr>
-        <w:t>查看升级特效是否添加</w:t>
-      </w:r>
-    </w:p>
-    <w:p>
-      <w:pPr>
-        <w:pStyle w:val="6"/>
-        <w:keepNext w:val="0"/>
-        <w:keepLines w:val="0"/>
-        <w:pageBreakBefore w:val="0"/>
-        <w:widowControl/>
-        <w:numPr>
-          <w:ilvl w:val="0"/>
-          <w:numId w:val="2"/>
-        </w:numPr>
-        <w:suppressLineNumbers w:val="0"/>
-        <w:kinsoku/>
-        <w:wordWrap/>
-        <w:overflowPunct/>
-        <w:topLinePunct w:val="0"/>
-        <w:autoSpaceDE/>
-        <w:autoSpaceDN/>
-        <w:bidi w:val="0"/>
-        <w:adjustRightInd/>
-        <w:snapToGrid/>
-        <w:spacing w:beforeAutospacing="0" w:afterAutospacing="0" w:line="360" w:lineRule="exact"/>
-        <w:textAlignment w:val="auto"/>
-        <w:rPr>
-          <w:rFonts w:hint="default" w:ascii="sans-serif" w:hAnsi="sans-serif" w:eastAsia="sans-serif" w:cs="sans-serif"/>
-          <w:i w:val="0"/>
-          <w:iCs w:val="0"/>
-          <w:caps w:val="0"/>
-          <w:color w:val="auto"/>
-          <w:spacing w:val="0"/>
-          <w:kern w:val="0"/>
-          <w:sz w:val="19"/>
-          <w:szCs w:val="19"/>
-          <w:highlight w:val="none"/>
-          <w:shd w:val="clear" w:color="auto" w:fill="auto"/>
-          <w:lang w:val="en-US" w:eastAsia="zh-CN" w:bidi="ar"/>
-        </w:rPr>
-      </w:pPr>
-      <w:r>
-        <w:rPr>
-          <w:rFonts w:hint="eastAsia" w:ascii="sans-serif" w:hAnsi="sans-serif" w:eastAsia="sans-serif" w:cs="sans-serif"/>
-          <w:i w:val="0"/>
-          <w:iCs w:val="0"/>
-          <w:caps w:val="0"/>
-          <w:color w:val="auto"/>
-          <w:spacing w:val="0"/>
-          <w:kern w:val="0"/>
-          <w:sz w:val="19"/>
-          <w:szCs w:val="19"/>
-          <w:highlight w:val="none"/>
-          <w:shd w:val="clear" w:color="auto" w:fill="auto"/>
-          <w:lang w:val="en-US" w:eastAsia="zh-CN" w:bidi="ar"/>
-        </w:rPr>
-        <w:t>制作启动游戏背景图。</w:t>
-      </w:r>
-    </w:p>
-    <w:p>
-      <w:pPr>
-        <w:pStyle w:val="6"/>
-        <w:keepNext w:val="0"/>
-        <w:keepLines w:val="0"/>
-        <w:pageBreakBefore w:val="0"/>
-        <w:widowControl/>
-        <w:numPr>
-          <w:ilvl w:val="0"/>
-          <w:numId w:val="2"/>
-        </w:numPr>
-        <w:suppressLineNumbers w:val="0"/>
-        <w:kinsoku/>
-        <w:wordWrap/>
-        <w:overflowPunct/>
-        <w:topLinePunct w:val="0"/>
-        <w:autoSpaceDE/>
-        <w:autoSpaceDN/>
-        <w:bidi w:val="0"/>
-        <w:adjustRightInd/>
-        <w:snapToGrid/>
-        <w:spacing w:beforeAutospacing="0" w:afterAutospacing="0" w:line="360" w:lineRule="exact"/>
-        <w:textAlignment w:val="auto"/>
-        <w:rPr>
-          <w:rFonts w:hint="default" w:ascii="sans-serif" w:hAnsi="sans-serif" w:eastAsia="sans-serif" w:cs="sans-serif"/>
-          <w:i w:val="0"/>
-          <w:iCs w:val="0"/>
-          <w:caps w:val="0"/>
-          <w:color w:val="auto"/>
-          <w:spacing w:val="0"/>
-          <w:kern w:val="0"/>
-          <w:sz w:val="19"/>
-          <w:szCs w:val="19"/>
-          <w:highlight w:val="none"/>
-          <w:shd w:val="clear" w:color="auto" w:fill="auto"/>
-          <w:lang w:val="en-US" w:eastAsia="zh-CN" w:bidi="ar"/>
-        </w:rPr>
-      </w:pPr>
-      <w:r>
-        <w:rPr>
-          <w:rFonts w:hint="eastAsia" w:ascii="sans-serif" w:hAnsi="sans-serif" w:eastAsia="sans-serif" w:cs="sans-serif"/>
-          <w:i w:val="0"/>
-          <w:iCs w:val="0"/>
-          <w:caps w:val="0"/>
-          <w:color w:val="auto"/>
-          <w:spacing w:val="0"/>
-          <w:kern w:val="0"/>
-          <w:sz w:val="19"/>
-          <w:szCs w:val="19"/>
-          <w:highlight w:val="none"/>
-          <w:shd w:val="clear" w:color="auto" w:fill="auto"/>
-          <w:lang w:val="en-US" w:eastAsia="zh-CN" w:bidi="ar"/>
-        </w:rPr>
-        <w:t>增加手机内相关震动效果。</w:t>
-      </w:r>
-    </w:p>
-    <w:p>
-      <w:pPr>
-        <w:pStyle w:val="6"/>
-        <w:keepNext w:val="0"/>
-        <w:keepLines w:val="0"/>
-        <w:pageBreakBefore w:val="0"/>
-        <w:widowControl/>
-        <w:numPr>
-          <w:ilvl w:val="0"/>
-          <w:numId w:val="2"/>
-        </w:numPr>
-        <w:suppressLineNumbers w:val="0"/>
-        <w:kinsoku/>
-        <w:wordWrap/>
-        <w:overflowPunct/>
-        <w:topLinePunct w:val="0"/>
-        <w:autoSpaceDE/>
-        <w:autoSpaceDN/>
-        <w:bidi w:val="0"/>
-        <w:adjustRightInd/>
-        <w:snapToGrid/>
-        <w:spacing w:beforeAutospacing="0" w:afterAutospacing="0" w:line="360" w:lineRule="exact"/>
-        <w:textAlignment w:val="auto"/>
-        <w:rPr>
-          <w:rFonts w:hint="default" w:ascii="sans-serif" w:hAnsi="sans-serif" w:eastAsia="sans-serif" w:cs="sans-serif"/>
-          <w:i w:val="0"/>
-          <w:iCs w:val="0"/>
-          <w:caps w:val="0"/>
-          <w:color w:val="auto"/>
-          <w:spacing w:val="0"/>
-          <w:kern w:val="0"/>
-          <w:sz w:val="19"/>
-          <w:szCs w:val="19"/>
-          <w:highlight w:val="none"/>
-          <w:shd w:val="clear" w:color="auto" w:fill="auto"/>
-          <w:lang w:val="en-US" w:eastAsia="zh-CN" w:bidi="ar"/>
-        </w:rPr>
-      </w:pPr>
-      <w:bookmarkStart w:id="0" w:name="_GoBack"/>
-      <w:r>
-        <w:rPr>
-          <w:rFonts w:hint="eastAsia" w:ascii="sans-serif" w:hAnsi="sans-serif" w:eastAsia="sans-serif" w:cs="sans-serif"/>
-          <w:i w:val="0"/>
-          <w:iCs w:val="0"/>
-          <w:caps w:val="0"/>
-          <w:color w:val="auto"/>
-          <w:spacing w:val="0"/>
-          <w:kern w:val="0"/>
-          <w:sz w:val="19"/>
-          <w:szCs w:val="19"/>
-          <w:highlight w:val="none"/>
-          <w:shd w:val="clear" w:color="auto" w:fill="auto"/>
-          <w:lang w:val="en-US" w:eastAsia="zh-CN" w:bidi="ar"/>
-        </w:rPr>
-        <w:t>增加一个虚拟摇杆</w:t>
-      </w:r>
-    </w:p>
-    <w:bookmarkEnd w:id="0"/>
-    <w:p>
-      <w:pPr>
-        <w:pStyle w:val="6"/>
-        <w:keepNext w:val="0"/>
-        <w:keepLines w:val="0"/>
-        <w:pageBreakBefore w:val="0"/>
-        <w:widowControl/>
-        <w:numPr>
-          <w:ilvl w:val="0"/>
-          <w:numId w:val="2"/>
-        </w:numPr>
-        <w:suppressLineNumbers w:val="0"/>
-        <w:kinsoku/>
-        <w:wordWrap/>
-        <w:overflowPunct/>
-        <w:topLinePunct w:val="0"/>
-        <w:autoSpaceDE/>
-        <w:autoSpaceDN/>
-        <w:bidi w:val="0"/>
-        <w:adjustRightInd/>
-        <w:snapToGrid/>
-        <w:spacing w:beforeAutospacing="0" w:afterAutospacing="0" w:line="360" w:lineRule="exact"/>
-        <w:textAlignment w:val="auto"/>
-        <w:rPr>
-          <w:rFonts w:hint="eastAsia" w:ascii="sans-serif" w:hAnsi="sans-serif" w:eastAsia="sans-serif" w:cs="sans-serif"/>
-          <w:i w:val="0"/>
-          <w:iCs w:val="0"/>
-          <w:caps w:val="0"/>
-          <w:color w:val="auto"/>
-          <w:spacing w:val="0"/>
-          <w:kern w:val="0"/>
-          <w:sz w:val="19"/>
-          <w:szCs w:val="19"/>
-          <w:highlight w:val="none"/>
-          <w:shd w:val="clear" w:color="auto" w:fill="auto"/>
-          <w:lang w:val="en-US" w:eastAsia="zh-CN" w:bidi="ar"/>
-        </w:rPr>
-      </w:pPr>
-      <w:r>
-        <w:rPr>
-          <w:rFonts w:hint="eastAsia" w:ascii="sans-serif" w:hAnsi="sans-serif" w:eastAsia="sans-serif" w:cs="sans-serif"/>
-          <w:i w:val="0"/>
-          <w:iCs w:val="0"/>
-          <w:caps w:val="0"/>
-          <w:color w:val="auto"/>
-          <w:spacing w:val="0"/>
-          <w:kern w:val="0"/>
-          <w:sz w:val="19"/>
-          <w:szCs w:val="19"/>
-          <w:highlight w:val="none"/>
-          <w:shd w:val="clear" w:color="auto" w:fill="auto"/>
-          <w:lang w:val="en-US" w:eastAsia="zh-CN" w:bidi="ar"/>
-        </w:rPr>
-        <w:t>击破boss子弹，子弹爆炸无音效。</w:t>
-      </w:r>
-    </w:p>
-    <w:p>
-      <w:pPr>
-        <w:pStyle w:val="6"/>
-        <w:keepNext w:val="0"/>
-        <w:keepLines w:val="0"/>
-        <w:pageBreakBefore w:val="0"/>
-        <w:widowControl/>
-        <w:numPr>
-          <w:ilvl w:val="0"/>
-          <w:numId w:val="2"/>
-        </w:numPr>
-        <w:suppressLineNumbers w:val="0"/>
-        <w:kinsoku/>
-        <w:wordWrap/>
-        <w:overflowPunct/>
-        <w:topLinePunct w:val="0"/>
-        <w:autoSpaceDE/>
-        <w:autoSpaceDN/>
-        <w:bidi w:val="0"/>
-        <w:adjustRightInd/>
-        <w:snapToGrid/>
-        <w:spacing w:beforeAutospacing="0" w:afterAutospacing="0" w:line="360" w:lineRule="exact"/>
-        <w:textAlignment w:val="auto"/>
-        <w:rPr>
-          <w:rFonts w:hint="eastAsia" w:ascii="sans-serif" w:hAnsi="sans-serif" w:eastAsia="sans-serif" w:cs="sans-serif"/>
-          <w:i w:val="0"/>
-          <w:iCs w:val="0"/>
-          <w:caps w:val="0"/>
-          <w:color w:val="auto"/>
-          <w:spacing w:val="0"/>
-          <w:kern w:val="0"/>
-          <w:sz w:val="19"/>
-          <w:szCs w:val="19"/>
-          <w:highlight w:val="none"/>
-          <w:shd w:val="clear" w:color="auto" w:fill="auto"/>
-          <w:lang w:val="en-US" w:eastAsia="zh-CN" w:bidi="ar"/>
-        </w:rPr>
-      </w:pPr>
-      <w:r>
-        <w:rPr>
-          <w:rFonts w:hint="eastAsia" w:ascii="sans-serif" w:hAnsi="sans-serif" w:eastAsia="sans-serif" w:cs="sans-serif"/>
-          <w:i w:val="0"/>
-          <w:iCs w:val="0"/>
-          <w:caps w:val="0"/>
-          <w:color w:val="auto"/>
-          <w:spacing w:val="0"/>
-          <w:kern w:val="0"/>
-          <w:sz w:val="19"/>
-          <w:szCs w:val="19"/>
-          <w:highlight w:val="none"/>
-          <w:shd w:val="clear" w:color="auto" w:fill="auto"/>
-          <w:lang w:val="en-US" w:eastAsia="zh-CN" w:bidi="ar"/>
-        </w:rPr>
-        <w:t>boss音效加速太快了。</w:t>
-      </w:r>
-    </w:p>
-    <w:p>
-      <w:pPr>
-        <w:pStyle w:val="6"/>
-        <w:keepNext w:val="0"/>
-        <w:keepLines w:val="0"/>
-        <w:pageBreakBefore w:val="0"/>
-        <w:widowControl/>
-        <w:numPr>
-          <w:ilvl w:val="0"/>
-          <w:numId w:val="2"/>
-        </w:numPr>
-        <w:suppressLineNumbers w:val="0"/>
-        <w:kinsoku/>
-        <w:wordWrap/>
-        <w:overflowPunct/>
-        <w:topLinePunct w:val="0"/>
-        <w:autoSpaceDE/>
-        <w:autoSpaceDN/>
-        <w:bidi w:val="0"/>
-        <w:adjustRightInd/>
-        <w:snapToGrid/>
-        <w:spacing w:beforeAutospacing="0" w:afterAutospacing="0" w:line="360" w:lineRule="exact"/>
-        <w:textAlignment w:val="auto"/>
-        <w:rPr>
-          <w:rFonts w:hint="eastAsia" w:ascii="sans-serif" w:hAnsi="sans-serif" w:eastAsia="sans-serif" w:cs="sans-serif"/>
-          <w:i w:val="0"/>
-          <w:iCs w:val="0"/>
-          <w:caps w:val="0"/>
-          <w:color w:val="auto"/>
-          <w:spacing w:val="0"/>
-          <w:kern w:val="0"/>
-          <w:sz w:val="19"/>
-          <w:szCs w:val="19"/>
-          <w:highlight w:val="lightGray"/>
-          <w:shd w:val="clear" w:color="auto" w:fill="auto"/>
-          <w:lang w:val="en-US" w:eastAsia="zh-CN" w:bidi="ar"/>
-        </w:rPr>
-      </w:pPr>
-      <w:r>
-        <w:rPr>
-          <w:rFonts w:hint="eastAsia" w:ascii="sans-serif" w:hAnsi="sans-serif" w:eastAsia="sans-serif" w:cs="sans-serif"/>
-          <w:i w:val="0"/>
-          <w:iCs w:val="0"/>
-          <w:caps w:val="0"/>
-          <w:color w:val="auto"/>
-          <w:spacing w:val="0"/>
-          <w:kern w:val="0"/>
-          <w:sz w:val="19"/>
-          <w:szCs w:val="19"/>
-          <w:highlight w:val="lightGray"/>
-          <w:shd w:val="clear" w:color="auto" w:fill="auto"/>
-          <w:lang w:val="en-US" w:eastAsia="zh-CN" w:bidi="ar"/>
-        </w:rPr>
-        <w:t>修改Drifter（漂移者）怪物机制，现在玩家有点激光打不到，而且还会强力撞击到玩家的护盾。</w:t>
-      </w:r>
-    </w:p>
-    <w:p>
-      <w:pPr>
-        <w:pStyle w:val="6"/>
-        <w:keepNext w:val="0"/>
-        <w:keepLines w:val="0"/>
-        <w:pageBreakBefore w:val="0"/>
-        <w:widowControl/>
-        <w:numPr>
-          <w:ilvl w:val="0"/>
-          <w:numId w:val="2"/>
-        </w:numPr>
-        <w:suppressLineNumbers w:val="0"/>
-        <w:kinsoku/>
-        <w:wordWrap/>
-        <w:overflowPunct/>
-        <w:topLinePunct w:val="0"/>
-        <w:autoSpaceDE/>
-        <w:autoSpaceDN/>
-        <w:bidi w:val="0"/>
-        <w:adjustRightInd/>
-        <w:snapToGrid/>
-        <w:spacing w:beforeAutospacing="0" w:afterAutospacing="0" w:line="360" w:lineRule="exact"/>
-        <w:textAlignment w:val="auto"/>
-        <w:rPr>
-          <w:rFonts w:hint="eastAsia" w:ascii="sans-serif" w:hAnsi="sans-serif" w:eastAsia="sans-serif" w:cs="sans-serif"/>
-          <w:i w:val="0"/>
-          <w:iCs w:val="0"/>
-          <w:caps w:val="0"/>
-          <w:color w:val="auto"/>
-          <w:spacing w:val="0"/>
-          <w:kern w:val="0"/>
-          <w:sz w:val="19"/>
-          <w:szCs w:val="19"/>
-          <w:highlight w:val="yellow"/>
-          <w:shd w:val="clear" w:color="auto" w:fill="auto"/>
-          <w:lang w:val="en-US" w:eastAsia="zh-CN" w:bidi="ar"/>
-        </w:rPr>
-      </w:pPr>
-      <w:r>
-        <w:rPr>
-          <w:rFonts w:hint="eastAsia" w:ascii="sans-serif" w:hAnsi="sans-serif" w:eastAsia="sans-serif" w:cs="sans-serif"/>
-          <w:i w:val="0"/>
-          <w:iCs w:val="0"/>
-          <w:caps w:val="0"/>
-          <w:color w:val="auto"/>
-          <w:spacing w:val="0"/>
-          <w:kern w:val="0"/>
-          <w:sz w:val="19"/>
-          <w:szCs w:val="19"/>
-          <w:highlight w:val="yellow"/>
-          <w:shd w:val="clear" w:color="auto" w:fill="auto"/>
-          <w:lang w:val="en-US" w:eastAsia="zh-CN" w:bidi="ar"/>
-        </w:rPr>
-        <w:t>制作第三章带护盾的冰甲怪做完。</w:t>
-      </w:r>
-    </w:p>
-    <w:p>
-      <w:pPr>
-        <w:pStyle w:val="6"/>
-        <w:keepNext w:val="0"/>
-        <w:keepLines w:val="0"/>
-        <w:pageBreakBefore w:val="0"/>
-        <w:widowControl/>
-        <w:numPr>
-          <w:ilvl w:val="0"/>
-          <w:numId w:val="2"/>
-        </w:numPr>
-        <w:suppressLineNumbers w:val="0"/>
-        <w:kinsoku/>
-        <w:wordWrap/>
-        <w:overflowPunct/>
-        <w:topLinePunct w:val="0"/>
-        <w:autoSpaceDE/>
-        <w:autoSpaceDN/>
-        <w:bidi w:val="0"/>
-        <w:adjustRightInd/>
-        <w:snapToGrid/>
-        <w:spacing w:beforeAutospacing="0" w:afterAutospacing="0" w:line="360" w:lineRule="exact"/>
-        <w:textAlignment w:val="auto"/>
-        <w:rPr>
-          <w:rFonts w:hint="eastAsia" w:ascii="sans-serif" w:hAnsi="sans-serif" w:eastAsia="sans-serif" w:cs="sans-serif"/>
-          <w:i w:val="0"/>
-          <w:iCs w:val="0"/>
-          <w:caps w:val="0"/>
-          <w:color w:val="auto"/>
-          <w:spacing w:val="0"/>
-          <w:kern w:val="0"/>
-          <w:sz w:val="19"/>
-          <w:szCs w:val="19"/>
-          <w:highlight w:val="yellow"/>
-          <w:shd w:val="clear" w:color="auto" w:fill="auto"/>
-          <w:lang w:val="en-US" w:eastAsia="zh-CN" w:bidi="ar"/>
-        </w:rPr>
-      </w:pPr>
-      <w:r>
-        <w:rPr>
-          <w:rFonts w:hint="eastAsia" w:ascii="sans-serif" w:hAnsi="sans-serif" w:eastAsia="sans-serif" w:cs="sans-serif"/>
-          <w:i w:val="0"/>
-          <w:iCs w:val="0"/>
-          <w:caps w:val="0"/>
-          <w:color w:val="auto"/>
-          <w:spacing w:val="0"/>
-          <w:kern w:val="0"/>
-          <w:sz w:val="19"/>
-          <w:szCs w:val="19"/>
-          <w:highlight w:val="yellow"/>
-          <w:shd w:val="clear" w:color="auto" w:fill="auto"/>
-          <w:lang w:val="en-US" w:eastAsia="zh-CN" w:bidi="ar"/>
-        </w:rPr>
-        <w:t>玩的不爽的点，选择击退模块技能，没有体现出效果。（没有击退小怪的感觉）。弹球怪被激光射击后飘来飘去，打不到。</w:t>
-      </w:r>
-    </w:p>
-    <w:p>
-      <w:pPr>
-        <w:pStyle w:val="6"/>
-        <w:keepNext w:val="0"/>
-        <w:keepLines w:val="0"/>
-        <w:pageBreakBefore w:val="0"/>
-        <w:widowControl/>
-        <w:numPr>
-          <w:ilvl w:val="0"/>
-          <w:numId w:val="2"/>
-        </w:numPr>
-        <w:suppressLineNumbers w:val="0"/>
-        <w:kinsoku/>
-        <w:wordWrap/>
-        <w:overflowPunct/>
-        <w:topLinePunct w:val="0"/>
-        <w:autoSpaceDE/>
-        <w:autoSpaceDN/>
-        <w:bidi w:val="0"/>
-        <w:adjustRightInd/>
-        <w:snapToGrid/>
-        <w:spacing w:beforeAutospacing="0" w:afterAutospacing="0" w:line="360" w:lineRule="exact"/>
-        <w:textAlignment w:val="auto"/>
-        <w:rPr>
-          <w:rFonts w:hint="eastAsia" w:ascii="sans-serif" w:hAnsi="sans-serif" w:eastAsia="sans-serif" w:cs="sans-serif"/>
-          <w:i w:val="0"/>
-          <w:iCs w:val="0"/>
-          <w:caps w:val="0"/>
-          <w:color w:val="auto"/>
-          <w:spacing w:val="0"/>
-          <w:kern w:val="0"/>
-          <w:sz w:val="19"/>
-          <w:szCs w:val="19"/>
-          <w:highlight w:val="yellow"/>
-          <w:shd w:val="clear" w:color="auto" w:fill="auto"/>
-          <w:lang w:val="en-US" w:eastAsia="zh-CN" w:bidi="ar"/>
-        </w:rPr>
-      </w:pPr>
-      <w:r>
-        <w:rPr>
-          <w:rFonts w:hint="eastAsia" w:ascii="sans-serif" w:hAnsi="sans-serif" w:eastAsia="sans-serif" w:cs="sans-serif"/>
-          <w:i w:val="0"/>
-          <w:iCs w:val="0"/>
-          <w:caps w:val="0"/>
-          <w:color w:val="auto"/>
-          <w:spacing w:val="0"/>
-          <w:kern w:val="0"/>
-          <w:sz w:val="19"/>
-          <w:szCs w:val="19"/>
-          <w:highlight w:val="yellow"/>
-          <w:shd w:val="clear" w:color="auto" w:fill="auto"/>
-          <w:lang w:val="en-US" w:eastAsia="zh-CN" w:bidi="ar"/>
-        </w:rPr>
-        <w:t>大招激光长度增加3</w:t>
-      </w:r>
-    </w:p>
-    <w:p>
-      <w:pPr>
-        <w:pStyle w:val="6"/>
-        <w:keepNext w:val="0"/>
-        <w:keepLines w:val="0"/>
-        <w:pageBreakBefore w:val="0"/>
-        <w:widowControl/>
-        <w:numPr>
-          <w:ilvl w:val="0"/>
-          <w:numId w:val="2"/>
-        </w:numPr>
-        <w:suppressLineNumbers w:val="0"/>
-        <w:kinsoku/>
-        <w:wordWrap/>
-        <w:overflowPunct/>
-        <w:topLinePunct w:val="0"/>
-        <w:autoSpaceDE/>
-        <w:autoSpaceDN/>
-        <w:bidi w:val="0"/>
-        <w:adjustRightInd/>
-        <w:snapToGrid/>
-        <w:spacing w:beforeAutospacing="0" w:afterAutospacing="0" w:line="360" w:lineRule="exact"/>
-        <w:textAlignment w:val="auto"/>
-        <w:rPr>
-          <w:rFonts w:hint="eastAsia" w:ascii="sans-serif" w:hAnsi="sans-serif" w:eastAsia="sans-serif" w:cs="sans-serif"/>
-          <w:i w:val="0"/>
-          <w:iCs w:val="0"/>
-          <w:caps w:val="0"/>
-          <w:color w:val="auto"/>
-          <w:spacing w:val="0"/>
-          <w:kern w:val="0"/>
-          <w:sz w:val="19"/>
-          <w:szCs w:val="19"/>
-          <w:highlight w:val="none"/>
-          <w:shd w:val="clear" w:color="auto" w:fill="auto"/>
-          <w:lang w:val="en-US" w:eastAsia="zh-CN" w:bidi="ar"/>
-        </w:rPr>
-      </w:pPr>
-      <w:r>
-        <w:rPr>
-          <w:rFonts w:hint="eastAsia" w:ascii="sans-serif" w:hAnsi="sans-serif" w:eastAsia="sans-serif" w:cs="sans-serif"/>
-          <w:i w:val="0"/>
-          <w:iCs w:val="0"/>
-          <w:caps w:val="0"/>
-          <w:color w:val="auto"/>
-          <w:spacing w:val="0"/>
-          <w:kern w:val="0"/>
-          <w:sz w:val="19"/>
-          <w:szCs w:val="19"/>
-          <w:highlight w:val="none"/>
-          <w:shd w:val="clear" w:color="auto" w:fill="auto"/>
-          <w:lang w:val="en-US" w:eastAsia="zh-CN" w:bidi="ar"/>
-        </w:rPr>
-        <w:t>BUG，偶尔打boss会出现没有飘字显示。</w:t>
-      </w:r>
-    </w:p>
-    <w:p>
-      <w:pPr>
-        <w:pStyle w:val="6"/>
-        <w:keepNext w:val="0"/>
-        <w:keepLines w:val="0"/>
-        <w:pageBreakBefore w:val="0"/>
-        <w:widowControl/>
-        <w:numPr>
-          <w:ilvl w:val="0"/>
-          <w:numId w:val="2"/>
-        </w:numPr>
-        <w:suppressLineNumbers w:val="0"/>
-        <w:kinsoku/>
-        <w:wordWrap/>
-        <w:overflowPunct/>
-        <w:topLinePunct w:val="0"/>
-        <w:autoSpaceDE/>
-        <w:autoSpaceDN/>
-        <w:bidi w:val="0"/>
-        <w:adjustRightInd/>
-        <w:snapToGrid/>
-        <w:spacing w:beforeAutospacing="0" w:afterAutospacing="0" w:line="360" w:lineRule="exact"/>
-        <w:textAlignment w:val="auto"/>
-        <w:rPr>
-          <w:rFonts w:hint="eastAsia" w:ascii="sans-serif" w:hAnsi="sans-serif" w:eastAsia="sans-serif" w:cs="sans-serif"/>
-          <w:i w:val="0"/>
-          <w:iCs w:val="0"/>
-          <w:caps w:val="0"/>
-          <w:color w:val="auto"/>
-          <w:spacing w:val="0"/>
-          <w:kern w:val="0"/>
-          <w:sz w:val="19"/>
-          <w:szCs w:val="19"/>
-          <w:highlight w:val="none"/>
-          <w:shd w:val="clear" w:color="auto" w:fill="auto"/>
-          <w:lang w:val="en-US" w:eastAsia="zh-CN" w:bidi="ar"/>
-        </w:rPr>
-      </w:pPr>
-      <w:r>
-        <w:rPr>
-          <w:rFonts w:hint="eastAsia" w:ascii="sans-serif" w:hAnsi="sans-serif" w:eastAsia="sans-serif" w:cs="sans-serif"/>
-          <w:i w:val="0"/>
-          <w:iCs w:val="0"/>
-          <w:caps w:val="0"/>
-          <w:color w:val="auto"/>
-          <w:spacing w:val="0"/>
-          <w:kern w:val="0"/>
-          <w:sz w:val="19"/>
-          <w:szCs w:val="19"/>
-          <w:highlight w:val="none"/>
-          <w:shd w:val="clear" w:color="auto" w:fill="auto"/>
-          <w:lang w:val="en-US" w:eastAsia="zh-CN" w:bidi="ar"/>
-        </w:rPr>
-        <w:t>制作新手引导系统，1-3波的渐进式教学、三色箱子教程和操作引导。</w:t>
-      </w:r>
-    </w:p>
-    <w:p>
-      <w:pPr>
-        <w:pStyle w:val="6"/>
-        <w:keepNext w:val="0"/>
-        <w:keepLines w:val="0"/>
-        <w:pageBreakBefore w:val="0"/>
-        <w:widowControl/>
-        <w:numPr>
-          <w:ilvl w:val="0"/>
-          <w:numId w:val="2"/>
-        </w:numPr>
-        <w:suppressLineNumbers w:val="0"/>
-        <w:kinsoku/>
-        <w:wordWrap/>
-        <w:overflowPunct/>
-        <w:topLinePunct w:val="0"/>
-        <w:autoSpaceDE/>
-        <w:autoSpaceDN/>
-        <w:bidi w:val="0"/>
-        <w:adjustRightInd/>
-        <w:snapToGrid/>
-        <w:spacing w:beforeAutospacing="0" w:afterAutospacing="0" w:line="360" w:lineRule="exact"/>
-        <w:textAlignment w:val="auto"/>
-        <w:rPr>
-          <w:rFonts w:hint="eastAsia" w:ascii="sans-serif" w:hAnsi="sans-serif" w:eastAsia="sans-serif" w:cs="sans-serif"/>
-          <w:i w:val="0"/>
-          <w:iCs w:val="0"/>
-          <w:caps w:val="0"/>
-          <w:color w:val="auto"/>
-          <w:spacing w:val="0"/>
-          <w:kern w:val="0"/>
-          <w:sz w:val="19"/>
-          <w:szCs w:val="19"/>
-          <w:highlight w:val="none"/>
-          <w:shd w:val="clear" w:color="auto" w:fill="auto"/>
-          <w:lang w:val="en-US" w:eastAsia="zh-CN" w:bidi="ar"/>
-        </w:rPr>
-      </w:pPr>
-      <w:r>
-        <w:rPr>
-          <w:rFonts w:hint="eastAsia" w:ascii="sans-serif" w:hAnsi="sans-serif" w:eastAsia="sans-serif" w:cs="sans-serif"/>
-          <w:i w:val="0"/>
-          <w:iCs w:val="0"/>
-          <w:caps w:val="0"/>
-          <w:color w:val="auto"/>
-          <w:spacing w:val="0"/>
-          <w:kern w:val="0"/>
-          <w:sz w:val="19"/>
-          <w:szCs w:val="19"/>
-          <w:highlight w:val="none"/>
-          <w:shd w:val="clear" w:color="auto" w:fill="auto"/>
-          <w:lang w:val="en-US" w:eastAsia="zh-CN" w:bidi="ar"/>
-        </w:rPr>
-        <w:t>制作数据埋点。</w:t>
-      </w:r>
-    </w:p>
-    <w:p>
-      <w:pPr>
-        <w:pStyle w:val="6"/>
-        <w:keepNext w:val="0"/>
-        <w:keepLines w:val="0"/>
-        <w:pageBreakBefore w:val="0"/>
-        <w:widowControl/>
-        <w:numPr>
-          <w:ilvl w:val="0"/>
-          <w:numId w:val="2"/>
-        </w:numPr>
-        <w:suppressLineNumbers w:val="0"/>
-        <w:kinsoku/>
-        <w:wordWrap/>
-        <w:overflowPunct/>
-        <w:topLinePunct w:val="0"/>
-        <w:autoSpaceDE/>
-        <w:autoSpaceDN/>
-        <w:bidi w:val="0"/>
-        <w:adjustRightInd/>
-        <w:snapToGrid/>
-        <w:spacing w:beforeAutospacing="0" w:afterAutospacing="0" w:line="360" w:lineRule="exact"/>
-        <w:textAlignment w:val="auto"/>
-        <w:rPr>
-          <w:rFonts w:hint="eastAsia" w:ascii="sans-serif" w:hAnsi="sans-serif" w:eastAsia="sans-serif" w:cs="sans-serif"/>
-          <w:i w:val="0"/>
-          <w:iCs w:val="0"/>
-          <w:caps w:val="0"/>
-          <w:color w:val="auto"/>
-          <w:spacing w:val="0"/>
-          <w:kern w:val="0"/>
-          <w:sz w:val="19"/>
-          <w:szCs w:val="19"/>
-          <w:highlight w:val="none"/>
-          <w:shd w:val="clear" w:color="auto" w:fill="auto"/>
-          <w:lang w:val="en-US" w:eastAsia="zh-CN" w:bidi="ar"/>
-        </w:rPr>
-      </w:pPr>
-      <w:r>
-        <w:rPr>
-          <w:rFonts w:hint="eastAsia" w:ascii="sans-serif" w:hAnsi="sans-serif" w:eastAsia="sans-serif" w:cs="sans-serif"/>
-          <w:i w:val="0"/>
-          <w:iCs w:val="0"/>
-          <w:caps w:val="0"/>
-          <w:color w:val="auto"/>
-          <w:spacing w:val="0"/>
-          <w:kern w:val="0"/>
-          <w:sz w:val="19"/>
-          <w:szCs w:val="19"/>
-          <w:highlight w:val="none"/>
-          <w:shd w:val="clear" w:color="auto" w:fill="auto"/>
-          <w:lang w:val="en-US" w:eastAsia="zh-CN" w:bidi="ar"/>
-        </w:rPr>
-        <w:t>添加IAA广告系统，把复活和技能Reroll的激励视频坑位接上。</w:t>
-      </w:r>
-    </w:p>
-    <w:p>
-      <w:pPr>
-        <w:pStyle w:val="6"/>
-        <w:keepNext w:val="0"/>
-        <w:keepLines w:val="0"/>
-        <w:pageBreakBefore w:val="0"/>
-        <w:widowControl/>
-        <w:numPr>
-          <w:ilvl w:val="0"/>
-          <w:numId w:val="2"/>
-        </w:numPr>
-        <w:suppressLineNumbers w:val="0"/>
-        <w:kinsoku/>
-        <w:wordWrap/>
-        <w:overflowPunct/>
-        <w:topLinePunct w:val="0"/>
-        <w:autoSpaceDE/>
-        <w:autoSpaceDN/>
-        <w:bidi w:val="0"/>
-        <w:adjustRightInd/>
-        <w:snapToGrid/>
-        <w:spacing w:beforeAutospacing="0" w:afterAutospacing="0" w:line="360" w:lineRule="exact"/>
-        <w:textAlignment w:val="auto"/>
-        <w:rPr>
-          <w:rFonts w:hint="eastAsia" w:ascii="sans-serif" w:hAnsi="sans-serif" w:eastAsia="sans-serif" w:cs="sans-serif"/>
-          <w:i w:val="0"/>
-          <w:iCs w:val="0"/>
-          <w:caps w:val="0"/>
-          <w:color w:val="auto"/>
-          <w:spacing w:val="0"/>
-          <w:kern w:val="0"/>
-          <w:sz w:val="19"/>
-          <w:szCs w:val="19"/>
-          <w:highlight w:val="yellow"/>
-          <w:shd w:val="clear" w:color="auto" w:fill="auto"/>
-          <w:lang w:val="en-US" w:eastAsia="zh-CN" w:bidi="ar"/>
-        </w:rPr>
-      </w:pPr>
-      <w:r>
-        <w:rPr>
-          <w:rFonts w:hint="eastAsia" w:ascii="sans-serif" w:hAnsi="sans-serif" w:eastAsia="sans-serif" w:cs="sans-serif"/>
-          <w:i w:val="0"/>
-          <w:iCs w:val="0"/>
-          <w:caps w:val="0"/>
-          <w:color w:val="auto"/>
-          <w:spacing w:val="0"/>
-          <w:kern w:val="0"/>
-          <w:sz w:val="19"/>
-          <w:szCs w:val="19"/>
-          <w:highlight w:val="yellow"/>
-          <w:shd w:val="clear" w:color="auto" w:fill="auto"/>
-          <w:lang w:val="en-US" w:eastAsia="zh-CN" w:bidi="ar"/>
-        </w:rPr>
-        <w:t>大招好像无法锁定boss的bug.</w:t>
-      </w:r>
-    </w:p>
-    <w:p>
-      <w:pPr>
-        <w:pStyle w:val="6"/>
-        <w:keepNext w:val="0"/>
-        <w:keepLines w:val="0"/>
-        <w:pageBreakBefore w:val="0"/>
-        <w:widowControl/>
-        <w:numPr>
-          <w:ilvl w:val="0"/>
-          <w:numId w:val="2"/>
-        </w:numPr>
-        <w:suppressLineNumbers w:val="0"/>
-        <w:kinsoku/>
-        <w:wordWrap/>
-        <w:overflowPunct/>
-        <w:topLinePunct w:val="0"/>
-        <w:autoSpaceDE/>
-        <w:autoSpaceDN/>
-        <w:bidi w:val="0"/>
-        <w:adjustRightInd/>
-        <w:snapToGrid/>
-        <w:spacing w:beforeAutospacing="0" w:afterAutospacing="0" w:line="360" w:lineRule="exact"/>
-        <w:textAlignment w:val="auto"/>
-        <w:rPr>
-          <w:rFonts w:hint="eastAsia" w:ascii="sans-serif" w:hAnsi="sans-serif" w:eastAsia="sans-serif" w:cs="sans-serif"/>
-          <w:i w:val="0"/>
-          <w:iCs w:val="0"/>
-          <w:caps w:val="0"/>
-          <w:color w:val="auto"/>
-          <w:spacing w:val="0"/>
-          <w:kern w:val="0"/>
-          <w:sz w:val="19"/>
-          <w:szCs w:val="19"/>
-          <w:highlight w:val="yellow"/>
-          <w:shd w:val="clear" w:color="auto" w:fill="auto"/>
-          <w:lang w:val="en-US" w:eastAsia="zh-CN" w:bidi="ar"/>
-        </w:rPr>
-      </w:pPr>
-      <w:r>
-        <w:rPr>
-          <w:rFonts w:hint="eastAsia" w:ascii="sans-serif" w:hAnsi="sans-serif" w:eastAsia="sans-serif" w:cs="sans-serif"/>
-          <w:i w:val="0"/>
-          <w:iCs w:val="0"/>
-          <w:caps w:val="0"/>
-          <w:color w:val="auto"/>
-          <w:spacing w:val="0"/>
-          <w:kern w:val="0"/>
-          <w:sz w:val="19"/>
-          <w:szCs w:val="19"/>
-          <w:highlight w:val="yellow"/>
-          <w:shd w:val="clear" w:color="auto" w:fill="auto"/>
-          <w:lang w:val="en-US" w:eastAsia="zh-CN" w:bidi="ar"/>
-        </w:rPr>
-        <w:t>传导技能需修改激光的效果</w:t>
-      </w:r>
-    </w:p>
-    <w:p>
-      <w:pPr>
-        <w:pStyle w:val="6"/>
-        <w:keepNext w:val="0"/>
-        <w:keepLines w:val="0"/>
-        <w:pageBreakBefore w:val="0"/>
-        <w:widowControl/>
-        <w:numPr>
-          <w:ilvl w:val="0"/>
-          <w:numId w:val="2"/>
-        </w:numPr>
-        <w:suppressLineNumbers w:val="0"/>
-        <w:kinsoku/>
-        <w:wordWrap/>
-        <w:overflowPunct/>
-        <w:topLinePunct w:val="0"/>
-        <w:autoSpaceDE/>
-        <w:autoSpaceDN/>
-        <w:bidi w:val="0"/>
-        <w:adjustRightInd/>
-        <w:snapToGrid/>
-        <w:spacing w:beforeAutospacing="0" w:afterAutospacing="0" w:line="360" w:lineRule="exact"/>
-        <w:textAlignment w:val="auto"/>
-        <w:rPr>
-          <w:rFonts w:hint="eastAsia" w:ascii="sans-serif" w:hAnsi="sans-serif" w:eastAsia="sans-serif" w:cs="sans-serif"/>
-          <w:i w:val="0"/>
-          <w:iCs w:val="0"/>
-          <w:caps w:val="0"/>
-          <w:color w:val="auto"/>
-          <w:spacing w:val="0"/>
-          <w:kern w:val="0"/>
-          <w:sz w:val="19"/>
-          <w:szCs w:val="19"/>
-          <w:highlight w:val="yellow"/>
-          <w:shd w:val="clear" w:color="auto" w:fill="auto"/>
-          <w:lang w:val="en-US" w:eastAsia="zh-CN" w:bidi="ar"/>
-        </w:rPr>
-      </w:pPr>
-      <w:r>
-        <w:rPr>
-          <w:rFonts w:hint="eastAsia" w:ascii="sans-serif" w:hAnsi="sans-serif" w:eastAsia="sans-serif" w:cs="sans-serif"/>
-          <w:i w:val="0"/>
-          <w:iCs w:val="0"/>
-          <w:caps w:val="0"/>
-          <w:color w:val="auto"/>
-          <w:spacing w:val="0"/>
-          <w:kern w:val="0"/>
-          <w:sz w:val="19"/>
-          <w:szCs w:val="19"/>
-          <w:highlight w:val="yellow"/>
-          <w:shd w:val="clear" w:color="auto" w:fill="auto"/>
-          <w:lang w:val="en-US" w:eastAsia="zh-CN" w:bidi="ar"/>
-        </w:rPr>
-        <w:t>广域透镜，激光加宽不明显问题</w:t>
-      </w:r>
-    </w:p>
-    <w:p>
-      <w:pPr>
-        <w:pStyle w:val="6"/>
-        <w:keepNext w:val="0"/>
-        <w:keepLines w:val="0"/>
-        <w:pageBreakBefore w:val="0"/>
-        <w:widowControl/>
-        <w:numPr>
-          <w:ilvl w:val="0"/>
-          <w:numId w:val="2"/>
-        </w:numPr>
-        <w:suppressLineNumbers w:val="0"/>
-        <w:kinsoku/>
-        <w:wordWrap/>
-        <w:overflowPunct/>
-        <w:topLinePunct w:val="0"/>
-        <w:autoSpaceDE/>
-        <w:autoSpaceDN/>
-        <w:bidi w:val="0"/>
-        <w:adjustRightInd/>
-        <w:snapToGrid/>
-        <w:spacing w:beforeAutospacing="0" w:afterAutospacing="0" w:line="360" w:lineRule="exact"/>
-        <w:textAlignment w:val="auto"/>
-        <w:rPr>
-          <w:rFonts w:hint="eastAsia" w:ascii="sans-serif" w:hAnsi="sans-serif" w:eastAsia="sans-serif" w:cs="sans-serif"/>
-          <w:i w:val="0"/>
-          <w:iCs w:val="0"/>
-          <w:caps w:val="0"/>
-          <w:color w:val="auto"/>
-          <w:spacing w:val="0"/>
-          <w:kern w:val="0"/>
-          <w:sz w:val="19"/>
-          <w:szCs w:val="19"/>
-          <w:highlight w:val="red"/>
-          <w:shd w:val="clear" w:color="auto" w:fill="auto"/>
-          <w:lang w:val="en-US" w:eastAsia="zh-CN" w:bidi="ar"/>
-        </w:rPr>
-      </w:pPr>
-      <w:r>
-        <w:rPr>
-          <w:rFonts w:hint="eastAsia" w:ascii="sans-serif" w:hAnsi="sans-serif" w:eastAsia="sans-serif" w:cs="sans-serif"/>
-          <w:i w:val="0"/>
-          <w:iCs w:val="0"/>
-          <w:caps w:val="0"/>
-          <w:color w:val="auto"/>
-          <w:spacing w:val="0"/>
-          <w:kern w:val="0"/>
-          <w:sz w:val="19"/>
-          <w:szCs w:val="19"/>
-          <w:highlight w:val="red"/>
-          <w:shd w:val="clear" w:color="auto" w:fill="auto"/>
-          <w:lang w:val="en-US" w:eastAsia="zh-CN" w:bidi="ar"/>
-        </w:rPr>
-        <w:t>优化第一章节怪物的出场和波次的数量等。（先出基础粘液怪，再出坦克怪，再出速度怪，再出机制弹球怪，再出精英坦克怪，再出精英弹球怪，再出boss）</w:t>
-      </w:r>
-    </w:p>
-    <w:p>
-      <w:pPr>
-        <w:pStyle w:val="6"/>
-        <w:keepNext w:val="0"/>
-        <w:keepLines w:val="0"/>
-        <w:pageBreakBefore w:val="0"/>
-        <w:widowControl/>
-        <w:numPr>
-          <w:ilvl w:val="0"/>
-          <w:numId w:val="2"/>
-        </w:numPr>
-        <w:suppressLineNumbers w:val="0"/>
-        <w:kinsoku/>
-        <w:wordWrap/>
-        <w:overflowPunct/>
-        <w:topLinePunct w:val="0"/>
-        <w:autoSpaceDE/>
-        <w:autoSpaceDN/>
-        <w:bidi w:val="0"/>
-        <w:adjustRightInd/>
-        <w:snapToGrid/>
-        <w:spacing w:beforeAutospacing="0" w:afterAutospacing="0" w:line="360" w:lineRule="exact"/>
-        <w:textAlignment w:val="auto"/>
-        <w:rPr>
-          <w:rFonts w:hint="eastAsia" w:ascii="sans-serif" w:hAnsi="sans-serif" w:eastAsia="sans-serif" w:cs="sans-serif"/>
-          <w:i w:val="0"/>
-          <w:iCs w:val="0"/>
-          <w:caps w:val="0"/>
-          <w:color w:val="auto"/>
-          <w:spacing w:val="0"/>
-          <w:kern w:val="0"/>
-          <w:sz w:val="19"/>
-          <w:szCs w:val="19"/>
-          <w:highlight w:val="yellow"/>
-          <w:shd w:val="clear" w:color="auto" w:fill="auto"/>
-          <w:lang w:val="en-US" w:eastAsia="zh-CN" w:bidi="ar"/>
-        </w:rPr>
-      </w:pPr>
-      <w:r>
-        <w:rPr>
-          <w:rFonts w:hint="eastAsia" w:ascii="sans-serif" w:hAnsi="sans-serif" w:eastAsia="sans-serif" w:cs="sans-serif"/>
-          <w:i w:val="0"/>
-          <w:iCs w:val="0"/>
-          <w:caps w:val="0"/>
-          <w:color w:val="auto"/>
-          <w:spacing w:val="0"/>
-          <w:kern w:val="0"/>
-          <w:sz w:val="19"/>
-          <w:szCs w:val="19"/>
-          <w:highlight w:val="yellow"/>
-          <w:shd w:val="clear" w:color="auto" w:fill="auto"/>
-          <w:lang w:val="en-US" w:eastAsia="zh-CN" w:bidi="ar"/>
-        </w:rPr>
-        <w:t>看广告复活界面和功能。</w:t>
-      </w:r>
-    </w:p>
-    <w:p>
-      <w:pPr>
-        <w:pStyle w:val="6"/>
-        <w:keepNext w:val="0"/>
-        <w:keepLines w:val="0"/>
-        <w:pageBreakBefore w:val="0"/>
-        <w:widowControl/>
-        <w:numPr>
-          <w:ilvl w:val="0"/>
-          <w:numId w:val="2"/>
-        </w:numPr>
-        <w:suppressLineNumbers w:val="0"/>
-        <w:kinsoku/>
-        <w:wordWrap/>
-        <w:overflowPunct/>
-        <w:topLinePunct w:val="0"/>
-        <w:autoSpaceDE/>
-        <w:autoSpaceDN/>
-        <w:bidi w:val="0"/>
-        <w:adjustRightInd/>
-        <w:snapToGrid/>
-        <w:spacing w:beforeAutospacing="0" w:afterAutospacing="0" w:line="360" w:lineRule="exact"/>
-        <w:textAlignment w:val="auto"/>
-        <w:rPr>
-          <w:rFonts w:hint="eastAsia" w:ascii="sans-serif" w:hAnsi="sans-serif" w:eastAsia="sans-serif" w:cs="sans-serif"/>
-          <w:i w:val="0"/>
-          <w:iCs w:val="0"/>
-          <w:caps w:val="0"/>
-          <w:color w:val="auto"/>
-          <w:spacing w:val="0"/>
-          <w:kern w:val="0"/>
-          <w:sz w:val="19"/>
-          <w:szCs w:val="19"/>
-          <w:highlight w:val="yellow"/>
-          <w:shd w:val="clear" w:color="auto" w:fill="auto"/>
-          <w:lang w:val="en-US" w:eastAsia="zh-CN" w:bidi="ar"/>
-        </w:rPr>
-      </w:pPr>
-      <w:r>
-        <w:rPr>
-          <w:rFonts w:hint="eastAsia" w:ascii="sans-serif" w:hAnsi="sans-serif" w:eastAsia="sans-serif" w:cs="sans-serif"/>
-          <w:i w:val="0"/>
-          <w:iCs w:val="0"/>
-          <w:caps w:val="0"/>
-          <w:color w:val="auto"/>
-          <w:spacing w:val="0"/>
-          <w:kern w:val="0"/>
-          <w:sz w:val="19"/>
-          <w:szCs w:val="19"/>
-          <w:highlight w:val="yellow"/>
-          <w:shd w:val="clear" w:color="auto" w:fill="auto"/>
-          <w:lang w:val="en-US" w:eastAsia="zh-CN" w:bidi="ar"/>
-        </w:rPr>
-        <w:t>大招激光射击音效，大招充能满了音效</w:t>
-      </w:r>
-    </w:p>
-    <w:p>
-      <w:pPr>
-        <w:pStyle w:val="6"/>
-        <w:keepNext w:val="0"/>
-        <w:keepLines w:val="0"/>
-        <w:pageBreakBefore w:val="0"/>
-        <w:widowControl/>
-        <w:numPr>
-          <w:ilvl w:val="0"/>
-          <w:numId w:val="2"/>
-        </w:numPr>
-        <w:suppressLineNumbers w:val="0"/>
-        <w:kinsoku/>
-        <w:wordWrap/>
-        <w:overflowPunct/>
-        <w:topLinePunct w:val="0"/>
-        <w:autoSpaceDE/>
-        <w:autoSpaceDN/>
-        <w:bidi w:val="0"/>
-        <w:adjustRightInd/>
-        <w:snapToGrid/>
-        <w:spacing w:beforeAutospacing="0" w:afterAutospacing="0" w:line="360" w:lineRule="exact"/>
-        <w:textAlignment w:val="auto"/>
-        <w:rPr>
-          <w:rFonts w:hint="eastAsia" w:ascii="sans-serif" w:hAnsi="sans-serif" w:eastAsia="sans-serif" w:cs="sans-serif"/>
-          <w:i w:val="0"/>
-          <w:iCs w:val="0"/>
-          <w:caps w:val="0"/>
-          <w:color w:val="auto"/>
-          <w:spacing w:val="0"/>
-          <w:kern w:val="0"/>
-          <w:sz w:val="19"/>
-          <w:szCs w:val="19"/>
-          <w:highlight w:val="yellow"/>
-          <w:shd w:val="clear" w:color="auto" w:fill="auto"/>
-          <w:lang w:val="en-US" w:eastAsia="zh-CN" w:bidi="ar"/>
-        </w:rPr>
-      </w:pPr>
-      <w:r>
-        <w:rPr>
-          <w:rFonts w:hint="eastAsia" w:ascii="sans-serif" w:hAnsi="sans-serif" w:eastAsia="sans-serif" w:cs="sans-serif"/>
-          <w:i w:val="0"/>
-          <w:iCs w:val="0"/>
-          <w:caps w:val="0"/>
-          <w:color w:val="auto"/>
-          <w:spacing w:val="0"/>
-          <w:kern w:val="0"/>
-          <w:sz w:val="19"/>
-          <w:szCs w:val="19"/>
-          <w:highlight w:val="yellow"/>
-          <w:shd w:val="clear" w:color="auto" w:fill="auto"/>
-          <w:lang w:val="en-US" w:eastAsia="zh-CN" w:bidi="ar"/>
-        </w:rPr>
-        <w:t>是否选择了极寒光束，技能池就去掉聚能透镜技能，选择了聚能透镜技能就去掉极寒光束技能？</w:t>
-      </w:r>
-    </w:p>
-    <w:p>
-      <w:pPr>
-        <w:pStyle w:val="6"/>
-        <w:keepNext w:val="0"/>
-        <w:keepLines w:val="0"/>
-        <w:pageBreakBefore w:val="0"/>
-        <w:widowControl/>
-        <w:numPr>
-          <w:ilvl w:val="0"/>
-          <w:numId w:val="2"/>
-        </w:numPr>
-        <w:suppressLineNumbers w:val="0"/>
-        <w:kinsoku/>
-        <w:wordWrap/>
-        <w:overflowPunct/>
-        <w:topLinePunct w:val="0"/>
-        <w:autoSpaceDE/>
-        <w:autoSpaceDN/>
-        <w:bidi w:val="0"/>
-        <w:adjustRightInd/>
-        <w:snapToGrid/>
-        <w:spacing w:beforeAutospacing="0" w:afterAutospacing="0" w:line="360" w:lineRule="exact"/>
-        <w:textAlignment w:val="auto"/>
-        <w:rPr>
-          <w:rFonts w:hint="eastAsia" w:ascii="sans-serif" w:hAnsi="sans-serif" w:eastAsia="sans-serif" w:cs="sans-serif"/>
-          <w:i w:val="0"/>
-          <w:iCs w:val="0"/>
-          <w:caps w:val="0"/>
-          <w:color w:val="auto"/>
-          <w:spacing w:val="0"/>
-          <w:kern w:val="0"/>
-          <w:sz w:val="19"/>
-          <w:szCs w:val="19"/>
-          <w:highlight w:val="yellow"/>
-          <w:shd w:val="clear" w:color="auto" w:fill="auto"/>
-          <w:lang w:val="en-US" w:eastAsia="zh-CN" w:bidi="ar"/>
-        </w:rPr>
-      </w:pPr>
-      <w:r>
-        <w:rPr>
-          <w:rFonts w:hint="eastAsia" w:ascii="sans-serif" w:hAnsi="sans-serif" w:eastAsia="sans-serif" w:cs="sans-serif"/>
-          <w:i w:val="0"/>
-          <w:iCs w:val="0"/>
-          <w:caps w:val="0"/>
-          <w:color w:val="auto"/>
-          <w:spacing w:val="0"/>
-          <w:kern w:val="0"/>
-          <w:sz w:val="19"/>
-          <w:szCs w:val="19"/>
-          <w:highlight w:val="yellow"/>
-          <w:shd w:val="clear" w:color="auto" w:fill="auto"/>
-          <w:lang w:val="en-US" w:eastAsia="zh-CN" w:bidi="ar"/>
-        </w:rPr>
-        <w:t>修复选择反射透镜技能增加的激光长度，最后都超出屏幕。然后再叠加选择无人机三选一里随机选择增加激光长度，导致激光长度太长。所以需要设定一个激光长度的最大值。达到这个值后，不会增加长度，只会增加激光的伤害。（激光达到一定长度后，需要把无人机里增加激光长度的选项从选项池里去除）。主激光的最大长度是29，副激光的最大长度是26.根据这个激光的最大长度，需要重新设计一下技能里包含增加激光长度的参数，还有无人机选项里增加激光长度的参数。</w:t>
-      </w:r>
-    </w:p>
-    <w:p>
-      <w:pPr>
-        <w:pStyle w:val="6"/>
-        <w:keepNext w:val="0"/>
-        <w:keepLines w:val="0"/>
-        <w:pageBreakBefore w:val="0"/>
-        <w:widowControl/>
-        <w:numPr>
-          <w:ilvl w:val="0"/>
-          <w:numId w:val="2"/>
-        </w:numPr>
-        <w:suppressLineNumbers w:val="0"/>
-        <w:kinsoku/>
-        <w:wordWrap/>
-        <w:overflowPunct/>
-        <w:topLinePunct w:val="0"/>
-        <w:autoSpaceDE/>
-        <w:autoSpaceDN/>
-        <w:bidi w:val="0"/>
-        <w:adjustRightInd/>
-        <w:snapToGrid/>
-        <w:spacing w:beforeAutospacing="0" w:afterAutospacing="0" w:line="360" w:lineRule="exact"/>
-        <w:textAlignment w:val="auto"/>
-        <w:rPr>
-          <w:rFonts w:hint="eastAsia" w:ascii="sans-serif" w:hAnsi="sans-serif" w:eastAsia="sans-serif" w:cs="sans-serif"/>
-          <w:i w:val="0"/>
-          <w:iCs w:val="0"/>
-          <w:caps w:val="0"/>
-          <w:color w:val="auto"/>
-          <w:spacing w:val="0"/>
-          <w:kern w:val="0"/>
-          <w:sz w:val="19"/>
-          <w:szCs w:val="19"/>
-          <w:highlight w:val="yellow"/>
-          <w:shd w:val="clear" w:color="auto" w:fill="auto"/>
-          <w:lang w:val="en-US" w:eastAsia="zh-CN" w:bidi="ar"/>
-        </w:rPr>
-      </w:pPr>
-      <w:r>
-        <w:rPr>
-          <w:rFonts w:hint="eastAsia" w:ascii="sans-serif" w:hAnsi="sans-serif" w:eastAsia="sans-serif" w:cs="sans-serif"/>
-          <w:i w:val="0"/>
-          <w:iCs w:val="0"/>
-          <w:caps w:val="0"/>
-          <w:color w:val="auto"/>
-          <w:spacing w:val="0"/>
-          <w:kern w:val="0"/>
-          <w:sz w:val="19"/>
-          <w:szCs w:val="19"/>
-          <w:highlight w:val="yellow"/>
-          <w:shd w:val="clear" w:color="auto" w:fill="auto"/>
-          <w:lang w:val="en-US" w:eastAsia="zh-CN" w:bidi="ar"/>
-        </w:rPr>
-        <w:t>查找因增加激光宽度，导致释放大招时候激光爆亮的显示问题。</w:t>
-      </w:r>
-    </w:p>
-    <w:p>
-      <w:pPr>
-        <w:pStyle w:val="6"/>
-        <w:keepNext w:val="0"/>
-        <w:keepLines w:val="0"/>
-        <w:pageBreakBefore w:val="0"/>
-        <w:widowControl/>
-        <w:numPr>
-          <w:ilvl w:val="0"/>
-          <w:numId w:val="2"/>
-        </w:numPr>
-        <w:suppressLineNumbers w:val="0"/>
-        <w:kinsoku/>
-        <w:wordWrap/>
-        <w:overflowPunct/>
-        <w:topLinePunct w:val="0"/>
-        <w:autoSpaceDE/>
-        <w:autoSpaceDN/>
-        <w:bidi w:val="0"/>
-        <w:adjustRightInd/>
-        <w:snapToGrid/>
-        <w:spacing w:beforeAutospacing="0" w:afterAutospacing="0" w:line="360" w:lineRule="exact"/>
-        <w:textAlignment w:val="auto"/>
-        <w:rPr>
-          <w:rFonts w:hint="eastAsia" w:ascii="sans-serif" w:hAnsi="sans-serif" w:eastAsia="sans-serif" w:cs="sans-serif"/>
-          <w:i w:val="0"/>
-          <w:iCs w:val="0"/>
-          <w:caps w:val="0"/>
-          <w:color w:val="auto"/>
-          <w:spacing w:val="0"/>
-          <w:kern w:val="0"/>
-          <w:sz w:val="19"/>
-          <w:szCs w:val="19"/>
-          <w:highlight w:val="yellow"/>
-          <w:shd w:val="clear" w:color="auto" w:fill="auto"/>
-          <w:lang w:val="en-US" w:eastAsia="zh-CN" w:bidi="ar"/>
-        </w:rPr>
-      </w:pPr>
-      <w:r>
-        <w:rPr>
-          <w:rFonts w:hint="eastAsia" w:ascii="sans-serif" w:hAnsi="sans-serif" w:eastAsia="sans-serif" w:cs="sans-serif"/>
-          <w:i w:val="0"/>
-          <w:iCs w:val="0"/>
-          <w:caps w:val="0"/>
-          <w:color w:val="auto"/>
-          <w:spacing w:val="0"/>
-          <w:kern w:val="0"/>
-          <w:sz w:val="19"/>
-          <w:szCs w:val="19"/>
-          <w:highlight w:val="yellow"/>
-          <w:shd w:val="clear" w:color="auto" w:fill="auto"/>
-          <w:lang w:val="en-US" w:eastAsia="zh-CN" w:bidi="ar"/>
-        </w:rPr>
-        <w:t>冰冻技能打第一章污染之核boss时，因为没有击退力，所以再和boss进行角力的时候，很容易就被贴近，并且持续掉血。这个碰撞塔的音效也会连续播放（比较刺耳）</w:t>
-      </w:r>
-    </w:p>
-    <w:p>
-      <w:pPr>
-        <w:pStyle w:val="6"/>
-        <w:keepNext w:val="0"/>
-        <w:keepLines w:val="0"/>
-        <w:pageBreakBefore w:val="0"/>
-        <w:widowControl/>
-        <w:numPr>
-          <w:ilvl w:val="0"/>
-          <w:numId w:val="2"/>
-        </w:numPr>
-        <w:suppressLineNumbers w:val="0"/>
-        <w:kinsoku/>
-        <w:wordWrap/>
-        <w:overflowPunct/>
-        <w:topLinePunct w:val="0"/>
-        <w:autoSpaceDE/>
-        <w:autoSpaceDN/>
-        <w:bidi w:val="0"/>
-        <w:adjustRightInd/>
-        <w:snapToGrid/>
-        <w:spacing w:beforeAutospacing="0" w:afterAutospacing="0" w:line="360" w:lineRule="exact"/>
-        <w:textAlignment w:val="auto"/>
-        <w:rPr>
-          <w:rFonts w:hint="eastAsia" w:ascii="sans-serif" w:hAnsi="sans-serif" w:eastAsia="sans-serif" w:cs="sans-serif"/>
-          <w:i w:val="0"/>
-          <w:iCs w:val="0"/>
-          <w:caps w:val="0"/>
-          <w:color w:val="auto"/>
-          <w:spacing w:val="0"/>
-          <w:kern w:val="0"/>
-          <w:sz w:val="19"/>
-          <w:szCs w:val="19"/>
-          <w:highlight w:val="yellow"/>
-          <w:shd w:val="clear" w:color="auto" w:fill="auto"/>
-          <w:lang w:val="en-US" w:eastAsia="zh-CN" w:bidi="ar"/>
-        </w:rPr>
-      </w:pPr>
-      <w:r>
-        <w:rPr>
-          <w:rFonts w:hint="eastAsia" w:ascii="sans-serif" w:hAnsi="sans-serif" w:eastAsia="sans-serif" w:cs="sans-serif"/>
-          <w:i w:val="0"/>
-          <w:iCs w:val="0"/>
-          <w:caps w:val="0"/>
-          <w:color w:val="auto"/>
-          <w:spacing w:val="0"/>
-          <w:kern w:val="0"/>
-          <w:sz w:val="19"/>
-          <w:szCs w:val="19"/>
-          <w:highlight w:val="yellow"/>
-          <w:shd w:val="clear" w:color="auto" w:fill="auto"/>
-          <w:lang w:val="en-US" w:eastAsia="zh-CN" w:bidi="ar"/>
-        </w:rPr>
-        <w:t>游戏结束后，点击返回按钮，还有游戏音效。（应该去掉怪物和激光等音效，只保留UI音效）</w:t>
-      </w:r>
-    </w:p>
-    <w:p>
-      <w:pPr>
-        <w:pStyle w:val="6"/>
-        <w:keepNext w:val="0"/>
-        <w:keepLines w:val="0"/>
-        <w:pageBreakBefore w:val="0"/>
-        <w:widowControl/>
-        <w:numPr>
-          <w:ilvl w:val="0"/>
-          <w:numId w:val="2"/>
-        </w:numPr>
-        <w:suppressLineNumbers w:val="0"/>
-        <w:kinsoku/>
-        <w:wordWrap/>
-        <w:overflowPunct/>
-        <w:topLinePunct w:val="0"/>
-        <w:autoSpaceDE/>
-        <w:autoSpaceDN/>
-        <w:bidi w:val="0"/>
-        <w:adjustRightInd/>
-        <w:snapToGrid/>
-        <w:spacing w:beforeAutospacing="0" w:afterAutospacing="0" w:line="360" w:lineRule="exact"/>
-        <w:textAlignment w:val="auto"/>
-        <w:rPr>
-          <w:rFonts w:hint="eastAsia" w:ascii="sans-serif" w:hAnsi="sans-serif" w:eastAsia="sans-serif" w:cs="sans-serif"/>
-          <w:i w:val="0"/>
-          <w:iCs w:val="0"/>
-          <w:caps w:val="0"/>
-          <w:color w:val="auto"/>
-          <w:spacing w:val="0"/>
-          <w:kern w:val="0"/>
-          <w:sz w:val="19"/>
-          <w:szCs w:val="19"/>
-          <w:highlight w:val="yellow"/>
-          <w:shd w:val="clear" w:color="auto" w:fill="auto"/>
-          <w:lang w:val="en-US" w:eastAsia="zh-CN" w:bidi="ar"/>
-        </w:rPr>
-      </w:pPr>
-      <w:r>
-        <w:rPr>
-          <w:rFonts w:hint="eastAsia" w:ascii="sans-serif" w:hAnsi="sans-serif" w:eastAsia="sans-serif" w:cs="sans-serif"/>
-          <w:i w:val="0"/>
-          <w:iCs w:val="0"/>
-          <w:caps w:val="0"/>
-          <w:color w:val="auto"/>
-          <w:spacing w:val="0"/>
-          <w:kern w:val="0"/>
-          <w:sz w:val="19"/>
-          <w:szCs w:val="19"/>
-          <w:highlight w:val="yellow"/>
-          <w:shd w:val="clear" w:color="auto" w:fill="auto"/>
-          <w:lang w:val="en-US" w:eastAsia="zh-CN" w:bidi="ar"/>
-        </w:rPr>
-        <w:t>解决当玩家有护盾的时候，没有选择击退技能，和boss进行角力，boss无法对玩家造成伤害的问题。好像boss只对塔造成伤害。</w:t>
-      </w:r>
-    </w:p>
-    <w:p>
-      <w:pPr>
-        <w:pStyle w:val="6"/>
-        <w:keepNext w:val="0"/>
-        <w:keepLines w:val="0"/>
-        <w:pageBreakBefore w:val="0"/>
-        <w:widowControl/>
-        <w:numPr>
-          <w:ilvl w:val="0"/>
-          <w:numId w:val="2"/>
-        </w:numPr>
-        <w:suppressLineNumbers w:val="0"/>
-        <w:kinsoku/>
-        <w:wordWrap/>
-        <w:overflowPunct/>
-        <w:topLinePunct w:val="0"/>
-        <w:autoSpaceDE/>
-        <w:autoSpaceDN/>
-        <w:bidi w:val="0"/>
-        <w:adjustRightInd/>
-        <w:snapToGrid/>
-        <w:spacing w:beforeAutospacing="0" w:afterAutospacing="0" w:line="360" w:lineRule="exact"/>
-        <w:textAlignment w:val="auto"/>
-        <w:rPr>
-          <w:rFonts w:hint="eastAsia" w:ascii="sans-serif" w:hAnsi="sans-serif" w:eastAsia="sans-serif" w:cs="sans-serif"/>
-          <w:i w:val="0"/>
-          <w:iCs w:val="0"/>
-          <w:caps w:val="0"/>
-          <w:color w:val="auto"/>
-          <w:spacing w:val="0"/>
-          <w:kern w:val="0"/>
-          <w:sz w:val="19"/>
-          <w:szCs w:val="19"/>
-          <w:highlight w:val="yellow"/>
-          <w:shd w:val="clear" w:color="auto" w:fill="auto"/>
-          <w:lang w:val="en-US" w:eastAsia="zh-CN" w:bidi="ar"/>
-        </w:rPr>
-      </w:pPr>
-      <w:r>
-        <w:rPr>
-          <w:rFonts w:hint="eastAsia" w:ascii="sans-serif" w:hAnsi="sans-serif" w:eastAsia="sans-serif" w:cs="sans-serif"/>
-          <w:i w:val="0"/>
-          <w:iCs w:val="0"/>
-          <w:caps w:val="0"/>
-          <w:color w:val="auto"/>
-          <w:spacing w:val="0"/>
-          <w:kern w:val="0"/>
-          <w:sz w:val="19"/>
-          <w:szCs w:val="19"/>
-          <w:highlight w:val="yellow"/>
-          <w:shd w:val="clear" w:color="auto" w:fill="auto"/>
-          <w:lang w:val="en-US" w:eastAsia="zh-CN" w:bidi="ar"/>
-        </w:rPr>
-        <w:t>需要查找并解决游戏战斗中出现的卡顿问题。</w:t>
-      </w:r>
-    </w:p>
-    <w:p>
-      <w:pPr>
-        <w:pStyle w:val="6"/>
-        <w:keepNext w:val="0"/>
-        <w:keepLines w:val="0"/>
-        <w:pageBreakBefore w:val="0"/>
-        <w:widowControl/>
-        <w:numPr>
-          <w:ilvl w:val="0"/>
-          <w:numId w:val="2"/>
-        </w:numPr>
-        <w:suppressLineNumbers w:val="0"/>
-        <w:kinsoku/>
-        <w:wordWrap/>
-        <w:overflowPunct/>
-        <w:topLinePunct w:val="0"/>
-        <w:autoSpaceDE/>
-        <w:autoSpaceDN/>
-        <w:bidi w:val="0"/>
-        <w:adjustRightInd/>
-        <w:snapToGrid/>
-        <w:spacing w:beforeAutospacing="0" w:afterAutospacing="0" w:line="360" w:lineRule="exact"/>
-        <w:textAlignment w:val="auto"/>
-        <w:rPr>
-          <w:rFonts w:hint="eastAsia" w:ascii="sans-serif" w:hAnsi="sans-serif" w:eastAsia="sans-serif" w:cs="sans-serif"/>
-          <w:i w:val="0"/>
-          <w:iCs w:val="0"/>
-          <w:caps w:val="0"/>
-          <w:color w:val="auto"/>
-          <w:spacing w:val="0"/>
-          <w:kern w:val="0"/>
-          <w:sz w:val="19"/>
-          <w:szCs w:val="19"/>
-          <w:highlight w:val="yellow"/>
-          <w:shd w:val="clear" w:color="auto" w:fill="auto"/>
-          <w:lang w:val="en-US" w:eastAsia="zh-CN" w:bidi="ar"/>
-        </w:rPr>
-      </w:pPr>
-      <w:r>
-        <w:rPr>
-          <w:rFonts w:hint="eastAsia" w:ascii="sans-serif" w:hAnsi="sans-serif" w:eastAsia="sans-serif" w:cs="sans-serif"/>
-          <w:i w:val="0"/>
-          <w:iCs w:val="0"/>
-          <w:caps w:val="0"/>
-          <w:color w:val="auto"/>
-          <w:spacing w:val="0"/>
-          <w:kern w:val="0"/>
-          <w:sz w:val="19"/>
-          <w:szCs w:val="19"/>
-          <w:highlight w:val="red"/>
-          <w:shd w:val="clear" w:color="auto" w:fill="auto"/>
-          <w:lang w:val="en-US" w:eastAsia="zh-CN" w:bidi="ar"/>
-        </w:rPr>
-        <w:t>继续优化战斗数值，完成数值模型搭建。</w:t>
-      </w:r>
-      <w:r>
-        <w:rPr>
-          <w:rFonts w:hint="eastAsia" w:ascii="sans-serif" w:hAnsi="sans-serif" w:eastAsia="sans-serif" w:cs="sans-serif"/>
-          <w:i w:val="0"/>
-          <w:iCs w:val="0"/>
-          <w:caps w:val="0"/>
-          <w:color w:val="auto"/>
-          <w:spacing w:val="0"/>
-          <w:kern w:val="0"/>
-          <w:sz w:val="19"/>
-          <w:szCs w:val="19"/>
-          <w:highlight w:val="yellow"/>
-          <w:shd w:val="clear" w:color="auto" w:fill="auto"/>
-          <w:lang w:val="en-US" w:eastAsia="zh-CN" w:bidi="ar"/>
-        </w:rPr>
-        <w:t>把第一章节的5个难度都做好。</w:t>
-      </w:r>
-    </w:p>
-    <w:p>
-      <w:pPr>
-        <w:pStyle w:val="6"/>
-        <w:keepNext w:val="0"/>
-        <w:keepLines w:val="0"/>
-        <w:pageBreakBefore w:val="0"/>
-        <w:widowControl/>
-        <w:numPr>
-          <w:ilvl w:val="0"/>
-          <w:numId w:val="2"/>
-        </w:numPr>
-        <w:suppressLineNumbers w:val="0"/>
-        <w:kinsoku/>
-        <w:wordWrap/>
-        <w:overflowPunct/>
-        <w:topLinePunct w:val="0"/>
-        <w:autoSpaceDE/>
-        <w:autoSpaceDN/>
-        <w:bidi w:val="0"/>
-        <w:adjustRightInd/>
-        <w:snapToGrid/>
-        <w:spacing w:beforeAutospacing="0" w:afterAutospacing="0" w:line="360" w:lineRule="exact"/>
-        <w:textAlignment w:val="auto"/>
-        <w:rPr>
-          <w:rFonts w:hint="eastAsia" w:ascii="sans-serif" w:hAnsi="sans-serif" w:eastAsia="sans-serif" w:cs="sans-serif"/>
-          <w:i w:val="0"/>
-          <w:iCs w:val="0"/>
-          <w:caps w:val="0"/>
-          <w:color w:val="auto"/>
-          <w:spacing w:val="0"/>
-          <w:kern w:val="0"/>
-          <w:sz w:val="19"/>
-          <w:szCs w:val="19"/>
-          <w:highlight w:val="yellow"/>
-          <w:shd w:val="clear" w:color="auto" w:fill="auto"/>
-          <w:lang w:val="en-US" w:eastAsia="zh-CN" w:bidi="ar"/>
-        </w:rPr>
-      </w:pPr>
-      <w:r>
-        <w:rPr>
-          <w:rFonts w:hint="eastAsia" w:ascii="sans-serif" w:hAnsi="sans-serif" w:eastAsia="sans-serif" w:cs="sans-serif"/>
-          <w:i w:val="0"/>
-          <w:iCs w:val="0"/>
-          <w:caps w:val="0"/>
-          <w:color w:val="auto"/>
-          <w:spacing w:val="0"/>
-          <w:kern w:val="0"/>
-          <w:sz w:val="19"/>
-          <w:szCs w:val="19"/>
-          <w:highlight w:val="yellow"/>
-          <w:shd w:val="clear" w:color="auto" w:fill="auto"/>
-          <w:lang w:val="en-US" w:eastAsia="zh-CN" w:bidi="ar"/>
-        </w:rPr>
-        <w:t>修改光与朽的软著。</w:t>
-      </w:r>
-    </w:p>
-    <w:p>
-      <w:pPr>
-        <w:pStyle w:val="6"/>
-        <w:keepNext w:val="0"/>
-        <w:keepLines w:val="0"/>
-        <w:pageBreakBefore w:val="0"/>
-        <w:widowControl/>
-        <w:numPr>
-          <w:ilvl w:val="0"/>
-          <w:numId w:val="2"/>
-        </w:numPr>
-        <w:suppressLineNumbers w:val="0"/>
-        <w:kinsoku/>
-        <w:wordWrap/>
-        <w:overflowPunct/>
-        <w:topLinePunct w:val="0"/>
-        <w:autoSpaceDE/>
-        <w:autoSpaceDN/>
-        <w:bidi w:val="0"/>
-        <w:adjustRightInd/>
-        <w:snapToGrid/>
-        <w:spacing w:beforeAutospacing="0" w:afterAutospacing="0" w:line="360" w:lineRule="exact"/>
-        <w:textAlignment w:val="auto"/>
-        <w:rPr>
-          <w:rFonts w:hint="eastAsia" w:ascii="sans-serif" w:hAnsi="sans-serif" w:eastAsia="sans-serif" w:cs="sans-serif"/>
-          <w:i w:val="0"/>
-          <w:iCs w:val="0"/>
-          <w:caps w:val="0"/>
-          <w:color w:val="auto"/>
-          <w:spacing w:val="0"/>
-          <w:kern w:val="0"/>
-          <w:sz w:val="19"/>
-          <w:szCs w:val="19"/>
-          <w:highlight w:val="yellow"/>
-          <w:shd w:val="clear" w:color="auto" w:fill="auto"/>
-          <w:lang w:val="en-US" w:eastAsia="zh-CN" w:bidi="ar"/>
-        </w:rPr>
-      </w:pPr>
-      <w:r>
-        <w:rPr>
-          <w:rFonts w:hint="eastAsia" w:ascii="sans-serif" w:hAnsi="sans-serif" w:eastAsia="sans-serif" w:cs="sans-serif"/>
-          <w:i w:val="0"/>
-          <w:iCs w:val="0"/>
-          <w:caps w:val="0"/>
-          <w:color w:val="auto"/>
-          <w:spacing w:val="0"/>
-          <w:kern w:val="0"/>
-          <w:sz w:val="19"/>
-          <w:szCs w:val="19"/>
-          <w:highlight w:val="yellow"/>
-          <w:shd w:val="clear" w:color="auto" w:fill="auto"/>
-          <w:lang w:val="en-US" w:eastAsia="zh-CN" w:bidi="ar"/>
-        </w:rPr>
-        <w:t>网上继续找一些unity特效资源，制作第二章和第三章的怪物和boss的特效和音效。</w:t>
-      </w:r>
-    </w:p>
-    <w:p>
-      <w:pPr>
-        <w:pStyle w:val="6"/>
-        <w:keepNext w:val="0"/>
-        <w:keepLines w:val="0"/>
-        <w:pageBreakBefore w:val="0"/>
-        <w:widowControl/>
-        <w:numPr>
-          <w:ilvl w:val="0"/>
-          <w:numId w:val="2"/>
-        </w:numPr>
-        <w:suppressLineNumbers w:val="0"/>
-        <w:kinsoku/>
-        <w:wordWrap/>
-        <w:overflowPunct/>
-        <w:topLinePunct w:val="0"/>
-        <w:autoSpaceDE/>
-        <w:autoSpaceDN/>
-        <w:bidi w:val="0"/>
-        <w:adjustRightInd/>
-        <w:snapToGrid/>
-        <w:spacing w:beforeAutospacing="0" w:afterAutospacing="0" w:line="360" w:lineRule="exact"/>
-        <w:textAlignment w:val="auto"/>
-        <w:rPr>
-          <w:rFonts w:hint="eastAsia" w:ascii="sans-serif" w:hAnsi="sans-serif" w:eastAsia="sans-serif" w:cs="sans-serif"/>
-          <w:i w:val="0"/>
-          <w:iCs w:val="0"/>
-          <w:caps w:val="0"/>
-          <w:color w:val="auto"/>
-          <w:spacing w:val="0"/>
-          <w:kern w:val="0"/>
-          <w:sz w:val="19"/>
-          <w:szCs w:val="19"/>
-          <w:highlight w:val="yellow"/>
-          <w:shd w:val="clear" w:color="auto" w:fill="auto"/>
-          <w:lang w:val="en-US" w:eastAsia="zh-CN" w:bidi="ar"/>
-        </w:rPr>
-      </w:pPr>
-      <w:r>
-        <w:rPr>
-          <w:rFonts w:hint="eastAsia" w:ascii="sans-serif" w:hAnsi="sans-serif" w:eastAsia="sans-serif" w:cs="sans-serif"/>
-          <w:i w:val="0"/>
-          <w:iCs w:val="0"/>
-          <w:caps w:val="0"/>
-          <w:color w:val="auto"/>
-          <w:spacing w:val="0"/>
-          <w:kern w:val="0"/>
-          <w:sz w:val="19"/>
-          <w:szCs w:val="19"/>
-          <w:highlight w:val="yellow"/>
-          <w:shd w:val="clear" w:color="auto" w:fill="auto"/>
-          <w:lang w:val="en-US" w:eastAsia="zh-CN" w:bidi="ar"/>
-        </w:rPr>
-        <w:t>无人机三选一左侧医疗，先判断玩家的血量和护盾值，如果满血，护盾值不满，则随机池里只会出现加护盾值。如果护盾值满，血量不满，则只会出现加血。如果满血，满护盾值，则随机池会随机护盾值+0或血量值+0.如果护盾值是0，则随机池会出现护盾重启的选项，概率是20%。</w:t>
-      </w:r>
-    </w:p>
-    <w:p>
-      <w:pPr>
-        <w:pStyle w:val="6"/>
-        <w:keepNext w:val="0"/>
-        <w:keepLines w:val="0"/>
-        <w:pageBreakBefore w:val="0"/>
-        <w:widowControl/>
-        <w:numPr>
-          <w:ilvl w:val="0"/>
-          <w:numId w:val="2"/>
-        </w:numPr>
-        <w:suppressLineNumbers w:val="0"/>
-        <w:kinsoku/>
-        <w:wordWrap/>
-        <w:overflowPunct/>
-        <w:topLinePunct w:val="0"/>
-        <w:autoSpaceDE/>
-        <w:autoSpaceDN/>
-        <w:bidi w:val="0"/>
-        <w:adjustRightInd/>
-        <w:snapToGrid/>
-        <w:spacing w:beforeAutospacing="0" w:afterAutospacing="0" w:line="360" w:lineRule="exact"/>
-        <w:textAlignment w:val="auto"/>
-        <w:rPr>
-          <w:rFonts w:hint="eastAsia" w:ascii="sans-serif" w:hAnsi="sans-serif" w:eastAsia="sans-serif" w:cs="sans-serif"/>
-          <w:i w:val="0"/>
-          <w:iCs w:val="0"/>
-          <w:caps w:val="0"/>
-          <w:color w:val="auto"/>
-          <w:spacing w:val="0"/>
-          <w:kern w:val="0"/>
-          <w:sz w:val="19"/>
-          <w:szCs w:val="19"/>
-          <w:highlight w:val="yellow"/>
-          <w:shd w:val="clear" w:color="auto" w:fill="auto"/>
-          <w:lang w:val="en-US" w:eastAsia="zh-CN" w:bidi="ar"/>
-        </w:rPr>
-      </w:pPr>
-      <w:r>
-        <w:rPr>
-          <w:rFonts w:hint="eastAsia" w:ascii="sans-serif" w:hAnsi="sans-serif" w:eastAsia="sans-serif" w:cs="sans-serif"/>
-          <w:i w:val="0"/>
-          <w:iCs w:val="0"/>
-          <w:caps w:val="0"/>
-          <w:color w:val="auto"/>
-          <w:spacing w:val="0"/>
-          <w:kern w:val="0"/>
-          <w:sz w:val="19"/>
-          <w:szCs w:val="19"/>
-          <w:highlight w:val="yellow"/>
-          <w:shd w:val="clear" w:color="auto" w:fill="auto"/>
-          <w:lang w:val="en-US" w:eastAsia="zh-CN" w:bidi="ar"/>
-        </w:rPr>
-        <w:t>第二章和第三章所有怪物和boss的预制体制作。</w:t>
-      </w:r>
-    </w:p>
-    <w:p>
-      <w:pPr>
-        <w:pStyle w:val="6"/>
-        <w:keepNext w:val="0"/>
-        <w:keepLines w:val="0"/>
-        <w:pageBreakBefore w:val="0"/>
-        <w:widowControl/>
-        <w:numPr>
-          <w:ilvl w:val="0"/>
-          <w:numId w:val="0"/>
-        </w:numPr>
-        <w:suppressLineNumbers w:val="0"/>
-        <w:kinsoku/>
-        <w:wordWrap/>
-        <w:overflowPunct/>
-        <w:topLinePunct w:val="0"/>
-        <w:autoSpaceDE/>
-        <w:autoSpaceDN/>
-        <w:bidi w:val="0"/>
-        <w:adjustRightInd/>
-        <w:snapToGrid/>
-        <w:spacing w:beforeAutospacing="0" w:afterAutospacing="0" w:line="360" w:lineRule="exact"/>
-        <w:ind w:right="0" w:rightChars="0"/>
-        <w:textAlignment w:val="auto"/>
-        <w:rPr>
-          <w:rFonts w:hint="eastAsia" w:ascii="sans-serif" w:hAnsi="sans-serif" w:eastAsia="sans-serif" w:cs="sans-serif"/>
-          <w:i w:val="0"/>
-          <w:iCs w:val="0"/>
-          <w:caps w:val="0"/>
-          <w:color w:val="auto"/>
-          <w:spacing w:val="0"/>
-          <w:kern w:val="0"/>
-          <w:sz w:val="19"/>
-          <w:szCs w:val="19"/>
-          <w:highlight w:val="yellow"/>
-          <w:shd w:val="clear" w:color="auto" w:fill="auto"/>
-          <w:lang w:val="en-US" w:eastAsia="zh-CN" w:bidi="ar"/>
-        </w:rPr>
-      </w:pPr>
-    </w:p>
-    <w:p>
-      <w:pPr>
-        <w:pStyle w:val="6"/>
-        <w:keepNext w:val="0"/>
-        <w:keepLines w:val="0"/>
-        <w:pageBreakBefore w:val="0"/>
-        <w:widowControl/>
-        <w:numPr>
-          <w:ilvl w:val="0"/>
-          <w:numId w:val="0"/>
-        </w:numPr>
-        <w:suppressLineNumbers w:val="0"/>
-        <w:kinsoku/>
-        <w:wordWrap/>
-        <w:overflowPunct/>
-        <w:topLinePunct w:val="0"/>
-        <w:autoSpaceDE/>
-        <w:autoSpaceDN/>
-        <w:bidi w:val="0"/>
-        <w:adjustRightInd/>
-        <w:snapToGrid/>
-        <w:spacing w:beforeAutospacing="0" w:afterAutospacing="0" w:line="360" w:lineRule="exact"/>
-        <w:ind w:right="0" w:rightChars="0"/>
-        <w:textAlignment w:val="auto"/>
-        <w:rPr>
-          <w:rFonts w:hint="eastAsia" w:ascii="sans-serif" w:hAnsi="sans-serif" w:eastAsia="sans-serif" w:cs="sans-serif"/>
-          <w:i w:val="0"/>
-          <w:iCs w:val="0"/>
-          <w:caps w:val="0"/>
-          <w:color w:val="auto"/>
-          <w:spacing w:val="0"/>
-          <w:kern w:val="0"/>
-          <w:sz w:val="19"/>
-          <w:szCs w:val="19"/>
-          <w:highlight w:val="yellow"/>
-          <w:shd w:val="clear" w:color="auto" w:fill="auto"/>
-          <w:lang w:val="en-US" w:eastAsia="zh-CN" w:bidi="ar"/>
-        </w:rPr>
-      </w:pPr>
-    </w:p>
-    <w:p>
-      <w:pPr>
-        <w:pStyle w:val="2"/>
-        <w:keepNext w:val="0"/>
-        <w:keepLines w:val="0"/>
-        <w:widowControl/>
-        <w:suppressLineNumbers w:val="0"/>
-      </w:pPr>
-    </w:p>
-    <w:p/>
-    <w:p/>
-    <w:p/>
+          <w:lang w:val="en-US" w:eastAsia="zh-CN" w:bidi="ar"/>
+        </w:rPr>
+      </w:pPr>
+    </w:p>
+    <w:p>
+      <w:pPr>
+        <w:rPr>
+          <w:rFonts w:hint="default"/>
+          <w:lang w:val="en-US" w:eastAsia="zh-CN"/>
+        </w:rPr>
+      </w:pPr>
+    </w:p>
+    <w:p>
+      <w:pPr>
+        <w:rPr>
+          <w:rFonts w:hint="default"/>
+          <w:lang w:val="en-US" w:eastAsia="zh-CN"/>
+        </w:rPr>
+      </w:pPr>
+      <w:r>
+        <w:rPr>
+          <w:rFonts w:hint="eastAsia"/>
+          <w:lang w:val="en-US" w:eastAsia="zh-CN"/>
+        </w:rPr>
+        <w:t>整理并参考光与朽项目的特效和音效设计文档（目前只有第一章），请完善第二章和第三章的所有特效和音效相关文档，最终输出一份完整的光与朽游戏项目的所有特效和音效的设计文档。包括哪些特效或音效是可以共用的，那些是不能共用的。</w:t>
+      </w:r>
+    </w:p>
+    <w:p>
+      <w:pPr>
+        <w:rPr>
+          <w:rFonts w:hint="eastAsia"/>
+          <w:lang w:val="en-US" w:eastAsia="zh-CN"/>
+        </w:rPr>
+      </w:pPr>
+    </w:p>
+    <w:p>
+      <w:pPr>
+        <w:rPr>
+          <w:rFonts w:hint="eastAsia"/>
+          <w:lang w:val="en-US" w:eastAsia="zh-CN"/>
+        </w:rPr>
+      </w:pPr>
+      <w:r>
+        <w:rPr>
+          <w:rFonts w:hint="eastAsia"/>
+          <w:lang w:val="en-US" w:eastAsia="zh-CN"/>
+        </w:rPr>
+        <w:t>分析并新增数据采集功能，由于第二章怪物新增了很多特性，例如自爆怪，分裂怪，远程炮手怪，自爆后残留的岩浆阻挡激光，远程炮手射出子弹造成的伤害，火山boss的回血等一些技能，都和第一章有所不同，所以需要完善数据采集功能，为了第二章节的建立数据锚点和数据建模做完善的数据采集。</w:t>
+      </w:r>
+    </w:p>
+    <w:p>
+      <w:pPr>
+        <w:rPr>
+          <w:rFonts w:hint="eastAsia"/>
+          <w:lang w:val="en-US" w:eastAsia="zh-CN"/>
+        </w:rPr>
+      </w:pPr>
+    </w:p>
+    <w:p>
+      <w:pPr>
+        <w:rPr>
+          <w:rFonts w:hint="eastAsia"/>
+          <w:lang w:val="en-US" w:eastAsia="zh-CN"/>
+        </w:rPr>
+      </w:pPr>
+      <w:r>
+        <w:rPr>
+          <w:rFonts w:hint="eastAsia"/>
+          <w:lang w:val="en-US" w:eastAsia="zh-CN"/>
+        </w:rPr>
+        <w:t>帮我列出我这款游戏Demo期所有需要的美术效果（包含，UI，特效，怪物等，胜利界面和失败是否需要粒子特效？）。帮我列出我这款游戏Demo期所有需要的音乐和音效（包含怪物受击，升级，选卡，技能生效，boss战，不同阶段的战斗音效等等），主界面是否需要音效？ 我需要有一个美术列表清单，和音效列表清单。</w:t>
+      </w:r>
+    </w:p>
+    <w:p>
+      <w:pPr>
+        <w:rPr>
+          <w:rFonts w:hint="eastAsia"/>
+          <w:lang w:val="en-US" w:eastAsia="zh-CN"/>
+        </w:rPr>
+      </w:pPr>
+    </w:p>
+    <w:p>
+      <w:pPr>
+        <w:rPr>
+          <w:rFonts w:ascii="sans-serif" w:hAnsi="sans-serif" w:eastAsia="sans-serif" w:cs="sans-serif"/>
+          <w:i w:val="0"/>
+          <w:iCs w:val="0"/>
+          <w:caps w:val="0"/>
+          <w:color w:val="E3E3E3"/>
+          <w:spacing w:val="0"/>
+          <w:sz w:val="19"/>
+          <w:szCs w:val="19"/>
+          <w:shd w:val="clear" w:fill="282A2C"/>
+        </w:rPr>
+      </w:pPr>
+      <w:r>
+        <w:rPr>
+          <w:rFonts w:ascii="sans-serif" w:hAnsi="sans-serif" w:eastAsia="sans-serif" w:cs="sans-serif"/>
+          <w:i w:val="0"/>
+          <w:iCs w:val="0"/>
+          <w:caps w:val="0"/>
+          <w:color w:val="E3E3E3"/>
+          <w:spacing w:val="0"/>
+          <w:sz w:val="19"/>
+          <w:szCs w:val="19"/>
+          <w:shd w:val="clear" w:fill="282A2C"/>
+        </w:rPr>
+        <w:t>你之前帮我列举了美术资产和音效资产清单，通过我们之前boss战斗的聊天，应该是需要增加特效和音效？帮我列出需要新增的美术资产和音效资产，我需要完善这个表。</w:t>
+      </w:r>
+    </w:p>
+    <w:p>
+      <w:pPr>
+        <w:rPr>
+          <w:rFonts w:ascii="sans-serif" w:hAnsi="sans-serif" w:eastAsia="sans-serif" w:cs="sans-serif"/>
+          <w:i w:val="0"/>
+          <w:iCs w:val="0"/>
+          <w:caps w:val="0"/>
+          <w:color w:val="E3E3E3"/>
+          <w:spacing w:val="0"/>
+          <w:sz w:val="19"/>
+          <w:szCs w:val="19"/>
+          <w:shd w:val="clear" w:fill="282A2C"/>
+        </w:rPr>
+      </w:pPr>
+    </w:p>
+    <w:p>
+      <w:pPr>
+        <w:rPr>
+          <w:rFonts w:hint="eastAsia" w:ascii="sans-serif" w:hAnsi="sans-serif" w:eastAsia="sans-serif" w:cs="sans-serif"/>
+          <w:i w:val="0"/>
+          <w:iCs w:val="0"/>
+          <w:caps w:val="0"/>
+          <w:color w:val="E3E3E3"/>
+          <w:spacing w:val="0"/>
+          <w:sz w:val="19"/>
+          <w:szCs w:val="19"/>
+          <w:shd w:val="clear" w:fill="282A2C"/>
+          <w:lang w:val="en-US" w:eastAsia="zh-CN"/>
+        </w:rPr>
+      </w:pPr>
+      <w:r>
+        <w:rPr>
+          <w:rFonts w:ascii="sans-serif" w:hAnsi="sans-serif" w:eastAsia="sans-serif" w:cs="sans-serif"/>
+          <w:i w:val="0"/>
+          <w:iCs w:val="0"/>
+          <w:caps w:val="0"/>
+          <w:color w:val="E3E3E3"/>
+          <w:spacing w:val="0"/>
+          <w:sz w:val="19"/>
+          <w:szCs w:val="19"/>
+          <w:shd w:val="clear" w:fill="282A2C"/>
+        </w:rPr>
+        <w:t>请根据我这个boss的动作与技能总览，再根据我现在是demo阶段，只要保证demo的爽感就可以，不要做多余复杂的东西。帮我重新列出boss都有哪些需要的特效和音效。</w:t>
+      </w:r>
+    </w:p>
+    <w:p>
+      <w:pPr>
+        <w:rPr>
+          <w:rFonts w:hint="default"/>
+          <w:lang w:val="en-US" w:eastAsia="zh-CN"/>
+        </w:rPr>
+      </w:pPr>
+    </w:p>
     <w:p/>
     <w:p>
       <w:pPr>

--- a/20_项目/02_光与朽项目/03_开发计划/开发计划-任务和BUG计划.docx
+++ b/20_项目/02_光与朽项目/03_开发计划/开发计划-任务和BUG计划.docx
@@ -3948,7 +3948,7 @@
           <w:rFonts w:hint="eastAsia"/>
           <w:lang w:val="en-US" w:eastAsia="zh-CN"/>
         </w:rPr>
-        <w:t>技术预演阶段和Demo计划安排：</w:t>
+        <w:t>技术预演阶段和Demo阶段和上限阶段工作安排：</w:t>
       </w:r>
     </w:p>
     <w:p>
@@ -12321,62 +12321,6 @@
           <w:shd w:val="clear" w:color="auto" w:fill="auto"/>
           <w:lang w:val="en-US" w:eastAsia="zh-CN" w:bidi="ar"/>
         </w:rPr>
-        <w:t>修复选择反射透镜技能增加的激光长度，最后都超出屏幕。然后再叠加选择无人机三选一里随机选择增加激光长度，导致激光长度太长。所以需要设定一个激光长度的最大值。达到这个值后，不会增加长度，只会增加激光的伤害。（激光达到一定长度后，需要把无人机里增加激光长度的选项从选项池里去除）。主激光的最大长度是29，副激光的最大长度是26.根据这个激光的最大长度，需要重新设计一下技能里包含增加激光长度的参数，还有无人机选项里增加激光长度的参数。现在游戏中激光长度已经达到40多了</w:t>
-      </w:r>
-    </w:p>
-    <w:p>
-      <w:pPr>
-        <w:pStyle w:val="6"/>
-        <w:keepNext w:val="0"/>
-        <w:keepLines w:val="0"/>
-        <w:pageBreakBefore w:val="0"/>
-        <w:widowControl/>
-        <w:numPr>
-          <w:ilvl w:val="0"/>
-          <w:numId w:val="2"/>
-        </w:numPr>
-        <w:suppressLineNumbers w:val="0"/>
-        <w:kinsoku/>
-        <w:wordWrap/>
-        <w:overflowPunct/>
-        <w:topLinePunct w:val="0"/>
-        <w:autoSpaceDE/>
-        <w:autoSpaceDN/>
-        <w:bidi w:val="0"/>
-        <w:adjustRightInd/>
-        <w:snapToGrid/>
-        <w:spacing w:beforeAutospacing="0" w:afterAutospacing="0" w:line="360" w:lineRule="exact"/>
-        <w:textAlignment w:val="auto"/>
-        <w:rPr>
-          <w:rFonts w:hint="eastAsia" w:ascii="sans-serif" w:hAnsi="sans-serif" w:eastAsia="sans-serif" w:cs="sans-serif"/>
-          <w:i w:val="0"/>
-          <w:iCs w:val="0"/>
-          <w:caps w:val="0"/>
-          <w:color w:val="auto"/>
-          <w:spacing w:val="0"/>
-          <w:kern w:val="0"/>
-          <w:sz w:val="19"/>
-          <w:szCs w:val="19"/>
-          <w:highlight w:val="red"/>
-          <w:shd w:val="clear" w:color="auto" w:fill="auto"/>
-          <w:lang w:val="en-US" w:eastAsia="zh-CN" w:bidi="ar"/>
-        </w:rPr>
-      </w:pPr>
-      <w:r>
-        <w:rPr>
-          <w:rFonts w:hint="eastAsia" w:ascii="sans-serif" w:hAnsi="sans-serif" w:eastAsia="sans-serif" w:cs="sans-serif"/>
-          <w:i w:val="0"/>
-          <w:iCs w:val="0"/>
-          <w:caps w:val="0"/>
-          <w:color w:val="auto"/>
-          <w:spacing w:val="0"/>
-          <w:kern w:val="0"/>
-          <w:sz w:val="19"/>
-          <w:szCs w:val="19"/>
-          <w:highlight w:val="red"/>
-          <w:shd w:val="clear" w:color="auto" w:fill="auto"/>
-          <w:lang w:val="en-US" w:eastAsia="zh-CN" w:bidi="ar"/>
-        </w:rPr>
         <w:t>优化第一章节怪物的出场和波次的数量等。（先出基础粘液怪，再出坦克怪，再出速度怪，再出机制弹球怪，再出精英坦克怪，再出精英弹球怪，再出boss）</w:t>
       </w:r>
     </w:p>
@@ -13017,6 +12961,510 @@
         <w:spacing w:beforeAutospacing="0" w:afterAutospacing="0" w:line="360" w:lineRule="exact"/>
         <w:textAlignment w:val="auto"/>
         <w:rPr>
+          <w:rFonts w:hint="eastAsia" w:ascii="sans-serif" w:hAnsi="sans-serif" w:eastAsia="sans-serif" w:cs="sans-serif"/>
+          <w:i w:val="0"/>
+          <w:iCs w:val="0"/>
+          <w:caps w:val="0"/>
+          <w:color w:val="auto"/>
+          <w:spacing w:val="0"/>
+          <w:kern w:val="0"/>
+          <w:sz w:val="19"/>
+          <w:szCs w:val="19"/>
+          <w:highlight w:val="red"/>
+          <w:shd w:val="clear" w:color="auto" w:fill="auto"/>
+          <w:lang w:val="en-US" w:eastAsia="zh-CN" w:bidi="ar"/>
+        </w:rPr>
+      </w:pPr>
+      <w:r>
+        <w:rPr>
+          <w:rFonts w:hint="eastAsia" w:ascii="sans-serif" w:hAnsi="sans-serif" w:eastAsia="sans-serif" w:cs="sans-serif"/>
+          <w:i w:val="0"/>
+          <w:iCs w:val="0"/>
+          <w:caps w:val="0"/>
+          <w:color w:val="auto"/>
+          <w:spacing w:val="0"/>
+          <w:kern w:val="0"/>
+          <w:sz w:val="19"/>
+          <w:szCs w:val="19"/>
+          <w:highlight w:val="red"/>
+          <w:shd w:val="clear" w:color="auto" w:fill="auto"/>
+          <w:lang w:val="en-US" w:eastAsia="zh-CN" w:bidi="ar"/>
+        </w:rPr>
+        <w:t>接入第二章炸普通弹怪Lava_Exploder和精英炸弹怪Lava_EliteSplitter的死亡爆炸特效（VFX_GrenadeExplosionFire）,第二章火山BOSS Lava_Boss回血特效（VFX_HealStream3）,第二章一滩岩浆Lava_Puddle增加岩浆气泡特效（VFX_LavaBoiling）,第二章炮手和boss喷吐的火球特效（VFX_FireBall），第三章极寒催化者Frost_Catalyst接入死亡爆炸特效（VFX_NovaFrost），第三章精英坦克Frost_EliteTank的盾牌破碎特效（Frost_EliteTank）。召唤冰墙特效（VFX_Winter_Impact）,分裂怪死亡播放特效（VFX_EnergyExplosionBlue）。</w:t>
+      </w:r>
+    </w:p>
+    <w:p>
+      <w:pPr>
+        <w:pStyle w:val="6"/>
+        <w:keepNext w:val="0"/>
+        <w:keepLines w:val="0"/>
+        <w:pageBreakBefore w:val="0"/>
+        <w:widowControl/>
+        <w:numPr>
+          <w:ilvl w:val="0"/>
+          <w:numId w:val="2"/>
+        </w:numPr>
+        <w:suppressLineNumbers w:val="0"/>
+        <w:kinsoku/>
+        <w:wordWrap/>
+        <w:overflowPunct/>
+        <w:topLinePunct w:val="0"/>
+        <w:autoSpaceDE/>
+        <w:autoSpaceDN/>
+        <w:bidi w:val="0"/>
+        <w:adjustRightInd/>
+        <w:snapToGrid/>
+        <w:spacing w:beforeAutospacing="0" w:afterAutospacing="0" w:line="360" w:lineRule="exact"/>
+        <w:textAlignment w:val="auto"/>
+        <w:rPr>
+          <w:rFonts w:hint="eastAsia" w:ascii="sans-serif" w:hAnsi="sans-serif" w:eastAsia="sans-serif" w:cs="sans-serif"/>
+          <w:i w:val="0"/>
+          <w:iCs w:val="0"/>
+          <w:caps w:val="0"/>
+          <w:color w:val="auto"/>
+          <w:spacing w:val="0"/>
+          <w:kern w:val="0"/>
+          <w:sz w:val="19"/>
+          <w:szCs w:val="19"/>
+          <w:highlight w:val="red"/>
+          <w:shd w:val="clear" w:color="auto" w:fill="auto"/>
+          <w:lang w:val="en-US" w:eastAsia="zh-CN" w:bidi="ar"/>
+        </w:rPr>
+      </w:pPr>
+      <w:r>
+        <w:rPr>
+          <w:rFonts w:hint="eastAsia" w:ascii="sans-serif" w:hAnsi="sans-serif" w:eastAsia="sans-serif" w:cs="sans-serif"/>
+          <w:i w:val="0"/>
+          <w:iCs w:val="0"/>
+          <w:caps w:val="0"/>
+          <w:color w:val="auto"/>
+          <w:spacing w:val="0"/>
+          <w:kern w:val="0"/>
+          <w:sz w:val="19"/>
+          <w:szCs w:val="19"/>
+          <w:highlight w:val="red"/>
+          <w:shd w:val="clear" w:color="auto" w:fill="auto"/>
+          <w:lang w:val="en-US" w:eastAsia="zh-CN" w:bidi="ar"/>
+        </w:rPr>
+        <w:t>接入怪物和光棱塔被冰冻的音效，分裂怪死亡音效，熔浆液生成音效，熔岩炮手喷吐音效和火球飞行音效，熔岩BOSS的吸收融合音效，极寒催化者死亡后播放冷气释放特效的音效，冰墙生成音效，冰盾破裂音效，光棱塔解冻音效。BOSS来袭警告声音。</w:t>
+      </w:r>
+    </w:p>
+    <w:p>
+      <w:pPr>
+        <w:pStyle w:val="6"/>
+        <w:keepNext w:val="0"/>
+        <w:keepLines w:val="0"/>
+        <w:pageBreakBefore w:val="0"/>
+        <w:widowControl/>
+        <w:numPr>
+          <w:ilvl w:val="0"/>
+          <w:numId w:val="2"/>
+        </w:numPr>
+        <w:suppressLineNumbers w:val="0"/>
+        <w:kinsoku/>
+        <w:wordWrap/>
+        <w:overflowPunct/>
+        <w:topLinePunct w:val="0"/>
+        <w:autoSpaceDE/>
+        <w:autoSpaceDN/>
+        <w:bidi w:val="0"/>
+        <w:adjustRightInd/>
+        <w:snapToGrid/>
+        <w:spacing w:beforeAutospacing="0" w:afterAutospacing="0" w:line="360" w:lineRule="exact"/>
+        <w:textAlignment w:val="auto"/>
+        <w:rPr>
+          <w:rFonts w:hint="eastAsia" w:ascii="sans-serif" w:hAnsi="sans-serif" w:eastAsia="sans-serif" w:cs="sans-serif"/>
+          <w:i w:val="0"/>
+          <w:iCs w:val="0"/>
+          <w:caps w:val="0"/>
+          <w:color w:val="auto"/>
+          <w:spacing w:val="0"/>
+          <w:kern w:val="0"/>
+          <w:sz w:val="19"/>
+          <w:szCs w:val="19"/>
+          <w:highlight w:val="red"/>
+          <w:shd w:val="clear" w:color="auto" w:fill="auto"/>
+          <w:lang w:val="en-US" w:eastAsia="zh-CN" w:bidi="ar"/>
+        </w:rPr>
+      </w:pPr>
+      <w:r>
+        <w:rPr>
+          <w:rFonts w:hint="eastAsia" w:ascii="sans-serif" w:hAnsi="sans-serif" w:eastAsia="sans-serif" w:cs="sans-serif"/>
+          <w:i w:val="0"/>
+          <w:iCs w:val="0"/>
+          <w:caps w:val="0"/>
+          <w:color w:val="auto"/>
+          <w:spacing w:val="0"/>
+          <w:kern w:val="0"/>
+          <w:sz w:val="19"/>
+          <w:szCs w:val="19"/>
+          <w:highlight w:val="red"/>
+          <w:shd w:val="clear" w:color="auto" w:fill="auto"/>
+          <w:lang w:val="en-US" w:eastAsia="zh-CN" w:bidi="ar"/>
+        </w:rPr>
+        <w:t>BOSS来袭 全屏UI 提示</w:t>
+      </w:r>
+    </w:p>
+    <w:p>
+      <w:pPr>
+        <w:pStyle w:val="6"/>
+        <w:keepNext w:val="0"/>
+        <w:keepLines w:val="0"/>
+        <w:pageBreakBefore w:val="0"/>
+        <w:widowControl/>
+        <w:numPr>
+          <w:ilvl w:val="0"/>
+          <w:numId w:val="2"/>
+        </w:numPr>
+        <w:suppressLineNumbers w:val="0"/>
+        <w:kinsoku/>
+        <w:wordWrap/>
+        <w:overflowPunct/>
+        <w:topLinePunct w:val="0"/>
+        <w:autoSpaceDE/>
+        <w:autoSpaceDN/>
+        <w:bidi w:val="0"/>
+        <w:adjustRightInd/>
+        <w:snapToGrid/>
+        <w:spacing w:beforeAutospacing="0" w:afterAutospacing="0" w:line="360" w:lineRule="exact"/>
+        <w:textAlignment w:val="auto"/>
+        <w:rPr>
+          <w:rFonts w:hint="eastAsia" w:ascii="sans-serif" w:hAnsi="sans-serif" w:eastAsia="sans-serif" w:cs="sans-serif"/>
+          <w:i w:val="0"/>
+          <w:iCs w:val="0"/>
+          <w:caps w:val="0"/>
+          <w:color w:val="auto"/>
+          <w:spacing w:val="0"/>
+          <w:kern w:val="0"/>
+          <w:sz w:val="19"/>
+          <w:szCs w:val="19"/>
+          <w:highlight w:val="red"/>
+          <w:shd w:val="clear" w:color="auto" w:fill="auto"/>
+          <w:lang w:val="en-US" w:eastAsia="zh-CN" w:bidi="ar"/>
+        </w:rPr>
+      </w:pPr>
+      <w:r>
+        <w:rPr>
+          <w:rFonts w:hint="eastAsia" w:ascii="sans-serif" w:hAnsi="sans-serif" w:eastAsia="sans-serif" w:cs="sans-serif"/>
+          <w:i w:val="0"/>
+          <w:iCs w:val="0"/>
+          <w:caps w:val="0"/>
+          <w:color w:val="auto"/>
+          <w:spacing w:val="0"/>
+          <w:kern w:val="0"/>
+          <w:sz w:val="19"/>
+          <w:szCs w:val="19"/>
+          <w:highlight w:val="red"/>
+          <w:shd w:val="clear" w:color="auto" w:fill="auto"/>
+          <w:lang w:val="en-US" w:eastAsia="zh-CN" w:bidi="ar"/>
+        </w:rPr>
+        <w:t>击破boss子弹和熔岩子弹，子弹爆炸需要相应的爆炸音效和爆炸特效。</w:t>
+      </w:r>
+    </w:p>
+    <w:p>
+      <w:pPr>
+        <w:pStyle w:val="6"/>
+        <w:keepNext w:val="0"/>
+        <w:keepLines w:val="0"/>
+        <w:pageBreakBefore w:val="0"/>
+        <w:widowControl/>
+        <w:numPr>
+          <w:ilvl w:val="0"/>
+          <w:numId w:val="2"/>
+        </w:numPr>
+        <w:suppressLineNumbers w:val="0"/>
+        <w:kinsoku/>
+        <w:wordWrap/>
+        <w:overflowPunct/>
+        <w:topLinePunct w:val="0"/>
+        <w:autoSpaceDE/>
+        <w:autoSpaceDN/>
+        <w:bidi w:val="0"/>
+        <w:adjustRightInd/>
+        <w:snapToGrid/>
+        <w:spacing w:beforeAutospacing="0" w:afterAutospacing="0" w:line="360" w:lineRule="exact"/>
+        <w:textAlignment w:val="auto"/>
+        <w:rPr>
+          <w:rFonts w:hint="eastAsia" w:ascii="sans-serif" w:hAnsi="sans-serif" w:eastAsia="sans-serif" w:cs="sans-serif"/>
+          <w:i w:val="0"/>
+          <w:iCs w:val="0"/>
+          <w:caps w:val="0"/>
+          <w:color w:val="auto"/>
+          <w:spacing w:val="0"/>
+          <w:kern w:val="0"/>
+          <w:sz w:val="19"/>
+          <w:szCs w:val="19"/>
+          <w:highlight w:val="red"/>
+          <w:shd w:val="clear" w:color="auto" w:fill="auto"/>
+          <w:lang w:val="en-US" w:eastAsia="zh-CN" w:bidi="ar"/>
+        </w:rPr>
+      </w:pPr>
+      <w:r>
+        <w:rPr>
+          <w:rFonts w:hint="eastAsia" w:ascii="sans-serif" w:hAnsi="sans-serif" w:eastAsia="sans-serif" w:cs="sans-serif"/>
+          <w:i w:val="0"/>
+          <w:iCs w:val="0"/>
+          <w:caps w:val="0"/>
+          <w:color w:val="auto"/>
+          <w:spacing w:val="0"/>
+          <w:kern w:val="0"/>
+          <w:sz w:val="19"/>
+          <w:szCs w:val="19"/>
+          <w:highlight w:val="red"/>
+          <w:shd w:val="clear" w:color="auto" w:fill="auto"/>
+          <w:lang w:val="en-US" w:eastAsia="zh-CN" w:bidi="ar"/>
+        </w:rPr>
+        <w:t>大招技能偏移到上边去了，并且大招技能的材质球被改了，需要复制一层做修改</w:t>
+      </w:r>
+    </w:p>
+    <w:p>
+      <w:pPr>
+        <w:pStyle w:val="6"/>
+        <w:keepNext w:val="0"/>
+        <w:keepLines w:val="0"/>
+        <w:pageBreakBefore w:val="0"/>
+        <w:widowControl/>
+        <w:numPr>
+          <w:ilvl w:val="0"/>
+          <w:numId w:val="2"/>
+        </w:numPr>
+        <w:suppressLineNumbers w:val="0"/>
+        <w:kinsoku/>
+        <w:wordWrap/>
+        <w:overflowPunct/>
+        <w:topLinePunct w:val="0"/>
+        <w:autoSpaceDE/>
+        <w:autoSpaceDN/>
+        <w:bidi w:val="0"/>
+        <w:adjustRightInd/>
+        <w:snapToGrid/>
+        <w:spacing w:beforeAutospacing="0" w:afterAutospacing="0" w:line="360" w:lineRule="exact"/>
+        <w:textAlignment w:val="auto"/>
+        <w:rPr>
+          <w:rFonts w:hint="eastAsia" w:ascii="sans-serif" w:hAnsi="sans-serif" w:eastAsia="sans-serif" w:cs="sans-serif"/>
+          <w:i w:val="0"/>
+          <w:iCs w:val="0"/>
+          <w:caps w:val="0"/>
+          <w:color w:val="auto"/>
+          <w:spacing w:val="0"/>
+          <w:kern w:val="0"/>
+          <w:sz w:val="19"/>
+          <w:szCs w:val="19"/>
+          <w:highlight w:val="red"/>
+          <w:shd w:val="clear" w:color="auto" w:fill="auto"/>
+          <w:lang w:val="en-US" w:eastAsia="zh-CN" w:bidi="ar"/>
+        </w:rPr>
+      </w:pPr>
+      <w:r>
+        <w:rPr>
+          <w:rFonts w:hint="eastAsia" w:ascii="sans-serif" w:hAnsi="sans-serif" w:eastAsia="sans-serif" w:cs="sans-serif"/>
+          <w:i w:val="0"/>
+          <w:iCs w:val="0"/>
+          <w:caps w:val="0"/>
+          <w:color w:val="auto"/>
+          <w:spacing w:val="0"/>
+          <w:kern w:val="0"/>
+          <w:sz w:val="19"/>
+          <w:szCs w:val="19"/>
+          <w:highlight w:val="red"/>
+          <w:shd w:val="clear" w:color="auto" w:fill="auto"/>
+          <w:lang w:val="en-US" w:eastAsia="zh-CN" w:bidi="ar"/>
+        </w:rPr>
+        <w:t>大招按钮需要点击音效和点击动画反馈</w:t>
+      </w:r>
+    </w:p>
+    <w:p>
+      <w:pPr>
+        <w:pStyle w:val="6"/>
+        <w:keepNext w:val="0"/>
+        <w:keepLines w:val="0"/>
+        <w:pageBreakBefore w:val="0"/>
+        <w:widowControl/>
+        <w:numPr>
+          <w:ilvl w:val="0"/>
+          <w:numId w:val="2"/>
+        </w:numPr>
+        <w:suppressLineNumbers w:val="0"/>
+        <w:kinsoku/>
+        <w:wordWrap/>
+        <w:overflowPunct/>
+        <w:topLinePunct w:val="0"/>
+        <w:autoSpaceDE/>
+        <w:autoSpaceDN/>
+        <w:bidi w:val="0"/>
+        <w:adjustRightInd/>
+        <w:snapToGrid/>
+        <w:spacing w:beforeAutospacing="0" w:afterAutospacing="0" w:line="360" w:lineRule="exact"/>
+        <w:textAlignment w:val="auto"/>
+        <w:rPr>
+          <w:rFonts w:hint="eastAsia" w:ascii="sans-serif" w:hAnsi="sans-serif" w:eastAsia="sans-serif" w:cs="sans-serif"/>
+          <w:i w:val="0"/>
+          <w:iCs w:val="0"/>
+          <w:caps w:val="0"/>
+          <w:color w:val="auto"/>
+          <w:spacing w:val="0"/>
+          <w:kern w:val="0"/>
+          <w:sz w:val="19"/>
+          <w:szCs w:val="19"/>
+          <w:highlight w:val="red"/>
+          <w:shd w:val="clear" w:color="auto" w:fill="auto"/>
+          <w:lang w:val="en-US" w:eastAsia="zh-CN" w:bidi="ar"/>
+        </w:rPr>
+      </w:pPr>
+      <w:r>
+        <w:rPr>
+          <w:rFonts w:hint="eastAsia" w:ascii="sans-serif" w:hAnsi="sans-serif" w:eastAsia="sans-serif" w:cs="sans-serif"/>
+          <w:i w:val="0"/>
+          <w:iCs w:val="0"/>
+          <w:caps w:val="0"/>
+          <w:color w:val="auto"/>
+          <w:spacing w:val="0"/>
+          <w:kern w:val="0"/>
+          <w:sz w:val="19"/>
+          <w:szCs w:val="19"/>
+          <w:highlight w:val="red"/>
+          <w:shd w:val="clear" w:color="auto" w:fill="auto"/>
+          <w:lang w:val="en-US" w:eastAsia="zh-CN" w:bidi="ar"/>
+        </w:rPr>
+        <w:t>修改火球爆炸音效，火球速度太慢，并且火球层级有问题</w:t>
+      </w:r>
+    </w:p>
+    <w:p>
+      <w:pPr>
+        <w:pStyle w:val="6"/>
+        <w:keepNext w:val="0"/>
+        <w:keepLines w:val="0"/>
+        <w:pageBreakBefore w:val="0"/>
+        <w:widowControl/>
+        <w:numPr>
+          <w:ilvl w:val="0"/>
+          <w:numId w:val="2"/>
+        </w:numPr>
+        <w:suppressLineNumbers w:val="0"/>
+        <w:kinsoku/>
+        <w:wordWrap/>
+        <w:overflowPunct/>
+        <w:topLinePunct w:val="0"/>
+        <w:autoSpaceDE/>
+        <w:autoSpaceDN/>
+        <w:bidi w:val="0"/>
+        <w:adjustRightInd/>
+        <w:snapToGrid/>
+        <w:spacing w:beforeAutospacing="0" w:afterAutospacing="0" w:line="360" w:lineRule="exact"/>
+        <w:textAlignment w:val="auto"/>
+        <w:rPr>
+          <w:rFonts w:hint="eastAsia" w:ascii="sans-serif" w:hAnsi="sans-serif" w:eastAsia="sans-serif" w:cs="sans-serif"/>
+          <w:i w:val="0"/>
+          <w:iCs w:val="0"/>
+          <w:caps w:val="0"/>
+          <w:color w:val="auto"/>
+          <w:spacing w:val="0"/>
+          <w:kern w:val="0"/>
+          <w:sz w:val="19"/>
+          <w:szCs w:val="19"/>
+          <w:highlight w:val="red"/>
+          <w:shd w:val="clear" w:color="auto" w:fill="auto"/>
+          <w:lang w:val="en-US" w:eastAsia="zh-CN" w:bidi="ar"/>
+        </w:rPr>
+      </w:pPr>
+      <w:r>
+        <w:rPr>
+          <w:rFonts w:hint="eastAsia" w:ascii="sans-serif" w:hAnsi="sans-serif" w:eastAsia="sans-serif" w:cs="sans-serif"/>
+          <w:i w:val="0"/>
+          <w:iCs w:val="0"/>
+          <w:caps w:val="0"/>
+          <w:color w:val="auto"/>
+          <w:spacing w:val="0"/>
+          <w:kern w:val="0"/>
+          <w:sz w:val="19"/>
+          <w:szCs w:val="19"/>
+          <w:highlight w:val="red"/>
+          <w:shd w:val="clear" w:color="auto" w:fill="auto"/>
+          <w:lang w:val="en-US" w:eastAsia="zh-CN" w:bidi="ar"/>
+        </w:rPr>
+        <w:t>为什么后面岩浆自爆怪的音效变成普通爆炸的音效了？</w:t>
+      </w:r>
+    </w:p>
+    <w:p>
+      <w:pPr>
+        <w:pStyle w:val="6"/>
+        <w:keepNext w:val="0"/>
+        <w:keepLines w:val="0"/>
+        <w:pageBreakBefore w:val="0"/>
+        <w:widowControl/>
+        <w:numPr>
+          <w:ilvl w:val="0"/>
+          <w:numId w:val="2"/>
+        </w:numPr>
+        <w:suppressLineNumbers w:val="0"/>
+        <w:kinsoku/>
+        <w:wordWrap/>
+        <w:overflowPunct/>
+        <w:topLinePunct w:val="0"/>
+        <w:autoSpaceDE/>
+        <w:autoSpaceDN/>
+        <w:bidi w:val="0"/>
+        <w:adjustRightInd/>
+        <w:snapToGrid/>
+        <w:spacing w:beforeAutospacing="0" w:afterAutospacing="0" w:line="360" w:lineRule="exact"/>
+        <w:textAlignment w:val="auto"/>
+        <w:rPr>
+          <w:rFonts w:hint="eastAsia" w:ascii="sans-serif" w:hAnsi="sans-serif" w:eastAsia="sans-serif" w:cs="sans-serif"/>
+          <w:i w:val="0"/>
+          <w:iCs w:val="0"/>
+          <w:caps w:val="0"/>
+          <w:color w:val="auto"/>
+          <w:spacing w:val="0"/>
+          <w:kern w:val="0"/>
+          <w:sz w:val="19"/>
+          <w:szCs w:val="19"/>
+          <w:highlight w:val="red"/>
+          <w:shd w:val="clear" w:color="auto" w:fill="auto"/>
+          <w:lang w:val="en-US" w:eastAsia="zh-CN" w:bidi="ar"/>
+        </w:rPr>
+      </w:pPr>
+      <w:r>
+        <w:rPr>
+          <w:rFonts w:hint="eastAsia" w:ascii="sans-serif" w:hAnsi="sans-serif" w:eastAsia="sans-serif" w:cs="sans-serif"/>
+          <w:i w:val="0"/>
+          <w:iCs w:val="0"/>
+          <w:caps w:val="0"/>
+          <w:color w:val="auto"/>
+          <w:spacing w:val="0"/>
+          <w:kern w:val="0"/>
+          <w:sz w:val="19"/>
+          <w:szCs w:val="19"/>
+          <w:highlight w:val="red"/>
+          <w:shd w:val="clear" w:color="auto" w:fill="auto"/>
+          <w:lang w:val="en-US" w:eastAsia="zh-CN" w:bidi="ar"/>
+        </w:rPr>
+        <w:t>BOSS的警告UI没有显示，是否因为我初始化隐藏了？BOSS出来变慢了几秒，是因为等UI消失BOSS才出场吗？</w:t>
+      </w:r>
+    </w:p>
+    <w:p>
+      <w:pPr>
+        <w:pStyle w:val="6"/>
+        <w:keepNext w:val="0"/>
+        <w:keepLines w:val="0"/>
+        <w:pageBreakBefore w:val="0"/>
+        <w:widowControl/>
+        <w:numPr>
+          <w:ilvl w:val="0"/>
+          <w:numId w:val="2"/>
+        </w:numPr>
+        <w:suppressLineNumbers w:val="0"/>
+        <w:kinsoku/>
+        <w:wordWrap/>
+        <w:overflowPunct/>
+        <w:topLinePunct w:val="0"/>
+        <w:autoSpaceDE/>
+        <w:autoSpaceDN/>
+        <w:bidi w:val="0"/>
+        <w:adjustRightInd/>
+        <w:snapToGrid/>
+        <w:spacing w:beforeAutospacing="0" w:afterAutospacing="0" w:line="360" w:lineRule="exact"/>
+        <w:textAlignment w:val="auto"/>
+        <w:rPr>
           <w:rFonts w:hint="default" w:ascii="sans-serif" w:hAnsi="sans-serif" w:eastAsia="sans-serif" w:cs="sans-serif"/>
           <w:i w:val="0"/>
           <w:iCs w:val="0"/>
@@ -13030,6 +13478,2106 @@
           <w:lang w:val="en-US" w:eastAsia="zh-CN"/>
         </w:rPr>
       </w:pPr>
+      <w:r>
+        <w:rPr>
+          <w:rFonts w:hint="eastAsia" w:ascii="sans-serif" w:hAnsi="sans-serif" w:eastAsia="sans-serif" w:cs="sans-serif"/>
+          <w:i w:val="0"/>
+          <w:iCs w:val="0"/>
+          <w:caps w:val="0"/>
+          <w:color w:val="auto"/>
+          <w:spacing w:val="0"/>
+          <w:kern w:val="0"/>
+          <w:sz w:val="19"/>
+          <w:szCs w:val="19"/>
+          <w:highlight w:val="red"/>
+          <w:shd w:val="clear" w:color="auto" w:fill="auto"/>
+          <w:lang w:val="en-US" w:eastAsia="zh-CN" w:bidi="ar"/>
+        </w:rPr>
+        <w:t>BOSS的汲取融合回血特效为什么不会消失？并且BOSS汲取融合后，为什么没有看到明显的回血？是因为激光一直在射击BOSS，所以感受不到回血吗？然后没有感受到火山BOSS的其它技能，陨石喷吐改为火球喷吐，绝境碾压也没有感受到。</w:t>
+      </w:r>
+    </w:p>
+    <w:p>
+      <w:pPr>
+        <w:pStyle w:val="6"/>
+        <w:keepNext w:val="0"/>
+        <w:keepLines w:val="0"/>
+        <w:pageBreakBefore w:val="0"/>
+        <w:widowControl/>
+        <w:numPr>
+          <w:ilvl w:val="0"/>
+          <w:numId w:val="2"/>
+        </w:numPr>
+        <w:suppressLineNumbers w:val="0"/>
+        <w:kinsoku/>
+        <w:wordWrap/>
+        <w:overflowPunct/>
+        <w:topLinePunct w:val="0"/>
+        <w:autoSpaceDE/>
+        <w:autoSpaceDN/>
+        <w:bidi w:val="0"/>
+        <w:adjustRightInd/>
+        <w:snapToGrid/>
+        <w:spacing w:beforeAutospacing="0" w:afterAutospacing="0" w:line="360" w:lineRule="exact"/>
+        <w:textAlignment w:val="auto"/>
+        <w:rPr>
+          <w:rFonts w:hint="eastAsia" w:ascii="sans-serif" w:hAnsi="sans-serif" w:eastAsia="sans-serif" w:cs="sans-serif"/>
+          <w:i w:val="0"/>
+          <w:iCs w:val="0"/>
+          <w:caps w:val="0"/>
+          <w:color w:val="auto"/>
+          <w:spacing w:val="0"/>
+          <w:kern w:val="0"/>
+          <w:sz w:val="19"/>
+          <w:szCs w:val="19"/>
+          <w:highlight w:val="red"/>
+          <w:shd w:val="clear" w:color="auto" w:fill="auto"/>
+          <w:lang w:val="en-US" w:eastAsia="zh-CN" w:bidi="ar"/>
+        </w:rPr>
+      </w:pPr>
+      <w:r>
+        <w:rPr>
+          <w:rFonts w:hint="eastAsia" w:ascii="sans-serif" w:hAnsi="sans-serif" w:eastAsia="sans-serif" w:cs="sans-serif"/>
+          <w:i w:val="0"/>
+          <w:iCs w:val="0"/>
+          <w:caps w:val="0"/>
+          <w:color w:val="auto"/>
+          <w:spacing w:val="0"/>
+          <w:kern w:val="0"/>
+          <w:sz w:val="19"/>
+          <w:szCs w:val="19"/>
+          <w:highlight w:val="red"/>
+          <w:shd w:val="clear" w:color="auto" w:fill="auto"/>
+          <w:lang w:val="en-US" w:eastAsia="zh-CN" w:bidi="ar"/>
+        </w:rPr>
+        <w:t>调整熔浆液特效气泡层级</w:t>
+      </w:r>
+    </w:p>
+    <w:p>
+      <w:pPr>
+        <w:pStyle w:val="6"/>
+        <w:keepNext w:val="0"/>
+        <w:keepLines w:val="0"/>
+        <w:pageBreakBefore w:val="0"/>
+        <w:widowControl/>
+        <w:numPr>
+          <w:ilvl w:val="0"/>
+          <w:numId w:val="2"/>
+        </w:numPr>
+        <w:suppressLineNumbers w:val="0"/>
+        <w:kinsoku/>
+        <w:wordWrap/>
+        <w:overflowPunct/>
+        <w:topLinePunct w:val="0"/>
+        <w:autoSpaceDE/>
+        <w:autoSpaceDN/>
+        <w:bidi w:val="0"/>
+        <w:adjustRightInd/>
+        <w:snapToGrid/>
+        <w:spacing w:beforeAutospacing="0" w:afterAutospacing="0" w:line="360" w:lineRule="exact"/>
+        <w:textAlignment w:val="auto"/>
+        <w:rPr>
+          <w:rFonts w:hint="eastAsia" w:ascii="sans-serif" w:hAnsi="sans-serif" w:eastAsia="sans-serif" w:cs="sans-serif"/>
+          <w:i w:val="0"/>
+          <w:iCs w:val="0"/>
+          <w:caps w:val="0"/>
+          <w:color w:val="auto"/>
+          <w:spacing w:val="0"/>
+          <w:kern w:val="0"/>
+          <w:sz w:val="19"/>
+          <w:szCs w:val="19"/>
+          <w:highlight w:val="red"/>
+          <w:shd w:val="clear" w:color="auto" w:fill="auto"/>
+          <w:lang w:val="en-US" w:eastAsia="zh-CN" w:bidi="ar"/>
+        </w:rPr>
+      </w:pPr>
+      <w:r>
+        <w:rPr>
+          <w:rFonts w:hint="eastAsia" w:ascii="sans-serif" w:hAnsi="sans-serif" w:eastAsia="sans-serif" w:cs="sans-serif"/>
+          <w:i w:val="0"/>
+          <w:iCs w:val="0"/>
+          <w:caps w:val="0"/>
+          <w:color w:val="auto"/>
+          <w:spacing w:val="0"/>
+          <w:kern w:val="0"/>
+          <w:sz w:val="19"/>
+          <w:szCs w:val="19"/>
+          <w:highlight w:val="red"/>
+          <w:shd w:val="clear" w:color="auto" w:fill="auto"/>
+          <w:lang w:val="en-US" w:eastAsia="zh-CN" w:bidi="ar"/>
+        </w:rPr>
+        <w:t>发射的火球需要根据喷射的目标防线，计算一开始火球的旋转，需要把火球的朝向对准到光棱塔的方向。</w:t>
+      </w:r>
+    </w:p>
+    <w:p>
+      <w:pPr>
+        <w:pStyle w:val="6"/>
+        <w:keepNext w:val="0"/>
+        <w:keepLines w:val="0"/>
+        <w:pageBreakBefore w:val="0"/>
+        <w:widowControl/>
+        <w:numPr>
+          <w:ilvl w:val="0"/>
+          <w:numId w:val="2"/>
+        </w:numPr>
+        <w:suppressLineNumbers w:val="0"/>
+        <w:kinsoku/>
+        <w:wordWrap/>
+        <w:overflowPunct/>
+        <w:topLinePunct w:val="0"/>
+        <w:autoSpaceDE/>
+        <w:autoSpaceDN/>
+        <w:bidi w:val="0"/>
+        <w:adjustRightInd/>
+        <w:snapToGrid/>
+        <w:spacing w:beforeAutospacing="0" w:afterAutospacing="0" w:line="360" w:lineRule="exact"/>
+        <w:textAlignment w:val="auto"/>
+        <w:rPr>
+          <w:rFonts w:hint="eastAsia" w:ascii="sans-serif" w:hAnsi="sans-serif" w:eastAsia="sans-serif" w:cs="sans-serif"/>
+          <w:i w:val="0"/>
+          <w:iCs w:val="0"/>
+          <w:caps w:val="0"/>
+          <w:color w:val="auto"/>
+          <w:spacing w:val="0"/>
+          <w:kern w:val="0"/>
+          <w:sz w:val="19"/>
+          <w:szCs w:val="19"/>
+          <w:highlight w:val="red"/>
+          <w:shd w:val="clear" w:color="auto" w:fill="auto"/>
+          <w:lang w:val="en-US" w:eastAsia="zh-CN" w:bidi="ar"/>
+        </w:rPr>
+      </w:pPr>
+      <w:r>
+        <w:rPr>
+          <w:rFonts w:hint="eastAsia" w:ascii="sans-serif" w:hAnsi="sans-serif" w:eastAsia="sans-serif" w:cs="sans-serif"/>
+          <w:i w:val="0"/>
+          <w:iCs w:val="0"/>
+          <w:caps w:val="0"/>
+          <w:color w:val="auto"/>
+          <w:spacing w:val="0"/>
+          <w:kern w:val="0"/>
+          <w:sz w:val="19"/>
+          <w:szCs w:val="19"/>
+          <w:highlight w:val="red"/>
+          <w:shd w:val="clear" w:color="auto" w:fill="auto"/>
+          <w:lang w:val="en-US" w:eastAsia="zh-CN" w:bidi="ar"/>
+        </w:rPr>
+        <w:t>分裂怪死亡特效调大一些</w:t>
+      </w:r>
+    </w:p>
+    <w:p>
+      <w:pPr>
+        <w:pStyle w:val="6"/>
+        <w:keepNext w:val="0"/>
+        <w:keepLines w:val="0"/>
+        <w:pageBreakBefore w:val="0"/>
+        <w:widowControl/>
+        <w:numPr>
+          <w:ilvl w:val="0"/>
+          <w:numId w:val="2"/>
+        </w:numPr>
+        <w:suppressLineNumbers w:val="0"/>
+        <w:kinsoku/>
+        <w:wordWrap/>
+        <w:overflowPunct/>
+        <w:topLinePunct w:val="0"/>
+        <w:autoSpaceDE/>
+        <w:autoSpaceDN/>
+        <w:bidi w:val="0"/>
+        <w:adjustRightInd/>
+        <w:snapToGrid/>
+        <w:spacing w:beforeAutospacing="0" w:afterAutospacing="0" w:line="360" w:lineRule="exact"/>
+        <w:textAlignment w:val="auto"/>
+        <w:rPr>
+          <w:rFonts w:hint="eastAsia" w:ascii="sans-serif" w:hAnsi="sans-serif" w:eastAsia="sans-serif" w:cs="sans-serif"/>
+          <w:i w:val="0"/>
+          <w:iCs w:val="0"/>
+          <w:caps w:val="0"/>
+          <w:color w:val="auto"/>
+          <w:spacing w:val="0"/>
+          <w:kern w:val="0"/>
+          <w:sz w:val="19"/>
+          <w:szCs w:val="19"/>
+          <w:highlight w:val="red"/>
+          <w:shd w:val="clear" w:color="auto" w:fill="auto"/>
+          <w:lang w:val="en-US" w:eastAsia="zh-CN" w:bidi="ar"/>
+        </w:rPr>
+      </w:pPr>
+      <w:r>
+        <w:rPr>
+          <w:rFonts w:hint="eastAsia" w:ascii="sans-serif" w:hAnsi="sans-serif" w:eastAsia="sans-serif" w:cs="sans-serif"/>
+          <w:i w:val="0"/>
+          <w:iCs w:val="0"/>
+          <w:caps w:val="0"/>
+          <w:color w:val="auto"/>
+          <w:spacing w:val="0"/>
+          <w:kern w:val="0"/>
+          <w:sz w:val="19"/>
+          <w:szCs w:val="19"/>
+          <w:highlight w:val="red"/>
+          <w:shd w:val="clear" w:color="auto" w:fill="auto"/>
+          <w:lang w:val="en-US" w:eastAsia="zh-CN" w:bidi="ar"/>
+        </w:rPr>
+        <w:t>我需要修改火山BOSS的2个技能问题，1.修改陨石喷发和火球发射技能，去掉绝境碾压时火球发射技能，然后修改火山BOSS的陨石喷发，把陨石喷发技能改为火球喷发从火山顶部喷发几个火球预制体，按照贝塞尔曲线，一起错落有序的朝玩家光棱塔飞去。2.修改火山BOSS的汲取融合技能的小怪出生点，应该是从屏幕下方左右两侧往火山口去移动，这样玩家就有机会去杀死小怪，现在的情况是小怪出生的离火山太近了，导致玩家无法攻击小怪。</w:t>
+      </w:r>
+    </w:p>
+    <w:p>
+      <w:pPr>
+        <w:pStyle w:val="6"/>
+        <w:keepNext w:val="0"/>
+        <w:keepLines w:val="0"/>
+        <w:pageBreakBefore w:val="0"/>
+        <w:widowControl/>
+        <w:numPr>
+          <w:ilvl w:val="0"/>
+          <w:numId w:val="2"/>
+        </w:numPr>
+        <w:suppressLineNumbers w:val="0"/>
+        <w:kinsoku/>
+        <w:wordWrap/>
+        <w:overflowPunct/>
+        <w:topLinePunct w:val="0"/>
+        <w:autoSpaceDE/>
+        <w:autoSpaceDN/>
+        <w:bidi w:val="0"/>
+        <w:adjustRightInd/>
+        <w:snapToGrid/>
+        <w:spacing w:beforeAutospacing="0" w:afterAutospacing="0" w:line="360" w:lineRule="exact"/>
+        <w:textAlignment w:val="auto"/>
+        <w:rPr>
+          <w:rFonts w:hint="eastAsia" w:ascii="sans-serif" w:hAnsi="sans-serif" w:eastAsia="sans-serif" w:cs="sans-serif"/>
+          <w:i w:val="0"/>
+          <w:iCs w:val="0"/>
+          <w:caps w:val="0"/>
+          <w:color w:val="auto"/>
+          <w:spacing w:val="0"/>
+          <w:kern w:val="0"/>
+          <w:sz w:val="19"/>
+          <w:szCs w:val="19"/>
+          <w:highlight w:val="red"/>
+          <w:shd w:val="clear" w:color="auto" w:fill="auto"/>
+          <w:lang w:val="en-US" w:eastAsia="zh-CN" w:bidi="ar"/>
+        </w:rPr>
+      </w:pPr>
+      <w:r>
+        <w:rPr>
+          <w:rFonts w:hint="eastAsia" w:ascii="sans-serif" w:hAnsi="sans-serif" w:eastAsia="sans-serif" w:cs="sans-serif"/>
+          <w:i w:val="0"/>
+          <w:iCs w:val="0"/>
+          <w:caps w:val="0"/>
+          <w:color w:val="auto"/>
+          <w:spacing w:val="0"/>
+          <w:kern w:val="0"/>
+          <w:sz w:val="19"/>
+          <w:szCs w:val="19"/>
+          <w:highlight w:val="red"/>
+          <w:shd w:val="clear" w:color="auto" w:fill="auto"/>
+          <w:lang w:val="en-US" w:eastAsia="zh-CN" w:bidi="ar"/>
+        </w:rPr>
+        <w:t>调整爆炸怪的火苗</w:t>
+      </w:r>
+    </w:p>
+    <w:p>
+      <w:pPr>
+        <w:pStyle w:val="6"/>
+        <w:keepNext w:val="0"/>
+        <w:keepLines w:val="0"/>
+        <w:pageBreakBefore w:val="0"/>
+        <w:widowControl/>
+        <w:numPr>
+          <w:ilvl w:val="0"/>
+          <w:numId w:val="2"/>
+        </w:numPr>
+        <w:suppressLineNumbers w:val="0"/>
+        <w:kinsoku/>
+        <w:wordWrap/>
+        <w:overflowPunct/>
+        <w:topLinePunct w:val="0"/>
+        <w:autoSpaceDE/>
+        <w:autoSpaceDN/>
+        <w:bidi w:val="0"/>
+        <w:adjustRightInd/>
+        <w:snapToGrid/>
+        <w:spacing w:beforeAutospacing="0" w:afterAutospacing="0" w:line="360" w:lineRule="exact"/>
+        <w:textAlignment w:val="auto"/>
+        <w:rPr>
+          <w:rFonts w:hint="eastAsia" w:ascii="sans-serif" w:hAnsi="sans-serif" w:eastAsia="sans-serif" w:cs="sans-serif"/>
+          <w:i w:val="0"/>
+          <w:iCs w:val="0"/>
+          <w:caps w:val="0"/>
+          <w:color w:val="auto"/>
+          <w:spacing w:val="0"/>
+          <w:kern w:val="0"/>
+          <w:sz w:val="19"/>
+          <w:szCs w:val="19"/>
+          <w:highlight w:val="red"/>
+          <w:shd w:val="clear" w:color="auto" w:fill="auto"/>
+          <w:lang w:val="en-US" w:eastAsia="zh-CN" w:bidi="ar"/>
+        </w:rPr>
+      </w:pPr>
+      <w:r>
+        <w:rPr>
+          <w:rFonts w:hint="eastAsia" w:ascii="sans-serif" w:hAnsi="sans-serif" w:eastAsia="sans-serif" w:cs="sans-serif"/>
+          <w:i w:val="0"/>
+          <w:iCs w:val="0"/>
+          <w:caps w:val="0"/>
+          <w:color w:val="auto"/>
+          <w:spacing w:val="0"/>
+          <w:kern w:val="0"/>
+          <w:sz w:val="19"/>
+          <w:szCs w:val="19"/>
+          <w:highlight w:val="red"/>
+          <w:shd w:val="clear" w:color="auto" w:fill="auto"/>
+          <w:lang w:val="en-US" w:eastAsia="zh-CN" w:bidi="ar"/>
+        </w:rPr>
+        <w:t>火山BOSS发射火球并没有移动，并且生成的位置在火山中心位置，没没有在火山口。也没有贝塞尔曲线砸向玩家。我使用的是LavaBall火球预制体，和熔岩炮手发射的火球是同一个预制体，都挂载LavaProjectile脚本。</w:t>
+      </w:r>
+    </w:p>
+    <w:p>
+      <w:pPr>
+        <w:pStyle w:val="6"/>
+        <w:keepNext w:val="0"/>
+        <w:keepLines w:val="0"/>
+        <w:pageBreakBefore w:val="0"/>
+        <w:widowControl/>
+        <w:numPr>
+          <w:ilvl w:val="0"/>
+          <w:numId w:val="2"/>
+        </w:numPr>
+        <w:suppressLineNumbers w:val="0"/>
+        <w:kinsoku/>
+        <w:wordWrap/>
+        <w:overflowPunct/>
+        <w:topLinePunct w:val="0"/>
+        <w:autoSpaceDE/>
+        <w:autoSpaceDN/>
+        <w:bidi w:val="0"/>
+        <w:adjustRightInd/>
+        <w:snapToGrid/>
+        <w:spacing w:beforeAutospacing="0" w:afterAutospacing="0" w:line="360" w:lineRule="exact"/>
+        <w:textAlignment w:val="auto"/>
+        <w:rPr>
+          <w:rFonts w:hint="eastAsia" w:ascii="sans-serif" w:hAnsi="sans-serif" w:eastAsia="sans-serif" w:cs="sans-serif"/>
+          <w:i w:val="0"/>
+          <w:iCs w:val="0"/>
+          <w:caps w:val="0"/>
+          <w:color w:val="auto"/>
+          <w:spacing w:val="0"/>
+          <w:kern w:val="0"/>
+          <w:sz w:val="19"/>
+          <w:szCs w:val="19"/>
+          <w:highlight w:val="red"/>
+          <w:shd w:val="clear" w:color="auto" w:fill="auto"/>
+          <w:lang w:val="en-US" w:eastAsia="zh-CN" w:bidi="ar"/>
+        </w:rPr>
+      </w:pPr>
+      <w:r>
+        <w:rPr>
+          <w:rFonts w:hint="eastAsia" w:ascii="sans-serif" w:hAnsi="sans-serif" w:eastAsia="sans-serif" w:cs="sans-serif"/>
+          <w:i w:val="0"/>
+          <w:iCs w:val="0"/>
+          <w:color w:val="auto"/>
+          <w:spacing w:val="0"/>
+          <w:kern w:val="0"/>
+          <w:sz w:val="19"/>
+          <w:szCs w:val="19"/>
+          <w:highlight w:val="red"/>
+          <w:shd w:val="clear" w:color="auto" w:fill="auto"/>
+          <w:lang w:val="en-US" w:eastAsia="zh-CN" w:bidi="ar"/>
+        </w:rPr>
+        <w:t>需要修复B</w:t>
+      </w:r>
+      <w:r>
+        <w:rPr>
+          <w:rFonts w:hint="eastAsia" w:ascii="sans-serif" w:hAnsi="sans-serif" w:eastAsia="sans-serif" w:cs="sans-serif"/>
+          <w:i w:val="0"/>
+          <w:iCs w:val="0"/>
+          <w:caps w:val="0"/>
+          <w:color w:val="auto"/>
+          <w:spacing w:val="0"/>
+          <w:kern w:val="0"/>
+          <w:sz w:val="19"/>
+          <w:szCs w:val="19"/>
+          <w:highlight w:val="red"/>
+          <w:shd w:val="clear" w:color="auto" w:fill="auto"/>
+          <w:lang w:val="en-US" w:eastAsia="zh-CN" w:bidi="ar"/>
+        </w:rPr>
+        <w:t>ug,玩家在使用技能开启无敌后，小怪是贴着护盾的，这时候不扣血，但是技能释放完后，小怪还贴着护盾，但是护盾不扣血。修复护盾和光棱塔都需要再无敌结束后，小怪攻击护盾或光棱塔是扣护盾值或血量值的。</w:t>
+      </w:r>
+    </w:p>
+    <w:p>
+      <w:pPr>
+        <w:pStyle w:val="6"/>
+        <w:keepNext w:val="0"/>
+        <w:keepLines w:val="0"/>
+        <w:pageBreakBefore w:val="0"/>
+        <w:widowControl/>
+        <w:numPr>
+          <w:ilvl w:val="0"/>
+          <w:numId w:val="2"/>
+        </w:numPr>
+        <w:suppressLineNumbers w:val="0"/>
+        <w:kinsoku/>
+        <w:wordWrap/>
+        <w:overflowPunct/>
+        <w:topLinePunct w:val="0"/>
+        <w:autoSpaceDE/>
+        <w:autoSpaceDN/>
+        <w:bidi w:val="0"/>
+        <w:adjustRightInd/>
+        <w:snapToGrid/>
+        <w:spacing w:beforeAutospacing="0" w:afterAutospacing="0" w:line="360" w:lineRule="exact"/>
+        <w:textAlignment w:val="auto"/>
+        <w:rPr>
+          <w:rFonts w:hint="eastAsia" w:ascii="sans-serif" w:hAnsi="sans-serif" w:eastAsia="sans-serif" w:cs="sans-serif"/>
+          <w:i w:val="0"/>
+          <w:iCs w:val="0"/>
+          <w:caps w:val="0"/>
+          <w:color w:val="auto"/>
+          <w:spacing w:val="0"/>
+          <w:kern w:val="0"/>
+          <w:sz w:val="19"/>
+          <w:szCs w:val="19"/>
+          <w:highlight w:val="red"/>
+          <w:shd w:val="clear" w:color="auto" w:fill="auto"/>
+          <w:lang w:val="en-US" w:eastAsia="zh-CN" w:bidi="ar"/>
+        </w:rPr>
+      </w:pPr>
+      <w:r>
+        <w:rPr>
+          <w:rFonts w:hint="eastAsia" w:ascii="sans-serif" w:hAnsi="sans-serif" w:eastAsia="sans-serif" w:cs="sans-serif"/>
+          <w:i w:val="0"/>
+          <w:iCs w:val="0"/>
+          <w:caps w:val="0"/>
+          <w:color w:val="auto"/>
+          <w:spacing w:val="0"/>
+          <w:kern w:val="0"/>
+          <w:sz w:val="19"/>
+          <w:szCs w:val="19"/>
+          <w:highlight w:val="red"/>
+          <w:shd w:val="clear" w:color="auto" w:fill="auto"/>
+          <w:lang w:val="en-US" w:eastAsia="zh-CN" w:bidi="ar"/>
+        </w:rPr>
+        <w:t>第三章波次需要改到10波，并且第9波结束后等级在17级左右</w:t>
+      </w:r>
+    </w:p>
+    <w:p>
+      <w:pPr>
+        <w:pStyle w:val="6"/>
+        <w:keepNext w:val="0"/>
+        <w:keepLines w:val="0"/>
+        <w:pageBreakBefore w:val="0"/>
+        <w:widowControl/>
+        <w:numPr>
+          <w:ilvl w:val="0"/>
+          <w:numId w:val="2"/>
+        </w:numPr>
+        <w:suppressLineNumbers w:val="0"/>
+        <w:kinsoku/>
+        <w:wordWrap/>
+        <w:overflowPunct/>
+        <w:topLinePunct w:val="0"/>
+        <w:autoSpaceDE/>
+        <w:autoSpaceDN/>
+        <w:bidi w:val="0"/>
+        <w:adjustRightInd/>
+        <w:snapToGrid/>
+        <w:spacing w:beforeAutospacing="0" w:afterAutospacing="0" w:line="360" w:lineRule="exact"/>
+        <w:textAlignment w:val="auto"/>
+        <w:rPr>
+          <w:rFonts w:hint="eastAsia" w:ascii="sans-serif" w:hAnsi="sans-serif" w:eastAsia="sans-serif" w:cs="sans-serif"/>
+          <w:i w:val="0"/>
+          <w:iCs w:val="0"/>
+          <w:caps w:val="0"/>
+          <w:color w:val="auto"/>
+          <w:spacing w:val="0"/>
+          <w:kern w:val="0"/>
+          <w:sz w:val="19"/>
+          <w:szCs w:val="19"/>
+          <w:highlight w:val="red"/>
+          <w:shd w:val="clear" w:color="auto" w:fill="auto"/>
+          <w:lang w:val="en-US" w:eastAsia="zh-CN" w:bidi="ar"/>
+        </w:rPr>
+      </w:pPr>
+      <w:r>
+        <w:rPr>
+          <w:rFonts w:hint="eastAsia" w:ascii="sans-serif" w:hAnsi="sans-serif" w:eastAsia="sans-serif" w:cs="sans-serif"/>
+          <w:i w:val="0"/>
+          <w:iCs w:val="0"/>
+          <w:caps w:val="0"/>
+          <w:color w:val="auto"/>
+          <w:spacing w:val="0"/>
+          <w:kern w:val="0"/>
+          <w:sz w:val="19"/>
+          <w:szCs w:val="19"/>
+          <w:highlight w:val="red"/>
+          <w:shd w:val="clear" w:color="auto" w:fill="auto"/>
+          <w:lang w:val="en-US" w:eastAsia="zh-CN" w:bidi="ar"/>
+        </w:rPr>
+        <w:t>第二章跑15局战斗，保存战斗数据，并做第二章怪物的数据建模</w:t>
+      </w:r>
+    </w:p>
+    <w:p>
+      <w:pPr>
+        <w:pStyle w:val="6"/>
+        <w:keepNext w:val="0"/>
+        <w:keepLines w:val="0"/>
+        <w:pageBreakBefore w:val="0"/>
+        <w:widowControl/>
+        <w:numPr>
+          <w:ilvl w:val="0"/>
+          <w:numId w:val="2"/>
+        </w:numPr>
+        <w:suppressLineNumbers w:val="0"/>
+        <w:kinsoku/>
+        <w:wordWrap/>
+        <w:overflowPunct/>
+        <w:topLinePunct w:val="0"/>
+        <w:autoSpaceDE/>
+        <w:autoSpaceDN/>
+        <w:bidi w:val="0"/>
+        <w:adjustRightInd/>
+        <w:snapToGrid/>
+        <w:spacing w:beforeAutospacing="0" w:afterAutospacing="0" w:line="360" w:lineRule="exact"/>
+        <w:textAlignment w:val="auto"/>
+        <w:rPr>
+          <w:rFonts w:hint="eastAsia" w:ascii="sans-serif" w:hAnsi="sans-serif" w:eastAsia="sans-serif" w:cs="sans-serif"/>
+          <w:i w:val="0"/>
+          <w:iCs w:val="0"/>
+          <w:caps w:val="0"/>
+          <w:color w:val="auto"/>
+          <w:spacing w:val="0"/>
+          <w:kern w:val="0"/>
+          <w:sz w:val="19"/>
+          <w:szCs w:val="19"/>
+          <w:highlight w:val="red"/>
+          <w:shd w:val="clear" w:color="auto" w:fill="auto"/>
+          <w:lang w:val="en-US" w:eastAsia="zh-CN" w:bidi="ar"/>
+        </w:rPr>
+      </w:pPr>
+      <w:r>
+        <w:rPr>
+          <w:rFonts w:hint="eastAsia" w:ascii="sans-serif" w:hAnsi="sans-serif" w:eastAsia="sans-serif" w:cs="sans-serif"/>
+          <w:i w:val="0"/>
+          <w:iCs w:val="0"/>
+          <w:caps w:val="0"/>
+          <w:color w:val="auto"/>
+          <w:spacing w:val="0"/>
+          <w:kern w:val="0"/>
+          <w:sz w:val="19"/>
+          <w:szCs w:val="19"/>
+          <w:highlight w:val="red"/>
+          <w:shd w:val="clear" w:color="auto" w:fill="auto"/>
+          <w:lang w:val="en-US" w:eastAsia="zh-CN" w:bidi="ar"/>
+        </w:rPr>
+        <w:t>所有自爆音效都用同一个自爆音效</w:t>
+      </w:r>
+    </w:p>
+    <w:p>
+      <w:pPr>
+        <w:pStyle w:val="6"/>
+        <w:keepNext w:val="0"/>
+        <w:keepLines w:val="0"/>
+        <w:pageBreakBefore w:val="0"/>
+        <w:widowControl/>
+        <w:numPr>
+          <w:ilvl w:val="0"/>
+          <w:numId w:val="2"/>
+        </w:numPr>
+        <w:suppressLineNumbers w:val="0"/>
+        <w:kinsoku/>
+        <w:wordWrap/>
+        <w:overflowPunct/>
+        <w:topLinePunct w:val="0"/>
+        <w:autoSpaceDE/>
+        <w:autoSpaceDN/>
+        <w:bidi w:val="0"/>
+        <w:adjustRightInd/>
+        <w:snapToGrid/>
+        <w:spacing w:beforeAutospacing="0" w:afterAutospacing="0" w:line="360" w:lineRule="exact"/>
+        <w:textAlignment w:val="auto"/>
+        <w:rPr>
+          <w:rFonts w:hint="default" w:ascii="微软雅黑" w:hAnsi="微软雅黑" w:eastAsia="微软雅黑" w:cs="微软雅黑"/>
+          <w:i w:val="0"/>
+          <w:iCs w:val="0"/>
+          <w:caps w:val="0"/>
+          <w:spacing w:val="0"/>
+          <w:sz w:val="19"/>
+          <w:szCs w:val="19"/>
+          <w:highlight w:val="red"/>
+          <w:vertAlign w:val="baseline"/>
+          <w:lang w:val="en-US" w:eastAsia="zh-CN"/>
+        </w:rPr>
+      </w:pPr>
+      <w:r>
+        <w:rPr>
+          <w:rFonts w:hint="eastAsia" w:ascii="sans-serif" w:hAnsi="sans-serif" w:eastAsia="sans-serif" w:cs="sans-serif"/>
+          <w:i w:val="0"/>
+          <w:iCs w:val="0"/>
+          <w:caps w:val="0"/>
+          <w:color w:val="auto"/>
+          <w:spacing w:val="0"/>
+          <w:kern w:val="0"/>
+          <w:sz w:val="19"/>
+          <w:szCs w:val="19"/>
+          <w:highlight w:val="red"/>
+          <w:shd w:val="clear" w:color="auto" w:fill="auto"/>
+          <w:lang w:val="en-US" w:eastAsia="zh-CN" w:bidi="ar"/>
+        </w:rPr>
+        <w:t>修复选择反射透镜技能增加的激光长度，最后都超出屏幕。然后再叠加选择无人机三选一里随机选择增加激光长度，导致激光长度太长。所以需要设定一个激光长度的最大值。达到这个值后，不会增加长度，只会增加激光的伤害。（激光达到一定长度后，需要把无人机里增加激光长度的选项从选项池里去除）。主激光的最大长度是26，副激光的最大长度是24.根据这个激光的最大长度，需要重新设计一下技能里包含增加激光长度的参数，还有无人机选项里增加激光长度的参数。现在游戏中激光长度已经达到40多了</w:t>
+      </w:r>
+    </w:p>
+    <w:p>
+      <w:pPr>
+        <w:pStyle w:val="6"/>
+        <w:keepNext w:val="0"/>
+        <w:keepLines w:val="0"/>
+        <w:pageBreakBefore w:val="0"/>
+        <w:widowControl/>
+        <w:numPr>
+          <w:ilvl w:val="0"/>
+          <w:numId w:val="2"/>
+        </w:numPr>
+        <w:suppressLineNumbers w:val="0"/>
+        <w:kinsoku/>
+        <w:wordWrap/>
+        <w:overflowPunct/>
+        <w:topLinePunct w:val="0"/>
+        <w:autoSpaceDE/>
+        <w:autoSpaceDN/>
+        <w:bidi w:val="0"/>
+        <w:adjustRightInd/>
+        <w:snapToGrid/>
+        <w:spacing w:beforeAutospacing="0" w:afterAutospacing="0" w:line="360" w:lineRule="exact"/>
+        <w:textAlignment w:val="auto"/>
+        <w:rPr>
+          <w:rFonts w:hint="eastAsia" w:ascii="sans-serif" w:hAnsi="sans-serif" w:eastAsia="sans-serif" w:cs="sans-serif"/>
+          <w:i w:val="0"/>
+          <w:iCs w:val="0"/>
+          <w:caps w:val="0"/>
+          <w:color w:val="auto"/>
+          <w:spacing w:val="0"/>
+          <w:kern w:val="0"/>
+          <w:sz w:val="19"/>
+          <w:szCs w:val="19"/>
+          <w:highlight w:val="red"/>
+          <w:shd w:val="clear" w:color="auto" w:fill="auto"/>
+          <w:lang w:val="en-US" w:eastAsia="zh-CN" w:bidi="ar"/>
+        </w:rPr>
+      </w:pPr>
+      <w:r>
+        <w:rPr>
+          <w:rFonts w:hint="eastAsia" w:ascii="sans-serif" w:hAnsi="sans-serif" w:eastAsia="sans-serif" w:cs="sans-serif"/>
+          <w:i w:val="0"/>
+          <w:iCs w:val="0"/>
+          <w:caps w:val="0"/>
+          <w:color w:val="auto"/>
+          <w:spacing w:val="0"/>
+          <w:kern w:val="0"/>
+          <w:sz w:val="19"/>
+          <w:szCs w:val="19"/>
+          <w:highlight w:val="red"/>
+          <w:shd w:val="clear" w:color="auto" w:fill="auto"/>
+          <w:lang w:val="en-US" w:eastAsia="zh-CN" w:bidi="ar"/>
+        </w:rPr>
+        <w:t>分析第二章数据并做波次和数值优化。</w:t>
+      </w:r>
+    </w:p>
+    <w:p>
+      <w:pPr>
+        <w:pStyle w:val="6"/>
+        <w:keepNext w:val="0"/>
+        <w:keepLines w:val="0"/>
+        <w:pageBreakBefore w:val="0"/>
+        <w:widowControl/>
+        <w:numPr>
+          <w:ilvl w:val="0"/>
+          <w:numId w:val="2"/>
+        </w:numPr>
+        <w:suppressLineNumbers w:val="0"/>
+        <w:kinsoku/>
+        <w:wordWrap/>
+        <w:overflowPunct/>
+        <w:topLinePunct w:val="0"/>
+        <w:autoSpaceDE/>
+        <w:autoSpaceDN/>
+        <w:bidi w:val="0"/>
+        <w:adjustRightInd/>
+        <w:snapToGrid/>
+        <w:spacing w:beforeAutospacing="0" w:afterAutospacing="0" w:line="360" w:lineRule="exact"/>
+        <w:textAlignment w:val="auto"/>
+        <w:rPr>
+          <w:rFonts w:hint="eastAsia" w:ascii="sans-serif" w:hAnsi="sans-serif" w:eastAsia="sans-serif" w:cs="sans-serif"/>
+          <w:i w:val="0"/>
+          <w:iCs w:val="0"/>
+          <w:caps w:val="0"/>
+          <w:color w:val="auto"/>
+          <w:spacing w:val="0"/>
+          <w:kern w:val="0"/>
+          <w:sz w:val="19"/>
+          <w:szCs w:val="19"/>
+          <w:highlight w:val="red"/>
+          <w:shd w:val="clear" w:color="auto" w:fill="auto"/>
+          <w:lang w:val="en-US" w:eastAsia="zh-CN" w:bidi="ar"/>
+        </w:rPr>
+      </w:pPr>
+      <w:r>
+        <w:rPr>
+          <w:rFonts w:hint="eastAsia" w:ascii="sans-serif" w:hAnsi="sans-serif" w:eastAsia="sans-serif" w:cs="sans-serif"/>
+          <w:i w:val="0"/>
+          <w:iCs w:val="0"/>
+          <w:caps w:val="0"/>
+          <w:color w:val="auto"/>
+          <w:spacing w:val="0"/>
+          <w:kern w:val="0"/>
+          <w:sz w:val="19"/>
+          <w:szCs w:val="19"/>
+          <w:highlight w:val="red"/>
+          <w:shd w:val="clear" w:color="auto" w:fill="auto"/>
+          <w:lang w:val="en-US" w:eastAsia="zh-CN" w:bidi="ar"/>
+        </w:rPr>
+        <w:t>看广告复活界面UI。</w:t>
+      </w:r>
+    </w:p>
+    <w:p>
+      <w:pPr>
+        <w:pStyle w:val="6"/>
+        <w:keepNext w:val="0"/>
+        <w:keepLines w:val="0"/>
+        <w:pageBreakBefore w:val="0"/>
+        <w:widowControl/>
+        <w:numPr>
+          <w:ilvl w:val="0"/>
+          <w:numId w:val="2"/>
+        </w:numPr>
+        <w:suppressLineNumbers w:val="0"/>
+        <w:kinsoku/>
+        <w:wordWrap/>
+        <w:overflowPunct/>
+        <w:topLinePunct w:val="0"/>
+        <w:autoSpaceDE/>
+        <w:autoSpaceDN/>
+        <w:bidi w:val="0"/>
+        <w:adjustRightInd/>
+        <w:snapToGrid/>
+        <w:spacing w:beforeAutospacing="0" w:afterAutospacing="0" w:line="360" w:lineRule="exact"/>
+        <w:textAlignment w:val="auto"/>
+        <w:rPr>
+          <w:rFonts w:hint="eastAsia" w:ascii="sans-serif" w:hAnsi="sans-serif" w:eastAsia="sans-serif" w:cs="sans-serif"/>
+          <w:i w:val="0"/>
+          <w:iCs w:val="0"/>
+          <w:caps w:val="0"/>
+          <w:color w:val="auto"/>
+          <w:spacing w:val="0"/>
+          <w:kern w:val="0"/>
+          <w:sz w:val="19"/>
+          <w:szCs w:val="19"/>
+          <w:highlight w:val="red"/>
+          <w:shd w:val="clear" w:color="auto" w:fill="auto"/>
+          <w:lang w:val="en-US" w:eastAsia="zh-CN" w:bidi="ar"/>
+        </w:rPr>
+      </w:pPr>
+      <w:r>
+        <w:rPr>
+          <w:rFonts w:hint="eastAsia" w:ascii="sans-serif" w:hAnsi="sans-serif" w:eastAsia="sans-serif" w:cs="sans-serif"/>
+          <w:i w:val="0"/>
+          <w:iCs w:val="0"/>
+          <w:caps w:val="0"/>
+          <w:color w:val="auto"/>
+          <w:spacing w:val="0"/>
+          <w:kern w:val="0"/>
+          <w:sz w:val="19"/>
+          <w:szCs w:val="19"/>
+          <w:highlight w:val="red"/>
+          <w:shd w:val="clear" w:color="auto" w:fill="auto"/>
+          <w:lang w:val="en-US" w:eastAsia="zh-CN" w:bidi="ar"/>
+        </w:rPr>
+        <w:t>需要平衡流派，冰冻流派太弱了，打不死BOSS，然后爆发流和分裂流派又太强了，火山BOSS根本回不上血，几秒杀死boss. 需要修改BOSS战斗30-60秒（或者你推荐一个BOSS战的区间数值），根据这个数值调整BOSS血量，和优化流派技能数值。</w:t>
+      </w:r>
+    </w:p>
+    <w:p>
+      <w:pPr>
+        <w:pStyle w:val="6"/>
+        <w:keepNext w:val="0"/>
+        <w:keepLines w:val="0"/>
+        <w:pageBreakBefore w:val="0"/>
+        <w:widowControl/>
+        <w:numPr>
+          <w:ilvl w:val="0"/>
+          <w:numId w:val="2"/>
+        </w:numPr>
+        <w:suppressLineNumbers w:val="0"/>
+        <w:kinsoku/>
+        <w:wordWrap/>
+        <w:overflowPunct/>
+        <w:topLinePunct w:val="0"/>
+        <w:autoSpaceDE/>
+        <w:autoSpaceDN/>
+        <w:bidi w:val="0"/>
+        <w:adjustRightInd/>
+        <w:snapToGrid/>
+        <w:spacing w:beforeAutospacing="0" w:afterAutospacing="0" w:line="360" w:lineRule="exact"/>
+        <w:textAlignment w:val="auto"/>
+        <w:rPr>
+          <w:rFonts w:hint="eastAsia" w:ascii="sans-serif" w:hAnsi="sans-serif" w:eastAsia="sans-serif" w:cs="sans-serif"/>
+          <w:i w:val="0"/>
+          <w:iCs w:val="0"/>
+          <w:caps w:val="0"/>
+          <w:color w:val="auto"/>
+          <w:spacing w:val="0"/>
+          <w:kern w:val="0"/>
+          <w:sz w:val="19"/>
+          <w:szCs w:val="19"/>
+          <w:highlight w:val="red"/>
+          <w:shd w:val="clear" w:color="auto" w:fill="auto"/>
+          <w:lang w:val="en-US" w:eastAsia="zh-CN" w:bidi="ar"/>
+        </w:rPr>
+      </w:pPr>
+      <w:r>
+        <w:rPr>
+          <w:rFonts w:hint="eastAsia" w:ascii="sans-serif" w:hAnsi="sans-serif" w:eastAsia="sans-serif" w:cs="sans-serif"/>
+          <w:i w:val="0"/>
+          <w:iCs w:val="0"/>
+          <w:caps w:val="0"/>
+          <w:color w:val="auto"/>
+          <w:spacing w:val="0"/>
+          <w:kern w:val="0"/>
+          <w:sz w:val="19"/>
+          <w:szCs w:val="19"/>
+          <w:highlight w:val="red"/>
+          <w:shd w:val="clear" w:color="auto" w:fill="auto"/>
+          <w:lang w:val="en-US" w:eastAsia="zh-CN" w:bidi="ar"/>
+        </w:rPr>
+        <w:t>需要修复大招充能满后显示特效的BUG。查看OverloadManager脚本，查看ReadyVFX特效的显示功能是否正常？</w:t>
+      </w:r>
+    </w:p>
+    <w:p>
+      <w:pPr>
+        <w:pStyle w:val="6"/>
+        <w:keepNext w:val="0"/>
+        <w:keepLines w:val="0"/>
+        <w:pageBreakBefore w:val="0"/>
+        <w:widowControl/>
+        <w:numPr>
+          <w:ilvl w:val="0"/>
+          <w:numId w:val="2"/>
+        </w:numPr>
+        <w:suppressLineNumbers w:val="0"/>
+        <w:kinsoku/>
+        <w:wordWrap/>
+        <w:overflowPunct/>
+        <w:topLinePunct w:val="0"/>
+        <w:autoSpaceDE/>
+        <w:autoSpaceDN/>
+        <w:bidi w:val="0"/>
+        <w:adjustRightInd/>
+        <w:snapToGrid/>
+        <w:spacing w:beforeAutospacing="0" w:afterAutospacing="0" w:line="360" w:lineRule="exact"/>
+        <w:textAlignment w:val="auto"/>
+        <w:rPr>
+          <w:rFonts w:hint="eastAsia" w:ascii="sans-serif" w:hAnsi="sans-serif" w:eastAsia="sans-serif" w:cs="sans-serif"/>
+          <w:i w:val="0"/>
+          <w:iCs w:val="0"/>
+          <w:caps w:val="0"/>
+          <w:color w:val="auto"/>
+          <w:spacing w:val="0"/>
+          <w:kern w:val="0"/>
+          <w:sz w:val="19"/>
+          <w:szCs w:val="19"/>
+          <w:highlight w:val="red"/>
+          <w:shd w:val="clear" w:color="auto" w:fill="auto"/>
+          <w:lang w:val="en-US" w:eastAsia="zh-CN" w:bidi="ar"/>
+        </w:rPr>
+      </w:pPr>
+      <w:r>
+        <w:rPr>
+          <w:rFonts w:hint="eastAsia" w:ascii="sans-serif" w:hAnsi="sans-serif" w:eastAsia="sans-serif" w:cs="sans-serif"/>
+          <w:i w:val="0"/>
+          <w:iCs w:val="0"/>
+          <w:caps w:val="0"/>
+          <w:color w:val="auto"/>
+          <w:spacing w:val="0"/>
+          <w:kern w:val="0"/>
+          <w:sz w:val="19"/>
+          <w:szCs w:val="19"/>
+          <w:highlight w:val="red"/>
+          <w:shd w:val="clear" w:color="auto" w:fill="auto"/>
+          <w:lang w:val="en-US" w:eastAsia="zh-CN" w:bidi="ar"/>
+        </w:rPr>
+        <w:t>协助我解决BUG，先确定方案，等我确认后，再开始修改代码。远程熔岩炮手怪物会出现屏幕外，然后无法回到屏幕内（包括射出的子弹也打中空气墙，无法射击到光棱塔）。可能有2中情况，第一种是空气墙导致的怪物无法入场（怪物出生时，被别的怪物挤出屏幕外），第二种是怪物出生被激光推出墙外（如果玩家没有选择激光反射，激光可以射击出墙外一段距离）。因为第一章的弹球怪和激光反射技能是需要空气墙做反弹的。我想到一种解决方案就是，如果某一个怪物出现在屏幕外超过一定的时间则自动销毁（这个方案也不完美，因为玩家可以听到熔岩炮手怪再墙外射击子弹的音效，然后有没有看到怪物在哪的困惑）？如果你有更好的方案可以告诉我。</w:t>
+      </w:r>
+    </w:p>
+    <w:p>
+      <w:pPr>
+        <w:pStyle w:val="6"/>
+        <w:keepNext w:val="0"/>
+        <w:keepLines w:val="0"/>
+        <w:pageBreakBefore w:val="0"/>
+        <w:widowControl/>
+        <w:numPr>
+          <w:ilvl w:val="0"/>
+          <w:numId w:val="2"/>
+        </w:numPr>
+        <w:suppressLineNumbers w:val="0"/>
+        <w:kinsoku/>
+        <w:wordWrap/>
+        <w:overflowPunct/>
+        <w:topLinePunct w:val="0"/>
+        <w:autoSpaceDE/>
+        <w:autoSpaceDN/>
+        <w:bidi w:val="0"/>
+        <w:adjustRightInd/>
+        <w:snapToGrid/>
+        <w:spacing w:beforeAutospacing="0" w:afterAutospacing="0" w:line="360" w:lineRule="exact"/>
+        <w:textAlignment w:val="auto"/>
+        <w:rPr>
+          <w:rFonts w:hint="eastAsia" w:ascii="sans-serif" w:hAnsi="sans-serif" w:eastAsia="sans-serif" w:cs="sans-serif"/>
+          <w:i w:val="0"/>
+          <w:iCs w:val="0"/>
+          <w:caps w:val="0"/>
+          <w:color w:val="auto"/>
+          <w:spacing w:val="0"/>
+          <w:kern w:val="0"/>
+          <w:sz w:val="19"/>
+          <w:szCs w:val="19"/>
+          <w:highlight w:val="red"/>
+          <w:shd w:val="clear" w:color="auto" w:fill="auto"/>
+          <w:lang w:val="en-US" w:eastAsia="zh-CN" w:bidi="ar"/>
+        </w:rPr>
+      </w:pPr>
+      <w:r>
+        <w:rPr>
+          <w:rFonts w:hint="eastAsia" w:ascii="sans-serif" w:hAnsi="sans-serif" w:eastAsia="sans-serif" w:cs="sans-serif"/>
+          <w:i w:val="0"/>
+          <w:iCs w:val="0"/>
+          <w:caps w:val="0"/>
+          <w:color w:val="auto"/>
+          <w:spacing w:val="0"/>
+          <w:kern w:val="0"/>
+          <w:sz w:val="19"/>
+          <w:szCs w:val="19"/>
+          <w:highlight w:val="red"/>
+          <w:shd w:val="clear" w:color="auto" w:fill="auto"/>
+          <w:lang w:val="en-US" w:eastAsia="zh-CN" w:bidi="ar"/>
+        </w:rPr>
+        <w:t>为什么有时候激光射击岩浆液有激光的音效？有时候没有激光的音效？</w:t>
+      </w:r>
+    </w:p>
+    <w:p>
+      <w:pPr>
+        <w:pStyle w:val="6"/>
+        <w:keepNext w:val="0"/>
+        <w:keepLines w:val="0"/>
+        <w:pageBreakBefore w:val="0"/>
+        <w:widowControl/>
+        <w:numPr>
+          <w:ilvl w:val="0"/>
+          <w:numId w:val="2"/>
+        </w:numPr>
+        <w:suppressLineNumbers w:val="0"/>
+        <w:kinsoku/>
+        <w:wordWrap/>
+        <w:overflowPunct/>
+        <w:topLinePunct w:val="0"/>
+        <w:autoSpaceDE/>
+        <w:autoSpaceDN/>
+        <w:bidi w:val="0"/>
+        <w:adjustRightInd/>
+        <w:snapToGrid/>
+        <w:spacing w:beforeAutospacing="0" w:afterAutospacing="0" w:line="360" w:lineRule="exact"/>
+        <w:textAlignment w:val="auto"/>
+        <w:rPr>
+          <w:rFonts w:hint="eastAsia" w:ascii="sans-serif" w:hAnsi="sans-serif" w:eastAsia="sans-serif" w:cs="sans-serif"/>
+          <w:i w:val="0"/>
+          <w:iCs w:val="0"/>
+          <w:caps w:val="0"/>
+          <w:color w:val="auto"/>
+          <w:spacing w:val="0"/>
+          <w:kern w:val="0"/>
+          <w:sz w:val="19"/>
+          <w:szCs w:val="19"/>
+          <w:highlight w:val="red"/>
+          <w:shd w:val="clear" w:color="auto" w:fill="auto"/>
+          <w:lang w:val="en-US" w:eastAsia="zh-CN" w:bidi="ar"/>
+        </w:rPr>
+      </w:pPr>
+      <w:r>
+        <w:rPr>
+          <w:rFonts w:hint="eastAsia" w:ascii="sans-serif" w:hAnsi="sans-serif" w:eastAsia="sans-serif" w:cs="sans-serif"/>
+          <w:i w:val="0"/>
+          <w:iCs w:val="0"/>
+          <w:caps w:val="0"/>
+          <w:color w:val="auto"/>
+          <w:spacing w:val="0"/>
+          <w:kern w:val="0"/>
+          <w:sz w:val="19"/>
+          <w:szCs w:val="19"/>
+          <w:highlight w:val="red"/>
+          <w:shd w:val="clear" w:color="auto" w:fill="auto"/>
+          <w:lang w:val="en-US" w:eastAsia="zh-CN" w:bidi="ar"/>
+        </w:rPr>
+        <w:t>查找并解决BUG，偶尔出现再游戏对战中，激光杀死熔岩自爆怪的死亡爆炸音效，声音很闷（不确定是另外一个音效？还是调用的爆炸音效变小了，总之不正常），然后这局游戏结束，返回主页，重新进入游戏，爆炸音效又正常了。</w:t>
+      </w:r>
+    </w:p>
+    <w:p>
+      <w:pPr>
+        <w:pStyle w:val="6"/>
+        <w:keepNext w:val="0"/>
+        <w:keepLines w:val="0"/>
+        <w:pageBreakBefore w:val="0"/>
+        <w:widowControl/>
+        <w:numPr>
+          <w:ilvl w:val="0"/>
+          <w:numId w:val="2"/>
+        </w:numPr>
+        <w:suppressLineNumbers w:val="0"/>
+        <w:kinsoku/>
+        <w:wordWrap/>
+        <w:overflowPunct/>
+        <w:topLinePunct w:val="0"/>
+        <w:autoSpaceDE/>
+        <w:autoSpaceDN/>
+        <w:bidi w:val="0"/>
+        <w:adjustRightInd/>
+        <w:snapToGrid/>
+        <w:spacing w:beforeAutospacing="0" w:afterAutospacing="0" w:line="360" w:lineRule="exact"/>
+        <w:textAlignment w:val="auto"/>
+        <w:rPr>
+          <w:rFonts w:hint="eastAsia" w:ascii="sans-serif" w:hAnsi="sans-serif" w:eastAsia="sans-serif" w:cs="sans-serif"/>
+          <w:i w:val="0"/>
+          <w:iCs w:val="0"/>
+          <w:caps w:val="0"/>
+          <w:color w:val="auto"/>
+          <w:spacing w:val="0"/>
+          <w:kern w:val="0"/>
+          <w:sz w:val="19"/>
+          <w:szCs w:val="19"/>
+          <w:highlight w:val="red"/>
+          <w:shd w:val="clear" w:color="auto" w:fill="auto"/>
+          <w:lang w:val="en-US" w:eastAsia="zh-CN" w:bidi="ar"/>
+        </w:rPr>
+      </w:pPr>
+      <w:r>
+        <w:rPr>
+          <w:rFonts w:hint="eastAsia" w:ascii="sans-serif" w:hAnsi="sans-serif" w:eastAsia="sans-serif" w:cs="sans-serif"/>
+          <w:i w:val="0"/>
+          <w:iCs w:val="0"/>
+          <w:caps w:val="0"/>
+          <w:color w:val="auto"/>
+          <w:spacing w:val="0"/>
+          <w:kern w:val="0"/>
+          <w:sz w:val="19"/>
+          <w:szCs w:val="19"/>
+          <w:highlight w:val="red"/>
+          <w:shd w:val="clear" w:color="auto" w:fill="auto"/>
+          <w:lang w:val="en-US" w:eastAsia="zh-CN" w:bidi="ar"/>
+        </w:rPr>
+        <w:t>弹出战斗结算面板，关闭所有战斗音效，只保留UI音效。游戏结束后，点击返回按钮，还有游戏音效。（应该去掉怪物和激光等音效，只保留UI音效）</w:t>
+      </w:r>
+    </w:p>
+    <w:p>
+      <w:pPr>
+        <w:pStyle w:val="6"/>
+        <w:keepNext w:val="0"/>
+        <w:keepLines w:val="0"/>
+        <w:pageBreakBefore w:val="0"/>
+        <w:widowControl/>
+        <w:numPr>
+          <w:ilvl w:val="0"/>
+          <w:numId w:val="2"/>
+        </w:numPr>
+        <w:suppressLineNumbers w:val="0"/>
+        <w:kinsoku/>
+        <w:wordWrap/>
+        <w:overflowPunct/>
+        <w:topLinePunct w:val="0"/>
+        <w:autoSpaceDE/>
+        <w:autoSpaceDN/>
+        <w:bidi w:val="0"/>
+        <w:adjustRightInd/>
+        <w:snapToGrid/>
+        <w:spacing w:beforeAutospacing="0" w:afterAutospacing="0" w:line="360" w:lineRule="exact"/>
+        <w:textAlignment w:val="auto"/>
+        <w:rPr>
+          <w:rFonts w:hint="eastAsia" w:ascii="sans-serif" w:hAnsi="sans-serif" w:eastAsia="sans-serif" w:cs="sans-serif"/>
+          <w:i w:val="0"/>
+          <w:iCs w:val="0"/>
+          <w:caps w:val="0"/>
+          <w:color w:val="auto"/>
+          <w:spacing w:val="0"/>
+          <w:kern w:val="0"/>
+          <w:sz w:val="19"/>
+          <w:szCs w:val="19"/>
+          <w:highlight w:val="red"/>
+          <w:shd w:val="clear" w:color="auto" w:fill="auto"/>
+          <w:lang w:val="en-US" w:eastAsia="zh-CN" w:bidi="ar"/>
+        </w:rPr>
+      </w:pPr>
+      <w:r>
+        <w:rPr>
+          <w:rFonts w:hint="eastAsia" w:ascii="sans-serif" w:hAnsi="sans-serif" w:eastAsia="sans-serif" w:cs="sans-serif"/>
+          <w:i w:val="0"/>
+          <w:iCs w:val="0"/>
+          <w:caps w:val="0"/>
+          <w:color w:val="auto"/>
+          <w:spacing w:val="0"/>
+          <w:kern w:val="0"/>
+          <w:sz w:val="19"/>
+          <w:szCs w:val="19"/>
+          <w:highlight w:val="red"/>
+          <w:shd w:val="clear" w:color="auto" w:fill="auto"/>
+          <w:lang w:val="en-US" w:eastAsia="zh-CN" w:bidi="ar"/>
+        </w:rPr>
+        <w:t>大招无法锁定boss的bug.</w:t>
+      </w:r>
+    </w:p>
+    <w:p>
+      <w:pPr>
+        <w:pStyle w:val="6"/>
+        <w:keepNext w:val="0"/>
+        <w:keepLines w:val="0"/>
+        <w:pageBreakBefore w:val="0"/>
+        <w:widowControl/>
+        <w:numPr>
+          <w:ilvl w:val="0"/>
+          <w:numId w:val="2"/>
+        </w:numPr>
+        <w:suppressLineNumbers w:val="0"/>
+        <w:kinsoku/>
+        <w:wordWrap/>
+        <w:overflowPunct/>
+        <w:topLinePunct w:val="0"/>
+        <w:autoSpaceDE/>
+        <w:autoSpaceDN/>
+        <w:bidi w:val="0"/>
+        <w:adjustRightInd/>
+        <w:snapToGrid/>
+        <w:spacing w:beforeAutospacing="0" w:afterAutospacing="0" w:line="360" w:lineRule="exact"/>
+        <w:textAlignment w:val="auto"/>
+        <w:rPr>
+          <w:rFonts w:hint="default" w:ascii="微软雅黑" w:hAnsi="微软雅黑" w:eastAsia="微软雅黑" w:cs="微软雅黑"/>
+          <w:i w:val="0"/>
+          <w:iCs w:val="0"/>
+          <w:caps w:val="0"/>
+          <w:spacing w:val="0"/>
+          <w:sz w:val="19"/>
+          <w:szCs w:val="19"/>
+          <w:highlight w:val="red"/>
+          <w:vertAlign w:val="baseline"/>
+          <w:lang w:val="en-US" w:eastAsia="zh-CN"/>
+        </w:rPr>
+      </w:pPr>
+      <w:r>
+        <w:rPr>
+          <w:rFonts w:hint="eastAsia" w:ascii="sans-serif" w:hAnsi="sans-serif" w:eastAsia="sans-serif" w:cs="sans-serif"/>
+          <w:i w:val="0"/>
+          <w:iCs w:val="0"/>
+          <w:caps w:val="0"/>
+          <w:color w:val="auto"/>
+          <w:spacing w:val="0"/>
+          <w:kern w:val="0"/>
+          <w:sz w:val="19"/>
+          <w:szCs w:val="19"/>
+          <w:highlight w:val="red"/>
+          <w:shd w:val="clear" w:color="auto" w:fill="auto"/>
+          <w:lang w:val="en-US" w:eastAsia="zh-CN" w:bidi="ar"/>
+        </w:rPr>
+        <w:t>修改怪物的眼睛不要旋转。</w:t>
+      </w:r>
+    </w:p>
+    <w:p>
+      <w:pPr>
+        <w:pStyle w:val="6"/>
+        <w:keepNext w:val="0"/>
+        <w:keepLines w:val="0"/>
+        <w:pageBreakBefore w:val="0"/>
+        <w:widowControl/>
+        <w:numPr>
+          <w:ilvl w:val="0"/>
+          <w:numId w:val="2"/>
+        </w:numPr>
+        <w:suppressLineNumbers w:val="0"/>
+        <w:kinsoku/>
+        <w:wordWrap/>
+        <w:overflowPunct/>
+        <w:topLinePunct w:val="0"/>
+        <w:autoSpaceDE/>
+        <w:autoSpaceDN/>
+        <w:bidi w:val="0"/>
+        <w:adjustRightInd/>
+        <w:snapToGrid/>
+        <w:spacing w:beforeAutospacing="0" w:afterAutospacing="0" w:line="360" w:lineRule="exact"/>
+        <w:textAlignment w:val="auto"/>
+        <w:rPr>
+          <w:rFonts w:hint="default" w:ascii="微软雅黑" w:hAnsi="微软雅黑" w:eastAsia="微软雅黑" w:cs="微软雅黑"/>
+          <w:i w:val="0"/>
+          <w:iCs w:val="0"/>
+          <w:caps w:val="0"/>
+          <w:spacing w:val="0"/>
+          <w:sz w:val="19"/>
+          <w:szCs w:val="19"/>
+          <w:highlight w:val="red"/>
+          <w:vertAlign w:val="baseline"/>
+          <w:lang w:val="en-US" w:eastAsia="zh-CN"/>
+        </w:rPr>
+      </w:pPr>
+      <w:r>
+        <w:rPr>
+          <w:rFonts w:hint="eastAsia" w:ascii="sans-serif" w:hAnsi="sans-serif" w:eastAsia="sans-serif" w:cs="sans-serif"/>
+          <w:i w:val="0"/>
+          <w:iCs w:val="0"/>
+          <w:caps w:val="0"/>
+          <w:color w:val="auto"/>
+          <w:spacing w:val="0"/>
+          <w:kern w:val="0"/>
+          <w:sz w:val="19"/>
+          <w:szCs w:val="19"/>
+          <w:highlight w:val="red"/>
+          <w:shd w:val="clear" w:color="auto" w:fill="auto"/>
+          <w:lang w:val="en-US" w:eastAsia="zh-CN" w:bidi="ar"/>
+        </w:rPr>
+        <w:t>迭代了霜冻施法者和精英霜冻施法者美术，还有相关功能设计。</w:t>
+      </w:r>
+    </w:p>
+    <w:p>
+      <w:pPr>
+        <w:pStyle w:val="6"/>
+        <w:keepNext w:val="0"/>
+        <w:keepLines w:val="0"/>
+        <w:pageBreakBefore w:val="0"/>
+        <w:widowControl/>
+        <w:numPr>
+          <w:ilvl w:val="0"/>
+          <w:numId w:val="2"/>
+        </w:numPr>
+        <w:suppressLineNumbers w:val="0"/>
+        <w:kinsoku/>
+        <w:wordWrap/>
+        <w:overflowPunct/>
+        <w:topLinePunct w:val="0"/>
+        <w:autoSpaceDE/>
+        <w:autoSpaceDN/>
+        <w:bidi w:val="0"/>
+        <w:adjustRightInd/>
+        <w:snapToGrid/>
+        <w:spacing w:beforeAutospacing="0" w:afterAutospacing="0" w:line="360" w:lineRule="exact"/>
+        <w:textAlignment w:val="auto"/>
+        <w:rPr>
+          <w:rFonts w:hint="default" w:ascii="微软雅黑" w:hAnsi="微软雅黑" w:eastAsia="微软雅黑" w:cs="微软雅黑"/>
+          <w:i w:val="0"/>
+          <w:iCs w:val="0"/>
+          <w:caps w:val="0"/>
+          <w:spacing w:val="0"/>
+          <w:sz w:val="19"/>
+          <w:szCs w:val="19"/>
+          <w:highlight w:val="red"/>
+          <w:vertAlign w:val="baseline"/>
+          <w:lang w:val="en-US" w:eastAsia="zh-CN"/>
+        </w:rPr>
+      </w:pPr>
+      <w:r>
+        <w:rPr>
+          <w:rFonts w:hint="eastAsia" w:ascii="sans-serif" w:hAnsi="sans-serif" w:eastAsia="sans-serif" w:cs="sans-serif"/>
+          <w:i w:val="0"/>
+          <w:iCs w:val="0"/>
+          <w:caps w:val="0"/>
+          <w:color w:val="auto"/>
+          <w:spacing w:val="0"/>
+          <w:kern w:val="0"/>
+          <w:sz w:val="19"/>
+          <w:szCs w:val="19"/>
+          <w:highlight w:val="red"/>
+          <w:shd w:val="clear" w:color="auto" w:fill="auto"/>
+          <w:lang w:val="en-US" w:eastAsia="zh-CN" w:bidi="ar"/>
+        </w:rPr>
+        <w:t>新增极寒炮手远程怪</w:t>
+      </w:r>
+    </w:p>
+    <w:p>
+      <w:pPr>
+        <w:pStyle w:val="6"/>
+        <w:keepNext w:val="0"/>
+        <w:keepLines w:val="0"/>
+        <w:pageBreakBefore w:val="0"/>
+        <w:widowControl/>
+        <w:numPr>
+          <w:ilvl w:val="0"/>
+          <w:numId w:val="2"/>
+        </w:numPr>
+        <w:suppressLineNumbers w:val="0"/>
+        <w:kinsoku/>
+        <w:wordWrap/>
+        <w:overflowPunct/>
+        <w:topLinePunct w:val="0"/>
+        <w:autoSpaceDE/>
+        <w:autoSpaceDN/>
+        <w:bidi w:val="0"/>
+        <w:adjustRightInd/>
+        <w:snapToGrid/>
+        <w:spacing w:beforeAutospacing="0" w:afterAutospacing="0" w:line="360" w:lineRule="exact"/>
+        <w:textAlignment w:val="auto"/>
+        <w:rPr>
+          <w:rFonts w:hint="eastAsia" w:ascii="微软雅黑" w:hAnsi="微软雅黑" w:eastAsia="微软雅黑" w:cs="微软雅黑"/>
+          <w:i w:val="0"/>
+          <w:iCs w:val="0"/>
+          <w:caps w:val="0"/>
+          <w:spacing w:val="0"/>
+          <w:sz w:val="19"/>
+          <w:szCs w:val="19"/>
+          <w:highlight w:val="red"/>
+          <w:vertAlign w:val="baseline"/>
+          <w:lang w:val="en-US" w:eastAsia="zh-CN"/>
+        </w:rPr>
+      </w:pPr>
+      <w:r>
+        <w:rPr>
+          <w:rFonts w:hint="eastAsia" w:ascii="微软雅黑" w:hAnsi="微软雅黑" w:eastAsia="微软雅黑" w:cs="微软雅黑"/>
+          <w:i w:val="0"/>
+          <w:iCs w:val="0"/>
+          <w:caps w:val="0"/>
+          <w:spacing w:val="0"/>
+          <w:sz w:val="19"/>
+          <w:szCs w:val="19"/>
+          <w:highlight w:val="red"/>
+          <w:vertAlign w:val="baseline"/>
+          <w:lang w:val="en-US" w:eastAsia="zh-CN"/>
+        </w:rPr>
+        <w:t>修复极寒炮手不能发射子弹，并且冲向玩家的问题</w:t>
+      </w:r>
+    </w:p>
+    <w:p>
+      <w:pPr>
+        <w:pStyle w:val="6"/>
+        <w:keepNext w:val="0"/>
+        <w:keepLines w:val="0"/>
+        <w:pageBreakBefore w:val="0"/>
+        <w:widowControl/>
+        <w:numPr>
+          <w:ilvl w:val="0"/>
+          <w:numId w:val="2"/>
+        </w:numPr>
+        <w:suppressLineNumbers w:val="0"/>
+        <w:kinsoku/>
+        <w:wordWrap/>
+        <w:overflowPunct/>
+        <w:topLinePunct w:val="0"/>
+        <w:autoSpaceDE/>
+        <w:autoSpaceDN/>
+        <w:bidi w:val="0"/>
+        <w:adjustRightInd/>
+        <w:snapToGrid/>
+        <w:spacing w:beforeAutospacing="0" w:afterAutospacing="0" w:line="360" w:lineRule="exact"/>
+        <w:textAlignment w:val="auto"/>
+        <w:rPr>
+          <w:rFonts w:hint="eastAsia" w:ascii="微软雅黑" w:hAnsi="微软雅黑" w:eastAsia="微软雅黑" w:cs="微软雅黑"/>
+          <w:i w:val="0"/>
+          <w:iCs w:val="0"/>
+          <w:caps w:val="0"/>
+          <w:spacing w:val="0"/>
+          <w:sz w:val="19"/>
+          <w:szCs w:val="19"/>
+          <w:highlight w:val="red"/>
+          <w:vertAlign w:val="baseline"/>
+          <w:lang w:val="en-US" w:eastAsia="zh-CN"/>
+        </w:rPr>
+      </w:pPr>
+      <w:r>
+        <w:rPr>
+          <w:rFonts w:hint="eastAsia" w:ascii="微软雅黑" w:hAnsi="微软雅黑" w:eastAsia="微软雅黑" w:cs="微软雅黑"/>
+          <w:i w:val="0"/>
+          <w:iCs w:val="0"/>
+          <w:caps w:val="0"/>
+          <w:spacing w:val="0"/>
+          <w:sz w:val="19"/>
+          <w:szCs w:val="19"/>
+          <w:highlight w:val="red"/>
+          <w:vertAlign w:val="baseline"/>
+          <w:lang w:val="en-US" w:eastAsia="zh-CN"/>
+        </w:rPr>
+        <w:t>修复冰墙存在时间太短的问题</w:t>
+      </w:r>
+    </w:p>
+    <w:p>
+      <w:pPr>
+        <w:pStyle w:val="6"/>
+        <w:keepNext w:val="0"/>
+        <w:keepLines w:val="0"/>
+        <w:pageBreakBefore w:val="0"/>
+        <w:widowControl/>
+        <w:numPr>
+          <w:ilvl w:val="0"/>
+          <w:numId w:val="2"/>
+        </w:numPr>
+        <w:suppressLineNumbers w:val="0"/>
+        <w:kinsoku/>
+        <w:wordWrap/>
+        <w:overflowPunct/>
+        <w:topLinePunct w:val="0"/>
+        <w:autoSpaceDE/>
+        <w:autoSpaceDN/>
+        <w:bidi w:val="0"/>
+        <w:adjustRightInd/>
+        <w:snapToGrid/>
+        <w:spacing w:beforeAutospacing="0" w:afterAutospacing="0" w:line="360" w:lineRule="exact"/>
+        <w:textAlignment w:val="auto"/>
+        <w:rPr>
+          <w:rFonts w:hint="eastAsia" w:ascii="微软雅黑" w:hAnsi="微软雅黑" w:eastAsia="微软雅黑" w:cs="微软雅黑"/>
+          <w:i w:val="0"/>
+          <w:iCs w:val="0"/>
+          <w:caps w:val="0"/>
+          <w:spacing w:val="0"/>
+          <w:sz w:val="19"/>
+          <w:szCs w:val="19"/>
+          <w:highlight w:val="red"/>
+          <w:vertAlign w:val="baseline"/>
+          <w:lang w:val="en-US" w:eastAsia="zh-CN"/>
+        </w:rPr>
+      </w:pPr>
+      <w:r>
+        <w:rPr>
+          <w:rFonts w:hint="eastAsia" w:ascii="微软雅黑" w:hAnsi="微软雅黑" w:eastAsia="微软雅黑" w:cs="微软雅黑"/>
+          <w:i w:val="0"/>
+          <w:iCs w:val="0"/>
+          <w:caps w:val="0"/>
+          <w:spacing w:val="0"/>
+          <w:sz w:val="19"/>
+          <w:szCs w:val="19"/>
+          <w:highlight w:val="red"/>
+          <w:vertAlign w:val="baseline"/>
+          <w:lang w:val="en-US" w:eastAsia="zh-CN"/>
+        </w:rPr>
+        <w:t>修复霜冻施法者释放完冰墙后冲塔太慢的问题</w:t>
+      </w:r>
+    </w:p>
+    <w:p>
+      <w:pPr>
+        <w:pStyle w:val="6"/>
+        <w:keepNext w:val="0"/>
+        <w:keepLines w:val="0"/>
+        <w:pageBreakBefore w:val="0"/>
+        <w:widowControl/>
+        <w:numPr>
+          <w:ilvl w:val="0"/>
+          <w:numId w:val="2"/>
+        </w:numPr>
+        <w:suppressLineNumbers w:val="0"/>
+        <w:kinsoku/>
+        <w:wordWrap/>
+        <w:overflowPunct/>
+        <w:topLinePunct w:val="0"/>
+        <w:autoSpaceDE/>
+        <w:autoSpaceDN/>
+        <w:bidi w:val="0"/>
+        <w:adjustRightInd/>
+        <w:snapToGrid/>
+        <w:spacing w:beforeAutospacing="0" w:afterAutospacing="0" w:line="360" w:lineRule="exact"/>
+        <w:textAlignment w:val="auto"/>
+        <w:rPr>
+          <w:rFonts w:hint="eastAsia" w:ascii="微软雅黑" w:hAnsi="微软雅黑" w:eastAsia="微软雅黑" w:cs="微软雅黑"/>
+          <w:i w:val="0"/>
+          <w:iCs w:val="0"/>
+          <w:caps w:val="0"/>
+          <w:spacing w:val="0"/>
+          <w:sz w:val="19"/>
+          <w:szCs w:val="19"/>
+          <w:highlight w:val="red"/>
+          <w:vertAlign w:val="baseline"/>
+          <w:lang w:val="en-US" w:eastAsia="zh-CN"/>
+        </w:rPr>
+      </w:pPr>
+      <w:r>
+        <w:rPr>
+          <w:rFonts w:hint="eastAsia" w:ascii="微软雅黑" w:hAnsi="微软雅黑" w:eastAsia="微软雅黑" w:cs="微软雅黑"/>
+          <w:i w:val="0"/>
+          <w:iCs w:val="0"/>
+          <w:caps w:val="0"/>
+          <w:spacing w:val="0"/>
+          <w:sz w:val="19"/>
+          <w:szCs w:val="19"/>
+          <w:highlight w:val="red"/>
+          <w:vertAlign w:val="baseline"/>
+          <w:lang w:val="en-US" w:eastAsia="zh-CN"/>
+        </w:rPr>
+        <w:t>修改波次结束的判定，增加如果场景中有冰墙或者任意怪物都不能判定结束，现在游戏战斗中，存在冰墙生成小怪时，显示波次结束，然后无人机入场了。</w:t>
+      </w:r>
+    </w:p>
+    <w:p>
+      <w:pPr>
+        <w:pStyle w:val="6"/>
+        <w:keepNext w:val="0"/>
+        <w:keepLines w:val="0"/>
+        <w:pageBreakBefore w:val="0"/>
+        <w:widowControl/>
+        <w:numPr>
+          <w:ilvl w:val="0"/>
+          <w:numId w:val="2"/>
+        </w:numPr>
+        <w:suppressLineNumbers w:val="0"/>
+        <w:kinsoku/>
+        <w:wordWrap/>
+        <w:overflowPunct/>
+        <w:topLinePunct w:val="0"/>
+        <w:autoSpaceDE/>
+        <w:autoSpaceDN/>
+        <w:bidi w:val="0"/>
+        <w:adjustRightInd/>
+        <w:snapToGrid/>
+        <w:spacing w:beforeAutospacing="0" w:afterAutospacing="0" w:line="360" w:lineRule="exact"/>
+        <w:textAlignment w:val="auto"/>
+        <w:rPr>
+          <w:rFonts w:hint="eastAsia" w:ascii="微软雅黑" w:hAnsi="微软雅黑" w:eastAsia="微软雅黑" w:cs="微软雅黑"/>
+          <w:i w:val="0"/>
+          <w:iCs w:val="0"/>
+          <w:caps w:val="0"/>
+          <w:spacing w:val="0"/>
+          <w:sz w:val="19"/>
+          <w:szCs w:val="19"/>
+          <w:highlight w:val="red"/>
+          <w:vertAlign w:val="baseline"/>
+          <w:lang w:val="en-US" w:eastAsia="zh-CN"/>
+        </w:rPr>
+      </w:pPr>
+      <w:r>
+        <w:rPr>
+          <w:rFonts w:hint="eastAsia" w:ascii="微软雅黑" w:hAnsi="微软雅黑" w:eastAsia="微软雅黑" w:cs="微软雅黑"/>
+          <w:i w:val="0"/>
+          <w:iCs w:val="0"/>
+          <w:caps w:val="0"/>
+          <w:spacing w:val="0"/>
+          <w:sz w:val="19"/>
+          <w:szCs w:val="19"/>
+          <w:highlight w:val="red"/>
+          <w:vertAlign w:val="baseline"/>
+          <w:lang w:val="en-US" w:eastAsia="zh-CN"/>
+        </w:rPr>
+        <w:t>检查极寒炮手刷新后，为什么会有几颗子弹是横向出生的？然后过一会炮手发射的子弹才正常？</w:t>
+      </w:r>
+    </w:p>
+    <w:p>
+      <w:pPr>
+        <w:pStyle w:val="6"/>
+        <w:keepNext w:val="0"/>
+        <w:keepLines w:val="0"/>
+        <w:pageBreakBefore w:val="0"/>
+        <w:widowControl/>
+        <w:numPr>
+          <w:ilvl w:val="0"/>
+          <w:numId w:val="2"/>
+        </w:numPr>
+        <w:suppressLineNumbers w:val="0"/>
+        <w:kinsoku/>
+        <w:wordWrap/>
+        <w:overflowPunct/>
+        <w:topLinePunct w:val="0"/>
+        <w:autoSpaceDE/>
+        <w:autoSpaceDN/>
+        <w:bidi w:val="0"/>
+        <w:adjustRightInd/>
+        <w:snapToGrid/>
+        <w:spacing w:beforeAutospacing="0" w:afterAutospacing="0" w:line="360" w:lineRule="exact"/>
+        <w:textAlignment w:val="auto"/>
+        <w:rPr>
+          <w:rFonts w:hint="eastAsia" w:ascii="微软雅黑" w:hAnsi="微软雅黑" w:eastAsia="微软雅黑" w:cs="微软雅黑"/>
+          <w:i w:val="0"/>
+          <w:iCs w:val="0"/>
+          <w:caps w:val="0"/>
+          <w:spacing w:val="0"/>
+          <w:sz w:val="19"/>
+          <w:szCs w:val="19"/>
+          <w:highlight w:val="red"/>
+          <w:vertAlign w:val="baseline"/>
+          <w:lang w:val="en-US" w:eastAsia="zh-CN"/>
+        </w:rPr>
+      </w:pPr>
+      <w:r>
+        <w:rPr>
+          <w:rFonts w:hint="eastAsia" w:ascii="微软雅黑" w:hAnsi="微软雅黑" w:eastAsia="微软雅黑" w:cs="微软雅黑"/>
+          <w:i w:val="0"/>
+          <w:iCs w:val="0"/>
+          <w:caps w:val="0"/>
+          <w:spacing w:val="0"/>
+          <w:sz w:val="19"/>
+          <w:szCs w:val="19"/>
+          <w:highlight w:val="red"/>
+          <w:vertAlign w:val="baseline"/>
+          <w:lang w:val="en-US" w:eastAsia="zh-CN"/>
+        </w:rPr>
+        <w:t>精英霜冻施法者，可以一次释放1-3个冰墙。修改闪白效果</w:t>
+      </w:r>
+    </w:p>
+    <w:p>
+      <w:pPr>
+        <w:pStyle w:val="6"/>
+        <w:keepNext w:val="0"/>
+        <w:keepLines w:val="0"/>
+        <w:pageBreakBefore w:val="0"/>
+        <w:widowControl/>
+        <w:numPr>
+          <w:ilvl w:val="0"/>
+          <w:numId w:val="2"/>
+        </w:numPr>
+        <w:suppressLineNumbers w:val="0"/>
+        <w:kinsoku/>
+        <w:wordWrap/>
+        <w:overflowPunct/>
+        <w:topLinePunct w:val="0"/>
+        <w:autoSpaceDE/>
+        <w:autoSpaceDN/>
+        <w:bidi w:val="0"/>
+        <w:adjustRightInd/>
+        <w:snapToGrid/>
+        <w:spacing w:beforeAutospacing="0" w:afterAutospacing="0" w:line="360" w:lineRule="exact"/>
+        <w:textAlignment w:val="auto"/>
+        <w:rPr>
+          <w:rFonts w:hint="eastAsia" w:ascii="微软雅黑" w:hAnsi="微软雅黑" w:eastAsia="微软雅黑" w:cs="微软雅黑"/>
+          <w:i w:val="0"/>
+          <w:iCs w:val="0"/>
+          <w:caps w:val="0"/>
+          <w:spacing w:val="0"/>
+          <w:sz w:val="19"/>
+          <w:szCs w:val="19"/>
+          <w:highlight w:val="red"/>
+          <w:vertAlign w:val="baseline"/>
+          <w:lang w:val="en-US" w:eastAsia="zh-CN"/>
+        </w:rPr>
+      </w:pPr>
+      <w:r>
+        <w:rPr>
+          <w:rFonts w:hint="eastAsia" w:ascii="微软雅黑" w:hAnsi="微软雅黑" w:eastAsia="微软雅黑" w:cs="微软雅黑"/>
+          <w:i w:val="0"/>
+          <w:iCs w:val="0"/>
+          <w:caps w:val="0"/>
+          <w:spacing w:val="0"/>
+          <w:sz w:val="19"/>
+          <w:szCs w:val="19"/>
+          <w:highlight w:val="red"/>
+          <w:vertAlign w:val="baseline"/>
+          <w:lang w:val="en-US" w:eastAsia="zh-CN"/>
+        </w:rPr>
+        <w:t>修复战斗中弹出技能三选一界面、复活界面、设置界面等，火球或者相关的循环音效暂停或关闭，等界面关闭后，再恢复音效。</w:t>
+      </w:r>
+    </w:p>
+    <w:p>
+      <w:pPr>
+        <w:pStyle w:val="6"/>
+        <w:keepNext w:val="0"/>
+        <w:keepLines w:val="0"/>
+        <w:pageBreakBefore w:val="0"/>
+        <w:widowControl/>
+        <w:numPr>
+          <w:ilvl w:val="0"/>
+          <w:numId w:val="2"/>
+        </w:numPr>
+        <w:suppressLineNumbers w:val="0"/>
+        <w:kinsoku/>
+        <w:wordWrap/>
+        <w:overflowPunct/>
+        <w:topLinePunct w:val="0"/>
+        <w:autoSpaceDE/>
+        <w:autoSpaceDN/>
+        <w:bidi w:val="0"/>
+        <w:adjustRightInd/>
+        <w:snapToGrid/>
+        <w:spacing w:beforeAutospacing="0" w:afterAutospacing="0" w:line="360" w:lineRule="exact"/>
+        <w:textAlignment w:val="auto"/>
+        <w:rPr>
+          <w:rFonts w:hint="eastAsia" w:ascii="微软雅黑" w:hAnsi="微软雅黑" w:eastAsia="微软雅黑" w:cs="微软雅黑"/>
+          <w:i w:val="0"/>
+          <w:iCs w:val="0"/>
+          <w:caps w:val="0"/>
+          <w:spacing w:val="0"/>
+          <w:sz w:val="19"/>
+          <w:szCs w:val="19"/>
+          <w:highlight w:val="red"/>
+          <w:vertAlign w:val="baseline"/>
+          <w:lang w:val="en-US" w:eastAsia="zh-CN"/>
+        </w:rPr>
+      </w:pPr>
+      <w:r>
+        <w:rPr>
+          <w:rFonts w:hint="eastAsia" w:ascii="微软雅黑" w:hAnsi="微软雅黑" w:eastAsia="微软雅黑" w:cs="微软雅黑"/>
+          <w:i w:val="0"/>
+          <w:iCs w:val="0"/>
+          <w:caps w:val="0"/>
+          <w:spacing w:val="0"/>
+          <w:sz w:val="19"/>
+          <w:szCs w:val="19"/>
+          <w:highlight w:val="red"/>
+          <w:vertAlign w:val="baseline"/>
+          <w:lang w:val="en-US" w:eastAsia="zh-CN"/>
+        </w:rPr>
+        <w:t>修复设置面板的关闭按钮</w:t>
+      </w:r>
+    </w:p>
+    <w:p>
+      <w:pPr>
+        <w:pStyle w:val="6"/>
+        <w:keepNext w:val="0"/>
+        <w:keepLines w:val="0"/>
+        <w:pageBreakBefore w:val="0"/>
+        <w:widowControl/>
+        <w:numPr>
+          <w:ilvl w:val="0"/>
+          <w:numId w:val="2"/>
+        </w:numPr>
+        <w:suppressLineNumbers w:val="0"/>
+        <w:kinsoku/>
+        <w:wordWrap/>
+        <w:overflowPunct/>
+        <w:topLinePunct w:val="0"/>
+        <w:autoSpaceDE/>
+        <w:autoSpaceDN/>
+        <w:bidi w:val="0"/>
+        <w:adjustRightInd/>
+        <w:snapToGrid/>
+        <w:spacing w:beforeAutospacing="0" w:afterAutospacing="0" w:line="360" w:lineRule="exact"/>
+        <w:textAlignment w:val="auto"/>
+        <w:rPr>
+          <w:rFonts w:hint="default" w:ascii="微软雅黑" w:hAnsi="微软雅黑" w:eastAsia="微软雅黑" w:cs="微软雅黑"/>
+          <w:i w:val="0"/>
+          <w:iCs w:val="0"/>
+          <w:caps w:val="0"/>
+          <w:spacing w:val="0"/>
+          <w:sz w:val="19"/>
+          <w:szCs w:val="19"/>
+          <w:highlight w:val="red"/>
+          <w:vertAlign w:val="baseline"/>
+          <w:lang w:val="en-US" w:eastAsia="zh-CN"/>
+        </w:rPr>
+      </w:pPr>
+      <w:r>
+        <w:rPr>
+          <w:rFonts w:hint="eastAsia" w:ascii="微软雅黑" w:hAnsi="微软雅黑" w:eastAsia="微软雅黑" w:cs="微软雅黑"/>
+          <w:i w:val="0"/>
+          <w:iCs w:val="0"/>
+          <w:caps w:val="0"/>
+          <w:spacing w:val="0"/>
+          <w:sz w:val="19"/>
+          <w:szCs w:val="19"/>
+          <w:highlight w:val="red"/>
+          <w:vertAlign w:val="baseline"/>
+          <w:lang w:val="en-US" w:eastAsia="zh-CN"/>
+        </w:rPr>
+        <w:t>修改精英施法者释放冰墙的逻辑，因为我勾选了随机，最大数是3. 精英施法者身上又只有7个冰晶，所以应该是随机几个冰墙，然后爆掉几个冰晶，例如第一次随机2、第二次是3，第三次是2，就刚好7次。也有可能随机是7次，每次都是1个。就是有很多可能性，但是最后一定总共是7个冰墙。而不是现在这样，精英施法者固定释放7次技能，然后随机释放1-3个冰墙这种。（只能固定是7个冰墙。）</w:t>
+      </w:r>
+    </w:p>
+    <w:p>
+      <w:pPr>
+        <w:pStyle w:val="6"/>
+        <w:keepNext w:val="0"/>
+        <w:keepLines w:val="0"/>
+        <w:pageBreakBefore w:val="0"/>
+        <w:widowControl/>
+        <w:numPr>
+          <w:ilvl w:val="0"/>
+          <w:numId w:val="2"/>
+        </w:numPr>
+        <w:suppressLineNumbers w:val="0"/>
+        <w:kinsoku/>
+        <w:wordWrap/>
+        <w:overflowPunct/>
+        <w:topLinePunct w:val="0"/>
+        <w:autoSpaceDE/>
+        <w:autoSpaceDN/>
+        <w:bidi w:val="0"/>
+        <w:adjustRightInd/>
+        <w:snapToGrid/>
+        <w:spacing w:beforeAutospacing="0" w:afterAutospacing="0" w:line="360" w:lineRule="exact"/>
+        <w:textAlignment w:val="auto"/>
+        <w:rPr>
+          <w:rFonts w:hint="eastAsia" w:ascii="sans-serif" w:hAnsi="sans-serif" w:eastAsia="sans-serif" w:cs="sans-serif"/>
+          <w:i w:val="0"/>
+          <w:iCs w:val="0"/>
+          <w:caps w:val="0"/>
+          <w:color w:val="auto"/>
+          <w:spacing w:val="0"/>
+          <w:kern w:val="0"/>
+          <w:sz w:val="19"/>
+          <w:szCs w:val="19"/>
+          <w:highlight w:val="red"/>
+          <w:shd w:val="clear" w:color="auto" w:fill="auto"/>
+          <w:lang w:val="en-US" w:eastAsia="zh-CN" w:bidi="ar"/>
+        </w:rPr>
+      </w:pPr>
+    </w:p>
+    <w:p>
+      <w:pPr>
+        <w:pStyle w:val="6"/>
+        <w:keepNext w:val="0"/>
+        <w:keepLines w:val="0"/>
+        <w:pageBreakBefore w:val="0"/>
+        <w:widowControl/>
+        <w:numPr>
+          <w:ilvl w:val="0"/>
+          <w:numId w:val="2"/>
+        </w:numPr>
+        <w:suppressLineNumbers w:val="0"/>
+        <w:kinsoku/>
+        <w:wordWrap/>
+        <w:overflowPunct/>
+        <w:topLinePunct w:val="0"/>
+        <w:autoSpaceDE/>
+        <w:autoSpaceDN/>
+        <w:bidi w:val="0"/>
+        <w:adjustRightInd/>
+        <w:snapToGrid/>
+        <w:spacing w:beforeAutospacing="0" w:afterAutospacing="0" w:line="360" w:lineRule="exact"/>
+        <w:textAlignment w:val="auto"/>
+        <w:rPr>
+          <w:rFonts w:hint="eastAsia" w:ascii="sans-serif" w:hAnsi="sans-serif" w:eastAsia="sans-serif" w:cs="sans-serif"/>
+          <w:i w:val="0"/>
+          <w:iCs w:val="0"/>
+          <w:caps w:val="0"/>
+          <w:color w:val="auto"/>
+          <w:spacing w:val="0"/>
+          <w:kern w:val="0"/>
+          <w:sz w:val="19"/>
+          <w:szCs w:val="19"/>
+          <w:highlight w:val="lightGray"/>
+          <w:shd w:val="clear" w:color="auto" w:fill="auto"/>
+          <w:lang w:val="en-US" w:eastAsia="zh-CN" w:bidi="ar"/>
+        </w:rPr>
+      </w:pPr>
+      <w:r>
+        <w:rPr>
+          <w:rFonts w:hint="eastAsia" w:ascii="sans-serif" w:hAnsi="sans-serif" w:eastAsia="sans-serif" w:cs="sans-serif"/>
+          <w:i w:val="0"/>
+          <w:iCs w:val="0"/>
+          <w:caps w:val="0"/>
+          <w:color w:val="auto"/>
+          <w:spacing w:val="0"/>
+          <w:kern w:val="0"/>
+          <w:sz w:val="19"/>
+          <w:szCs w:val="19"/>
+          <w:highlight w:val="lightGray"/>
+          <w:shd w:val="clear" w:color="auto" w:fill="auto"/>
+          <w:lang w:val="en-US" w:eastAsia="zh-CN" w:bidi="ar"/>
+        </w:rPr>
+        <w:t>熔岩BOSS的火球的弧线不够大，火球瞄准目标后，按照稍微大一点的弧线来攻击光棱塔和护盾（看起来像是）。</w:t>
+      </w:r>
+    </w:p>
+    <w:p>
+      <w:pPr>
+        <w:pStyle w:val="6"/>
+        <w:keepNext w:val="0"/>
+        <w:keepLines w:val="0"/>
+        <w:pageBreakBefore w:val="0"/>
+        <w:widowControl/>
+        <w:numPr>
+          <w:ilvl w:val="0"/>
+          <w:numId w:val="2"/>
+        </w:numPr>
+        <w:suppressLineNumbers w:val="0"/>
+        <w:kinsoku/>
+        <w:wordWrap/>
+        <w:overflowPunct/>
+        <w:topLinePunct w:val="0"/>
+        <w:autoSpaceDE/>
+        <w:autoSpaceDN/>
+        <w:bidi w:val="0"/>
+        <w:adjustRightInd/>
+        <w:snapToGrid/>
+        <w:spacing w:beforeAutospacing="0" w:afterAutospacing="0" w:line="360" w:lineRule="exact"/>
+        <w:textAlignment w:val="auto"/>
+        <w:rPr>
+          <w:rFonts w:hint="eastAsia" w:ascii="sans-serif" w:hAnsi="sans-serif" w:eastAsia="sans-serif" w:cs="sans-serif"/>
+          <w:i w:val="0"/>
+          <w:iCs w:val="0"/>
+          <w:caps w:val="0"/>
+          <w:color w:val="auto"/>
+          <w:spacing w:val="0"/>
+          <w:kern w:val="0"/>
+          <w:sz w:val="19"/>
+          <w:szCs w:val="19"/>
+          <w:highlight w:val="lightGray"/>
+          <w:shd w:val="clear" w:color="auto" w:fill="auto"/>
+          <w:lang w:val="en-US" w:eastAsia="zh-CN" w:bidi="ar"/>
+        </w:rPr>
+      </w:pPr>
+      <w:r>
+        <w:rPr>
+          <w:rFonts w:hint="eastAsia" w:ascii="sans-serif" w:hAnsi="sans-serif" w:eastAsia="sans-serif" w:cs="sans-serif"/>
+          <w:i w:val="0"/>
+          <w:iCs w:val="0"/>
+          <w:caps w:val="0"/>
+          <w:color w:val="auto"/>
+          <w:spacing w:val="0"/>
+          <w:kern w:val="0"/>
+          <w:sz w:val="19"/>
+          <w:szCs w:val="19"/>
+          <w:highlight w:val="lightGray"/>
+          <w:shd w:val="clear" w:color="auto" w:fill="auto"/>
+          <w:lang w:val="en-US" w:eastAsia="zh-CN" w:bidi="ar"/>
+        </w:rPr>
+        <w:t>为什么有时候感觉熔岩火山BOSS喷吐的火球，打不爆呢（是因为有保护时间吗）？</w:t>
+      </w:r>
+    </w:p>
+    <w:p>
+      <w:pPr>
+        <w:pStyle w:val="6"/>
+        <w:keepNext w:val="0"/>
+        <w:keepLines w:val="0"/>
+        <w:pageBreakBefore w:val="0"/>
+        <w:widowControl/>
+        <w:numPr>
+          <w:ilvl w:val="0"/>
+          <w:numId w:val="2"/>
+        </w:numPr>
+        <w:suppressLineNumbers w:val="0"/>
+        <w:kinsoku/>
+        <w:wordWrap/>
+        <w:overflowPunct/>
+        <w:topLinePunct w:val="0"/>
+        <w:autoSpaceDE/>
+        <w:autoSpaceDN/>
+        <w:bidi w:val="0"/>
+        <w:adjustRightInd/>
+        <w:snapToGrid/>
+        <w:spacing w:beforeAutospacing="0" w:afterAutospacing="0" w:line="360" w:lineRule="exact"/>
+        <w:textAlignment w:val="auto"/>
+        <w:rPr>
+          <w:rFonts w:hint="eastAsia" w:ascii="sans-serif" w:hAnsi="sans-serif" w:eastAsia="sans-serif" w:cs="sans-serif"/>
+          <w:i w:val="0"/>
+          <w:iCs w:val="0"/>
+          <w:caps w:val="0"/>
+          <w:color w:val="auto"/>
+          <w:spacing w:val="0"/>
+          <w:kern w:val="0"/>
+          <w:sz w:val="19"/>
+          <w:szCs w:val="19"/>
+          <w:highlight w:val="lightGray"/>
+          <w:shd w:val="clear" w:color="auto" w:fill="auto"/>
+          <w:lang w:val="en-US" w:eastAsia="zh-CN" w:bidi="ar"/>
+        </w:rPr>
+      </w:pPr>
+      <w:r>
+        <w:rPr>
+          <w:rFonts w:hint="eastAsia" w:ascii="sans-serif" w:hAnsi="sans-serif" w:eastAsia="sans-serif" w:cs="sans-serif"/>
+          <w:i w:val="0"/>
+          <w:iCs w:val="0"/>
+          <w:caps w:val="0"/>
+          <w:color w:val="auto"/>
+          <w:spacing w:val="0"/>
+          <w:kern w:val="0"/>
+          <w:sz w:val="19"/>
+          <w:szCs w:val="19"/>
+          <w:highlight w:val="lightGray"/>
+          <w:shd w:val="clear" w:color="auto" w:fill="auto"/>
+          <w:lang w:val="en-US" w:eastAsia="zh-CN" w:bidi="ar"/>
+        </w:rPr>
+        <w:t>boss音效加速太快了。</w:t>
+      </w:r>
+    </w:p>
+    <w:p>
+      <w:pPr>
+        <w:pStyle w:val="6"/>
+        <w:keepNext w:val="0"/>
+        <w:keepLines w:val="0"/>
+        <w:pageBreakBefore w:val="0"/>
+        <w:widowControl/>
+        <w:numPr>
+          <w:ilvl w:val="0"/>
+          <w:numId w:val="2"/>
+        </w:numPr>
+        <w:suppressLineNumbers w:val="0"/>
+        <w:kinsoku/>
+        <w:wordWrap/>
+        <w:overflowPunct/>
+        <w:topLinePunct w:val="0"/>
+        <w:autoSpaceDE/>
+        <w:autoSpaceDN/>
+        <w:bidi w:val="0"/>
+        <w:adjustRightInd/>
+        <w:snapToGrid/>
+        <w:spacing w:beforeAutospacing="0" w:afterAutospacing="0" w:line="360" w:lineRule="exact"/>
+        <w:textAlignment w:val="auto"/>
+        <w:rPr>
+          <w:rFonts w:hint="eastAsia" w:ascii="sans-serif" w:hAnsi="sans-serif" w:eastAsia="sans-serif" w:cs="sans-serif"/>
+          <w:i w:val="0"/>
+          <w:iCs w:val="0"/>
+          <w:caps w:val="0"/>
+          <w:color w:val="auto"/>
+          <w:spacing w:val="0"/>
+          <w:kern w:val="0"/>
+          <w:sz w:val="19"/>
+          <w:szCs w:val="19"/>
+          <w:highlight w:val="lightGray"/>
+          <w:shd w:val="clear" w:color="auto" w:fill="auto"/>
+          <w:lang w:val="en-US" w:eastAsia="zh-CN" w:bidi="ar"/>
+        </w:rPr>
+      </w:pPr>
+      <w:r>
+        <w:rPr>
+          <w:rFonts w:hint="eastAsia" w:ascii="sans-serif" w:hAnsi="sans-serif" w:eastAsia="sans-serif" w:cs="sans-serif"/>
+          <w:i w:val="0"/>
+          <w:iCs w:val="0"/>
+          <w:caps w:val="0"/>
+          <w:color w:val="auto"/>
+          <w:spacing w:val="0"/>
+          <w:kern w:val="0"/>
+          <w:sz w:val="19"/>
+          <w:szCs w:val="19"/>
+          <w:highlight w:val="lightGray"/>
+          <w:shd w:val="clear" w:color="auto" w:fill="auto"/>
+          <w:lang w:val="en-US" w:eastAsia="zh-CN" w:bidi="ar"/>
+        </w:rPr>
+        <w:t>优化击退模块技能和所有怪物的击退效果。</w:t>
+      </w:r>
+    </w:p>
+    <w:p>
+      <w:pPr>
+        <w:pStyle w:val="6"/>
+        <w:keepNext w:val="0"/>
+        <w:keepLines w:val="0"/>
+        <w:pageBreakBefore w:val="0"/>
+        <w:widowControl/>
+        <w:numPr>
+          <w:ilvl w:val="0"/>
+          <w:numId w:val="2"/>
+        </w:numPr>
+        <w:suppressLineNumbers w:val="0"/>
+        <w:kinsoku/>
+        <w:wordWrap/>
+        <w:overflowPunct/>
+        <w:topLinePunct w:val="0"/>
+        <w:autoSpaceDE/>
+        <w:autoSpaceDN/>
+        <w:bidi w:val="0"/>
+        <w:adjustRightInd/>
+        <w:snapToGrid/>
+        <w:spacing w:beforeAutospacing="0" w:afterAutospacing="0" w:line="360" w:lineRule="exact"/>
+        <w:textAlignment w:val="auto"/>
+        <w:rPr>
+          <w:rFonts w:hint="eastAsia" w:ascii="sans-serif" w:hAnsi="sans-serif" w:eastAsia="sans-serif" w:cs="sans-serif"/>
+          <w:i w:val="0"/>
+          <w:iCs w:val="0"/>
+          <w:caps w:val="0"/>
+          <w:color w:val="auto"/>
+          <w:spacing w:val="0"/>
+          <w:kern w:val="0"/>
+          <w:sz w:val="19"/>
+          <w:szCs w:val="19"/>
+          <w:highlight w:val="lightGray"/>
+          <w:shd w:val="clear" w:color="auto" w:fill="auto"/>
+          <w:lang w:val="en-US" w:eastAsia="zh-CN" w:bidi="ar"/>
+        </w:rPr>
+      </w:pPr>
+      <w:r>
+        <w:rPr>
+          <w:rFonts w:hint="eastAsia" w:ascii="sans-serif" w:hAnsi="sans-serif" w:eastAsia="sans-serif" w:cs="sans-serif"/>
+          <w:i w:val="0"/>
+          <w:iCs w:val="0"/>
+          <w:caps w:val="0"/>
+          <w:color w:val="auto"/>
+          <w:spacing w:val="0"/>
+          <w:kern w:val="0"/>
+          <w:sz w:val="19"/>
+          <w:szCs w:val="19"/>
+          <w:highlight w:val="lightGray"/>
+          <w:shd w:val="clear" w:color="auto" w:fill="auto"/>
+          <w:lang w:val="en-US" w:eastAsia="zh-CN" w:bidi="ar"/>
+        </w:rPr>
+        <w:t>无人机三选一左侧医疗，先判断玩家的血量和护盾值，如果满血，护盾值不满，则随机池里只会出现加护盾值。如果护盾值满，血量不满，则只会出现加血。如果满血，满护盾值，则随机池会随机护盾值+0或血量值+0.如果护盾值是0，则随机池会出现护盾重启的选项，概率是20%。</w:t>
+      </w:r>
     </w:p>
     <w:p>
       <w:pPr>
@@ -13061,6 +15609,917 @@
           <w:caps w:val="0"/>
           <w:color w:val="auto"/>
           <w:spacing w:val="0"/>
+          <w:sz w:val="19"/>
+          <w:szCs w:val="19"/>
+          <w:highlight w:val="lightGray"/>
+          <w:shd w:val="clear" w:color="auto" w:fill="auto"/>
+          <w:lang w:val="en-US" w:eastAsia="zh-CN"/>
+        </w:rPr>
+      </w:pPr>
+      <w:r>
+        <w:rPr>
+          <w:rFonts w:hint="eastAsia" w:ascii="sans-serif" w:hAnsi="sans-serif" w:eastAsia="sans-serif" w:cs="sans-serif"/>
+          <w:i w:val="0"/>
+          <w:iCs w:val="0"/>
+          <w:caps w:val="0"/>
+          <w:color w:val="auto"/>
+          <w:spacing w:val="0"/>
+          <w:sz w:val="19"/>
+          <w:szCs w:val="19"/>
+          <w:highlight w:val="lightGray"/>
+          <w:shd w:val="clear" w:color="auto" w:fill="auto"/>
+          <w:lang w:val="en-US" w:eastAsia="zh-CN"/>
+        </w:rPr>
+        <w:t>制作第一章深暗boss的冲击特效和角力铁花特效。</w:t>
+      </w:r>
+    </w:p>
+    <w:p>
+      <w:pPr>
+        <w:pStyle w:val="6"/>
+        <w:keepNext w:val="0"/>
+        <w:keepLines w:val="0"/>
+        <w:pageBreakBefore w:val="0"/>
+        <w:widowControl/>
+        <w:numPr>
+          <w:ilvl w:val="0"/>
+          <w:numId w:val="2"/>
+        </w:numPr>
+        <w:suppressLineNumbers w:val="0"/>
+        <w:kinsoku/>
+        <w:wordWrap/>
+        <w:overflowPunct/>
+        <w:topLinePunct w:val="0"/>
+        <w:autoSpaceDE/>
+        <w:autoSpaceDN/>
+        <w:bidi w:val="0"/>
+        <w:adjustRightInd/>
+        <w:snapToGrid/>
+        <w:spacing w:beforeAutospacing="0" w:afterAutospacing="0" w:line="360" w:lineRule="exact"/>
+        <w:textAlignment w:val="auto"/>
+        <w:rPr>
+          <w:rFonts w:hint="default" w:ascii="sans-serif" w:hAnsi="sans-serif" w:eastAsia="sans-serif" w:cs="sans-serif"/>
+          <w:i w:val="0"/>
+          <w:iCs w:val="0"/>
+          <w:caps w:val="0"/>
+          <w:color w:val="auto"/>
+          <w:spacing w:val="0"/>
+          <w:kern w:val="0"/>
+          <w:sz w:val="19"/>
+          <w:szCs w:val="19"/>
+          <w:highlight w:val="lightGray"/>
+          <w:shd w:val="clear" w:color="auto" w:fill="auto"/>
+          <w:lang w:val="en-US" w:eastAsia="zh-CN" w:bidi="ar"/>
+        </w:rPr>
+      </w:pPr>
+      <w:r>
+        <w:rPr>
+          <w:rFonts w:hint="eastAsia" w:ascii="sans-serif" w:hAnsi="sans-serif" w:eastAsia="sans-serif" w:cs="sans-serif"/>
+          <w:i w:val="0"/>
+          <w:iCs w:val="0"/>
+          <w:caps w:val="0"/>
+          <w:color w:val="auto"/>
+          <w:spacing w:val="0"/>
+          <w:kern w:val="0"/>
+          <w:sz w:val="19"/>
+          <w:szCs w:val="19"/>
+          <w:highlight w:val="lightGray"/>
+          <w:shd w:val="clear" w:color="auto" w:fill="auto"/>
+          <w:lang w:val="en-US" w:eastAsia="zh-CN" w:bidi="ar"/>
+        </w:rPr>
+        <w:t>查看升级特效是否添加</w:t>
+      </w:r>
+    </w:p>
+    <w:p>
+      <w:pPr>
+        <w:pStyle w:val="6"/>
+        <w:keepNext w:val="0"/>
+        <w:keepLines w:val="0"/>
+        <w:pageBreakBefore w:val="0"/>
+        <w:widowControl/>
+        <w:numPr>
+          <w:ilvl w:val="0"/>
+          <w:numId w:val="2"/>
+        </w:numPr>
+        <w:suppressLineNumbers w:val="0"/>
+        <w:kinsoku/>
+        <w:wordWrap/>
+        <w:overflowPunct/>
+        <w:topLinePunct w:val="0"/>
+        <w:autoSpaceDE/>
+        <w:autoSpaceDN/>
+        <w:bidi w:val="0"/>
+        <w:adjustRightInd/>
+        <w:snapToGrid/>
+        <w:spacing w:beforeAutospacing="0" w:afterAutospacing="0" w:line="360" w:lineRule="exact"/>
+        <w:textAlignment w:val="auto"/>
+        <w:rPr>
+          <w:rFonts w:hint="eastAsia" w:ascii="sans-serif" w:hAnsi="sans-serif" w:eastAsia="sans-serif" w:cs="sans-serif"/>
+          <w:i w:val="0"/>
+          <w:iCs w:val="0"/>
+          <w:caps w:val="0"/>
+          <w:color w:val="auto"/>
+          <w:spacing w:val="0"/>
+          <w:kern w:val="0"/>
+          <w:sz w:val="19"/>
+          <w:szCs w:val="19"/>
+          <w:highlight w:val="lightGray"/>
+          <w:shd w:val="clear" w:color="auto" w:fill="auto"/>
+          <w:lang w:val="en-US" w:eastAsia="zh-CN" w:bidi="ar"/>
+        </w:rPr>
+      </w:pPr>
+      <w:r>
+        <w:rPr>
+          <w:rFonts w:hint="eastAsia" w:ascii="sans-serif" w:hAnsi="sans-serif" w:eastAsia="sans-serif" w:cs="sans-serif"/>
+          <w:i w:val="0"/>
+          <w:iCs w:val="0"/>
+          <w:caps w:val="0"/>
+          <w:color w:val="auto"/>
+          <w:spacing w:val="0"/>
+          <w:kern w:val="0"/>
+          <w:sz w:val="19"/>
+          <w:szCs w:val="19"/>
+          <w:highlight w:val="lightGray"/>
+          <w:shd w:val="clear" w:color="auto" w:fill="auto"/>
+          <w:lang w:val="en-US" w:eastAsia="zh-CN" w:bidi="ar"/>
+        </w:rPr>
+        <w:t>大招激光射击音效，大招充能满了音效</w:t>
+      </w:r>
+    </w:p>
+    <w:p>
+      <w:pPr>
+        <w:pStyle w:val="6"/>
+        <w:keepNext w:val="0"/>
+        <w:keepLines w:val="0"/>
+        <w:pageBreakBefore w:val="0"/>
+        <w:widowControl/>
+        <w:numPr>
+          <w:ilvl w:val="0"/>
+          <w:numId w:val="2"/>
+        </w:numPr>
+        <w:suppressLineNumbers w:val="0"/>
+        <w:kinsoku/>
+        <w:wordWrap/>
+        <w:overflowPunct/>
+        <w:topLinePunct w:val="0"/>
+        <w:autoSpaceDE/>
+        <w:autoSpaceDN/>
+        <w:bidi w:val="0"/>
+        <w:adjustRightInd/>
+        <w:snapToGrid/>
+        <w:spacing w:beforeAutospacing="0" w:afterAutospacing="0" w:line="360" w:lineRule="exact"/>
+        <w:textAlignment w:val="auto"/>
+        <w:rPr>
+          <w:rFonts w:hint="eastAsia" w:ascii="sans-serif" w:hAnsi="sans-serif" w:eastAsia="sans-serif" w:cs="sans-serif"/>
+          <w:i w:val="0"/>
+          <w:iCs w:val="0"/>
+          <w:caps w:val="0"/>
+          <w:color w:val="auto"/>
+          <w:spacing w:val="0"/>
+          <w:kern w:val="0"/>
+          <w:sz w:val="19"/>
+          <w:szCs w:val="19"/>
+          <w:highlight w:val="yellow"/>
+          <w:shd w:val="clear" w:color="auto" w:fill="auto"/>
+          <w:lang w:val="en-US" w:eastAsia="zh-CN" w:bidi="ar"/>
+        </w:rPr>
+      </w:pPr>
+      <w:r>
+        <w:rPr>
+          <w:rFonts w:hint="eastAsia" w:ascii="sans-serif" w:hAnsi="sans-serif" w:eastAsia="sans-serif" w:cs="sans-serif"/>
+          <w:i w:val="0"/>
+          <w:iCs w:val="0"/>
+          <w:caps w:val="0"/>
+          <w:color w:val="auto"/>
+          <w:spacing w:val="0"/>
+          <w:kern w:val="0"/>
+          <w:sz w:val="19"/>
+          <w:szCs w:val="19"/>
+          <w:highlight w:val="yellow"/>
+          <w:shd w:val="clear" w:color="auto" w:fill="auto"/>
+          <w:lang w:val="en-US" w:eastAsia="zh-CN" w:bidi="ar"/>
+        </w:rPr>
+        <w:t>需要制作火山BOSS的岩石脱落特效和音效。</w:t>
+      </w:r>
+    </w:p>
+    <w:p>
+      <w:pPr>
+        <w:pStyle w:val="6"/>
+        <w:keepNext w:val="0"/>
+        <w:keepLines w:val="0"/>
+        <w:pageBreakBefore w:val="0"/>
+        <w:widowControl/>
+        <w:numPr>
+          <w:ilvl w:val="0"/>
+          <w:numId w:val="2"/>
+        </w:numPr>
+        <w:suppressLineNumbers w:val="0"/>
+        <w:kinsoku/>
+        <w:wordWrap/>
+        <w:overflowPunct/>
+        <w:topLinePunct w:val="0"/>
+        <w:autoSpaceDE/>
+        <w:autoSpaceDN/>
+        <w:bidi w:val="0"/>
+        <w:adjustRightInd/>
+        <w:snapToGrid/>
+        <w:spacing w:beforeAutospacing="0" w:afterAutospacing="0" w:line="360" w:lineRule="exact"/>
+        <w:textAlignment w:val="auto"/>
+        <w:rPr>
+          <w:rFonts w:hint="eastAsia" w:ascii="sans-serif" w:hAnsi="sans-serif" w:eastAsia="sans-serif" w:cs="sans-serif"/>
+          <w:i w:val="0"/>
+          <w:iCs w:val="0"/>
+          <w:caps w:val="0"/>
+          <w:color w:val="auto"/>
+          <w:spacing w:val="0"/>
+          <w:kern w:val="0"/>
+          <w:sz w:val="19"/>
+          <w:szCs w:val="19"/>
+          <w:highlight w:val="yellow"/>
+          <w:shd w:val="clear" w:color="auto" w:fill="auto"/>
+          <w:lang w:val="en-US" w:eastAsia="zh-CN" w:bidi="ar"/>
+        </w:rPr>
+      </w:pPr>
+      <w:r>
+        <w:rPr>
+          <w:rFonts w:hint="eastAsia" w:ascii="sans-serif" w:hAnsi="sans-serif" w:eastAsia="sans-serif" w:cs="sans-serif"/>
+          <w:i w:val="0"/>
+          <w:iCs w:val="0"/>
+          <w:caps w:val="0"/>
+          <w:color w:val="auto"/>
+          <w:spacing w:val="0"/>
+          <w:kern w:val="0"/>
+          <w:sz w:val="19"/>
+          <w:szCs w:val="19"/>
+          <w:highlight w:val="yellow"/>
+          <w:shd w:val="clear" w:color="auto" w:fill="auto"/>
+          <w:lang w:val="en-US" w:eastAsia="zh-CN" w:bidi="ar"/>
+        </w:rPr>
+        <w:t>闪电链预制体无法替换，因为激光分裂用的也是闪电传导的预制体，需要修改相关功能。</w:t>
+      </w:r>
+    </w:p>
+    <w:p>
+      <w:pPr>
+        <w:pStyle w:val="6"/>
+        <w:keepNext w:val="0"/>
+        <w:keepLines w:val="0"/>
+        <w:pageBreakBefore w:val="0"/>
+        <w:widowControl/>
+        <w:numPr>
+          <w:ilvl w:val="0"/>
+          <w:numId w:val="2"/>
+        </w:numPr>
+        <w:suppressLineNumbers w:val="0"/>
+        <w:kinsoku/>
+        <w:wordWrap/>
+        <w:overflowPunct/>
+        <w:topLinePunct w:val="0"/>
+        <w:autoSpaceDE/>
+        <w:autoSpaceDN/>
+        <w:bidi w:val="0"/>
+        <w:adjustRightInd/>
+        <w:snapToGrid/>
+        <w:spacing w:beforeAutospacing="0" w:afterAutospacing="0" w:line="360" w:lineRule="exact"/>
+        <w:textAlignment w:val="auto"/>
+        <w:rPr>
+          <w:rFonts w:hint="default" w:ascii="sans-serif" w:hAnsi="sans-serif" w:eastAsia="sans-serif" w:cs="sans-serif"/>
+          <w:i w:val="0"/>
+          <w:iCs w:val="0"/>
+          <w:caps w:val="0"/>
+          <w:color w:val="auto"/>
+          <w:spacing w:val="0"/>
+          <w:kern w:val="0"/>
+          <w:sz w:val="19"/>
+          <w:szCs w:val="19"/>
+          <w:highlight w:val="yellow"/>
+          <w:shd w:val="clear" w:color="auto" w:fill="auto"/>
+          <w:lang w:val="en-US" w:eastAsia="zh-CN" w:bidi="ar"/>
+        </w:rPr>
+      </w:pPr>
+      <w:r>
+        <w:rPr>
+          <w:rFonts w:hint="eastAsia" w:ascii="sans-serif" w:hAnsi="sans-serif" w:eastAsia="sans-serif" w:cs="sans-serif"/>
+          <w:i w:val="0"/>
+          <w:iCs w:val="0"/>
+          <w:caps w:val="0"/>
+          <w:color w:val="auto"/>
+          <w:spacing w:val="0"/>
+          <w:kern w:val="0"/>
+          <w:sz w:val="19"/>
+          <w:szCs w:val="19"/>
+          <w:highlight w:val="yellow"/>
+          <w:shd w:val="clear" w:color="auto" w:fill="auto"/>
+          <w:lang w:val="en-US" w:eastAsia="zh-CN" w:bidi="ar"/>
+        </w:rPr>
+        <w:t>增加手机内相关震动效果。</w:t>
+      </w:r>
+    </w:p>
+    <w:p>
+      <w:pPr>
+        <w:pStyle w:val="6"/>
+        <w:keepNext w:val="0"/>
+        <w:keepLines w:val="0"/>
+        <w:pageBreakBefore w:val="0"/>
+        <w:widowControl/>
+        <w:numPr>
+          <w:ilvl w:val="0"/>
+          <w:numId w:val="2"/>
+        </w:numPr>
+        <w:suppressLineNumbers w:val="0"/>
+        <w:kinsoku/>
+        <w:wordWrap/>
+        <w:overflowPunct/>
+        <w:topLinePunct w:val="0"/>
+        <w:autoSpaceDE/>
+        <w:autoSpaceDN/>
+        <w:bidi w:val="0"/>
+        <w:adjustRightInd/>
+        <w:snapToGrid/>
+        <w:spacing w:beforeAutospacing="0" w:afterAutospacing="0" w:line="360" w:lineRule="exact"/>
+        <w:textAlignment w:val="auto"/>
+        <w:rPr>
+          <w:rFonts w:hint="eastAsia" w:ascii="sans-serif" w:hAnsi="sans-serif" w:eastAsia="sans-serif" w:cs="sans-serif"/>
+          <w:i w:val="0"/>
+          <w:iCs w:val="0"/>
+          <w:caps w:val="0"/>
+          <w:color w:val="auto"/>
+          <w:spacing w:val="0"/>
+          <w:kern w:val="0"/>
+          <w:sz w:val="19"/>
+          <w:szCs w:val="19"/>
+          <w:highlight w:val="yellow"/>
+          <w:shd w:val="clear" w:color="auto" w:fill="auto"/>
+          <w:lang w:val="en-US" w:eastAsia="zh-CN" w:bidi="ar"/>
+        </w:rPr>
+      </w:pPr>
+      <w:r>
+        <w:rPr>
+          <w:rFonts w:hint="eastAsia" w:ascii="sans-serif" w:hAnsi="sans-serif" w:eastAsia="sans-serif" w:cs="sans-serif"/>
+          <w:i w:val="0"/>
+          <w:iCs w:val="0"/>
+          <w:caps w:val="0"/>
+          <w:color w:val="auto"/>
+          <w:spacing w:val="0"/>
+          <w:kern w:val="0"/>
+          <w:sz w:val="19"/>
+          <w:szCs w:val="19"/>
+          <w:highlight w:val="yellow"/>
+          <w:shd w:val="clear" w:color="auto" w:fill="auto"/>
+          <w:lang w:val="en-US" w:eastAsia="zh-CN" w:bidi="ar"/>
+        </w:rPr>
+        <w:t>制作新手引导系统，1-3波的渐进式教学、三色无人机教程和操作引导。</w:t>
+      </w:r>
+    </w:p>
+    <w:p>
+      <w:pPr>
+        <w:pStyle w:val="6"/>
+        <w:keepNext w:val="0"/>
+        <w:keepLines w:val="0"/>
+        <w:pageBreakBefore w:val="0"/>
+        <w:widowControl/>
+        <w:numPr>
+          <w:ilvl w:val="0"/>
+          <w:numId w:val="2"/>
+        </w:numPr>
+        <w:suppressLineNumbers w:val="0"/>
+        <w:kinsoku/>
+        <w:wordWrap/>
+        <w:overflowPunct/>
+        <w:topLinePunct w:val="0"/>
+        <w:autoSpaceDE/>
+        <w:autoSpaceDN/>
+        <w:bidi w:val="0"/>
+        <w:adjustRightInd/>
+        <w:snapToGrid/>
+        <w:spacing w:beforeAutospacing="0" w:afterAutospacing="0" w:line="360" w:lineRule="exact"/>
+        <w:textAlignment w:val="auto"/>
+        <w:rPr>
+          <w:rFonts w:hint="eastAsia" w:ascii="sans-serif" w:hAnsi="sans-serif" w:eastAsia="sans-serif" w:cs="sans-serif"/>
+          <w:i w:val="0"/>
+          <w:iCs w:val="0"/>
+          <w:caps w:val="0"/>
+          <w:color w:val="auto"/>
+          <w:spacing w:val="0"/>
+          <w:kern w:val="0"/>
+          <w:sz w:val="19"/>
+          <w:szCs w:val="19"/>
+          <w:highlight w:val="yellow"/>
+          <w:shd w:val="clear" w:color="auto" w:fill="auto"/>
+          <w:lang w:val="en-US" w:eastAsia="zh-CN" w:bidi="ar"/>
+        </w:rPr>
+      </w:pPr>
+      <w:r>
+        <w:rPr>
+          <w:rFonts w:hint="eastAsia" w:ascii="sans-serif" w:hAnsi="sans-serif" w:eastAsia="sans-serif" w:cs="sans-serif"/>
+          <w:i w:val="0"/>
+          <w:iCs w:val="0"/>
+          <w:caps w:val="0"/>
+          <w:color w:val="auto"/>
+          <w:spacing w:val="0"/>
+          <w:kern w:val="0"/>
+          <w:sz w:val="19"/>
+          <w:szCs w:val="19"/>
+          <w:highlight w:val="yellow"/>
+          <w:shd w:val="clear" w:color="auto" w:fill="auto"/>
+          <w:lang w:val="en-US" w:eastAsia="zh-CN" w:bidi="ar"/>
+        </w:rPr>
+        <w:t>制作数据埋点。</w:t>
+      </w:r>
+    </w:p>
+    <w:p>
+      <w:pPr>
+        <w:pStyle w:val="6"/>
+        <w:keepNext w:val="0"/>
+        <w:keepLines w:val="0"/>
+        <w:pageBreakBefore w:val="0"/>
+        <w:widowControl/>
+        <w:numPr>
+          <w:ilvl w:val="0"/>
+          <w:numId w:val="2"/>
+        </w:numPr>
+        <w:suppressLineNumbers w:val="0"/>
+        <w:kinsoku/>
+        <w:wordWrap/>
+        <w:overflowPunct/>
+        <w:topLinePunct w:val="0"/>
+        <w:autoSpaceDE/>
+        <w:autoSpaceDN/>
+        <w:bidi w:val="0"/>
+        <w:adjustRightInd/>
+        <w:snapToGrid/>
+        <w:spacing w:beforeAutospacing="0" w:afterAutospacing="0" w:line="360" w:lineRule="exact"/>
+        <w:textAlignment w:val="auto"/>
+        <w:rPr>
+          <w:rFonts w:hint="eastAsia" w:ascii="sans-serif" w:hAnsi="sans-serif" w:eastAsia="sans-serif" w:cs="sans-serif"/>
+          <w:i w:val="0"/>
+          <w:iCs w:val="0"/>
+          <w:caps w:val="0"/>
+          <w:color w:val="auto"/>
+          <w:spacing w:val="0"/>
+          <w:kern w:val="0"/>
+          <w:sz w:val="19"/>
+          <w:szCs w:val="19"/>
+          <w:highlight w:val="yellow"/>
+          <w:shd w:val="clear" w:color="auto" w:fill="auto"/>
+          <w:lang w:val="en-US" w:eastAsia="zh-CN" w:bidi="ar"/>
+        </w:rPr>
+      </w:pPr>
+      <w:r>
+        <w:rPr>
+          <w:rFonts w:hint="eastAsia" w:ascii="sans-serif" w:hAnsi="sans-serif" w:eastAsia="sans-serif" w:cs="sans-serif"/>
+          <w:i w:val="0"/>
+          <w:iCs w:val="0"/>
+          <w:caps w:val="0"/>
+          <w:color w:val="auto"/>
+          <w:spacing w:val="0"/>
+          <w:kern w:val="0"/>
+          <w:sz w:val="19"/>
+          <w:szCs w:val="19"/>
+          <w:highlight w:val="yellow"/>
+          <w:shd w:val="clear" w:color="auto" w:fill="auto"/>
+          <w:lang w:val="en-US" w:eastAsia="zh-CN" w:bidi="ar"/>
+        </w:rPr>
+        <w:t>添加IAA广告系统，把复活和技能Reroll的激励视频坑位接上。</w:t>
+      </w:r>
+    </w:p>
+    <w:p>
+      <w:pPr>
+        <w:pStyle w:val="6"/>
+        <w:keepNext w:val="0"/>
+        <w:keepLines w:val="0"/>
+        <w:pageBreakBefore w:val="0"/>
+        <w:widowControl/>
+        <w:numPr>
+          <w:ilvl w:val="0"/>
+          <w:numId w:val="2"/>
+        </w:numPr>
+        <w:suppressLineNumbers w:val="0"/>
+        <w:kinsoku/>
+        <w:wordWrap/>
+        <w:overflowPunct/>
+        <w:topLinePunct w:val="0"/>
+        <w:autoSpaceDE/>
+        <w:autoSpaceDN/>
+        <w:bidi w:val="0"/>
+        <w:adjustRightInd/>
+        <w:snapToGrid/>
+        <w:spacing w:beforeAutospacing="0" w:afterAutospacing="0" w:line="360" w:lineRule="exact"/>
+        <w:textAlignment w:val="auto"/>
+        <w:rPr>
+          <w:rFonts w:hint="eastAsia" w:ascii="sans-serif" w:hAnsi="sans-serif" w:eastAsia="sans-serif" w:cs="sans-serif"/>
+          <w:i w:val="0"/>
+          <w:iCs w:val="0"/>
+          <w:caps w:val="0"/>
+          <w:color w:val="auto"/>
+          <w:spacing w:val="0"/>
+          <w:kern w:val="0"/>
+          <w:sz w:val="19"/>
+          <w:szCs w:val="19"/>
+          <w:highlight w:val="yellow"/>
+          <w:shd w:val="clear" w:color="auto" w:fill="auto"/>
+          <w:lang w:val="en-US" w:eastAsia="zh-CN" w:bidi="ar"/>
+        </w:rPr>
+      </w:pPr>
+      <w:r>
+        <w:rPr>
+          <w:rFonts w:hint="eastAsia" w:ascii="sans-serif" w:hAnsi="sans-serif" w:eastAsia="sans-serif" w:cs="sans-serif"/>
+          <w:i w:val="0"/>
+          <w:iCs w:val="0"/>
+          <w:caps w:val="0"/>
+          <w:color w:val="auto"/>
+          <w:spacing w:val="0"/>
+          <w:kern w:val="0"/>
+          <w:sz w:val="19"/>
+          <w:szCs w:val="19"/>
+          <w:highlight w:val="yellow"/>
+          <w:shd w:val="clear" w:color="auto" w:fill="auto"/>
+          <w:lang w:val="en-US" w:eastAsia="zh-CN" w:bidi="ar"/>
+        </w:rPr>
+        <w:t>广域透镜，激光加宽不明显问题</w:t>
+      </w:r>
+    </w:p>
+    <w:p>
+      <w:pPr>
+        <w:pStyle w:val="6"/>
+        <w:keepNext w:val="0"/>
+        <w:keepLines w:val="0"/>
+        <w:pageBreakBefore w:val="0"/>
+        <w:widowControl/>
+        <w:numPr>
+          <w:ilvl w:val="0"/>
+          <w:numId w:val="2"/>
+        </w:numPr>
+        <w:suppressLineNumbers w:val="0"/>
+        <w:kinsoku/>
+        <w:wordWrap/>
+        <w:overflowPunct/>
+        <w:topLinePunct w:val="0"/>
+        <w:autoSpaceDE/>
+        <w:autoSpaceDN/>
+        <w:bidi w:val="0"/>
+        <w:adjustRightInd/>
+        <w:snapToGrid/>
+        <w:spacing w:beforeAutospacing="0" w:afterAutospacing="0" w:line="360" w:lineRule="exact"/>
+        <w:textAlignment w:val="auto"/>
+        <w:rPr>
+          <w:rFonts w:hint="eastAsia" w:ascii="sans-serif" w:hAnsi="sans-serif" w:eastAsia="sans-serif" w:cs="sans-serif"/>
+          <w:i w:val="0"/>
+          <w:iCs w:val="0"/>
+          <w:caps w:val="0"/>
+          <w:color w:val="auto"/>
+          <w:spacing w:val="0"/>
+          <w:kern w:val="0"/>
+          <w:sz w:val="19"/>
+          <w:szCs w:val="19"/>
+          <w:highlight w:val="yellow"/>
+          <w:shd w:val="clear" w:color="auto" w:fill="auto"/>
+          <w:lang w:val="en-US" w:eastAsia="zh-CN" w:bidi="ar"/>
+        </w:rPr>
+      </w:pPr>
+      <w:r>
+        <w:rPr>
+          <w:rFonts w:hint="eastAsia" w:ascii="sans-serif" w:hAnsi="sans-serif" w:eastAsia="sans-serif" w:cs="sans-serif"/>
+          <w:i w:val="0"/>
+          <w:iCs w:val="0"/>
+          <w:caps w:val="0"/>
+          <w:color w:val="auto"/>
+          <w:spacing w:val="0"/>
+          <w:kern w:val="0"/>
+          <w:sz w:val="19"/>
+          <w:szCs w:val="19"/>
+          <w:highlight w:val="yellow"/>
+          <w:shd w:val="clear" w:color="auto" w:fill="auto"/>
+          <w:lang w:val="en-US" w:eastAsia="zh-CN" w:bidi="ar"/>
+        </w:rPr>
+        <w:t>是否选择了极寒光束，技能池就去掉聚能透镜技能，选择了聚能透镜技能就去掉极寒光束技能？</w:t>
+      </w:r>
+    </w:p>
+    <w:p>
+      <w:pPr>
+        <w:pStyle w:val="6"/>
+        <w:keepNext w:val="0"/>
+        <w:keepLines w:val="0"/>
+        <w:pageBreakBefore w:val="0"/>
+        <w:widowControl/>
+        <w:numPr>
+          <w:ilvl w:val="0"/>
+          <w:numId w:val="2"/>
+        </w:numPr>
+        <w:suppressLineNumbers w:val="0"/>
+        <w:kinsoku/>
+        <w:wordWrap/>
+        <w:overflowPunct/>
+        <w:topLinePunct w:val="0"/>
+        <w:autoSpaceDE/>
+        <w:autoSpaceDN/>
+        <w:bidi w:val="0"/>
+        <w:adjustRightInd/>
+        <w:snapToGrid/>
+        <w:spacing w:beforeAutospacing="0" w:afterAutospacing="0" w:line="360" w:lineRule="exact"/>
+        <w:textAlignment w:val="auto"/>
+        <w:rPr>
+          <w:rFonts w:hint="eastAsia" w:ascii="sans-serif" w:hAnsi="sans-serif" w:eastAsia="sans-serif" w:cs="sans-serif"/>
+          <w:i w:val="0"/>
+          <w:iCs w:val="0"/>
+          <w:caps w:val="0"/>
+          <w:color w:val="auto"/>
+          <w:spacing w:val="0"/>
+          <w:kern w:val="0"/>
+          <w:sz w:val="19"/>
+          <w:szCs w:val="19"/>
+          <w:highlight w:val="yellow"/>
+          <w:shd w:val="clear" w:color="auto" w:fill="auto"/>
+          <w:lang w:val="en-US" w:eastAsia="zh-CN" w:bidi="ar"/>
+        </w:rPr>
+      </w:pPr>
+      <w:r>
+        <w:rPr>
+          <w:rFonts w:hint="eastAsia" w:ascii="sans-serif" w:hAnsi="sans-serif" w:eastAsia="sans-serif" w:cs="sans-serif"/>
+          <w:i w:val="0"/>
+          <w:iCs w:val="0"/>
+          <w:caps w:val="0"/>
+          <w:color w:val="auto"/>
+          <w:spacing w:val="0"/>
+          <w:kern w:val="0"/>
+          <w:sz w:val="19"/>
+          <w:szCs w:val="19"/>
+          <w:highlight w:val="yellow"/>
+          <w:shd w:val="clear" w:color="auto" w:fill="auto"/>
+          <w:lang w:val="en-US" w:eastAsia="zh-CN" w:bidi="ar"/>
+        </w:rPr>
+        <w:t>查找因增加激光宽度，导致释放大招时候激光爆亮的显示问题。</w:t>
+      </w:r>
+    </w:p>
+    <w:p>
+      <w:pPr>
+        <w:pStyle w:val="6"/>
+        <w:keepNext w:val="0"/>
+        <w:keepLines w:val="0"/>
+        <w:pageBreakBefore w:val="0"/>
+        <w:widowControl/>
+        <w:numPr>
+          <w:ilvl w:val="0"/>
+          <w:numId w:val="2"/>
+        </w:numPr>
+        <w:suppressLineNumbers w:val="0"/>
+        <w:kinsoku/>
+        <w:wordWrap/>
+        <w:overflowPunct/>
+        <w:topLinePunct w:val="0"/>
+        <w:autoSpaceDE/>
+        <w:autoSpaceDN/>
+        <w:bidi w:val="0"/>
+        <w:adjustRightInd/>
+        <w:snapToGrid/>
+        <w:spacing w:beforeAutospacing="0" w:afterAutospacing="0" w:line="360" w:lineRule="exact"/>
+        <w:textAlignment w:val="auto"/>
+        <w:rPr>
+          <w:rFonts w:hint="eastAsia" w:ascii="sans-serif" w:hAnsi="sans-serif" w:eastAsia="sans-serif" w:cs="sans-serif"/>
+          <w:i w:val="0"/>
+          <w:iCs w:val="0"/>
+          <w:caps w:val="0"/>
+          <w:color w:val="auto"/>
+          <w:spacing w:val="0"/>
+          <w:kern w:val="0"/>
+          <w:sz w:val="19"/>
+          <w:szCs w:val="19"/>
+          <w:highlight w:val="yellow"/>
+          <w:shd w:val="clear" w:color="auto" w:fill="auto"/>
+          <w:lang w:val="en-US" w:eastAsia="zh-CN" w:bidi="ar"/>
+        </w:rPr>
+      </w:pPr>
+      <w:r>
+        <w:rPr>
+          <w:rFonts w:hint="eastAsia" w:ascii="sans-serif" w:hAnsi="sans-serif" w:eastAsia="sans-serif" w:cs="sans-serif"/>
+          <w:i w:val="0"/>
+          <w:iCs w:val="0"/>
+          <w:caps w:val="0"/>
+          <w:color w:val="auto"/>
+          <w:spacing w:val="0"/>
+          <w:kern w:val="0"/>
+          <w:sz w:val="19"/>
+          <w:szCs w:val="19"/>
+          <w:highlight w:val="yellow"/>
+          <w:shd w:val="clear" w:color="auto" w:fill="auto"/>
+          <w:lang w:val="en-US" w:eastAsia="zh-CN" w:bidi="ar"/>
+        </w:rPr>
+        <w:t>冰冻技能打第一章污染之核boss时，因为没有击退力，所以再和boss进行角力的时候，很容易就被贴近，并且持续掉血。这个碰撞塔的音效也会连续播放（比较刺耳）</w:t>
+      </w:r>
+    </w:p>
+    <w:p>
+      <w:pPr>
+        <w:pStyle w:val="6"/>
+        <w:keepNext w:val="0"/>
+        <w:keepLines w:val="0"/>
+        <w:pageBreakBefore w:val="0"/>
+        <w:widowControl/>
+        <w:numPr>
+          <w:ilvl w:val="0"/>
+          <w:numId w:val="2"/>
+        </w:numPr>
+        <w:suppressLineNumbers w:val="0"/>
+        <w:kinsoku/>
+        <w:wordWrap/>
+        <w:overflowPunct/>
+        <w:topLinePunct w:val="0"/>
+        <w:autoSpaceDE/>
+        <w:autoSpaceDN/>
+        <w:bidi w:val="0"/>
+        <w:adjustRightInd/>
+        <w:snapToGrid/>
+        <w:spacing w:beforeAutospacing="0" w:afterAutospacing="0" w:line="360" w:lineRule="exact"/>
+        <w:textAlignment w:val="auto"/>
+        <w:rPr>
+          <w:rFonts w:hint="eastAsia" w:ascii="sans-serif" w:hAnsi="sans-serif" w:eastAsia="sans-serif" w:cs="sans-serif"/>
+          <w:i w:val="0"/>
+          <w:iCs w:val="0"/>
+          <w:caps w:val="0"/>
+          <w:color w:val="auto"/>
+          <w:spacing w:val="0"/>
+          <w:kern w:val="0"/>
+          <w:sz w:val="19"/>
+          <w:szCs w:val="19"/>
+          <w:highlight w:val="yellow"/>
+          <w:shd w:val="clear" w:color="auto" w:fill="auto"/>
+          <w:lang w:val="en-US" w:eastAsia="zh-CN" w:bidi="ar"/>
+        </w:rPr>
+      </w:pPr>
+      <w:r>
+        <w:rPr>
+          <w:rFonts w:hint="eastAsia" w:ascii="sans-serif" w:hAnsi="sans-serif" w:eastAsia="sans-serif" w:cs="sans-serif"/>
+          <w:i w:val="0"/>
+          <w:iCs w:val="0"/>
+          <w:caps w:val="0"/>
+          <w:color w:val="auto"/>
+          <w:spacing w:val="0"/>
+          <w:kern w:val="0"/>
+          <w:sz w:val="19"/>
+          <w:szCs w:val="19"/>
+          <w:highlight w:val="yellow"/>
+          <w:shd w:val="clear" w:color="auto" w:fill="auto"/>
+          <w:lang w:val="en-US" w:eastAsia="zh-CN" w:bidi="ar"/>
+        </w:rPr>
+        <w:t>解决当玩家有护盾的时候，没有选择击退技能，和boss进行角力，boss无法对玩家造成伤害的问题。好像boss只对塔造成伤害。</w:t>
+      </w:r>
+    </w:p>
+    <w:p>
+      <w:pPr>
+        <w:pStyle w:val="6"/>
+        <w:keepNext w:val="0"/>
+        <w:keepLines w:val="0"/>
+        <w:pageBreakBefore w:val="0"/>
+        <w:widowControl/>
+        <w:numPr>
+          <w:ilvl w:val="0"/>
+          <w:numId w:val="2"/>
+        </w:numPr>
+        <w:suppressLineNumbers w:val="0"/>
+        <w:kinsoku/>
+        <w:wordWrap/>
+        <w:overflowPunct/>
+        <w:topLinePunct w:val="0"/>
+        <w:autoSpaceDE/>
+        <w:autoSpaceDN/>
+        <w:bidi w:val="0"/>
+        <w:adjustRightInd/>
+        <w:snapToGrid/>
+        <w:spacing w:beforeAutospacing="0" w:afterAutospacing="0" w:line="360" w:lineRule="exact"/>
+        <w:textAlignment w:val="auto"/>
+        <w:rPr>
+          <w:rFonts w:hint="eastAsia" w:ascii="sans-serif" w:hAnsi="sans-serif" w:eastAsia="sans-serif" w:cs="sans-serif"/>
+          <w:i w:val="0"/>
+          <w:iCs w:val="0"/>
+          <w:caps w:val="0"/>
+          <w:color w:val="auto"/>
+          <w:spacing w:val="0"/>
+          <w:kern w:val="0"/>
+          <w:sz w:val="19"/>
+          <w:szCs w:val="19"/>
+          <w:highlight w:val="yellow"/>
+          <w:shd w:val="clear" w:color="auto" w:fill="auto"/>
+          <w:lang w:val="en-US" w:eastAsia="zh-CN" w:bidi="ar"/>
+        </w:rPr>
+      </w:pPr>
+      <w:r>
+        <w:rPr>
+          <w:rFonts w:hint="eastAsia" w:ascii="sans-serif" w:hAnsi="sans-serif" w:eastAsia="sans-serif" w:cs="sans-serif"/>
+          <w:i w:val="0"/>
+          <w:iCs w:val="0"/>
+          <w:caps w:val="0"/>
+          <w:color w:val="auto"/>
+          <w:spacing w:val="0"/>
+          <w:kern w:val="0"/>
+          <w:sz w:val="19"/>
+          <w:szCs w:val="19"/>
+          <w:highlight w:val="yellow"/>
+          <w:shd w:val="clear" w:color="auto" w:fill="auto"/>
+          <w:lang w:val="en-US" w:eastAsia="zh-CN" w:bidi="ar"/>
+        </w:rPr>
+        <w:t>需要查找并解决游戏战斗中出现的卡顿问题。</w:t>
+      </w:r>
+    </w:p>
+    <w:p>
+      <w:pPr>
+        <w:pStyle w:val="6"/>
+        <w:keepNext w:val="0"/>
+        <w:keepLines w:val="0"/>
+        <w:pageBreakBefore w:val="0"/>
+        <w:widowControl/>
+        <w:numPr>
+          <w:ilvl w:val="0"/>
+          <w:numId w:val="2"/>
+        </w:numPr>
+        <w:suppressLineNumbers w:val="0"/>
+        <w:kinsoku/>
+        <w:wordWrap/>
+        <w:overflowPunct/>
+        <w:topLinePunct w:val="0"/>
+        <w:autoSpaceDE/>
+        <w:autoSpaceDN/>
+        <w:bidi w:val="0"/>
+        <w:adjustRightInd/>
+        <w:snapToGrid/>
+        <w:spacing w:beforeAutospacing="0" w:afterAutospacing="0" w:line="360" w:lineRule="exact"/>
+        <w:textAlignment w:val="auto"/>
+        <w:rPr>
+          <w:rFonts w:hint="eastAsia" w:ascii="sans-serif" w:hAnsi="sans-serif" w:eastAsia="sans-serif" w:cs="sans-serif"/>
+          <w:i w:val="0"/>
+          <w:iCs w:val="0"/>
+          <w:caps w:val="0"/>
+          <w:color w:val="auto"/>
+          <w:spacing w:val="0"/>
+          <w:kern w:val="0"/>
+          <w:sz w:val="19"/>
+          <w:szCs w:val="19"/>
+          <w:highlight w:val="yellow"/>
+          <w:shd w:val="clear" w:color="auto" w:fill="auto"/>
+          <w:lang w:val="en-US" w:eastAsia="zh-CN" w:bidi="ar"/>
+        </w:rPr>
+      </w:pPr>
+      <w:r>
+        <w:rPr>
+          <w:rFonts w:hint="eastAsia" w:ascii="sans-serif" w:hAnsi="sans-serif" w:eastAsia="sans-serif" w:cs="sans-serif"/>
+          <w:i w:val="0"/>
+          <w:iCs w:val="0"/>
+          <w:caps w:val="0"/>
+          <w:color w:val="auto"/>
+          <w:spacing w:val="0"/>
+          <w:kern w:val="0"/>
+          <w:sz w:val="19"/>
+          <w:szCs w:val="19"/>
+          <w:highlight w:val="red"/>
+          <w:shd w:val="clear" w:color="auto" w:fill="auto"/>
+          <w:lang w:val="en-US" w:eastAsia="zh-CN" w:bidi="ar"/>
+        </w:rPr>
+        <w:t>继续优化战斗数值，完成数值模型搭建。</w:t>
+      </w:r>
+      <w:r>
+        <w:rPr>
+          <w:rFonts w:hint="eastAsia" w:ascii="sans-serif" w:hAnsi="sans-serif" w:eastAsia="sans-serif" w:cs="sans-serif"/>
+          <w:i w:val="0"/>
+          <w:iCs w:val="0"/>
+          <w:caps w:val="0"/>
+          <w:color w:val="auto"/>
+          <w:spacing w:val="0"/>
+          <w:kern w:val="0"/>
+          <w:sz w:val="19"/>
+          <w:szCs w:val="19"/>
+          <w:highlight w:val="yellow"/>
+          <w:shd w:val="clear" w:color="auto" w:fill="auto"/>
+          <w:lang w:val="en-US" w:eastAsia="zh-CN" w:bidi="ar"/>
+        </w:rPr>
+        <w:t>把第一章节的5个难度都做好。</w:t>
+      </w:r>
+    </w:p>
+    <w:p>
+      <w:pPr>
+        <w:pStyle w:val="6"/>
+        <w:keepNext w:val="0"/>
+        <w:keepLines w:val="0"/>
+        <w:pageBreakBefore w:val="0"/>
+        <w:widowControl/>
+        <w:numPr>
+          <w:ilvl w:val="0"/>
+          <w:numId w:val="2"/>
+        </w:numPr>
+        <w:suppressLineNumbers w:val="0"/>
+        <w:kinsoku/>
+        <w:wordWrap/>
+        <w:overflowPunct/>
+        <w:topLinePunct w:val="0"/>
+        <w:autoSpaceDE/>
+        <w:autoSpaceDN/>
+        <w:bidi w:val="0"/>
+        <w:adjustRightInd/>
+        <w:snapToGrid/>
+        <w:spacing w:beforeAutospacing="0" w:afterAutospacing="0" w:line="360" w:lineRule="exact"/>
+        <w:textAlignment w:val="auto"/>
+        <w:rPr>
+          <w:rFonts w:hint="eastAsia" w:ascii="sans-serif" w:hAnsi="sans-serif" w:eastAsia="sans-serif" w:cs="sans-serif"/>
+          <w:i w:val="0"/>
+          <w:iCs w:val="0"/>
+          <w:caps w:val="0"/>
+          <w:color w:val="auto"/>
+          <w:spacing w:val="0"/>
           <w:kern w:val="0"/>
           <w:sz w:val="19"/>
           <w:szCs w:val="19"/>
@@ -13084,87 +16543,2144 @@
           <w:shd w:val="clear" w:color="auto" w:fill="auto"/>
           <w:lang w:val="en-US" w:eastAsia="zh-CN" w:bidi="ar"/>
         </w:rPr>
-        <w:t>增加手机内相关震动效果。</w:t>
-      </w:r>
-    </w:p>
-    <w:p>
-      <w:pPr>
-        <w:pStyle w:val="6"/>
-        <w:keepNext w:val="0"/>
-        <w:keepLines w:val="0"/>
-        <w:pageBreakBefore w:val="0"/>
-        <w:widowControl/>
-        <w:numPr>
-          <w:ilvl w:val="0"/>
-          <w:numId w:val="2"/>
-        </w:numPr>
-        <w:suppressLineNumbers w:val="0"/>
-        <w:kinsoku/>
-        <w:wordWrap/>
-        <w:overflowPunct/>
-        <w:topLinePunct w:val="0"/>
-        <w:autoSpaceDE/>
-        <w:autoSpaceDN/>
-        <w:bidi w:val="0"/>
-        <w:adjustRightInd/>
-        <w:snapToGrid/>
-        <w:spacing w:beforeAutospacing="0" w:afterAutospacing="0" w:line="360" w:lineRule="exact"/>
-        <w:textAlignment w:val="auto"/>
-        <w:rPr>
-          <w:rFonts w:hint="eastAsia" w:ascii="sans-serif" w:hAnsi="sans-serif" w:eastAsia="sans-serif" w:cs="sans-serif"/>
-          <w:i w:val="0"/>
-          <w:iCs w:val="0"/>
-          <w:caps w:val="0"/>
-          <w:color w:val="auto"/>
-          <w:spacing w:val="0"/>
-          <w:kern w:val="0"/>
-          <w:sz w:val="19"/>
-          <w:szCs w:val="19"/>
-          <w:highlight w:val="lightGray"/>
-          <w:shd w:val="clear" w:color="auto" w:fill="auto"/>
-          <w:lang w:val="en-US" w:eastAsia="zh-CN" w:bidi="ar"/>
-        </w:rPr>
-      </w:pPr>
-      <w:r>
-        <w:rPr>
-          <w:rFonts w:hint="eastAsia" w:ascii="sans-serif" w:hAnsi="sans-serif" w:eastAsia="sans-serif" w:cs="sans-serif"/>
-          <w:i w:val="0"/>
-          <w:iCs w:val="0"/>
-          <w:caps w:val="0"/>
-          <w:color w:val="auto"/>
-          <w:spacing w:val="0"/>
-          <w:kern w:val="0"/>
-          <w:sz w:val="19"/>
-          <w:szCs w:val="19"/>
-          <w:highlight w:val="lightGray"/>
-          <w:shd w:val="clear" w:color="auto" w:fill="auto"/>
-          <w:lang w:val="en-US" w:eastAsia="zh-CN" w:bidi="ar"/>
-        </w:rPr>
-        <w:t>boss音效加速太快了。</w:t>
-      </w:r>
-    </w:p>
-    <w:p>
-      <w:pPr>
-        <w:pStyle w:val="6"/>
-        <w:keepNext w:val="0"/>
-        <w:keepLines w:val="0"/>
-        <w:pageBreakBefore w:val="0"/>
-        <w:widowControl/>
-        <w:numPr>
-          <w:ilvl w:val="0"/>
-          <w:numId w:val="2"/>
-        </w:numPr>
-        <w:suppressLineNumbers w:val="0"/>
-        <w:kinsoku/>
-        <w:wordWrap/>
-        <w:overflowPunct/>
-        <w:topLinePunct w:val="0"/>
-        <w:autoSpaceDE/>
-        <w:autoSpaceDN/>
-        <w:bidi w:val="0"/>
-        <w:adjustRightInd/>
-        <w:snapToGrid/>
-        <w:spacing w:beforeAutospacing="0" w:afterAutospacing="0" w:line="360" w:lineRule="exact"/>
+        <w:t>修改光与朽的软著。</w:t>
+      </w:r>
+    </w:p>
+    <w:p>
+      <w:pPr>
+        <w:pStyle w:val="6"/>
+        <w:keepNext w:val="0"/>
+        <w:keepLines w:val="0"/>
+        <w:pageBreakBefore w:val="0"/>
+        <w:widowControl/>
+        <w:numPr>
+          <w:ilvl w:val="0"/>
+          <w:numId w:val="2"/>
+        </w:numPr>
+        <w:suppressLineNumbers w:val="0"/>
+        <w:kinsoku/>
+        <w:wordWrap/>
+        <w:overflowPunct/>
+        <w:topLinePunct w:val="0"/>
+        <w:autoSpaceDE/>
+        <w:autoSpaceDN/>
+        <w:bidi w:val="0"/>
+        <w:adjustRightInd/>
+        <w:snapToGrid/>
+        <w:spacing w:beforeAutospacing="0" w:afterAutospacing="0" w:line="360" w:lineRule="exact"/>
+        <w:textAlignment w:val="auto"/>
+        <w:rPr>
+          <w:rFonts w:hint="default" w:ascii="sans-serif" w:hAnsi="sans-serif" w:eastAsia="sans-serif" w:cs="sans-serif"/>
+          <w:i w:val="0"/>
+          <w:iCs w:val="0"/>
+          <w:caps w:val="0"/>
+          <w:color w:val="auto"/>
+          <w:spacing w:val="0"/>
+          <w:sz w:val="19"/>
+          <w:szCs w:val="19"/>
+          <w:highlight w:val="yellow"/>
+          <w:shd w:val="clear" w:color="auto" w:fill="auto"/>
+          <w:lang w:val="en-US" w:eastAsia="zh-CN"/>
+        </w:rPr>
+      </w:pPr>
+      <w:r>
+        <w:rPr>
+          <w:rFonts w:hint="eastAsia" w:ascii="sans-serif" w:hAnsi="sans-serif" w:eastAsia="sans-serif" w:cs="sans-serif"/>
+          <w:i w:val="0"/>
+          <w:iCs w:val="0"/>
+          <w:caps w:val="0"/>
+          <w:color w:val="auto"/>
+          <w:spacing w:val="0"/>
+          <w:sz w:val="19"/>
+          <w:szCs w:val="19"/>
+          <w:highlight w:val="yellow"/>
+          <w:shd w:val="clear" w:color="auto" w:fill="auto"/>
+          <w:lang w:val="en-US" w:eastAsia="zh-CN"/>
+        </w:rPr>
+        <w:t>检查所有相关特效的接入。</w:t>
+      </w:r>
+    </w:p>
+    <w:p>
+      <w:pPr>
+        <w:pStyle w:val="6"/>
+        <w:keepNext w:val="0"/>
+        <w:keepLines w:val="0"/>
+        <w:pageBreakBefore w:val="0"/>
+        <w:widowControl/>
+        <w:numPr>
+          <w:ilvl w:val="0"/>
+          <w:numId w:val="2"/>
+        </w:numPr>
+        <w:suppressLineNumbers w:val="0"/>
+        <w:kinsoku/>
+        <w:wordWrap/>
+        <w:overflowPunct/>
+        <w:topLinePunct w:val="0"/>
+        <w:autoSpaceDE/>
+        <w:autoSpaceDN/>
+        <w:bidi w:val="0"/>
+        <w:adjustRightInd/>
+        <w:snapToGrid/>
+        <w:spacing w:beforeAutospacing="0" w:afterAutospacing="0" w:line="360" w:lineRule="exact"/>
+        <w:textAlignment w:val="auto"/>
+        <w:rPr>
+          <w:rFonts w:hint="default" w:ascii="sans-serif" w:hAnsi="sans-serif" w:eastAsia="sans-serif" w:cs="sans-serif"/>
+          <w:i w:val="0"/>
+          <w:iCs w:val="0"/>
+          <w:caps w:val="0"/>
+          <w:color w:val="auto"/>
+          <w:spacing w:val="0"/>
+          <w:sz w:val="19"/>
+          <w:szCs w:val="19"/>
+          <w:highlight w:val="yellow"/>
+          <w:shd w:val="clear" w:color="auto" w:fill="auto"/>
+          <w:lang w:val="en-US" w:eastAsia="zh-CN"/>
+        </w:rPr>
+      </w:pPr>
+      <w:r>
+        <w:rPr>
+          <w:rFonts w:hint="eastAsia" w:ascii="sans-serif" w:hAnsi="sans-serif" w:eastAsia="sans-serif" w:cs="sans-serif"/>
+          <w:i w:val="0"/>
+          <w:iCs w:val="0"/>
+          <w:caps w:val="0"/>
+          <w:color w:val="auto"/>
+          <w:spacing w:val="0"/>
+          <w:sz w:val="19"/>
+          <w:szCs w:val="19"/>
+          <w:highlight w:val="yellow"/>
+          <w:shd w:val="clear" w:color="auto" w:fill="auto"/>
+          <w:lang w:val="en-US" w:eastAsia="zh-CN"/>
+        </w:rPr>
+        <w:t>优化护盾受击特效的受击点位置产生特效和播放特效。</w:t>
+      </w:r>
+    </w:p>
+    <w:p>
+      <w:pPr>
+        <w:pStyle w:val="6"/>
+        <w:keepNext w:val="0"/>
+        <w:keepLines w:val="0"/>
+        <w:pageBreakBefore w:val="0"/>
+        <w:widowControl/>
+        <w:numPr>
+          <w:ilvl w:val="0"/>
+          <w:numId w:val="2"/>
+        </w:numPr>
+        <w:suppressLineNumbers w:val="0"/>
+        <w:kinsoku/>
+        <w:wordWrap/>
+        <w:overflowPunct/>
+        <w:topLinePunct w:val="0"/>
+        <w:autoSpaceDE/>
+        <w:autoSpaceDN/>
+        <w:bidi w:val="0"/>
+        <w:adjustRightInd/>
+        <w:snapToGrid/>
+        <w:spacing w:beforeAutospacing="0" w:afterAutospacing="0" w:line="360" w:lineRule="exact"/>
+        <w:textAlignment w:val="auto"/>
+        <w:rPr>
+          <w:rFonts w:hint="default" w:ascii="sans-serif" w:hAnsi="sans-serif" w:eastAsia="sans-serif" w:cs="sans-serif"/>
+          <w:i w:val="0"/>
+          <w:iCs w:val="0"/>
+          <w:caps w:val="0"/>
+          <w:color w:val="auto"/>
+          <w:spacing w:val="0"/>
+          <w:sz w:val="19"/>
+          <w:szCs w:val="19"/>
+          <w:highlight w:val="yellow"/>
+          <w:shd w:val="clear" w:color="auto" w:fill="auto"/>
+          <w:lang w:val="en-US" w:eastAsia="zh-CN"/>
+        </w:rPr>
+      </w:pPr>
+      <w:r>
+        <w:rPr>
+          <w:rFonts w:hint="eastAsia" w:ascii="sans-serif" w:hAnsi="sans-serif" w:eastAsia="sans-serif" w:cs="sans-serif"/>
+          <w:i w:val="0"/>
+          <w:iCs w:val="0"/>
+          <w:caps w:val="0"/>
+          <w:color w:val="auto"/>
+          <w:spacing w:val="0"/>
+          <w:sz w:val="19"/>
+          <w:szCs w:val="19"/>
+          <w:highlight w:val="yellow"/>
+          <w:shd w:val="clear" w:color="auto" w:fill="auto"/>
+          <w:lang w:val="en-US" w:eastAsia="zh-CN"/>
+        </w:rPr>
+        <w:t>战斗内杀死怪物，爆金币效果制作。</w:t>
+      </w:r>
+    </w:p>
+    <w:p>
+      <w:pPr>
+        <w:pStyle w:val="6"/>
+        <w:keepNext w:val="0"/>
+        <w:keepLines w:val="0"/>
+        <w:pageBreakBefore w:val="0"/>
+        <w:widowControl/>
+        <w:numPr>
+          <w:ilvl w:val="0"/>
+          <w:numId w:val="2"/>
+        </w:numPr>
+        <w:suppressLineNumbers w:val="0"/>
+        <w:kinsoku/>
+        <w:wordWrap/>
+        <w:overflowPunct/>
+        <w:topLinePunct w:val="0"/>
+        <w:autoSpaceDE/>
+        <w:autoSpaceDN/>
+        <w:bidi w:val="0"/>
+        <w:adjustRightInd/>
+        <w:snapToGrid/>
+        <w:spacing w:beforeAutospacing="0" w:afterAutospacing="0" w:line="360" w:lineRule="exact"/>
+        <w:textAlignment w:val="auto"/>
+        <w:rPr>
+          <w:rFonts w:hint="default" w:ascii="sans-serif" w:hAnsi="sans-serif" w:eastAsia="sans-serif" w:cs="sans-serif"/>
+          <w:i w:val="0"/>
+          <w:iCs w:val="0"/>
+          <w:caps w:val="0"/>
+          <w:color w:val="auto"/>
+          <w:spacing w:val="0"/>
+          <w:sz w:val="19"/>
+          <w:szCs w:val="19"/>
+          <w:highlight w:val="yellow"/>
+          <w:shd w:val="clear" w:color="auto" w:fill="auto"/>
+          <w:lang w:val="en-US" w:eastAsia="zh-CN"/>
+        </w:rPr>
+      </w:pPr>
+      <w:r>
+        <w:rPr>
+          <w:rFonts w:hint="eastAsia" w:ascii="sans-serif" w:hAnsi="sans-serif" w:eastAsia="sans-serif" w:cs="sans-serif"/>
+          <w:i w:val="0"/>
+          <w:iCs w:val="0"/>
+          <w:caps w:val="0"/>
+          <w:color w:val="auto"/>
+          <w:spacing w:val="0"/>
+          <w:sz w:val="19"/>
+          <w:szCs w:val="19"/>
+          <w:highlight w:val="yellow"/>
+          <w:shd w:val="clear" w:color="auto" w:fill="auto"/>
+          <w:lang w:val="en-US" w:eastAsia="zh-CN"/>
+        </w:rPr>
+        <w:t>底座和水晶制作闪白shader，并赋予材质球。</w:t>
+      </w:r>
+    </w:p>
+    <w:p>
+      <w:pPr>
+        <w:pStyle w:val="6"/>
+        <w:keepNext w:val="0"/>
+        <w:keepLines w:val="0"/>
+        <w:pageBreakBefore w:val="0"/>
+        <w:widowControl/>
+        <w:numPr>
+          <w:ilvl w:val="0"/>
+          <w:numId w:val="2"/>
+        </w:numPr>
+        <w:suppressLineNumbers w:val="0"/>
+        <w:kinsoku/>
+        <w:wordWrap/>
+        <w:overflowPunct/>
+        <w:topLinePunct w:val="0"/>
+        <w:autoSpaceDE/>
+        <w:autoSpaceDN/>
+        <w:bidi w:val="0"/>
+        <w:adjustRightInd/>
+        <w:snapToGrid/>
+        <w:spacing w:beforeAutospacing="0" w:afterAutospacing="0" w:line="360" w:lineRule="exact"/>
+        <w:textAlignment w:val="auto"/>
+        <w:rPr>
+          <w:rFonts w:hint="default" w:ascii="sans-serif" w:hAnsi="sans-serif" w:eastAsia="sans-serif" w:cs="sans-serif"/>
+          <w:i w:val="0"/>
+          <w:iCs w:val="0"/>
+          <w:caps w:val="0"/>
+          <w:color w:val="auto"/>
+          <w:spacing w:val="0"/>
+          <w:kern w:val="0"/>
+          <w:sz w:val="19"/>
+          <w:szCs w:val="19"/>
+          <w:highlight w:val="yellow"/>
+          <w:shd w:val="clear" w:color="auto" w:fill="auto"/>
+          <w:lang w:val="en-US" w:eastAsia="zh-CN" w:bidi="ar"/>
+        </w:rPr>
+      </w:pPr>
+      <w:r>
+        <w:rPr>
+          <w:rFonts w:hint="eastAsia" w:ascii="sans-serif" w:hAnsi="sans-serif" w:eastAsia="sans-serif" w:cs="sans-serif"/>
+          <w:i w:val="0"/>
+          <w:iCs w:val="0"/>
+          <w:caps w:val="0"/>
+          <w:color w:val="auto"/>
+          <w:spacing w:val="0"/>
+          <w:kern w:val="0"/>
+          <w:sz w:val="19"/>
+          <w:szCs w:val="19"/>
+          <w:highlight w:val="yellow"/>
+          <w:shd w:val="clear" w:color="auto" w:fill="auto"/>
+          <w:lang w:val="en-US" w:eastAsia="zh-CN" w:bidi="ar"/>
+        </w:rPr>
+        <w:t>制作启动游戏背景图。</w:t>
+      </w:r>
+    </w:p>
+    <w:p>
+      <w:pPr>
+        <w:pStyle w:val="6"/>
+        <w:keepNext w:val="0"/>
+        <w:keepLines w:val="0"/>
+        <w:pageBreakBefore w:val="0"/>
+        <w:widowControl/>
+        <w:numPr>
+          <w:ilvl w:val="0"/>
+          <w:numId w:val="2"/>
+        </w:numPr>
+        <w:suppressLineNumbers w:val="0"/>
+        <w:kinsoku/>
+        <w:wordWrap/>
+        <w:overflowPunct/>
+        <w:topLinePunct w:val="0"/>
+        <w:autoSpaceDE/>
+        <w:autoSpaceDN/>
+        <w:bidi w:val="0"/>
+        <w:adjustRightInd/>
+        <w:snapToGrid/>
+        <w:spacing w:beforeAutospacing="0" w:afterAutospacing="0" w:line="360" w:lineRule="exact"/>
+        <w:textAlignment w:val="auto"/>
+        <w:rPr>
+          <w:rFonts w:hint="default" w:ascii="sans-serif" w:hAnsi="sans-serif" w:eastAsia="sans-serif" w:cs="sans-serif"/>
+          <w:i w:val="0"/>
+          <w:iCs w:val="0"/>
+          <w:caps w:val="0"/>
+          <w:color w:val="auto"/>
+          <w:spacing w:val="0"/>
+          <w:kern w:val="0"/>
+          <w:sz w:val="19"/>
+          <w:szCs w:val="19"/>
+          <w:highlight w:val="yellow"/>
+          <w:shd w:val="clear" w:color="auto" w:fill="auto"/>
+          <w:lang w:val="en-US" w:eastAsia="zh-CN" w:bidi="ar"/>
+        </w:rPr>
+      </w:pPr>
+      <w:r>
+        <w:rPr>
+          <w:rFonts w:hint="eastAsia" w:ascii="sans-serif" w:hAnsi="sans-serif" w:eastAsia="sans-serif" w:cs="sans-serif"/>
+          <w:i w:val="0"/>
+          <w:iCs w:val="0"/>
+          <w:caps w:val="0"/>
+          <w:color w:val="auto"/>
+          <w:spacing w:val="0"/>
+          <w:kern w:val="0"/>
+          <w:sz w:val="19"/>
+          <w:szCs w:val="19"/>
+          <w:highlight w:val="yellow"/>
+          <w:shd w:val="clear" w:color="auto" w:fill="auto"/>
+          <w:lang w:val="en-US" w:eastAsia="zh-CN" w:bidi="ar"/>
+        </w:rPr>
+        <w:t>增加一个虚拟摇杆</w:t>
+      </w:r>
+    </w:p>
+    <w:p>
+      <w:pPr>
+        <w:pStyle w:val="6"/>
+        <w:keepNext w:val="0"/>
+        <w:keepLines w:val="0"/>
+        <w:pageBreakBefore w:val="0"/>
+        <w:widowControl/>
+        <w:numPr>
+          <w:ilvl w:val="0"/>
+          <w:numId w:val="2"/>
+        </w:numPr>
+        <w:suppressLineNumbers w:val="0"/>
+        <w:kinsoku/>
+        <w:wordWrap/>
+        <w:overflowPunct/>
+        <w:topLinePunct w:val="0"/>
+        <w:autoSpaceDE/>
+        <w:autoSpaceDN/>
+        <w:bidi w:val="0"/>
+        <w:adjustRightInd/>
+        <w:snapToGrid/>
+        <w:spacing w:beforeAutospacing="0" w:afterAutospacing="0" w:line="360" w:lineRule="exact"/>
+        <w:textAlignment w:val="auto"/>
+        <w:rPr>
+          <w:rFonts w:hint="default" w:ascii="微软雅黑" w:hAnsi="微软雅黑" w:eastAsia="微软雅黑" w:cs="微软雅黑"/>
+          <w:i w:val="0"/>
+          <w:iCs w:val="0"/>
+          <w:caps w:val="0"/>
+          <w:spacing w:val="0"/>
+          <w:sz w:val="19"/>
+          <w:szCs w:val="19"/>
+          <w:highlight w:val="yellow"/>
+          <w:vertAlign w:val="baseline"/>
+          <w:lang w:val="en-US" w:eastAsia="zh-CN"/>
+        </w:rPr>
+      </w:pPr>
+      <w:r>
+        <w:rPr>
+          <w:rFonts w:hint="eastAsia" w:ascii="微软雅黑" w:hAnsi="微软雅黑" w:eastAsia="微软雅黑" w:cs="微软雅黑"/>
+          <w:i w:val="0"/>
+          <w:iCs w:val="0"/>
+          <w:caps w:val="0"/>
+          <w:spacing w:val="0"/>
+          <w:sz w:val="19"/>
+          <w:szCs w:val="19"/>
+          <w:highlight w:val="yellow"/>
+          <w:vertAlign w:val="baseline"/>
+          <w:lang w:val="en-US" w:eastAsia="zh-CN"/>
+        </w:rPr>
+        <w:t>修改设置界面功能，修改重新开始按钮，为继续游戏按钮</w:t>
+      </w:r>
+    </w:p>
+    <w:p>
+      <w:pPr>
+        <w:pStyle w:val="6"/>
+        <w:keepNext w:val="0"/>
+        <w:keepLines w:val="0"/>
+        <w:pageBreakBefore w:val="0"/>
+        <w:widowControl/>
+        <w:numPr>
+          <w:ilvl w:val="0"/>
+          <w:numId w:val="2"/>
+        </w:numPr>
+        <w:suppressLineNumbers w:val="0"/>
+        <w:kinsoku/>
+        <w:wordWrap/>
+        <w:overflowPunct/>
+        <w:topLinePunct w:val="0"/>
+        <w:autoSpaceDE/>
+        <w:autoSpaceDN/>
+        <w:bidi w:val="0"/>
+        <w:adjustRightInd/>
+        <w:snapToGrid/>
+        <w:spacing w:beforeAutospacing="0" w:afterAutospacing="0" w:line="360" w:lineRule="exact"/>
+        <w:textAlignment w:val="auto"/>
+        <w:rPr>
+          <w:rFonts w:hint="eastAsia" w:ascii="sans-serif" w:hAnsi="sans-serif" w:eastAsia="sans-serif" w:cs="sans-serif"/>
+          <w:i w:val="0"/>
+          <w:iCs w:val="0"/>
+          <w:caps w:val="0"/>
+          <w:color w:val="auto"/>
+          <w:spacing w:val="0"/>
+          <w:kern w:val="0"/>
+          <w:sz w:val="19"/>
+          <w:szCs w:val="19"/>
+          <w:highlight w:val="yellow"/>
+          <w:shd w:val="clear" w:color="auto" w:fill="auto"/>
+          <w:lang w:val="en-US" w:eastAsia="zh-CN" w:bidi="ar"/>
+        </w:rPr>
+      </w:pPr>
+      <w:r>
+        <w:rPr>
+          <w:rFonts w:hint="eastAsia" w:ascii="sans-serif" w:hAnsi="sans-serif" w:eastAsia="sans-serif" w:cs="sans-serif"/>
+          <w:i w:val="0"/>
+          <w:iCs w:val="0"/>
+          <w:caps w:val="0"/>
+          <w:color w:val="auto"/>
+          <w:spacing w:val="0"/>
+          <w:kern w:val="0"/>
+          <w:sz w:val="19"/>
+          <w:szCs w:val="19"/>
+          <w:highlight w:val="yellow"/>
+          <w:shd w:val="clear" w:color="auto" w:fill="auto"/>
+          <w:lang w:val="en-US" w:eastAsia="zh-CN" w:bidi="ar"/>
+        </w:rPr>
+        <w:t>激光射击到冰甲卫士的冰盾上需要更换激光的声音</w:t>
+      </w:r>
+    </w:p>
+    <w:p>
+      <w:pPr>
+        <w:pStyle w:val="6"/>
+        <w:keepNext w:val="0"/>
+        <w:keepLines w:val="0"/>
+        <w:pageBreakBefore w:val="0"/>
+        <w:widowControl/>
+        <w:numPr>
+          <w:ilvl w:val="0"/>
+          <w:numId w:val="2"/>
+        </w:numPr>
+        <w:suppressLineNumbers w:val="0"/>
+        <w:kinsoku/>
+        <w:wordWrap/>
+        <w:overflowPunct/>
+        <w:topLinePunct w:val="0"/>
+        <w:autoSpaceDE/>
+        <w:autoSpaceDN/>
+        <w:bidi w:val="0"/>
+        <w:adjustRightInd/>
+        <w:snapToGrid/>
+        <w:spacing w:beforeAutospacing="0" w:afterAutospacing="0" w:line="360" w:lineRule="exact"/>
+        <w:textAlignment w:val="auto"/>
+        <w:rPr>
+          <w:rFonts w:hint="eastAsia" w:ascii="sans-serif" w:hAnsi="sans-serif" w:eastAsia="sans-serif" w:cs="sans-serif"/>
+          <w:i w:val="0"/>
+          <w:iCs w:val="0"/>
+          <w:caps w:val="0"/>
+          <w:color w:val="auto"/>
+          <w:spacing w:val="0"/>
+          <w:kern w:val="0"/>
+          <w:sz w:val="19"/>
+          <w:szCs w:val="19"/>
+          <w:highlight w:val="yellow"/>
+          <w:shd w:val="clear" w:color="auto" w:fill="auto"/>
+          <w:lang w:val="en-US" w:eastAsia="zh-CN" w:bidi="ar"/>
+        </w:rPr>
+      </w:pPr>
+      <w:r>
+        <w:rPr>
+          <w:rFonts w:hint="eastAsia" w:ascii="sans-serif" w:hAnsi="sans-serif" w:eastAsia="sans-serif" w:cs="sans-serif"/>
+          <w:i w:val="0"/>
+          <w:iCs w:val="0"/>
+          <w:caps w:val="0"/>
+          <w:color w:val="auto"/>
+          <w:spacing w:val="0"/>
+          <w:kern w:val="0"/>
+          <w:sz w:val="19"/>
+          <w:szCs w:val="19"/>
+          <w:highlight w:val="yellow"/>
+          <w:shd w:val="clear" w:color="auto" w:fill="auto"/>
+          <w:lang w:val="en-US" w:eastAsia="zh-CN" w:bidi="ar"/>
+        </w:rPr>
+        <w:t>迭代第三章怪物的美术效果（以第二章怪物为标准）</w:t>
+      </w:r>
+    </w:p>
+    <w:p>
+      <w:pPr>
+        <w:pStyle w:val="6"/>
+        <w:keepNext w:val="0"/>
+        <w:keepLines w:val="0"/>
+        <w:pageBreakBefore w:val="0"/>
+        <w:widowControl/>
+        <w:numPr>
+          <w:ilvl w:val="0"/>
+          <w:numId w:val="2"/>
+        </w:numPr>
+        <w:suppressLineNumbers w:val="0"/>
+        <w:kinsoku/>
+        <w:wordWrap/>
+        <w:overflowPunct/>
+        <w:topLinePunct w:val="0"/>
+        <w:autoSpaceDE/>
+        <w:autoSpaceDN/>
+        <w:bidi w:val="0"/>
+        <w:adjustRightInd/>
+        <w:snapToGrid/>
+        <w:spacing w:beforeAutospacing="0" w:afterAutospacing="0" w:line="360" w:lineRule="exact"/>
+        <w:textAlignment w:val="auto"/>
+        <w:rPr>
+          <w:rFonts w:hint="default" w:ascii="微软雅黑" w:hAnsi="微软雅黑" w:eastAsia="微软雅黑" w:cs="微软雅黑"/>
+          <w:i w:val="0"/>
+          <w:iCs w:val="0"/>
+          <w:caps w:val="0"/>
+          <w:spacing w:val="0"/>
+          <w:sz w:val="19"/>
+          <w:szCs w:val="19"/>
+          <w:highlight w:val="yellow"/>
+          <w:vertAlign w:val="baseline"/>
+          <w:lang w:val="en-US" w:eastAsia="zh-CN"/>
+        </w:rPr>
+      </w:pPr>
+      <w:r>
+        <w:rPr>
+          <w:rFonts w:hint="eastAsia" w:ascii="sans-serif" w:hAnsi="sans-serif" w:eastAsia="sans-serif" w:cs="sans-serif"/>
+          <w:i w:val="0"/>
+          <w:iCs w:val="0"/>
+          <w:caps w:val="0"/>
+          <w:color w:val="auto"/>
+          <w:spacing w:val="0"/>
+          <w:kern w:val="0"/>
+          <w:sz w:val="19"/>
+          <w:szCs w:val="19"/>
+          <w:highlight w:val="yellow"/>
+          <w:shd w:val="clear" w:color="auto" w:fill="auto"/>
+          <w:lang w:val="en-US" w:eastAsia="zh-CN" w:bidi="ar"/>
+        </w:rPr>
+        <w:t>怪物击打没有抖动效果</w:t>
+      </w:r>
+    </w:p>
+    <w:p>
+      <w:pPr>
+        <w:pStyle w:val="6"/>
+        <w:keepNext w:val="0"/>
+        <w:keepLines w:val="0"/>
+        <w:pageBreakBefore w:val="0"/>
+        <w:widowControl/>
+        <w:numPr>
+          <w:ilvl w:val="0"/>
+          <w:numId w:val="2"/>
+        </w:numPr>
+        <w:suppressLineNumbers w:val="0"/>
+        <w:kinsoku/>
+        <w:wordWrap/>
+        <w:overflowPunct/>
+        <w:topLinePunct w:val="0"/>
+        <w:autoSpaceDE/>
+        <w:autoSpaceDN/>
+        <w:bidi w:val="0"/>
+        <w:adjustRightInd/>
+        <w:snapToGrid/>
+        <w:spacing w:beforeAutospacing="0" w:afterAutospacing="0" w:line="360" w:lineRule="exact"/>
+        <w:textAlignment w:val="auto"/>
+        <w:rPr>
+          <w:rFonts w:hint="eastAsia" w:ascii="微软雅黑" w:hAnsi="微软雅黑" w:eastAsia="微软雅黑" w:cs="微软雅黑"/>
+          <w:i w:val="0"/>
+          <w:iCs w:val="0"/>
+          <w:caps w:val="0"/>
+          <w:spacing w:val="0"/>
+          <w:sz w:val="19"/>
+          <w:szCs w:val="19"/>
+          <w:highlight w:val="yellow"/>
+          <w:vertAlign w:val="baseline"/>
+          <w:lang w:val="en-US" w:eastAsia="zh-CN"/>
+        </w:rPr>
+      </w:pPr>
+      <w:r>
+        <w:rPr>
+          <w:rFonts w:hint="eastAsia" w:ascii="微软雅黑" w:hAnsi="微软雅黑" w:eastAsia="微软雅黑" w:cs="微软雅黑"/>
+          <w:i w:val="0"/>
+          <w:iCs w:val="0"/>
+          <w:caps w:val="0"/>
+          <w:spacing w:val="0"/>
+          <w:sz w:val="19"/>
+          <w:szCs w:val="19"/>
+          <w:highlight w:val="yellow"/>
+          <w:vertAlign w:val="baseline"/>
+          <w:lang w:val="en-US" w:eastAsia="zh-CN"/>
+        </w:rPr>
+        <w:t>制作霜冻施法者自爆水晶召唤冰晶的音效和特效</w:t>
+      </w:r>
+    </w:p>
+    <w:p>
+      <w:pPr>
+        <w:pStyle w:val="6"/>
+        <w:keepNext w:val="0"/>
+        <w:keepLines w:val="0"/>
+        <w:pageBreakBefore w:val="0"/>
+        <w:widowControl/>
+        <w:numPr>
+          <w:ilvl w:val="0"/>
+          <w:numId w:val="2"/>
+        </w:numPr>
+        <w:suppressLineNumbers w:val="0"/>
+        <w:kinsoku/>
+        <w:wordWrap/>
+        <w:overflowPunct/>
+        <w:topLinePunct w:val="0"/>
+        <w:autoSpaceDE/>
+        <w:autoSpaceDN/>
+        <w:bidi w:val="0"/>
+        <w:adjustRightInd/>
+        <w:snapToGrid/>
+        <w:spacing w:beforeAutospacing="0" w:afterAutospacing="0" w:line="360" w:lineRule="exact"/>
+        <w:textAlignment w:val="auto"/>
+        <w:rPr>
+          <w:rFonts w:hint="default" w:ascii="微软雅黑" w:hAnsi="微软雅黑" w:eastAsia="微软雅黑" w:cs="微软雅黑"/>
+          <w:i w:val="0"/>
+          <w:iCs w:val="0"/>
+          <w:caps w:val="0"/>
+          <w:spacing w:val="0"/>
+          <w:sz w:val="19"/>
+          <w:szCs w:val="19"/>
+          <w:highlight w:val="yellow"/>
+          <w:vertAlign w:val="baseline"/>
+          <w:lang w:val="en-US" w:eastAsia="zh-CN"/>
+        </w:rPr>
+      </w:pPr>
+      <w:r>
+        <w:rPr>
+          <w:rFonts w:hint="eastAsia" w:ascii="微软雅黑" w:hAnsi="微软雅黑" w:eastAsia="微软雅黑" w:cs="微软雅黑"/>
+          <w:i w:val="0"/>
+          <w:iCs w:val="0"/>
+          <w:caps w:val="0"/>
+          <w:spacing w:val="0"/>
+          <w:sz w:val="19"/>
+          <w:szCs w:val="19"/>
+          <w:highlight w:val="yellow"/>
+          <w:vertAlign w:val="baseline"/>
+          <w:lang w:val="en-US" w:eastAsia="zh-CN"/>
+        </w:rPr>
+        <w:t>修复和解决第三章极寒BOSS的相关BUG</w:t>
+      </w:r>
+    </w:p>
+    <w:p>
+      <w:pPr>
+        <w:pStyle w:val="6"/>
+        <w:keepNext w:val="0"/>
+        <w:keepLines w:val="0"/>
+        <w:pageBreakBefore w:val="0"/>
+        <w:widowControl/>
+        <w:numPr>
+          <w:ilvl w:val="0"/>
+          <w:numId w:val="2"/>
+        </w:numPr>
+        <w:suppressLineNumbers w:val="0"/>
+        <w:kinsoku/>
+        <w:wordWrap/>
+        <w:overflowPunct/>
+        <w:topLinePunct w:val="0"/>
+        <w:autoSpaceDE/>
+        <w:autoSpaceDN/>
+        <w:bidi w:val="0"/>
+        <w:adjustRightInd/>
+        <w:snapToGrid/>
+        <w:spacing w:beforeAutospacing="0" w:afterAutospacing="0" w:line="360" w:lineRule="exact"/>
+        <w:textAlignment w:val="auto"/>
+        <w:rPr>
+          <w:rFonts w:hint="default" w:ascii="微软雅黑" w:hAnsi="微软雅黑" w:eastAsia="微软雅黑" w:cs="微软雅黑"/>
+          <w:i w:val="0"/>
+          <w:iCs w:val="0"/>
+          <w:caps w:val="0"/>
+          <w:spacing w:val="0"/>
+          <w:sz w:val="19"/>
+          <w:szCs w:val="19"/>
+          <w:highlight w:val="yellow"/>
+          <w:vertAlign w:val="baseline"/>
+          <w:lang w:val="en-US" w:eastAsia="zh-CN"/>
+        </w:rPr>
+      </w:pPr>
+      <w:r>
+        <w:rPr>
+          <w:rFonts w:hint="eastAsia" w:ascii="sans-serif" w:hAnsi="sans-serif" w:eastAsia="sans-serif" w:cs="sans-serif"/>
+          <w:i w:val="0"/>
+          <w:iCs w:val="0"/>
+          <w:caps w:val="0"/>
+          <w:color w:val="auto"/>
+          <w:spacing w:val="0"/>
+          <w:kern w:val="0"/>
+          <w:sz w:val="19"/>
+          <w:szCs w:val="19"/>
+          <w:highlight w:val="yellow"/>
+          <w:shd w:val="clear" w:color="auto" w:fill="auto"/>
+          <w:lang w:val="en-US" w:eastAsia="zh-CN" w:bidi="ar"/>
+        </w:rPr>
+        <w:t>激光射击冰甲卫士 感觉激光没有射击到冰盾上（代码逻辑是正确的，只是显示好像不正确），我给冰盾添加了碰撞体，测试显示还是没有射击到冰盾的碰撞体，显示是激光和冰甲卫士的Body(Enemy层级)进行了碰撞体，好像也没考虑外层怪物的碰撞盒。</w:t>
+      </w:r>
+    </w:p>
+    <w:p>
+      <w:pPr>
+        <w:pStyle w:val="6"/>
+        <w:keepNext w:val="0"/>
+        <w:keepLines w:val="0"/>
+        <w:pageBreakBefore w:val="0"/>
+        <w:widowControl/>
+        <w:numPr>
+          <w:ilvl w:val="0"/>
+          <w:numId w:val="2"/>
+        </w:numPr>
+        <w:suppressLineNumbers w:val="0"/>
+        <w:kinsoku/>
+        <w:wordWrap/>
+        <w:overflowPunct/>
+        <w:topLinePunct w:val="0"/>
+        <w:autoSpaceDE/>
+        <w:autoSpaceDN/>
+        <w:bidi w:val="0"/>
+        <w:adjustRightInd/>
+        <w:snapToGrid/>
+        <w:spacing w:beforeAutospacing="0" w:afterAutospacing="0" w:line="360" w:lineRule="exact"/>
+        <w:textAlignment w:val="auto"/>
+        <w:rPr>
+          <w:rFonts w:hint="eastAsia" w:ascii="微软雅黑" w:hAnsi="微软雅黑" w:eastAsia="微软雅黑" w:cs="微软雅黑"/>
+          <w:i w:val="0"/>
+          <w:iCs w:val="0"/>
+          <w:caps w:val="0"/>
+          <w:spacing w:val="0"/>
+          <w:sz w:val="19"/>
+          <w:szCs w:val="19"/>
+          <w:highlight w:val="red"/>
+          <w:vertAlign w:val="baseline"/>
+          <w:lang w:val="en-US" w:eastAsia="zh-CN"/>
+        </w:rPr>
+      </w:pPr>
+      <w:r>
+        <w:rPr>
+          <w:rFonts w:hint="eastAsia" w:ascii="微软雅黑" w:hAnsi="微软雅黑" w:eastAsia="微软雅黑" w:cs="微软雅黑"/>
+          <w:i w:val="0"/>
+          <w:iCs w:val="0"/>
+          <w:caps w:val="0"/>
+          <w:spacing w:val="0"/>
+          <w:sz w:val="19"/>
+          <w:szCs w:val="19"/>
+          <w:highlight w:val="red"/>
+          <w:vertAlign w:val="baseline"/>
+          <w:lang w:val="en-US" w:eastAsia="zh-CN"/>
+        </w:rPr>
+        <w:t>修复BUG问题，霜冻施法者死亡会产生对冰墙和附近怪物的BUFF效果，但是现在需要修正，1.BUFF效果的持续时间，时间一到就BUFF会消失。2只有在霜冻施法者死亡后一定范围内的怪物和冰墙才能获取BUFF效果。3.检查霜冻施法者死亡后，间隔很久 后面所召唤出新的冰墙为什么也会有BUFF效果（一直不停快速的在召唤小怪）的BUG问题。</w:t>
+      </w:r>
+    </w:p>
+    <w:p>
+      <w:pPr>
+        <w:pStyle w:val="6"/>
+        <w:keepNext w:val="0"/>
+        <w:keepLines w:val="0"/>
+        <w:pageBreakBefore w:val="0"/>
+        <w:widowControl/>
+        <w:numPr>
+          <w:ilvl w:val="0"/>
+          <w:numId w:val="2"/>
+        </w:numPr>
+        <w:suppressLineNumbers w:val="0"/>
+        <w:kinsoku/>
+        <w:wordWrap/>
+        <w:overflowPunct/>
+        <w:topLinePunct w:val="0"/>
+        <w:autoSpaceDE/>
+        <w:autoSpaceDN/>
+        <w:bidi w:val="0"/>
+        <w:adjustRightInd/>
+        <w:snapToGrid/>
+        <w:spacing w:beforeAutospacing="0" w:afterAutospacing="0" w:line="360" w:lineRule="exact"/>
+        <w:textAlignment w:val="auto"/>
+        <w:rPr>
+          <w:rFonts w:hint="eastAsia" w:ascii="微软雅黑" w:hAnsi="微软雅黑" w:eastAsia="微软雅黑" w:cs="微软雅黑"/>
+          <w:i w:val="0"/>
+          <w:iCs w:val="0"/>
+          <w:caps w:val="0"/>
+          <w:spacing w:val="0"/>
+          <w:sz w:val="19"/>
+          <w:szCs w:val="19"/>
+          <w:highlight w:val="red"/>
+          <w:vertAlign w:val="baseline"/>
+          <w:lang w:val="en-US" w:eastAsia="zh-CN"/>
+        </w:rPr>
+      </w:pPr>
+      <w:r>
+        <w:rPr>
+          <w:rFonts w:hint="eastAsia" w:ascii="微软雅黑" w:hAnsi="微软雅黑" w:eastAsia="微软雅黑" w:cs="微软雅黑"/>
+          <w:i w:val="0"/>
+          <w:iCs w:val="0"/>
+          <w:caps w:val="0"/>
+          <w:spacing w:val="0"/>
+          <w:sz w:val="19"/>
+          <w:szCs w:val="19"/>
+          <w:highlight w:val="red"/>
+          <w:vertAlign w:val="baseline"/>
+          <w:lang w:val="en-US" w:eastAsia="zh-CN"/>
+        </w:rPr>
+        <w:t>解决BUG,再游戏第三章对战中unity提示报错 [EnemyPoolManager] 未注册的敌人类型 LavaSlime！</w:t>
+      </w:r>
+    </w:p>
+    <w:p>
+      <w:pPr>
+        <w:pStyle w:val="6"/>
+        <w:keepNext w:val="0"/>
+        <w:keepLines w:val="0"/>
+        <w:pageBreakBefore w:val="0"/>
+        <w:widowControl/>
+        <w:numPr>
+          <w:ilvl w:val="0"/>
+          <w:numId w:val="2"/>
+        </w:numPr>
+        <w:suppressLineNumbers w:val="0"/>
+        <w:kinsoku/>
+        <w:wordWrap/>
+        <w:overflowPunct/>
+        <w:topLinePunct w:val="0"/>
+        <w:autoSpaceDE/>
+        <w:autoSpaceDN/>
+        <w:bidi w:val="0"/>
+        <w:adjustRightInd/>
+        <w:snapToGrid/>
+        <w:spacing w:beforeAutospacing="0" w:afterAutospacing="0" w:line="360" w:lineRule="exact"/>
+        <w:textAlignment w:val="auto"/>
+        <w:rPr>
+          <w:rFonts w:hint="eastAsia" w:ascii="微软雅黑" w:hAnsi="微软雅黑" w:eastAsia="微软雅黑" w:cs="微软雅黑"/>
+          <w:i w:val="0"/>
+          <w:iCs w:val="0"/>
+          <w:caps w:val="0"/>
+          <w:spacing w:val="0"/>
+          <w:sz w:val="19"/>
+          <w:szCs w:val="19"/>
+          <w:highlight w:val="red"/>
+          <w:vertAlign w:val="baseline"/>
+          <w:lang w:val="en-US" w:eastAsia="zh-CN"/>
+        </w:rPr>
+      </w:pPr>
+    </w:p>
+    <w:p>
+      <w:pPr>
+        <w:keepNext w:val="0"/>
+        <w:keepLines w:val="0"/>
+        <w:widowControl/>
+        <w:numPr>
+          <w:ilvl w:val="0"/>
+          <w:numId w:val="0"/>
+        </w:numPr>
+        <w:suppressLineNumbers w:val="0"/>
+        <w:pBdr>
+          <w:top w:val="none" w:color="auto" w:sz="0" w:space="0"/>
+          <w:left w:val="none" w:color="auto" w:sz="0" w:space="0"/>
+          <w:bottom w:val="none" w:color="auto" w:sz="0" w:space="0"/>
+          <w:right w:val="none" w:color="auto" w:sz="0" w:space="0"/>
+        </w:pBdr>
+        <w:spacing w:before="0" w:beforeAutospacing="0" w:after="48" w:afterAutospacing="0" w:line="264" w:lineRule="atLeast"/>
+        <w:ind w:right="0" w:rightChars="0"/>
+        <w:textAlignment w:val="baseline"/>
+        <w:rPr>
+          <w:rFonts w:hint="default" w:ascii="微软雅黑" w:hAnsi="微软雅黑" w:eastAsia="微软雅黑" w:cs="微软雅黑"/>
+          <w:i w:val="0"/>
+          <w:iCs w:val="0"/>
+          <w:caps w:val="0"/>
+          <w:spacing w:val="0"/>
+          <w:sz w:val="19"/>
+          <w:szCs w:val="19"/>
+          <w:bdr w:val="none" w:color="auto" w:sz="0" w:space="0"/>
+          <w:vertAlign w:val="baseline"/>
+          <w:lang w:val="en-US" w:eastAsia="zh-CN"/>
+        </w:rPr>
+      </w:pPr>
+    </w:p>
+    <w:p>
+      <w:pPr>
+        <w:keepNext w:val="0"/>
+        <w:keepLines w:val="0"/>
+        <w:widowControl/>
+        <w:numPr>
+          <w:ilvl w:val="0"/>
+          <w:numId w:val="0"/>
+        </w:numPr>
+        <w:suppressLineNumbers w:val="0"/>
+        <w:pBdr>
+          <w:top w:val="none" w:color="auto" w:sz="0" w:space="0"/>
+          <w:left w:val="none" w:color="auto" w:sz="0" w:space="0"/>
+          <w:bottom w:val="none" w:color="auto" w:sz="0" w:space="0"/>
+          <w:right w:val="none" w:color="auto" w:sz="0" w:space="0"/>
+        </w:pBdr>
+        <w:spacing w:before="0" w:beforeAutospacing="0" w:after="48" w:afterAutospacing="0" w:line="264" w:lineRule="atLeast"/>
+        <w:ind w:right="0" w:rightChars="0"/>
+        <w:textAlignment w:val="baseline"/>
+        <w:rPr>
+          <w:rFonts w:hint="default" w:ascii="微软雅黑" w:hAnsi="微软雅黑" w:eastAsia="微软雅黑" w:cs="微软雅黑"/>
+          <w:i w:val="0"/>
+          <w:iCs w:val="0"/>
+          <w:caps w:val="0"/>
+          <w:spacing w:val="0"/>
+          <w:sz w:val="19"/>
+          <w:szCs w:val="19"/>
+          <w:bdr w:val="none" w:color="auto" w:sz="0" w:space="0"/>
+          <w:vertAlign w:val="baseline"/>
+          <w:lang w:val="en-US" w:eastAsia="zh-CN"/>
+        </w:rPr>
+      </w:pPr>
+    </w:p>
+    <w:p>
+      <w:pPr>
+        <w:keepNext w:val="0"/>
+        <w:keepLines w:val="0"/>
+        <w:widowControl/>
+        <w:numPr>
+          <w:ilvl w:val="0"/>
+          <w:numId w:val="0"/>
+        </w:numPr>
+        <w:suppressLineNumbers w:val="0"/>
+        <w:pBdr>
+          <w:top w:val="none" w:color="auto" w:sz="0" w:space="0"/>
+          <w:left w:val="none" w:color="auto" w:sz="0" w:space="0"/>
+          <w:bottom w:val="none" w:color="auto" w:sz="0" w:space="0"/>
+          <w:right w:val="none" w:color="auto" w:sz="0" w:space="0"/>
+        </w:pBdr>
+        <w:spacing w:before="0" w:beforeAutospacing="0" w:after="48" w:afterAutospacing="0" w:line="264" w:lineRule="atLeast"/>
+        <w:ind w:right="0" w:rightChars="0"/>
+        <w:textAlignment w:val="baseline"/>
+        <w:rPr>
+          <w:rFonts w:hint="default" w:ascii="微软雅黑" w:hAnsi="微软雅黑" w:eastAsia="微软雅黑" w:cs="微软雅黑"/>
+          <w:i w:val="0"/>
+          <w:iCs w:val="0"/>
+          <w:caps w:val="0"/>
+          <w:spacing w:val="0"/>
+          <w:sz w:val="19"/>
+          <w:szCs w:val="19"/>
+          <w:bdr w:val="none" w:color="auto" w:sz="0" w:space="0"/>
+          <w:vertAlign w:val="baseline"/>
+          <w:lang w:val="en-US" w:eastAsia="zh-CN"/>
+        </w:rPr>
+      </w:pPr>
+    </w:p>
+    <w:p>
+      <w:pPr>
+        <w:keepNext w:val="0"/>
+        <w:keepLines w:val="0"/>
+        <w:widowControl/>
+        <w:numPr>
+          <w:ilvl w:val="0"/>
+          <w:numId w:val="0"/>
+        </w:numPr>
+        <w:suppressLineNumbers w:val="0"/>
+        <w:pBdr>
+          <w:top w:val="none" w:color="auto" w:sz="0" w:space="0"/>
+          <w:left w:val="none" w:color="auto" w:sz="0" w:space="0"/>
+          <w:bottom w:val="none" w:color="auto" w:sz="0" w:space="0"/>
+          <w:right w:val="none" w:color="auto" w:sz="0" w:space="0"/>
+        </w:pBdr>
+        <w:spacing w:before="0" w:beforeAutospacing="0" w:after="48" w:afterAutospacing="0" w:line="264" w:lineRule="atLeast"/>
+        <w:ind w:right="0" w:rightChars="0"/>
+        <w:textAlignment w:val="baseline"/>
+        <w:rPr>
+          <w:rFonts w:hint="eastAsia" w:ascii="微软雅黑" w:hAnsi="微软雅黑" w:eastAsia="微软雅黑" w:cs="微软雅黑"/>
+          <w:i w:val="0"/>
+          <w:iCs w:val="0"/>
+          <w:caps w:val="0"/>
+          <w:spacing w:val="0"/>
+          <w:sz w:val="19"/>
+          <w:szCs w:val="19"/>
+          <w:bdr w:val="none" w:color="auto" w:sz="0" w:space="0"/>
+          <w:vertAlign w:val="baseline"/>
+          <w:lang w:val="en-US" w:eastAsia="zh-CN"/>
+        </w:rPr>
+      </w:pPr>
+    </w:p>
+    <w:p>
+      <w:pPr>
+        <w:keepNext w:val="0"/>
+        <w:keepLines w:val="0"/>
+        <w:widowControl/>
+        <w:numPr>
+          <w:ilvl w:val="0"/>
+          <w:numId w:val="0"/>
+        </w:numPr>
+        <w:suppressLineNumbers w:val="0"/>
+        <w:pBdr>
+          <w:top w:val="none" w:color="auto" w:sz="0" w:space="0"/>
+          <w:left w:val="none" w:color="auto" w:sz="0" w:space="0"/>
+          <w:bottom w:val="none" w:color="auto" w:sz="0" w:space="0"/>
+          <w:right w:val="none" w:color="auto" w:sz="0" w:space="0"/>
+        </w:pBdr>
+        <w:spacing w:before="0" w:beforeAutospacing="0" w:after="48" w:afterAutospacing="0" w:line="264" w:lineRule="atLeast"/>
+        <w:ind w:right="0" w:rightChars="0"/>
+        <w:textAlignment w:val="baseline"/>
+        <w:rPr>
+          <w:rFonts w:hint="eastAsia" w:ascii="微软雅黑" w:hAnsi="微软雅黑" w:eastAsia="微软雅黑" w:cs="微软雅黑"/>
+          <w:i w:val="0"/>
+          <w:iCs w:val="0"/>
+          <w:caps w:val="0"/>
+          <w:spacing w:val="0"/>
+          <w:sz w:val="19"/>
+          <w:szCs w:val="19"/>
+          <w:bdr w:val="none" w:color="auto" w:sz="0" w:space="0"/>
+          <w:vertAlign w:val="baseline"/>
+          <w:lang w:val="en-US" w:eastAsia="zh-CN"/>
+        </w:rPr>
+      </w:pPr>
+    </w:p>
+    <w:p>
+      <w:pPr>
+        <w:keepNext w:val="0"/>
+        <w:keepLines w:val="0"/>
+        <w:widowControl/>
+        <w:numPr>
+          <w:ilvl w:val="0"/>
+          <w:numId w:val="0"/>
+        </w:numPr>
+        <w:suppressLineNumbers w:val="0"/>
+        <w:pBdr>
+          <w:top w:val="none" w:color="auto" w:sz="0" w:space="0"/>
+          <w:left w:val="none" w:color="auto" w:sz="0" w:space="0"/>
+          <w:bottom w:val="none" w:color="auto" w:sz="0" w:space="0"/>
+          <w:right w:val="none" w:color="auto" w:sz="0" w:space="0"/>
+        </w:pBdr>
+        <w:spacing w:before="0" w:beforeAutospacing="0" w:after="48" w:afterAutospacing="0" w:line="264" w:lineRule="atLeast"/>
+        <w:ind w:right="0" w:rightChars="0"/>
+        <w:textAlignment w:val="baseline"/>
+        <w:rPr>
+          <w:rFonts w:hint="default" w:ascii="微软雅黑" w:hAnsi="微软雅黑" w:eastAsia="微软雅黑" w:cs="微软雅黑"/>
+          <w:i w:val="0"/>
+          <w:iCs w:val="0"/>
+          <w:caps w:val="0"/>
+          <w:spacing w:val="0"/>
+          <w:sz w:val="19"/>
+          <w:szCs w:val="19"/>
+          <w:bdr w:val="none" w:color="auto" w:sz="0" w:space="0"/>
+          <w:vertAlign w:val="baseline"/>
+          <w:lang w:val="en-US" w:eastAsia="zh-CN"/>
+        </w:rPr>
+      </w:pPr>
+    </w:p>
+    <w:p>
+      <w:pPr>
+        <w:keepNext w:val="0"/>
+        <w:keepLines w:val="0"/>
+        <w:widowControl/>
+        <w:numPr>
+          <w:ilvl w:val="0"/>
+          <w:numId w:val="0"/>
+        </w:numPr>
+        <w:suppressLineNumbers w:val="0"/>
+        <w:pBdr>
+          <w:top w:val="none" w:color="auto" w:sz="0" w:space="0"/>
+          <w:left w:val="none" w:color="auto" w:sz="0" w:space="0"/>
+          <w:bottom w:val="none" w:color="auto" w:sz="0" w:space="0"/>
+          <w:right w:val="none" w:color="auto" w:sz="0" w:space="0"/>
+        </w:pBdr>
+        <w:spacing w:before="0" w:beforeAutospacing="0" w:after="48" w:afterAutospacing="0" w:line="264" w:lineRule="atLeast"/>
+        <w:ind w:right="0" w:rightChars="0"/>
+        <w:textAlignment w:val="baseline"/>
+        <w:rPr>
+          <w:rFonts w:hint="default" w:ascii="微软雅黑" w:hAnsi="微软雅黑" w:eastAsia="微软雅黑" w:cs="微软雅黑"/>
+          <w:i w:val="0"/>
+          <w:iCs w:val="0"/>
+          <w:caps w:val="0"/>
+          <w:spacing w:val="0"/>
+          <w:sz w:val="19"/>
+          <w:szCs w:val="19"/>
+          <w:bdr w:val="none" w:color="auto" w:sz="0" w:space="0"/>
+          <w:vertAlign w:val="baseline"/>
+          <w:lang w:val="en-US" w:eastAsia="zh-CN"/>
+        </w:rPr>
+      </w:pPr>
+    </w:p>
+    <w:p>
+      <w:pPr>
+        <w:keepNext w:val="0"/>
+        <w:keepLines w:val="0"/>
+        <w:widowControl/>
+        <w:numPr>
+          <w:ilvl w:val="0"/>
+          <w:numId w:val="0"/>
+        </w:numPr>
+        <w:suppressLineNumbers w:val="0"/>
+        <w:pBdr>
+          <w:top w:val="none" w:color="auto" w:sz="0" w:space="0"/>
+          <w:left w:val="none" w:color="auto" w:sz="0" w:space="0"/>
+          <w:bottom w:val="none" w:color="auto" w:sz="0" w:space="0"/>
+          <w:right w:val="none" w:color="auto" w:sz="0" w:space="0"/>
+        </w:pBdr>
+        <w:spacing w:before="0" w:beforeAutospacing="0" w:after="48" w:afterAutospacing="0" w:line="264" w:lineRule="atLeast"/>
+        <w:ind w:right="0" w:rightChars="0"/>
+        <w:textAlignment w:val="baseline"/>
+        <w:rPr>
+          <w:rFonts w:hint="eastAsia" w:ascii="微软雅黑" w:hAnsi="微软雅黑" w:eastAsia="微软雅黑" w:cs="微软雅黑"/>
+          <w:i w:val="0"/>
+          <w:iCs w:val="0"/>
+          <w:caps w:val="0"/>
+          <w:spacing w:val="0"/>
+          <w:sz w:val="19"/>
+          <w:szCs w:val="19"/>
+          <w:bdr w:val="none" w:color="auto" w:sz="0" w:space="0"/>
+          <w:vertAlign w:val="baseline"/>
+          <w:lang w:val="en-US" w:eastAsia="zh-CN"/>
+        </w:rPr>
+      </w:pPr>
+    </w:p>
+    <w:p>
+      <w:pPr>
+        <w:pStyle w:val="6"/>
+        <w:keepNext w:val="0"/>
+        <w:keepLines w:val="0"/>
+        <w:pageBreakBefore w:val="0"/>
+        <w:widowControl/>
+        <w:numPr>
+          <w:numId w:val="0"/>
+        </w:numPr>
+        <w:suppressLineNumbers w:val="0"/>
+        <w:kinsoku/>
+        <w:wordWrap/>
+        <w:overflowPunct/>
+        <w:topLinePunct w:val="0"/>
+        <w:autoSpaceDE/>
+        <w:autoSpaceDN/>
+        <w:bidi w:val="0"/>
+        <w:adjustRightInd/>
+        <w:snapToGrid/>
+        <w:spacing w:beforeAutospacing="0" w:afterAutospacing="0" w:line="360" w:lineRule="exact"/>
+        <w:ind w:right="0" w:rightChars="0"/>
+        <w:textAlignment w:val="auto"/>
+        <w:rPr>
+          <w:rFonts w:hint="default" w:ascii="微软雅黑" w:hAnsi="微软雅黑" w:eastAsia="微软雅黑" w:cs="微软雅黑"/>
+          <w:i w:val="0"/>
+          <w:iCs w:val="0"/>
+          <w:caps w:val="0"/>
+          <w:spacing w:val="0"/>
+          <w:sz w:val="19"/>
+          <w:szCs w:val="19"/>
+          <w:highlight w:val="yellow"/>
+          <w:vertAlign w:val="baseline"/>
+          <w:lang w:val="en-US" w:eastAsia="zh-CN"/>
+        </w:rPr>
+      </w:pPr>
+      <w:bookmarkStart w:id="0" w:name="_GoBack"/>
+      <w:r>
+        <w:rPr>
+          <w:rFonts w:hint="eastAsia" w:ascii="微软雅黑" w:hAnsi="微软雅黑" w:eastAsia="微软雅黑" w:cs="微软雅黑"/>
+          <w:i w:val="0"/>
+          <w:iCs w:val="0"/>
+          <w:caps w:val="0"/>
+          <w:spacing w:val="0"/>
+          <w:sz w:val="19"/>
+          <w:szCs w:val="19"/>
+          <w:bdr w:val="none" w:color="auto" w:sz="0" w:space="0"/>
+          <w:vertAlign w:val="baseline"/>
+          <w:lang w:val="en-US" w:eastAsia="zh-CN"/>
+        </w:rPr>
+        <w:t>需要查找玩家激光显示的几个问题，1.可能是由于你修改了激光射击和BOSS激光进行角力，现在的激光射击无人机三选一里无人机，激光的长度和粒子碰撞点没有和无人机碰上，这是什么问题？2.</w:t>
+      </w:r>
+      <w:r>
+        <w:rPr>
+          <w:rFonts w:hint="eastAsia" w:ascii="sans-serif" w:hAnsi="sans-serif" w:eastAsia="sans-serif" w:cs="sans-serif"/>
+          <w:i w:val="0"/>
+          <w:iCs w:val="0"/>
+          <w:caps w:val="0"/>
+          <w:color w:val="auto"/>
+          <w:spacing w:val="0"/>
+          <w:kern w:val="0"/>
+          <w:sz w:val="19"/>
+          <w:szCs w:val="19"/>
+          <w:highlight w:val="yellow"/>
+          <w:shd w:val="clear" w:color="auto" w:fill="auto"/>
+          <w:lang w:val="en-US" w:eastAsia="zh-CN" w:bidi="ar"/>
+        </w:rPr>
+        <w:t>激光射击冰甲卫士 感觉激光没有射击到冰盾上（代码逻辑是正确的，只是显示好像不正确），我给冰盾添加了碰撞体，测试显示还是没有射击到冰盾的碰撞体，显示是激光和冰甲卫士的Body(Enemy层级)进行了碰撞体，好像也没考虑外层怪物的碰撞盒。之前你修复过这个问题，但是依然问题还没有解决。3.</w:t>
+      </w:r>
+      <w:r>
+        <w:rPr>
+          <w:rFonts w:hint="eastAsia" w:ascii="微软雅黑" w:hAnsi="微软雅黑" w:eastAsia="微软雅黑" w:cs="微软雅黑"/>
+          <w:i w:val="0"/>
+          <w:iCs w:val="0"/>
+          <w:caps w:val="0"/>
+          <w:spacing w:val="0"/>
+          <w:sz w:val="19"/>
+          <w:szCs w:val="19"/>
+          <w:vertAlign w:val="baseline"/>
+          <w:lang w:val="en-US" w:eastAsia="zh-CN"/>
+        </w:rPr>
+        <w:t>现在玩家激光是可以极寒BOSS的激光碰撞接触了，但是没有感受到玩家的激光碰到BOSS的激光，玩家激光距离没有改变？BOSS激光的距离我忘记是否变长了，而且总会出现偶发BUG，BOSS激光会停留在场景中，没有跟着BOSS，但是BOSS激光顶部的粒子圆点却是跟着BOSS移动的，这是为什么？我希望的效果是，极寒boss的冰封射线技能，先预警，然后从boss中心点缓慢增长激光朝着玩家的光棱塔，然后玩家会旋转自己的激光，朝着BOSS激光，然后2个激光的顶部特效圆点对碰再一起，然后进行角力角逐，要么就是BOSS激光继续延伸压制玩家的激光，最终打到玩家的护盾或光棱塔，要么就是玩家的激光压制并推进BOSS的激光缩回。然后还需要有时间限制，当两束激光相持不下，BOSS会突然收回激光射击，然后快速逃离。然分析上面几个问题的原因，找到修复方法，然后发给我确认，等我确认后再开始做代码修改。</w:t>
+      </w:r>
+    </w:p>
+    <w:bookmarkEnd w:id="0"/>
+    <w:p>
+      <w:pPr>
+        <w:keepNext w:val="0"/>
+        <w:keepLines w:val="0"/>
+        <w:widowControl/>
+        <w:numPr>
+          <w:ilvl w:val="0"/>
+          <w:numId w:val="0"/>
+        </w:numPr>
+        <w:suppressLineNumbers w:val="0"/>
+        <w:pBdr>
+          <w:top w:val="none" w:color="auto" w:sz="0" w:space="0"/>
+          <w:left w:val="none" w:color="auto" w:sz="0" w:space="0"/>
+          <w:bottom w:val="none" w:color="auto" w:sz="0" w:space="0"/>
+          <w:right w:val="none" w:color="auto" w:sz="0" w:space="0"/>
+        </w:pBdr>
+        <w:spacing w:before="0" w:beforeAutospacing="0" w:after="48" w:afterAutospacing="0" w:line="264" w:lineRule="atLeast"/>
+        <w:ind w:right="0" w:rightChars="0"/>
+        <w:textAlignment w:val="baseline"/>
+        <w:rPr>
+          <w:rFonts w:hint="default" w:ascii="微软雅黑" w:hAnsi="微软雅黑" w:eastAsia="微软雅黑" w:cs="微软雅黑"/>
+          <w:i w:val="0"/>
+          <w:iCs w:val="0"/>
+          <w:caps w:val="0"/>
+          <w:spacing w:val="0"/>
+          <w:sz w:val="19"/>
+          <w:szCs w:val="19"/>
+          <w:bdr w:val="none" w:color="auto" w:sz="0" w:space="0"/>
+          <w:vertAlign w:val="baseline"/>
+          <w:lang w:val="en-US" w:eastAsia="zh-CN"/>
+        </w:rPr>
+      </w:pPr>
+    </w:p>
+    <w:p>
+      <w:pPr>
+        <w:keepNext w:val="0"/>
+        <w:keepLines w:val="0"/>
+        <w:widowControl/>
+        <w:numPr>
+          <w:ilvl w:val="0"/>
+          <w:numId w:val="0"/>
+        </w:numPr>
+        <w:suppressLineNumbers w:val="0"/>
+        <w:pBdr>
+          <w:top w:val="none" w:color="auto" w:sz="0" w:space="0"/>
+          <w:left w:val="none" w:color="auto" w:sz="0" w:space="0"/>
+          <w:bottom w:val="none" w:color="auto" w:sz="0" w:space="0"/>
+          <w:right w:val="none" w:color="auto" w:sz="0" w:space="0"/>
+        </w:pBdr>
+        <w:spacing w:before="0" w:beforeAutospacing="0" w:after="48" w:afterAutospacing="0" w:line="264" w:lineRule="atLeast"/>
+        <w:ind w:right="0" w:rightChars="0"/>
+        <w:textAlignment w:val="baseline"/>
+        <w:rPr>
+          <w:rFonts w:hint="eastAsia" w:ascii="微软雅黑" w:hAnsi="微软雅黑" w:eastAsia="微软雅黑" w:cs="微软雅黑"/>
+          <w:i w:val="0"/>
+          <w:iCs w:val="0"/>
+          <w:caps w:val="0"/>
+          <w:spacing w:val="0"/>
+          <w:sz w:val="19"/>
+          <w:szCs w:val="19"/>
+          <w:bdr w:val="none" w:color="auto" w:sz="0" w:space="0"/>
+          <w:vertAlign w:val="baseline"/>
+          <w:lang w:val="en-US" w:eastAsia="zh-CN"/>
+        </w:rPr>
+      </w:pPr>
+    </w:p>
+    <w:p>
+      <w:pPr>
+        <w:keepNext w:val="0"/>
+        <w:keepLines w:val="0"/>
+        <w:widowControl/>
+        <w:numPr>
+          <w:ilvl w:val="0"/>
+          <w:numId w:val="3"/>
+        </w:numPr>
+        <w:suppressLineNumbers w:val="0"/>
+        <w:pBdr>
+          <w:top w:val="none" w:color="auto" w:sz="0" w:space="0"/>
+          <w:left w:val="none" w:color="auto" w:sz="0" w:space="0"/>
+          <w:bottom w:val="none" w:color="auto" w:sz="0" w:space="0"/>
+          <w:right w:val="none" w:color="auto" w:sz="0" w:space="0"/>
+        </w:pBdr>
+        <w:spacing w:before="0" w:beforeAutospacing="0" w:after="48" w:afterAutospacing="0" w:line="264" w:lineRule="atLeast"/>
+        <w:ind w:right="0" w:rightChars="0"/>
+        <w:textAlignment w:val="baseline"/>
+        <w:rPr>
+          <w:rFonts w:hint="eastAsia" w:ascii="微软雅黑" w:hAnsi="微软雅黑" w:eastAsia="微软雅黑" w:cs="微软雅黑"/>
+          <w:i w:val="0"/>
+          <w:iCs w:val="0"/>
+          <w:caps w:val="0"/>
+          <w:spacing w:val="0"/>
+          <w:sz w:val="19"/>
+          <w:szCs w:val="19"/>
+          <w:bdr w:val="none" w:color="auto" w:sz="0" w:space="0"/>
+          <w:vertAlign w:val="baseline"/>
+          <w:lang w:val="en-US" w:eastAsia="zh-CN"/>
+        </w:rPr>
+      </w:pPr>
+      <w:r>
+        <w:rPr>
+          <w:rFonts w:hint="eastAsia" w:ascii="微软雅黑" w:hAnsi="微软雅黑" w:eastAsia="微软雅黑" w:cs="微软雅黑"/>
+          <w:i w:val="0"/>
+          <w:iCs w:val="0"/>
+          <w:caps w:val="0"/>
+          <w:spacing w:val="0"/>
+          <w:sz w:val="19"/>
+          <w:szCs w:val="19"/>
+          <w:bdr w:val="none" w:color="auto" w:sz="0" w:space="0"/>
+          <w:vertAlign w:val="baseline"/>
+          <w:lang w:val="en-US" w:eastAsia="zh-CN"/>
+        </w:rPr>
+        <w:t>现在激光是可以极寒BOSS的激光碰撞接触了，但是出现了BUG，BOSS被推的太快了，这还是没有选择击退模块的情况。然后玩家的激光碰到BOSS的激光，玩家激光距离没有改变？这是为什么？</w:t>
+      </w:r>
+    </w:p>
+    <w:p>
+      <w:pPr>
+        <w:keepNext w:val="0"/>
+        <w:keepLines w:val="0"/>
+        <w:widowControl/>
+        <w:numPr>
+          <w:numId w:val="0"/>
+        </w:numPr>
+        <w:suppressLineNumbers w:val="0"/>
+        <w:pBdr>
+          <w:top w:val="none" w:color="auto" w:sz="0" w:space="0"/>
+          <w:left w:val="none" w:color="auto" w:sz="0" w:space="0"/>
+          <w:bottom w:val="none" w:color="auto" w:sz="0" w:space="0"/>
+          <w:right w:val="none" w:color="auto" w:sz="0" w:space="0"/>
+        </w:pBdr>
+        <w:spacing w:before="0" w:beforeAutospacing="0" w:after="48" w:afterAutospacing="0" w:line="264" w:lineRule="atLeast"/>
+        <w:ind w:right="0" w:rightChars="0"/>
+        <w:textAlignment w:val="baseline"/>
+        <w:rPr>
+          <w:rFonts w:hint="default" w:ascii="微软雅黑" w:hAnsi="微软雅黑" w:eastAsia="微软雅黑" w:cs="微软雅黑"/>
+          <w:i w:val="0"/>
+          <w:iCs w:val="0"/>
+          <w:caps w:val="0"/>
+          <w:spacing w:val="0"/>
+          <w:sz w:val="19"/>
+          <w:szCs w:val="19"/>
+          <w:bdr w:val="none" w:color="auto" w:sz="0" w:space="0"/>
+          <w:vertAlign w:val="baseline"/>
+          <w:lang w:val="en-US" w:eastAsia="zh-CN"/>
+        </w:rPr>
+      </w:pPr>
+    </w:p>
+    <w:p>
+      <w:pPr>
+        <w:pStyle w:val="6"/>
+        <w:keepNext w:val="0"/>
+        <w:keepLines w:val="0"/>
+        <w:widowControl/>
+        <w:numPr>
+          <w:ilvl w:val="0"/>
+          <w:numId w:val="3"/>
+        </w:numPr>
+        <w:suppressLineNumbers w:val="0"/>
+        <w:ind w:left="0" w:leftChars="0" w:firstLine="0" w:firstLineChars="0"/>
+        <w:rPr>
+          <w:rFonts w:hint="eastAsia"/>
+          <w:lang w:val="en-US" w:eastAsia="zh-CN"/>
+        </w:rPr>
+      </w:pPr>
+      <w:r>
+        <w:rPr>
+          <w:rFonts w:hint="eastAsia" w:ascii="微软雅黑" w:hAnsi="微软雅黑" w:eastAsia="微软雅黑" w:cs="微软雅黑"/>
+          <w:i w:val="0"/>
+          <w:iCs w:val="0"/>
+          <w:caps w:val="0"/>
+          <w:spacing w:val="0"/>
+          <w:sz w:val="19"/>
+          <w:szCs w:val="19"/>
+          <w:bdr w:val="none" w:color="auto" w:sz="0" w:space="0"/>
+          <w:vertAlign w:val="baseline"/>
+          <w:lang w:val="en-US" w:eastAsia="zh-CN"/>
+        </w:rPr>
+        <w:t>有2个问题需要解决，1.极寒BOSS释放的绝对零度技能的冰刺，激光无法打爆，请协助我查找是什么问题？2.极寒之核BOSS释放绝对零度技能动画表现问题，在BOSS冰刺</w:t>
+      </w:r>
+      <w:r>
+        <w:t>各自向外侧位移约 0.4 单位</w:t>
+      </w:r>
+      <w:r>
+        <w:rPr>
+          <w:rFonts w:hint="eastAsia"/>
+          <w:lang w:val="en-US" w:eastAsia="zh-CN"/>
+        </w:rPr>
+        <w:t>后向玩家发射玩，到再生阶段的时候，4个冰刺出现是反的，然后有变回正常，这是什么原因？</w:t>
+      </w:r>
+    </w:p>
+    <w:p>
+      <w:pPr>
+        <w:pStyle w:val="6"/>
+        <w:keepNext w:val="0"/>
+        <w:keepLines w:val="0"/>
+        <w:widowControl/>
+        <w:numPr>
+          <w:numId w:val="0"/>
+        </w:numPr>
+        <w:suppressLineNumbers w:val="0"/>
+        <w:spacing w:before="0" w:beforeAutospacing="1" w:after="0" w:afterAutospacing="1"/>
+        <w:ind w:right="0" w:rightChars="0"/>
+        <w:jc w:val="left"/>
+        <w:rPr>
+          <w:rFonts w:hint="default"/>
+          <w:lang w:val="en-US" w:eastAsia="zh-CN"/>
+        </w:rPr>
+      </w:pPr>
+    </w:p>
+    <w:p>
+      <w:pPr>
+        <w:pStyle w:val="6"/>
+        <w:keepNext w:val="0"/>
+        <w:keepLines w:val="0"/>
+        <w:widowControl/>
+        <w:numPr>
+          <w:numId w:val="0"/>
+        </w:numPr>
+        <w:suppressLineNumbers w:val="0"/>
+        <w:spacing w:before="0" w:beforeAutospacing="1" w:after="0" w:afterAutospacing="1"/>
+        <w:ind w:right="0" w:rightChars="0"/>
+        <w:jc w:val="left"/>
+        <w:rPr>
+          <w:rFonts w:hint="default"/>
+          <w:lang w:val="en-US" w:eastAsia="zh-CN"/>
+        </w:rPr>
+      </w:pPr>
+    </w:p>
+    <w:p>
+      <w:pPr>
+        <w:keepNext w:val="0"/>
+        <w:keepLines w:val="0"/>
+        <w:widowControl/>
+        <w:numPr>
+          <w:ilvl w:val="0"/>
+          <w:numId w:val="0"/>
+        </w:numPr>
+        <w:suppressLineNumbers w:val="0"/>
+        <w:pBdr>
+          <w:top w:val="none" w:color="auto" w:sz="0" w:space="0"/>
+          <w:left w:val="none" w:color="auto" w:sz="0" w:space="0"/>
+          <w:bottom w:val="none" w:color="auto" w:sz="0" w:space="0"/>
+          <w:right w:val="none" w:color="auto" w:sz="0" w:space="0"/>
+        </w:pBdr>
+        <w:spacing w:before="0" w:beforeAutospacing="0" w:after="48" w:afterAutospacing="0" w:line="264" w:lineRule="atLeast"/>
+        <w:ind w:right="0" w:rightChars="0"/>
+        <w:textAlignment w:val="baseline"/>
+        <w:rPr>
+          <w:rFonts w:hint="default" w:ascii="微软雅黑" w:hAnsi="微软雅黑" w:eastAsia="微软雅黑" w:cs="微软雅黑"/>
+          <w:i w:val="0"/>
+          <w:iCs w:val="0"/>
+          <w:caps w:val="0"/>
+          <w:spacing w:val="0"/>
+          <w:sz w:val="19"/>
+          <w:szCs w:val="19"/>
+          <w:bdr w:val="none" w:color="auto" w:sz="0" w:space="0"/>
+          <w:vertAlign w:val="baseline"/>
+          <w:lang w:val="en-US" w:eastAsia="zh-CN"/>
+        </w:rPr>
+      </w:pPr>
+      <w:r>
+        <w:rPr>
+          <w:rFonts w:hint="eastAsia" w:ascii="微软雅黑" w:hAnsi="微软雅黑" w:eastAsia="微软雅黑" w:cs="微软雅黑"/>
+          <w:i w:val="0"/>
+          <w:iCs w:val="0"/>
+          <w:caps w:val="0"/>
+          <w:spacing w:val="0"/>
+          <w:sz w:val="19"/>
+          <w:szCs w:val="19"/>
+          <w:bdr w:val="none" w:color="auto" w:sz="0" w:space="0"/>
+          <w:vertAlign w:val="baseline"/>
+          <w:lang w:val="en-US" w:eastAsia="zh-CN"/>
+        </w:rPr>
+        <w:t>2个霜冻施法者卡在一起了，无法移动（感觉是一个怪想要往右下方，一个怪想要往左上，所以一直贴在一起碰撞，不知道为什么会出现这种情况），也不能释放技能，估计也是碰撞体导致怪物卡住了</w:t>
+      </w:r>
+    </w:p>
+    <w:p>
+      <w:pPr>
+        <w:keepNext w:val="0"/>
+        <w:keepLines w:val="0"/>
+        <w:widowControl/>
+        <w:numPr>
+          <w:ilvl w:val="0"/>
+          <w:numId w:val="0"/>
+        </w:numPr>
+        <w:suppressLineNumbers w:val="0"/>
+        <w:pBdr>
+          <w:top w:val="none" w:color="auto" w:sz="0" w:space="0"/>
+          <w:left w:val="none" w:color="auto" w:sz="0" w:space="0"/>
+          <w:bottom w:val="none" w:color="auto" w:sz="0" w:space="0"/>
+          <w:right w:val="none" w:color="auto" w:sz="0" w:space="0"/>
+        </w:pBdr>
+        <w:spacing w:before="0" w:beforeAutospacing="0" w:after="48" w:afterAutospacing="0" w:line="264" w:lineRule="atLeast"/>
+        <w:ind w:right="0" w:rightChars="0"/>
+        <w:textAlignment w:val="baseline"/>
+        <w:rPr>
+          <w:rFonts w:hint="default" w:ascii="微软雅黑" w:hAnsi="微软雅黑" w:eastAsia="微软雅黑" w:cs="微软雅黑"/>
+          <w:i w:val="0"/>
+          <w:iCs w:val="0"/>
+          <w:caps w:val="0"/>
+          <w:spacing w:val="0"/>
+          <w:sz w:val="19"/>
+          <w:szCs w:val="19"/>
+          <w:bdr w:val="none" w:color="auto" w:sz="0" w:space="0"/>
+          <w:vertAlign w:val="baseline"/>
+          <w:lang w:val="en-US" w:eastAsia="zh-CN"/>
+        </w:rPr>
+      </w:pPr>
+    </w:p>
+    <w:p>
+      <w:pPr>
+        <w:keepNext w:val="0"/>
+        <w:keepLines w:val="0"/>
+        <w:widowControl/>
+        <w:numPr>
+          <w:ilvl w:val="0"/>
+          <w:numId w:val="0"/>
+        </w:numPr>
+        <w:suppressLineNumbers w:val="0"/>
+        <w:pBdr>
+          <w:top w:val="none" w:color="auto" w:sz="0" w:space="0"/>
+          <w:left w:val="none" w:color="auto" w:sz="0" w:space="0"/>
+          <w:bottom w:val="none" w:color="auto" w:sz="0" w:space="0"/>
+          <w:right w:val="none" w:color="auto" w:sz="0" w:space="0"/>
+        </w:pBdr>
+        <w:spacing w:before="0" w:beforeAutospacing="0" w:after="48" w:afterAutospacing="0" w:line="264" w:lineRule="atLeast"/>
+        <w:ind w:right="0" w:rightChars="0"/>
+        <w:textAlignment w:val="baseline"/>
+        <w:rPr>
+          <w:rFonts w:hint="default" w:ascii="微软雅黑" w:hAnsi="微软雅黑" w:eastAsia="微软雅黑" w:cs="微软雅黑"/>
+          <w:i w:val="0"/>
+          <w:iCs w:val="0"/>
+          <w:caps w:val="0"/>
+          <w:spacing w:val="0"/>
+          <w:sz w:val="19"/>
+          <w:szCs w:val="19"/>
+          <w:bdr w:val="none" w:color="auto" w:sz="0" w:space="0"/>
+          <w:vertAlign w:val="baseline"/>
+          <w:lang w:val="en-US" w:eastAsia="zh-CN"/>
+        </w:rPr>
+      </w:pPr>
+    </w:p>
+    <w:p>
+      <w:pPr>
+        <w:keepNext w:val="0"/>
+        <w:keepLines w:val="0"/>
+        <w:widowControl/>
+        <w:numPr>
+          <w:ilvl w:val="0"/>
+          <w:numId w:val="0"/>
+        </w:numPr>
+        <w:suppressLineNumbers w:val="0"/>
+        <w:pBdr>
+          <w:top w:val="none" w:color="auto" w:sz="0" w:space="0"/>
+          <w:left w:val="none" w:color="auto" w:sz="0" w:space="0"/>
+          <w:bottom w:val="none" w:color="auto" w:sz="0" w:space="0"/>
+          <w:right w:val="none" w:color="auto" w:sz="0" w:space="0"/>
+        </w:pBdr>
+        <w:spacing w:before="0" w:beforeAutospacing="0" w:after="48" w:afterAutospacing="0" w:line="264" w:lineRule="atLeast"/>
+        <w:ind w:right="0" w:rightChars="0"/>
+        <w:textAlignment w:val="baseline"/>
+        <w:rPr>
+          <w:rFonts w:hint="default" w:ascii="微软雅黑" w:hAnsi="微软雅黑" w:eastAsia="微软雅黑" w:cs="微软雅黑"/>
+          <w:i w:val="0"/>
+          <w:iCs w:val="0"/>
+          <w:caps w:val="0"/>
+          <w:spacing w:val="0"/>
+          <w:sz w:val="19"/>
+          <w:szCs w:val="19"/>
+          <w:bdr w:val="none" w:color="auto" w:sz="0" w:space="0"/>
+          <w:vertAlign w:val="baseline"/>
+          <w:lang w:val="en-US" w:eastAsia="zh-CN"/>
+        </w:rPr>
+      </w:pPr>
+    </w:p>
+    <w:p>
+      <w:pPr>
+        <w:keepNext w:val="0"/>
+        <w:keepLines w:val="0"/>
+        <w:widowControl/>
+        <w:numPr>
+          <w:numId w:val="0"/>
+        </w:numPr>
+        <w:suppressLineNumbers w:val="0"/>
+        <w:pBdr>
+          <w:top w:val="none" w:color="auto" w:sz="0" w:space="0"/>
+          <w:left w:val="none" w:color="auto" w:sz="0" w:space="0"/>
+          <w:bottom w:val="none" w:color="auto" w:sz="0" w:space="0"/>
+          <w:right w:val="none" w:color="auto" w:sz="0" w:space="0"/>
+        </w:pBdr>
+        <w:spacing w:before="0" w:beforeAutospacing="0" w:after="48" w:afterAutospacing="0" w:line="264" w:lineRule="atLeast"/>
+        <w:ind w:right="0" w:rightChars="0"/>
+        <w:textAlignment w:val="baseline"/>
+        <w:rPr>
+          <w:sz w:val="19"/>
+          <w:szCs w:val="19"/>
+        </w:rPr>
+      </w:pPr>
+      <w:r>
+        <w:rPr>
+          <w:rFonts w:hint="eastAsia" w:ascii="微软雅黑" w:hAnsi="微软雅黑" w:eastAsia="微软雅黑" w:cs="微软雅黑"/>
+          <w:i w:val="0"/>
+          <w:iCs w:val="0"/>
+          <w:caps w:val="0"/>
+          <w:spacing w:val="0"/>
+          <w:sz w:val="19"/>
+          <w:szCs w:val="19"/>
+          <w:bdr w:val="none" w:color="auto" w:sz="0" w:space="0"/>
+          <w:vertAlign w:val="baseline"/>
+        </w:rPr>
+        <w:t>特效音效接入</w:t>
+      </w:r>
+    </w:p>
+    <w:p>
+      <w:pPr>
+        <w:keepNext w:val="0"/>
+        <w:keepLines w:val="0"/>
+        <w:widowControl/>
+        <w:numPr>
+          <w:numId w:val="0"/>
+        </w:numPr>
+        <w:suppressLineNumbers w:val="0"/>
+        <w:pBdr>
+          <w:top w:val="none" w:color="auto" w:sz="0" w:space="0"/>
+          <w:left w:val="none" w:color="auto" w:sz="0" w:space="0"/>
+          <w:bottom w:val="none" w:color="auto" w:sz="0" w:space="0"/>
+          <w:right w:val="none" w:color="auto" w:sz="0" w:space="0"/>
+        </w:pBdr>
+        <w:spacing w:before="0" w:beforeAutospacing="0" w:after="48" w:afterAutospacing="0" w:line="264" w:lineRule="atLeast"/>
+        <w:ind w:right="0" w:rightChars="0"/>
+        <w:textAlignment w:val="baseline"/>
+        <w:rPr>
+          <w:rFonts w:hint="eastAsia" w:ascii="微软雅黑" w:hAnsi="微软雅黑" w:eastAsia="微软雅黑" w:cs="微软雅黑"/>
+          <w:i w:val="0"/>
+          <w:iCs w:val="0"/>
+          <w:caps w:val="0"/>
+          <w:spacing w:val="0"/>
+          <w:sz w:val="19"/>
+          <w:szCs w:val="19"/>
+          <w:bdr w:val="none" w:color="auto" w:sz="0" w:space="0"/>
+          <w:vertAlign w:val="baseline"/>
+        </w:rPr>
+      </w:pPr>
+      <w:r>
+        <w:rPr>
+          <w:rFonts w:hint="eastAsia" w:ascii="微软雅黑" w:hAnsi="微软雅黑" w:eastAsia="微软雅黑" w:cs="微软雅黑"/>
+          <w:i w:val="0"/>
+          <w:iCs w:val="0"/>
+          <w:caps w:val="0"/>
+          <w:spacing w:val="0"/>
+          <w:sz w:val="19"/>
+          <w:szCs w:val="19"/>
+          <w:bdr w:val="none" w:color="auto" w:sz="0" w:space="0"/>
+          <w:vertAlign w:val="baseline"/>
+        </w:rPr>
+        <w:t>第二三章战斗数值/波次调整</w:t>
+      </w:r>
+    </w:p>
+    <w:p>
+      <w:pPr>
+        <w:keepNext w:val="0"/>
+        <w:keepLines w:val="0"/>
+        <w:widowControl/>
+        <w:numPr>
+          <w:numId w:val="0"/>
+        </w:numPr>
+        <w:suppressLineNumbers w:val="0"/>
+        <w:pBdr>
+          <w:top w:val="none" w:color="auto" w:sz="0" w:space="0"/>
+          <w:left w:val="none" w:color="auto" w:sz="0" w:space="0"/>
+          <w:bottom w:val="none" w:color="auto" w:sz="0" w:space="0"/>
+          <w:right w:val="none" w:color="auto" w:sz="0" w:space="0"/>
+        </w:pBdr>
+        <w:spacing w:before="0" w:beforeAutospacing="0" w:after="48" w:afterAutospacing="0" w:line="264" w:lineRule="atLeast"/>
+        <w:ind w:right="0" w:rightChars="0"/>
+        <w:textAlignment w:val="baseline"/>
+        <w:rPr>
+          <w:sz w:val="19"/>
+          <w:szCs w:val="19"/>
+        </w:rPr>
+      </w:pPr>
+      <w:r>
+        <w:rPr>
+          <w:rStyle w:val="9"/>
+          <w:rFonts w:hint="eastAsia" w:ascii="微软雅黑" w:hAnsi="微软雅黑" w:eastAsia="微软雅黑" w:cs="微软雅黑"/>
+          <w:b/>
+          <w:bCs/>
+          <w:i w:val="0"/>
+          <w:iCs w:val="0"/>
+          <w:caps w:val="0"/>
+          <w:spacing w:val="0"/>
+          <w:sz w:val="19"/>
+          <w:szCs w:val="19"/>
+          <w:bdr w:val="none" w:color="auto" w:sz="0" w:space="0"/>
+          <w:vertAlign w:val="baseline"/>
+        </w:rPr>
+        <w:t>同步补最小埋点</w:t>
+      </w:r>
+    </w:p>
+    <w:p>
+      <w:pPr>
+        <w:keepNext w:val="0"/>
+        <w:keepLines w:val="0"/>
+        <w:widowControl/>
+        <w:numPr>
+          <w:numId w:val="0"/>
+        </w:numPr>
+        <w:suppressLineNumbers w:val="0"/>
+        <w:pBdr>
+          <w:top w:val="none" w:color="auto" w:sz="0" w:space="0"/>
+          <w:left w:val="none" w:color="auto" w:sz="0" w:space="0"/>
+          <w:bottom w:val="none" w:color="auto" w:sz="0" w:space="0"/>
+          <w:right w:val="none" w:color="auto" w:sz="0" w:space="0"/>
+        </w:pBdr>
+        <w:spacing w:before="0" w:beforeAutospacing="0" w:after="48" w:afterAutospacing="0" w:line="264" w:lineRule="atLeast"/>
+        <w:ind w:right="0" w:rightChars="0"/>
+        <w:textAlignment w:val="baseline"/>
+        <w:rPr>
+          <w:sz w:val="19"/>
+          <w:szCs w:val="19"/>
+        </w:rPr>
+      </w:pPr>
+      <w:r>
+        <w:rPr>
+          <w:rFonts w:hint="eastAsia" w:ascii="微软雅黑" w:hAnsi="微软雅黑" w:eastAsia="微软雅黑" w:cs="微软雅黑"/>
+          <w:i w:val="0"/>
+          <w:iCs w:val="0"/>
+          <w:caps w:val="0"/>
+          <w:spacing w:val="0"/>
+          <w:sz w:val="19"/>
+          <w:szCs w:val="19"/>
+          <w:bdr w:val="none" w:color="auto" w:sz="0" w:space="0"/>
+          <w:vertAlign w:val="baseline"/>
+        </w:rPr>
+        <w:t>IAA接入</w:t>
+      </w:r>
+    </w:p>
+    <w:p>
+      <w:pPr>
+        <w:keepNext w:val="0"/>
+        <w:keepLines w:val="0"/>
+        <w:widowControl/>
+        <w:numPr>
+          <w:numId w:val="0"/>
+        </w:numPr>
+        <w:suppressLineNumbers w:val="0"/>
+        <w:pBdr>
+          <w:top w:val="none" w:color="auto" w:sz="0" w:space="0"/>
+          <w:left w:val="none" w:color="auto" w:sz="0" w:space="0"/>
+          <w:bottom w:val="none" w:color="auto" w:sz="0" w:space="0"/>
+          <w:right w:val="none" w:color="auto" w:sz="0" w:space="0"/>
+        </w:pBdr>
+        <w:spacing w:before="0" w:beforeAutospacing="0" w:after="48" w:afterAutospacing="0" w:line="264" w:lineRule="atLeast"/>
+        <w:ind w:right="0" w:rightChars="0"/>
+        <w:textAlignment w:val="baseline"/>
+        <w:rPr>
+          <w:sz w:val="19"/>
+          <w:szCs w:val="19"/>
+        </w:rPr>
+      </w:pPr>
+      <w:r>
+        <w:rPr>
+          <w:rFonts w:hint="eastAsia" w:ascii="微软雅黑" w:hAnsi="微软雅黑" w:eastAsia="微软雅黑" w:cs="微软雅黑"/>
+          <w:i w:val="0"/>
+          <w:iCs w:val="0"/>
+          <w:caps w:val="0"/>
+          <w:spacing w:val="0"/>
+          <w:sz w:val="19"/>
+          <w:szCs w:val="19"/>
+          <w:bdr w:val="none" w:color="auto" w:sz="0" w:space="0"/>
+          <w:vertAlign w:val="baseline"/>
+        </w:rPr>
+        <w:t>新手引导</w:t>
+      </w:r>
+    </w:p>
+    <w:p>
+      <w:pPr>
+        <w:keepNext w:val="0"/>
+        <w:keepLines w:val="0"/>
+        <w:widowControl/>
+        <w:numPr>
+          <w:numId w:val="0"/>
+        </w:numPr>
+        <w:suppressLineNumbers w:val="0"/>
+        <w:pBdr>
+          <w:top w:val="none" w:color="auto" w:sz="0" w:space="0"/>
+          <w:left w:val="none" w:color="auto" w:sz="0" w:space="0"/>
+          <w:bottom w:val="none" w:color="auto" w:sz="0" w:space="0"/>
+          <w:right w:val="none" w:color="auto" w:sz="0" w:space="0"/>
+        </w:pBdr>
+        <w:spacing w:before="0" w:beforeAutospacing="0" w:after="48" w:afterAutospacing="0" w:line="264" w:lineRule="atLeast"/>
+        <w:ind w:right="0" w:rightChars="0"/>
+        <w:textAlignment w:val="baseline"/>
+        <w:rPr>
+          <w:sz w:val="19"/>
+          <w:szCs w:val="19"/>
+        </w:rPr>
+      </w:pPr>
+      <w:r>
+        <w:rPr>
+          <w:rFonts w:hint="eastAsia" w:ascii="微软雅黑" w:hAnsi="微软雅黑" w:eastAsia="微软雅黑" w:cs="微软雅黑"/>
+          <w:i w:val="0"/>
+          <w:iCs w:val="0"/>
+          <w:caps w:val="0"/>
+          <w:spacing w:val="0"/>
+          <w:sz w:val="19"/>
+          <w:szCs w:val="19"/>
+          <w:bdr w:val="none" w:color="auto" w:sz="0" w:space="0"/>
+          <w:vertAlign w:val="baseline"/>
+        </w:rPr>
+        <w:t>最小经济闭环</w:t>
+      </w:r>
+    </w:p>
+    <w:p>
+      <w:pPr>
+        <w:keepNext w:val="0"/>
+        <w:keepLines w:val="0"/>
+        <w:widowControl/>
+        <w:numPr>
+          <w:numId w:val="0"/>
+        </w:numPr>
+        <w:suppressLineNumbers w:val="0"/>
+        <w:pBdr>
+          <w:top w:val="none" w:color="auto" w:sz="0" w:space="0"/>
+          <w:left w:val="none" w:color="auto" w:sz="0" w:space="0"/>
+          <w:bottom w:val="none" w:color="auto" w:sz="0" w:space="0"/>
+          <w:right w:val="none" w:color="auto" w:sz="0" w:space="0"/>
+        </w:pBdr>
+        <w:spacing w:before="0" w:beforeAutospacing="0" w:after="48" w:afterAutospacing="0" w:line="264" w:lineRule="atLeast"/>
+        <w:ind w:right="0" w:rightChars="0"/>
+        <w:textAlignment w:val="baseline"/>
+        <w:rPr>
+          <w:sz w:val="19"/>
+          <w:szCs w:val="19"/>
+        </w:rPr>
+      </w:pPr>
+      <w:r>
+        <w:rPr>
+          <w:rFonts w:hint="eastAsia" w:ascii="微软雅黑" w:hAnsi="微软雅黑" w:eastAsia="微软雅黑" w:cs="微软雅黑"/>
+          <w:i w:val="0"/>
+          <w:iCs w:val="0"/>
+          <w:caps w:val="0"/>
+          <w:spacing w:val="0"/>
+          <w:sz w:val="19"/>
+          <w:szCs w:val="19"/>
+          <w:bdr w:val="none" w:color="auto" w:sz="0" w:space="0"/>
+          <w:vertAlign w:val="baseline"/>
+        </w:rPr>
+        <w:t>20局测试</w:t>
+      </w:r>
+    </w:p>
+    <w:p>
+      <w:pPr>
+        <w:keepNext w:val="0"/>
+        <w:keepLines w:val="0"/>
+        <w:widowControl/>
+        <w:numPr>
+          <w:numId w:val="0"/>
+        </w:numPr>
+        <w:suppressLineNumbers w:val="0"/>
+        <w:pBdr>
+          <w:top w:val="none" w:color="auto" w:sz="0" w:space="0"/>
+          <w:left w:val="none" w:color="auto" w:sz="0" w:space="0"/>
+          <w:bottom w:val="none" w:color="auto" w:sz="0" w:space="0"/>
+          <w:right w:val="none" w:color="auto" w:sz="0" w:space="0"/>
+        </w:pBdr>
+        <w:spacing w:before="0" w:beforeAutospacing="0" w:after="48" w:afterAutospacing="0" w:line="264" w:lineRule="atLeast"/>
+        <w:ind w:right="0" w:rightChars="0"/>
+        <w:textAlignment w:val="baseline"/>
+        <w:rPr>
+          <w:sz w:val="19"/>
+          <w:szCs w:val="19"/>
+        </w:rPr>
+      </w:pPr>
+      <w:r>
+        <w:rPr>
+          <w:rFonts w:hint="eastAsia" w:ascii="微软雅黑" w:hAnsi="微软雅黑" w:eastAsia="微软雅黑" w:cs="微软雅黑"/>
+          <w:i w:val="0"/>
+          <w:iCs w:val="0"/>
+          <w:caps w:val="0"/>
+          <w:spacing w:val="0"/>
+          <w:sz w:val="19"/>
+          <w:szCs w:val="19"/>
+          <w:bdr w:val="none" w:color="auto" w:sz="0" w:space="0"/>
+          <w:vertAlign w:val="baseline"/>
+        </w:rPr>
+        <w:t>上线</w:t>
+      </w:r>
+    </w:p>
+    <w:p>
+      <w:pPr>
+        <w:pStyle w:val="6"/>
+        <w:keepNext w:val="0"/>
+        <w:keepLines w:val="0"/>
+        <w:pageBreakBefore w:val="0"/>
+        <w:widowControl/>
+        <w:numPr>
+          <w:ilvl w:val="0"/>
+          <w:numId w:val="0"/>
+        </w:numPr>
+        <w:suppressLineNumbers w:val="0"/>
+        <w:kinsoku/>
+        <w:wordWrap/>
+        <w:overflowPunct/>
+        <w:topLinePunct w:val="0"/>
+        <w:autoSpaceDE/>
+        <w:autoSpaceDN/>
+        <w:bidi w:val="0"/>
+        <w:adjustRightInd/>
+        <w:snapToGrid/>
+        <w:spacing w:beforeAutospacing="0" w:afterAutospacing="0" w:line="360" w:lineRule="exact"/>
+        <w:ind w:right="0" w:rightChars="0"/>
+        <w:textAlignment w:val="auto"/>
+        <w:rPr>
+          <w:rFonts w:hint="default" w:ascii="sans-serif" w:hAnsi="sans-serif" w:eastAsia="sans-serif" w:cs="sans-serif"/>
+          <w:i w:val="0"/>
+          <w:iCs w:val="0"/>
+          <w:caps w:val="0"/>
+          <w:color w:val="auto"/>
+          <w:spacing w:val="0"/>
+          <w:kern w:val="0"/>
+          <w:sz w:val="19"/>
+          <w:szCs w:val="19"/>
+          <w:highlight w:val="yellow"/>
+          <w:shd w:val="clear" w:color="auto" w:fill="auto"/>
+          <w:lang w:val="en-US" w:eastAsia="zh-CN" w:bidi="ar"/>
+        </w:rPr>
+      </w:pPr>
+    </w:p>
+    <w:p>
+      <w:pPr>
+        <w:rPr>
+          <w:rFonts w:hint="default"/>
+          <w:lang w:val="en-US" w:eastAsia="zh-CN"/>
+        </w:rPr>
+      </w:pPr>
+    </w:p>
+    <w:p>
+      <w:pPr>
+        <w:rPr>
+          <w:rFonts w:hint="default"/>
+          <w:lang w:val="en-US" w:eastAsia="zh-CN"/>
+        </w:rPr>
+      </w:pPr>
+      <w:r>
+        <w:rPr>
+          <w:rFonts w:hint="eastAsia"/>
+          <w:lang w:val="en-US" w:eastAsia="zh-CN"/>
+        </w:rPr>
+        <w:t>整理并参考光与朽项目的特效和音效设计文档（目前只有第一章），请完善第二章和第三章的所有特效和音效相关文档，最终输出一份完整的光与朽游戏项目的所有特效和音效的设计文档。包括哪些特效或音效是可以共用的，那些是不能共用的。</w:t>
+      </w:r>
+    </w:p>
+    <w:p>
+      <w:pPr>
+        <w:rPr>
+          <w:rFonts w:hint="eastAsia"/>
+          <w:lang w:val="en-US" w:eastAsia="zh-CN"/>
+        </w:rPr>
+      </w:pPr>
+    </w:p>
+    <w:p>
+      <w:pPr>
+        <w:rPr>
+          <w:rFonts w:hint="eastAsia"/>
+          <w:lang w:val="en-US" w:eastAsia="zh-CN"/>
+        </w:rPr>
+      </w:pPr>
+    </w:p>
+    <w:p>
+      <w:pPr>
+        <w:rPr>
+          <w:rFonts w:hint="eastAsia"/>
+          <w:lang w:val="en-US" w:eastAsia="zh-CN"/>
+        </w:rPr>
+      </w:pPr>
+      <w:r>
+        <w:rPr>
+          <w:rFonts w:hint="eastAsia"/>
+          <w:lang w:val="en-US" w:eastAsia="zh-CN"/>
+        </w:rPr>
+        <w:t>分析并新增数据采集功能，由于第二章怪物新增了很多特性，例如自爆怪，分裂怪，远程炮手怪，自爆后残留的岩浆阻挡激光，远程炮手射出子弹造成的伤害，火山boss的回血等一些技能，都和第一章有所不同，所以需要完善数据采集功能，为了第二章节的建立数据锚点和数据建模做完善的数据采集。</w:t>
+      </w:r>
+    </w:p>
+    <w:p>
+      <w:pPr>
+        <w:rPr>
+          <w:rFonts w:hint="eastAsia"/>
+          <w:lang w:val="en-US" w:eastAsia="zh-CN"/>
+        </w:rPr>
+      </w:pPr>
+    </w:p>
+    <w:p>
+      <w:pPr>
+        <w:rPr>
+          <w:rFonts w:hint="eastAsia"/>
+          <w:lang w:val="en-US" w:eastAsia="zh-CN"/>
+        </w:rPr>
+      </w:pPr>
+      <w:r>
+        <w:rPr>
+          <w:rFonts w:hint="eastAsia"/>
+          <w:lang w:val="en-US" w:eastAsia="zh-CN"/>
+        </w:rPr>
+        <w:t>帮我列出我这款游戏Demo期所有需要的美术效果（包含，UI，特效，怪物等，胜利界面和失败是否需要粒子特效？）。帮我列出我这款游戏Demo期所有需要的音乐和音效（包含怪物受击，升级，选卡，技能生效，boss战，不同阶段的战斗音效等等），主界面是否需要音效？ 我需要有一个美术列表清单，和音效列表清单。</w:t>
+      </w:r>
+    </w:p>
+    <w:p>
+      <w:pPr>
+        <w:rPr>
+          <w:rFonts w:hint="eastAsia"/>
+          <w:lang w:val="en-US" w:eastAsia="zh-CN"/>
+        </w:rPr>
+      </w:pPr>
+    </w:p>
+    <w:p>
+      <w:pPr>
+        <w:rPr>
+          <w:rFonts w:ascii="sans-serif" w:hAnsi="sans-serif" w:eastAsia="sans-serif" w:cs="sans-serif"/>
+          <w:i w:val="0"/>
+          <w:iCs w:val="0"/>
+          <w:caps w:val="0"/>
+          <w:color w:val="E3E3E3"/>
+          <w:spacing w:val="0"/>
+          <w:sz w:val="19"/>
+          <w:szCs w:val="19"/>
+          <w:shd w:val="clear" w:fill="282A2C"/>
+        </w:rPr>
+      </w:pPr>
+      <w:r>
+        <w:rPr>
+          <w:rFonts w:ascii="sans-serif" w:hAnsi="sans-serif" w:eastAsia="sans-serif" w:cs="sans-serif"/>
+          <w:i w:val="0"/>
+          <w:iCs w:val="0"/>
+          <w:caps w:val="0"/>
+          <w:color w:val="E3E3E3"/>
+          <w:spacing w:val="0"/>
+          <w:sz w:val="19"/>
+          <w:szCs w:val="19"/>
+          <w:shd w:val="clear" w:fill="282A2C"/>
+        </w:rPr>
+        <w:t>你之前帮我列举了美术资产和音效资产清单，通过我们之前boss战斗的聊天，应该是需要增加特效和音效？帮我列出需要新增的美术资产和音效资产，我需要完善这个表。</w:t>
+      </w:r>
+    </w:p>
+    <w:p>
+      <w:pPr>
+        <w:rPr>
+          <w:rFonts w:ascii="sans-serif" w:hAnsi="sans-serif" w:eastAsia="sans-serif" w:cs="sans-serif"/>
+          <w:i w:val="0"/>
+          <w:iCs w:val="0"/>
+          <w:caps w:val="0"/>
+          <w:color w:val="E3E3E3"/>
+          <w:spacing w:val="0"/>
+          <w:sz w:val="19"/>
+          <w:szCs w:val="19"/>
+          <w:shd w:val="clear" w:fill="282A2C"/>
+        </w:rPr>
+      </w:pPr>
+    </w:p>
+    <w:p>
+      <w:pPr>
+        <w:rPr>
+          <w:rFonts w:hint="eastAsia" w:ascii="sans-serif" w:hAnsi="sans-serif" w:eastAsia="sans-serif" w:cs="sans-serif"/>
+          <w:i w:val="0"/>
+          <w:iCs w:val="0"/>
+          <w:caps w:val="0"/>
+          <w:color w:val="E3E3E3"/>
+          <w:spacing w:val="0"/>
+          <w:sz w:val="19"/>
+          <w:szCs w:val="19"/>
+          <w:shd w:val="clear" w:fill="282A2C"/>
+          <w:lang w:val="en-US" w:eastAsia="zh-CN"/>
+        </w:rPr>
+      </w:pPr>
+      <w:r>
+        <w:rPr>
+          <w:rFonts w:ascii="sans-serif" w:hAnsi="sans-serif" w:eastAsia="sans-serif" w:cs="sans-serif"/>
+          <w:i w:val="0"/>
+          <w:iCs w:val="0"/>
+          <w:caps w:val="0"/>
+          <w:color w:val="E3E3E3"/>
+          <w:spacing w:val="0"/>
+          <w:sz w:val="19"/>
+          <w:szCs w:val="19"/>
+          <w:shd w:val="clear" w:fill="282A2C"/>
+        </w:rPr>
+        <w:t>请根据我这个boss的动作与技能总览，再根据我现在是demo阶段，只要保证demo的爽感就可以，不要做多余复杂的东西。帮我重新列出boss都有哪些需要的特效和音效。</w:t>
+      </w:r>
+    </w:p>
+    <w:p>
+      <w:pPr>
+        <w:rPr>
+          <w:rFonts w:hint="default"/>
+          <w:lang w:val="en-US" w:eastAsia="zh-CN"/>
+        </w:rPr>
+      </w:pPr>
+    </w:p>
+    <w:p>
+      <w:pPr>
+        <w:rPr>
+          <w:rFonts w:hint="default"/>
+          <w:lang w:val="en-US" w:eastAsia="zh-CN"/>
+        </w:rPr>
+      </w:pPr>
+    </w:p>
+    <w:p>
+      <w:pPr>
+        <w:rPr>
+          <w:rFonts w:hint="default"/>
+          <w:lang w:val="en-US" w:eastAsia="zh-CN"/>
+        </w:rPr>
+      </w:pPr>
+      <w:r>
+        <w:rPr>
+          <w:rFonts w:hint="eastAsia"/>
+          <w:lang w:val="en-US" w:eastAsia="zh-CN"/>
+        </w:rPr>
+        <w:t>接下来任务：</w:t>
+      </w:r>
+    </w:p>
+    <w:p>
+      <w:pPr>
+        <w:pStyle w:val="6"/>
+        <w:keepNext w:val="0"/>
+        <w:keepLines w:val="0"/>
+        <w:pageBreakBefore w:val="0"/>
+        <w:widowControl/>
+        <w:numPr>
+          <w:ilvl w:val="0"/>
+          <w:numId w:val="4"/>
+        </w:numPr>
+        <w:suppressLineNumbers w:val="0"/>
+        <w:kinsoku/>
+        <w:wordWrap/>
+        <w:overflowPunct/>
+        <w:topLinePunct w:val="0"/>
+        <w:autoSpaceDE/>
+        <w:autoSpaceDN/>
+        <w:bidi w:val="0"/>
+        <w:adjustRightInd/>
+        <w:snapToGrid/>
+        <w:spacing w:beforeAutospacing="0" w:afterAutospacing="0" w:line="360" w:lineRule="exact"/>
+        <w:ind w:right="0" w:rightChars="0"/>
         <w:textAlignment w:val="auto"/>
         <w:rPr>
           <w:rFonts w:hint="eastAsia" w:ascii="sans-serif" w:hAnsi="sans-serif" w:eastAsia="sans-serif" w:cs="sans-serif"/>
@@ -13196,31 +18712,32 @@
           <w:shd w:val="clear" w:color="auto" w:fill="auto"/>
           <w:lang w:val="en-US" w:eastAsia="zh-CN" w:bidi="ar"/>
         </w:rPr>
-        <w:t>优化所有怪物的击退效果。</w:t>
-      </w:r>
-    </w:p>
-    <w:p>
-      <w:pPr>
-        <w:pStyle w:val="6"/>
-        <w:keepNext w:val="0"/>
-        <w:keepLines w:val="0"/>
-        <w:pageBreakBefore w:val="0"/>
-        <w:widowControl/>
-        <w:numPr>
-          <w:ilvl w:val="0"/>
-          <w:numId w:val="2"/>
-        </w:numPr>
-        <w:suppressLineNumbers w:val="0"/>
-        <w:kinsoku/>
-        <w:wordWrap/>
-        <w:overflowPunct/>
-        <w:topLinePunct w:val="0"/>
-        <w:autoSpaceDE/>
-        <w:autoSpaceDN/>
-        <w:bidi w:val="0"/>
-        <w:adjustRightInd/>
-        <w:snapToGrid/>
-        <w:spacing w:beforeAutospacing="0" w:afterAutospacing="0" w:line="360" w:lineRule="exact"/>
+        <w:t>尽快搭好低成本多模型生产线。</w:t>
+      </w:r>
+    </w:p>
+    <w:p>
+      <w:pPr>
+        <w:pStyle w:val="6"/>
+        <w:keepNext w:val="0"/>
+        <w:keepLines w:val="0"/>
+        <w:pageBreakBefore w:val="0"/>
+        <w:widowControl/>
+        <w:numPr>
+          <w:ilvl w:val="0"/>
+          <w:numId w:val="4"/>
+        </w:numPr>
+        <w:suppressLineNumbers w:val="0"/>
+        <w:kinsoku/>
+        <w:wordWrap/>
+        <w:overflowPunct/>
+        <w:topLinePunct w:val="0"/>
+        <w:autoSpaceDE/>
+        <w:autoSpaceDN/>
+        <w:bidi w:val="0"/>
+        <w:adjustRightInd/>
+        <w:snapToGrid/>
+        <w:spacing w:beforeAutospacing="0" w:afterAutospacing="0" w:line="360" w:lineRule="exact"/>
+        <w:ind w:right="0" w:rightChars="0"/>
         <w:textAlignment w:val="auto"/>
         <w:rPr>
           <w:rFonts w:hint="eastAsia" w:ascii="sans-serif" w:hAnsi="sans-serif" w:eastAsia="sans-serif" w:cs="sans-serif"/>
@@ -13252,1950 +18769,7 @@
           <w:shd w:val="clear" w:color="auto" w:fill="auto"/>
           <w:lang w:val="en-US" w:eastAsia="zh-CN" w:bidi="ar"/>
         </w:rPr>
-        <w:t>大招激光长度增加3</w:t>
-      </w:r>
-      <w:bookmarkStart w:id="0" w:name="_GoBack"/>
-      <w:bookmarkEnd w:id="0"/>
-    </w:p>
-    <w:p>
-      <w:pPr>
-        <w:pStyle w:val="6"/>
-        <w:keepNext w:val="0"/>
-        <w:keepLines w:val="0"/>
-        <w:pageBreakBefore w:val="0"/>
-        <w:widowControl/>
-        <w:numPr>
-          <w:ilvl w:val="0"/>
-          <w:numId w:val="2"/>
-        </w:numPr>
-        <w:suppressLineNumbers w:val="0"/>
-        <w:kinsoku/>
-        <w:wordWrap/>
-        <w:overflowPunct/>
-        <w:topLinePunct w:val="0"/>
-        <w:autoSpaceDE/>
-        <w:autoSpaceDN/>
-        <w:bidi w:val="0"/>
-        <w:adjustRightInd/>
-        <w:snapToGrid/>
-        <w:spacing w:beforeAutospacing="0" w:afterAutospacing="0" w:line="360" w:lineRule="exact"/>
-        <w:textAlignment w:val="auto"/>
-        <w:rPr>
-          <w:rFonts w:hint="eastAsia" w:ascii="sans-serif" w:hAnsi="sans-serif" w:eastAsia="sans-serif" w:cs="sans-serif"/>
-          <w:i w:val="0"/>
-          <w:iCs w:val="0"/>
-          <w:caps w:val="0"/>
-          <w:color w:val="auto"/>
-          <w:spacing w:val="0"/>
-          <w:kern w:val="0"/>
-          <w:sz w:val="19"/>
-          <w:szCs w:val="19"/>
-          <w:highlight w:val="none"/>
-          <w:shd w:val="clear" w:color="auto" w:fill="auto"/>
-          <w:lang w:val="en-US" w:eastAsia="zh-CN" w:bidi="ar"/>
-        </w:rPr>
-      </w:pPr>
-      <w:r>
-        <w:rPr>
-          <w:rFonts w:hint="eastAsia" w:ascii="sans-serif" w:hAnsi="sans-serif" w:eastAsia="sans-serif" w:cs="sans-serif"/>
-          <w:i w:val="0"/>
-          <w:iCs w:val="0"/>
-          <w:caps w:val="0"/>
-          <w:color w:val="auto"/>
-          <w:spacing w:val="0"/>
-          <w:kern w:val="0"/>
-          <w:sz w:val="19"/>
-          <w:szCs w:val="19"/>
-          <w:highlight w:val="none"/>
-          <w:shd w:val="clear" w:color="auto" w:fill="auto"/>
-          <w:lang w:val="en-US" w:eastAsia="zh-CN" w:bidi="ar"/>
-        </w:rPr>
-        <w:t>制作新手引导系统，1-3波的渐进式教学、三色无人机教程和操作引导。</w:t>
-      </w:r>
-    </w:p>
-    <w:p>
-      <w:pPr>
-        <w:pStyle w:val="6"/>
-        <w:keepNext w:val="0"/>
-        <w:keepLines w:val="0"/>
-        <w:pageBreakBefore w:val="0"/>
-        <w:widowControl/>
-        <w:numPr>
-          <w:ilvl w:val="0"/>
-          <w:numId w:val="2"/>
-        </w:numPr>
-        <w:suppressLineNumbers w:val="0"/>
-        <w:kinsoku/>
-        <w:wordWrap/>
-        <w:overflowPunct/>
-        <w:topLinePunct w:val="0"/>
-        <w:autoSpaceDE/>
-        <w:autoSpaceDN/>
-        <w:bidi w:val="0"/>
-        <w:adjustRightInd/>
-        <w:snapToGrid/>
-        <w:spacing w:beforeAutospacing="0" w:afterAutospacing="0" w:line="360" w:lineRule="exact"/>
-        <w:textAlignment w:val="auto"/>
-        <w:rPr>
-          <w:rFonts w:hint="eastAsia" w:ascii="sans-serif" w:hAnsi="sans-serif" w:eastAsia="sans-serif" w:cs="sans-serif"/>
-          <w:i w:val="0"/>
-          <w:iCs w:val="0"/>
-          <w:caps w:val="0"/>
-          <w:color w:val="auto"/>
-          <w:spacing w:val="0"/>
-          <w:kern w:val="0"/>
-          <w:sz w:val="19"/>
-          <w:szCs w:val="19"/>
-          <w:highlight w:val="none"/>
-          <w:shd w:val="clear" w:color="auto" w:fill="auto"/>
-          <w:lang w:val="en-US" w:eastAsia="zh-CN" w:bidi="ar"/>
-        </w:rPr>
-      </w:pPr>
-      <w:r>
-        <w:rPr>
-          <w:rFonts w:hint="eastAsia" w:ascii="sans-serif" w:hAnsi="sans-serif" w:eastAsia="sans-serif" w:cs="sans-serif"/>
-          <w:i w:val="0"/>
-          <w:iCs w:val="0"/>
-          <w:caps w:val="0"/>
-          <w:color w:val="auto"/>
-          <w:spacing w:val="0"/>
-          <w:kern w:val="0"/>
-          <w:sz w:val="19"/>
-          <w:szCs w:val="19"/>
-          <w:highlight w:val="none"/>
-          <w:shd w:val="clear" w:color="auto" w:fill="auto"/>
-          <w:lang w:val="en-US" w:eastAsia="zh-CN" w:bidi="ar"/>
-        </w:rPr>
-        <w:t>制作数据埋点。</w:t>
-      </w:r>
-    </w:p>
-    <w:p>
-      <w:pPr>
-        <w:pStyle w:val="6"/>
-        <w:keepNext w:val="0"/>
-        <w:keepLines w:val="0"/>
-        <w:pageBreakBefore w:val="0"/>
-        <w:widowControl/>
-        <w:numPr>
-          <w:ilvl w:val="0"/>
-          <w:numId w:val="2"/>
-        </w:numPr>
-        <w:suppressLineNumbers w:val="0"/>
-        <w:kinsoku/>
-        <w:wordWrap/>
-        <w:overflowPunct/>
-        <w:topLinePunct w:val="0"/>
-        <w:autoSpaceDE/>
-        <w:autoSpaceDN/>
-        <w:bidi w:val="0"/>
-        <w:adjustRightInd/>
-        <w:snapToGrid/>
-        <w:spacing w:beforeAutospacing="0" w:afterAutospacing="0" w:line="360" w:lineRule="exact"/>
-        <w:textAlignment w:val="auto"/>
-        <w:rPr>
-          <w:rFonts w:hint="eastAsia" w:ascii="sans-serif" w:hAnsi="sans-serif" w:eastAsia="sans-serif" w:cs="sans-serif"/>
-          <w:i w:val="0"/>
-          <w:iCs w:val="0"/>
-          <w:caps w:val="0"/>
-          <w:color w:val="auto"/>
-          <w:spacing w:val="0"/>
-          <w:kern w:val="0"/>
-          <w:sz w:val="19"/>
-          <w:szCs w:val="19"/>
-          <w:highlight w:val="none"/>
-          <w:shd w:val="clear" w:color="auto" w:fill="auto"/>
-          <w:lang w:val="en-US" w:eastAsia="zh-CN" w:bidi="ar"/>
-        </w:rPr>
-      </w:pPr>
-      <w:r>
-        <w:rPr>
-          <w:rFonts w:hint="eastAsia" w:ascii="sans-serif" w:hAnsi="sans-serif" w:eastAsia="sans-serif" w:cs="sans-serif"/>
-          <w:i w:val="0"/>
-          <w:iCs w:val="0"/>
-          <w:caps w:val="0"/>
-          <w:color w:val="auto"/>
-          <w:spacing w:val="0"/>
-          <w:kern w:val="0"/>
-          <w:sz w:val="19"/>
-          <w:szCs w:val="19"/>
-          <w:highlight w:val="none"/>
-          <w:shd w:val="clear" w:color="auto" w:fill="auto"/>
-          <w:lang w:val="en-US" w:eastAsia="zh-CN" w:bidi="ar"/>
-        </w:rPr>
-        <w:t>添加IAA广告系统，把复活和技能Reroll的激励视频坑位接上。</w:t>
-      </w:r>
-    </w:p>
-    <w:p>
-      <w:pPr>
-        <w:pStyle w:val="6"/>
-        <w:keepNext w:val="0"/>
-        <w:keepLines w:val="0"/>
-        <w:pageBreakBefore w:val="0"/>
-        <w:widowControl/>
-        <w:numPr>
-          <w:ilvl w:val="0"/>
-          <w:numId w:val="2"/>
-        </w:numPr>
-        <w:suppressLineNumbers w:val="0"/>
-        <w:kinsoku/>
-        <w:wordWrap/>
-        <w:overflowPunct/>
-        <w:topLinePunct w:val="0"/>
-        <w:autoSpaceDE/>
-        <w:autoSpaceDN/>
-        <w:bidi w:val="0"/>
-        <w:adjustRightInd/>
-        <w:snapToGrid/>
-        <w:spacing w:beforeAutospacing="0" w:afterAutospacing="0" w:line="360" w:lineRule="exact"/>
-        <w:textAlignment w:val="auto"/>
-        <w:rPr>
-          <w:rFonts w:hint="eastAsia" w:ascii="sans-serif" w:hAnsi="sans-serif" w:eastAsia="sans-serif" w:cs="sans-serif"/>
-          <w:i w:val="0"/>
-          <w:iCs w:val="0"/>
-          <w:caps w:val="0"/>
-          <w:color w:val="auto"/>
-          <w:spacing w:val="0"/>
-          <w:kern w:val="0"/>
-          <w:sz w:val="19"/>
-          <w:szCs w:val="19"/>
-          <w:highlight w:val="none"/>
-          <w:shd w:val="clear" w:color="auto" w:fill="auto"/>
-          <w:lang w:val="en-US" w:eastAsia="zh-CN" w:bidi="ar"/>
-        </w:rPr>
-      </w:pPr>
-      <w:r>
-        <w:rPr>
-          <w:rFonts w:hint="eastAsia" w:ascii="sans-serif" w:hAnsi="sans-serif" w:eastAsia="sans-serif" w:cs="sans-serif"/>
-          <w:i w:val="0"/>
-          <w:iCs w:val="0"/>
-          <w:caps w:val="0"/>
-          <w:color w:val="auto"/>
-          <w:spacing w:val="0"/>
-          <w:kern w:val="0"/>
-          <w:sz w:val="19"/>
-          <w:szCs w:val="19"/>
-          <w:highlight w:val="none"/>
-          <w:shd w:val="clear" w:color="auto" w:fill="auto"/>
-          <w:lang w:val="en-US" w:eastAsia="zh-CN" w:bidi="ar"/>
-        </w:rPr>
-        <w:t>大招无法锁定boss的bug.</w:t>
-      </w:r>
-    </w:p>
-    <w:p>
-      <w:pPr>
-        <w:pStyle w:val="6"/>
-        <w:keepNext w:val="0"/>
-        <w:keepLines w:val="0"/>
-        <w:pageBreakBefore w:val="0"/>
-        <w:widowControl/>
-        <w:numPr>
-          <w:ilvl w:val="0"/>
-          <w:numId w:val="2"/>
-        </w:numPr>
-        <w:suppressLineNumbers w:val="0"/>
-        <w:kinsoku/>
-        <w:wordWrap/>
-        <w:overflowPunct/>
-        <w:topLinePunct w:val="0"/>
-        <w:autoSpaceDE/>
-        <w:autoSpaceDN/>
-        <w:bidi w:val="0"/>
-        <w:adjustRightInd/>
-        <w:snapToGrid/>
-        <w:spacing w:beforeAutospacing="0" w:afterAutospacing="0" w:line="360" w:lineRule="exact"/>
-        <w:textAlignment w:val="auto"/>
-        <w:rPr>
-          <w:rFonts w:hint="eastAsia" w:ascii="sans-serif" w:hAnsi="sans-serif" w:eastAsia="sans-serif" w:cs="sans-serif"/>
-          <w:i w:val="0"/>
-          <w:iCs w:val="0"/>
-          <w:caps w:val="0"/>
-          <w:color w:val="auto"/>
-          <w:spacing w:val="0"/>
-          <w:kern w:val="0"/>
-          <w:sz w:val="19"/>
-          <w:szCs w:val="19"/>
-          <w:highlight w:val="none"/>
-          <w:shd w:val="clear" w:color="auto" w:fill="auto"/>
-          <w:lang w:val="en-US" w:eastAsia="zh-CN" w:bidi="ar"/>
-        </w:rPr>
-      </w:pPr>
-      <w:r>
-        <w:rPr>
-          <w:rFonts w:hint="eastAsia" w:ascii="sans-serif" w:hAnsi="sans-serif" w:eastAsia="sans-serif" w:cs="sans-serif"/>
-          <w:i w:val="0"/>
-          <w:iCs w:val="0"/>
-          <w:caps w:val="0"/>
-          <w:color w:val="auto"/>
-          <w:spacing w:val="0"/>
-          <w:kern w:val="0"/>
-          <w:sz w:val="19"/>
-          <w:szCs w:val="19"/>
-          <w:highlight w:val="none"/>
-          <w:shd w:val="clear" w:color="auto" w:fill="auto"/>
-          <w:lang w:val="en-US" w:eastAsia="zh-CN" w:bidi="ar"/>
-        </w:rPr>
-        <w:t>广域透镜，激光加宽不明显问题</w:t>
-      </w:r>
-    </w:p>
-    <w:p>
-      <w:pPr>
-        <w:pStyle w:val="6"/>
-        <w:keepNext w:val="0"/>
-        <w:keepLines w:val="0"/>
-        <w:pageBreakBefore w:val="0"/>
-        <w:widowControl/>
-        <w:numPr>
-          <w:ilvl w:val="0"/>
-          <w:numId w:val="2"/>
-        </w:numPr>
-        <w:suppressLineNumbers w:val="0"/>
-        <w:kinsoku/>
-        <w:wordWrap/>
-        <w:overflowPunct/>
-        <w:topLinePunct w:val="0"/>
-        <w:autoSpaceDE/>
-        <w:autoSpaceDN/>
-        <w:bidi w:val="0"/>
-        <w:adjustRightInd/>
-        <w:snapToGrid/>
-        <w:spacing w:beforeAutospacing="0" w:afterAutospacing="0" w:line="360" w:lineRule="exact"/>
-        <w:textAlignment w:val="auto"/>
-        <w:rPr>
-          <w:rFonts w:hint="eastAsia" w:ascii="sans-serif" w:hAnsi="sans-serif" w:eastAsia="sans-serif" w:cs="sans-serif"/>
-          <w:i w:val="0"/>
-          <w:iCs w:val="0"/>
-          <w:caps w:val="0"/>
-          <w:color w:val="auto"/>
-          <w:spacing w:val="0"/>
-          <w:kern w:val="0"/>
-          <w:sz w:val="19"/>
-          <w:szCs w:val="19"/>
-          <w:highlight w:val="none"/>
-          <w:shd w:val="clear" w:color="auto" w:fill="auto"/>
-          <w:lang w:val="en-US" w:eastAsia="zh-CN" w:bidi="ar"/>
-        </w:rPr>
-      </w:pPr>
-      <w:r>
-        <w:rPr>
-          <w:rFonts w:hint="eastAsia" w:ascii="sans-serif" w:hAnsi="sans-serif" w:eastAsia="sans-serif" w:cs="sans-serif"/>
-          <w:i w:val="0"/>
-          <w:iCs w:val="0"/>
-          <w:caps w:val="0"/>
-          <w:color w:val="auto"/>
-          <w:spacing w:val="0"/>
-          <w:kern w:val="0"/>
-          <w:sz w:val="19"/>
-          <w:szCs w:val="19"/>
-          <w:highlight w:val="none"/>
-          <w:shd w:val="clear" w:color="auto" w:fill="auto"/>
-          <w:lang w:val="en-US" w:eastAsia="zh-CN" w:bidi="ar"/>
-        </w:rPr>
-        <w:t>是否选择了极寒光束，技能池就去掉聚能透镜技能，选择了聚能透镜技能就去掉极寒光束技能？</w:t>
-      </w:r>
-    </w:p>
-    <w:p>
-      <w:pPr>
-        <w:pStyle w:val="6"/>
-        <w:keepNext w:val="0"/>
-        <w:keepLines w:val="0"/>
-        <w:pageBreakBefore w:val="0"/>
-        <w:widowControl/>
-        <w:numPr>
-          <w:ilvl w:val="0"/>
-          <w:numId w:val="2"/>
-        </w:numPr>
-        <w:suppressLineNumbers w:val="0"/>
-        <w:kinsoku/>
-        <w:wordWrap/>
-        <w:overflowPunct/>
-        <w:topLinePunct w:val="0"/>
-        <w:autoSpaceDE/>
-        <w:autoSpaceDN/>
-        <w:bidi w:val="0"/>
-        <w:adjustRightInd/>
-        <w:snapToGrid/>
-        <w:spacing w:beforeAutospacing="0" w:afterAutospacing="0" w:line="360" w:lineRule="exact"/>
-        <w:textAlignment w:val="auto"/>
-        <w:rPr>
-          <w:rFonts w:hint="eastAsia" w:ascii="sans-serif" w:hAnsi="sans-serif" w:eastAsia="sans-serif" w:cs="sans-serif"/>
-          <w:i w:val="0"/>
-          <w:iCs w:val="0"/>
-          <w:caps w:val="0"/>
-          <w:color w:val="auto"/>
-          <w:spacing w:val="0"/>
-          <w:kern w:val="0"/>
-          <w:sz w:val="19"/>
-          <w:szCs w:val="19"/>
-          <w:highlight w:val="none"/>
-          <w:shd w:val="clear" w:color="auto" w:fill="auto"/>
-          <w:lang w:val="en-US" w:eastAsia="zh-CN" w:bidi="ar"/>
-        </w:rPr>
-      </w:pPr>
-      <w:r>
-        <w:rPr>
-          <w:rFonts w:hint="eastAsia" w:ascii="sans-serif" w:hAnsi="sans-serif" w:eastAsia="sans-serif" w:cs="sans-serif"/>
-          <w:i w:val="0"/>
-          <w:iCs w:val="0"/>
-          <w:caps w:val="0"/>
-          <w:color w:val="auto"/>
-          <w:spacing w:val="0"/>
-          <w:kern w:val="0"/>
-          <w:sz w:val="19"/>
-          <w:szCs w:val="19"/>
-          <w:highlight w:val="none"/>
-          <w:shd w:val="clear" w:color="auto" w:fill="auto"/>
-          <w:lang w:val="en-US" w:eastAsia="zh-CN" w:bidi="ar"/>
-        </w:rPr>
-        <w:t>查找因增加激光宽度，导致释放大招时候激光爆亮的显示问题。</w:t>
-      </w:r>
-    </w:p>
-    <w:p>
-      <w:pPr>
-        <w:pStyle w:val="6"/>
-        <w:keepNext w:val="0"/>
-        <w:keepLines w:val="0"/>
-        <w:pageBreakBefore w:val="0"/>
-        <w:widowControl/>
-        <w:numPr>
-          <w:ilvl w:val="0"/>
-          <w:numId w:val="2"/>
-        </w:numPr>
-        <w:suppressLineNumbers w:val="0"/>
-        <w:kinsoku/>
-        <w:wordWrap/>
-        <w:overflowPunct/>
-        <w:topLinePunct w:val="0"/>
-        <w:autoSpaceDE/>
-        <w:autoSpaceDN/>
-        <w:bidi w:val="0"/>
-        <w:adjustRightInd/>
-        <w:snapToGrid/>
-        <w:spacing w:beforeAutospacing="0" w:afterAutospacing="0" w:line="360" w:lineRule="exact"/>
-        <w:textAlignment w:val="auto"/>
-        <w:rPr>
-          <w:rFonts w:hint="eastAsia" w:ascii="sans-serif" w:hAnsi="sans-serif" w:eastAsia="sans-serif" w:cs="sans-serif"/>
-          <w:i w:val="0"/>
-          <w:iCs w:val="0"/>
-          <w:caps w:val="0"/>
-          <w:color w:val="auto"/>
-          <w:spacing w:val="0"/>
-          <w:kern w:val="0"/>
-          <w:sz w:val="19"/>
-          <w:szCs w:val="19"/>
-          <w:highlight w:val="none"/>
-          <w:shd w:val="clear" w:color="auto" w:fill="auto"/>
-          <w:lang w:val="en-US" w:eastAsia="zh-CN" w:bidi="ar"/>
-        </w:rPr>
-      </w:pPr>
-      <w:r>
-        <w:rPr>
-          <w:rFonts w:hint="eastAsia" w:ascii="sans-serif" w:hAnsi="sans-serif" w:eastAsia="sans-serif" w:cs="sans-serif"/>
-          <w:i w:val="0"/>
-          <w:iCs w:val="0"/>
-          <w:caps w:val="0"/>
-          <w:color w:val="auto"/>
-          <w:spacing w:val="0"/>
-          <w:kern w:val="0"/>
-          <w:sz w:val="19"/>
-          <w:szCs w:val="19"/>
-          <w:highlight w:val="none"/>
-          <w:shd w:val="clear" w:color="auto" w:fill="auto"/>
-          <w:lang w:val="en-US" w:eastAsia="zh-CN" w:bidi="ar"/>
-        </w:rPr>
-        <w:t>冰冻技能打第一章污染之核boss时，因为没有击退力，所以再和boss进行角力的时候，很容易就被贴近，并且持续掉血。这个碰撞塔的音效也会连续播放（比较刺耳）</w:t>
-      </w:r>
-    </w:p>
-    <w:p>
-      <w:pPr>
-        <w:pStyle w:val="6"/>
-        <w:keepNext w:val="0"/>
-        <w:keepLines w:val="0"/>
-        <w:pageBreakBefore w:val="0"/>
-        <w:widowControl/>
-        <w:numPr>
-          <w:ilvl w:val="0"/>
-          <w:numId w:val="2"/>
-        </w:numPr>
-        <w:suppressLineNumbers w:val="0"/>
-        <w:kinsoku/>
-        <w:wordWrap/>
-        <w:overflowPunct/>
-        <w:topLinePunct w:val="0"/>
-        <w:autoSpaceDE/>
-        <w:autoSpaceDN/>
-        <w:bidi w:val="0"/>
-        <w:adjustRightInd/>
-        <w:snapToGrid/>
-        <w:spacing w:beforeAutospacing="0" w:afterAutospacing="0" w:line="360" w:lineRule="exact"/>
-        <w:textAlignment w:val="auto"/>
-        <w:rPr>
-          <w:rFonts w:hint="eastAsia" w:ascii="sans-serif" w:hAnsi="sans-serif" w:eastAsia="sans-serif" w:cs="sans-serif"/>
-          <w:i w:val="0"/>
-          <w:iCs w:val="0"/>
-          <w:caps w:val="0"/>
-          <w:color w:val="auto"/>
-          <w:spacing w:val="0"/>
-          <w:kern w:val="0"/>
-          <w:sz w:val="19"/>
-          <w:szCs w:val="19"/>
-          <w:highlight w:val="none"/>
-          <w:shd w:val="clear" w:color="auto" w:fill="auto"/>
-          <w:lang w:val="en-US" w:eastAsia="zh-CN" w:bidi="ar"/>
-        </w:rPr>
-      </w:pPr>
-      <w:r>
-        <w:rPr>
-          <w:rFonts w:hint="eastAsia" w:ascii="sans-serif" w:hAnsi="sans-serif" w:eastAsia="sans-serif" w:cs="sans-serif"/>
-          <w:i w:val="0"/>
-          <w:iCs w:val="0"/>
-          <w:caps w:val="0"/>
-          <w:color w:val="auto"/>
-          <w:spacing w:val="0"/>
-          <w:kern w:val="0"/>
-          <w:sz w:val="19"/>
-          <w:szCs w:val="19"/>
-          <w:highlight w:val="none"/>
-          <w:shd w:val="clear" w:color="auto" w:fill="auto"/>
-          <w:lang w:val="en-US" w:eastAsia="zh-CN" w:bidi="ar"/>
-        </w:rPr>
-        <w:t>游戏结束后，点击返回按钮，还有游戏音效。（应该去掉怪物和激光等音效，只保留UI音效）</w:t>
-      </w:r>
-    </w:p>
-    <w:p>
-      <w:pPr>
-        <w:pStyle w:val="6"/>
-        <w:keepNext w:val="0"/>
-        <w:keepLines w:val="0"/>
-        <w:pageBreakBefore w:val="0"/>
-        <w:widowControl/>
-        <w:numPr>
-          <w:ilvl w:val="0"/>
-          <w:numId w:val="2"/>
-        </w:numPr>
-        <w:suppressLineNumbers w:val="0"/>
-        <w:kinsoku/>
-        <w:wordWrap/>
-        <w:overflowPunct/>
-        <w:topLinePunct w:val="0"/>
-        <w:autoSpaceDE/>
-        <w:autoSpaceDN/>
-        <w:bidi w:val="0"/>
-        <w:adjustRightInd/>
-        <w:snapToGrid/>
-        <w:spacing w:beforeAutospacing="0" w:afterAutospacing="0" w:line="360" w:lineRule="exact"/>
-        <w:textAlignment w:val="auto"/>
-        <w:rPr>
-          <w:rFonts w:hint="eastAsia" w:ascii="sans-serif" w:hAnsi="sans-serif" w:eastAsia="sans-serif" w:cs="sans-serif"/>
-          <w:i w:val="0"/>
-          <w:iCs w:val="0"/>
-          <w:caps w:val="0"/>
-          <w:color w:val="auto"/>
-          <w:spacing w:val="0"/>
-          <w:kern w:val="0"/>
-          <w:sz w:val="19"/>
-          <w:szCs w:val="19"/>
-          <w:highlight w:val="none"/>
-          <w:shd w:val="clear" w:color="auto" w:fill="auto"/>
-          <w:lang w:val="en-US" w:eastAsia="zh-CN" w:bidi="ar"/>
-        </w:rPr>
-      </w:pPr>
-      <w:r>
-        <w:rPr>
-          <w:rFonts w:hint="eastAsia" w:ascii="sans-serif" w:hAnsi="sans-serif" w:eastAsia="sans-serif" w:cs="sans-serif"/>
-          <w:i w:val="0"/>
-          <w:iCs w:val="0"/>
-          <w:caps w:val="0"/>
-          <w:color w:val="auto"/>
-          <w:spacing w:val="0"/>
-          <w:kern w:val="0"/>
-          <w:sz w:val="19"/>
-          <w:szCs w:val="19"/>
-          <w:highlight w:val="none"/>
-          <w:shd w:val="clear" w:color="auto" w:fill="auto"/>
-          <w:lang w:val="en-US" w:eastAsia="zh-CN" w:bidi="ar"/>
-        </w:rPr>
-        <w:t>解决当玩家有护盾的时候，没有选择击退技能，和boss进行角力，boss无法对玩家造成伤害的问题。好像boss只对塔造成伤害。</w:t>
-      </w:r>
-    </w:p>
-    <w:p>
-      <w:pPr>
-        <w:pStyle w:val="6"/>
-        <w:keepNext w:val="0"/>
-        <w:keepLines w:val="0"/>
-        <w:pageBreakBefore w:val="0"/>
-        <w:widowControl/>
-        <w:numPr>
-          <w:ilvl w:val="0"/>
-          <w:numId w:val="2"/>
-        </w:numPr>
-        <w:suppressLineNumbers w:val="0"/>
-        <w:kinsoku/>
-        <w:wordWrap/>
-        <w:overflowPunct/>
-        <w:topLinePunct w:val="0"/>
-        <w:autoSpaceDE/>
-        <w:autoSpaceDN/>
-        <w:bidi w:val="0"/>
-        <w:adjustRightInd/>
-        <w:snapToGrid/>
-        <w:spacing w:beforeAutospacing="0" w:afterAutospacing="0" w:line="360" w:lineRule="exact"/>
-        <w:textAlignment w:val="auto"/>
-        <w:rPr>
-          <w:rFonts w:hint="eastAsia" w:ascii="sans-serif" w:hAnsi="sans-serif" w:eastAsia="sans-serif" w:cs="sans-serif"/>
-          <w:i w:val="0"/>
-          <w:iCs w:val="0"/>
-          <w:caps w:val="0"/>
-          <w:color w:val="auto"/>
-          <w:spacing w:val="0"/>
-          <w:kern w:val="0"/>
-          <w:sz w:val="19"/>
-          <w:szCs w:val="19"/>
-          <w:highlight w:val="yellow"/>
-          <w:shd w:val="clear" w:color="auto" w:fill="auto"/>
-          <w:lang w:val="en-US" w:eastAsia="zh-CN" w:bidi="ar"/>
-        </w:rPr>
-      </w:pPr>
-      <w:r>
-        <w:rPr>
-          <w:rFonts w:hint="eastAsia" w:ascii="sans-serif" w:hAnsi="sans-serif" w:eastAsia="sans-serif" w:cs="sans-serif"/>
-          <w:i w:val="0"/>
-          <w:iCs w:val="0"/>
-          <w:caps w:val="0"/>
-          <w:color w:val="auto"/>
-          <w:spacing w:val="0"/>
-          <w:kern w:val="0"/>
-          <w:sz w:val="19"/>
-          <w:szCs w:val="19"/>
-          <w:highlight w:val="yellow"/>
-          <w:shd w:val="clear" w:color="auto" w:fill="auto"/>
-          <w:lang w:val="en-US" w:eastAsia="zh-CN" w:bidi="ar"/>
-        </w:rPr>
-        <w:t>需要查找并解决游戏战斗中出现的卡顿问题。</w:t>
-      </w:r>
-    </w:p>
-    <w:p>
-      <w:pPr>
-        <w:pStyle w:val="6"/>
-        <w:keepNext w:val="0"/>
-        <w:keepLines w:val="0"/>
-        <w:pageBreakBefore w:val="0"/>
-        <w:widowControl/>
-        <w:numPr>
-          <w:ilvl w:val="0"/>
-          <w:numId w:val="2"/>
-        </w:numPr>
-        <w:suppressLineNumbers w:val="0"/>
-        <w:kinsoku/>
-        <w:wordWrap/>
-        <w:overflowPunct/>
-        <w:topLinePunct w:val="0"/>
-        <w:autoSpaceDE/>
-        <w:autoSpaceDN/>
-        <w:bidi w:val="0"/>
-        <w:adjustRightInd/>
-        <w:snapToGrid/>
-        <w:spacing w:beforeAutospacing="0" w:afterAutospacing="0" w:line="360" w:lineRule="exact"/>
-        <w:textAlignment w:val="auto"/>
-        <w:rPr>
-          <w:rFonts w:hint="eastAsia" w:ascii="sans-serif" w:hAnsi="sans-serif" w:eastAsia="sans-serif" w:cs="sans-serif"/>
-          <w:i w:val="0"/>
-          <w:iCs w:val="0"/>
-          <w:caps w:val="0"/>
-          <w:color w:val="auto"/>
-          <w:spacing w:val="0"/>
-          <w:kern w:val="0"/>
-          <w:sz w:val="19"/>
-          <w:szCs w:val="19"/>
-          <w:highlight w:val="yellow"/>
-          <w:shd w:val="clear" w:color="auto" w:fill="auto"/>
-          <w:lang w:val="en-US" w:eastAsia="zh-CN" w:bidi="ar"/>
-        </w:rPr>
-      </w:pPr>
-      <w:r>
-        <w:rPr>
-          <w:rFonts w:hint="eastAsia" w:ascii="sans-serif" w:hAnsi="sans-serif" w:eastAsia="sans-serif" w:cs="sans-serif"/>
-          <w:i w:val="0"/>
-          <w:iCs w:val="0"/>
-          <w:caps w:val="0"/>
-          <w:color w:val="auto"/>
-          <w:spacing w:val="0"/>
-          <w:kern w:val="0"/>
-          <w:sz w:val="19"/>
-          <w:szCs w:val="19"/>
-          <w:highlight w:val="red"/>
-          <w:shd w:val="clear" w:color="auto" w:fill="auto"/>
-          <w:lang w:val="en-US" w:eastAsia="zh-CN" w:bidi="ar"/>
-        </w:rPr>
-        <w:t>继续优化战斗数值，完成数值模型搭建。</w:t>
-      </w:r>
-      <w:r>
-        <w:rPr>
-          <w:rFonts w:hint="eastAsia" w:ascii="sans-serif" w:hAnsi="sans-serif" w:eastAsia="sans-serif" w:cs="sans-serif"/>
-          <w:i w:val="0"/>
-          <w:iCs w:val="0"/>
-          <w:caps w:val="0"/>
-          <w:color w:val="auto"/>
-          <w:spacing w:val="0"/>
-          <w:kern w:val="0"/>
-          <w:sz w:val="19"/>
-          <w:szCs w:val="19"/>
-          <w:highlight w:val="yellow"/>
-          <w:shd w:val="clear" w:color="auto" w:fill="auto"/>
-          <w:lang w:val="en-US" w:eastAsia="zh-CN" w:bidi="ar"/>
-        </w:rPr>
-        <w:t>把第一章节的5个难度都做好。</w:t>
-      </w:r>
-    </w:p>
-    <w:p>
-      <w:pPr>
-        <w:pStyle w:val="6"/>
-        <w:keepNext w:val="0"/>
-        <w:keepLines w:val="0"/>
-        <w:pageBreakBefore w:val="0"/>
-        <w:widowControl/>
-        <w:numPr>
-          <w:ilvl w:val="0"/>
-          <w:numId w:val="2"/>
-        </w:numPr>
-        <w:suppressLineNumbers w:val="0"/>
-        <w:kinsoku/>
-        <w:wordWrap/>
-        <w:overflowPunct/>
-        <w:topLinePunct w:val="0"/>
-        <w:autoSpaceDE/>
-        <w:autoSpaceDN/>
-        <w:bidi w:val="0"/>
-        <w:adjustRightInd/>
-        <w:snapToGrid/>
-        <w:spacing w:beforeAutospacing="0" w:afterAutospacing="0" w:line="360" w:lineRule="exact"/>
-        <w:textAlignment w:val="auto"/>
-        <w:rPr>
-          <w:rFonts w:hint="eastAsia" w:ascii="sans-serif" w:hAnsi="sans-serif" w:eastAsia="sans-serif" w:cs="sans-serif"/>
-          <w:i w:val="0"/>
-          <w:iCs w:val="0"/>
-          <w:caps w:val="0"/>
-          <w:color w:val="auto"/>
-          <w:spacing w:val="0"/>
-          <w:kern w:val="0"/>
-          <w:sz w:val="19"/>
-          <w:szCs w:val="19"/>
-          <w:highlight w:val="none"/>
-          <w:shd w:val="clear" w:color="auto" w:fill="auto"/>
-          <w:lang w:val="en-US" w:eastAsia="zh-CN" w:bidi="ar"/>
-        </w:rPr>
-      </w:pPr>
-      <w:r>
-        <w:rPr>
-          <w:rFonts w:hint="eastAsia" w:ascii="sans-serif" w:hAnsi="sans-serif" w:eastAsia="sans-serif" w:cs="sans-serif"/>
-          <w:i w:val="0"/>
-          <w:iCs w:val="0"/>
-          <w:caps w:val="0"/>
-          <w:color w:val="auto"/>
-          <w:spacing w:val="0"/>
-          <w:kern w:val="0"/>
-          <w:sz w:val="19"/>
-          <w:szCs w:val="19"/>
-          <w:highlight w:val="none"/>
-          <w:shd w:val="clear" w:color="auto" w:fill="auto"/>
-          <w:lang w:val="en-US" w:eastAsia="zh-CN" w:bidi="ar"/>
-        </w:rPr>
-        <w:t>修改光与朽的软著。</w:t>
-      </w:r>
-    </w:p>
-    <w:p>
-      <w:pPr>
-        <w:pStyle w:val="6"/>
-        <w:keepNext w:val="0"/>
-        <w:keepLines w:val="0"/>
-        <w:pageBreakBefore w:val="0"/>
-        <w:widowControl/>
-        <w:numPr>
-          <w:ilvl w:val="0"/>
-          <w:numId w:val="2"/>
-        </w:numPr>
-        <w:suppressLineNumbers w:val="0"/>
-        <w:kinsoku/>
-        <w:wordWrap/>
-        <w:overflowPunct/>
-        <w:topLinePunct w:val="0"/>
-        <w:autoSpaceDE/>
-        <w:autoSpaceDN/>
-        <w:bidi w:val="0"/>
-        <w:adjustRightInd/>
-        <w:snapToGrid/>
-        <w:spacing w:beforeAutospacing="0" w:afterAutospacing="0" w:line="360" w:lineRule="exact"/>
-        <w:textAlignment w:val="auto"/>
-        <w:rPr>
-          <w:rFonts w:hint="eastAsia" w:ascii="sans-serif" w:hAnsi="sans-serif" w:eastAsia="sans-serif" w:cs="sans-serif"/>
-          <w:i w:val="0"/>
-          <w:iCs w:val="0"/>
-          <w:caps w:val="0"/>
-          <w:color w:val="auto"/>
-          <w:spacing w:val="0"/>
-          <w:kern w:val="0"/>
-          <w:sz w:val="19"/>
-          <w:szCs w:val="19"/>
-          <w:highlight w:val="none"/>
-          <w:shd w:val="clear" w:color="auto" w:fill="auto"/>
-          <w:lang w:val="en-US" w:eastAsia="zh-CN" w:bidi="ar"/>
-        </w:rPr>
-      </w:pPr>
-      <w:r>
-        <w:rPr>
-          <w:rFonts w:hint="eastAsia" w:ascii="sans-serif" w:hAnsi="sans-serif" w:eastAsia="sans-serif" w:cs="sans-serif"/>
-          <w:i w:val="0"/>
-          <w:iCs w:val="0"/>
-          <w:caps w:val="0"/>
-          <w:color w:val="auto"/>
-          <w:spacing w:val="0"/>
-          <w:kern w:val="0"/>
-          <w:sz w:val="19"/>
-          <w:szCs w:val="19"/>
-          <w:highlight w:val="none"/>
-          <w:shd w:val="clear" w:color="auto" w:fill="auto"/>
-          <w:lang w:val="en-US" w:eastAsia="zh-CN" w:bidi="ar"/>
-        </w:rPr>
-        <w:t>无人机三选一左侧医疗，先判断玩家的血量和护盾值，如果满血，护盾值不满，则随机池里只会出现加护盾值。如果护盾值满，血量不满，则只会出现加血。如果满血，满护盾值，则随机池会随机护盾值+0或血量值+0.如果护盾值是0，则随机池会出现护盾重启的选项，概率是20%。</w:t>
-      </w:r>
-    </w:p>
-    <w:p>
-      <w:pPr>
-        <w:pStyle w:val="6"/>
-        <w:keepNext w:val="0"/>
-        <w:keepLines w:val="0"/>
-        <w:pageBreakBefore w:val="0"/>
-        <w:widowControl/>
-        <w:numPr>
-          <w:ilvl w:val="0"/>
-          <w:numId w:val="2"/>
-        </w:numPr>
-        <w:suppressLineNumbers w:val="0"/>
-        <w:kinsoku/>
-        <w:wordWrap/>
-        <w:overflowPunct/>
-        <w:topLinePunct w:val="0"/>
-        <w:autoSpaceDE/>
-        <w:autoSpaceDN/>
-        <w:bidi w:val="0"/>
-        <w:adjustRightInd/>
-        <w:snapToGrid/>
-        <w:spacing w:beforeAutospacing="0" w:afterAutospacing="0" w:line="360" w:lineRule="exact"/>
-        <w:textAlignment w:val="auto"/>
-        <w:rPr>
-          <w:rFonts w:hint="eastAsia" w:ascii="sans-serif" w:hAnsi="sans-serif" w:eastAsia="sans-serif" w:cs="sans-serif"/>
-          <w:i w:val="0"/>
-          <w:iCs w:val="0"/>
-          <w:caps w:val="0"/>
-          <w:color w:val="auto"/>
-          <w:spacing w:val="0"/>
-          <w:kern w:val="0"/>
-          <w:sz w:val="19"/>
-          <w:szCs w:val="19"/>
-          <w:highlight w:val="none"/>
-          <w:shd w:val="clear" w:color="auto" w:fill="auto"/>
-          <w:lang w:val="en-US" w:eastAsia="zh-CN" w:bidi="ar"/>
-        </w:rPr>
-      </w:pPr>
-      <w:r>
-        <w:rPr>
-          <w:rFonts w:hint="eastAsia" w:ascii="sans-serif" w:hAnsi="sans-serif" w:eastAsia="sans-serif" w:cs="sans-serif"/>
-          <w:i w:val="0"/>
-          <w:iCs w:val="0"/>
-          <w:caps w:val="0"/>
-          <w:color w:val="auto"/>
-          <w:spacing w:val="0"/>
-          <w:kern w:val="0"/>
-          <w:sz w:val="19"/>
-          <w:szCs w:val="19"/>
-          <w:highlight w:val="yellow"/>
-          <w:shd w:val="clear" w:color="auto" w:fill="auto"/>
-          <w:lang w:val="en-US" w:eastAsia="zh-CN" w:bidi="ar"/>
-        </w:rPr>
-        <w:t>第二章跑15局战斗，保存战斗数据，并做第二章怪物的数据建模</w:t>
-      </w:r>
-    </w:p>
-    <w:p>
-      <w:pPr>
-        <w:pStyle w:val="6"/>
-        <w:keepNext w:val="0"/>
-        <w:keepLines w:val="0"/>
-        <w:pageBreakBefore w:val="0"/>
-        <w:widowControl/>
-        <w:numPr>
-          <w:ilvl w:val="0"/>
-          <w:numId w:val="2"/>
-        </w:numPr>
-        <w:suppressLineNumbers w:val="0"/>
-        <w:kinsoku/>
-        <w:wordWrap/>
-        <w:overflowPunct/>
-        <w:topLinePunct w:val="0"/>
-        <w:autoSpaceDE/>
-        <w:autoSpaceDN/>
-        <w:bidi w:val="0"/>
-        <w:adjustRightInd/>
-        <w:snapToGrid/>
-        <w:spacing w:beforeAutospacing="0" w:afterAutospacing="0" w:line="360" w:lineRule="exact"/>
-        <w:textAlignment w:val="auto"/>
-        <w:rPr>
-          <w:rFonts w:hint="default" w:ascii="sans-serif" w:hAnsi="sans-serif" w:eastAsia="sans-serif" w:cs="sans-serif"/>
-          <w:i w:val="0"/>
-          <w:iCs w:val="0"/>
-          <w:caps w:val="0"/>
-          <w:color w:val="auto"/>
-          <w:spacing w:val="0"/>
-          <w:sz w:val="19"/>
-          <w:szCs w:val="19"/>
-          <w:highlight w:val="magenta"/>
-          <w:shd w:val="clear" w:color="auto" w:fill="auto"/>
-          <w:lang w:val="en-US" w:eastAsia="zh-CN"/>
-        </w:rPr>
-      </w:pPr>
-      <w:r>
-        <w:rPr>
-          <w:rFonts w:hint="eastAsia" w:ascii="sans-serif" w:hAnsi="sans-serif" w:eastAsia="sans-serif" w:cs="sans-serif"/>
-          <w:i w:val="0"/>
-          <w:iCs w:val="0"/>
-          <w:caps w:val="0"/>
-          <w:color w:val="auto"/>
-          <w:spacing w:val="0"/>
-          <w:sz w:val="19"/>
-          <w:szCs w:val="19"/>
-          <w:highlight w:val="magenta"/>
-          <w:shd w:val="clear" w:color="auto" w:fill="auto"/>
-          <w:lang w:val="en-US" w:eastAsia="zh-CN"/>
-        </w:rPr>
-        <w:t>检查所有相关特效的接入。</w:t>
-      </w:r>
-    </w:p>
-    <w:p>
-      <w:pPr>
-        <w:pStyle w:val="6"/>
-        <w:keepNext w:val="0"/>
-        <w:keepLines w:val="0"/>
-        <w:pageBreakBefore w:val="0"/>
-        <w:widowControl/>
-        <w:numPr>
-          <w:ilvl w:val="0"/>
-          <w:numId w:val="2"/>
-        </w:numPr>
-        <w:suppressLineNumbers w:val="0"/>
-        <w:kinsoku/>
-        <w:wordWrap/>
-        <w:overflowPunct/>
-        <w:topLinePunct w:val="0"/>
-        <w:autoSpaceDE/>
-        <w:autoSpaceDN/>
-        <w:bidi w:val="0"/>
-        <w:adjustRightInd/>
-        <w:snapToGrid/>
-        <w:spacing w:beforeAutospacing="0" w:afterAutospacing="0" w:line="360" w:lineRule="exact"/>
-        <w:textAlignment w:val="auto"/>
-        <w:rPr>
-          <w:rFonts w:hint="default" w:ascii="sans-serif" w:hAnsi="sans-serif" w:eastAsia="sans-serif" w:cs="sans-serif"/>
-          <w:i w:val="0"/>
-          <w:iCs w:val="0"/>
-          <w:caps w:val="0"/>
-          <w:color w:val="auto"/>
-          <w:spacing w:val="0"/>
-          <w:sz w:val="19"/>
-          <w:szCs w:val="19"/>
-          <w:highlight w:val="magenta"/>
-          <w:shd w:val="clear" w:color="auto" w:fill="auto"/>
-          <w:lang w:val="en-US" w:eastAsia="zh-CN"/>
-        </w:rPr>
-      </w:pPr>
-      <w:r>
-        <w:rPr>
-          <w:rFonts w:hint="eastAsia" w:ascii="sans-serif" w:hAnsi="sans-serif" w:eastAsia="sans-serif" w:cs="sans-serif"/>
-          <w:i w:val="0"/>
-          <w:iCs w:val="0"/>
-          <w:caps w:val="0"/>
-          <w:color w:val="auto"/>
-          <w:spacing w:val="0"/>
-          <w:sz w:val="19"/>
-          <w:szCs w:val="19"/>
-          <w:highlight w:val="magenta"/>
-          <w:shd w:val="clear" w:color="auto" w:fill="auto"/>
-          <w:lang w:val="en-US" w:eastAsia="zh-CN"/>
-        </w:rPr>
-        <w:t>制作第一章深暗boss的冲击特效和角力铁花特效。</w:t>
-      </w:r>
-    </w:p>
-    <w:p>
-      <w:pPr>
-        <w:pStyle w:val="6"/>
-        <w:keepNext w:val="0"/>
-        <w:keepLines w:val="0"/>
-        <w:pageBreakBefore w:val="0"/>
-        <w:widowControl/>
-        <w:numPr>
-          <w:ilvl w:val="0"/>
-          <w:numId w:val="2"/>
-        </w:numPr>
-        <w:suppressLineNumbers w:val="0"/>
-        <w:kinsoku/>
-        <w:wordWrap/>
-        <w:overflowPunct/>
-        <w:topLinePunct w:val="0"/>
-        <w:autoSpaceDE/>
-        <w:autoSpaceDN/>
-        <w:bidi w:val="0"/>
-        <w:adjustRightInd/>
-        <w:snapToGrid/>
-        <w:spacing w:beforeAutospacing="0" w:afterAutospacing="0" w:line="360" w:lineRule="exact"/>
-        <w:textAlignment w:val="auto"/>
-        <w:rPr>
-          <w:rFonts w:hint="default" w:ascii="sans-serif" w:hAnsi="sans-serif" w:eastAsia="sans-serif" w:cs="sans-serif"/>
-          <w:i w:val="0"/>
-          <w:iCs w:val="0"/>
-          <w:caps w:val="0"/>
-          <w:color w:val="auto"/>
-          <w:spacing w:val="0"/>
-          <w:sz w:val="19"/>
-          <w:szCs w:val="19"/>
-          <w:highlight w:val="magenta"/>
-          <w:shd w:val="clear" w:color="auto" w:fill="auto"/>
-          <w:lang w:val="en-US" w:eastAsia="zh-CN"/>
-        </w:rPr>
-      </w:pPr>
-      <w:r>
-        <w:rPr>
-          <w:rFonts w:hint="eastAsia" w:ascii="sans-serif" w:hAnsi="sans-serif" w:eastAsia="sans-serif" w:cs="sans-serif"/>
-          <w:i w:val="0"/>
-          <w:iCs w:val="0"/>
-          <w:caps w:val="0"/>
-          <w:color w:val="auto"/>
-          <w:spacing w:val="0"/>
-          <w:sz w:val="19"/>
-          <w:szCs w:val="19"/>
-          <w:highlight w:val="magenta"/>
-          <w:shd w:val="clear" w:color="auto" w:fill="auto"/>
-          <w:lang w:val="en-US" w:eastAsia="zh-CN"/>
-        </w:rPr>
-        <w:t>优化护盾受击特效的受击点位置产生特效和播放特效。</w:t>
-      </w:r>
-    </w:p>
-    <w:p>
-      <w:pPr>
-        <w:pStyle w:val="6"/>
-        <w:keepNext w:val="0"/>
-        <w:keepLines w:val="0"/>
-        <w:pageBreakBefore w:val="0"/>
-        <w:widowControl/>
-        <w:numPr>
-          <w:ilvl w:val="0"/>
-          <w:numId w:val="2"/>
-        </w:numPr>
-        <w:suppressLineNumbers w:val="0"/>
-        <w:kinsoku/>
-        <w:wordWrap/>
-        <w:overflowPunct/>
-        <w:topLinePunct w:val="0"/>
-        <w:autoSpaceDE/>
-        <w:autoSpaceDN/>
-        <w:bidi w:val="0"/>
-        <w:adjustRightInd/>
-        <w:snapToGrid/>
-        <w:spacing w:beforeAutospacing="0" w:afterAutospacing="0" w:line="360" w:lineRule="exact"/>
-        <w:textAlignment w:val="auto"/>
-        <w:rPr>
-          <w:rFonts w:hint="default" w:ascii="sans-serif" w:hAnsi="sans-serif" w:eastAsia="sans-serif" w:cs="sans-serif"/>
-          <w:i w:val="0"/>
-          <w:iCs w:val="0"/>
-          <w:caps w:val="0"/>
-          <w:color w:val="auto"/>
-          <w:spacing w:val="0"/>
-          <w:sz w:val="19"/>
-          <w:szCs w:val="19"/>
-          <w:highlight w:val="magenta"/>
-          <w:shd w:val="clear" w:color="auto" w:fill="auto"/>
-          <w:lang w:val="en-US" w:eastAsia="zh-CN"/>
-        </w:rPr>
-      </w:pPr>
-      <w:r>
-        <w:rPr>
-          <w:rFonts w:hint="eastAsia" w:ascii="sans-serif" w:hAnsi="sans-serif" w:eastAsia="sans-serif" w:cs="sans-serif"/>
-          <w:i w:val="0"/>
-          <w:iCs w:val="0"/>
-          <w:caps w:val="0"/>
-          <w:color w:val="auto"/>
-          <w:spacing w:val="0"/>
-          <w:sz w:val="19"/>
-          <w:szCs w:val="19"/>
-          <w:highlight w:val="magenta"/>
-          <w:shd w:val="clear" w:color="auto" w:fill="auto"/>
-          <w:lang w:val="en-US" w:eastAsia="zh-CN"/>
-        </w:rPr>
-        <w:t>战斗内杀死怪物，爆金币效果制作。</w:t>
-      </w:r>
-    </w:p>
-    <w:p>
-      <w:pPr>
-        <w:pStyle w:val="6"/>
-        <w:keepNext w:val="0"/>
-        <w:keepLines w:val="0"/>
-        <w:pageBreakBefore w:val="0"/>
-        <w:widowControl/>
-        <w:numPr>
-          <w:ilvl w:val="0"/>
-          <w:numId w:val="2"/>
-        </w:numPr>
-        <w:suppressLineNumbers w:val="0"/>
-        <w:kinsoku/>
-        <w:wordWrap/>
-        <w:overflowPunct/>
-        <w:topLinePunct w:val="0"/>
-        <w:autoSpaceDE/>
-        <w:autoSpaceDN/>
-        <w:bidi w:val="0"/>
-        <w:adjustRightInd/>
-        <w:snapToGrid/>
-        <w:spacing w:beforeAutospacing="0" w:afterAutospacing="0" w:line="360" w:lineRule="exact"/>
-        <w:textAlignment w:val="auto"/>
-        <w:rPr>
-          <w:rFonts w:hint="default" w:ascii="sans-serif" w:hAnsi="sans-serif" w:eastAsia="sans-serif" w:cs="sans-serif"/>
-          <w:i w:val="0"/>
-          <w:iCs w:val="0"/>
-          <w:caps w:val="0"/>
-          <w:color w:val="auto"/>
-          <w:spacing w:val="0"/>
-          <w:sz w:val="19"/>
-          <w:szCs w:val="19"/>
-          <w:highlight w:val="magenta"/>
-          <w:shd w:val="clear" w:color="auto" w:fill="auto"/>
-          <w:lang w:val="en-US" w:eastAsia="zh-CN"/>
-        </w:rPr>
-      </w:pPr>
-      <w:r>
-        <w:rPr>
-          <w:rFonts w:hint="eastAsia" w:ascii="sans-serif" w:hAnsi="sans-serif" w:eastAsia="sans-serif" w:cs="sans-serif"/>
-          <w:i w:val="0"/>
-          <w:iCs w:val="0"/>
-          <w:caps w:val="0"/>
-          <w:color w:val="auto"/>
-          <w:spacing w:val="0"/>
-          <w:sz w:val="19"/>
-          <w:szCs w:val="19"/>
-          <w:highlight w:val="magenta"/>
-          <w:shd w:val="clear" w:color="auto" w:fill="auto"/>
-          <w:lang w:val="en-US" w:eastAsia="zh-CN"/>
-        </w:rPr>
-        <w:t>底座和水晶制作闪白shader，并赋予材质球。</w:t>
-      </w:r>
-    </w:p>
-    <w:p>
-      <w:pPr>
-        <w:pStyle w:val="6"/>
-        <w:keepNext w:val="0"/>
-        <w:keepLines w:val="0"/>
-        <w:pageBreakBefore w:val="0"/>
-        <w:widowControl/>
-        <w:numPr>
-          <w:ilvl w:val="0"/>
-          <w:numId w:val="2"/>
-        </w:numPr>
-        <w:suppressLineNumbers w:val="0"/>
-        <w:kinsoku/>
-        <w:wordWrap/>
-        <w:overflowPunct/>
-        <w:topLinePunct w:val="0"/>
-        <w:autoSpaceDE/>
-        <w:autoSpaceDN/>
-        <w:bidi w:val="0"/>
-        <w:adjustRightInd/>
-        <w:snapToGrid/>
-        <w:spacing w:beforeAutospacing="0" w:afterAutospacing="0" w:line="360" w:lineRule="exact"/>
-        <w:textAlignment w:val="auto"/>
-        <w:rPr>
-          <w:rFonts w:hint="default" w:ascii="sans-serif" w:hAnsi="sans-serif" w:eastAsia="sans-serif" w:cs="sans-serif"/>
-          <w:i w:val="0"/>
-          <w:iCs w:val="0"/>
-          <w:caps w:val="0"/>
-          <w:color w:val="auto"/>
-          <w:spacing w:val="0"/>
-          <w:kern w:val="0"/>
-          <w:sz w:val="19"/>
-          <w:szCs w:val="19"/>
-          <w:highlight w:val="lightGray"/>
-          <w:shd w:val="clear" w:color="auto" w:fill="auto"/>
-          <w:lang w:val="en-US" w:eastAsia="zh-CN" w:bidi="ar"/>
-        </w:rPr>
-      </w:pPr>
-      <w:r>
-        <w:rPr>
-          <w:rFonts w:hint="eastAsia" w:ascii="sans-serif" w:hAnsi="sans-serif" w:eastAsia="sans-serif" w:cs="sans-serif"/>
-          <w:i w:val="0"/>
-          <w:iCs w:val="0"/>
-          <w:caps w:val="0"/>
-          <w:color w:val="auto"/>
-          <w:spacing w:val="0"/>
-          <w:kern w:val="0"/>
-          <w:sz w:val="19"/>
-          <w:szCs w:val="19"/>
-          <w:highlight w:val="lightGray"/>
-          <w:shd w:val="clear" w:color="auto" w:fill="auto"/>
-          <w:lang w:val="en-US" w:eastAsia="zh-CN" w:bidi="ar"/>
-        </w:rPr>
-        <w:t>查看升级特效是否添加</w:t>
-      </w:r>
-    </w:p>
-    <w:p>
-      <w:pPr>
-        <w:pStyle w:val="6"/>
-        <w:keepNext w:val="0"/>
-        <w:keepLines w:val="0"/>
-        <w:pageBreakBefore w:val="0"/>
-        <w:widowControl/>
-        <w:numPr>
-          <w:ilvl w:val="0"/>
-          <w:numId w:val="2"/>
-        </w:numPr>
-        <w:suppressLineNumbers w:val="0"/>
-        <w:kinsoku/>
-        <w:wordWrap/>
-        <w:overflowPunct/>
-        <w:topLinePunct w:val="0"/>
-        <w:autoSpaceDE/>
-        <w:autoSpaceDN/>
-        <w:bidi w:val="0"/>
-        <w:adjustRightInd/>
-        <w:snapToGrid/>
-        <w:spacing w:beforeAutospacing="0" w:afterAutospacing="0" w:line="360" w:lineRule="exact"/>
-        <w:textAlignment w:val="auto"/>
-        <w:rPr>
-          <w:rFonts w:hint="default" w:ascii="sans-serif" w:hAnsi="sans-serif" w:eastAsia="sans-serif" w:cs="sans-serif"/>
-          <w:i w:val="0"/>
-          <w:iCs w:val="0"/>
-          <w:caps w:val="0"/>
-          <w:color w:val="auto"/>
-          <w:spacing w:val="0"/>
-          <w:kern w:val="0"/>
-          <w:sz w:val="19"/>
-          <w:szCs w:val="19"/>
-          <w:highlight w:val="magenta"/>
-          <w:shd w:val="clear" w:color="auto" w:fill="auto"/>
-          <w:lang w:val="en-US" w:eastAsia="zh-CN" w:bidi="ar"/>
-        </w:rPr>
-      </w:pPr>
-      <w:r>
-        <w:rPr>
-          <w:rFonts w:hint="eastAsia" w:ascii="sans-serif" w:hAnsi="sans-serif" w:eastAsia="sans-serif" w:cs="sans-serif"/>
-          <w:i w:val="0"/>
-          <w:iCs w:val="0"/>
-          <w:caps w:val="0"/>
-          <w:color w:val="auto"/>
-          <w:spacing w:val="0"/>
-          <w:kern w:val="0"/>
-          <w:sz w:val="19"/>
-          <w:szCs w:val="19"/>
-          <w:highlight w:val="magenta"/>
-          <w:shd w:val="clear" w:color="auto" w:fill="auto"/>
-          <w:lang w:val="en-US" w:eastAsia="zh-CN" w:bidi="ar"/>
-        </w:rPr>
-        <w:t>制作启动游戏背景图。</w:t>
-      </w:r>
-    </w:p>
-    <w:p>
-      <w:pPr>
-        <w:pStyle w:val="6"/>
-        <w:keepNext w:val="0"/>
-        <w:keepLines w:val="0"/>
-        <w:pageBreakBefore w:val="0"/>
-        <w:widowControl/>
-        <w:numPr>
-          <w:ilvl w:val="0"/>
-          <w:numId w:val="2"/>
-        </w:numPr>
-        <w:suppressLineNumbers w:val="0"/>
-        <w:kinsoku/>
-        <w:wordWrap/>
-        <w:overflowPunct/>
-        <w:topLinePunct w:val="0"/>
-        <w:autoSpaceDE/>
-        <w:autoSpaceDN/>
-        <w:bidi w:val="0"/>
-        <w:adjustRightInd/>
-        <w:snapToGrid/>
-        <w:spacing w:beforeAutospacing="0" w:afterAutospacing="0" w:line="360" w:lineRule="exact"/>
-        <w:textAlignment w:val="auto"/>
-        <w:rPr>
-          <w:rFonts w:hint="default" w:ascii="sans-serif" w:hAnsi="sans-serif" w:eastAsia="sans-serif" w:cs="sans-serif"/>
-          <w:i w:val="0"/>
-          <w:iCs w:val="0"/>
-          <w:caps w:val="0"/>
-          <w:color w:val="auto"/>
-          <w:spacing w:val="0"/>
-          <w:kern w:val="0"/>
-          <w:sz w:val="19"/>
-          <w:szCs w:val="19"/>
-          <w:highlight w:val="magenta"/>
-          <w:shd w:val="clear" w:color="auto" w:fill="auto"/>
-          <w:lang w:val="en-US" w:eastAsia="zh-CN" w:bidi="ar"/>
-        </w:rPr>
-      </w:pPr>
-      <w:r>
-        <w:rPr>
-          <w:rFonts w:hint="eastAsia" w:ascii="sans-serif" w:hAnsi="sans-serif" w:eastAsia="sans-serif" w:cs="sans-serif"/>
-          <w:i w:val="0"/>
-          <w:iCs w:val="0"/>
-          <w:caps w:val="0"/>
-          <w:color w:val="auto"/>
-          <w:spacing w:val="0"/>
-          <w:kern w:val="0"/>
-          <w:sz w:val="19"/>
-          <w:szCs w:val="19"/>
-          <w:highlight w:val="magenta"/>
-          <w:shd w:val="clear" w:color="auto" w:fill="auto"/>
-          <w:lang w:val="en-US" w:eastAsia="zh-CN" w:bidi="ar"/>
-        </w:rPr>
-        <w:t>增加一个虚拟摇杆</w:t>
-      </w:r>
-    </w:p>
-    <w:p>
-      <w:pPr>
-        <w:pStyle w:val="6"/>
-        <w:keepNext w:val="0"/>
-        <w:keepLines w:val="0"/>
-        <w:pageBreakBefore w:val="0"/>
-        <w:widowControl/>
-        <w:numPr>
-          <w:ilvl w:val="0"/>
-          <w:numId w:val="2"/>
-        </w:numPr>
-        <w:suppressLineNumbers w:val="0"/>
-        <w:kinsoku/>
-        <w:wordWrap/>
-        <w:overflowPunct/>
-        <w:topLinePunct w:val="0"/>
-        <w:autoSpaceDE/>
-        <w:autoSpaceDN/>
-        <w:bidi w:val="0"/>
-        <w:adjustRightInd/>
-        <w:snapToGrid/>
-        <w:spacing w:beforeAutospacing="0" w:afterAutospacing="0" w:line="360" w:lineRule="exact"/>
-        <w:textAlignment w:val="auto"/>
-        <w:rPr>
-          <w:rFonts w:hint="eastAsia" w:ascii="sans-serif" w:hAnsi="sans-serif" w:eastAsia="sans-serif" w:cs="sans-serif"/>
-          <w:i w:val="0"/>
-          <w:iCs w:val="0"/>
-          <w:caps w:val="0"/>
-          <w:color w:val="auto"/>
-          <w:spacing w:val="0"/>
-          <w:kern w:val="0"/>
-          <w:sz w:val="19"/>
-          <w:szCs w:val="19"/>
-          <w:highlight w:val="lightGray"/>
-          <w:shd w:val="clear" w:color="auto" w:fill="auto"/>
-          <w:lang w:val="en-US" w:eastAsia="zh-CN" w:bidi="ar"/>
-        </w:rPr>
-      </w:pPr>
-      <w:r>
-        <w:rPr>
-          <w:rFonts w:hint="eastAsia" w:ascii="sans-serif" w:hAnsi="sans-serif" w:eastAsia="sans-serif" w:cs="sans-serif"/>
-          <w:i w:val="0"/>
-          <w:iCs w:val="0"/>
-          <w:caps w:val="0"/>
-          <w:color w:val="auto"/>
-          <w:spacing w:val="0"/>
-          <w:kern w:val="0"/>
-          <w:sz w:val="19"/>
-          <w:szCs w:val="19"/>
-          <w:highlight w:val="lightGray"/>
-          <w:shd w:val="clear" w:color="auto" w:fill="auto"/>
-          <w:lang w:val="en-US" w:eastAsia="zh-CN" w:bidi="ar"/>
-        </w:rPr>
-        <w:t>大招激光射击音效，大招充能满了音效</w:t>
-      </w:r>
-    </w:p>
-    <w:p>
-      <w:pPr>
-        <w:pStyle w:val="6"/>
-        <w:keepNext w:val="0"/>
-        <w:keepLines w:val="0"/>
-        <w:pageBreakBefore w:val="0"/>
-        <w:widowControl/>
-        <w:numPr>
-          <w:ilvl w:val="0"/>
-          <w:numId w:val="2"/>
-        </w:numPr>
-        <w:suppressLineNumbers w:val="0"/>
-        <w:kinsoku/>
-        <w:wordWrap/>
-        <w:overflowPunct/>
-        <w:topLinePunct w:val="0"/>
-        <w:autoSpaceDE/>
-        <w:autoSpaceDN/>
-        <w:bidi w:val="0"/>
-        <w:adjustRightInd/>
-        <w:snapToGrid/>
-        <w:spacing w:beforeAutospacing="0" w:afterAutospacing="0" w:line="360" w:lineRule="exact"/>
-        <w:textAlignment w:val="auto"/>
-        <w:rPr>
-          <w:rFonts w:hint="eastAsia" w:ascii="sans-serif" w:hAnsi="sans-serif" w:eastAsia="sans-serif" w:cs="sans-serif"/>
-          <w:i w:val="0"/>
-          <w:iCs w:val="0"/>
-          <w:caps w:val="0"/>
-          <w:color w:val="auto"/>
-          <w:spacing w:val="0"/>
-          <w:kern w:val="0"/>
-          <w:sz w:val="19"/>
-          <w:szCs w:val="19"/>
-          <w:highlight w:val="yellow"/>
-          <w:shd w:val="clear" w:color="auto" w:fill="auto"/>
-          <w:lang w:val="en-US" w:eastAsia="zh-CN" w:bidi="ar"/>
-        </w:rPr>
-      </w:pPr>
-      <w:r>
-        <w:rPr>
-          <w:rFonts w:hint="eastAsia" w:ascii="sans-serif" w:hAnsi="sans-serif" w:eastAsia="sans-serif" w:cs="sans-serif"/>
-          <w:i w:val="0"/>
-          <w:iCs w:val="0"/>
-          <w:caps w:val="0"/>
-          <w:color w:val="auto"/>
-          <w:spacing w:val="0"/>
-          <w:kern w:val="0"/>
-          <w:sz w:val="19"/>
-          <w:szCs w:val="19"/>
-          <w:highlight w:val="yellow"/>
-          <w:shd w:val="clear" w:color="auto" w:fill="auto"/>
-          <w:lang w:val="en-US" w:eastAsia="zh-CN" w:bidi="ar"/>
-        </w:rPr>
-        <w:t>接入第二章炸普通弹怪Lava_Exploder和精英炸弹怪Lava_EliteSplitter的死亡爆炸特效（VFX_GrenadeExplosionFire）,第二章火山BOSS Lava_Boss回血特效（VFX_HealStream3）,第二章一滩岩浆Lava_Puddle增加岩浆气泡特效（VFX_LavaBoiling）,第二章炮手和boss喷吐的火球特效（VFX_FireBall），第三章极寒催化者Frost_Catalyst接入死亡爆炸特效（VFX_NovaFrost），第三章精英坦克Frost_EliteTank的盾牌破碎特效（Frost_EliteTank）。召唤冰墙特效（VFX_Winter_Impact）,分裂怪死亡播放特效（VFX_EnergyExplosionBlue）。</w:t>
-      </w:r>
-    </w:p>
-    <w:p>
-      <w:pPr>
-        <w:pStyle w:val="6"/>
-        <w:keepNext w:val="0"/>
-        <w:keepLines w:val="0"/>
-        <w:pageBreakBefore w:val="0"/>
-        <w:widowControl/>
-        <w:numPr>
-          <w:ilvl w:val="0"/>
-          <w:numId w:val="2"/>
-        </w:numPr>
-        <w:suppressLineNumbers w:val="0"/>
-        <w:kinsoku/>
-        <w:wordWrap/>
-        <w:overflowPunct/>
-        <w:topLinePunct w:val="0"/>
-        <w:autoSpaceDE/>
-        <w:autoSpaceDN/>
-        <w:bidi w:val="0"/>
-        <w:adjustRightInd/>
-        <w:snapToGrid/>
-        <w:spacing w:beforeAutospacing="0" w:afterAutospacing="0" w:line="360" w:lineRule="exact"/>
-        <w:textAlignment w:val="auto"/>
-        <w:rPr>
-          <w:rFonts w:hint="eastAsia" w:ascii="sans-serif" w:hAnsi="sans-serif" w:eastAsia="sans-serif" w:cs="sans-serif"/>
-          <w:i w:val="0"/>
-          <w:iCs w:val="0"/>
-          <w:caps w:val="0"/>
-          <w:color w:val="auto"/>
-          <w:spacing w:val="0"/>
-          <w:kern w:val="0"/>
-          <w:sz w:val="19"/>
-          <w:szCs w:val="19"/>
-          <w:highlight w:val="yellow"/>
-          <w:shd w:val="clear" w:color="auto" w:fill="auto"/>
-          <w:lang w:val="en-US" w:eastAsia="zh-CN" w:bidi="ar"/>
-        </w:rPr>
-      </w:pPr>
-      <w:r>
-        <w:rPr>
-          <w:rFonts w:hint="eastAsia" w:ascii="sans-serif" w:hAnsi="sans-serif" w:eastAsia="sans-serif" w:cs="sans-serif"/>
-          <w:i w:val="0"/>
-          <w:iCs w:val="0"/>
-          <w:caps w:val="0"/>
-          <w:color w:val="auto"/>
-          <w:spacing w:val="0"/>
-          <w:kern w:val="0"/>
-          <w:sz w:val="19"/>
-          <w:szCs w:val="19"/>
-          <w:highlight w:val="yellow"/>
-          <w:shd w:val="clear" w:color="auto" w:fill="auto"/>
-          <w:lang w:val="en-US" w:eastAsia="zh-CN" w:bidi="ar"/>
-        </w:rPr>
-        <w:t>接入怪物和光棱塔被冰冻的音效，分裂怪死亡音效，熔浆液生成音效，熔岩炮手喷吐音效和火球飞行音效，熔岩BOSS的吸收融合音效，极寒催化者死亡后播放冷气释放特效的音效，冰墙生成音效，冰盾破裂音效，光棱塔解冻音效。BOSS来袭警告声音。</w:t>
-      </w:r>
-    </w:p>
-    <w:p>
-      <w:pPr>
-        <w:pStyle w:val="6"/>
-        <w:keepNext w:val="0"/>
-        <w:keepLines w:val="0"/>
-        <w:pageBreakBefore w:val="0"/>
-        <w:widowControl/>
-        <w:numPr>
-          <w:ilvl w:val="0"/>
-          <w:numId w:val="2"/>
-        </w:numPr>
-        <w:suppressLineNumbers w:val="0"/>
-        <w:kinsoku/>
-        <w:wordWrap/>
-        <w:overflowPunct/>
-        <w:topLinePunct w:val="0"/>
-        <w:autoSpaceDE/>
-        <w:autoSpaceDN/>
-        <w:bidi w:val="0"/>
-        <w:adjustRightInd/>
-        <w:snapToGrid/>
-        <w:spacing w:beforeAutospacing="0" w:afterAutospacing="0" w:line="360" w:lineRule="exact"/>
-        <w:textAlignment w:val="auto"/>
-        <w:rPr>
-          <w:rFonts w:hint="eastAsia" w:ascii="sans-serif" w:hAnsi="sans-serif" w:eastAsia="sans-serif" w:cs="sans-serif"/>
-          <w:i w:val="0"/>
-          <w:iCs w:val="0"/>
-          <w:caps w:val="0"/>
-          <w:color w:val="auto"/>
-          <w:spacing w:val="0"/>
-          <w:kern w:val="0"/>
-          <w:sz w:val="19"/>
-          <w:szCs w:val="19"/>
-          <w:highlight w:val="yellow"/>
-          <w:shd w:val="clear" w:color="auto" w:fill="auto"/>
-          <w:lang w:val="en-US" w:eastAsia="zh-CN" w:bidi="ar"/>
-        </w:rPr>
-      </w:pPr>
-      <w:r>
-        <w:rPr>
-          <w:rFonts w:hint="eastAsia" w:ascii="sans-serif" w:hAnsi="sans-serif" w:eastAsia="sans-serif" w:cs="sans-serif"/>
-          <w:i w:val="0"/>
-          <w:iCs w:val="0"/>
-          <w:caps w:val="0"/>
-          <w:color w:val="auto"/>
-          <w:spacing w:val="0"/>
-          <w:kern w:val="0"/>
-          <w:sz w:val="19"/>
-          <w:szCs w:val="19"/>
-          <w:highlight w:val="yellow"/>
-          <w:shd w:val="clear" w:color="auto" w:fill="auto"/>
-          <w:lang w:val="en-US" w:eastAsia="zh-CN" w:bidi="ar"/>
-        </w:rPr>
-        <w:t>BOSS来袭 全屏UI 提示</w:t>
-      </w:r>
-    </w:p>
-    <w:p>
-      <w:pPr>
-        <w:pStyle w:val="6"/>
-        <w:keepNext w:val="0"/>
-        <w:keepLines w:val="0"/>
-        <w:pageBreakBefore w:val="0"/>
-        <w:widowControl/>
-        <w:numPr>
-          <w:ilvl w:val="0"/>
-          <w:numId w:val="2"/>
-        </w:numPr>
-        <w:suppressLineNumbers w:val="0"/>
-        <w:kinsoku/>
-        <w:wordWrap/>
-        <w:overflowPunct/>
-        <w:topLinePunct w:val="0"/>
-        <w:autoSpaceDE/>
-        <w:autoSpaceDN/>
-        <w:bidi w:val="0"/>
-        <w:adjustRightInd/>
-        <w:snapToGrid/>
-        <w:spacing w:beforeAutospacing="0" w:afterAutospacing="0" w:line="360" w:lineRule="exact"/>
-        <w:textAlignment w:val="auto"/>
-        <w:rPr>
-          <w:rFonts w:hint="eastAsia" w:ascii="sans-serif" w:hAnsi="sans-serif" w:eastAsia="sans-serif" w:cs="sans-serif"/>
-          <w:i w:val="0"/>
-          <w:iCs w:val="0"/>
-          <w:caps w:val="0"/>
-          <w:color w:val="auto"/>
-          <w:spacing w:val="0"/>
-          <w:kern w:val="0"/>
-          <w:sz w:val="19"/>
-          <w:szCs w:val="19"/>
-          <w:highlight w:val="yellow"/>
-          <w:shd w:val="clear" w:color="auto" w:fill="auto"/>
-          <w:lang w:val="en-US" w:eastAsia="zh-CN" w:bidi="ar"/>
-        </w:rPr>
-      </w:pPr>
-      <w:r>
-        <w:rPr>
-          <w:rFonts w:hint="eastAsia" w:ascii="sans-serif" w:hAnsi="sans-serif" w:eastAsia="sans-serif" w:cs="sans-serif"/>
-          <w:i w:val="0"/>
-          <w:iCs w:val="0"/>
-          <w:caps w:val="0"/>
-          <w:color w:val="auto"/>
-          <w:spacing w:val="0"/>
-          <w:kern w:val="0"/>
-          <w:sz w:val="19"/>
-          <w:szCs w:val="19"/>
-          <w:highlight w:val="yellow"/>
-          <w:shd w:val="clear" w:color="auto" w:fill="auto"/>
-          <w:lang w:val="en-US" w:eastAsia="zh-CN" w:bidi="ar"/>
-        </w:rPr>
-        <w:t>看广告复活界面UI。</w:t>
-      </w:r>
-    </w:p>
-    <w:p>
-      <w:pPr>
-        <w:pStyle w:val="6"/>
-        <w:keepNext w:val="0"/>
-        <w:keepLines w:val="0"/>
-        <w:pageBreakBefore w:val="0"/>
-        <w:widowControl/>
-        <w:numPr>
-          <w:ilvl w:val="0"/>
-          <w:numId w:val="2"/>
-        </w:numPr>
-        <w:suppressLineNumbers w:val="0"/>
-        <w:kinsoku/>
-        <w:wordWrap/>
-        <w:overflowPunct/>
-        <w:topLinePunct w:val="0"/>
-        <w:autoSpaceDE/>
-        <w:autoSpaceDN/>
-        <w:bidi w:val="0"/>
-        <w:adjustRightInd/>
-        <w:snapToGrid/>
-        <w:spacing w:beforeAutospacing="0" w:afterAutospacing="0" w:line="360" w:lineRule="exact"/>
-        <w:textAlignment w:val="auto"/>
-        <w:rPr>
-          <w:rFonts w:hint="eastAsia" w:ascii="sans-serif" w:hAnsi="sans-serif" w:eastAsia="sans-serif" w:cs="sans-serif"/>
-          <w:i w:val="0"/>
-          <w:iCs w:val="0"/>
-          <w:caps w:val="0"/>
-          <w:color w:val="auto"/>
-          <w:spacing w:val="0"/>
-          <w:kern w:val="0"/>
-          <w:sz w:val="19"/>
-          <w:szCs w:val="19"/>
-          <w:highlight w:val="none"/>
-          <w:shd w:val="clear" w:color="auto" w:fill="auto"/>
-          <w:lang w:val="en-US" w:eastAsia="zh-CN" w:bidi="ar"/>
-        </w:rPr>
-      </w:pPr>
-      <w:r>
-        <w:rPr>
-          <w:rFonts w:hint="eastAsia" w:ascii="sans-serif" w:hAnsi="sans-serif" w:eastAsia="sans-serif" w:cs="sans-serif"/>
-          <w:i w:val="0"/>
-          <w:iCs w:val="0"/>
-          <w:caps w:val="0"/>
-          <w:color w:val="auto"/>
-          <w:spacing w:val="0"/>
-          <w:kern w:val="0"/>
-          <w:sz w:val="19"/>
-          <w:szCs w:val="19"/>
-          <w:highlight w:val="none"/>
-          <w:shd w:val="clear" w:color="auto" w:fill="auto"/>
-          <w:lang w:val="en-US" w:eastAsia="zh-CN" w:bidi="ar"/>
-        </w:rPr>
-        <w:t>击破boss子弹和熔岩子弹，子弹爆炸需要相应的爆炸音效和爆炸特效。</w:t>
-      </w:r>
-    </w:p>
-    <w:p>
-      <w:pPr>
-        <w:pStyle w:val="6"/>
-        <w:keepNext w:val="0"/>
-        <w:keepLines w:val="0"/>
-        <w:pageBreakBefore w:val="0"/>
-        <w:widowControl/>
-        <w:numPr>
-          <w:ilvl w:val="0"/>
-          <w:numId w:val="2"/>
-        </w:numPr>
-        <w:suppressLineNumbers w:val="0"/>
-        <w:kinsoku/>
-        <w:wordWrap/>
-        <w:overflowPunct/>
-        <w:topLinePunct w:val="0"/>
-        <w:autoSpaceDE/>
-        <w:autoSpaceDN/>
-        <w:bidi w:val="0"/>
-        <w:adjustRightInd/>
-        <w:snapToGrid/>
-        <w:spacing w:beforeAutospacing="0" w:afterAutospacing="0" w:line="360" w:lineRule="exact"/>
-        <w:textAlignment w:val="auto"/>
-        <w:rPr>
-          <w:rFonts w:hint="eastAsia" w:ascii="sans-serif" w:hAnsi="sans-serif" w:eastAsia="sans-serif" w:cs="sans-serif"/>
-          <w:i w:val="0"/>
-          <w:iCs w:val="0"/>
-          <w:caps w:val="0"/>
-          <w:color w:val="auto"/>
-          <w:spacing w:val="0"/>
-          <w:kern w:val="0"/>
-          <w:sz w:val="19"/>
-          <w:szCs w:val="19"/>
-          <w:highlight w:val="yellow"/>
-          <w:shd w:val="clear" w:color="auto" w:fill="auto"/>
-          <w:lang w:val="en-US" w:eastAsia="zh-CN" w:bidi="ar"/>
-        </w:rPr>
-      </w:pPr>
-    </w:p>
-    <w:p>
-      <w:pPr>
-        <w:pStyle w:val="6"/>
-        <w:keepNext w:val="0"/>
-        <w:keepLines w:val="0"/>
-        <w:pageBreakBefore w:val="0"/>
-        <w:widowControl/>
-        <w:numPr>
-          <w:ilvl w:val="0"/>
-          <w:numId w:val="0"/>
-        </w:numPr>
-        <w:suppressLineNumbers w:val="0"/>
-        <w:kinsoku/>
-        <w:wordWrap/>
-        <w:overflowPunct/>
-        <w:topLinePunct w:val="0"/>
-        <w:autoSpaceDE/>
-        <w:autoSpaceDN/>
-        <w:bidi w:val="0"/>
-        <w:adjustRightInd/>
-        <w:snapToGrid/>
-        <w:spacing w:beforeAutospacing="0" w:afterAutospacing="0" w:line="360" w:lineRule="exact"/>
-        <w:ind w:right="0" w:rightChars="0"/>
-        <w:textAlignment w:val="auto"/>
-        <w:rPr>
-          <w:rFonts w:hint="eastAsia" w:ascii="sans-serif" w:hAnsi="sans-serif" w:eastAsia="sans-serif" w:cs="sans-serif"/>
-          <w:i w:val="0"/>
-          <w:iCs w:val="0"/>
-          <w:caps w:val="0"/>
-          <w:color w:val="auto"/>
-          <w:spacing w:val="0"/>
-          <w:kern w:val="0"/>
-          <w:sz w:val="19"/>
-          <w:szCs w:val="19"/>
-          <w:highlight w:val="yellow"/>
-          <w:shd w:val="clear" w:color="auto" w:fill="auto"/>
-          <w:lang w:val="en-US" w:eastAsia="zh-CN" w:bidi="ar"/>
-        </w:rPr>
-      </w:pPr>
-    </w:p>
-    <w:p>
-      <w:pPr>
-        <w:pStyle w:val="6"/>
-        <w:keepNext w:val="0"/>
-        <w:keepLines w:val="0"/>
-        <w:pageBreakBefore w:val="0"/>
-        <w:widowControl/>
-        <w:numPr>
-          <w:ilvl w:val="0"/>
-          <w:numId w:val="0"/>
-        </w:numPr>
-        <w:suppressLineNumbers w:val="0"/>
-        <w:kinsoku/>
-        <w:wordWrap/>
-        <w:overflowPunct/>
-        <w:topLinePunct w:val="0"/>
-        <w:autoSpaceDE/>
-        <w:autoSpaceDN/>
-        <w:bidi w:val="0"/>
-        <w:adjustRightInd/>
-        <w:snapToGrid/>
-        <w:spacing w:beforeAutospacing="0" w:afterAutospacing="0" w:line="360" w:lineRule="exact"/>
-        <w:ind w:right="0" w:rightChars="0"/>
-        <w:textAlignment w:val="auto"/>
-        <w:rPr>
-          <w:rFonts w:hint="eastAsia" w:ascii="sans-serif" w:hAnsi="sans-serif" w:eastAsia="sans-serif" w:cs="sans-serif"/>
-          <w:i w:val="0"/>
-          <w:iCs w:val="0"/>
-          <w:caps w:val="0"/>
-          <w:color w:val="auto"/>
-          <w:spacing w:val="0"/>
-          <w:kern w:val="0"/>
-          <w:sz w:val="19"/>
-          <w:szCs w:val="19"/>
-          <w:highlight w:val="yellow"/>
-          <w:shd w:val="clear" w:color="auto" w:fill="auto"/>
-          <w:lang w:val="en-US" w:eastAsia="zh-CN" w:bidi="ar"/>
-        </w:rPr>
-      </w:pPr>
-    </w:p>
-    <w:p>
-      <w:pPr>
-        <w:pStyle w:val="6"/>
-        <w:keepNext w:val="0"/>
-        <w:keepLines w:val="0"/>
-        <w:pageBreakBefore w:val="0"/>
-        <w:widowControl/>
-        <w:numPr>
-          <w:ilvl w:val="0"/>
-          <w:numId w:val="0"/>
-        </w:numPr>
-        <w:suppressLineNumbers w:val="0"/>
-        <w:kinsoku/>
-        <w:wordWrap/>
-        <w:overflowPunct/>
-        <w:topLinePunct w:val="0"/>
-        <w:autoSpaceDE/>
-        <w:autoSpaceDN/>
-        <w:bidi w:val="0"/>
-        <w:adjustRightInd/>
-        <w:snapToGrid/>
-        <w:spacing w:beforeAutospacing="0" w:afterAutospacing="0" w:line="360" w:lineRule="exact"/>
-        <w:ind w:right="0" w:rightChars="0"/>
-        <w:textAlignment w:val="auto"/>
-        <w:rPr>
-          <w:rFonts w:hint="default" w:ascii="sans-serif" w:hAnsi="sans-serif" w:eastAsia="sans-serif" w:cs="sans-serif"/>
-          <w:i w:val="0"/>
-          <w:iCs w:val="0"/>
-          <w:caps w:val="0"/>
-          <w:color w:val="auto"/>
-          <w:spacing w:val="0"/>
-          <w:kern w:val="0"/>
-          <w:sz w:val="19"/>
-          <w:szCs w:val="19"/>
-          <w:highlight w:val="yellow"/>
-          <w:shd w:val="clear" w:color="auto" w:fill="auto"/>
-          <w:lang w:val="en-US" w:eastAsia="zh-CN" w:bidi="ar"/>
-        </w:rPr>
-      </w:pPr>
-    </w:p>
-    <w:p>
-      <w:pPr>
-        <w:rPr>
-          <w:rFonts w:hint="default"/>
-          <w:lang w:val="en-US" w:eastAsia="zh-CN"/>
-        </w:rPr>
-      </w:pPr>
-    </w:p>
-    <w:p>
-      <w:pPr>
-        <w:rPr>
-          <w:rFonts w:hint="default"/>
-          <w:lang w:val="en-US" w:eastAsia="zh-CN"/>
-        </w:rPr>
-      </w:pPr>
-      <w:r>
-        <w:rPr>
-          <w:rFonts w:hint="eastAsia"/>
-          <w:lang w:val="en-US" w:eastAsia="zh-CN"/>
-        </w:rPr>
-        <w:t>整理并参考光与朽项目的特效和音效设计文档（目前只有第一章），请完善第二章和第三章的所有特效和音效相关文档，最终输出一份完整的光与朽游戏项目的所有特效和音效的设计文档。包括哪些特效或音效是可以共用的，那些是不能共用的。</w:t>
-      </w:r>
-    </w:p>
-    <w:p>
-      <w:pPr>
-        <w:rPr>
-          <w:rFonts w:hint="eastAsia"/>
-          <w:lang w:val="en-US" w:eastAsia="zh-CN"/>
-        </w:rPr>
-      </w:pPr>
-    </w:p>
-    <w:p>
-      <w:pPr>
-        <w:rPr>
-          <w:rFonts w:hint="eastAsia"/>
-          <w:lang w:val="en-US" w:eastAsia="zh-CN"/>
-        </w:rPr>
-      </w:pPr>
-      <w:r>
-        <w:rPr>
-          <w:rFonts w:hint="eastAsia"/>
-          <w:lang w:val="en-US" w:eastAsia="zh-CN"/>
-        </w:rPr>
-        <w:t>分析并新增数据采集功能，由于第二章怪物新增了很多特性，例如自爆怪，分裂怪，远程炮手怪，自爆后残留的岩浆阻挡激光，远程炮手射出子弹造成的伤害，火山boss的回血等一些技能，都和第一章有所不同，所以需要完善数据采集功能，为了第二章节的建立数据锚点和数据建模做完善的数据采集。</w:t>
-      </w:r>
-    </w:p>
-    <w:p>
-      <w:pPr>
-        <w:rPr>
-          <w:rFonts w:hint="eastAsia"/>
-          <w:lang w:val="en-US" w:eastAsia="zh-CN"/>
-        </w:rPr>
-      </w:pPr>
-    </w:p>
-    <w:p>
-      <w:pPr>
-        <w:rPr>
-          <w:rFonts w:hint="eastAsia"/>
-          <w:lang w:val="en-US" w:eastAsia="zh-CN"/>
-        </w:rPr>
-      </w:pPr>
-      <w:r>
-        <w:rPr>
-          <w:rFonts w:hint="eastAsia"/>
-          <w:lang w:val="en-US" w:eastAsia="zh-CN"/>
-        </w:rPr>
-        <w:t>帮我列出我这款游戏Demo期所有需要的美术效果（包含，UI，特效，怪物等，胜利界面和失败是否需要粒子特效？）。帮我列出我这款游戏Demo期所有需要的音乐和音效（包含怪物受击，升级，选卡，技能生效，boss战，不同阶段的战斗音效等等），主界面是否需要音效？ 我需要有一个美术列表清单，和音效列表清单。</w:t>
-      </w:r>
-    </w:p>
-    <w:p>
-      <w:pPr>
-        <w:rPr>
-          <w:rFonts w:hint="eastAsia"/>
-          <w:lang w:val="en-US" w:eastAsia="zh-CN"/>
-        </w:rPr>
-      </w:pPr>
-    </w:p>
-    <w:p>
-      <w:pPr>
-        <w:rPr>
-          <w:rFonts w:ascii="sans-serif" w:hAnsi="sans-serif" w:eastAsia="sans-serif" w:cs="sans-serif"/>
-          <w:i w:val="0"/>
-          <w:iCs w:val="0"/>
-          <w:caps w:val="0"/>
-          <w:color w:val="E3E3E3"/>
-          <w:spacing w:val="0"/>
-          <w:sz w:val="19"/>
-          <w:szCs w:val="19"/>
-          <w:shd w:val="clear" w:fill="282A2C"/>
-        </w:rPr>
-      </w:pPr>
-      <w:r>
-        <w:rPr>
-          <w:rFonts w:ascii="sans-serif" w:hAnsi="sans-serif" w:eastAsia="sans-serif" w:cs="sans-serif"/>
-          <w:i w:val="0"/>
-          <w:iCs w:val="0"/>
-          <w:caps w:val="0"/>
-          <w:color w:val="E3E3E3"/>
-          <w:spacing w:val="0"/>
-          <w:sz w:val="19"/>
-          <w:szCs w:val="19"/>
-          <w:shd w:val="clear" w:fill="282A2C"/>
-        </w:rPr>
-        <w:t>你之前帮我列举了美术资产和音效资产清单，通过我们之前boss战斗的聊天，应该是需要增加特效和音效？帮我列出需要新增的美术资产和音效资产，我需要完善这个表。</w:t>
-      </w:r>
-    </w:p>
-    <w:p>
-      <w:pPr>
-        <w:rPr>
-          <w:rFonts w:ascii="sans-serif" w:hAnsi="sans-serif" w:eastAsia="sans-serif" w:cs="sans-serif"/>
-          <w:i w:val="0"/>
-          <w:iCs w:val="0"/>
-          <w:caps w:val="0"/>
-          <w:color w:val="E3E3E3"/>
-          <w:spacing w:val="0"/>
-          <w:sz w:val="19"/>
-          <w:szCs w:val="19"/>
-          <w:shd w:val="clear" w:fill="282A2C"/>
-        </w:rPr>
-      </w:pPr>
-    </w:p>
-    <w:p>
-      <w:pPr>
-        <w:rPr>
-          <w:rFonts w:hint="eastAsia" w:ascii="sans-serif" w:hAnsi="sans-serif" w:eastAsia="sans-serif" w:cs="sans-serif"/>
-          <w:i w:val="0"/>
-          <w:iCs w:val="0"/>
-          <w:caps w:val="0"/>
-          <w:color w:val="E3E3E3"/>
-          <w:spacing w:val="0"/>
-          <w:sz w:val="19"/>
-          <w:szCs w:val="19"/>
-          <w:shd w:val="clear" w:fill="282A2C"/>
-          <w:lang w:val="en-US" w:eastAsia="zh-CN"/>
-        </w:rPr>
-      </w:pPr>
-      <w:r>
-        <w:rPr>
-          <w:rFonts w:ascii="sans-serif" w:hAnsi="sans-serif" w:eastAsia="sans-serif" w:cs="sans-serif"/>
-          <w:i w:val="0"/>
-          <w:iCs w:val="0"/>
-          <w:caps w:val="0"/>
-          <w:color w:val="E3E3E3"/>
-          <w:spacing w:val="0"/>
-          <w:sz w:val="19"/>
-          <w:szCs w:val="19"/>
-          <w:shd w:val="clear" w:fill="282A2C"/>
-        </w:rPr>
-        <w:t>请根据我这个boss的动作与技能总览，再根据我现在是demo阶段，只要保证demo的爽感就可以，不要做多余复杂的东西。帮我重新列出boss都有哪些需要的特效和音效。</w:t>
+        <w:t>每次我的claude都需要深入读取关键脚本后，然后全面理解了代码架构。这个步骤很是否有办法通过多层文件夹的claude.md文件把脚本文件夹的架构整理好，每次claude可以读取架构或者脚本的相关信息，可以节省token，然后每次修改完脚本后，检查是否要迭代相关的cladue.md文件？</w:t>
       </w:r>
     </w:p>
     <w:p>
@@ -15715,7 +19289,7 @@
         <w:widowControl/>
         <w:numPr>
           <w:ilvl w:val="0"/>
-          <w:numId w:val="3"/>
+          <w:numId w:val="5"/>
         </w:numPr>
         <w:suppressLineNumbers w:val="0"/>
         <w:spacing w:before="0" w:beforeAutospacing="1" w:after="0" w:afterAutospacing="1"/>
@@ -15745,7 +19319,7 @@
         <w:widowControl/>
         <w:numPr>
           <w:ilvl w:val="0"/>
-          <w:numId w:val="3"/>
+          <w:numId w:val="5"/>
         </w:numPr>
         <w:suppressLineNumbers w:val="0"/>
         <w:spacing w:before="0" w:beforeAutospacing="1" w:after="0" w:afterAutospacing="1"/>
@@ -15775,7 +19349,7 @@
         <w:widowControl/>
         <w:numPr>
           <w:ilvl w:val="0"/>
-          <w:numId w:val="3"/>
+          <w:numId w:val="5"/>
         </w:numPr>
         <w:suppressLineNumbers w:val="0"/>
         <w:spacing w:before="0" w:beforeAutospacing="1" w:after="0" w:afterAutospacing="1"/>
@@ -15805,7 +19379,7 @@
         <w:widowControl/>
         <w:numPr>
           <w:ilvl w:val="0"/>
-          <w:numId w:val="3"/>
+          <w:numId w:val="5"/>
         </w:numPr>
         <w:suppressLineNumbers w:val="0"/>
         <w:spacing w:before="0" w:beforeAutospacing="1" w:after="0" w:afterAutospacing="1"/>
@@ -15835,7 +19409,7 @@
         <w:widowControl/>
         <w:numPr>
           <w:ilvl w:val="0"/>
-          <w:numId w:val="3"/>
+          <w:numId w:val="5"/>
         </w:numPr>
         <w:suppressLineNumbers w:val="0"/>
         <w:spacing w:before="0" w:beforeAutospacing="1" w:after="0" w:afterAutospacing="1"/>
@@ -15865,7 +19439,7 @@
         <w:widowControl/>
         <w:numPr>
           <w:ilvl w:val="1"/>
-          <w:numId w:val="3"/>
+          <w:numId w:val="5"/>
         </w:numPr>
         <w:suppressLineNumbers w:val="0"/>
         <w:spacing w:before="0" w:beforeAutospacing="1" w:after="0" w:afterAutospacing="1"/>
@@ -15882,7 +19456,7 @@
         <w:widowControl/>
         <w:numPr>
           <w:ilvl w:val="1"/>
-          <w:numId w:val="3"/>
+          <w:numId w:val="5"/>
         </w:numPr>
         <w:suppressLineNumbers w:val="0"/>
         <w:spacing w:before="0" w:beforeAutospacing="1" w:after="0" w:afterAutospacing="1"/>
@@ -15899,7 +19473,7 @@
         <w:widowControl/>
         <w:numPr>
           <w:ilvl w:val="1"/>
-          <w:numId w:val="3"/>
+          <w:numId w:val="5"/>
         </w:numPr>
         <w:suppressLineNumbers w:val="0"/>
         <w:spacing w:before="0" w:beforeAutospacing="1" w:after="0" w:afterAutospacing="1"/>
@@ -15916,7 +19490,7 @@
         <w:widowControl/>
         <w:numPr>
           <w:ilvl w:val="0"/>
-          <w:numId w:val="3"/>
+          <w:numId w:val="5"/>
         </w:numPr>
         <w:suppressLineNumbers w:val="0"/>
         <w:spacing w:before="0" w:beforeAutospacing="1" w:after="0" w:afterAutospacing="1"/>
@@ -15963,7 +19537,7 @@
         <w:widowControl/>
         <w:numPr>
           <w:ilvl w:val="0"/>
-          <w:numId w:val="4"/>
+          <w:numId w:val="6"/>
         </w:numPr>
         <w:suppressLineNumbers w:val="0"/>
         <w:spacing w:before="0" w:beforeAutospacing="1" w:after="0" w:afterAutospacing="1"/>
@@ -15980,7 +19554,7 @@
         <w:widowControl/>
         <w:numPr>
           <w:ilvl w:val="0"/>
-          <w:numId w:val="4"/>
+          <w:numId w:val="6"/>
         </w:numPr>
         <w:suppressLineNumbers w:val="0"/>
         <w:spacing w:before="0" w:beforeAutospacing="1" w:after="0" w:afterAutospacing="1"/>
@@ -15997,7 +19571,7 @@
         <w:widowControl/>
         <w:numPr>
           <w:ilvl w:val="0"/>
-          <w:numId w:val="4"/>
+          <w:numId w:val="6"/>
         </w:numPr>
         <w:suppressLineNumbers w:val="0"/>
         <w:spacing w:before="0" w:beforeAutospacing="1" w:after="0" w:afterAutospacing="1"/>
@@ -16064,7 +19638,7 @@
         <w:widowControl/>
         <w:numPr>
           <w:ilvl w:val="0"/>
-          <w:numId w:val="5"/>
+          <w:numId w:val="7"/>
         </w:numPr>
         <w:suppressLineNumbers w:val="0"/>
         <w:spacing w:before="0" w:beforeAutospacing="1" w:after="0" w:afterAutospacing="1"/>
@@ -16094,7 +19668,7 @@
         <w:widowControl/>
         <w:numPr>
           <w:ilvl w:val="1"/>
-          <w:numId w:val="6"/>
+          <w:numId w:val="8"/>
         </w:numPr>
         <w:suppressLineNumbers w:val="0"/>
         <w:tabs>
@@ -16114,7 +19688,7 @@
         <w:widowControl/>
         <w:numPr>
           <w:ilvl w:val="1"/>
-          <w:numId w:val="6"/>
+          <w:numId w:val="8"/>
         </w:numPr>
         <w:suppressLineNumbers w:val="0"/>
         <w:tabs>
@@ -16134,7 +19708,7 @@
         <w:widowControl/>
         <w:numPr>
           <w:ilvl w:val="1"/>
-          <w:numId w:val="6"/>
+          <w:numId w:val="8"/>
         </w:numPr>
         <w:suppressLineNumbers w:val="0"/>
         <w:tabs>
@@ -16154,7 +19728,7 @@
         <w:widowControl/>
         <w:numPr>
           <w:ilvl w:val="1"/>
-          <w:numId w:val="6"/>
+          <w:numId w:val="8"/>
         </w:numPr>
         <w:suppressLineNumbers w:val="0"/>
         <w:tabs>
@@ -16174,7 +19748,7 @@
         <w:widowControl/>
         <w:numPr>
           <w:ilvl w:val="1"/>
-          <w:numId w:val="6"/>
+          <w:numId w:val="8"/>
         </w:numPr>
         <w:suppressLineNumbers w:val="0"/>
         <w:tabs>
@@ -16194,7 +19768,7 @@
         <w:widowControl/>
         <w:numPr>
           <w:ilvl w:val="0"/>
-          <w:numId w:val="5"/>
+          <w:numId w:val="7"/>
         </w:numPr>
         <w:suppressLineNumbers w:val="0"/>
         <w:spacing w:before="0" w:beforeAutospacing="1" w:after="0" w:afterAutospacing="1"/>
@@ -16224,7 +19798,7 @@
         <w:widowControl/>
         <w:numPr>
           <w:ilvl w:val="1"/>
-          <w:numId w:val="5"/>
+          <w:numId w:val="7"/>
         </w:numPr>
         <w:suppressLineNumbers w:val="0"/>
         <w:spacing w:before="0" w:beforeAutospacing="1" w:after="0" w:afterAutospacing="1"/>
@@ -16241,7 +19815,7 @@
         <w:widowControl/>
         <w:numPr>
           <w:ilvl w:val="1"/>
-          <w:numId w:val="5"/>
+          <w:numId w:val="7"/>
         </w:numPr>
         <w:suppressLineNumbers w:val="0"/>
         <w:spacing w:before="0" w:beforeAutospacing="1" w:after="0" w:afterAutospacing="1"/>
@@ -16258,7 +19832,7 @@
         <w:widowControl/>
         <w:numPr>
           <w:ilvl w:val="1"/>
-          <w:numId w:val="5"/>
+          <w:numId w:val="7"/>
         </w:numPr>
         <w:suppressLineNumbers w:val="0"/>
         <w:spacing w:before="0" w:beforeAutospacing="1" w:after="0" w:afterAutospacing="1"/>
@@ -16275,7 +19849,7 @@
         <w:widowControl/>
         <w:numPr>
           <w:ilvl w:val="0"/>
-          <w:numId w:val="5"/>
+          <w:numId w:val="7"/>
         </w:numPr>
         <w:suppressLineNumbers w:val="0"/>
         <w:spacing w:before="0" w:beforeAutospacing="1" w:after="0" w:afterAutospacing="1"/>
@@ -16305,7 +19879,7 @@
         <w:widowControl/>
         <w:numPr>
           <w:ilvl w:val="1"/>
-          <w:numId w:val="7"/>
+          <w:numId w:val="9"/>
         </w:numPr>
         <w:suppressLineNumbers w:val="0"/>
         <w:tabs>
@@ -16325,7 +19899,7 @@
         <w:widowControl/>
         <w:numPr>
           <w:ilvl w:val="1"/>
-          <w:numId w:val="7"/>
+          <w:numId w:val="9"/>
         </w:numPr>
         <w:suppressLineNumbers w:val="0"/>
         <w:tabs>
@@ -16345,7 +19919,7 @@
         <w:widowControl/>
         <w:numPr>
           <w:ilvl w:val="1"/>
-          <w:numId w:val="7"/>
+          <w:numId w:val="9"/>
         </w:numPr>
         <w:suppressLineNumbers w:val="0"/>
         <w:tabs>
@@ -16365,7 +19939,7 @@
         <w:widowControl/>
         <w:numPr>
           <w:ilvl w:val="0"/>
-          <w:numId w:val="5"/>
+          <w:numId w:val="7"/>
         </w:numPr>
         <w:suppressLineNumbers w:val="0"/>
         <w:spacing w:before="0" w:beforeAutospacing="1" w:after="0" w:afterAutospacing="1"/>
@@ -16395,7 +19969,7 @@
         <w:widowControl/>
         <w:numPr>
           <w:ilvl w:val="1"/>
-          <w:numId w:val="8"/>
+          <w:numId w:val="10"/>
         </w:numPr>
         <w:suppressLineNumbers w:val="0"/>
         <w:tabs>
@@ -16415,7 +19989,7 @@
         <w:widowControl/>
         <w:numPr>
           <w:ilvl w:val="1"/>
-          <w:numId w:val="8"/>
+          <w:numId w:val="10"/>
         </w:numPr>
         <w:suppressLineNumbers w:val="0"/>
         <w:tabs>
@@ -16435,7 +20009,7 @@
         <w:widowControl/>
         <w:numPr>
           <w:ilvl w:val="1"/>
-          <w:numId w:val="8"/>
+          <w:numId w:val="10"/>
         </w:numPr>
         <w:suppressLineNumbers w:val="0"/>
         <w:tabs>
@@ -16455,7 +20029,7 @@
         <w:widowControl/>
         <w:numPr>
           <w:ilvl w:val="1"/>
-          <w:numId w:val="8"/>
+          <w:numId w:val="10"/>
         </w:numPr>
         <w:suppressLineNumbers w:val="0"/>
         <w:tabs>
@@ -16651,7 +20225,7 @@
         <w:widowControl/>
         <w:numPr>
           <w:ilvl w:val="0"/>
-          <w:numId w:val="9"/>
+          <w:numId w:val="11"/>
         </w:numPr>
         <w:suppressLineNumbers w:val="0"/>
         <w:spacing w:before="0" w:beforeAutospacing="1" w:after="0" w:afterAutospacing="1"/>
@@ -16668,7 +20242,7 @@
         <w:widowControl/>
         <w:numPr>
           <w:ilvl w:val="0"/>
-          <w:numId w:val="9"/>
+          <w:numId w:val="11"/>
         </w:numPr>
         <w:suppressLineNumbers w:val="0"/>
         <w:spacing w:before="0" w:beforeAutospacing="1" w:after="0" w:afterAutospacing="1"/>
@@ -16685,7 +20259,7 @@
         <w:widowControl/>
         <w:numPr>
           <w:ilvl w:val="0"/>
-          <w:numId w:val="9"/>
+          <w:numId w:val="11"/>
         </w:numPr>
         <w:suppressLineNumbers w:val="0"/>
         <w:spacing w:before="0" w:beforeAutospacing="1" w:after="0" w:afterAutospacing="1"/>
@@ -16702,7 +20276,7 @@
         <w:widowControl/>
         <w:numPr>
           <w:ilvl w:val="0"/>
-          <w:numId w:val="9"/>
+          <w:numId w:val="11"/>
         </w:numPr>
         <w:suppressLineNumbers w:val="0"/>
         <w:spacing w:before="0" w:beforeAutospacing="1" w:after="0" w:afterAutospacing="1"/>
@@ -18553,6 +22127,38 @@
 <file path=word/numbering.xml><?xml version="1.0" encoding="utf-8"?>
 <w:numbering xmlns:wpc="http://schemas.microsoft.com/office/word/2010/wordprocessingCanvas" xmlns:mc="http://schemas.openxmlformats.org/markup-compatibility/2006" xmlns:o="urn:schemas-microsoft-com:office:office" xmlns:r="http://schemas.openxmlformats.org/officeDocument/2006/relationships" xmlns:m="http://schemas.openxmlformats.org/officeDocument/2006/math" xmlns:v="urn:schemas-microsoft-com:vml" xmlns:wp14="http://schemas.microsoft.com/office/word/2010/wordprocessingDrawing" xmlns:wp="http://schemas.openxmlformats.org/drawingml/2006/wordprocessingDrawing" xmlns:w10="urn:schemas-microsoft-com:office:word" xmlns:w="http://schemas.openxmlformats.org/wordprocessingml/2006/main" xmlns:w14="http://schemas.microsoft.com/office/word/2010/wordml" xmlns:wpg="http://schemas.microsoft.com/office/word/2010/wordprocessingGroup" xmlns:wpi="http://schemas.microsoft.com/office/word/2010/wordprocessingInk" xmlns:wne="http://schemas.microsoft.com/office/word/2006/wordml" xmlns:wps="http://schemas.microsoft.com/office/word/2010/wordprocessingShape" xmlns:wpsCustomData="http://www.wps.cn/officeDocument/2013/wpsCustomData" mc:Ignorable="w14 wp14">
   <w:abstractNum w:abstractNumId="0">
+    <w:nsid w:val="A38A7AE5"/>
+    <w:multiLevelType w:val="singleLevel"/>
+    <w:tmpl w:val="A38A7AE5"/>
+    <w:lvl w:ilvl="0" w:tentative="0">
+      <w:start w:val="3"/>
+      <w:numFmt w:val="decimal"/>
+      <w:lvlText w:val="%1."/>
+      <w:lvlJc w:val="left"/>
+      <w:pPr>
+        <w:tabs>
+          <w:tab w:val="left" w:pos="312"/>
+        </w:tabs>
+      </w:pPr>
+    </w:lvl>
+  </w:abstractNum>
+  <w:abstractNum w:abstractNumId="1">
+    <w:nsid w:val="CC51F638"/>
+    <w:multiLevelType w:val="singleLevel"/>
+    <w:tmpl w:val="CC51F638"/>
+    <w:lvl w:ilvl="0" w:tentative="0">
+      <w:start w:val="1"/>
+      <w:numFmt w:val="decimal"/>
+      <w:lvlText w:val="%1."/>
+      <w:lvlJc w:val="left"/>
+      <w:pPr>
+        <w:tabs>
+          <w:tab w:val="left" w:pos="312"/>
+        </w:tabs>
+      </w:pPr>
+    </w:lvl>
+  </w:abstractNum>
+  <w:abstractNum w:abstractNumId="2">
     <w:nsid w:val="D099E266"/>
     <w:multiLevelType w:val="multilevel"/>
     <w:tmpl w:val="D099E266"/>
@@ -18701,7 +22307,7 @@
       </w:rPr>
     </w:lvl>
   </w:abstractNum>
-  <w:abstractNum w:abstractNumId="1">
+  <w:abstractNum w:abstractNumId="3">
     <w:nsid w:val="DB927217"/>
     <w:multiLevelType w:val="singleLevel"/>
     <w:tmpl w:val="DB927217"/>
@@ -18717,7 +22323,7 @@
       </w:pPr>
     </w:lvl>
   </w:abstractNum>
-  <w:abstractNum w:abstractNumId="2">
+  <w:abstractNum w:abstractNumId="4">
     <w:nsid w:val="04195D25"/>
     <w:multiLevelType w:val="multilevel"/>
     <w:tmpl w:val="04195D25"/>
@@ -18866,7 +22472,7 @@
       </w:rPr>
     </w:lvl>
   </w:abstractNum>
-  <w:abstractNum w:abstractNumId="3">
+  <w:abstractNum w:abstractNumId="5">
     <w:nsid w:val="14638D8B"/>
     <w:multiLevelType w:val="multilevel"/>
     <w:tmpl w:val="14638D8B"/>
@@ -19015,7 +22621,7 @@
       </w:rPr>
     </w:lvl>
   </w:abstractNum>
-  <w:abstractNum w:abstractNumId="4">
+  <w:abstractNum w:abstractNumId="6">
     <w:nsid w:val="3227B001"/>
     <w:multiLevelType w:val="multilevel"/>
     <w:tmpl w:val="3227B001"/>
@@ -19164,7 +22770,7 @@
       </w:rPr>
     </w:lvl>
   </w:abstractNum>
-  <w:abstractNum w:abstractNumId="5">
+  <w:abstractNum w:abstractNumId="7">
     <w:nsid w:val="7EF34776"/>
     <w:multiLevelType w:val="singleLevel"/>
     <w:tmpl w:val="7EF34776"/>
@@ -19181,82 +22787,28 @@
     </w:lvl>
   </w:abstractNum>
   <w:num w:numId="1">
-    <w:abstractNumId w:val="5"/>
+    <w:abstractNumId w:val="7"/>
   </w:num>
   <w:num w:numId="2">
-    <w:abstractNumId w:val="1"/>
+    <w:abstractNumId w:val="3"/>
   </w:num>
   <w:num w:numId="3">
     <w:abstractNumId w:val="0"/>
   </w:num>
   <w:num w:numId="4">
-    <w:abstractNumId w:val="2"/>
+    <w:abstractNumId w:val="1"/>
   </w:num>
   <w:num w:numId="5">
-    <w:abstractNumId w:val="4"/>
+    <w:abstractNumId w:val="2"/>
   </w:num>
   <w:num w:numId="6">
     <w:abstractNumId w:val="4"/>
-    <w:lvlOverride w:ilvl="0">
-      <w:startOverride w:val="1"/>
-    </w:lvlOverride>
-    <w:lvlOverride w:ilvl="1">
-      <w:startOverride w:val="1"/>
-    </w:lvlOverride>
-    <w:lvlOverride w:ilvl="2">
-      <w:startOverride w:val="1"/>
-    </w:lvlOverride>
-    <w:lvlOverride w:ilvl="3">
-      <w:startOverride w:val="1"/>
-    </w:lvlOverride>
-    <w:lvlOverride w:ilvl="4">
-      <w:startOverride w:val="1"/>
-    </w:lvlOverride>
-    <w:lvlOverride w:ilvl="5">
-      <w:startOverride w:val="1"/>
-    </w:lvlOverride>
-    <w:lvlOverride w:ilvl="6">
-      <w:startOverride w:val="1"/>
-    </w:lvlOverride>
-    <w:lvlOverride w:ilvl="7">
-      <w:startOverride w:val="1"/>
-    </w:lvlOverride>
-    <w:lvlOverride w:ilvl="8">
-      <w:startOverride w:val="1"/>
-    </w:lvlOverride>
   </w:num>
   <w:num w:numId="7">
-    <w:abstractNumId w:val="4"/>
-    <w:lvlOverride w:ilvl="0">
-      <w:startOverride w:val="1"/>
-    </w:lvlOverride>
-    <w:lvlOverride w:ilvl="1">
-      <w:startOverride w:val="1"/>
-    </w:lvlOverride>
-    <w:lvlOverride w:ilvl="2">
-      <w:startOverride w:val="1"/>
-    </w:lvlOverride>
-    <w:lvlOverride w:ilvl="3">
-      <w:startOverride w:val="1"/>
-    </w:lvlOverride>
-    <w:lvlOverride w:ilvl="4">
-      <w:startOverride w:val="1"/>
-    </w:lvlOverride>
-    <w:lvlOverride w:ilvl="5">
-      <w:startOverride w:val="1"/>
-    </w:lvlOverride>
-    <w:lvlOverride w:ilvl="6">
-      <w:startOverride w:val="1"/>
-    </w:lvlOverride>
-    <w:lvlOverride w:ilvl="7">
-      <w:startOverride w:val="1"/>
-    </w:lvlOverride>
-    <w:lvlOverride w:ilvl="8">
-      <w:startOverride w:val="1"/>
-    </w:lvlOverride>
+    <w:abstractNumId w:val="6"/>
   </w:num>
   <w:num w:numId="8">
-    <w:abstractNumId w:val="4"/>
+    <w:abstractNumId w:val="6"/>
     <w:lvlOverride w:ilvl="0">
       <w:startOverride w:val="1"/>
     </w:lvlOverride>
@@ -19286,7 +22838,67 @@
     </w:lvlOverride>
   </w:num>
   <w:num w:numId="9">
-    <w:abstractNumId w:val="3"/>
+    <w:abstractNumId w:val="6"/>
+    <w:lvlOverride w:ilvl="0">
+      <w:startOverride w:val="1"/>
+    </w:lvlOverride>
+    <w:lvlOverride w:ilvl="1">
+      <w:startOverride w:val="1"/>
+    </w:lvlOverride>
+    <w:lvlOverride w:ilvl="2">
+      <w:startOverride w:val="1"/>
+    </w:lvlOverride>
+    <w:lvlOverride w:ilvl="3">
+      <w:startOverride w:val="1"/>
+    </w:lvlOverride>
+    <w:lvlOverride w:ilvl="4">
+      <w:startOverride w:val="1"/>
+    </w:lvlOverride>
+    <w:lvlOverride w:ilvl="5">
+      <w:startOverride w:val="1"/>
+    </w:lvlOverride>
+    <w:lvlOverride w:ilvl="6">
+      <w:startOverride w:val="1"/>
+    </w:lvlOverride>
+    <w:lvlOverride w:ilvl="7">
+      <w:startOverride w:val="1"/>
+    </w:lvlOverride>
+    <w:lvlOverride w:ilvl="8">
+      <w:startOverride w:val="1"/>
+    </w:lvlOverride>
+  </w:num>
+  <w:num w:numId="10">
+    <w:abstractNumId w:val="6"/>
+    <w:lvlOverride w:ilvl="0">
+      <w:startOverride w:val="1"/>
+    </w:lvlOverride>
+    <w:lvlOverride w:ilvl="1">
+      <w:startOverride w:val="1"/>
+    </w:lvlOverride>
+    <w:lvlOverride w:ilvl="2">
+      <w:startOverride w:val="1"/>
+    </w:lvlOverride>
+    <w:lvlOverride w:ilvl="3">
+      <w:startOverride w:val="1"/>
+    </w:lvlOverride>
+    <w:lvlOverride w:ilvl="4">
+      <w:startOverride w:val="1"/>
+    </w:lvlOverride>
+    <w:lvlOverride w:ilvl="5">
+      <w:startOverride w:val="1"/>
+    </w:lvlOverride>
+    <w:lvlOverride w:ilvl="6">
+      <w:startOverride w:val="1"/>
+    </w:lvlOverride>
+    <w:lvlOverride w:ilvl="7">
+      <w:startOverride w:val="1"/>
+    </w:lvlOverride>
+    <w:lvlOverride w:ilvl="8">
+      <w:startOverride w:val="1"/>
+    </w:lvlOverride>
+  </w:num>
+  <w:num w:numId="11">
+    <w:abstractNumId w:val="5"/>
   </w:num>
 </w:numbering>
 </file>

--- a/20_项目/02_光与朽项目/03_开发计划/开发计划-任务和BUG计划.docx
+++ b/20_项目/02_光与朽项目/03_开发计划/开发计划-任务和BUG计划.docx
@@ -16482,6 +16482,890 @@
           <w:lang w:val="en-US" w:eastAsia="zh-CN"/>
         </w:rPr>
       </w:pPr>
+      <w:r>
+        <w:rPr>
+          <w:rFonts w:hint="eastAsia" w:ascii="微软雅黑" w:hAnsi="微软雅黑" w:eastAsia="微软雅黑" w:cs="微软雅黑"/>
+          <w:i w:val="0"/>
+          <w:iCs w:val="0"/>
+          <w:caps w:val="0"/>
+          <w:spacing w:val="0"/>
+          <w:sz w:val="19"/>
+          <w:szCs w:val="19"/>
+          <w:highlight w:val="red"/>
+          <w:vertAlign w:val="baseline"/>
+          <w:lang w:val="en-US" w:eastAsia="zh-CN"/>
+        </w:rPr>
+        <w:t>需要查找并解决游戏战斗中出现的卡顿问题。</w:t>
+      </w:r>
+    </w:p>
+    <w:p>
+      <w:pPr>
+        <w:pStyle w:val="8"/>
+        <w:keepNext w:val="0"/>
+        <w:keepLines w:val="0"/>
+        <w:pageBreakBefore w:val="0"/>
+        <w:widowControl/>
+        <w:numPr>
+          <w:ilvl w:val="0"/>
+          <w:numId w:val="2"/>
+        </w:numPr>
+        <w:suppressLineNumbers w:val="0"/>
+        <w:kinsoku/>
+        <w:wordWrap/>
+        <w:overflowPunct/>
+        <w:topLinePunct w:val="0"/>
+        <w:autoSpaceDE/>
+        <w:autoSpaceDN/>
+        <w:bidi w:val="0"/>
+        <w:adjustRightInd/>
+        <w:snapToGrid/>
+        <w:spacing w:beforeAutospacing="0" w:afterAutospacing="0" w:line="360" w:lineRule="exact"/>
+        <w:textAlignment w:val="auto"/>
+        <w:rPr>
+          <w:rFonts w:hint="default" w:ascii="微软雅黑" w:hAnsi="微软雅黑" w:eastAsia="微软雅黑" w:cs="微软雅黑"/>
+          <w:i w:val="0"/>
+          <w:iCs w:val="0"/>
+          <w:caps w:val="0"/>
+          <w:spacing w:val="0"/>
+          <w:sz w:val="19"/>
+          <w:szCs w:val="19"/>
+          <w:highlight w:val="red"/>
+          <w:vertAlign w:val="baseline"/>
+          <w:lang w:val="en-US" w:eastAsia="zh-CN"/>
+        </w:rPr>
+      </w:pPr>
+      <w:r>
+        <w:rPr>
+          <w:rFonts w:hint="eastAsia" w:ascii="微软雅黑" w:hAnsi="微软雅黑" w:eastAsia="微软雅黑" w:cs="微软雅黑"/>
+          <w:i w:val="0"/>
+          <w:iCs w:val="0"/>
+          <w:caps w:val="0"/>
+          <w:spacing w:val="0"/>
+          <w:sz w:val="19"/>
+          <w:szCs w:val="19"/>
+          <w:highlight w:val="red"/>
+          <w:vertAlign w:val="baseline"/>
+          <w:lang w:val="en-US" w:eastAsia="zh-CN"/>
+        </w:rPr>
+        <w:t>解决手机没有震动效果</w:t>
+      </w:r>
+    </w:p>
+    <w:p>
+      <w:pPr>
+        <w:pStyle w:val="8"/>
+        <w:keepNext w:val="0"/>
+        <w:keepLines w:val="0"/>
+        <w:pageBreakBefore w:val="0"/>
+        <w:widowControl/>
+        <w:numPr>
+          <w:ilvl w:val="0"/>
+          <w:numId w:val="2"/>
+        </w:numPr>
+        <w:suppressLineNumbers w:val="0"/>
+        <w:kinsoku/>
+        <w:wordWrap/>
+        <w:overflowPunct/>
+        <w:topLinePunct w:val="0"/>
+        <w:autoSpaceDE/>
+        <w:autoSpaceDN/>
+        <w:bidi w:val="0"/>
+        <w:adjustRightInd/>
+        <w:snapToGrid/>
+        <w:spacing w:beforeAutospacing="0" w:afterAutospacing="0" w:line="360" w:lineRule="exact"/>
+        <w:textAlignment w:val="auto"/>
+        <w:rPr>
+          <w:rFonts w:hint="default" w:ascii="微软雅黑" w:hAnsi="微软雅黑" w:eastAsia="微软雅黑" w:cs="微软雅黑"/>
+          <w:i w:val="0"/>
+          <w:iCs w:val="0"/>
+          <w:caps w:val="0"/>
+          <w:spacing w:val="0"/>
+          <w:sz w:val="19"/>
+          <w:szCs w:val="19"/>
+          <w:highlight w:val="red"/>
+          <w:vertAlign w:val="baseline"/>
+          <w:lang w:val="en-US" w:eastAsia="zh-CN"/>
+        </w:rPr>
+      </w:pPr>
+      <w:r>
+        <w:rPr>
+          <w:rFonts w:hint="eastAsia" w:ascii="微软雅黑" w:hAnsi="微软雅黑" w:eastAsia="微软雅黑" w:cs="微软雅黑"/>
+          <w:i w:val="0"/>
+          <w:iCs w:val="0"/>
+          <w:caps w:val="0"/>
+          <w:spacing w:val="0"/>
+          <w:sz w:val="19"/>
+          <w:szCs w:val="19"/>
+          <w:highlight w:val="red"/>
+          <w:vertAlign w:val="baseline"/>
+          <w:lang w:val="en-US" w:eastAsia="zh-CN"/>
+        </w:rPr>
+        <w:t>无人机飘字停留时间调长一些。</w:t>
+      </w:r>
+    </w:p>
+    <w:p>
+      <w:pPr>
+        <w:pStyle w:val="8"/>
+        <w:keepNext w:val="0"/>
+        <w:keepLines w:val="0"/>
+        <w:pageBreakBefore w:val="0"/>
+        <w:widowControl/>
+        <w:numPr>
+          <w:ilvl w:val="0"/>
+          <w:numId w:val="2"/>
+        </w:numPr>
+        <w:suppressLineNumbers w:val="0"/>
+        <w:kinsoku/>
+        <w:wordWrap/>
+        <w:overflowPunct/>
+        <w:topLinePunct w:val="0"/>
+        <w:autoSpaceDE/>
+        <w:autoSpaceDN/>
+        <w:bidi w:val="0"/>
+        <w:adjustRightInd/>
+        <w:snapToGrid/>
+        <w:spacing w:beforeAutospacing="0" w:afterAutospacing="0" w:line="360" w:lineRule="exact"/>
+        <w:textAlignment w:val="auto"/>
+        <w:rPr>
+          <w:rFonts w:hint="eastAsia" w:ascii="微软雅黑" w:hAnsi="微软雅黑" w:eastAsia="微软雅黑" w:cs="微软雅黑"/>
+          <w:i w:val="0"/>
+          <w:iCs w:val="0"/>
+          <w:caps w:val="0"/>
+          <w:spacing w:val="0"/>
+          <w:sz w:val="19"/>
+          <w:szCs w:val="19"/>
+          <w:highlight w:val="red"/>
+          <w:vertAlign w:val="baseline"/>
+          <w:lang w:val="en-US" w:eastAsia="zh-CN"/>
+        </w:rPr>
+      </w:pPr>
+      <w:r>
+        <w:rPr>
+          <w:rFonts w:hint="eastAsia" w:ascii="微软雅黑" w:hAnsi="微软雅黑" w:eastAsia="微软雅黑" w:cs="微软雅黑"/>
+          <w:i w:val="0"/>
+          <w:iCs w:val="0"/>
+          <w:caps w:val="0"/>
+          <w:spacing w:val="0"/>
+          <w:sz w:val="19"/>
+          <w:szCs w:val="19"/>
+          <w:highlight w:val="red"/>
+          <w:vertAlign w:val="baseline"/>
+          <w:lang w:val="en-US" w:eastAsia="zh-CN"/>
+        </w:rPr>
+        <w:t>第一章难度3，波次6 精英坦克出场太晚</w:t>
+      </w:r>
+    </w:p>
+    <w:p>
+      <w:pPr>
+        <w:pStyle w:val="8"/>
+        <w:keepNext w:val="0"/>
+        <w:keepLines w:val="0"/>
+        <w:pageBreakBefore w:val="0"/>
+        <w:widowControl/>
+        <w:numPr>
+          <w:ilvl w:val="0"/>
+          <w:numId w:val="2"/>
+        </w:numPr>
+        <w:suppressLineNumbers w:val="0"/>
+        <w:kinsoku/>
+        <w:wordWrap/>
+        <w:overflowPunct/>
+        <w:topLinePunct w:val="0"/>
+        <w:autoSpaceDE/>
+        <w:autoSpaceDN/>
+        <w:bidi w:val="0"/>
+        <w:adjustRightInd/>
+        <w:snapToGrid/>
+        <w:spacing w:beforeAutospacing="0" w:afterAutospacing="0" w:line="360" w:lineRule="exact"/>
+        <w:textAlignment w:val="auto"/>
+        <w:rPr>
+          <w:rFonts w:hint="eastAsia" w:ascii="微软雅黑" w:hAnsi="微软雅黑" w:eastAsia="微软雅黑" w:cs="微软雅黑"/>
+          <w:i w:val="0"/>
+          <w:iCs w:val="0"/>
+          <w:caps w:val="0"/>
+          <w:spacing w:val="0"/>
+          <w:sz w:val="19"/>
+          <w:szCs w:val="19"/>
+          <w:highlight w:val="red"/>
+          <w:vertAlign w:val="baseline"/>
+          <w:lang w:val="en-US" w:eastAsia="zh-CN"/>
+        </w:rPr>
+      </w:pPr>
+      <w:r>
+        <w:rPr>
+          <w:rFonts w:hint="eastAsia" w:ascii="微软雅黑" w:hAnsi="微软雅黑" w:eastAsia="微软雅黑" w:cs="微软雅黑"/>
+          <w:i w:val="0"/>
+          <w:iCs w:val="0"/>
+          <w:caps w:val="0"/>
+          <w:spacing w:val="0"/>
+          <w:sz w:val="19"/>
+          <w:szCs w:val="19"/>
+          <w:highlight w:val="red"/>
+          <w:vertAlign w:val="baseline"/>
+          <w:lang w:val="en-US" w:eastAsia="zh-CN"/>
+        </w:rPr>
+        <w:t>去掉 修改体力模式按钮上的文字修改，不需要“今日已观看0/5次”的文案，默认玩家点击5次，即看5次广告后，按钮置灰（包括按钮节点下的2个图片和文字也都置灰）。</w:t>
+      </w:r>
+    </w:p>
+    <w:p>
+      <w:pPr>
+        <w:pStyle w:val="8"/>
+        <w:keepNext w:val="0"/>
+        <w:keepLines w:val="0"/>
+        <w:pageBreakBefore w:val="0"/>
+        <w:widowControl/>
+        <w:numPr>
+          <w:ilvl w:val="0"/>
+          <w:numId w:val="2"/>
+        </w:numPr>
+        <w:suppressLineNumbers w:val="0"/>
+        <w:kinsoku/>
+        <w:wordWrap/>
+        <w:overflowPunct/>
+        <w:topLinePunct w:val="0"/>
+        <w:autoSpaceDE/>
+        <w:autoSpaceDN/>
+        <w:bidi w:val="0"/>
+        <w:adjustRightInd/>
+        <w:snapToGrid/>
+        <w:spacing w:beforeAutospacing="0" w:afterAutospacing="0" w:line="360" w:lineRule="exact"/>
+        <w:textAlignment w:val="auto"/>
+        <w:rPr>
+          <w:rFonts w:hint="default" w:ascii="微软雅黑" w:hAnsi="微软雅黑" w:eastAsia="微软雅黑" w:cs="微软雅黑"/>
+          <w:i w:val="0"/>
+          <w:iCs w:val="0"/>
+          <w:caps w:val="0"/>
+          <w:spacing w:val="0"/>
+          <w:sz w:val="19"/>
+          <w:szCs w:val="19"/>
+          <w:highlight w:val="red"/>
+          <w:vertAlign w:val="baseline"/>
+          <w:lang w:val="en-US" w:eastAsia="zh-CN"/>
+        </w:rPr>
+      </w:pPr>
+      <w:r>
+        <w:rPr>
+          <w:rFonts w:hint="eastAsia" w:ascii="微软雅黑" w:hAnsi="微软雅黑" w:eastAsia="微软雅黑" w:cs="微软雅黑"/>
+          <w:i w:val="0"/>
+          <w:iCs w:val="0"/>
+          <w:caps w:val="0"/>
+          <w:spacing w:val="0"/>
+          <w:sz w:val="19"/>
+          <w:szCs w:val="19"/>
+          <w:highlight w:val="red"/>
+          <w:vertAlign w:val="baseline"/>
+          <w:lang w:val="en-US" w:eastAsia="zh-CN"/>
+        </w:rPr>
+        <w:t>请修复BUG，点击获取体力后，开始游戏的按钮还是置灰透明状态。修改玩家体力耗尽时，开始游戏的按钮透明置灰，但是按钮文字没有置灰问题。</w:t>
+      </w:r>
+    </w:p>
+    <w:p>
+      <w:pPr>
+        <w:pStyle w:val="8"/>
+        <w:keepNext w:val="0"/>
+        <w:keepLines w:val="0"/>
+        <w:pageBreakBefore w:val="0"/>
+        <w:widowControl/>
+        <w:numPr>
+          <w:ilvl w:val="0"/>
+          <w:numId w:val="2"/>
+        </w:numPr>
+        <w:suppressLineNumbers w:val="0"/>
+        <w:kinsoku/>
+        <w:wordWrap/>
+        <w:overflowPunct/>
+        <w:topLinePunct w:val="0"/>
+        <w:autoSpaceDE/>
+        <w:autoSpaceDN/>
+        <w:bidi w:val="0"/>
+        <w:adjustRightInd/>
+        <w:snapToGrid/>
+        <w:spacing w:beforeAutospacing="0" w:afterAutospacing="0" w:line="360" w:lineRule="exact"/>
+        <w:textAlignment w:val="auto"/>
+        <w:rPr>
+          <w:rFonts w:hint="default" w:ascii="微软雅黑" w:hAnsi="微软雅黑" w:eastAsia="微软雅黑" w:cs="微软雅黑"/>
+          <w:i w:val="0"/>
+          <w:iCs w:val="0"/>
+          <w:caps w:val="0"/>
+          <w:spacing w:val="0"/>
+          <w:sz w:val="19"/>
+          <w:szCs w:val="19"/>
+          <w:highlight w:val="red"/>
+          <w:vertAlign w:val="baseline"/>
+          <w:lang w:val="en-US" w:eastAsia="zh-CN"/>
+        </w:rPr>
+      </w:pPr>
+      <w:r>
+        <w:rPr>
+          <w:rFonts w:hint="eastAsia" w:ascii="微软雅黑" w:hAnsi="微软雅黑" w:eastAsia="微软雅黑" w:cs="微软雅黑"/>
+          <w:i w:val="0"/>
+          <w:iCs w:val="0"/>
+          <w:caps w:val="0"/>
+          <w:spacing w:val="0"/>
+          <w:sz w:val="19"/>
+          <w:szCs w:val="19"/>
+          <w:highlight w:val="red"/>
+          <w:vertAlign w:val="baseline"/>
+          <w:lang w:val="en-US" w:eastAsia="zh-CN"/>
+        </w:rPr>
+        <w:t>然后制作按钮通用置灰方法，就是所有的按钮需要置灰效果，都调用这个方法。按钮置灰时，查找按钮下的所有节点，如果有image或者text文字等，都一起置灰。</w:t>
+      </w:r>
+    </w:p>
+    <w:p>
+      <w:pPr>
+        <w:pStyle w:val="8"/>
+        <w:keepNext w:val="0"/>
+        <w:keepLines w:val="0"/>
+        <w:pageBreakBefore w:val="0"/>
+        <w:widowControl/>
+        <w:numPr>
+          <w:ilvl w:val="0"/>
+          <w:numId w:val="2"/>
+        </w:numPr>
+        <w:suppressLineNumbers w:val="0"/>
+        <w:kinsoku/>
+        <w:wordWrap/>
+        <w:overflowPunct/>
+        <w:topLinePunct w:val="0"/>
+        <w:autoSpaceDE/>
+        <w:autoSpaceDN/>
+        <w:bidi w:val="0"/>
+        <w:adjustRightInd/>
+        <w:snapToGrid/>
+        <w:spacing w:beforeAutospacing="0" w:afterAutospacing="0" w:line="360" w:lineRule="exact"/>
+        <w:textAlignment w:val="auto"/>
+        <w:rPr>
+          <w:rFonts w:hint="default" w:ascii="微软雅黑" w:hAnsi="微软雅黑" w:eastAsia="微软雅黑" w:cs="微软雅黑"/>
+          <w:i w:val="0"/>
+          <w:iCs w:val="0"/>
+          <w:caps w:val="0"/>
+          <w:spacing w:val="0"/>
+          <w:sz w:val="19"/>
+          <w:szCs w:val="19"/>
+          <w:highlight w:val="red"/>
+          <w:vertAlign w:val="baseline"/>
+          <w:lang w:val="en-US" w:eastAsia="zh-CN"/>
+        </w:rPr>
+      </w:pPr>
+      <w:r>
+        <w:rPr>
+          <w:rFonts w:hint="eastAsia" w:ascii="微软雅黑" w:hAnsi="微软雅黑" w:eastAsia="微软雅黑" w:cs="微软雅黑"/>
+          <w:i w:val="0"/>
+          <w:iCs w:val="0"/>
+          <w:caps w:val="0"/>
+          <w:spacing w:val="0"/>
+          <w:sz w:val="19"/>
+          <w:szCs w:val="19"/>
+          <w:highlight w:val="red"/>
+          <w:vertAlign w:val="baseline"/>
+          <w:lang w:val="en-US" w:eastAsia="zh-CN"/>
+        </w:rPr>
+        <w:t>玩家点击升级按钮后，新增Q弹动画，和升级节点的特效和音效。</w:t>
+      </w:r>
+    </w:p>
+    <w:p>
+      <w:pPr>
+        <w:pStyle w:val="8"/>
+        <w:keepNext w:val="0"/>
+        <w:keepLines w:val="0"/>
+        <w:pageBreakBefore w:val="0"/>
+        <w:widowControl/>
+        <w:numPr>
+          <w:ilvl w:val="0"/>
+          <w:numId w:val="2"/>
+        </w:numPr>
+        <w:suppressLineNumbers w:val="0"/>
+        <w:kinsoku/>
+        <w:wordWrap/>
+        <w:overflowPunct/>
+        <w:topLinePunct w:val="0"/>
+        <w:autoSpaceDE/>
+        <w:autoSpaceDN/>
+        <w:bidi w:val="0"/>
+        <w:adjustRightInd/>
+        <w:snapToGrid/>
+        <w:spacing w:beforeAutospacing="0" w:afterAutospacing="0" w:line="360" w:lineRule="exact"/>
+        <w:textAlignment w:val="auto"/>
+        <w:rPr>
+          <w:rFonts w:hint="default" w:ascii="微软雅黑" w:hAnsi="微软雅黑" w:eastAsia="微软雅黑" w:cs="微软雅黑"/>
+          <w:i w:val="0"/>
+          <w:iCs w:val="0"/>
+          <w:caps w:val="0"/>
+          <w:spacing w:val="0"/>
+          <w:sz w:val="19"/>
+          <w:szCs w:val="19"/>
+          <w:highlight w:val="red"/>
+          <w:vertAlign w:val="baseline"/>
+          <w:lang w:val="en-US" w:eastAsia="zh-CN"/>
+        </w:rPr>
+      </w:pPr>
+      <w:r>
+        <w:rPr>
+          <w:rFonts w:hint="eastAsia" w:ascii="微软雅黑" w:hAnsi="微软雅黑" w:eastAsia="微软雅黑" w:cs="微软雅黑"/>
+          <w:i w:val="0"/>
+          <w:iCs w:val="0"/>
+          <w:caps w:val="0"/>
+          <w:spacing w:val="0"/>
+          <w:sz w:val="19"/>
+          <w:szCs w:val="19"/>
+          <w:highlight w:val="red"/>
+          <w:vertAlign w:val="baseline"/>
+          <w:lang w:val="en-US" w:eastAsia="zh-CN"/>
+        </w:rPr>
+        <w:t>修复熔浆液流体锯齿感，缩小炸弹怪流体，精英炸弹怪流体毛刺的。修复第三章怪物流体的位置和大小，固定流体材质球，需要流动调试很小</w:t>
+      </w:r>
+    </w:p>
+    <w:p>
+      <w:pPr>
+        <w:pStyle w:val="8"/>
+        <w:keepNext w:val="0"/>
+        <w:keepLines w:val="0"/>
+        <w:pageBreakBefore w:val="0"/>
+        <w:widowControl/>
+        <w:numPr>
+          <w:ilvl w:val="0"/>
+          <w:numId w:val="2"/>
+        </w:numPr>
+        <w:suppressLineNumbers w:val="0"/>
+        <w:kinsoku/>
+        <w:wordWrap/>
+        <w:overflowPunct/>
+        <w:topLinePunct w:val="0"/>
+        <w:autoSpaceDE/>
+        <w:autoSpaceDN/>
+        <w:bidi w:val="0"/>
+        <w:adjustRightInd/>
+        <w:snapToGrid/>
+        <w:spacing w:beforeAutospacing="0" w:afterAutospacing="0" w:line="360" w:lineRule="exact"/>
+        <w:textAlignment w:val="auto"/>
+        <w:rPr>
+          <w:rFonts w:hint="default" w:ascii="微软雅黑" w:hAnsi="微软雅黑" w:eastAsia="微软雅黑" w:cs="微软雅黑"/>
+          <w:i w:val="0"/>
+          <w:iCs w:val="0"/>
+          <w:caps w:val="0"/>
+          <w:spacing w:val="0"/>
+          <w:sz w:val="19"/>
+          <w:szCs w:val="19"/>
+          <w:highlight w:val="red"/>
+          <w:vertAlign w:val="baseline"/>
+          <w:lang w:val="en-US" w:eastAsia="zh-CN"/>
+        </w:rPr>
+      </w:pPr>
+      <w:r>
+        <w:rPr>
+          <w:rFonts w:hint="eastAsia" w:ascii="微软雅黑" w:hAnsi="微软雅黑" w:eastAsia="微软雅黑" w:cs="微软雅黑"/>
+          <w:i w:val="0"/>
+          <w:iCs w:val="0"/>
+          <w:caps w:val="0"/>
+          <w:spacing w:val="0"/>
+          <w:sz w:val="19"/>
+          <w:szCs w:val="19"/>
+          <w:highlight w:val="red"/>
+          <w:vertAlign w:val="baseline"/>
+          <w:lang w:val="en-US" w:eastAsia="zh-CN"/>
+        </w:rPr>
+        <w:t>手机上当有多个分裂怪同时死亡和旁边有小怪爆炸，感觉音效声音太大，也很刺耳。</w:t>
+      </w:r>
+    </w:p>
+    <w:p>
+      <w:pPr>
+        <w:pStyle w:val="8"/>
+        <w:keepNext w:val="0"/>
+        <w:keepLines w:val="0"/>
+        <w:pageBreakBefore w:val="0"/>
+        <w:widowControl/>
+        <w:numPr>
+          <w:ilvl w:val="0"/>
+          <w:numId w:val="2"/>
+        </w:numPr>
+        <w:suppressLineNumbers w:val="0"/>
+        <w:kinsoku/>
+        <w:wordWrap/>
+        <w:overflowPunct/>
+        <w:topLinePunct w:val="0"/>
+        <w:autoSpaceDE/>
+        <w:autoSpaceDN/>
+        <w:bidi w:val="0"/>
+        <w:adjustRightInd/>
+        <w:snapToGrid/>
+        <w:spacing w:beforeAutospacing="0" w:afterAutospacing="0" w:line="360" w:lineRule="exact"/>
+        <w:textAlignment w:val="auto"/>
+        <w:rPr>
+          <w:rFonts w:hint="default" w:ascii="微软雅黑" w:hAnsi="微软雅黑" w:eastAsia="微软雅黑" w:cs="微软雅黑"/>
+          <w:i w:val="0"/>
+          <w:iCs w:val="0"/>
+          <w:caps w:val="0"/>
+          <w:spacing w:val="0"/>
+          <w:sz w:val="19"/>
+          <w:szCs w:val="19"/>
+          <w:highlight w:val="red"/>
+          <w:vertAlign w:val="baseline"/>
+          <w:lang w:val="en-US" w:eastAsia="zh-CN"/>
+        </w:rPr>
+      </w:pPr>
+      <w:r>
+        <w:rPr>
+          <w:rFonts w:hint="eastAsia" w:ascii="微软雅黑" w:hAnsi="微软雅黑" w:eastAsia="微软雅黑" w:cs="微软雅黑"/>
+          <w:i w:val="0"/>
+          <w:iCs w:val="0"/>
+          <w:caps w:val="0"/>
+          <w:spacing w:val="0"/>
+          <w:sz w:val="19"/>
+          <w:szCs w:val="19"/>
+          <w:highlight w:val="red"/>
+          <w:vertAlign w:val="baseline"/>
+          <w:lang w:val="en-US" w:eastAsia="zh-CN"/>
+        </w:rPr>
+        <w:t>手机上新手引导黄色光效闪烁的亮点层级很低和调试扣洞窗口的大小。</w:t>
+      </w:r>
+    </w:p>
+    <w:p>
+      <w:pPr>
+        <w:pStyle w:val="8"/>
+        <w:keepNext w:val="0"/>
+        <w:keepLines w:val="0"/>
+        <w:pageBreakBefore w:val="0"/>
+        <w:widowControl/>
+        <w:numPr>
+          <w:ilvl w:val="0"/>
+          <w:numId w:val="2"/>
+        </w:numPr>
+        <w:suppressLineNumbers w:val="0"/>
+        <w:kinsoku/>
+        <w:wordWrap/>
+        <w:overflowPunct/>
+        <w:topLinePunct w:val="0"/>
+        <w:autoSpaceDE/>
+        <w:autoSpaceDN/>
+        <w:bidi w:val="0"/>
+        <w:adjustRightInd/>
+        <w:snapToGrid/>
+        <w:spacing w:beforeAutospacing="0" w:afterAutospacing="0" w:line="360" w:lineRule="exact"/>
+        <w:textAlignment w:val="auto"/>
+        <w:rPr>
+          <w:rFonts w:hint="default" w:ascii="微软雅黑" w:hAnsi="微软雅黑" w:eastAsia="微软雅黑" w:cs="微软雅黑"/>
+          <w:i w:val="0"/>
+          <w:iCs w:val="0"/>
+          <w:caps w:val="0"/>
+          <w:spacing w:val="0"/>
+          <w:sz w:val="19"/>
+          <w:szCs w:val="19"/>
+          <w:highlight w:val="red"/>
+          <w:vertAlign w:val="baseline"/>
+          <w:lang w:val="en-US" w:eastAsia="zh-CN"/>
+        </w:rPr>
+      </w:pPr>
+      <w:r>
+        <w:rPr>
+          <w:rFonts w:hint="eastAsia" w:ascii="微软雅黑" w:hAnsi="微软雅黑" w:eastAsia="微软雅黑" w:cs="微软雅黑"/>
+          <w:i w:val="0"/>
+          <w:iCs w:val="0"/>
+          <w:caps w:val="0"/>
+          <w:spacing w:val="0"/>
+          <w:sz w:val="19"/>
+          <w:szCs w:val="19"/>
+          <w:highlight w:val="red"/>
+          <w:vertAlign w:val="baseline"/>
+          <w:lang w:val="en-US" w:eastAsia="zh-CN"/>
+        </w:rPr>
+        <w:t>玩家点击装备上的物品，没有音效。</w:t>
+      </w:r>
+    </w:p>
+    <w:p>
+      <w:pPr>
+        <w:pStyle w:val="8"/>
+        <w:keepNext w:val="0"/>
+        <w:keepLines w:val="0"/>
+        <w:pageBreakBefore w:val="0"/>
+        <w:widowControl/>
+        <w:numPr>
+          <w:ilvl w:val="0"/>
+          <w:numId w:val="2"/>
+        </w:numPr>
+        <w:suppressLineNumbers w:val="0"/>
+        <w:kinsoku/>
+        <w:wordWrap/>
+        <w:overflowPunct/>
+        <w:topLinePunct w:val="0"/>
+        <w:autoSpaceDE/>
+        <w:autoSpaceDN/>
+        <w:bidi w:val="0"/>
+        <w:adjustRightInd/>
+        <w:snapToGrid/>
+        <w:spacing w:beforeAutospacing="0" w:afterAutospacing="0" w:line="360" w:lineRule="exact"/>
+        <w:textAlignment w:val="auto"/>
+        <w:rPr>
+          <w:rFonts w:hint="default" w:ascii="微软雅黑" w:hAnsi="微软雅黑" w:eastAsia="微软雅黑" w:cs="微软雅黑"/>
+          <w:i w:val="0"/>
+          <w:iCs w:val="0"/>
+          <w:caps w:val="0"/>
+          <w:spacing w:val="0"/>
+          <w:sz w:val="19"/>
+          <w:szCs w:val="19"/>
+          <w:highlight w:val="red"/>
+          <w:vertAlign w:val="baseline"/>
+          <w:lang w:val="en-US" w:eastAsia="zh-CN"/>
+        </w:rPr>
+      </w:pPr>
+      <w:r>
+        <w:rPr>
+          <w:rFonts w:hint="eastAsia" w:ascii="微软雅黑" w:hAnsi="微软雅黑" w:eastAsia="微软雅黑" w:cs="微软雅黑"/>
+          <w:i w:val="0"/>
+          <w:iCs w:val="0"/>
+          <w:caps w:val="0"/>
+          <w:spacing w:val="0"/>
+          <w:sz w:val="19"/>
+          <w:szCs w:val="19"/>
+          <w:highlight w:val="red"/>
+          <w:vertAlign w:val="baseline"/>
+          <w:lang w:val="en-US" w:eastAsia="zh-CN"/>
+        </w:rPr>
+        <w:t>在战斗中第一章和第二章打死小怪都有冒烟特效，为什么第三章会出现打死小怪没有调用EnemySteam冒烟特效和音效？</w:t>
+      </w:r>
+    </w:p>
+    <w:p>
+      <w:pPr>
+        <w:pStyle w:val="8"/>
+        <w:keepNext w:val="0"/>
+        <w:keepLines w:val="0"/>
+        <w:pageBreakBefore w:val="0"/>
+        <w:widowControl/>
+        <w:numPr>
+          <w:ilvl w:val="0"/>
+          <w:numId w:val="2"/>
+        </w:numPr>
+        <w:suppressLineNumbers w:val="0"/>
+        <w:kinsoku/>
+        <w:wordWrap/>
+        <w:overflowPunct/>
+        <w:topLinePunct w:val="0"/>
+        <w:autoSpaceDE/>
+        <w:autoSpaceDN/>
+        <w:bidi w:val="0"/>
+        <w:adjustRightInd/>
+        <w:snapToGrid/>
+        <w:spacing w:beforeAutospacing="0" w:afterAutospacing="0" w:line="360" w:lineRule="exact"/>
+        <w:textAlignment w:val="auto"/>
+        <w:rPr>
+          <w:rFonts w:hint="default" w:ascii="微软雅黑" w:hAnsi="微软雅黑" w:eastAsia="微软雅黑" w:cs="微软雅黑"/>
+          <w:i w:val="0"/>
+          <w:iCs w:val="0"/>
+          <w:caps w:val="0"/>
+          <w:spacing w:val="0"/>
+          <w:sz w:val="19"/>
+          <w:szCs w:val="19"/>
+          <w:highlight w:val="red"/>
+          <w:vertAlign w:val="baseline"/>
+          <w:lang w:val="en-US" w:eastAsia="zh-CN"/>
+        </w:rPr>
+      </w:pPr>
+      <w:r>
+        <w:rPr>
+          <w:rFonts w:hint="eastAsia" w:ascii="微软雅黑" w:hAnsi="微软雅黑" w:eastAsia="微软雅黑" w:cs="微软雅黑"/>
+          <w:i w:val="0"/>
+          <w:iCs w:val="0"/>
+          <w:caps w:val="0"/>
+          <w:spacing w:val="0"/>
+          <w:sz w:val="19"/>
+          <w:szCs w:val="19"/>
+          <w:highlight w:val="red"/>
+          <w:vertAlign w:val="baseline"/>
+          <w:lang w:val="en-US" w:eastAsia="zh-CN"/>
+        </w:rPr>
+        <w:t>需要修复BUG，技能三选一，选择卡片，卡片会一直放大的动画BUG。应该是玩家技能三选一，点击技能卡片后，有一个选择卡片Q弹的动画效果，然后界面关闭隐藏。下次技能三选一时，3个卡片又会正常大小显示。技能三选一出现第一次选择聚能透镜技能，第二次升级弹出技能三选一时，显示其它技能的升级，出现了卡片信息不一致，还有选择的卡片和实际战斗中的技能效果也不一致的问题，需要排查这个BUG问题。</w:t>
+      </w:r>
+    </w:p>
+    <w:p>
+      <w:pPr>
+        <w:pStyle w:val="8"/>
+        <w:keepNext w:val="0"/>
+        <w:keepLines w:val="0"/>
+        <w:pageBreakBefore w:val="0"/>
+        <w:widowControl/>
+        <w:numPr>
+          <w:ilvl w:val="0"/>
+          <w:numId w:val="2"/>
+        </w:numPr>
+        <w:suppressLineNumbers w:val="0"/>
+        <w:kinsoku/>
+        <w:wordWrap/>
+        <w:overflowPunct/>
+        <w:topLinePunct w:val="0"/>
+        <w:autoSpaceDE/>
+        <w:autoSpaceDN/>
+        <w:bidi w:val="0"/>
+        <w:adjustRightInd/>
+        <w:snapToGrid/>
+        <w:spacing w:beforeAutospacing="0" w:afterAutospacing="0" w:line="360" w:lineRule="exact"/>
+        <w:textAlignment w:val="auto"/>
+        <w:rPr>
+          <w:rFonts w:hint="eastAsia" w:ascii="微软雅黑" w:hAnsi="微软雅黑" w:eastAsia="微软雅黑" w:cs="微软雅黑"/>
+          <w:i w:val="0"/>
+          <w:iCs w:val="0"/>
+          <w:caps w:val="0"/>
+          <w:spacing w:val="0"/>
+          <w:sz w:val="19"/>
+          <w:szCs w:val="19"/>
+          <w:highlight w:val="red"/>
+          <w:vertAlign w:val="baseline"/>
+          <w:lang w:val="en-US" w:eastAsia="zh-CN"/>
+        </w:rPr>
+      </w:pPr>
+      <w:r>
+        <w:rPr>
+          <w:rFonts w:hint="eastAsia" w:ascii="微软雅黑" w:hAnsi="微软雅黑" w:eastAsia="微软雅黑" w:cs="微软雅黑"/>
+          <w:i w:val="0"/>
+          <w:iCs w:val="0"/>
+          <w:caps w:val="0"/>
+          <w:spacing w:val="0"/>
+          <w:sz w:val="19"/>
+          <w:szCs w:val="19"/>
+          <w:highlight w:val="red"/>
+          <w:vertAlign w:val="baseline"/>
+          <w:lang w:val="en-US" w:eastAsia="zh-CN"/>
+        </w:rPr>
+        <w:t>加入BOSS出场吼一下播放黑线特效功能，并解决BOSS入场黑线特效，为什么有时有，有时没有？例如我手机上打第二章BOSS就播放了黑线特效，但是第三章就没有入场吼叫的黑线特效显示，这是什么问题？需要我打开日志，再电脑上跑出这个BUG问题吗？还是你这边可以排查到是什么问题？</w:t>
+      </w:r>
+    </w:p>
+    <w:p>
+      <w:pPr>
+        <w:pStyle w:val="8"/>
+        <w:keepNext w:val="0"/>
+        <w:keepLines w:val="0"/>
+        <w:pageBreakBefore w:val="0"/>
+        <w:widowControl/>
+        <w:numPr>
+          <w:ilvl w:val="0"/>
+          <w:numId w:val="2"/>
+        </w:numPr>
+        <w:suppressLineNumbers w:val="0"/>
+        <w:kinsoku/>
+        <w:wordWrap/>
+        <w:overflowPunct/>
+        <w:topLinePunct w:val="0"/>
+        <w:autoSpaceDE/>
+        <w:autoSpaceDN/>
+        <w:bidi w:val="0"/>
+        <w:adjustRightInd/>
+        <w:snapToGrid/>
+        <w:spacing w:beforeAutospacing="0" w:afterAutospacing="0" w:line="360" w:lineRule="exact"/>
+        <w:textAlignment w:val="auto"/>
+        <w:rPr>
+          <w:rFonts w:hint="eastAsia" w:ascii="微软雅黑" w:hAnsi="微软雅黑" w:eastAsia="微软雅黑" w:cs="微软雅黑"/>
+          <w:i w:val="0"/>
+          <w:iCs w:val="0"/>
+          <w:caps w:val="0"/>
+          <w:spacing w:val="0"/>
+          <w:sz w:val="19"/>
+          <w:szCs w:val="19"/>
+          <w:highlight w:val="red"/>
+          <w:vertAlign w:val="baseline"/>
+          <w:lang w:val="en-US" w:eastAsia="zh-CN"/>
+        </w:rPr>
+      </w:pPr>
+      <w:r>
+        <w:rPr>
+          <w:rFonts w:hint="eastAsia" w:ascii="微软雅黑" w:hAnsi="微软雅黑" w:eastAsia="微软雅黑" w:cs="微软雅黑"/>
+          <w:i w:val="0"/>
+          <w:iCs w:val="0"/>
+          <w:caps w:val="0"/>
+          <w:spacing w:val="0"/>
+          <w:sz w:val="19"/>
+          <w:szCs w:val="19"/>
+          <w:highlight w:val="red"/>
+          <w:vertAlign w:val="baseline"/>
+          <w:lang w:val="en-US" w:eastAsia="zh-CN"/>
+        </w:rPr>
+        <w:t>难度3达到19级，每个章节的难度2-5 不应该压缩怪物的经验，应该提高升级所需经验，然后增加怪物数量，可以达到升级所需经验。</w:t>
+      </w:r>
+    </w:p>
+    <w:p>
+      <w:pPr>
+        <w:pStyle w:val="8"/>
+        <w:keepNext w:val="0"/>
+        <w:keepLines w:val="0"/>
+        <w:pageBreakBefore w:val="0"/>
+        <w:widowControl/>
+        <w:numPr>
+          <w:ilvl w:val="0"/>
+          <w:numId w:val="2"/>
+        </w:numPr>
+        <w:suppressLineNumbers w:val="0"/>
+        <w:kinsoku/>
+        <w:wordWrap/>
+        <w:overflowPunct/>
+        <w:topLinePunct w:val="0"/>
+        <w:autoSpaceDE/>
+        <w:autoSpaceDN/>
+        <w:bidi w:val="0"/>
+        <w:adjustRightInd/>
+        <w:snapToGrid/>
+        <w:spacing w:beforeAutospacing="0" w:afterAutospacing="0" w:line="360" w:lineRule="exact"/>
+        <w:textAlignment w:val="auto"/>
+        <w:rPr>
+          <w:rFonts w:hint="default" w:ascii="微软雅黑" w:hAnsi="微软雅黑" w:eastAsia="微软雅黑" w:cs="微软雅黑"/>
+          <w:i w:val="0"/>
+          <w:iCs w:val="0"/>
+          <w:caps w:val="0"/>
+          <w:spacing w:val="0"/>
+          <w:sz w:val="19"/>
+          <w:szCs w:val="19"/>
+          <w:highlight w:val="red"/>
+          <w:vertAlign w:val="baseline"/>
+          <w:lang w:val="en-US" w:eastAsia="zh-CN"/>
+        </w:rPr>
+      </w:pPr>
+      <w:r>
+        <w:rPr>
+          <w:rFonts w:hint="eastAsia" w:ascii="微软雅黑" w:hAnsi="微软雅黑" w:eastAsia="微软雅黑" w:cs="微软雅黑"/>
+          <w:i w:val="0"/>
+          <w:iCs w:val="0"/>
+          <w:caps w:val="0"/>
+          <w:spacing w:val="0"/>
+          <w:sz w:val="19"/>
+          <w:szCs w:val="19"/>
+          <w:highlight w:val="red"/>
+          <w:vertAlign w:val="baseline"/>
+          <w:lang w:val="en-US" w:eastAsia="zh-CN"/>
+        </w:rPr>
+        <w:t>收集这几天游戏的所有csv数据，然后读取相关数值策划文档，查看是否满足第一章的胜率80%，第二章50%，第三章的20%通关的难度。不要让玩家轻易的通关，需要就让玩家感觉差一点点通关，然后去升级科技树和装备来提升战力通关。</w:t>
+      </w:r>
+    </w:p>
+    <w:p>
+      <w:pPr>
+        <w:pStyle w:val="8"/>
+        <w:keepNext w:val="0"/>
+        <w:keepLines w:val="0"/>
+        <w:pageBreakBefore w:val="0"/>
+        <w:widowControl/>
+        <w:numPr>
+          <w:ilvl w:val="0"/>
+          <w:numId w:val="2"/>
+        </w:numPr>
+        <w:suppressLineNumbers w:val="0"/>
+        <w:kinsoku/>
+        <w:wordWrap/>
+        <w:overflowPunct/>
+        <w:topLinePunct w:val="0"/>
+        <w:autoSpaceDE/>
+        <w:autoSpaceDN/>
+        <w:bidi w:val="0"/>
+        <w:adjustRightInd/>
+        <w:snapToGrid/>
+        <w:spacing w:beforeAutospacing="0" w:afterAutospacing="0" w:line="360" w:lineRule="exact"/>
+        <w:textAlignment w:val="auto"/>
+        <w:rPr>
+          <w:rFonts w:hint="eastAsia" w:ascii="微软雅黑" w:hAnsi="微软雅黑" w:eastAsia="微软雅黑" w:cs="微软雅黑"/>
+          <w:i w:val="0"/>
+          <w:iCs w:val="0"/>
+          <w:caps w:val="0"/>
+          <w:spacing w:val="0"/>
+          <w:sz w:val="19"/>
+          <w:szCs w:val="19"/>
+          <w:highlight w:val="red"/>
+          <w:vertAlign w:val="baseline"/>
+          <w:lang w:val="en-US" w:eastAsia="zh-CN"/>
+        </w:rPr>
+      </w:pPr>
     </w:p>
     <w:p>
       <w:pPr>
@@ -16792,7 +17676,7 @@
           <w:vertAlign w:val="baseline"/>
           <w:lang w:val="en-US" w:eastAsia="zh-CN"/>
         </w:rPr>
-        <w:t>迭代第三章怪物的美术效果（以第二章怪物为标准）</w:t>
+        <w:t>迭代第一章怪物的美术效果（以第二章怪物为标准）</w:t>
       </w:r>
     </w:p>
     <w:p>
@@ -17104,6 +17988,771 @@
           <w:vertAlign w:val="baseline"/>
           <w:lang w:val="en-US" w:eastAsia="zh-CN"/>
         </w:rPr>
+        <w:t>科技树解锁后按钮上没有红点。考虑是否主界面强制引导点击科技树按钮，进入科技树界面。</w:t>
+      </w:r>
+    </w:p>
+    <w:p>
+      <w:pPr>
+        <w:pStyle w:val="8"/>
+        <w:keepNext w:val="0"/>
+        <w:keepLines w:val="0"/>
+        <w:pageBreakBefore w:val="0"/>
+        <w:widowControl/>
+        <w:numPr>
+          <w:ilvl w:val="0"/>
+          <w:numId w:val="2"/>
+        </w:numPr>
+        <w:suppressLineNumbers w:val="0"/>
+        <w:kinsoku/>
+        <w:wordWrap/>
+        <w:overflowPunct/>
+        <w:topLinePunct w:val="0"/>
+        <w:autoSpaceDE/>
+        <w:autoSpaceDN/>
+        <w:bidi w:val="0"/>
+        <w:adjustRightInd/>
+        <w:snapToGrid/>
+        <w:spacing w:beforeAutospacing="0" w:afterAutospacing="0" w:line="360" w:lineRule="exact"/>
+        <w:textAlignment w:val="auto"/>
+        <w:rPr>
+          <w:rFonts w:hint="eastAsia" w:ascii="微软雅黑" w:hAnsi="微软雅黑" w:eastAsia="微软雅黑" w:cs="微软雅黑"/>
+          <w:i w:val="0"/>
+          <w:iCs w:val="0"/>
+          <w:caps w:val="0"/>
+          <w:spacing w:val="0"/>
+          <w:sz w:val="19"/>
+          <w:szCs w:val="19"/>
+          <w:highlight w:val="lightGray"/>
+          <w:vertAlign w:val="baseline"/>
+          <w:lang w:val="en-US" w:eastAsia="zh-CN"/>
+        </w:rPr>
+      </w:pPr>
+      <w:r>
+        <w:rPr>
+          <w:rFonts w:hint="eastAsia" w:ascii="微软雅黑" w:hAnsi="微软雅黑" w:eastAsia="微软雅黑" w:cs="微软雅黑"/>
+          <w:i w:val="0"/>
+          <w:iCs w:val="0"/>
+          <w:caps w:val="0"/>
+          <w:spacing w:val="0"/>
+          <w:sz w:val="19"/>
+          <w:szCs w:val="19"/>
+          <w:highlight w:val="lightGray"/>
+          <w:vertAlign w:val="baseline"/>
+          <w:lang w:val="en-US" w:eastAsia="zh-CN"/>
+        </w:rPr>
+        <w:t>需要制作火山BOSS的岩石脱落特效和音效。</w:t>
+      </w:r>
+    </w:p>
+    <w:p>
+      <w:pPr>
+        <w:pStyle w:val="8"/>
+        <w:keepNext w:val="0"/>
+        <w:keepLines w:val="0"/>
+        <w:pageBreakBefore w:val="0"/>
+        <w:widowControl/>
+        <w:numPr>
+          <w:ilvl w:val="0"/>
+          <w:numId w:val="2"/>
+        </w:numPr>
+        <w:suppressLineNumbers w:val="0"/>
+        <w:kinsoku/>
+        <w:wordWrap/>
+        <w:overflowPunct/>
+        <w:topLinePunct w:val="0"/>
+        <w:autoSpaceDE/>
+        <w:autoSpaceDN/>
+        <w:bidi w:val="0"/>
+        <w:adjustRightInd/>
+        <w:snapToGrid/>
+        <w:spacing w:beforeAutospacing="0" w:afterAutospacing="0" w:line="360" w:lineRule="exact"/>
+        <w:textAlignment w:val="auto"/>
+        <w:rPr>
+          <w:rFonts w:hint="eastAsia" w:ascii="微软雅黑" w:hAnsi="微软雅黑" w:eastAsia="微软雅黑" w:cs="微软雅黑"/>
+          <w:i w:val="0"/>
+          <w:iCs w:val="0"/>
+          <w:caps w:val="0"/>
+          <w:spacing w:val="0"/>
+          <w:sz w:val="19"/>
+          <w:szCs w:val="19"/>
+          <w:highlight w:val="lightGray"/>
+          <w:vertAlign w:val="baseline"/>
+          <w:lang w:val="en-US" w:eastAsia="zh-CN"/>
+        </w:rPr>
+      </w:pPr>
+      <w:r>
+        <w:rPr>
+          <w:rFonts w:hint="eastAsia" w:ascii="微软雅黑" w:hAnsi="微软雅黑" w:eastAsia="微软雅黑" w:cs="微软雅黑"/>
+          <w:i w:val="0"/>
+          <w:iCs w:val="0"/>
+          <w:caps w:val="0"/>
+          <w:spacing w:val="0"/>
+          <w:sz w:val="19"/>
+          <w:szCs w:val="19"/>
+          <w:highlight w:val="lightGray"/>
+          <w:vertAlign w:val="baseline"/>
+          <w:lang w:val="en-US" w:eastAsia="zh-CN"/>
+        </w:rPr>
+        <w:t>BOSS释放技能时对玩家的光棱塔造成冰冻效果，新增一个判断，如果玩家释放大招，则不会被造成冰冻效果。因为大招免疫一切伤害和BUFF效果。</w:t>
+      </w:r>
+    </w:p>
+    <w:p>
+      <w:pPr>
+        <w:pStyle w:val="8"/>
+        <w:keepNext w:val="0"/>
+        <w:keepLines w:val="0"/>
+        <w:pageBreakBefore w:val="0"/>
+        <w:widowControl/>
+        <w:numPr>
+          <w:ilvl w:val="0"/>
+          <w:numId w:val="2"/>
+        </w:numPr>
+        <w:suppressLineNumbers w:val="0"/>
+        <w:kinsoku/>
+        <w:wordWrap/>
+        <w:overflowPunct/>
+        <w:topLinePunct w:val="0"/>
+        <w:autoSpaceDE/>
+        <w:autoSpaceDN/>
+        <w:bidi w:val="0"/>
+        <w:adjustRightInd/>
+        <w:snapToGrid/>
+        <w:spacing w:beforeAutospacing="0" w:afterAutospacing="0" w:line="360" w:lineRule="exact"/>
+        <w:textAlignment w:val="auto"/>
+        <w:rPr>
+          <w:rFonts w:hint="default" w:ascii="微软雅黑" w:hAnsi="微软雅黑" w:eastAsia="微软雅黑" w:cs="微软雅黑"/>
+          <w:i w:val="0"/>
+          <w:iCs w:val="0"/>
+          <w:caps w:val="0"/>
+          <w:spacing w:val="0"/>
+          <w:sz w:val="19"/>
+          <w:szCs w:val="19"/>
+          <w:highlight w:val="lightGray"/>
+          <w:vertAlign w:val="baseline"/>
+          <w:lang w:val="en-US" w:eastAsia="zh-CN"/>
+        </w:rPr>
+      </w:pPr>
+      <w:r>
+        <w:rPr>
+          <w:rFonts w:hint="eastAsia" w:ascii="微软雅黑" w:hAnsi="微软雅黑" w:eastAsia="微软雅黑" w:cs="微软雅黑"/>
+          <w:i w:val="0"/>
+          <w:iCs w:val="0"/>
+          <w:caps w:val="0"/>
+          <w:spacing w:val="0"/>
+          <w:sz w:val="19"/>
+          <w:szCs w:val="19"/>
+          <w:highlight w:val="lightGray"/>
+          <w:vertAlign w:val="baseline"/>
+          <w:lang w:val="en-US" w:eastAsia="zh-CN"/>
+        </w:rPr>
+        <w:t>修改飘字相关问题，1.为什么有的伤害飘字是一行，有的伤害飘字是两行？例如：1102，有时是一行，有时是两行。2.整理BOSS飘字比较乱和比较花的问题。</w:t>
+      </w:r>
+    </w:p>
+    <w:p>
+      <w:pPr>
+        <w:pStyle w:val="8"/>
+        <w:keepNext w:val="0"/>
+        <w:keepLines w:val="0"/>
+        <w:pageBreakBefore w:val="0"/>
+        <w:widowControl/>
+        <w:numPr>
+          <w:ilvl w:val="0"/>
+          <w:numId w:val="2"/>
+        </w:numPr>
+        <w:suppressLineNumbers w:val="0"/>
+        <w:kinsoku/>
+        <w:wordWrap/>
+        <w:overflowPunct/>
+        <w:topLinePunct w:val="0"/>
+        <w:autoSpaceDE/>
+        <w:autoSpaceDN/>
+        <w:bidi w:val="0"/>
+        <w:adjustRightInd/>
+        <w:snapToGrid/>
+        <w:spacing w:beforeAutospacing="0" w:afterAutospacing="0" w:line="360" w:lineRule="exact"/>
+        <w:textAlignment w:val="auto"/>
+        <w:rPr>
+          <w:rFonts w:hint="default" w:ascii="微软雅黑" w:hAnsi="微软雅黑" w:eastAsia="微软雅黑" w:cs="微软雅黑"/>
+          <w:i w:val="0"/>
+          <w:iCs w:val="0"/>
+          <w:caps w:val="0"/>
+          <w:spacing w:val="0"/>
+          <w:sz w:val="19"/>
+          <w:szCs w:val="19"/>
+          <w:highlight w:val="lightGray"/>
+          <w:vertAlign w:val="baseline"/>
+          <w:lang w:val="en-US" w:eastAsia="zh-CN"/>
+        </w:rPr>
+      </w:pPr>
+      <w:r>
+        <w:rPr>
+          <w:rFonts w:hint="eastAsia" w:ascii="微软雅黑" w:hAnsi="微软雅黑" w:eastAsia="微软雅黑" w:cs="微软雅黑"/>
+          <w:i w:val="0"/>
+          <w:iCs w:val="0"/>
+          <w:caps w:val="0"/>
+          <w:spacing w:val="0"/>
+          <w:sz w:val="19"/>
+          <w:szCs w:val="19"/>
+          <w:highlight w:val="lightGray"/>
+          <w:vertAlign w:val="baseline"/>
+          <w:lang w:val="en-US" w:eastAsia="zh-CN"/>
+        </w:rPr>
+        <w:t>然后结算界面需要做一个礼盒爆开，逐个显示战利品的Q弹UI特效，</w:t>
+      </w:r>
+    </w:p>
+    <w:p>
+      <w:pPr>
+        <w:pStyle w:val="8"/>
+        <w:keepNext w:val="0"/>
+        <w:keepLines w:val="0"/>
+        <w:pageBreakBefore w:val="0"/>
+        <w:widowControl/>
+        <w:numPr>
+          <w:ilvl w:val="0"/>
+          <w:numId w:val="2"/>
+        </w:numPr>
+        <w:suppressLineNumbers w:val="0"/>
+        <w:kinsoku/>
+        <w:wordWrap/>
+        <w:overflowPunct/>
+        <w:topLinePunct w:val="0"/>
+        <w:autoSpaceDE/>
+        <w:autoSpaceDN/>
+        <w:bidi w:val="0"/>
+        <w:adjustRightInd/>
+        <w:snapToGrid/>
+        <w:spacing w:beforeAutospacing="0" w:afterAutospacing="0" w:line="360" w:lineRule="exact"/>
+        <w:textAlignment w:val="auto"/>
+        <w:rPr>
+          <w:rFonts w:hint="default" w:ascii="微软雅黑" w:hAnsi="微软雅黑" w:eastAsia="微软雅黑" w:cs="微软雅黑"/>
+          <w:i w:val="0"/>
+          <w:iCs w:val="0"/>
+          <w:caps w:val="0"/>
+          <w:spacing w:val="0"/>
+          <w:sz w:val="19"/>
+          <w:szCs w:val="19"/>
+          <w:highlight w:val="lightGray"/>
+          <w:vertAlign w:val="baseline"/>
+          <w:lang w:val="en-US" w:eastAsia="zh-CN"/>
+        </w:rPr>
+      </w:pPr>
+      <w:r>
+        <w:rPr>
+          <w:rFonts w:hint="eastAsia" w:ascii="微软雅黑" w:hAnsi="微软雅黑" w:eastAsia="微软雅黑" w:cs="微软雅黑"/>
+          <w:i w:val="0"/>
+          <w:iCs w:val="0"/>
+          <w:caps w:val="0"/>
+          <w:spacing w:val="0"/>
+          <w:sz w:val="19"/>
+          <w:szCs w:val="19"/>
+          <w:highlight w:val="lightGray"/>
+          <w:vertAlign w:val="baseline"/>
+          <w:lang w:val="en-US" w:eastAsia="zh-CN"/>
+        </w:rPr>
+        <w:t>手机启动光与朽应用程序，替换默认的团结引擎启动动画，改为别的启动加载界面。</w:t>
+      </w:r>
+    </w:p>
+    <w:p>
+      <w:pPr>
+        <w:pStyle w:val="8"/>
+        <w:keepNext w:val="0"/>
+        <w:keepLines w:val="0"/>
+        <w:pageBreakBefore w:val="0"/>
+        <w:widowControl/>
+        <w:numPr>
+          <w:ilvl w:val="0"/>
+          <w:numId w:val="2"/>
+        </w:numPr>
+        <w:suppressLineNumbers w:val="0"/>
+        <w:kinsoku/>
+        <w:wordWrap/>
+        <w:overflowPunct/>
+        <w:topLinePunct w:val="0"/>
+        <w:autoSpaceDE/>
+        <w:autoSpaceDN/>
+        <w:bidi w:val="0"/>
+        <w:adjustRightInd/>
+        <w:snapToGrid/>
+        <w:spacing w:beforeAutospacing="0" w:afterAutospacing="0" w:line="360" w:lineRule="exact"/>
+        <w:textAlignment w:val="auto"/>
+        <w:rPr>
+          <w:rFonts w:hint="default" w:ascii="微软雅黑" w:hAnsi="微软雅黑" w:eastAsia="微软雅黑" w:cs="微软雅黑"/>
+          <w:i w:val="0"/>
+          <w:iCs w:val="0"/>
+          <w:caps w:val="0"/>
+          <w:spacing w:val="0"/>
+          <w:sz w:val="19"/>
+          <w:szCs w:val="19"/>
+          <w:highlight w:val="lightGray"/>
+          <w:vertAlign w:val="baseline"/>
+          <w:lang w:val="en-US" w:eastAsia="zh-CN"/>
+        </w:rPr>
+      </w:pPr>
+      <w:r>
+        <w:rPr>
+          <w:rFonts w:hint="eastAsia" w:ascii="微软雅黑" w:hAnsi="微软雅黑" w:eastAsia="微软雅黑" w:cs="微软雅黑"/>
+          <w:i w:val="0"/>
+          <w:iCs w:val="0"/>
+          <w:caps w:val="0"/>
+          <w:spacing w:val="0"/>
+          <w:sz w:val="19"/>
+          <w:szCs w:val="19"/>
+          <w:highlight w:val="lightGray"/>
+          <w:vertAlign w:val="baseline"/>
+          <w:lang w:val="en-US" w:eastAsia="zh-CN"/>
+        </w:rPr>
+        <w:t>释放大招需要玩家护盾也发光。</w:t>
+      </w:r>
+    </w:p>
+    <w:p>
+      <w:pPr>
+        <w:pStyle w:val="8"/>
+        <w:keepNext w:val="0"/>
+        <w:keepLines w:val="0"/>
+        <w:pageBreakBefore w:val="0"/>
+        <w:widowControl/>
+        <w:numPr>
+          <w:ilvl w:val="0"/>
+          <w:numId w:val="2"/>
+        </w:numPr>
+        <w:suppressLineNumbers w:val="0"/>
+        <w:kinsoku/>
+        <w:wordWrap/>
+        <w:overflowPunct/>
+        <w:topLinePunct w:val="0"/>
+        <w:autoSpaceDE/>
+        <w:autoSpaceDN/>
+        <w:bidi w:val="0"/>
+        <w:adjustRightInd/>
+        <w:snapToGrid/>
+        <w:spacing w:beforeAutospacing="0" w:afterAutospacing="0" w:line="360" w:lineRule="exact"/>
+        <w:textAlignment w:val="auto"/>
+        <w:rPr>
+          <w:rFonts w:hint="default" w:ascii="微软雅黑" w:hAnsi="微软雅黑" w:eastAsia="微软雅黑" w:cs="微软雅黑"/>
+          <w:i w:val="0"/>
+          <w:iCs w:val="0"/>
+          <w:caps w:val="0"/>
+          <w:spacing w:val="0"/>
+          <w:sz w:val="19"/>
+          <w:szCs w:val="19"/>
+          <w:highlight w:val="lightGray"/>
+          <w:vertAlign w:val="baseline"/>
+          <w:lang w:val="en-US" w:eastAsia="zh-CN"/>
+        </w:rPr>
+      </w:pPr>
+      <w:r>
+        <w:rPr>
+          <w:rFonts w:hint="eastAsia" w:ascii="微软雅黑" w:hAnsi="微软雅黑" w:eastAsia="微软雅黑" w:cs="微软雅黑"/>
+          <w:i w:val="0"/>
+          <w:iCs w:val="0"/>
+          <w:caps w:val="0"/>
+          <w:spacing w:val="0"/>
+          <w:sz w:val="19"/>
+          <w:szCs w:val="19"/>
+          <w:highlight w:val="lightGray"/>
+          <w:vertAlign w:val="baseline"/>
+          <w:lang w:val="en-US" w:eastAsia="zh-CN"/>
+        </w:rPr>
+        <w:t>优化主界面显示 难度一 和难度二 等文字和选项条</w:t>
+      </w:r>
+    </w:p>
+    <w:p>
+      <w:pPr>
+        <w:pStyle w:val="8"/>
+        <w:keepNext w:val="0"/>
+        <w:keepLines w:val="0"/>
+        <w:pageBreakBefore w:val="0"/>
+        <w:widowControl/>
+        <w:numPr>
+          <w:ilvl w:val="0"/>
+          <w:numId w:val="2"/>
+        </w:numPr>
+        <w:suppressLineNumbers w:val="0"/>
+        <w:kinsoku/>
+        <w:wordWrap/>
+        <w:overflowPunct/>
+        <w:topLinePunct w:val="0"/>
+        <w:autoSpaceDE/>
+        <w:autoSpaceDN/>
+        <w:bidi w:val="0"/>
+        <w:adjustRightInd/>
+        <w:snapToGrid/>
+        <w:spacing w:beforeAutospacing="0" w:afterAutospacing="0" w:line="360" w:lineRule="exact"/>
+        <w:textAlignment w:val="auto"/>
+        <w:rPr>
+          <w:rFonts w:hint="default" w:ascii="微软雅黑" w:hAnsi="微软雅黑" w:eastAsia="微软雅黑" w:cs="微软雅黑"/>
+          <w:i w:val="0"/>
+          <w:iCs w:val="0"/>
+          <w:caps w:val="0"/>
+          <w:spacing w:val="0"/>
+          <w:sz w:val="19"/>
+          <w:szCs w:val="19"/>
+          <w:highlight w:val="lightGray"/>
+          <w:vertAlign w:val="baseline"/>
+          <w:lang w:val="en-US" w:eastAsia="zh-CN"/>
+        </w:rPr>
+      </w:pPr>
+      <w:r>
+        <w:rPr>
+          <w:rFonts w:hint="eastAsia" w:ascii="微软雅黑" w:hAnsi="微软雅黑" w:eastAsia="微软雅黑" w:cs="微软雅黑"/>
+          <w:i w:val="0"/>
+          <w:iCs w:val="0"/>
+          <w:caps w:val="0"/>
+          <w:spacing w:val="0"/>
+          <w:sz w:val="19"/>
+          <w:szCs w:val="19"/>
+          <w:highlight w:val="lightGray"/>
+          <w:vertAlign w:val="baseline"/>
+          <w:lang w:val="en-US" w:eastAsia="zh-CN"/>
+        </w:rPr>
+        <w:t>优化装备界面新手引导，设计并引导玩家先合成装备（点击一键合成按钮），然后再点击佩戴装备继续之前的流程。修改第一关通关，需要固定掉落一些可合成的装备，然后新手引导修改，先引导玩家点击一键合成按钮，再引导玩家穿戴装备。</w:t>
+      </w:r>
+    </w:p>
+    <w:p>
+      <w:pPr>
+        <w:pStyle w:val="8"/>
+        <w:keepNext w:val="0"/>
+        <w:keepLines w:val="0"/>
+        <w:pageBreakBefore w:val="0"/>
+        <w:widowControl/>
+        <w:numPr>
+          <w:ilvl w:val="0"/>
+          <w:numId w:val="2"/>
+        </w:numPr>
+        <w:suppressLineNumbers w:val="0"/>
+        <w:kinsoku/>
+        <w:wordWrap/>
+        <w:overflowPunct/>
+        <w:topLinePunct w:val="0"/>
+        <w:autoSpaceDE/>
+        <w:autoSpaceDN/>
+        <w:bidi w:val="0"/>
+        <w:adjustRightInd/>
+        <w:snapToGrid/>
+        <w:spacing w:beforeAutospacing="0" w:afterAutospacing="0" w:line="360" w:lineRule="exact"/>
+        <w:textAlignment w:val="auto"/>
+        <w:rPr>
+          <w:rFonts w:hint="default" w:ascii="微软雅黑" w:hAnsi="微软雅黑" w:eastAsia="微软雅黑" w:cs="微软雅黑"/>
+          <w:i w:val="0"/>
+          <w:iCs w:val="0"/>
+          <w:caps w:val="0"/>
+          <w:spacing w:val="0"/>
+          <w:sz w:val="19"/>
+          <w:szCs w:val="19"/>
+          <w:highlight w:val="lightGray"/>
+          <w:vertAlign w:val="baseline"/>
+          <w:lang w:val="en-US" w:eastAsia="zh-CN"/>
+        </w:rPr>
+      </w:pPr>
+      <w:r>
+        <w:rPr>
+          <w:rFonts w:hint="eastAsia" w:ascii="微软雅黑" w:hAnsi="微软雅黑" w:eastAsia="微软雅黑" w:cs="微软雅黑"/>
+          <w:i w:val="0"/>
+          <w:iCs w:val="0"/>
+          <w:caps w:val="0"/>
+          <w:spacing w:val="0"/>
+          <w:sz w:val="19"/>
+          <w:szCs w:val="19"/>
+          <w:highlight w:val="lightGray"/>
+          <w:vertAlign w:val="baseline"/>
+          <w:lang w:val="en-US" w:eastAsia="zh-CN"/>
+        </w:rPr>
+        <w:t>点击一键合成，应该弹出合成装备的弹窗。或者点击一键合成按钮，背包栏的所有物品做一个重新排序的动画效果（逐一排列的Q弹动画）</w:t>
+      </w:r>
+    </w:p>
+    <w:p>
+      <w:pPr>
+        <w:pStyle w:val="8"/>
+        <w:keepNext w:val="0"/>
+        <w:keepLines w:val="0"/>
+        <w:pageBreakBefore w:val="0"/>
+        <w:widowControl/>
+        <w:numPr>
+          <w:ilvl w:val="0"/>
+          <w:numId w:val="2"/>
+        </w:numPr>
+        <w:suppressLineNumbers w:val="0"/>
+        <w:kinsoku/>
+        <w:wordWrap/>
+        <w:overflowPunct/>
+        <w:topLinePunct w:val="0"/>
+        <w:autoSpaceDE/>
+        <w:autoSpaceDN/>
+        <w:bidi w:val="0"/>
+        <w:adjustRightInd/>
+        <w:snapToGrid/>
+        <w:spacing w:beforeAutospacing="0" w:afterAutospacing="0" w:line="360" w:lineRule="exact"/>
+        <w:textAlignment w:val="auto"/>
+        <w:rPr>
+          <w:rFonts w:hint="default" w:ascii="微软雅黑" w:hAnsi="微软雅黑" w:eastAsia="微软雅黑" w:cs="微软雅黑"/>
+          <w:i w:val="0"/>
+          <w:iCs w:val="0"/>
+          <w:caps w:val="0"/>
+          <w:spacing w:val="0"/>
+          <w:sz w:val="19"/>
+          <w:szCs w:val="19"/>
+          <w:highlight w:val="lightGray"/>
+          <w:vertAlign w:val="baseline"/>
+          <w:lang w:val="en-US" w:eastAsia="zh-CN"/>
+        </w:rPr>
+      </w:pPr>
+      <w:r>
+        <w:rPr>
+          <w:rFonts w:hint="eastAsia" w:ascii="微软雅黑" w:hAnsi="微软雅黑" w:eastAsia="微软雅黑" w:cs="微软雅黑"/>
+          <w:i w:val="0"/>
+          <w:iCs w:val="0"/>
+          <w:caps w:val="0"/>
+          <w:spacing w:val="0"/>
+          <w:sz w:val="19"/>
+          <w:szCs w:val="19"/>
+          <w:highlight w:val="lightGray"/>
+          <w:vertAlign w:val="baseline"/>
+          <w:lang w:val="en-US" w:eastAsia="zh-CN"/>
+        </w:rPr>
+        <w:t>科技树节点升级特效</w:t>
+      </w:r>
+    </w:p>
+    <w:p>
+      <w:pPr>
+        <w:pStyle w:val="8"/>
+        <w:keepNext w:val="0"/>
+        <w:keepLines w:val="0"/>
+        <w:pageBreakBefore w:val="0"/>
+        <w:widowControl/>
+        <w:numPr>
+          <w:ilvl w:val="0"/>
+          <w:numId w:val="2"/>
+        </w:numPr>
+        <w:suppressLineNumbers w:val="0"/>
+        <w:kinsoku/>
+        <w:wordWrap/>
+        <w:overflowPunct/>
+        <w:topLinePunct w:val="0"/>
+        <w:autoSpaceDE/>
+        <w:autoSpaceDN/>
+        <w:bidi w:val="0"/>
+        <w:adjustRightInd/>
+        <w:snapToGrid/>
+        <w:spacing w:beforeAutospacing="0" w:afterAutospacing="0" w:line="360" w:lineRule="exact"/>
+        <w:textAlignment w:val="auto"/>
+        <w:rPr>
+          <w:rFonts w:hint="default" w:ascii="微软雅黑" w:hAnsi="微软雅黑" w:eastAsia="微软雅黑" w:cs="微软雅黑"/>
+          <w:i w:val="0"/>
+          <w:iCs w:val="0"/>
+          <w:caps w:val="0"/>
+          <w:spacing w:val="0"/>
+          <w:sz w:val="19"/>
+          <w:szCs w:val="19"/>
+          <w:highlight w:val="lightGray"/>
+          <w:vertAlign w:val="baseline"/>
+          <w:lang w:val="en-US" w:eastAsia="zh-CN"/>
+        </w:rPr>
+      </w:pPr>
+      <w:r>
+        <w:rPr>
+          <w:rFonts w:hint="eastAsia" w:ascii="微软雅黑" w:hAnsi="微软雅黑" w:eastAsia="微软雅黑" w:cs="微软雅黑"/>
+          <w:i w:val="0"/>
+          <w:iCs w:val="0"/>
+          <w:caps w:val="0"/>
+          <w:spacing w:val="0"/>
+          <w:sz w:val="19"/>
+          <w:szCs w:val="19"/>
+          <w:highlight w:val="lightGray"/>
+          <w:vertAlign w:val="baseline"/>
+          <w:lang w:val="en-US" w:eastAsia="zh-CN"/>
+        </w:rPr>
+        <w:t>需要解决选择聚能透镜，连锁反应，反射技能后，激光射击到墙壁，但是墙壁反射激光后，显示上激光的长度是正常的，但是通过反射可以攻击到上方的怪物（应该是聚能透镜的延长穿透距离打击到了怪物），就导致了本来激光正常是攻击不到怪物的，但是通过反射墙壁，延长了穿透效果导致可以打到远处的怪物，需要解决这个机制BUG。墙壁可以反射，但是不能延长穿透效果</w:t>
+      </w:r>
+    </w:p>
+    <w:p>
+      <w:pPr>
+        <w:pStyle w:val="8"/>
+        <w:keepNext w:val="0"/>
+        <w:keepLines w:val="0"/>
+        <w:pageBreakBefore w:val="0"/>
+        <w:widowControl/>
+        <w:numPr>
+          <w:ilvl w:val="0"/>
+          <w:numId w:val="2"/>
+        </w:numPr>
+        <w:suppressLineNumbers w:val="0"/>
+        <w:kinsoku/>
+        <w:wordWrap/>
+        <w:overflowPunct/>
+        <w:topLinePunct w:val="0"/>
+        <w:autoSpaceDE/>
+        <w:autoSpaceDN/>
+        <w:bidi w:val="0"/>
+        <w:adjustRightInd/>
+        <w:snapToGrid/>
+        <w:spacing w:beforeAutospacing="0" w:afterAutospacing="0" w:line="360" w:lineRule="exact"/>
+        <w:textAlignment w:val="auto"/>
+        <w:rPr>
+          <w:rFonts w:hint="default" w:ascii="微软雅黑" w:hAnsi="微软雅黑" w:eastAsia="微软雅黑" w:cs="微软雅黑"/>
+          <w:i w:val="0"/>
+          <w:iCs w:val="0"/>
+          <w:caps w:val="0"/>
+          <w:spacing w:val="0"/>
+          <w:sz w:val="19"/>
+          <w:szCs w:val="19"/>
+          <w:highlight w:val="lightGray"/>
+          <w:vertAlign w:val="baseline"/>
+          <w:lang w:val="en-US" w:eastAsia="zh-CN"/>
+        </w:rPr>
+      </w:pPr>
+      <w:r>
+        <w:rPr>
+          <w:rFonts w:hint="eastAsia" w:ascii="微软雅黑" w:hAnsi="微软雅黑" w:eastAsia="微软雅黑" w:cs="微软雅黑"/>
+          <w:i w:val="0"/>
+          <w:iCs w:val="0"/>
+          <w:caps w:val="0"/>
+          <w:spacing w:val="0"/>
+          <w:sz w:val="19"/>
+          <w:szCs w:val="19"/>
+          <w:highlight w:val="lightGray"/>
+          <w:vertAlign w:val="baseline"/>
+          <w:lang w:val="en-US" w:eastAsia="zh-CN"/>
+        </w:rPr>
+        <w:t>主页面制作分享按钮和功能</w:t>
+      </w:r>
+    </w:p>
+    <w:p>
+      <w:pPr>
+        <w:pStyle w:val="8"/>
+        <w:keepNext w:val="0"/>
+        <w:keepLines w:val="0"/>
+        <w:pageBreakBefore w:val="0"/>
+        <w:widowControl/>
+        <w:numPr>
+          <w:ilvl w:val="0"/>
+          <w:numId w:val="2"/>
+        </w:numPr>
+        <w:suppressLineNumbers w:val="0"/>
+        <w:kinsoku/>
+        <w:wordWrap/>
+        <w:overflowPunct/>
+        <w:topLinePunct w:val="0"/>
+        <w:autoSpaceDE/>
+        <w:autoSpaceDN/>
+        <w:bidi w:val="0"/>
+        <w:adjustRightInd/>
+        <w:snapToGrid/>
+        <w:spacing w:beforeAutospacing="0" w:afterAutospacing="0" w:line="360" w:lineRule="exact"/>
+        <w:textAlignment w:val="auto"/>
+        <w:rPr>
+          <w:rFonts w:hint="eastAsia" w:ascii="微软雅黑" w:hAnsi="微软雅黑" w:eastAsia="微软雅黑" w:cs="微软雅黑"/>
+          <w:i w:val="0"/>
+          <w:iCs w:val="0"/>
+          <w:caps w:val="0"/>
+          <w:spacing w:val="0"/>
+          <w:sz w:val="19"/>
+          <w:szCs w:val="19"/>
+          <w:highlight w:val="lightGray"/>
+          <w:vertAlign w:val="baseline"/>
+          <w:lang w:val="en-US" w:eastAsia="zh-CN"/>
+        </w:rPr>
+      </w:pPr>
+      <w:r>
+        <w:rPr>
+          <w:rFonts w:hint="eastAsia" w:ascii="微软雅黑" w:hAnsi="微软雅黑" w:eastAsia="微软雅黑" w:cs="微软雅黑"/>
+          <w:i w:val="0"/>
+          <w:iCs w:val="0"/>
+          <w:caps w:val="0"/>
+          <w:spacing w:val="0"/>
+          <w:sz w:val="19"/>
+          <w:szCs w:val="19"/>
+          <w:highlight w:val="lightGray"/>
+          <w:vertAlign w:val="baseline"/>
+          <w:lang w:val="en-US" w:eastAsia="zh-CN"/>
+        </w:rPr>
+        <w:t>修改光与朽的软著。</w:t>
+      </w:r>
+    </w:p>
+    <w:p>
+      <w:pPr>
+        <w:pStyle w:val="8"/>
+        <w:keepNext w:val="0"/>
+        <w:keepLines w:val="0"/>
+        <w:pageBreakBefore w:val="0"/>
+        <w:widowControl/>
+        <w:numPr>
+          <w:ilvl w:val="0"/>
+          <w:numId w:val="2"/>
+        </w:numPr>
+        <w:suppressLineNumbers w:val="0"/>
+        <w:kinsoku/>
+        <w:wordWrap/>
+        <w:overflowPunct/>
+        <w:topLinePunct w:val="0"/>
+        <w:autoSpaceDE/>
+        <w:autoSpaceDN/>
+        <w:bidi w:val="0"/>
+        <w:adjustRightInd/>
+        <w:snapToGrid/>
+        <w:spacing w:beforeAutospacing="0" w:afterAutospacing="0" w:line="360" w:lineRule="exact"/>
+        <w:textAlignment w:val="auto"/>
+        <w:rPr>
+          <w:rFonts w:hint="eastAsia" w:ascii="微软雅黑" w:hAnsi="微软雅黑" w:eastAsia="微软雅黑" w:cs="微软雅黑"/>
+          <w:i w:val="0"/>
+          <w:iCs w:val="0"/>
+          <w:caps w:val="0"/>
+          <w:spacing w:val="0"/>
+          <w:sz w:val="19"/>
+          <w:szCs w:val="19"/>
+          <w:highlight w:val="lightGray"/>
+          <w:vertAlign w:val="baseline"/>
+          <w:lang w:val="en-US" w:eastAsia="zh-CN"/>
+        </w:rPr>
+      </w:pPr>
+    </w:p>
+    <w:p>
+      <w:pPr>
+        <w:pStyle w:val="8"/>
+        <w:keepNext w:val="0"/>
+        <w:keepLines w:val="0"/>
+        <w:pageBreakBefore w:val="0"/>
+        <w:widowControl/>
+        <w:numPr>
+          <w:ilvl w:val="0"/>
+          <w:numId w:val="2"/>
+        </w:numPr>
+        <w:suppressLineNumbers w:val="0"/>
+        <w:kinsoku/>
+        <w:wordWrap/>
+        <w:overflowPunct/>
+        <w:topLinePunct w:val="0"/>
+        <w:autoSpaceDE/>
+        <w:autoSpaceDN/>
+        <w:bidi w:val="0"/>
+        <w:adjustRightInd/>
+        <w:snapToGrid/>
+        <w:spacing w:beforeAutospacing="0" w:afterAutospacing="0" w:line="360" w:lineRule="exact"/>
+        <w:textAlignment w:val="auto"/>
+        <w:rPr>
+          <w:rFonts w:hint="default" w:ascii="微软雅黑" w:hAnsi="微软雅黑" w:eastAsia="微软雅黑" w:cs="微软雅黑"/>
+          <w:i w:val="0"/>
+          <w:iCs w:val="0"/>
+          <w:caps w:val="0"/>
+          <w:spacing w:val="0"/>
+          <w:sz w:val="19"/>
+          <w:szCs w:val="19"/>
+          <w:highlight w:val="yellow"/>
+          <w:vertAlign w:val="baseline"/>
+          <w:lang w:val="en-US" w:eastAsia="zh-CN"/>
+        </w:rPr>
+      </w:pPr>
+      <w:r>
+        <w:rPr>
+          <w:rFonts w:hint="eastAsia" w:ascii="微软雅黑" w:hAnsi="微软雅黑" w:eastAsia="微软雅黑" w:cs="微软雅黑"/>
+          <w:i w:val="0"/>
+          <w:iCs w:val="0"/>
+          <w:caps w:val="0"/>
+          <w:spacing w:val="0"/>
+          <w:sz w:val="19"/>
+          <w:szCs w:val="19"/>
+          <w:highlight w:val="yellow"/>
+          <w:vertAlign w:val="baseline"/>
+          <w:lang w:val="en-US" w:eastAsia="zh-CN"/>
+        </w:rPr>
         <w:t>设计技能三选一界面的Tips提示横幅和修改技能三选一的颜色卡和流光或特效发光边框，流派颜色标签和协同发光效果</w:t>
       </w:r>
     </w:p>
@@ -17184,6 +18833,58 @@
         <w:spacing w:beforeAutospacing="0" w:afterAutospacing="0" w:line="360" w:lineRule="exact"/>
         <w:textAlignment w:val="auto"/>
         <w:rPr>
+          <w:rFonts w:hint="eastAsia" w:ascii="微软雅黑" w:hAnsi="微软雅黑" w:eastAsia="微软雅黑" w:cs="微软雅黑"/>
+          <w:i w:val="0"/>
+          <w:iCs w:val="0"/>
+          <w:caps w:val="0"/>
+          <w:spacing w:val="0"/>
+          <w:sz w:val="19"/>
+          <w:szCs w:val="19"/>
+          <w:highlight w:val="yellow"/>
+          <w:vertAlign w:val="baseline"/>
+          <w:lang w:val="en-US" w:eastAsia="zh-CN"/>
+        </w:rPr>
+      </w:pPr>
+      <w:r>
+        <w:rPr>
+          <w:rFonts w:hint="eastAsia" w:ascii="微软雅黑" w:hAnsi="微软雅黑" w:eastAsia="微软雅黑" w:cs="微软雅黑"/>
+          <w:i w:val="0"/>
+          <w:iCs w:val="0"/>
+          <w:caps w:val="0"/>
+          <w:spacing w:val="0"/>
+          <w:sz w:val="19"/>
+          <w:szCs w:val="19"/>
+          <w:highlight w:val="yellow"/>
+          <w:vertAlign w:val="baseline"/>
+          <w:lang w:val="en-US" w:eastAsia="zh-CN"/>
+        </w:rPr>
+        <w:t>所有进入战斗对战的第一个选择升级是选择技能流派，需要修改玩家进入战斗后第一次看到技能三选一，直接会首先弹出固定的3个（极寒光束，聚能透镜，分裂棱镜）技能，这样就表示玩家可以固定选择一个流派进行。</w:t>
+      </w:r>
+    </w:p>
+    <w:p>
+      <w:pPr>
+        <w:pStyle w:val="8"/>
+        <w:keepNext w:val="0"/>
+        <w:keepLines w:val="0"/>
+        <w:pageBreakBefore w:val="0"/>
+        <w:widowControl/>
+        <w:numPr>
+          <w:ilvl w:val="0"/>
+          <w:numId w:val="2"/>
+        </w:numPr>
+        <w:suppressLineNumbers w:val="0"/>
+        <w:kinsoku/>
+        <w:wordWrap/>
+        <w:overflowPunct/>
+        <w:topLinePunct w:val="0"/>
+        <w:autoSpaceDE/>
+        <w:autoSpaceDN/>
+        <w:bidi w:val="0"/>
+        <w:adjustRightInd/>
+        <w:snapToGrid/>
+        <w:spacing w:beforeAutospacing="0" w:afterAutospacing="0" w:line="360" w:lineRule="exact"/>
+        <w:textAlignment w:val="auto"/>
+        <w:rPr>
           <w:rFonts w:hint="default" w:ascii="微软雅黑" w:hAnsi="微软雅黑" w:eastAsia="微软雅黑" w:cs="微软雅黑"/>
           <w:i w:val="0"/>
           <w:iCs w:val="0"/>
@@ -17191,285 +18892,25 @@
           <w:spacing w:val="0"/>
           <w:sz w:val="19"/>
           <w:szCs w:val="19"/>
-          <w:highlight w:val="lightGray"/>
-          <w:vertAlign w:val="baseline"/>
-          <w:lang w:val="en-US" w:eastAsia="zh-CN"/>
-        </w:rPr>
-      </w:pPr>
-      <w:r>
-        <w:rPr>
-          <w:rFonts w:hint="eastAsia" w:ascii="微软雅黑" w:hAnsi="微软雅黑" w:eastAsia="微软雅黑" w:cs="微软雅黑"/>
-          <w:i w:val="0"/>
-          <w:iCs w:val="0"/>
-          <w:caps w:val="0"/>
-          <w:spacing w:val="0"/>
-          <w:sz w:val="19"/>
-          <w:szCs w:val="19"/>
-          <w:highlight w:val="lightGray"/>
-          <w:vertAlign w:val="baseline"/>
-          <w:lang w:val="en-US" w:eastAsia="zh-CN"/>
-        </w:rPr>
-        <w:t>科技树解锁后按钮上没有红点。考虑是否主界面强制引导点击科技树按钮，进入科技树界面。</w:t>
-      </w:r>
-    </w:p>
-    <w:p>
-      <w:pPr>
-        <w:pStyle w:val="8"/>
-        <w:keepNext w:val="0"/>
-        <w:keepLines w:val="0"/>
-        <w:pageBreakBefore w:val="0"/>
-        <w:widowControl/>
-        <w:numPr>
-          <w:ilvl w:val="0"/>
-          <w:numId w:val="2"/>
-        </w:numPr>
-        <w:suppressLineNumbers w:val="0"/>
-        <w:kinsoku/>
-        <w:wordWrap/>
-        <w:overflowPunct/>
-        <w:topLinePunct w:val="0"/>
-        <w:autoSpaceDE/>
-        <w:autoSpaceDN/>
-        <w:bidi w:val="0"/>
-        <w:adjustRightInd/>
-        <w:snapToGrid/>
-        <w:spacing w:beforeAutospacing="0" w:afterAutospacing="0" w:line="360" w:lineRule="exact"/>
-        <w:textAlignment w:val="auto"/>
-        <w:rPr>
-          <w:rFonts w:hint="eastAsia" w:ascii="微软雅黑" w:hAnsi="微软雅黑" w:eastAsia="微软雅黑" w:cs="微软雅黑"/>
-          <w:i w:val="0"/>
-          <w:iCs w:val="0"/>
-          <w:caps w:val="0"/>
-          <w:spacing w:val="0"/>
-          <w:sz w:val="19"/>
-          <w:szCs w:val="19"/>
-          <w:highlight w:val="lightGray"/>
-          <w:vertAlign w:val="baseline"/>
-          <w:lang w:val="en-US" w:eastAsia="zh-CN"/>
-        </w:rPr>
-      </w:pPr>
-      <w:r>
-        <w:rPr>
-          <w:rFonts w:hint="eastAsia" w:ascii="微软雅黑" w:hAnsi="微软雅黑" w:eastAsia="微软雅黑" w:cs="微软雅黑"/>
-          <w:i w:val="0"/>
-          <w:iCs w:val="0"/>
-          <w:caps w:val="0"/>
-          <w:spacing w:val="0"/>
-          <w:sz w:val="19"/>
-          <w:szCs w:val="19"/>
-          <w:highlight w:val="lightGray"/>
-          <w:vertAlign w:val="baseline"/>
-          <w:lang w:val="en-US" w:eastAsia="zh-CN"/>
-        </w:rPr>
-        <w:t>所有进入战斗对战的第一个选择升级是选择技能流派，需要修改玩家进入战斗后第一次看到技能三选一，直接会首先弹出固定的3个（极寒光束，聚能透镜，分裂棱镜）技能，这样就表示玩家可以固定选择一个流派进行。</w:t>
-      </w:r>
-    </w:p>
-    <w:p>
-      <w:pPr>
-        <w:pStyle w:val="8"/>
-        <w:keepNext w:val="0"/>
-        <w:keepLines w:val="0"/>
-        <w:pageBreakBefore w:val="0"/>
-        <w:widowControl/>
-        <w:numPr>
-          <w:ilvl w:val="0"/>
-          <w:numId w:val="2"/>
-        </w:numPr>
-        <w:suppressLineNumbers w:val="0"/>
-        <w:kinsoku/>
-        <w:wordWrap/>
-        <w:overflowPunct/>
-        <w:topLinePunct w:val="0"/>
-        <w:autoSpaceDE/>
-        <w:autoSpaceDN/>
-        <w:bidi w:val="0"/>
-        <w:adjustRightInd/>
-        <w:snapToGrid/>
-        <w:spacing w:beforeAutospacing="0" w:afterAutospacing="0" w:line="360" w:lineRule="exact"/>
-        <w:textAlignment w:val="auto"/>
-        <w:rPr>
-          <w:rFonts w:hint="eastAsia" w:ascii="微软雅黑" w:hAnsi="微软雅黑" w:eastAsia="微软雅黑" w:cs="微软雅黑"/>
-          <w:i w:val="0"/>
-          <w:iCs w:val="0"/>
-          <w:caps w:val="0"/>
-          <w:spacing w:val="0"/>
-          <w:sz w:val="19"/>
-          <w:szCs w:val="19"/>
-          <w:highlight w:val="lightGray"/>
-          <w:vertAlign w:val="baseline"/>
-          <w:lang w:val="en-US" w:eastAsia="zh-CN"/>
-        </w:rPr>
-      </w:pPr>
-      <w:r>
-        <w:rPr>
-          <w:rFonts w:hint="eastAsia" w:ascii="微软雅黑" w:hAnsi="微软雅黑" w:eastAsia="微软雅黑" w:cs="微软雅黑"/>
-          <w:i w:val="0"/>
-          <w:iCs w:val="0"/>
-          <w:caps w:val="0"/>
-          <w:spacing w:val="0"/>
-          <w:sz w:val="19"/>
-          <w:szCs w:val="19"/>
-          <w:highlight w:val="lightGray"/>
-          <w:vertAlign w:val="baseline"/>
-          <w:lang w:val="en-US" w:eastAsia="zh-CN"/>
-        </w:rPr>
-        <w:t>需要制作火山BOSS的岩石脱落特效和音效。</w:t>
-      </w:r>
-    </w:p>
-    <w:p>
-      <w:pPr>
-        <w:pStyle w:val="8"/>
-        <w:keepNext w:val="0"/>
-        <w:keepLines w:val="0"/>
-        <w:pageBreakBefore w:val="0"/>
-        <w:widowControl/>
-        <w:numPr>
-          <w:ilvl w:val="0"/>
-          <w:numId w:val="2"/>
-        </w:numPr>
-        <w:suppressLineNumbers w:val="0"/>
-        <w:kinsoku/>
-        <w:wordWrap/>
-        <w:overflowPunct/>
-        <w:topLinePunct w:val="0"/>
-        <w:autoSpaceDE/>
-        <w:autoSpaceDN/>
-        <w:bidi w:val="0"/>
-        <w:adjustRightInd/>
-        <w:snapToGrid/>
-        <w:spacing w:beforeAutospacing="0" w:afterAutospacing="0" w:line="360" w:lineRule="exact"/>
-        <w:textAlignment w:val="auto"/>
-        <w:rPr>
-          <w:rFonts w:hint="eastAsia" w:ascii="微软雅黑" w:hAnsi="微软雅黑" w:eastAsia="微软雅黑" w:cs="微软雅黑"/>
-          <w:i w:val="0"/>
-          <w:iCs w:val="0"/>
-          <w:caps w:val="0"/>
-          <w:spacing w:val="0"/>
-          <w:sz w:val="19"/>
-          <w:szCs w:val="19"/>
-          <w:highlight w:val="lightGray"/>
-          <w:vertAlign w:val="baseline"/>
-          <w:lang w:val="en-US" w:eastAsia="zh-CN"/>
-        </w:rPr>
-      </w:pPr>
-      <w:r>
-        <w:rPr>
-          <w:rFonts w:hint="eastAsia" w:ascii="微软雅黑" w:hAnsi="微软雅黑" w:eastAsia="微软雅黑" w:cs="微软雅黑"/>
-          <w:i w:val="0"/>
-          <w:iCs w:val="0"/>
-          <w:caps w:val="0"/>
-          <w:spacing w:val="0"/>
-          <w:sz w:val="19"/>
-          <w:szCs w:val="19"/>
-          <w:highlight w:val="lightGray"/>
-          <w:vertAlign w:val="baseline"/>
-          <w:lang w:val="en-US" w:eastAsia="zh-CN"/>
-        </w:rPr>
-        <w:t>闪电链预制体无法替换，因为激光分裂用的也是闪电传导的预制体，需要修改相关功能。</w:t>
-      </w:r>
-    </w:p>
-    <w:p>
-      <w:pPr>
-        <w:pStyle w:val="8"/>
-        <w:keepNext w:val="0"/>
-        <w:keepLines w:val="0"/>
-        <w:pageBreakBefore w:val="0"/>
-        <w:widowControl/>
-        <w:numPr>
-          <w:ilvl w:val="0"/>
-          <w:numId w:val="2"/>
-        </w:numPr>
-        <w:suppressLineNumbers w:val="0"/>
-        <w:kinsoku/>
-        <w:wordWrap/>
-        <w:overflowPunct/>
-        <w:topLinePunct w:val="0"/>
-        <w:autoSpaceDE/>
-        <w:autoSpaceDN/>
-        <w:bidi w:val="0"/>
-        <w:adjustRightInd/>
-        <w:snapToGrid/>
-        <w:spacing w:beforeAutospacing="0" w:afterAutospacing="0" w:line="360" w:lineRule="exact"/>
-        <w:textAlignment w:val="auto"/>
-        <w:rPr>
-          <w:rFonts w:hint="eastAsia" w:ascii="微软雅黑" w:hAnsi="微软雅黑" w:eastAsia="微软雅黑" w:cs="微软雅黑"/>
-          <w:i w:val="0"/>
-          <w:iCs w:val="0"/>
-          <w:caps w:val="0"/>
-          <w:spacing w:val="0"/>
-          <w:sz w:val="19"/>
-          <w:szCs w:val="19"/>
-          <w:highlight w:val="lightGray"/>
-          <w:vertAlign w:val="baseline"/>
-          <w:lang w:val="en-US" w:eastAsia="zh-CN"/>
-        </w:rPr>
-      </w:pPr>
-      <w:r>
-        <w:rPr>
-          <w:rFonts w:hint="eastAsia" w:ascii="微软雅黑" w:hAnsi="微软雅黑" w:eastAsia="微软雅黑" w:cs="微软雅黑"/>
-          <w:i w:val="0"/>
-          <w:iCs w:val="0"/>
-          <w:caps w:val="0"/>
-          <w:spacing w:val="0"/>
-          <w:sz w:val="19"/>
-          <w:szCs w:val="19"/>
-          <w:highlight w:val="lightGray"/>
-          <w:vertAlign w:val="baseline"/>
-          <w:lang w:val="en-US" w:eastAsia="zh-CN"/>
-        </w:rPr>
-        <w:t>BOSS释放技能时对玩家的光棱塔造成冰冻效果，新增一个判断，如果玩家释放大招，则不会被造成冰冻效果。因为大招免疫一切伤害和BUFF效果。</w:t>
-      </w:r>
-    </w:p>
-    <w:p>
-      <w:pPr>
-        <w:pStyle w:val="8"/>
-        <w:keepNext w:val="0"/>
-        <w:keepLines w:val="0"/>
-        <w:pageBreakBefore w:val="0"/>
-        <w:widowControl/>
-        <w:numPr>
-          <w:ilvl w:val="0"/>
-          <w:numId w:val="2"/>
-        </w:numPr>
-        <w:suppressLineNumbers w:val="0"/>
-        <w:kinsoku/>
-        <w:wordWrap/>
-        <w:overflowPunct/>
-        <w:topLinePunct w:val="0"/>
-        <w:autoSpaceDE/>
-        <w:autoSpaceDN/>
-        <w:bidi w:val="0"/>
-        <w:adjustRightInd/>
-        <w:snapToGrid/>
-        <w:spacing w:beforeAutospacing="0" w:afterAutospacing="0" w:line="360" w:lineRule="exact"/>
-        <w:textAlignment w:val="auto"/>
-        <w:rPr>
-          <w:rFonts w:hint="eastAsia" w:ascii="微软雅黑" w:hAnsi="微软雅黑" w:eastAsia="微软雅黑" w:cs="微软雅黑"/>
-          <w:i w:val="0"/>
-          <w:iCs w:val="0"/>
-          <w:caps w:val="0"/>
-          <w:spacing w:val="0"/>
-          <w:sz w:val="19"/>
-          <w:szCs w:val="19"/>
-          <w:highlight w:val="red"/>
-          <w:vertAlign w:val="baseline"/>
-          <w:lang w:val="en-US" w:eastAsia="zh-CN"/>
-        </w:rPr>
-      </w:pPr>
-      <w:r>
-        <w:rPr>
-          <w:rFonts w:hint="eastAsia" w:ascii="微软雅黑" w:hAnsi="微软雅黑" w:eastAsia="微软雅黑" w:cs="微软雅黑"/>
-          <w:i w:val="0"/>
-          <w:iCs w:val="0"/>
-          <w:caps w:val="0"/>
-          <w:spacing w:val="0"/>
-          <w:sz w:val="19"/>
-          <w:szCs w:val="19"/>
-          <w:highlight w:val="red"/>
-          <w:vertAlign w:val="baseline"/>
-          <w:lang w:val="en-US" w:eastAsia="zh-CN"/>
-        </w:rPr>
-        <w:t>需要查找并解决游戏战斗中出现的卡顿问题。</w:t>
+          <w:highlight w:val="red"/>
+          <w:vertAlign w:val="baseline"/>
+          <w:lang w:val="en-US" w:eastAsia="zh-CN"/>
+        </w:rPr>
+      </w:pPr>
+      <w:r>
+        <w:rPr>
+          <w:rFonts w:hint="eastAsia" w:ascii="微软雅黑" w:hAnsi="微软雅黑" w:eastAsia="微软雅黑" w:cs="微软雅黑"/>
+          <w:i w:val="0"/>
+          <w:iCs w:val="0"/>
+          <w:caps w:val="0"/>
+          <w:spacing w:val="0"/>
+          <w:sz w:val="19"/>
+          <w:szCs w:val="19"/>
+          <w:highlight w:val="red"/>
+          <w:vertAlign w:val="baseline"/>
+          <w:lang w:val="en-US" w:eastAsia="zh-CN"/>
+        </w:rPr>
+        <w:t>修改闪电链prefab，出现粒子特效没有隐藏的控制问题</w:t>
       </w:r>
     </w:p>
     <w:p>
@@ -17503,25 +18944,25 @@
           <w:spacing w:val="0"/>
           <w:sz w:val="19"/>
           <w:szCs w:val="19"/>
-          <w:highlight w:val="lightGray"/>
-          <w:vertAlign w:val="baseline"/>
-          <w:lang w:val="en-US" w:eastAsia="zh-CN"/>
-        </w:rPr>
-      </w:pPr>
-      <w:r>
-        <w:rPr>
-          <w:rFonts w:hint="eastAsia" w:ascii="微软雅黑" w:hAnsi="微软雅黑" w:eastAsia="微软雅黑" w:cs="微软雅黑"/>
-          <w:i w:val="0"/>
-          <w:iCs w:val="0"/>
-          <w:caps w:val="0"/>
-          <w:spacing w:val="0"/>
-          <w:sz w:val="19"/>
-          <w:szCs w:val="19"/>
-          <w:highlight w:val="lightGray"/>
-          <w:vertAlign w:val="baseline"/>
-          <w:lang w:val="en-US" w:eastAsia="zh-CN"/>
-        </w:rPr>
-        <w:t>修改飘字相关问题，1.为什么有的伤害飘字是一行，有的伤害飘字是两行？例如：1102，有时是一行，有时是两行。2.整理BOSS飘字比较乱和比较花的问题。</w:t>
+          <w:highlight w:val="red"/>
+          <w:vertAlign w:val="baseline"/>
+          <w:lang w:val="en-US" w:eastAsia="zh-CN"/>
+        </w:rPr>
+      </w:pPr>
+      <w:r>
+        <w:rPr>
+          <w:rFonts w:hint="eastAsia" w:ascii="微软雅黑" w:hAnsi="微软雅黑" w:eastAsia="微软雅黑" w:cs="微软雅黑"/>
+          <w:i w:val="0"/>
+          <w:iCs w:val="0"/>
+          <w:caps w:val="0"/>
+          <w:spacing w:val="0"/>
+          <w:sz w:val="19"/>
+          <w:szCs w:val="19"/>
+          <w:highlight w:val="red"/>
+          <w:vertAlign w:val="baseline"/>
+          <w:lang w:val="en-US" w:eastAsia="zh-CN"/>
+        </w:rPr>
+        <w:t>选择了极寒光束技能，技能池就去掉聚能透镜技能，选择了聚能透镜技能就去掉极寒光束技能，这样不会导致激光染色的问题。</w:t>
       </w:r>
     </w:p>
     <w:p>
@@ -17555,25 +18996,25 @@
           <w:spacing w:val="0"/>
           <w:sz w:val="19"/>
           <w:szCs w:val="19"/>
-          <w:highlight w:val="lightGray"/>
-          <w:vertAlign w:val="baseline"/>
-          <w:lang w:val="en-US" w:eastAsia="zh-CN"/>
-        </w:rPr>
-      </w:pPr>
-      <w:r>
-        <w:rPr>
-          <w:rFonts w:hint="eastAsia" w:ascii="微软雅黑" w:hAnsi="微软雅黑" w:eastAsia="微软雅黑" w:cs="微软雅黑"/>
-          <w:i w:val="0"/>
-          <w:iCs w:val="0"/>
-          <w:caps w:val="0"/>
-          <w:spacing w:val="0"/>
-          <w:sz w:val="19"/>
-          <w:szCs w:val="19"/>
-          <w:highlight w:val="lightGray"/>
-          <w:vertAlign w:val="baseline"/>
-          <w:lang w:val="en-US" w:eastAsia="zh-CN"/>
-        </w:rPr>
-        <w:t>选择了极寒光束技能，技能池就去掉聚能透镜技能，选择了聚能透镜技能就去掉极寒光束技能，这样不会导致激光染色的问题。</w:t>
+          <w:highlight w:val="yellow"/>
+          <w:vertAlign w:val="baseline"/>
+          <w:lang w:val="en-US" w:eastAsia="zh-CN"/>
+        </w:rPr>
+      </w:pPr>
+      <w:r>
+        <w:rPr>
+          <w:rFonts w:hint="eastAsia" w:ascii="微软雅黑" w:hAnsi="微软雅黑" w:eastAsia="微软雅黑" w:cs="微软雅黑"/>
+          <w:i w:val="0"/>
+          <w:iCs w:val="0"/>
+          <w:caps w:val="0"/>
+          <w:spacing w:val="0"/>
+          <w:sz w:val="19"/>
+          <w:szCs w:val="19"/>
+          <w:highlight w:val="yellow"/>
+          <w:vertAlign w:val="baseline"/>
+          <w:lang w:val="en-US" w:eastAsia="zh-CN"/>
+        </w:rPr>
+        <w:t>增加大招激光的长度，但是增加长度的激光，开启大招无法自动锁定增加激光长度后的怪物。</w:t>
       </w:r>
     </w:p>
     <w:p>
@@ -17607,25 +19048,25 @@
           <w:spacing w:val="0"/>
           <w:sz w:val="19"/>
           <w:szCs w:val="19"/>
-          <w:highlight w:val="lightGray"/>
-          <w:vertAlign w:val="baseline"/>
-          <w:lang w:val="en-US" w:eastAsia="zh-CN"/>
-        </w:rPr>
-      </w:pPr>
-      <w:r>
-        <w:rPr>
-          <w:rFonts w:hint="eastAsia" w:ascii="微软雅黑" w:hAnsi="微软雅黑" w:eastAsia="微软雅黑" w:cs="微软雅黑"/>
-          <w:i w:val="0"/>
-          <w:iCs w:val="0"/>
-          <w:caps w:val="0"/>
-          <w:spacing w:val="0"/>
-          <w:sz w:val="19"/>
-          <w:szCs w:val="19"/>
-          <w:highlight w:val="lightGray"/>
-          <w:vertAlign w:val="baseline"/>
-          <w:lang w:val="en-US" w:eastAsia="zh-CN"/>
-        </w:rPr>
-        <w:t>然后结算界面需要做一个礼盒爆开，逐个显示战利品的Q弹UI特效，</w:t>
+          <w:highlight w:val="magenta"/>
+          <w:vertAlign w:val="baseline"/>
+          <w:lang w:val="en-US" w:eastAsia="zh-CN"/>
+        </w:rPr>
+      </w:pPr>
+      <w:r>
+        <w:rPr>
+          <w:rFonts w:hint="eastAsia" w:ascii="微软雅黑" w:hAnsi="微软雅黑" w:eastAsia="微软雅黑" w:cs="微软雅黑"/>
+          <w:i w:val="0"/>
+          <w:iCs w:val="0"/>
+          <w:caps w:val="0"/>
+          <w:spacing w:val="0"/>
+          <w:sz w:val="19"/>
+          <w:szCs w:val="19"/>
+          <w:highlight w:val="magenta"/>
+          <w:vertAlign w:val="baseline"/>
+          <w:lang w:val="en-US" w:eastAsia="zh-CN"/>
+        </w:rPr>
+        <w:t>修改弹球怪被激光射中后，会往后移动（速度要快），然后撞到墙后，不要只冲刺一段距离，而是一直快速移动冲向玩家。应该是只要被激光射中，就会提高其移动速度。弹球怪下落的速度再快点，或者弹力再大一些，不要让玩家感觉飞的太高，下落速度太慢，感觉等很久让它落下来，这种等待很无聊。</w:t>
       </w:r>
     </w:p>
     <w:p>
@@ -17659,25 +19100,77 @@
           <w:spacing w:val="0"/>
           <w:sz w:val="19"/>
           <w:szCs w:val="19"/>
-          <w:highlight w:val="lightGray"/>
-          <w:vertAlign w:val="baseline"/>
-          <w:lang w:val="en-US" w:eastAsia="zh-CN"/>
-        </w:rPr>
-      </w:pPr>
-      <w:r>
-        <w:rPr>
-          <w:rFonts w:hint="eastAsia" w:ascii="微软雅黑" w:hAnsi="微软雅黑" w:eastAsia="微软雅黑" w:cs="微软雅黑"/>
-          <w:i w:val="0"/>
-          <w:iCs w:val="0"/>
-          <w:caps w:val="0"/>
-          <w:spacing w:val="0"/>
-          <w:sz w:val="19"/>
-          <w:szCs w:val="19"/>
-          <w:highlight w:val="lightGray"/>
-          <w:vertAlign w:val="baseline"/>
-          <w:lang w:val="en-US" w:eastAsia="zh-CN"/>
-        </w:rPr>
-        <w:t>手机启动光与朽应用程序，替换默认的团结引擎启动动画，改为别的启动加载界面。</w:t>
+          <w:highlight w:val="yellow"/>
+          <w:vertAlign w:val="baseline"/>
+          <w:lang w:val="en-US" w:eastAsia="zh-CN"/>
+        </w:rPr>
+      </w:pPr>
+      <w:r>
+        <w:rPr>
+          <w:rFonts w:hint="eastAsia" w:ascii="微软雅黑" w:hAnsi="微软雅黑" w:eastAsia="微软雅黑" w:cs="微软雅黑"/>
+          <w:i w:val="0"/>
+          <w:iCs w:val="0"/>
+          <w:caps w:val="0"/>
+          <w:spacing w:val="0"/>
+          <w:sz w:val="19"/>
+          <w:szCs w:val="19"/>
+          <w:highlight w:val="yellow"/>
+          <w:vertAlign w:val="baseline"/>
+          <w:lang w:val="en-US" w:eastAsia="zh-CN"/>
+        </w:rPr>
+        <w:t>第三章BOSS开始角力延伸出激光时，我的激光移开的时候，BOSS激光突然收回的BUG。</w:t>
+      </w:r>
+    </w:p>
+    <w:p>
+      <w:pPr>
+        <w:pStyle w:val="8"/>
+        <w:keepNext w:val="0"/>
+        <w:keepLines w:val="0"/>
+        <w:pageBreakBefore w:val="0"/>
+        <w:widowControl/>
+        <w:numPr>
+          <w:ilvl w:val="0"/>
+          <w:numId w:val="2"/>
+        </w:numPr>
+        <w:suppressLineNumbers w:val="0"/>
+        <w:kinsoku/>
+        <w:wordWrap/>
+        <w:overflowPunct/>
+        <w:topLinePunct w:val="0"/>
+        <w:autoSpaceDE/>
+        <w:autoSpaceDN/>
+        <w:bidi w:val="0"/>
+        <w:adjustRightInd/>
+        <w:snapToGrid/>
+        <w:spacing w:beforeAutospacing="0" w:afterAutospacing="0" w:line="360" w:lineRule="exact"/>
+        <w:textAlignment w:val="auto"/>
+        <w:rPr>
+          <w:rFonts w:hint="eastAsia" w:ascii="微软雅黑" w:hAnsi="微软雅黑" w:eastAsia="微软雅黑" w:cs="微软雅黑"/>
+          <w:i w:val="0"/>
+          <w:iCs w:val="0"/>
+          <w:caps w:val="0"/>
+          <w:spacing w:val="0"/>
+          <w:sz w:val="19"/>
+          <w:szCs w:val="19"/>
+          <w:highlight w:val="yellow"/>
+          <w:vertAlign w:val="baseline"/>
+          <w:lang w:val="en-US" w:eastAsia="zh-CN"/>
+        </w:rPr>
+      </w:pPr>
+      <w:r>
+        <w:rPr>
+          <w:rFonts w:hint="eastAsia" w:ascii="微软雅黑" w:hAnsi="微软雅黑" w:eastAsia="微软雅黑" w:cs="微软雅黑"/>
+          <w:i w:val="0"/>
+          <w:iCs w:val="0"/>
+          <w:caps w:val="0"/>
+          <w:spacing w:val="0"/>
+          <w:sz w:val="19"/>
+          <w:szCs w:val="19"/>
+          <w:highlight w:val="yellow"/>
+          <w:vertAlign w:val="baseline"/>
+          <w:lang w:val="en-US" w:eastAsia="zh-CN"/>
+        </w:rPr>
+        <w:t>第二章自爆怪，爆炸音效错误</w:t>
       </w:r>
     </w:p>
     <w:p>
@@ -17711,25 +19204,77 @@
           <w:spacing w:val="0"/>
           <w:sz w:val="19"/>
           <w:szCs w:val="19"/>
-          <w:highlight w:val="lightGray"/>
-          <w:vertAlign w:val="baseline"/>
-          <w:lang w:val="en-US" w:eastAsia="zh-CN"/>
-        </w:rPr>
-      </w:pPr>
-      <w:r>
-        <w:rPr>
-          <w:rFonts w:hint="eastAsia" w:ascii="微软雅黑" w:hAnsi="微软雅黑" w:eastAsia="微软雅黑" w:cs="微软雅黑"/>
-          <w:i w:val="0"/>
-          <w:iCs w:val="0"/>
-          <w:caps w:val="0"/>
-          <w:spacing w:val="0"/>
-          <w:sz w:val="19"/>
-          <w:szCs w:val="19"/>
-          <w:highlight w:val="lightGray"/>
-          <w:vertAlign w:val="baseline"/>
-          <w:lang w:val="en-US" w:eastAsia="zh-CN"/>
-        </w:rPr>
-        <w:t>主页面制作分享按钮和功能</w:t>
+          <w:highlight w:val="yellow"/>
+          <w:vertAlign w:val="baseline"/>
+          <w:lang w:val="en-US" w:eastAsia="zh-CN"/>
+        </w:rPr>
+      </w:pPr>
+      <w:r>
+        <w:rPr>
+          <w:rFonts w:hint="eastAsia" w:ascii="微软雅黑" w:hAnsi="微软雅黑" w:eastAsia="微软雅黑" w:cs="微软雅黑"/>
+          <w:i w:val="0"/>
+          <w:iCs w:val="0"/>
+          <w:caps w:val="0"/>
+          <w:spacing w:val="0"/>
+          <w:sz w:val="19"/>
+          <w:szCs w:val="19"/>
+          <w:highlight w:val="yellow"/>
+          <w:vertAlign w:val="baseline"/>
+          <w:lang w:val="en-US" w:eastAsia="zh-CN"/>
+        </w:rPr>
+        <w:t>由于第三章有比较多的远程怪，然后远程怪又是释放完技能才向下移动一点，就会导致后面的波次有很多怪物卡在屏幕顶部的问题。</w:t>
+      </w:r>
+    </w:p>
+    <w:p>
+      <w:pPr>
+        <w:pStyle w:val="8"/>
+        <w:keepNext w:val="0"/>
+        <w:keepLines w:val="0"/>
+        <w:pageBreakBefore w:val="0"/>
+        <w:widowControl/>
+        <w:numPr>
+          <w:ilvl w:val="0"/>
+          <w:numId w:val="2"/>
+        </w:numPr>
+        <w:suppressLineNumbers w:val="0"/>
+        <w:kinsoku/>
+        <w:wordWrap/>
+        <w:overflowPunct/>
+        <w:topLinePunct w:val="0"/>
+        <w:autoSpaceDE/>
+        <w:autoSpaceDN/>
+        <w:bidi w:val="0"/>
+        <w:adjustRightInd/>
+        <w:snapToGrid/>
+        <w:spacing w:beforeAutospacing="0" w:afterAutospacing="0" w:line="360" w:lineRule="exact"/>
+        <w:textAlignment w:val="auto"/>
+        <w:rPr>
+          <w:rFonts w:hint="eastAsia" w:ascii="微软雅黑" w:hAnsi="微软雅黑" w:eastAsia="微软雅黑" w:cs="微软雅黑"/>
+          <w:i w:val="0"/>
+          <w:iCs w:val="0"/>
+          <w:caps w:val="0"/>
+          <w:spacing w:val="0"/>
+          <w:sz w:val="19"/>
+          <w:szCs w:val="19"/>
+          <w:highlight w:val="yellow"/>
+          <w:vertAlign w:val="baseline"/>
+          <w:lang w:val="en-US" w:eastAsia="zh-CN"/>
+        </w:rPr>
+      </w:pPr>
+      <w:r>
+        <w:rPr>
+          <w:rFonts w:hint="eastAsia" w:ascii="微软雅黑" w:hAnsi="微软雅黑" w:eastAsia="微软雅黑" w:cs="微软雅黑"/>
+          <w:i w:val="0"/>
+          <w:iCs w:val="0"/>
+          <w:caps w:val="0"/>
+          <w:spacing w:val="0"/>
+          <w:sz w:val="19"/>
+          <w:szCs w:val="19"/>
+          <w:highlight w:val="yellow"/>
+          <w:vertAlign w:val="baseline"/>
+          <w:lang w:val="en-US" w:eastAsia="zh-CN"/>
+        </w:rPr>
+        <w:t>从侧面来的怪太多了，正常成长根本清不完，然后就硬抗伤害</w:t>
       </w:r>
     </w:p>
     <w:p>
@@ -17763,50 +19308,27 @@
           <w:spacing w:val="0"/>
           <w:sz w:val="19"/>
           <w:szCs w:val="19"/>
-          <w:highlight w:val="lightGray"/>
-          <w:vertAlign w:val="baseline"/>
-          <w:lang w:val="en-US" w:eastAsia="zh-CN"/>
-        </w:rPr>
-      </w:pPr>
-      <w:r>
-        <w:rPr>
-          <w:rFonts w:hint="eastAsia" w:ascii="微软雅黑" w:hAnsi="微软雅黑" w:eastAsia="微软雅黑" w:cs="微软雅黑"/>
-          <w:i w:val="0"/>
-          <w:iCs w:val="0"/>
-          <w:caps w:val="0"/>
-          <w:spacing w:val="0"/>
-          <w:sz w:val="19"/>
-          <w:szCs w:val="19"/>
-          <w:highlight w:val="lightGray"/>
-          <w:vertAlign w:val="baseline"/>
-          <w:lang w:val="en-US" w:eastAsia="zh-CN"/>
-        </w:rPr>
-        <w:t>释放大招需要玩家护盾也发光。</w:t>
-      </w:r>
-    </w:p>
-    <w:p>
-      <w:pPr>
-        <w:pStyle w:val="8"/>
-        <w:keepNext w:val="0"/>
-        <w:keepLines w:val="0"/>
-        <w:pageBreakBefore w:val="0"/>
-        <w:widowControl/>
-        <w:numPr>
-          <w:ilvl w:val="0"/>
-          <w:numId w:val="2"/>
-        </w:numPr>
-        <w:suppressLineNumbers w:val="0"/>
-        <w:kinsoku/>
-        <w:wordWrap/>
-        <w:overflowPunct/>
-        <w:topLinePunct w:val="0"/>
-        <w:autoSpaceDE/>
-        <w:autoSpaceDN/>
-        <w:bidi w:val="0"/>
-        <w:adjustRightInd/>
-        <w:snapToGrid/>
-        <w:spacing w:beforeAutospacing="0" w:afterAutospacing="0" w:line="360" w:lineRule="exact"/>
-        <w:textAlignment w:val="auto"/>
+          <w:highlight w:val="yellow"/>
+          <w:vertAlign w:val="baseline"/>
+          <w:lang w:val="en-US" w:eastAsia="zh-CN"/>
+        </w:rPr>
+      </w:pPr>
+      <w:r>
+        <w:rPr>
+          <w:rFonts w:hint="eastAsia" w:ascii="微软雅黑" w:hAnsi="微软雅黑" w:eastAsia="微软雅黑" w:cs="微软雅黑"/>
+          <w:i w:val="0"/>
+          <w:iCs w:val="0"/>
+          <w:caps w:val="0"/>
+          <w:spacing w:val="0"/>
+          <w:sz w:val="19"/>
+          <w:szCs w:val="19"/>
+          <w:highlight w:val="yellow"/>
+          <w:vertAlign w:val="baseline"/>
+          <w:lang w:val="en-US" w:eastAsia="zh-CN"/>
+        </w:rPr>
+        <w:t>熔浆液堵住了玩家光棱塔的</w:t>
+      </w:r>
+      <w:r>
         <w:rPr>
           <w:rFonts w:hint="default" w:ascii="微软雅黑" w:hAnsi="微软雅黑" w:eastAsia="微软雅黑" w:cs="微软雅黑"/>
           <w:i w:val="0"/>
@@ -17815,25 +19337,11 @@
           <w:spacing w:val="0"/>
           <w:sz w:val="19"/>
           <w:szCs w:val="19"/>
-          <w:highlight w:val="lightGray"/>
-          <w:vertAlign w:val="baseline"/>
-          <w:lang w:val="en-US" w:eastAsia="zh-CN"/>
-        </w:rPr>
-      </w:pPr>
-      <w:r>
-        <w:rPr>
-          <w:rFonts w:hint="eastAsia" w:ascii="微软雅黑" w:hAnsi="微软雅黑" w:eastAsia="微软雅黑" w:cs="微软雅黑"/>
-          <w:i w:val="0"/>
-          <w:iCs w:val="0"/>
-          <w:caps w:val="0"/>
-          <w:spacing w:val="0"/>
-          <w:sz w:val="19"/>
-          <w:szCs w:val="19"/>
-          <w:highlight w:val="lightGray"/>
-          <w:vertAlign w:val="baseline"/>
-          <w:lang w:val="en-US" w:eastAsia="zh-CN"/>
-        </w:rPr>
-        <w:t>优化主界面显示 难度一 和难度二 等文字和选项条</w:t>
+          <w:highlight w:val="yellow"/>
+          <w:vertAlign w:val="baseline"/>
+          <w:lang w:val="en-US" w:eastAsia="zh-CN"/>
+        </w:rPr>
+        <w:t>炮口，到面前就只能等死</w:t>
       </w:r>
     </w:p>
     <w:p>
@@ -17867,58 +19375,6 @@
           <w:spacing w:val="0"/>
           <w:sz w:val="19"/>
           <w:szCs w:val="19"/>
-          <w:highlight w:val="lightGray"/>
-          <w:vertAlign w:val="baseline"/>
-          <w:lang w:val="en-US" w:eastAsia="zh-CN"/>
-        </w:rPr>
-      </w:pPr>
-      <w:r>
-        <w:rPr>
-          <w:rFonts w:hint="eastAsia" w:ascii="微软雅黑" w:hAnsi="微软雅黑" w:eastAsia="微软雅黑" w:cs="微软雅黑"/>
-          <w:i w:val="0"/>
-          <w:iCs w:val="0"/>
-          <w:caps w:val="0"/>
-          <w:spacing w:val="0"/>
-          <w:sz w:val="19"/>
-          <w:szCs w:val="19"/>
-          <w:highlight w:val="lightGray"/>
-          <w:vertAlign w:val="baseline"/>
-          <w:lang w:val="en-US" w:eastAsia="zh-CN"/>
-        </w:rPr>
-        <w:t>优化装备界面新手引导，设计并引导玩家先合成装备（点击一键合成按钮），然后再点击佩戴装备继续之前的流程。修改第一关通关，需要固定掉落一些可合成的装备，然后新手引导修改，先引导玩家点击一键合成按钮，再引导玩家穿戴装备。</w:t>
-      </w:r>
-    </w:p>
-    <w:p>
-      <w:pPr>
-        <w:pStyle w:val="8"/>
-        <w:keepNext w:val="0"/>
-        <w:keepLines w:val="0"/>
-        <w:pageBreakBefore w:val="0"/>
-        <w:widowControl/>
-        <w:numPr>
-          <w:ilvl w:val="0"/>
-          <w:numId w:val="2"/>
-        </w:numPr>
-        <w:suppressLineNumbers w:val="0"/>
-        <w:kinsoku/>
-        <w:wordWrap/>
-        <w:overflowPunct/>
-        <w:topLinePunct w:val="0"/>
-        <w:autoSpaceDE/>
-        <w:autoSpaceDN/>
-        <w:bidi w:val="0"/>
-        <w:adjustRightInd/>
-        <w:snapToGrid/>
-        <w:spacing w:beforeAutospacing="0" w:afterAutospacing="0" w:line="360" w:lineRule="exact"/>
-        <w:textAlignment w:val="auto"/>
-        <w:rPr>
-          <w:rFonts w:hint="eastAsia" w:ascii="微软雅黑" w:hAnsi="微软雅黑" w:eastAsia="微软雅黑" w:cs="微软雅黑"/>
-          <w:i w:val="0"/>
-          <w:iCs w:val="0"/>
-          <w:caps w:val="0"/>
-          <w:spacing w:val="0"/>
-          <w:sz w:val="19"/>
-          <w:szCs w:val="19"/>
           <w:highlight w:val="yellow"/>
           <w:vertAlign w:val="baseline"/>
           <w:lang w:val="en-US" w:eastAsia="zh-CN"/>
@@ -17937,7 +19393,7 @@
           <w:vertAlign w:val="baseline"/>
           <w:lang w:val="en-US" w:eastAsia="zh-CN"/>
         </w:rPr>
-        <w:t>难度3达到19级，每个章节的难度2-5 不应该压缩怪物的经验，应该提高升级所需经验，然后增加怪物数量，可以达到升级所需经验。</w:t>
+        <w:t>连锁反应，技能和文字描述有歧义，技能是伤害衰减20%，实际战斗中是伤害衰减至20%</w:t>
       </w:r>
     </w:p>
     <w:p>
@@ -17971,25 +19427,25 @@
           <w:spacing w:val="0"/>
           <w:sz w:val="19"/>
           <w:szCs w:val="19"/>
-          <w:highlight w:val="lightGray"/>
-          <w:vertAlign w:val="baseline"/>
-          <w:lang w:val="en-US" w:eastAsia="zh-CN"/>
-        </w:rPr>
-      </w:pPr>
-      <w:r>
-        <w:rPr>
-          <w:rFonts w:hint="eastAsia" w:ascii="微软雅黑" w:hAnsi="微软雅黑" w:eastAsia="微软雅黑" w:cs="微软雅黑"/>
-          <w:i w:val="0"/>
-          <w:iCs w:val="0"/>
-          <w:caps w:val="0"/>
-          <w:spacing w:val="0"/>
-          <w:sz w:val="19"/>
-          <w:szCs w:val="19"/>
-          <w:highlight w:val="lightGray"/>
-          <w:vertAlign w:val="baseline"/>
-          <w:lang w:val="en-US" w:eastAsia="zh-CN"/>
-        </w:rPr>
-        <w:t>点击一键合成，应该弹出合成装备的弹窗。或者点击一键合成按钮，背包栏的所有物品做一个重新排序的动画效果（逐一排列的Q弹动画）</w:t>
+          <w:highlight w:val="yellow"/>
+          <w:vertAlign w:val="baseline"/>
+          <w:lang w:val="en-US" w:eastAsia="zh-CN"/>
+        </w:rPr>
+      </w:pPr>
+      <w:r>
+        <w:rPr>
+          <w:rFonts w:hint="eastAsia" w:ascii="微软雅黑" w:hAnsi="微软雅黑" w:eastAsia="微软雅黑" w:cs="微软雅黑"/>
+          <w:i w:val="0"/>
+          <w:iCs w:val="0"/>
+          <w:caps w:val="0"/>
+          <w:spacing w:val="0"/>
+          <w:sz w:val="19"/>
+          <w:szCs w:val="19"/>
+          <w:highlight w:val="yellow"/>
+          <w:vertAlign w:val="baseline"/>
+          <w:lang w:val="en-US" w:eastAsia="zh-CN"/>
+        </w:rPr>
+        <w:t>手机和电脑有色差，导致第一章怪物融入背景，没有很大的区分。</w:t>
       </w:r>
     </w:p>
     <w:p>
@@ -18023,25 +19479,25 @@
           <w:spacing w:val="0"/>
           <w:sz w:val="19"/>
           <w:szCs w:val="19"/>
-          <w:highlight w:val="lightGray"/>
-          <w:vertAlign w:val="baseline"/>
-          <w:lang w:val="en-US" w:eastAsia="zh-CN"/>
-        </w:rPr>
-      </w:pPr>
-      <w:r>
-        <w:rPr>
-          <w:rFonts w:hint="eastAsia" w:ascii="微软雅黑" w:hAnsi="微软雅黑" w:eastAsia="微软雅黑" w:cs="微软雅黑"/>
-          <w:i w:val="0"/>
-          <w:iCs w:val="0"/>
-          <w:caps w:val="0"/>
-          <w:spacing w:val="0"/>
-          <w:sz w:val="19"/>
-          <w:szCs w:val="19"/>
-          <w:highlight w:val="lightGray"/>
-          <w:vertAlign w:val="baseline"/>
-          <w:lang w:val="en-US" w:eastAsia="zh-CN"/>
-        </w:rPr>
-        <w:t>科技树节点升级特效</w:t>
+          <w:highlight w:val="yellow"/>
+          <w:vertAlign w:val="baseline"/>
+          <w:lang w:val="en-US" w:eastAsia="zh-CN"/>
+        </w:rPr>
+      </w:pPr>
+      <w:r>
+        <w:rPr>
+          <w:rFonts w:hint="eastAsia" w:ascii="微软雅黑" w:hAnsi="微软雅黑" w:eastAsia="微软雅黑" w:cs="微软雅黑"/>
+          <w:i w:val="0"/>
+          <w:iCs w:val="0"/>
+          <w:caps w:val="0"/>
+          <w:spacing w:val="0"/>
+          <w:sz w:val="19"/>
+          <w:szCs w:val="19"/>
+          <w:highlight w:val="yellow"/>
+          <w:vertAlign w:val="baseline"/>
+          <w:lang w:val="en-US" w:eastAsia="zh-CN"/>
+        </w:rPr>
+        <w:t>新手引导 标识一下 左边护盾值 右边血量值（避免玩家不知道）</w:t>
       </w:r>
     </w:p>
     <w:p>
@@ -18075,35 +19531,12 @@
           <w:spacing w:val="0"/>
           <w:sz w:val="19"/>
           <w:szCs w:val="19"/>
-          <w:highlight w:val="lightGray"/>
-          <w:vertAlign w:val="baseline"/>
-          <w:lang w:val="en-US" w:eastAsia="zh-CN"/>
-        </w:rPr>
-      </w:pPr>
-    </w:p>
-    <w:p>
-      <w:pPr>
-        <w:pStyle w:val="8"/>
-        <w:keepNext w:val="0"/>
-        <w:keepLines w:val="0"/>
-        <w:pageBreakBefore w:val="0"/>
-        <w:widowControl/>
-        <w:numPr>
-          <w:ilvl w:val="0"/>
-          <w:numId w:val="2"/>
-        </w:numPr>
-        <w:suppressLineNumbers w:val="0"/>
-        <w:kinsoku/>
-        <w:wordWrap/>
-        <w:overflowPunct/>
-        <w:topLinePunct w:val="0"/>
-        <w:autoSpaceDE/>
-        <w:autoSpaceDN/>
-        <w:bidi w:val="0"/>
-        <w:adjustRightInd/>
-        <w:snapToGrid/>
-        <w:spacing w:beforeAutospacing="0" w:afterAutospacing="0" w:line="360" w:lineRule="exact"/>
-        <w:textAlignment w:val="auto"/>
+          <w:highlight w:val="yellow"/>
+          <w:vertAlign w:val="baseline"/>
+          <w:lang w:val="en-US" w:eastAsia="zh-CN"/>
+        </w:rPr>
+      </w:pPr>
+      <w:r>
         <w:rPr>
           <w:rFonts w:hint="default" w:ascii="微软雅黑" w:hAnsi="微软雅黑" w:eastAsia="微软雅黑" w:cs="微软雅黑"/>
           <w:i w:val="0"/>
@@ -18116,7 +19549,8 @@
           <w:vertAlign w:val="baseline"/>
           <w:lang w:val="en-US" w:eastAsia="zh-CN"/>
         </w:rPr>
-      </w:pPr>
+        <w:t>我方的水晶塔</w:t>
+      </w:r>
       <w:r>
         <w:rPr>
           <w:rFonts w:hint="eastAsia" w:ascii="微软雅黑" w:hAnsi="微软雅黑" w:eastAsia="微软雅黑" w:cs="微软雅黑"/>
@@ -18130,34 +19564,11 @@
           <w:vertAlign w:val="baseline"/>
           <w:lang w:val="en-US" w:eastAsia="zh-CN"/>
         </w:rPr>
-        <w:t>增加大招激光的长度，但是增加长度的激光，开启大招无法自动锁定增加激光长度后的怪物。</w:t>
-      </w:r>
-    </w:p>
-    <w:p>
-      <w:pPr>
-        <w:pStyle w:val="8"/>
-        <w:keepNext w:val="0"/>
-        <w:keepLines w:val="0"/>
-        <w:pageBreakBefore w:val="0"/>
-        <w:widowControl/>
-        <w:numPr>
-          <w:ilvl w:val="0"/>
-          <w:numId w:val="2"/>
-        </w:numPr>
-        <w:suppressLineNumbers w:val="0"/>
-        <w:kinsoku/>
-        <w:wordWrap/>
-        <w:overflowPunct/>
-        <w:topLinePunct w:val="0"/>
-        <w:autoSpaceDE/>
-        <w:autoSpaceDN/>
-        <w:bidi w:val="0"/>
-        <w:adjustRightInd/>
-        <w:snapToGrid/>
-        <w:spacing w:beforeAutospacing="0" w:afterAutospacing="0" w:line="360" w:lineRule="exact"/>
-        <w:textAlignment w:val="auto"/>
-        <w:rPr>
-          <w:rFonts w:hint="eastAsia" w:ascii="微软雅黑" w:hAnsi="微软雅黑" w:eastAsia="微软雅黑" w:cs="微软雅黑"/>
+        <w:t>装备界面升级可以导致战斗界面的水晶塔改变</w:t>
+      </w:r>
+      <w:r>
+        <w:rPr>
+          <w:rFonts w:hint="default" w:ascii="微软雅黑" w:hAnsi="微软雅黑" w:eastAsia="微软雅黑" w:cs="微软雅黑"/>
           <w:i w:val="0"/>
           <w:iCs w:val="0"/>
           <w:caps w:val="0"/>
@@ -18168,7 +19579,8 @@
           <w:vertAlign w:val="baseline"/>
           <w:lang w:val="en-US" w:eastAsia="zh-CN"/>
         </w:rPr>
-      </w:pPr>
+        <w:t>形态</w:t>
+      </w:r>
       <w:r>
         <w:rPr>
           <w:rFonts w:hint="eastAsia" w:ascii="微软雅黑" w:hAnsi="微软雅黑" w:eastAsia="微软雅黑" w:cs="微软雅黑"/>
@@ -18182,7 +19594,7 @@
           <w:vertAlign w:val="baseline"/>
           <w:lang w:val="en-US" w:eastAsia="zh-CN"/>
         </w:rPr>
-        <w:t>修改光与朽的软著。</w:t>
+        <w:t>。</w:t>
       </w:r>
     </w:p>
     <w:p>
@@ -18216,25 +19628,25 @@
           <w:spacing w:val="0"/>
           <w:sz w:val="19"/>
           <w:szCs w:val="19"/>
-          <w:highlight w:val="red"/>
-          <w:vertAlign w:val="baseline"/>
-          <w:lang w:val="en-US" w:eastAsia="zh-CN"/>
-        </w:rPr>
-      </w:pPr>
-      <w:r>
-        <w:rPr>
-          <w:rFonts w:hint="eastAsia" w:ascii="微软雅黑" w:hAnsi="微软雅黑" w:eastAsia="微软雅黑" w:cs="微软雅黑"/>
-          <w:i w:val="0"/>
-          <w:iCs w:val="0"/>
-          <w:caps w:val="0"/>
-          <w:spacing w:val="0"/>
-          <w:sz w:val="19"/>
-          <w:szCs w:val="19"/>
-          <w:highlight w:val="red"/>
-          <w:vertAlign w:val="baseline"/>
-          <w:lang w:val="en-US" w:eastAsia="zh-CN"/>
-        </w:rPr>
-        <w:t>修改弹球怪被激光射中后，会往后移动（速度要快），然后撞到墙后，不要只冲刺一段距离，而是一直快速移动冲向玩家。应该是只要被激光射中，就会提高其移动速度。</w:t>
+          <w:highlight w:val="yellow"/>
+          <w:vertAlign w:val="baseline"/>
+          <w:lang w:val="en-US" w:eastAsia="zh-CN"/>
+        </w:rPr>
+      </w:pPr>
+      <w:r>
+        <w:rPr>
+          <w:rFonts w:hint="eastAsia" w:ascii="微软雅黑" w:hAnsi="微软雅黑" w:eastAsia="微软雅黑" w:cs="微软雅黑"/>
+          <w:i w:val="0"/>
+          <w:iCs w:val="0"/>
+          <w:caps w:val="0"/>
+          <w:spacing w:val="0"/>
+          <w:sz w:val="19"/>
+          <w:szCs w:val="19"/>
+          <w:highlight w:val="yellow"/>
+          <w:vertAlign w:val="baseline"/>
+          <w:lang w:val="en-US" w:eastAsia="zh-CN"/>
+        </w:rPr>
+        <w:t>还可以设计，光打死一个怪有概率生成一个闪电球，对周围发激光传导</w:t>
       </w:r>
     </w:p>
     <w:p>
@@ -18275,7 +19687,7 @@
       </w:pPr>
       <w:r>
         <w:rPr>
-          <w:rFonts w:hint="eastAsia" w:ascii="微软雅黑" w:hAnsi="微软雅黑" w:eastAsia="微软雅黑" w:cs="微软雅黑"/>
+          <w:rFonts w:hint="default" w:ascii="微软雅黑" w:hAnsi="微软雅黑" w:eastAsia="微软雅黑" w:cs="微软雅黑"/>
           <w:i w:val="0"/>
           <w:iCs w:val="0"/>
           <w:caps w:val="0"/>
@@ -18286,7 +19698,7 @@
           <w:vertAlign w:val="baseline"/>
           <w:lang w:val="en-US" w:eastAsia="zh-CN"/>
         </w:rPr>
-        <w:t>第三章BOSS开始角力延伸出激光时，我的激光移开的时候，BOSS激光突然收回的BUG。</w:t>
+        <w:t>关于极寒光束技能反馈，感觉怪物速度没啥变化，至少我感官上感觉不到变化。</w:t>
       </w:r>
     </w:p>
     <w:p>
@@ -18327,44 +19739,6 @@
       </w:pPr>
       <w:r>
         <w:rPr>
-          <w:rFonts w:hint="eastAsia" w:ascii="微软雅黑" w:hAnsi="微软雅黑" w:eastAsia="微软雅黑" w:cs="微软雅黑"/>
-          <w:i w:val="0"/>
-          <w:iCs w:val="0"/>
-          <w:caps w:val="0"/>
-          <w:spacing w:val="0"/>
-          <w:sz w:val="19"/>
-          <w:szCs w:val="19"/>
-          <w:highlight w:val="red"/>
-          <w:vertAlign w:val="baseline"/>
-          <w:lang w:val="en-US" w:eastAsia="zh-CN"/>
-        </w:rPr>
-        <w:t>解决手机没有震动效果</w:t>
-      </w:r>
-    </w:p>
-    <w:p>
-      <w:pPr>
-        <w:pStyle w:val="8"/>
-        <w:keepNext w:val="0"/>
-        <w:keepLines w:val="0"/>
-        <w:pageBreakBefore w:val="0"/>
-        <w:widowControl/>
-        <w:numPr>
-          <w:ilvl w:val="0"/>
-          <w:numId w:val="2"/>
-        </w:numPr>
-        <w:suppressLineNumbers w:val="0"/>
-        <w:kinsoku/>
-        <w:wordWrap/>
-        <w:overflowPunct/>
-        <w:topLinePunct w:val="0"/>
-        <w:autoSpaceDE/>
-        <w:autoSpaceDN/>
-        <w:bidi w:val="0"/>
-        <w:adjustRightInd/>
-        <w:snapToGrid/>
-        <w:spacing w:beforeAutospacing="0" w:afterAutospacing="0" w:line="360" w:lineRule="exact"/>
-        <w:textAlignment w:val="auto"/>
-        <w:rPr>
           <w:rFonts w:hint="default" w:ascii="微软雅黑" w:hAnsi="微软雅黑" w:eastAsia="微软雅黑" w:cs="微软雅黑"/>
           <w:i w:val="0"/>
           <w:iCs w:val="0"/>
@@ -18376,125 +19750,7 @@
           <w:vertAlign w:val="baseline"/>
           <w:lang w:val="en-US" w:eastAsia="zh-CN"/>
         </w:rPr>
-      </w:pPr>
-      <w:r>
-        <w:rPr>
-          <w:rFonts w:hint="eastAsia" w:ascii="微软雅黑" w:hAnsi="微软雅黑" w:eastAsia="微软雅黑" w:cs="微软雅黑"/>
-          <w:i w:val="0"/>
-          <w:iCs w:val="0"/>
-          <w:caps w:val="0"/>
-          <w:spacing w:val="0"/>
-          <w:sz w:val="19"/>
-          <w:szCs w:val="19"/>
-          <w:highlight w:val="red"/>
-          <w:vertAlign w:val="baseline"/>
-          <w:lang w:val="en-US" w:eastAsia="zh-CN"/>
-        </w:rPr>
-        <w:t>无人机飘字停留时间调长一些。</w:t>
-      </w:r>
-    </w:p>
-    <w:p>
-      <w:pPr>
-        <w:pStyle w:val="8"/>
-        <w:keepNext w:val="0"/>
-        <w:keepLines w:val="0"/>
-        <w:pageBreakBefore w:val="0"/>
-        <w:widowControl/>
-        <w:numPr>
-          <w:ilvl w:val="0"/>
-          <w:numId w:val="2"/>
-        </w:numPr>
-        <w:suppressLineNumbers w:val="0"/>
-        <w:kinsoku/>
-        <w:wordWrap/>
-        <w:overflowPunct/>
-        <w:topLinePunct w:val="0"/>
-        <w:autoSpaceDE/>
-        <w:autoSpaceDN/>
-        <w:bidi w:val="0"/>
-        <w:adjustRightInd/>
-        <w:snapToGrid/>
-        <w:spacing w:beforeAutospacing="0" w:afterAutospacing="0" w:line="360" w:lineRule="exact"/>
-        <w:textAlignment w:val="auto"/>
-        <w:rPr>
-          <w:rFonts w:hint="eastAsia" w:ascii="微软雅黑" w:hAnsi="微软雅黑" w:eastAsia="微软雅黑" w:cs="微软雅黑"/>
-          <w:i w:val="0"/>
-          <w:iCs w:val="0"/>
-          <w:caps w:val="0"/>
-          <w:spacing w:val="0"/>
-          <w:sz w:val="19"/>
-          <w:szCs w:val="19"/>
-          <w:highlight w:val="red"/>
-          <w:vertAlign w:val="baseline"/>
-          <w:lang w:val="en-US" w:eastAsia="zh-CN"/>
-        </w:rPr>
-      </w:pPr>
-      <w:r>
-        <w:rPr>
-          <w:rFonts w:hint="eastAsia" w:ascii="微软雅黑" w:hAnsi="微软雅黑" w:eastAsia="微软雅黑" w:cs="微软雅黑"/>
-          <w:i w:val="0"/>
-          <w:iCs w:val="0"/>
-          <w:caps w:val="0"/>
-          <w:spacing w:val="0"/>
-          <w:sz w:val="19"/>
-          <w:szCs w:val="19"/>
-          <w:highlight w:val="red"/>
-          <w:vertAlign w:val="baseline"/>
-          <w:lang w:val="en-US" w:eastAsia="zh-CN"/>
-        </w:rPr>
-        <w:t>第一章难度3，波次6 精英坦克出场太晚</w:t>
-      </w:r>
-    </w:p>
-    <w:p>
-      <w:pPr>
-        <w:pStyle w:val="8"/>
-        <w:keepNext w:val="0"/>
-        <w:keepLines w:val="0"/>
-        <w:pageBreakBefore w:val="0"/>
-        <w:widowControl/>
-        <w:numPr>
-          <w:ilvl w:val="0"/>
-          <w:numId w:val="2"/>
-        </w:numPr>
-        <w:suppressLineNumbers w:val="0"/>
-        <w:kinsoku/>
-        <w:wordWrap/>
-        <w:overflowPunct/>
-        <w:topLinePunct w:val="0"/>
-        <w:autoSpaceDE/>
-        <w:autoSpaceDN/>
-        <w:bidi w:val="0"/>
-        <w:adjustRightInd/>
-        <w:snapToGrid/>
-        <w:spacing w:beforeAutospacing="0" w:afterAutospacing="0" w:line="360" w:lineRule="exact"/>
-        <w:textAlignment w:val="auto"/>
-        <w:rPr>
-          <w:rFonts w:hint="eastAsia" w:ascii="微软雅黑" w:hAnsi="微软雅黑" w:eastAsia="微软雅黑" w:cs="微软雅黑"/>
-          <w:i w:val="0"/>
-          <w:iCs w:val="0"/>
-          <w:caps w:val="0"/>
-          <w:spacing w:val="0"/>
-          <w:sz w:val="19"/>
-          <w:szCs w:val="19"/>
-          <w:highlight w:val="red"/>
-          <w:vertAlign w:val="baseline"/>
-          <w:lang w:val="en-US" w:eastAsia="zh-CN"/>
-        </w:rPr>
-      </w:pPr>
-      <w:r>
-        <w:rPr>
-          <w:rFonts w:hint="eastAsia" w:ascii="微软雅黑" w:hAnsi="微软雅黑" w:eastAsia="微软雅黑" w:cs="微软雅黑"/>
-          <w:i w:val="0"/>
-          <w:iCs w:val="0"/>
-          <w:caps w:val="0"/>
-          <w:spacing w:val="0"/>
-          <w:sz w:val="19"/>
-          <w:szCs w:val="19"/>
-          <w:highlight w:val="red"/>
-          <w:vertAlign w:val="baseline"/>
-          <w:lang w:val="en-US" w:eastAsia="zh-CN"/>
-        </w:rPr>
-        <w:t>去掉 修改体力模式按钮上的文字修改，不需要“今日已观看0/5次”的文案，默认玩家点击5次，即看5次广告后，按钮置灰（包括按钮节点下的2个图片和文字也都置灰）。</w:t>
+        <w:t>关于广域透镜技能技能反馈，增加激光宽度的，感官上有变化，但是没啥用感觉。玩家想要的至少我选了一个，我知道激光变粗有用。</w:t>
       </w:r>
     </w:p>
     <w:p>
@@ -18546,7 +19802,7 @@
           <w:vertAlign w:val="baseline"/>
           <w:lang w:val="en-US" w:eastAsia="zh-CN"/>
         </w:rPr>
-        <w:t>请修复BUG，点击获取体力后，开始游戏的按钮还是置灰透明状态。修改玩家体力耗尽时，开始游戏的按钮透明置灰，但是按钮文字没有置灰问题。</w:t>
+        <w:t>优化关卡节奏，改为6波</w:t>
       </w:r>
     </w:p>
     <w:p>
@@ -18598,7 +19854,7 @@
           <w:vertAlign w:val="baseline"/>
           <w:lang w:val="en-US" w:eastAsia="zh-CN"/>
         </w:rPr>
-        <w:t>然后制作按钮通用置灰方法，就是所有的按钮需要置灰效果，都调用这个方法。按钮置灰时，查找按钮下的所有节点，如果有image或者text文字等，都一起置灰。</w:t>
+        <w:t>降低难度一怪物的血量</w:t>
       </w:r>
     </w:p>
     <w:p>
@@ -18632,25 +19888,25 @@
           <w:spacing w:val="0"/>
           <w:sz w:val="19"/>
           <w:szCs w:val="19"/>
-          <w:highlight w:val="red"/>
-          <w:vertAlign w:val="baseline"/>
-          <w:lang w:val="en-US" w:eastAsia="zh-CN"/>
-        </w:rPr>
-      </w:pPr>
-      <w:r>
-        <w:rPr>
-          <w:rFonts w:hint="eastAsia" w:ascii="微软雅黑" w:hAnsi="微软雅黑" w:eastAsia="微软雅黑" w:cs="微软雅黑"/>
-          <w:i w:val="0"/>
-          <w:iCs w:val="0"/>
-          <w:caps w:val="0"/>
-          <w:spacing w:val="0"/>
-          <w:sz w:val="19"/>
-          <w:szCs w:val="19"/>
-          <w:highlight w:val="red"/>
-          <w:vertAlign w:val="baseline"/>
-          <w:lang w:val="en-US" w:eastAsia="zh-CN"/>
-        </w:rPr>
-        <w:t>玩家点击升级按钮后，新增Q弹动画，和升级节点的特效和音效。</w:t>
+          <w:highlight w:val="yellow"/>
+          <w:vertAlign w:val="baseline"/>
+          <w:lang w:val="en-US" w:eastAsia="zh-CN"/>
+        </w:rPr>
+      </w:pPr>
+      <w:r>
+        <w:rPr>
+          <w:rFonts w:hint="eastAsia" w:ascii="微软雅黑" w:hAnsi="微软雅黑" w:eastAsia="微软雅黑" w:cs="微软雅黑"/>
+          <w:i w:val="0"/>
+          <w:iCs w:val="0"/>
+          <w:caps w:val="0"/>
+          <w:spacing w:val="0"/>
+          <w:sz w:val="19"/>
+          <w:szCs w:val="19"/>
+          <w:highlight w:val="yellow"/>
+          <w:vertAlign w:val="baseline"/>
+          <w:lang w:val="en-US" w:eastAsia="zh-CN"/>
+        </w:rPr>
+        <w:t>优化新手引导教学关卡</w:t>
       </w:r>
     </w:p>
     <w:p>
@@ -18684,25 +19940,25 @@
           <w:spacing w:val="0"/>
           <w:sz w:val="19"/>
           <w:szCs w:val="19"/>
-          <w:highlight w:val="red"/>
-          <w:vertAlign w:val="baseline"/>
-          <w:lang w:val="en-US" w:eastAsia="zh-CN"/>
-        </w:rPr>
-      </w:pPr>
-      <w:r>
-        <w:rPr>
-          <w:rFonts w:hint="eastAsia" w:ascii="微软雅黑" w:hAnsi="微软雅黑" w:eastAsia="微软雅黑" w:cs="微软雅黑"/>
-          <w:i w:val="0"/>
-          <w:iCs w:val="0"/>
-          <w:caps w:val="0"/>
-          <w:spacing w:val="0"/>
-          <w:sz w:val="19"/>
-          <w:szCs w:val="19"/>
-          <w:highlight w:val="red"/>
-          <w:vertAlign w:val="baseline"/>
-          <w:lang w:val="en-US" w:eastAsia="zh-CN"/>
-        </w:rPr>
-        <w:t>修复熔浆液流体锯齿感，缩小炸弹怪流体，精英炸弹怪流体毛刺的。修复第三章怪物流体的位置和大小，固定流体材质球，需要流动调试很小</w:t>
+          <w:highlight w:val="yellow"/>
+          <w:vertAlign w:val="baseline"/>
+          <w:lang w:val="en-US" w:eastAsia="zh-CN"/>
+        </w:rPr>
+      </w:pPr>
+      <w:r>
+        <w:rPr>
+          <w:rFonts w:hint="eastAsia" w:ascii="微软雅黑" w:hAnsi="微软雅黑" w:eastAsia="微软雅黑" w:cs="微软雅黑"/>
+          <w:i w:val="0"/>
+          <w:iCs w:val="0"/>
+          <w:caps w:val="0"/>
+          <w:spacing w:val="0"/>
+          <w:sz w:val="19"/>
+          <w:szCs w:val="19"/>
+          <w:highlight w:val="yellow"/>
+          <w:vertAlign w:val="baseline"/>
+          <w:lang w:val="en-US" w:eastAsia="zh-CN"/>
+        </w:rPr>
+        <w:t>护盾复活冲击波效果</w:t>
       </w:r>
     </w:p>
     <w:p>
@@ -18736,25 +19992,25 @@
           <w:spacing w:val="0"/>
           <w:sz w:val="19"/>
           <w:szCs w:val="19"/>
-          <w:highlight w:val="red"/>
-          <w:vertAlign w:val="baseline"/>
-          <w:lang w:val="en-US" w:eastAsia="zh-CN"/>
-        </w:rPr>
-      </w:pPr>
-      <w:r>
-        <w:rPr>
-          <w:rFonts w:hint="eastAsia" w:ascii="微软雅黑" w:hAnsi="微软雅黑" w:eastAsia="微软雅黑" w:cs="微软雅黑"/>
-          <w:i w:val="0"/>
-          <w:iCs w:val="0"/>
-          <w:caps w:val="0"/>
-          <w:spacing w:val="0"/>
-          <w:sz w:val="19"/>
-          <w:szCs w:val="19"/>
-          <w:highlight w:val="red"/>
-          <w:vertAlign w:val="baseline"/>
-          <w:lang w:val="en-US" w:eastAsia="zh-CN"/>
-        </w:rPr>
-        <w:t>手机上当有多个分裂怪同时死亡和旁边有小怪爆炸，感觉音效声音太大，也很刺耳。</w:t>
+          <w:highlight w:val="yellow"/>
+          <w:vertAlign w:val="baseline"/>
+          <w:lang w:val="en-US" w:eastAsia="zh-CN"/>
+        </w:rPr>
+      </w:pPr>
+      <w:r>
+        <w:rPr>
+          <w:rFonts w:hint="eastAsia" w:ascii="微软雅黑" w:hAnsi="微软雅黑" w:eastAsia="微软雅黑" w:cs="微软雅黑"/>
+          <w:i w:val="0"/>
+          <w:iCs w:val="0"/>
+          <w:caps w:val="0"/>
+          <w:spacing w:val="0"/>
+          <w:sz w:val="19"/>
+          <w:szCs w:val="19"/>
+          <w:highlight w:val="yellow"/>
+          <w:vertAlign w:val="baseline"/>
+          <w:lang w:val="en-US" w:eastAsia="zh-CN"/>
+        </w:rPr>
+        <w:t>解决熔浆液不再堵死炮口问题。</w:t>
       </w:r>
     </w:p>
     <w:p>
@@ -18788,25 +20044,25 @@
           <w:spacing w:val="0"/>
           <w:sz w:val="19"/>
           <w:szCs w:val="19"/>
-          <w:highlight w:val="red"/>
-          <w:vertAlign w:val="baseline"/>
-          <w:lang w:val="en-US" w:eastAsia="zh-CN"/>
-        </w:rPr>
-      </w:pPr>
-      <w:r>
-        <w:rPr>
-          <w:rFonts w:hint="eastAsia" w:ascii="微软雅黑" w:hAnsi="微软雅黑" w:eastAsia="微软雅黑" w:cs="微软雅黑"/>
-          <w:i w:val="0"/>
-          <w:iCs w:val="0"/>
-          <w:caps w:val="0"/>
-          <w:spacing w:val="0"/>
-          <w:sz w:val="19"/>
-          <w:szCs w:val="19"/>
-          <w:highlight w:val="red"/>
-          <w:vertAlign w:val="baseline"/>
-          <w:lang w:val="en-US" w:eastAsia="zh-CN"/>
-        </w:rPr>
-        <w:t>手机上新手引导黄色光效闪烁的亮点层级很低和调试扣洞窗口的大小。</w:t>
+          <w:highlight w:val="yellow"/>
+          <w:vertAlign w:val="baseline"/>
+          <w:lang w:val="en-US" w:eastAsia="zh-CN"/>
+        </w:rPr>
+      </w:pPr>
+      <w:r>
+        <w:rPr>
+          <w:rFonts w:hint="eastAsia" w:ascii="微软雅黑" w:hAnsi="微软雅黑" w:eastAsia="微软雅黑" w:cs="微软雅黑"/>
+          <w:i w:val="0"/>
+          <w:iCs w:val="0"/>
+          <w:caps w:val="0"/>
+          <w:spacing w:val="0"/>
+          <w:sz w:val="19"/>
+          <w:szCs w:val="19"/>
+          <w:highlight w:val="yellow"/>
+          <w:vertAlign w:val="baseline"/>
+          <w:lang w:val="en-US" w:eastAsia="zh-CN"/>
+        </w:rPr>
+        <w:t>激光长度提升</w:t>
       </w:r>
     </w:p>
     <w:p>
@@ -18840,266 +20096,6 @@
           <w:spacing w:val="0"/>
           <w:sz w:val="19"/>
           <w:szCs w:val="19"/>
-          <w:highlight w:val="red"/>
-          <w:vertAlign w:val="baseline"/>
-          <w:lang w:val="en-US" w:eastAsia="zh-CN"/>
-        </w:rPr>
-      </w:pPr>
-      <w:r>
-        <w:rPr>
-          <w:rFonts w:hint="eastAsia" w:ascii="微软雅黑" w:hAnsi="微软雅黑" w:eastAsia="微软雅黑" w:cs="微软雅黑"/>
-          <w:i w:val="0"/>
-          <w:iCs w:val="0"/>
-          <w:caps w:val="0"/>
-          <w:spacing w:val="0"/>
-          <w:sz w:val="19"/>
-          <w:szCs w:val="19"/>
-          <w:highlight w:val="red"/>
-          <w:vertAlign w:val="baseline"/>
-          <w:lang w:val="en-US" w:eastAsia="zh-CN"/>
-        </w:rPr>
-        <w:t>玩家点击装备上的物品，没有音效。</w:t>
-      </w:r>
-    </w:p>
-    <w:p>
-      <w:pPr>
-        <w:pStyle w:val="8"/>
-        <w:keepNext w:val="0"/>
-        <w:keepLines w:val="0"/>
-        <w:pageBreakBefore w:val="0"/>
-        <w:widowControl/>
-        <w:numPr>
-          <w:ilvl w:val="0"/>
-          <w:numId w:val="2"/>
-        </w:numPr>
-        <w:suppressLineNumbers w:val="0"/>
-        <w:kinsoku/>
-        <w:wordWrap/>
-        <w:overflowPunct/>
-        <w:topLinePunct w:val="0"/>
-        <w:autoSpaceDE/>
-        <w:autoSpaceDN/>
-        <w:bidi w:val="0"/>
-        <w:adjustRightInd/>
-        <w:snapToGrid/>
-        <w:spacing w:beforeAutospacing="0" w:afterAutospacing="0" w:line="360" w:lineRule="exact"/>
-        <w:textAlignment w:val="auto"/>
-        <w:rPr>
-          <w:rFonts w:hint="default" w:ascii="微软雅黑" w:hAnsi="微软雅黑" w:eastAsia="微软雅黑" w:cs="微软雅黑"/>
-          <w:i w:val="0"/>
-          <w:iCs w:val="0"/>
-          <w:caps w:val="0"/>
-          <w:spacing w:val="0"/>
-          <w:sz w:val="19"/>
-          <w:szCs w:val="19"/>
-          <w:highlight w:val="red"/>
-          <w:vertAlign w:val="baseline"/>
-          <w:lang w:val="en-US" w:eastAsia="zh-CN"/>
-        </w:rPr>
-      </w:pPr>
-      <w:r>
-        <w:rPr>
-          <w:rFonts w:hint="eastAsia" w:ascii="微软雅黑" w:hAnsi="微软雅黑" w:eastAsia="微软雅黑" w:cs="微软雅黑"/>
-          <w:i w:val="0"/>
-          <w:iCs w:val="0"/>
-          <w:caps w:val="0"/>
-          <w:spacing w:val="0"/>
-          <w:sz w:val="19"/>
-          <w:szCs w:val="19"/>
-          <w:highlight w:val="red"/>
-          <w:vertAlign w:val="baseline"/>
-          <w:lang w:val="en-US" w:eastAsia="zh-CN"/>
-        </w:rPr>
-        <w:t>在战斗中第一章和第二章打死小怪都有冒烟特效，为什么第三章会出现打死小怪没有调用EnemySteam冒烟特效和音效？</w:t>
-      </w:r>
-    </w:p>
-    <w:p>
-      <w:pPr>
-        <w:pStyle w:val="8"/>
-        <w:keepNext w:val="0"/>
-        <w:keepLines w:val="0"/>
-        <w:pageBreakBefore w:val="0"/>
-        <w:widowControl/>
-        <w:numPr>
-          <w:ilvl w:val="0"/>
-          <w:numId w:val="2"/>
-        </w:numPr>
-        <w:suppressLineNumbers w:val="0"/>
-        <w:kinsoku/>
-        <w:wordWrap/>
-        <w:overflowPunct/>
-        <w:topLinePunct w:val="0"/>
-        <w:autoSpaceDE/>
-        <w:autoSpaceDN/>
-        <w:bidi w:val="0"/>
-        <w:adjustRightInd/>
-        <w:snapToGrid/>
-        <w:spacing w:beforeAutospacing="0" w:afterAutospacing="0" w:line="360" w:lineRule="exact"/>
-        <w:textAlignment w:val="auto"/>
-        <w:rPr>
-          <w:rFonts w:hint="eastAsia" w:ascii="微软雅黑" w:hAnsi="微软雅黑" w:eastAsia="微软雅黑" w:cs="微软雅黑"/>
-          <w:i w:val="0"/>
-          <w:iCs w:val="0"/>
-          <w:caps w:val="0"/>
-          <w:spacing w:val="0"/>
-          <w:sz w:val="19"/>
-          <w:szCs w:val="19"/>
-          <w:highlight w:val="red"/>
-          <w:vertAlign w:val="baseline"/>
-          <w:lang w:val="en-US" w:eastAsia="zh-CN"/>
-        </w:rPr>
-      </w:pPr>
-      <w:r>
-        <w:rPr>
-          <w:rFonts w:hint="eastAsia" w:ascii="微软雅黑" w:hAnsi="微软雅黑" w:eastAsia="微软雅黑" w:cs="微软雅黑"/>
-          <w:i w:val="0"/>
-          <w:iCs w:val="0"/>
-          <w:caps w:val="0"/>
-          <w:spacing w:val="0"/>
-          <w:sz w:val="19"/>
-          <w:szCs w:val="19"/>
-          <w:highlight w:val="red"/>
-          <w:vertAlign w:val="baseline"/>
-          <w:lang w:val="en-US" w:eastAsia="zh-CN"/>
-        </w:rPr>
-        <w:t>第二章自爆怪，爆炸音效错误</w:t>
-      </w:r>
-    </w:p>
-    <w:p>
-      <w:pPr>
-        <w:pStyle w:val="8"/>
-        <w:keepNext w:val="0"/>
-        <w:keepLines w:val="0"/>
-        <w:pageBreakBefore w:val="0"/>
-        <w:widowControl/>
-        <w:numPr>
-          <w:ilvl w:val="0"/>
-          <w:numId w:val="2"/>
-        </w:numPr>
-        <w:suppressLineNumbers w:val="0"/>
-        <w:kinsoku/>
-        <w:wordWrap/>
-        <w:overflowPunct/>
-        <w:topLinePunct w:val="0"/>
-        <w:autoSpaceDE/>
-        <w:autoSpaceDN/>
-        <w:bidi w:val="0"/>
-        <w:adjustRightInd/>
-        <w:snapToGrid/>
-        <w:spacing w:beforeAutospacing="0" w:afterAutospacing="0" w:line="360" w:lineRule="exact"/>
-        <w:textAlignment w:val="auto"/>
-        <w:rPr>
-          <w:rFonts w:hint="default" w:ascii="微软雅黑" w:hAnsi="微软雅黑" w:eastAsia="微软雅黑" w:cs="微软雅黑"/>
-          <w:i w:val="0"/>
-          <w:iCs w:val="0"/>
-          <w:caps w:val="0"/>
-          <w:spacing w:val="0"/>
-          <w:sz w:val="19"/>
-          <w:szCs w:val="19"/>
-          <w:highlight w:val="magenta"/>
-          <w:vertAlign w:val="baseline"/>
-          <w:lang w:val="en-US" w:eastAsia="zh-CN"/>
-        </w:rPr>
-      </w:pPr>
-      <w:r>
-        <w:rPr>
-          <w:rFonts w:hint="eastAsia" w:ascii="微软雅黑" w:hAnsi="微软雅黑" w:eastAsia="微软雅黑" w:cs="微软雅黑"/>
-          <w:i w:val="0"/>
-          <w:iCs w:val="0"/>
-          <w:caps w:val="0"/>
-          <w:spacing w:val="0"/>
-          <w:sz w:val="19"/>
-          <w:szCs w:val="19"/>
-          <w:highlight w:val="magenta"/>
-          <w:vertAlign w:val="baseline"/>
-          <w:lang w:val="en-US" w:eastAsia="zh-CN"/>
-        </w:rPr>
-        <w:t>需要修复BUG，技能三选一，选择卡片，卡片会一直放大的动画BUG。应该是玩家技能三选一，点击技能卡片后，有一个选择卡片Q弹的动画效果，然后界面关闭隐藏。下次技能三选一时，3个卡片又会正常大小显示。技能三选一出现第一次选择聚能透镜技能，第二次升级弹出技能三选一时，显示其它技能的升级，出现了卡片信息不一致，还有选择的卡片和实际战斗中的技能效果也不一致的问题，需要排查这个BUG问题。</w:t>
-      </w:r>
-    </w:p>
-    <w:p>
-      <w:pPr>
-        <w:pStyle w:val="8"/>
-        <w:keepNext w:val="0"/>
-        <w:keepLines w:val="0"/>
-        <w:pageBreakBefore w:val="0"/>
-        <w:widowControl/>
-        <w:numPr>
-          <w:ilvl w:val="0"/>
-          <w:numId w:val="2"/>
-        </w:numPr>
-        <w:suppressLineNumbers w:val="0"/>
-        <w:kinsoku/>
-        <w:wordWrap/>
-        <w:overflowPunct/>
-        <w:topLinePunct w:val="0"/>
-        <w:autoSpaceDE/>
-        <w:autoSpaceDN/>
-        <w:bidi w:val="0"/>
-        <w:adjustRightInd/>
-        <w:snapToGrid/>
-        <w:spacing w:beforeAutospacing="0" w:afterAutospacing="0" w:line="360" w:lineRule="exact"/>
-        <w:textAlignment w:val="auto"/>
-        <w:rPr>
-          <w:rFonts w:hint="default" w:ascii="微软雅黑" w:hAnsi="微软雅黑" w:eastAsia="微软雅黑" w:cs="微软雅黑"/>
-          <w:i w:val="0"/>
-          <w:iCs w:val="0"/>
-          <w:caps w:val="0"/>
-          <w:spacing w:val="0"/>
-          <w:sz w:val="19"/>
-          <w:szCs w:val="19"/>
-          <w:highlight w:val="lightGray"/>
-          <w:vertAlign w:val="baseline"/>
-          <w:lang w:val="en-US" w:eastAsia="zh-CN"/>
-        </w:rPr>
-      </w:pPr>
-      <w:r>
-        <w:rPr>
-          <w:rFonts w:hint="eastAsia" w:ascii="微软雅黑" w:hAnsi="微软雅黑" w:eastAsia="微软雅黑" w:cs="微软雅黑"/>
-          <w:i w:val="0"/>
-          <w:iCs w:val="0"/>
-          <w:caps w:val="0"/>
-          <w:spacing w:val="0"/>
-          <w:sz w:val="19"/>
-          <w:szCs w:val="19"/>
-          <w:highlight w:val="lightGray"/>
-          <w:vertAlign w:val="baseline"/>
-          <w:lang w:val="en-US" w:eastAsia="zh-CN"/>
-        </w:rPr>
-        <w:t>需要解决选择聚能透镜，连锁反应，反射技能后，激光射击到墙壁，但是墙壁反射激光后，显示上激光的长度是正常的，但是通过反射可以攻击到上方的怪物（应该是聚能透镜的延长穿透距离打击到了怪物），就导致了本来激光正常是攻击不到怪物的，但是通过反射墙壁，延长了穿透效果导致可以打到远处的怪物，需要解决这个机制BUG。墙壁可以反射，但是不能延长穿透效果</w:t>
-      </w:r>
-    </w:p>
-    <w:p>
-      <w:pPr>
-        <w:pStyle w:val="8"/>
-        <w:keepNext w:val="0"/>
-        <w:keepLines w:val="0"/>
-        <w:pageBreakBefore w:val="0"/>
-        <w:widowControl/>
-        <w:numPr>
-          <w:ilvl w:val="0"/>
-          <w:numId w:val="2"/>
-        </w:numPr>
-        <w:suppressLineNumbers w:val="0"/>
-        <w:kinsoku/>
-        <w:wordWrap/>
-        <w:overflowPunct/>
-        <w:topLinePunct w:val="0"/>
-        <w:autoSpaceDE/>
-        <w:autoSpaceDN/>
-        <w:bidi w:val="0"/>
-        <w:adjustRightInd/>
-        <w:snapToGrid/>
-        <w:spacing w:beforeAutospacing="0" w:afterAutospacing="0" w:line="360" w:lineRule="exact"/>
-        <w:textAlignment w:val="auto"/>
-        <w:rPr>
-          <w:rFonts w:hint="default" w:ascii="微软雅黑" w:hAnsi="微软雅黑" w:eastAsia="微软雅黑" w:cs="微软雅黑"/>
-          <w:i w:val="0"/>
-          <w:iCs w:val="0"/>
-          <w:caps w:val="0"/>
-          <w:spacing w:val="0"/>
-          <w:sz w:val="19"/>
-          <w:szCs w:val="19"/>
           <w:highlight w:val="yellow"/>
           <w:vertAlign w:val="baseline"/>
           <w:lang w:val="en-US" w:eastAsia="zh-CN"/>
@@ -19118,111 +20114,7 @@
           <w:vertAlign w:val="baseline"/>
           <w:lang w:val="en-US" w:eastAsia="zh-CN"/>
         </w:rPr>
-        <w:t>收集这几天游戏的所有csv数据，然后读取相关数值策划文档，查看是否满足第一章的胜率80%，第二章50%，第三章的20%通关的难度。不要让玩家轻易的通关，需要就让玩家感觉差一点点通关，然后去升级科技树和装备来提升战力通关。</w:t>
-      </w:r>
-    </w:p>
-    <w:p>
-      <w:pPr>
-        <w:pStyle w:val="8"/>
-        <w:keepNext w:val="0"/>
-        <w:keepLines w:val="0"/>
-        <w:pageBreakBefore w:val="0"/>
-        <w:widowControl/>
-        <w:numPr>
-          <w:ilvl w:val="0"/>
-          <w:numId w:val="2"/>
-        </w:numPr>
-        <w:suppressLineNumbers w:val="0"/>
-        <w:kinsoku/>
-        <w:wordWrap/>
-        <w:overflowPunct/>
-        <w:topLinePunct w:val="0"/>
-        <w:autoSpaceDE/>
-        <w:autoSpaceDN/>
-        <w:bidi w:val="0"/>
-        <w:adjustRightInd/>
-        <w:snapToGrid/>
-        <w:spacing w:beforeAutospacing="0" w:afterAutospacing="0" w:line="360" w:lineRule="exact"/>
-        <w:textAlignment w:val="auto"/>
-        <w:rPr>
-          <w:rFonts w:hint="default" w:ascii="微软雅黑" w:hAnsi="微软雅黑" w:eastAsia="微软雅黑" w:cs="微软雅黑"/>
-          <w:i w:val="0"/>
-          <w:iCs w:val="0"/>
-          <w:caps w:val="0"/>
-          <w:spacing w:val="0"/>
-          <w:sz w:val="19"/>
-          <w:szCs w:val="19"/>
-          <w:highlight w:val="yellow"/>
-          <w:vertAlign w:val="baseline"/>
-          <w:lang w:val="en-US" w:eastAsia="zh-CN"/>
-        </w:rPr>
-      </w:pPr>
-      <w:r>
-        <w:rPr>
-          <w:rFonts w:hint="eastAsia" w:ascii="微软雅黑" w:hAnsi="微软雅黑" w:eastAsia="微软雅黑" w:cs="微软雅黑"/>
-          <w:i w:val="0"/>
-          <w:iCs w:val="0"/>
-          <w:caps w:val="0"/>
-          <w:spacing w:val="0"/>
-          <w:sz w:val="19"/>
-          <w:szCs w:val="19"/>
-          <w:highlight w:val="yellow"/>
-          <w:vertAlign w:val="baseline"/>
-          <w:lang w:val="en-US" w:eastAsia="zh-CN"/>
-        </w:rPr>
-        <w:t>由于第三章有比较多的远程怪，然后远程怪又是释放完技能才向下移动一点，就会导致后面的波次有很多怪物卡在屏幕顶部的问题。</w:t>
-      </w:r>
-    </w:p>
-    <w:p>
-      <w:pPr>
-        <w:pStyle w:val="8"/>
-        <w:keepNext w:val="0"/>
-        <w:keepLines w:val="0"/>
-        <w:pageBreakBefore w:val="0"/>
-        <w:widowControl/>
-        <w:numPr>
-          <w:ilvl w:val="0"/>
-          <w:numId w:val="2"/>
-        </w:numPr>
-        <w:suppressLineNumbers w:val="0"/>
-        <w:kinsoku/>
-        <w:wordWrap/>
-        <w:overflowPunct/>
-        <w:topLinePunct w:val="0"/>
-        <w:autoSpaceDE/>
-        <w:autoSpaceDN/>
-        <w:bidi w:val="0"/>
-        <w:adjustRightInd/>
-        <w:snapToGrid/>
-        <w:spacing w:beforeAutospacing="0" w:afterAutospacing="0" w:line="360" w:lineRule="exact"/>
-        <w:textAlignment w:val="auto"/>
-        <w:rPr>
-          <w:rFonts w:hint="default" w:ascii="微软雅黑" w:hAnsi="微软雅黑" w:eastAsia="微软雅黑" w:cs="微软雅黑"/>
-          <w:i w:val="0"/>
-          <w:iCs w:val="0"/>
-          <w:caps w:val="0"/>
-          <w:spacing w:val="0"/>
-          <w:sz w:val="19"/>
-          <w:szCs w:val="19"/>
-          <w:highlight w:val="magenta"/>
-          <w:vertAlign w:val="baseline"/>
-          <w:lang w:val="en-US" w:eastAsia="zh-CN"/>
-        </w:rPr>
-      </w:pPr>
-      <w:r>
-        <w:rPr>
-          <w:rFonts w:hint="eastAsia" w:ascii="微软雅黑" w:hAnsi="微软雅黑" w:eastAsia="微软雅黑" w:cs="微软雅黑"/>
-          <w:i w:val="0"/>
-          <w:iCs w:val="0"/>
-          <w:caps w:val="0"/>
-          <w:spacing w:val="0"/>
-          <w:sz w:val="19"/>
-          <w:szCs w:val="19"/>
-          <w:highlight w:val="magenta"/>
-          <w:vertAlign w:val="baseline"/>
-          <w:lang w:val="en-US" w:eastAsia="zh-CN"/>
-        </w:rPr>
-        <w:t>加入BOSS出场吼一下播放黑线特效功能，并解决BOSS入场黑线特效，为什么有时有，有时没有？例如我手机上打第二章BOSS就播放了黑线特效，但是第三章就没有入场吼叫的黑线特效显示，这是什么问题？需要我打开日志，再电脑上跑出这个BUG问题吗？还是你这边可以排查到是什么问题？</w:t>
+        <w:t>优化大招蓄力 杀怪增快大招聚能速度</w:t>
       </w:r>
     </w:p>
     <w:p>
@@ -19334,7 +20226,7 @@
         <w:widowControl/>
         <w:numPr>
           <w:ilvl w:val="0"/>
-          <w:numId w:val="0"/>
+          <w:numId w:val="3"/>
         </w:numPr>
         <w:suppressLineNumbers w:val="0"/>
         <w:pBdr>
@@ -19347,17 +20239,31 @@
         <w:ind w:right="0" w:rightChars="0"/>
         <w:textAlignment w:val="baseline"/>
         <w:rPr>
-          <w:rFonts w:hint="eastAsia" w:ascii="微软雅黑" w:hAnsi="微软雅黑" w:eastAsia="微软雅黑" w:cs="微软雅黑"/>
-          <w:i w:val="0"/>
-          <w:iCs w:val="0"/>
-          <w:caps w:val="0"/>
-          <w:spacing w:val="0"/>
-          <w:sz w:val="19"/>
-          <w:szCs w:val="19"/>
-          <w:vertAlign w:val="baseline"/>
-          <w:lang w:val="en-US" w:eastAsia="zh-CN"/>
-        </w:rPr>
-      </w:pPr>
+          <w:rFonts w:hint="default" w:ascii="微软雅黑" w:hAnsi="微软雅黑" w:eastAsia="微软雅黑" w:cs="微软雅黑"/>
+          <w:i w:val="0"/>
+          <w:iCs w:val="0"/>
+          <w:caps w:val="0"/>
+          <w:spacing w:val="0"/>
+          <w:sz w:val="19"/>
+          <w:szCs w:val="19"/>
+          <w:vertAlign w:val="baseline"/>
+          <w:lang w:val="en-US" w:eastAsia="zh-CN"/>
+        </w:rPr>
+      </w:pPr>
+      <w:r>
+        <w:rPr>
+          <w:rFonts w:hint="eastAsia" w:ascii="微软雅黑" w:hAnsi="微软雅黑" w:eastAsia="微软雅黑" w:cs="微软雅黑"/>
+          <w:i w:val="0"/>
+          <w:iCs w:val="0"/>
+          <w:caps w:val="0"/>
+          <w:spacing w:val="0"/>
+          <w:sz w:val="19"/>
+          <w:szCs w:val="19"/>
+          <w:vertAlign w:val="baseline"/>
+          <w:lang w:val="en-US" w:eastAsia="zh-CN"/>
+        </w:rPr>
+        <w:t>boss的战斗时长控制在1分钟，当boss进入狂暴状态，或者随着时间推移，攻击力会增加，这样就不会和玩家产生拉锯。</w:t>
+      </w:r>
     </w:p>
     <w:p>
       <w:pPr>
@@ -19379,40 +20285,26 @@
         <w:ind w:right="0" w:rightChars="0"/>
         <w:textAlignment w:val="baseline"/>
         <w:rPr>
-          <w:rFonts w:hint="eastAsia" w:ascii="微软雅黑" w:hAnsi="微软雅黑" w:eastAsia="微软雅黑" w:cs="微软雅黑"/>
-          <w:i w:val="0"/>
-          <w:iCs w:val="0"/>
-          <w:caps w:val="0"/>
-          <w:spacing w:val="0"/>
-          <w:sz w:val="19"/>
-          <w:szCs w:val="19"/>
-          <w:vertAlign w:val="baseline"/>
-          <w:lang w:val="en-US" w:eastAsia="zh-CN"/>
-        </w:rPr>
-      </w:pPr>
-      <w:r>
-        <w:rPr>
-          <w:rFonts w:hint="eastAsia" w:ascii="微软雅黑" w:hAnsi="微软雅黑" w:eastAsia="微软雅黑" w:cs="微软雅黑"/>
-          <w:i w:val="0"/>
-          <w:iCs w:val="0"/>
-          <w:caps w:val="0"/>
-          <w:spacing w:val="0"/>
-          <w:sz w:val="19"/>
-          <w:szCs w:val="19"/>
-          <w:vertAlign w:val="baseline"/>
-          <w:lang w:val="en-US" w:eastAsia="zh-CN"/>
-        </w:rPr>
-        <w:t>上线反馈问题：</w:t>
-      </w:r>
-    </w:p>
-    <w:p>
-      <w:pPr>
-        <w:keepNext w:val="0"/>
-        <w:keepLines w:val="0"/>
-        <w:widowControl/>
-        <w:numPr>
-          <w:ilvl w:val="0"/>
-          <w:numId w:val="3"/>
+          <w:rFonts w:hint="default" w:ascii="微软雅黑" w:hAnsi="微软雅黑" w:eastAsia="微软雅黑" w:cs="微软雅黑"/>
+          <w:i w:val="0"/>
+          <w:iCs w:val="0"/>
+          <w:caps w:val="0"/>
+          <w:spacing w:val="0"/>
+          <w:sz w:val="19"/>
+          <w:szCs w:val="19"/>
+          <w:vertAlign w:val="baseline"/>
+          <w:lang w:val="en-US" w:eastAsia="zh-CN"/>
+        </w:rPr>
+      </w:pPr>
+    </w:p>
+    <w:p>
+      <w:pPr>
+        <w:keepNext w:val="0"/>
+        <w:keepLines w:val="0"/>
+        <w:widowControl/>
+        <w:numPr>
+          <w:ilvl w:val="0"/>
+          <w:numId w:val="0"/>
         </w:numPr>
         <w:suppressLineNumbers w:val="0"/>
         <w:pBdr>
@@ -19448,17 +20340,17 @@
           <w:vertAlign w:val="baseline"/>
           <w:lang w:val="en-US" w:eastAsia="zh-CN"/>
         </w:rPr>
-        <w:t>从侧面来的怪太多了，正常成长根本清不完，然后就硬抗伤害</w:t>
-      </w:r>
-    </w:p>
-    <w:p>
-      <w:pPr>
-        <w:keepNext w:val="0"/>
-        <w:keepLines w:val="0"/>
-        <w:widowControl/>
-        <w:numPr>
-          <w:ilvl w:val="0"/>
-          <w:numId w:val="3"/>
+        <w:t>不用等待第二章节的一滩岩浆液消失，再结算章节结束和弹出无人机三选一</w:t>
+      </w:r>
+    </w:p>
+    <w:p>
+      <w:pPr>
+        <w:keepNext w:val="0"/>
+        <w:keepLines w:val="0"/>
+        <w:widowControl/>
+        <w:numPr>
+          <w:ilvl w:val="0"/>
+          <w:numId w:val="0"/>
         </w:numPr>
         <w:suppressLineNumbers w:val="0"/>
         <w:pBdr>
@@ -19494,738 +20386,10 @@
           <w:vertAlign w:val="baseline"/>
           <w:lang w:val="en-US" w:eastAsia="zh-CN"/>
         </w:rPr>
-        <w:t>熔浆液堵住了玩家光棱塔的</w:t>
-      </w:r>
-      <w:r>
-        <w:rPr>
-          <w:rFonts w:hint="default" w:ascii="微软雅黑" w:hAnsi="微软雅黑" w:eastAsia="微软雅黑" w:cs="微软雅黑"/>
-          <w:i w:val="0"/>
-          <w:iCs w:val="0"/>
-          <w:caps w:val="0"/>
-          <w:spacing w:val="0"/>
-          <w:sz w:val="19"/>
-          <w:szCs w:val="19"/>
-          <w:vertAlign w:val="baseline"/>
-          <w:lang w:val="en-US" w:eastAsia="zh-CN"/>
-        </w:rPr>
-        <w:t>炮口，到面前就只能等死</w:t>
-      </w:r>
-    </w:p>
-    <w:p>
-      <w:pPr>
-        <w:keepNext w:val="0"/>
-        <w:keepLines w:val="0"/>
-        <w:widowControl/>
-        <w:numPr>
-          <w:ilvl w:val="0"/>
-          <w:numId w:val="3"/>
-        </w:numPr>
-        <w:suppressLineNumbers w:val="0"/>
-        <w:pBdr>
-          <w:top w:val="none" w:color="auto" w:sz="0" w:space="0"/>
-          <w:left w:val="none" w:color="auto" w:sz="0" w:space="0"/>
-          <w:bottom w:val="none" w:color="auto" w:sz="0" w:space="0"/>
-          <w:right w:val="none" w:color="auto" w:sz="0" w:space="0"/>
-        </w:pBdr>
-        <w:spacing w:before="0" w:beforeAutospacing="0" w:after="48" w:afterAutospacing="0" w:line="264" w:lineRule="atLeast"/>
-        <w:ind w:right="0" w:rightChars="0"/>
-        <w:textAlignment w:val="baseline"/>
-        <w:rPr>
-          <w:rFonts w:hint="default" w:ascii="微软雅黑" w:hAnsi="微软雅黑" w:eastAsia="微软雅黑" w:cs="微软雅黑"/>
-          <w:i w:val="0"/>
-          <w:iCs w:val="0"/>
-          <w:caps w:val="0"/>
-          <w:spacing w:val="0"/>
-          <w:sz w:val="19"/>
-          <w:szCs w:val="19"/>
-          <w:vertAlign w:val="baseline"/>
-          <w:lang w:val="en-US" w:eastAsia="zh-CN"/>
-        </w:rPr>
-      </w:pPr>
-      <w:r>
-        <w:rPr>
-          <w:rFonts w:hint="default" w:ascii="微软雅黑" w:hAnsi="微软雅黑" w:eastAsia="微软雅黑" w:cs="微软雅黑"/>
-          <w:i w:val="0"/>
-          <w:iCs w:val="0"/>
-          <w:caps w:val="0"/>
-          <w:spacing w:val="0"/>
-          <w:sz w:val="19"/>
-          <w:szCs w:val="19"/>
-          <w:vertAlign w:val="baseline"/>
-          <w:lang w:val="en-US" w:eastAsia="zh-CN"/>
-        </w:rPr>
-        <w:t>复活后应该有那种大招清屏的，不然复活也是等死</w:t>
-      </w:r>
-    </w:p>
-    <w:p>
-      <w:pPr>
-        <w:keepNext w:val="0"/>
-        <w:keepLines w:val="0"/>
-        <w:widowControl/>
-        <w:numPr>
-          <w:ilvl w:val="0"/>
-          <w:numId w:val="3"/>
-        </w:numPr>
-        <w:suppressLineNumbers w:val="0"/>
-        <w:pBdr>
-          <w:top w:val="none" w:color="auto" w:sz="0" w:space="0"/>
-          <w:left w:val="none" w:color="auto" w:sz="0" w:space="0"/>
-          <w:bottom w:val="none" w:color="auto" w:sz="0" w:space="0"/>
-          <w:right w:val="none" w:color="auto" w:sz="0" w:space="0"/>
-        </w:pBdr>
-        <w:spacing w:before="0" w:beforeAutospacing="0" w:after="48" w:afterAutospacing="0" w:line="264" w:lineRule="atLeast"/>
-        <w:ind w:right="0" w:rightChars="0"/>
-        <w:textAlignment w:val="baseline"/>
-        <w:rPr>
-          <w:rFonts w:hint="default" w:ascii="微软雅黑" w:hAnsi="微软雅黑" w:eastAsia="微软雅黑" w:cs="微软雅黑"/>
-          <w:i w:val="0"/>
-          <w:iCs w:val="0"/>
-          <w:caps w:val="0"/>
-          <w:spacing w:val="0"/>
-          <w:sz w:val="19"/>
-          <w:szCs w:val="19"/>
-          <w:vertAlign w:val="baseline"/>
-          <w:lang w:val="en-US" w:eastAsia="zh-CN"/>
-        </w:rPr>
-      </w:pPr>
-      <w:r>
-        <w:rPr>
-          <w:rFonts w:hint="default" w:ascii="微软雅黑" w:hAnsi="微软雅黑" w:eastAsia="微软雅黑" w:cs="微软雅黑"/>
-          <w:i w:val="0"/>
-          <w:iCs w:val="0"/>
-          <w:caps w:val="0"/>
-          <w:spacing w:val="0"/>
-          <w:sz w:val="19"/>
-          <w:szCs w:val="19"/>
-          <w:vertAlign w:val="baseline"/>
-          <w:lang w:val="en-US" w:eastAsia="zh-CN"/>
-        </w:rPr>
-        <w:t>还有个事情，三个宝箱，头顶最好标注出来这三个宝箱有什么区别</w:t>
-      </w:r>
-    </w:p>
-    <w:p>
-      <w:pPr>
-        <w:keepNext w:val="0"/>
-        <w:keepLines w:val="0"/>
-        <w:widowControl/>
-        <w:numPr>
-          <w:ilvl w:val="0"/>
-          <w:numId w:val="3"/>
-        </w:numPr>
-        <w:suppressLineNumbers w:val="0"/>
-        <w:pBdr>
-          <w:top w:val="none" w:color="auto" w:sz="0" w:space="0"/>
-          <w:left w:val="none" w:color="auto" w:sz="0" w:space="0"/>
-          <w:bottom w:val="none" w:color="auto" w:sz="0" w:space="0"/>
-          <w:right w:val="none" w:color="auto" w:sz="0" w:space="0"/>
-        </w:pBdr>
-        <w:spacing w:before="0" w:beforeAutospacing="0" w:after="48" w:afterAutospacing="0" w:line="264" w:lineRule="atLeast"/>
-        <w:ind w:right="0" w:rightChars="0"/>
-        <w:textAlignment w:val="baseline"/>
-        <w:rPr>
-          <w:rFonts w:hint="default" w:ascii="微软雅黑" w:hAnsi="微软雅黑" w:eastAsia="微软雅黑" w:cs="微软雅黑"/>
-          <w:i w:val="0"/>
-          <w:iCs w:val="0"/>
-          <w:caps w:val="0"/>
-          <w:spacing w:val="0"/>
-          <w:sz w:val="19"/>
-          <w:szCs w:val="19"/>
-          <w:vertAlign w:val="baseline"/>
-          <w:lang w:val="en-US" w:eastAsia="zh-CN"/>
-        </w:rPr>
-      </w:pPr>
-      <w:r>
-        <w:rPr>
-          <w:rFonts w:hint="eastAsia" w:ascii="微软雅黑" w:hAnsi="微软雅黑" w:eastAsia="微软雅黑" w:cs="微软雅黑"/>
-          <w:i w:val="0"/>
-          <w:iCs w:val="0"/>
-          <w:caps w:val="0"/>
-          <w:spacing w:val="0"/>
-          <w:sz w:val="19"/>
-          <w:szCs w:val="19"/>
-          <w:vertAlign w:val="baseline"/>
-          <w:lang w:val="en-US" w:eastAsia="zh-CN"/>
-        </w:rPr>
-        <w:t>连锁反应，技能和文字描述有歧义，技能是伤害衰减20%，实际战斗中是伤害衰减至20%</w:t>
-      </w:r>
-    </w:p>
-    <w:p>
-      <w:pPr>
-        <w:keepNext w:val="0"/>
-        <w:keepLines w:val="0"/>
-        <w:widowControl/>
-        <w:numPr>
-          <w:ilvl w:val="0"/>
-          <w:numId w:val="3"/>
-        </w:numPr>
-        <w:suppressLineNumbers w:val="0"/>
-        <w:pBdr>
-          <w:top w:val="none" w:color="auto" w:sz="0" w:space="0"/>
-          <w:left w:val="none" w:color="auto" w:sz="0" w:space="0"/>
-          <w:bottom w:val="none" w:color="auto" w:sz="0" w:space="0"/>
-          <w:right w:val="none" w:color="auto" w:sz="0" w:space="0"/>
-        </w:pBdr>
-        <w:spacing w:before="0" w:beforeAutospacing="0" w:after="48" w:afterAutospacing="0" w:line="264" w:lineRule="atLeast"/>
-        <w:ind w:right="0" w:rightChars="0"/>
-        <w:textAlignment w:val="baseline"/>
-        <w:rPr>
-          <w:rFonts w:hint="default" w:ascii="微软雅黑" w:hAnsi="微软雅黑" w:eastAsia="微软雅黑" w:cs="微软雅黑"/>
-          <w:i w:val="0"/>
-          <w:iCs w:val="0"/>
-          <w:caps w:val="0"/>
-          <w:spacing w:val="0"/>
-          <w:sz w:val="19"/>
-          <w:szCs w:val="19"/>
-          <w:vertAlign w:val="baseline"/>
-          <w:lang w:val="en-US" w:eastAsia="zh-CN"/>
-        </w:rPr>
-      </w:pPr>
-      <w:r>
-        <w:rPr>
-          <w:rFonts w:hint="eastAsia" w:ascii="微软雅黑" w:hAnsi="微软雅黑" w:eastAsia="微软雅黑" w:cs="微软雅黑"/>
-          <w:i w:val="0"/>
-          <w:iCs w:val="0"/>
-          <w:caps w:val="0"/>
-          <w:spacing w:val="0"/>
-          <w:sz w:val="19"/>
-          <w:szCs w:val="19"/>
-          <w:vertAlign w:val="baseline"/>
-          <w:lang w:val="en-US" w:eastAsia="zh-CN"/>
-        </w:rPr>
-        <w:t>手机和电脑有色差，导致第一章怪物融入背景，没有很大的区分。</w:t>
-      </w:r>
-    </w:p>
-    <w:p>
-      <w:pPr>
-        <w:keepNext w:val="0"/>
-        <w:keepLines w:val="0"/>
-        <w:widowControl/>
-        <w:numPr>
-          <w:ilvl w:val="0"/>
-          <w:numId w:val="3"/>
-        </w:numPr>
-        <w:suppressLineNumbers w:val="0"/>
-        <w:pBdr>
-          <w:top w:val="none" w:color="auto" w:sz="0" w:space="0"/>
-          <w:left w:val="none" w:color="auto" w:sz="0" w:space="0"/>
-          <w:bottom w:val="none" w:color="auto" w:sz="0" w:space="0"/>
-          <w:right w:val="none" w:color="auto" w:sz="0" w:space="0"/>
-        </w:pBdr>
-        <w:spacing w:before="0" w:beforeAutospacing="0" w:after="48" w:afterAutospacing="0" w:line="264" w:lineRule="atLeast"/>
-        <w:ind w:right="0" w:rightChars="0"/>
-        <w:textAlignment w:val="baseline"/>
-        <w:rPr>
-          <w:rFonts w:hint="default" w:ascii="微软雅黑" w:hAnsi="微软雅黑" w:eastAsia="微软雅黑" w:cs="微软雅黑"/>
-          <w:i w:val="0"/>
-          <w:iCs w:val="0"/>
-          <w:caps w:val="0"/>
-          <w:spacing w:val="0"/>
-          <w:sz w:val="19"/>
-          <w:szCs w:val="19"/>
-          <w:vertAlign w:val="baseline"/>
-          <w:lang w:val="en-US" w:eastAsia="zh-CN"/>
-        </w:rPr>
-      </w:pPr>
-      <w:r>
-        <w:rPr>
-          <w:rFonts w:hint="eastAsia" w:ascii="微软雅黑" w:hAnsi="微软雅黑" w:eastAsia="微软雅黑" w:cs="微软雅黑"/>
-          <w:i w:val="0"/>
-          <w:iCs w:val="0"/>
-          <w:caps w:val="0"/>
-          <w:spacing w:val="0"/>
-          <w:sz w:val="19"/>
-          <w:szCs w:val="19"/>
-          <w:vertAlign w:val="baseline"/>
-          <w:lang w:val="en-US" w:eastAsia="zh-CN"/>
-        </w:rPr>
-        <w:t>弹球怪下落的速度再快点，或者弹力再大一些，不要让玩家感觉飞的太高，下落速度太慢，感觉等很久让它落下来，这种等待很无聊。</w:t>
-      </w:r>
-    </w:p>
-    <w:p>
-      <w:pPr>
-        <w:keepNext w:val="0"/>
-        <w:keepLines w:val="0"/>
-        <w:widowControl/>
-        <w:numPr>
-          <w:ilvl w:val="0"/>
-          <w:numId w:val="3"/>
-        </w:numPr>
-        <w:suppressLineNumbers w:val="0"/>
-        <w:pBdr>
-          <w:top w:val="none" w:color="auto" w:sz="0" w:space="0"/>
-          <w:left w:val="none" w:color="auto" w:sz="0" w:space="0"/>
-          <w:bottom w:val="none" w:color="auto" w:sz="0" w:space="0"/>
-          <w:right w:val="none" w:color="auto" w:sz="0" w:space="0"/>
-        </w:pBdr>
-        <w:spacing w:before="0" w:beforeAutospacing="0" w:after="48" w:afterAutospacing="0" w:line="264" w:lineRule="atLeast"/>
-        <w:ind w:right="0" w:rightChars="0"/>
-        <w:textAlignment w:val="baseline"/>
-        <w:rPr>
-          <w:rFonts w:hint="default" w:ascii="微软雅黑" w:hAnsi="微软雅黑" w:eastAsia="微软雅黑" w:cs="微软雅黑"/>
-          <w:i w:val="0"/>
-          <w:iCs w:val="0"/>
-          <w:caps w:val="0"/>
-          <w:spacing w:val="0"/>
-          <w:sz w:val="19"/>
-          <w:szCs w:val="19"/>
-          <w:vertAlign w:val="baseline"/>
-          <w:lang w:val="en-US" w:eastAsia="zh-CN"/>
-        </w:rPr>
-      </w:pPr>
-      <w:r>
-        <w:rPr>
-          <w:rFonts w:hint="eastAsia" w:ascii="微软雅黑" w:hAnsi="微软雅黑" w:eastAsia="微软雅黑" w:cs="微软雅黑"/>
-          <w:i w:val="0"/>
-          <w:iCs w:val="0"/>
-          <w:caps w:val="0"/>
-          <w:spacing w:val="0"/>
-          <w:sz w:val="19"/>
-          <w:szCs w:val="19"/>
-          <w:vertAlign w:val="baseline"/>
-          <w:lang w:val="en-US" w:eastAsia="zh-CN"/>
-        </w:rPr>
-        <w:t>新手引导 标识一下 左边护盾值 右边血量值（避免玩家不知道）</w:t>
-      </w:r>
-    </w:p>
-    <w:p>
-      <w:pPr>
-        <w:keepNext w:val="0"/>
-        <w:keepLines w:val="0"/>
-        <w:widowControl/>
-        <w:numPr>
-          <w:ilvl w:val="0"/>
-          <w:numId w:val="3"/>
-        </w:numPr>
-        <w:suppressLineNumbers w:val="0"/>
-        <w:pBdr>
-          <w:top w:val="none" w:color="auto" w:sz="0" w:space="0"/>
-          <w:left w:val="none" w:color="auto" w:sz="0" w:space="0"/>
-          <w:bottom w:val="none" w:color="auto" w:sz="0" w:space="0"/>
-          <w:right w:val="none" w:color="auto" w:sz="0" w:space="0"/>
-        </w:pBdr>
-        <w:spacing w:before="0" w:beforeAutospacing="0" w:after="48" w:afterAutospacing="0" w:line="264" w:lineRule="atLeast"/>
-        <w:ind w:right="0" w:rightChars="0"/>
-        <w:textAlignment w:val="baseline"/>
-        <w:rPr>
-          <w:rFonts w:hint="default" w:ascii="微软雅黑" w:hAnsi="微软雅黑" w:eastAsia="微软雅黑" w:cs="微软雅黑"/>
-          <w:i w:val="0"/>
-          <w:iCs w:val="0"/>
-          <w:caps w:val="0"/>
-          <w:spacing w:val="0"/>
-          <w:sz w:val="19"/>
-          <w:szCs w:val="19"/>
-          <w:vertAlign w:val="baseline"/>
-          <w:lang w:val="en-US" w:eastAsia="zh-CN"/>
-        </w:rPr>
-      </w:pPr>
-      <w:r>
-        <w:rPr>
-          <w:rFonts w:hint="eastAsia" w:ascii="微软雅黑" w:hAnsi="微软雅黑" w:eastAsia="微软雅黑" w:cs="微软雅黑"/>
-          <w:i w:val="0"/>
-          <w:iCs w:val="0"/>
-          <w:caps w:val="0"/>
-          <w:spacing w:val="0"/>
-          <w:sz w:val="19"/>
-          <w:szCs w:val="19"/>
-          <w:vertAlign w:val="baseline"/>
-          <w:lang w:val="en-US" w:eastAsia="zh-CN"/>
-        </w:rPr>
-        <w:t>发行反馈：</w:t>
-      </w:r>
-      <w:r>
-        <w:rPr>
-          <w:rFonts w:hint="default" w:ascii="微软雅黑" w:hAnsi="微软雅黑" w:eastAsia="微软雅黑" w:cs="微软雅黑"/>
-          <w:i w:val="0"/>
-          <w:iCs w:val="0"/>
-          <w:caps w:val="0"/>
-          <w:spacing w:val="0"/>
-          <w:sz w:val="19"/>
-          <w:szCs w:val="19"/>
-          <w:vertAlign w:val="baseline"/>
-          <w:lang w:val="en-US" w:eastAsia="zh-CN"/>
-        </w:rPr>
-        <w:t>第一关卡的通关时间太长了   第一关卡是让玩家快速了解你的游戏核心玩法的  最好是可以让玩家快速通关哈  然后进入主界面  展示你的培养啥的</w:t>
-      </w:r>
-      <w:r>
-        <w:rPr>
-          <w:rFonts w:hint="eastAsia" w:ascii="微软雅黑" w:hAnsi="微软雅黑" w:eastAsia="微软雅黑" w:cs="微软雅黑"/>
-          <w:i w:val="0"/>
-          <w:iCs w:val="0"/>
-          <w:caps w:val="0"/>
-          <w:spacing w:val="0"/>
-          <w:sz w:val="19"/>
-          <w:szCs w:val="19"/>
-          <w:vertAlign w:val="baseline"/>
-          <w:lang w:val="en-US" w:eastAsia="zh-CN"/>
-        </w:rPr>
-        <w:t>。估计这个游戏玩家留存会不好。你这个每个关卡时间都长  这么长时间  除了死掉复活 在关卡种 没任何让玩家得看广告得。目前看到得计费点 都是观看广告拿体力  图纸   这种 都是玩家玩进去了  能留存下来 才会去要的东西。你前期考啥把玩家留下来呢？iaa的  其实核心 就是要把玩家留下来。留下来的玩家  喜欢你这个玩法  才会缺资源了 主动去看广告的</w:t>
-      </w:r>
-    </w:p>
-    <w:p>
-      <w:pPr>
-        <w:keepNext w:val="0"/>
-        <w:keepLines w:val="0"/>
-        <w:widowControl/>
-        <w:numPr>
-          <w:ilvl w:val="0"/>
-          <w:numId w:val="3"/>
-        </w:numPr>
-        <w:suppressLineNumbers w:val="0"/>
-        <w:pBdr>
-          <w:top w:val="none" w:color="auto" w:sz="0" w:space="0"/>
-          <w:left w:val="none" w:color="auto" w:sz="0" w:space="0"/>
-          <w:bottom w:val="none" w:color="auto" w:sz="0" w:space="0"/>
-          <w:right w:val="none" w:color="auto" w:sz="0" w:space="0"/>
-        </w:pBdr>
-        <w:spacing w:before="0" w:beforeAutospacing="0" w:after="48" w:afterAutospacing="0" w:line="264" w:lineRule="atLeast"/>
-        <w:ind w:right="0" w:rightChars="0"/>
-        <w:textAlignment w:val="baseline"/>
-        <w:rPr>
-          <w:rFonts w:hint="default" w:ascii="微软雅黑" w:hAnsi="微软雅黑" w:eastAsia="微软雅黑" w:cs="微软雅黑"/>
-          <w:i w:val="0"/>
-          <w:iCs w:val="0"/>
-          <w:caps w:val="0"/>
-          <w:spacing w:val="0"/>
-          <w:sz w:val="19"/>
-          <w:szCs w:val="19"/>
-          <w:vertAlign w:val="baseline"/>
-          <w:lang w:val="en-US" w:eastAsia="zh-CN"/>
-        </w:rPr>
-      </w:pPr>
-      <w:r>
-        <w:rPr>
-          <w:rFonts w:hint="default" w:ascii="微软雅黑" w:hAnsi="微软雅黑" w:eastAsia="微软雅黑" w:cs="微软雅黑"/>
-          <w:i w:val="0"/>
-          <w:iCs w:val="0"/>
-          <w:caps w:val="0"/>
-          <w:spacing w:val="0"/>
-          <w:sz w:val="19"/>
-          <w:szCs w:val="19"/>
-          <w:vertAlign w:val="baseline"/>
-          <w:lang w:val="en-US" w:eastAsia="zh-CN"/>
-        </w:rPr>
-        <w:t>我方的水晶塔</w:t>
-      </w:r>
-      <w:r>
-        <w:rPr>
-          <w:rFonts w:hint="eastAsia" w:ascii="微软雅黑" w:hAnsi="微软雅黑" w:eastAsia="微软雅黑" w:cs="微软雅黑"/>
-          <w:i w:val="0"/>
-          <w:iCs w:val="0"/>
-          <w:caps w:val="0"/>
-          <w:spacing w:val="0"/>
-          <w:sz w:val="19"/>
-          <w:szCs w:val="19"/>
-          <w:vertAlign w:val="baseline"/>
-          <w:lang w:val="en-US" w:eastAsia="zh-CN"/>
-        </w:rPr>
-        <w:t>装备界面升级可以导致战斗界面的水晶塔改变</w:t>
-      </w:r>
-      <w:r>
-        <w:rPr>
-          <w:rFonts w:hint="default" w:ascii="微软雅黑" w:hAnsi="微软雅黑" w:eastAsia="微软雅黑" w:cs="微软雅黑"/>
-          <w:i w:val="0"/>
-          <w:iCs w:val="0"/>
-          <w:caps w:val="0"/>
-          <w:spacing w:val="0"/>
-          <w:sz w:val="19"/>
-          <w:szCs w:val="19"/>
-          <w:vertAlign w:val="baseline"/>
-          <w:lang w:val="en-US" w:eastAsia="zh-CN"/>
-        </w:rPr>
-        <w:t>形态</w:t>
-      </w:r>
-      <w:r>
-        <w:rPr>
-          <w:rFonts w:hint="eastAsia" w:ascii="微软雅黑" w:hAnsi="微软雅黑" w:eastAsia="微软雅黑" w:cs="微软雅黑"/>
-          <w:i w:val="0"/>
-          <w:iCs w:val="0"/>
-          <w:caps w:val="0"/>
-          <w:spacing w:val="0"/>
-          <w:sz w:val="19"/>
-          <w:szCs w:val="19"/>
-          <w:vertAlign w:val="baseline"/>
-          <w:lang w:val="en-US" w:eastAsia="zh-CN"/>
-        </w:rPr>
-        <w:t>。</w:t>
-      </w:r>
-    </w:p>
-    <w:p>
-      <w:pPr>
-        <w:keepNext w:val="0"/>
-        <w:keepLines w:val="0"/>
-        <w:widowControl/>
-        <w:numPr>
-          <w:ilvl w:val="0"/>
-          <w:numId w:val="3"/>
-        </w:numPr>
-        <w:suppressLineNumbers w:val="0"/>
-        <w:pBdr>
-          <w:top w:val="none" w:color="auto" w:sz="0" w:space="0"/>
-          <w:left w:val="none" w:color="auto" w:sz="0" w:space="0"/>
-          <w:bottom w:val="none" w:color="auto" w:sz="0" w:space="0"/>
-          <w:right w:val="none" w:color="auto" w:sz="0" w:space="0"/>
-        </w:pBdr>
-        <w:spacing w:before="0" w:beforeAutospacing="0" w:after="48" w:afterAutospacing="0" w:line="264" w:lineRule="atLeast"/>
-        <w:ind w:right="0" w:rightChars="0"/>
-        <w:textAlignment w:val="baseline"/>
-        <w:rPr>
-          <w:rFonts w:hint="default" w:ascii="微软雅黑" w:hAnsi="微软雅黑" w:eastAsia="微软雅黑" w:cs="微软雅黑"/>
-          <w:i w:val="0"/>
-          <w:iCs w:val="0"/>
-          <w:caps w:val="0"/>
-          <w:spacing w:val="0"/>
-          <w:sz w:val="19"/>
-          <w:szCs w:val="19"/>
-          <w:vertAlign w:val="baseline"/>
-          <w:lang w:val="en-US" w:eastAsia="zh-CN"/>
-        </w:rPr>
-      </w:pPr>
-      <w:r>
-        <w:rPr>
-          <w:rFonts w:hint="eastAsia" w:ascii="微软雅黑" w:hAnsi="微软雅黑" w:eastAsia="微软雅黑" w:cs="微软雅黑"/>
-          <w:i w:val="0"/>
-          <w:iCs w:val="0"/>
-          <w:caps w:val="0"/>
-          <w:spacing w:val="0"/>
-          <w:sz w:val="19"/>
-          <w:szCs w:val="19"/>
-          <w:vertAlign w:val="baseline"/>
-          <w:lang w:val="en-US" w:eastAsia="zh-CN"/>
-        </w:rPr>
-        <w:t>玩家反馈：感觉不够爽啊 怪物设计得还可以，就是主角技能有点单调，不够割草</w:t>
-      </w:r>
-    </w:p>
-    <w:p>
-      <w:pPr>
-        <w:keepNext w:val="0"/>
-        <w:keepLines w:val="0"/>
-        <w:widowControl/>
-        <w:numPr>
-          <w:ilvl w:val="0"/>
-          <w:numId w:val="3"/>
-        </w:numPr>
-        <w:suppressLineNumbers w:val="0"/>
-        <w:pBdr>
-          <w:top w:val="none" w:color="auto" w:sz="0" w:space="0"/>
-          <w:left w:val="none" w:color="auto" w:sz="0" w:space="0"/>
-          <w:bottom w:val="none" w:color="auto" w:sz="0" w:space="0"/>
-          <w:right w:val="none" w:color="auto" w:sz="0" w:space="0"/>
-        </w:pBdr>
-        <w:spacing w:before="0" w:beforeAutospacing="0" w:after="48" w:afterAutospacing="0" w:line="264" w:lineRule="atLeast"/>
-        <w:ind w:right="0" w:rightChars="0"/>
-        <w:textAlignment w:val="baseline"/>
-        <w:rPr>
-          <w:rFonts w:hint="default" w:ascii="微软雅黑" w:hAnsi="微软雅黑" w:eastAsia="微软雅黑" w:cs="微软雅黑"/>
-          <w:i w:val="0"/>
-          <w:iCs w:val="0"/>
-          <w:caps w:val="0"/>
-          <w:spacing w:val="0"/>
-          <w:sz w:val="19"/>
-          <w:szCs w:val="19"/>
-          <w:vertAlign w:val="baseline"/>
-          <w:lang w:val="en-US" w:eastAsia="zh-CN"/>
-        </w:rPr>
-      </w:pPr>
-      <w:r>
-        <w:rPr>
-          <w:rFonts w:hint="eastAsia" w:ascii="微软雅黑" w:hAnsi="微软雅黑" w:eastAsia="微软雅黑" w:cs="微软雅黑"/>
-          <w:i w:val="0"/>
-          <w:iCs w:val="0"/>
-          <w:caps w:val="0"/>
-          <w:spacing w:val="0"/>
-          <w:sz w:val="19"/>
-          <w:szCs w:val="19"/>
-          <w:vertAlign w:val="baseline"/>
-          <w:lang w:val="en-US" w:eastAsia="zh-CN"/>
-        </w:rPr>
-        <w:t>连锁反应的闪电链技能美术效果需要替换。（预制体已做好）</w:t>
-      </w:r>
-    </w:p>
-    <w:p>
-      <w:pPr>
-        <w:keepNext w:val="0"/>
-        <w:keepLines w:val="0"/>
-        <w:widowControl/>
-        <w:numPr>
-          <w:ilvl w:val="0"/>
-          <w:numId w:val="3"/>
-        </w:numPr>
-        <w:suppressLineNumbers w:val="0"/>
-        <w:pBdr>
-          <w:top w:val="none" w:color="auto" w:sz="0" w:space="0"/>
-          <w:left w:val="none" w:color="auto" w:sz="0" w:space="0"/>
-          <w:bottom w:val="none" w:color="auto" w:sz="0" w:space="0"/>
-          <w:right w:val="none" w:color="auto" w:sz="0" w:space="0"/>
-        </w:pBdr>
-        <w:spacing w:before="0" w:beforeAutospacing="0" w:after="48" w:afterAutospacing="0" w:line="264" w:lineRule="atLeast"/>
-        <w:ind w:right="0" w:rightChars="0"/>
-        <w:textAlignment w:val="baseline"/>
-        <w:rPr>
-          <w:rFonts w:hint="default" w:ascii="微软雅黑" w:hAnsi="微软雅黑" w:eastAsia="微软雅黑" w:cs="微软雅黑"/>
-          <w:i w:val="0"/>
-          <w:iCs w:val="0"/>
-          <w:caps w:val="0"/>
-          <w:spacing w:val="0"/>
-          <w:sz w:val="19"/>
-          <w:szCs w:val="19"/>
-          <w:vertAlign w:val="baseline"/>
-          <w:lang w:val="en-US" w:eastAsia="zh-CN"/>
-        </w:rPr>
-      </w:pPr>
-      <w:r>
-        <w:rPr>
-          <w:rFonts w:hint="eastAsia" w:ascii="微软雅黑" w:hAnsi="微软雅黑" w:eastAsia="微软雅黑" w:cs="微软雅黑"/>
-          <w:i w:val="0"/>
-          <w:iCs w:val="0"/>
-          <w:caps w:val="0"/>
-          <w:spacing w:val="0"/>
-          <w:sz w:val="19"/>
-          <w:szCs w:val="19"/>
-          <w:vertAlign w:val="baseline"/>
-          <w:lang w:val="en-US" w:eastAsia="zh-CN"/>
-        </w:rPr>
-        <w:t>还可以设计，光打死一个怪有概率生成一个闪电球，对周围发激光传导</w:t>
-      </w:r>
-    </w:p>
-    <w:p>
-      <w:pPr>
-        <w:keepNext w:val="0"/>
-        <w:keepLines w:val="0"/>
-        <w:widowControl/>
-        <w:numPr>
-          <w:ilvl w:val="0"/>
-          <w:numId w:val="3"/>
-        </w:numPr>
-        <w:suppressLineNumbers w:val="0"/>
-        <w:pBdr>
-          <w:top w:val="none" w:color="auto" w:sz="0" w:space="0"/>
-          <w:left w:val="none" w:color="auto" w:sz="0" w:space="0"/>
-          <w:bottom w:val="none" w:color="auto" w:sz="0" w:space="0"/>
-          <w:right w:val="none" w:color="auto" w:sz="0" w:space="0"/>
-        </w:pBdr>
-        <w:spacing w:before="0" w:beforeAutospacing="0" w:after="48" w:afterAutospacing="0" w:line="264" w:lineRule="atLeast"/>
-        <w:ind w:right="0" w:rightChars="0"/>
-        <w:textAlignment w:val="baseline"/>
-        <w:rPr>
-          <w:rFonts w:hint="default" w:ascii="微软雅黑" w:hAnsi="微软雅黑" w:eastAsia="微软雅黑" w:cs="微软雅黑"/>
-          <w:i w:val="0"/>
-          <w:iCs w:val="0"/>
-          <w:caps w:val="0"/>
-          <w:spacing w:val="0"/>
-          <w:sz w:val="19"/>
-          <w:szCs w:val="19"/>
-          <w:vertAlign w:val="baseline"/>
-          <w:lang w:val="en-US" w:eastAsia="zh-CN"/>
-        </w:rPr>
-      </w:pPr>
-      <w:r>
-        <w:rPr>
-          <w:rFonts w:hint="eastAsia" w:ascii="微软雅黑" w:hAnsi="微软雅黑" w:eastAsia="微软雅黑" w:cs="微软雅黑"/>
-          <w:i w:val="0"/>
-          <w:iCs w:val="0"/>
-          <w:caps w:val="0"/>
-          <w:spacing w:val="0"/>
-          <w:sz w:val="19"/>
-          <w:szCs w:val="19"/>
-          <w:vertAlign w:val="baseline"/>
-          <w:lang w:val="en-US" w:eastAsia="zh-CN"/>
-        </w:rPr>
-        <w:t>玩家反馈前面流程有点长。个人感觉改成自动锁定可能会好点。让玩家空出手来，做些其他有收益的事情。</w:t>
-      </w:r>
-    </w:p>
-    <w:p>
-      <w:pPr>
-        <w:keepNext w:val="0"/>
-        <w:keepLines w:val="0"/>
-        <w:widowControl/>
-        <w:numPr>
-          <w:ilvl w:val="0"/>
-          <w:numId w:val="3"/>
-        </w:numPr>
-        <w:suppressLineNumbers w:val="0"/>
-        <w:pBdr>
-          <w:top w:val="none" w:color="auto" w:sz="0" w:space="0"/>
-          <w:left w:val="none" w:color="auto" w:sz="0" w:space="0"/>
-          <w:bottom w:val="none" w:color="auto" w:sz="0" w:space="0"/>
-          <w:right w:val="none" w:color="auto" w:sz="0" w:space="0"/>
-        </w:pBdr>
-        <w:spacing w:before="0" w:beforeAutospacing="0" w:after="48" w:afterAutospacing="0" w:line="264" w:lineRule="atLeast"/>
-        <w:ind w:right="0" w:rightChars="0"/>
-        <w:textAlignment w:val="baseline"/>
-        <w:rPr>
-          <w:rFonts w:hint="default" w:ascii="微软雅黑" w:hAnsi="微软雅黑" w:eastAsia="微软雅黑" w:cs="微软雅黑"/>
-          <w:i w:val="0"/>
-          <w:iCs w:val="0"/>
-          <w:caps w:val="0"/>
-          <w:spacing w:val="0"/>
-          <w:sz w:val="19"/>
-          <w:szCs w:val="19"/>
-          <w:vertAlign w:val="baseline"/>
-          <w:lang w:val="en-US" w:eastAsia="zh-CN"/>
-        </w:rPr>
-      </w:pPr>
-      <w:r>
-        <w:rPr>
-          <w:rFonts w:hint="eastAsia" w:ascii="微软雅黑" w:hAnsi="微软雅黑" w:eastAsia="微软雅黑" w:cs="微软雅黑"/>
-          <w:i w:val="0"/>
-          <w:iCs w:val="0"/>
-          <w:caps w:val="0"/>
-          <w:spacing w:val="0"/>
-          <w:sz w:val="19"/>
-          <w:szCs w:val="19"/>
-          <w:vertAlign w:val="baseline"/>
-          <w:lang w:val="en-US" w:eastAsia="zh-CN"/>
-        </w:rPr>
-        <w:t>玩家反馈：玩下来就是感觉被怪物恶心，自己技能构筑又没有质变。让激光长度变长一些。加入自动索敌，大招换成其它技能，可以一键清屏。然后自动索敌可以设计成付费点。</w:t>
+        <w:t>第三章的怪物数量不足，不够割草的爽感</w:t>
       </w:r>
       <w:bookmarkStart w:id="0" w:name="_GoBack"/>
       <w:bookmarkEnd w:id="0"/>
-    </w:p>
-    <w:p>
-      <w:pPr>
-        <w:keepNext w:val="0"/>
-        <w:keepLines w:val="0"/>
-        <w:widowControl/>
-        <w:numPr>
-          <w:ilvl w:val="0"/>
-          <w:numId w:val="0"/>
-        </w:numPr>
-        <w:suppressLineNumbers w:val="0"/>
-        <w:pBdr>
-          <w:top w:val="none" w:color="auto" w:sz="0" w:space="0"/>
-          <w:left w:val="none" w:color="auto" w:sz="0" w:space="0"/>
-          <w:bottom w:val="none" w:color="auto" w:sz="0" w:space="0"/>
-          <w:right w:val="none" w:color="auto" w:sz="0" w:space="0"/>
-        </w:pBdr>
-        <w:spacing w:before="0" w:beforeAutospacing="0" w:after="48" w:afterAutospacing="0" w:line="264" w:lineRule="atLeast"/>
-        <w:ind w:right="0" w:rightChars="0"/>
-        <w:textAlignment w:val="baseline"/>
-        <w:rPr>
-          <w:rFonts w:hint="eastAsia" w:ascii="微软雅黑" w:hAnsi="微软雅黑" w:eastAsia="微软雅黑" w:cs="微软雅黑"/>
-          <w:i w:val="0"/>
-          <w:iCs w:val="0"/>
-          <w:caps w:val="0"/>
-          <w:spacing w:val="0"/>
-          <w:sz w:val="19"/>
-          <w:szCs w:val="19"/>
-          <w:vertAlign w:val="baseline"/>
-          <w:lang w:val="en-US" w:eastAsia="zh-CN"/>
-        </w:rPr>
-      </w:pPr>
-      <w:r>
-        <w:rPr>
-          <w:rFonts w:hint="eastAsia" w:ascii="微软雅黑" w:hAnsi="微软雅黑" w:eastAsia="微软雅黑" w:cs="微软雅黑"/>
-          <w:i w:val="0"/>
-          <w:iCs w:val="0"/>
-          <w:caps w:val="0"/>
-          <w:spacing w:val="0"/>
-          <w:sz w:val="19"/>
-          <w:szCs w:val="19"/>
-          <w:vertAlign w:val="baseline"/>
-          <w:lang w:val="en-US" w:eastAsia="zh-CN"/>
-        </w:rPr>
-        <w:br w:type="page"/>
-      </w:r>
     </w:p>
     <w:p>
       <w:pPr>
@@ -21034,9 +21198,9 @@
     </w:lvl>
   </w:abstractNum>
   <w:abstractNum w:abstractNumId="2">
-    <w:nsid w:val="F1EA44BE"/>
+    <w:nsid w:val="0BB5C24C"/>
     <w:multiLevelType w:val="singleLevel"/>
-    <w:tmpl w:val="F1EA44BE"/>
+    <w:tmpl w:val="0BB5C24C"/>
     <w:lvl w:ilvl="0" w:tentative="0">
       <w:start w:val="1"/>
       <w:numFmt w:val="decimal"/>
